--- a/zht/docx/108.content.docx
+++ b/zht/docx/108.content.docx
@@ -149,27 +149,7 @@
         <w:rPr>
           <w:lang w:val="zh_TW" w:bidi="zh_TW"/>
         </w:rPr>
-        <w:t>ta</w:t>
-      </w:r>
-      <w:r>
-        <w:rPr>
-          <w:lang w:val="zh_TW" w:bidi="zh_TW"/>
-        </w:rPr>
-      </w:r>
-    </w:p>
-    <w:p>
-      <w:pPr/>
-      <w:r>
-        <w:rPr>
-          <w:lang w:val="zh_TW" w:bidi="zh_TW"/>
-        </w:rPr>
-      </w:r>
-      <w:r>
-        <w:rPr>
-          <w:i/>
-          <w:lang w:val="zh_TW" w:bidi="zh_TW"/>
-        </w:rPr>
-        <w:t>他泊山, 塔木德</w:t>
+        <w:t>rao</w:t>
       </w:r>
       <w:r>
         <w:rPr>
@@ -232,7 +212,7 @@
         <w:rPr>
           <w:lang w:val="zh_TW" w:bidi="zh_TW"/>
         </w:rPr>
-        <w:t>他泊山</w:t>
+        <w:t>饒恕</w:t>
       </w:r>
       <w:r>
         <w:rPr>
@@ -251,7 +231,43 @@
         <w:rPr>
           <w:lang w:val="zh_TW" w:bidi="zh_TW"/>
         </w:rPr>
-        <w:t>下加利利地區一座重要山崗，位於耶斯列谷的東北區域。他泊山位於拿撒勒以東約六英里（9.7公里），從周圍的平地突然升起。雖然他泊山在該地區不是最高的山，海拔只有587.9米（1,929英尺），但他泊山是一個重要的地標。</w:t>
+        <w:t>饒恕，涉及修復破裂的關係；不再對錯誤和冒犯感到怨恨。饒恕主要是神的行為，祂赦免罪人免受審判，並使他們免於因犯罪而受到神的懲罰。由於只有神是聖潔的，只有神能夠赦免罪（</w:t>
+      </w:r>
+      <w:hyperlink r:id="rId13">
+        <w:r>
+          <w:rPr>
+            <w:lang w:val="zh_TW" w:bidi="zh_TW"/>
+          </w:rPr>
+          <w:rPr>
+            <w:color w:val="0000EE"/>
+            <w:u w:val="single"/>
+          </w:rPr>
+          <w:t>可2:7</w:t>
+        </w:r>
+      </w:hyperlink>
+      <w:r>
+        <w:rPr>
+          <w:lang w:val="zh_TW" w:bidi="zh_TW"/>
+        </w:rPr>
+        <w:t>；</w:t>
+      </w:r>
+      <w:hyperlink r:id="rId14">
+        <w:r>
+          <w:rPr>
+            <w:lang w:val="zh_TW" w:bidi="zh_TW"/>
+          </w:rPr>
+          <w:rPr>
+            <w:color w:val="0000EE"/>
+            <w:u w:val="single"/>
+          </w:rPr>
+          <w:t>路5:21</w:t>
+        </w:r>
+      </w:hyperlink>
+      <w:r>
+        <w:rPr>
+          <w:lang w:val="zh_TW" w:bidi="zh_TW"/>
+        </w:rPr>
+        <w:t>）。饒恕也是一種人類行為，延伸到對鄰舍的饒恕——這是人們意識到並接受神饒恕的表現。因此，饒恕是基督教獨有的教義。</w:t>
       </w:r>
     </w:p>
     <w:p>
@@ -265,61 +281,7 @@
         <w:rPr>
           <w:lang w:val="zh_TW" w:bidi="zh_TW"/>
         </w:rPr>
-        <w:t>他泊山界定了以薩迦支派（Issachar）西部的邊界（</w:t>
-      </w:r>
-      <w:hyperlink r:id="rId13">
-        <w:r>
-          <w:rPr>
-            <w:lang w:val="zh_TW" w:bidi="zh_TW"/>
-          </w:rPr>
-          <w:rPr>
-            <w:color w:val="0000EE"/>
-            <w:u w:val="single"/>
-          </w:rPr>
-          <w:t>約書亞記19:22</w:t>
-        </w:r>
-      </w:hyperlink>
-      <w:r>
-        <w:rPr>
-          <w:lang w:val="zh_TW" w:bidi="zh_TW"/>
-        </w:rPr>
-        <w:t>）。它是跨地區的海岸公路——馬里斯大道（Via Maris）上有用的導航工具。這條公路經過加利利的米吉多，通往夏瑣。他泊山有時與遠在北方的黑門山相比（</w:t>
-      </w:r>
-      <w:hyperlink r:id="rId14">
-        <w:r>
-          <w:rPr>
-            <w:lang w:val="zh_TW" w:bidi="zh_TW"/>
-          </w:rPr>
-          <w:rPr>
-            <w:color w:val="0000EE"/>
-            <w:u w:val="single"/>
-          </w:rPr>
-          <w:t>詩篇89:12</w:t>
-        </w:r>
-      </w:hyperlink>
-      <w:r>
-        <w:rPr>
-          <w:lang w:val="zh_TW" w:bidi="zh_TW"/>
-        </w:rPr>
-        <w:t>；比較</w:t>
-      </w:r>
-      <w:hyperlink r:id="rId15">
-        <w:r>
-          <w:rPr>
-            <w:lang w:val="zh_TW" w:bidi="zh_TW"/>
-          </w:rPr>
-          <w:rPr>
-            <w:color w:val="0000EE"/>
-            <w:u w:val="single"/>
-          </w:rPr>
-          <w:t>耶利米書46:18</w:t>
-        </w:r>
-      </w:hyperlink>
-      <w:r>
-        <w:rPr>
-          <w:lang w:val="zh_TW" w:bidi="zh_TW"/>
-        </w:rPr>
-        <w:t>）。</w:t>
+        <w:t>在其他宗教中，饒恕並不具有同樣的力量。在萬物有靈論（animism）中，人與神之間沒有個人的關係意識。在印度教中，每個人都必須承擔業力（Karma）的必然後果，並在輪迴中不斷償還。佛教同樣沒有一位饒恕的神。伊斯蘭教中雖然有饒恕的觀念，但沒有與個人有關係的神或父神。即使在猶太教中，饒恕的經歷也是有限的，然而新約中對饒恕的發展，為舊約的教導增添了更深的層次。</w:t>
       </w:r>
     </w:p>
     <w:p>
@@ -330,7 +292,7 @@
         <w:rPr>
           <w:lang w:val="zh_TW" w:bidi="zh_TW"/>
         </w:rPr>
-        <w:t>在他泊山發生了哪些重要事件？</w:t>
+        <w:t>舊約中關於饒恕的表達</w:t>
       </w:r>
     </w:p>
     <w:p>
@@ -344,9 +306,22 @@
         <w:rPr>
           <w:lang w:val="zh_TW" w:bidi="zh_TW"/>
         </w:rPr>
-        <w:t>在舊約聖經中，在士師記中，當底波拉和巴拉與迦南人的軍隊作戰時，提到了他泊山。來自夏瑣的迦南軍隊指揮官西西拉率領軍隊（</w:t>
-      </w:r>
-      <w:hyperlink r:id="rId16">
+        <w:t>關於饒恕的概念是以各種不同的隱喻來表達的。命令是nasa</w:t>
+      </w:r>
+      <w:r>
+        <w:rPr>
+          <w:i/>
+          <w:lang w:val="zh_TW" w:bidi="zh_TW"/>
+        </w:rPr>
+        <w:t>，</w:t>
+      </w:r>
+      <w:r>
+        <w:rPr>
+          <w:lang w:val="zh_TW" w:bidi="zh_TW"/>
+        </w:rPr>
+        <w:t>意為「送走」，就像替罪羊被送到曠野去承擔以色列人的罪一樣。它也被解釋為「憐憫」（</w:t>
+      </w:r>
+      <w:hyperlink r:id="rId15">
         <w:r>
           <w:rPr>
             <w:lang w:val="zh_TW" w:bidi="zh_TW"/>
@@ -355,16 +330,16 @@
             <w:color w:val="0000EE"/>
             <w:u w:val="single"/>
           </w:rPr>
-          <w:t>士師記4:1–24</w:t>
+          <w:t>利4:20</w:t>
         </w:r>
       </w:hyperlink>
       <w:r>
         <w:rPr>
           <w:lang w:val="zh_TW" w:bidi="zh_TW"/>
         </w:rPr>
-        <w:t>）。巴拉的部隊來自附近的拿弗他利和西布倫支派，會合於他泊山。在底波拉的命令下，以色列人對西西拉發動了一場成功的戰役。基甸最終在他泊山面對殺害他兄弟的米甸王西巴和撒慕拿（</w:t>
-      </w:r>
-      <w:hyperlink r:id="rId17">
+        <w:t>；</w:t>
+      </w:r>
+      <w:hyperlink r:id="rId16">
         <w:r>
           <w:rPr>
             <w:lang w:val="zh_TW" w:bidi="zh_TW"/>
@@ -373,7 +348,266 @@
             <w:color w:val="0000EE"/>
             <w:u w:val="single"/>
           </w:rPr>
-          <w:t>士師記8:18</w:t>
+          <w:t>王上8:30、34</w:t>
+        </w:r>
+      </w:hyperlink>
+      <w:r>
+        <w:rPr>
+          <w:lang w:val="zh_TW" w:bidi="zh_TW"/>
+        </w:rPr>
+        <w:t>；</w:t>
+      </w:r>
+      <w:hyperlink r:id="rId17">
+        <w:r>
+          <w:rPr>
+            <w:lang w:val="zh_TW" w:bidi="zh_TW"/>
+          </w:rPr>
+          <w:rPr>
+            <w:color w:val="0000EE"/>
+            <w:u w:val="single"/>
+          </w:rPr>
+          <w:t>詩86:5，</w:t>
+        </w:r>
+      </w:hyperlink>
+      <w:hyperlink r:id="rId18">
+        <w:r>
+          <w:rPr>
+            <w:lang w:val="zh_TW" w:bidi="zh_TW"/>
+          </w:rPr>
+          <w:rPr>
+            <w:color w:val="0000EE"/>
+            <w:u w:val="single"/>
+          </w:rPr>
+          <w:t>103:3</w:t>
+        </w:r>
+      </w:hyperlink>
+      <w:r>
+        <w:rPr>
+          <w:lang w:val="zh_TW" w:bidi="zh_TW"/>
+        </w:rPr>
+        <w:t>）。希伯來文kapar通常用於贖罪，意思是「遮蓋」，就像獻祭是為了遮蓋敬拜者的不足（</w:t>
+      </w:r>
+      <w:hyperlink r:id="rId19">
+        <w:r>
+          <w:rPr>
+            <w:lang w:val="zh_TW" w:bidi="zh_TW"/>
+          </w:rPr>
+          <w:rPr>
+            <w:color w:val="0000EE"/>
+            <w:u w:val="single"/>
+          </w:rPr>
+          <w:t>出29:36</w:t>
+        </w:r>
+      </w:hyperlink>
+      <w:r>
+        <w:rPr>
+          <w:lang w:val="zh_TW" w:bidi="zh_TW"/>
+        </w:rPr>
+        <w:t>；</w:t>
+      </w:r>
+      <w:hyperlink r:id="rId20">
+        <w:r>
+          <w:rPr>
+            <w:lang w:val="zh_TW" w:bidi="zh_TW"/>
+          </w:rPr>
+          <w:rPr>
+            <w:color w:val="0000EE"/>
+            <w:u w:val="single"/>
+          </w:rPr>
+          <w:t>申21:8</w:t>
+        </w:r>
+      </w:hyperlink>
+      <w:r>
+        <w:rPr>
+          <w:lang w:val="zh_TW" w:bidi="zh_TW"/>
+        </w:rPr>
+        <w:t>；</w:t>
+      </w:r>
+      <w:hyperlink r:id="rId21">
+        <w:r>
+          <w:rPr>
+            <w:lang w:val="zh_TW" w:bidi="zh_TW"/>
+          </w:rPr>
+          <w:rPr>
+            <w:color w:val="0000EE"/>
+            <w:u w:val="single"/>
+          </w:rPr>
+          <w:t>耶18:23</w:t>
+        </w:r>
+      </w:hyperlink>
+      <w:r>
+        <w:rPr>
+          <w:lang w:val="zh_TW" w:bidi="zh_TW"/>
+        </w:rPr>
+        <w:t>；</w:t>
+      </w:r>
+      <w:hyperlink r:id="rId22">
+        <w:r>
+          <w:rPr>
+            <w:lang w:val="zh_TW" w:bidi="zh_TW"/>
+          </w:rPr>
+          <w:rPr>
+            <w:color w:val="0000EE"/>
+            <w:u w:val="single"/>
+          </w:rPr>
+          <w:t>結43:20</w:t>
+        </w:r>
+      </w:hyperlink>
+      <w:r>
+        <w:rPr>
+          <w:lang w:val="zh_TW" w:bidi="zh_TW"/>
+        </w:rPr>
+        <w:t>，</w:t>
+      </w:r>
+      <w:hyperlink r:id="rId23">
+        <w:r>
+          <w:rPr>
+            <w:lang w:val="zh_TW" w:bidi="zh_TW"/>
+          </w:rPr>
+          <w:rPr>
+            <w:color w:val="0000EE"/>
+            <w:u w:val="single"/>
+          </w:rPr>
+          <w:t>45:20</w:t>
+        </w:r>
+      </w:hyperlink>
+      <w:r>
+        <w:rPr>
+          <w:lang w:val="zh_TW" w:bidi="zh_TW"/>
+        </w:rPr>
+        <w:t>）。salah的同源詞總是指神的饒恕行為（</w:t>
+      </w:r>
+      <w:hyperlink r:id="rId24">
+        <w:r>
+          <w:rPr>
+            <w:lang w:val="zh_TW" w:bidi="zh_TW"/>
+          </w:rPr>
+          <w:rPr>
+            <w:color w:val="0000EE"/>
+            <w:u w:val="single"/>
+          </w:rPr>
+          <w:t>民30:5、8、12</w:t>
+        </w:r>
+      </w:hyperlink>
+      <w:r>
+        <w:rPr>
+          <w:lang w:val="zh_TW" w:bidi="zh_TW"/>
+        </w:rPr>
+        <w:t>；</w:t>
+      </w:r>
+      <w:hyperlink r:id="rId17">
+        <w:r>
+          <w:rPr>
+            <w:lang w:val="zh_TW" w:bidi="zh_TW"/>
+          </w:rPr>
+          <w:rPr>
+            <w:color w:val="0000EE"/>
+            <w:u w:val="single"/>
+          </w:rPr>
+          <w:t>詩86:5</w:t>
+        </w:r>
+      </w:hyperlink>
+      <w:r>
+        <w:rPr>
+          <w:lang w:val="zh_TW" w:bidi="zh_TW"/>
+        </w:rPr>
+        <w:t>，</w:t>
+      </w:r>
+      <w:hyperlink r:id="rId25">
+        <w:r>
+          <w:rPr>
+            <w:lang w:val="zh_TW" w:bidi="zh_TW"/>
+          </w:rPr>
+          <w:rPr>
+            <w:color w:val="0000EE"/>
+            <w:u w:val="single"/>
+          </w:rPr>
+          <w:t>130:4</w:t>
+        </w:r>
+      </w:hyperlink>
+      <w:r>
+        <w:rPr>
+          <w:lang w:val="zh_TW" w:bidi="zh_TW"/>
+        </w:rPr>
+        <w:t>；</w:t>
+      </w:r>
+      <w:hyperlink r:id="rId26">
+        <w:r>
+          <w:rPr>
+            <w:lang w:val="zh_TW" w:bidi="zh_TW"/>
+          </w:rPr>
+          <w:rPr>
+            <w:color w:val="0000EE"/>
+            <w:u w:val="single"/>
+          </w:rPr>
+          <w:t>但9:9</w:t>
+        </w:r>
+      </w:hyperlink>
+      <w:r>
+        <w:rPr>
+          <w:lang w:val="zh_TW" w:bidi="zh_TW"/>
+        </w:rPr>
+        <w:t>）。神會放過罪，將其除去。另一個表達是maha</w:t>
+      </w:r>
+      <w:r>
+        <w:rPr>
+          <w:i/>
+          <w:lang w:val="zh_TW" w:bidi="zh_TW"/>
+        </w:rPr>
+        <w:t>，</w:t>
+      </w:r>
+      <w:r>
+        <w:rPr>
+          <w:lang w:val="zh_TW" w:bidi="zh_TW"/>
+        </w:rPr>
+        <w:t>意為「塗抹（wipe away）」（</w:t>
+      </w:r>
+      <w:hyperlink r:id="rId27">
+        <w:r>
+          <w:rPr>
+            <w:lang w:val="zh_TW" w:bidi="zh_TW"/>
+          </w:rPr>
+          <w:rPr>
+            <w:color w:val="0000EE"/>
+            <w:u w:val="single"/>
+          </w:rPr>
+          <w:t>詩51:1、7</w:t>
+        </w:r>
+      </w:hyperlink>
+      <w:r>
+        <w:rPr>
+          <w:lang w:val="zh_TW" w:bidi="zh_TW"/>
+        </w:rPr>
+        <w:t>；</w:t>
+      </w:r>
+      <w:hyperlink r:id="rId28">
+        <w:r>
+          <w:rPr>
+            <w:lang w:val="zh_TW" w:bidi="zh_TW"/>
+          </w:rPr>
+          <w:rPr>
+            <w:color w:val="0000EE"/>
+            <w:u w:val="single"/>
+          </w:rPr>
+          <w:t>賽43:25</w:t>
+        </w:r>
+      </w:hyperlink>
+      <w:r>
+        <w:rPr>
+          <w:lang w:val="zh_TW" w:bidi="zh_TW"/>
+        </w:rPr>
+        <w:t>，</w:t>
+      </w:r>
+      <w:hyperlink r:id="rId29">
+        <w:r>
+          <w:rPr>
+            <w:lang w:val="zh_TW" w:bidi="zh_TW"/>
+          </w:rPr>
+          <w:rPr>
+            <w:color w:val="0000EE"/>
+            <w:u w:val="single"/>
+          </w:rPr>
+          <w:t>44:22</w:t>
         </w:r>
       </w:hyperlink>
       <w:r>
@@ -394,9 +628,9 @@
         <w:rPr>
           <w:lang w:val="zh_TW" w:bidi="zh_TW"/>
         </w:rPr>
-        <w:t>他泊山的山頂面積為1.3平方公里（半平方英里）。它地理位置優越，易於設防。在舊約的王國時期，那裡可能有敬拜的神龕（見</w:t>
-      </w:r>
-      <w:hyperlink r:id="rId18">
+        <w:t>舊約教導我們，神是寬恕的神（</w:t>
+      </w:r>
+      <w:hyperlink r:id="rId30">
         <w:r>
           <w:rPr>
             <w:lang w:val="zh_TW" w:bidi="zh_TW"/>
@@ -405,25 +639,194 @@
             <w:color w:val="0000EE"/>
             <w:u w:val="single"/>
           </w:rPr>
-          <w:t>何西阿書5:1</w:t>
+          <w:t>出34:6–7</w:t>
         </w:r>
       </w:hyperlink>
       <w:r>
         <w:rPr>
           <w:lang w:val="zh_TW" w:bidi="zh_TW"/>
         </w:rPr>
-        <w:t>），但到了希臘時代，則有軍事防禦。托勒密王朝加強了它的防禦，到安條克三世時期（公元前218年），他泊可能已成為耶斯列谷的行政中心。在羅馬時代，許多衝突發生在他泊山。在公元66年重要的猶太戰爭中，約瑟夫用一堵大牆加固了這座山，至今仍可見。</w:t>
-      </w:r>
-    </w:p>
-    <w:p>
-      <w:pPr>
-        <w:pStyle w:val="Heading4"/>
-      </w:pPr>
-      <w:r>
-        <w:rPr>
-          <w:lang w:val="zh_TW" w:bidi="zh_TW"/>
-        </w:rPr>
-        <w:t>耶穌的變相是否發生在他泊山？</w:t>
+        <w:t>；</w:t>
+      </w:r>
+      <w:hyperlink r:id="rId31">
+        <w:r>
+          <w:rPr>
+            <w:lang w:val="zh_TW" w:bidi="zh_TW"/>
+          </w:rPr>
+          <w:rPr>
+            <w:color w:val="0000EE"/>
+            <w:u w:val="single"/>
+          </w:rPr>
+          <w:t>尼9:17</w:t>
+        </w:r>
+      </w:hyperlink>
+      <w:r>
+        <w:rPr>
+          <w:lang w:val="zh_TW" w:bidi="zh_TW"/>
+        </w:rPr>
+        <w:t>；</w:t>
+      </w:r>
+      <w:hyperlink r:id="rId26">
+        <w:r>
+          <w:rPr>
+            <w:lang w:val="zh_TW" w:bidi="zh_TW"/>
+          </w:rPr>
+          <w:rPr>
+            <w:color w:val="0000EE"/>
+            <w:u w:val="single"/>
+          </w:rPr>
+          <w:t>但9:9</w:t>
+        </w:r>
+      </w:hyperlink>
+      <w:r>
+        <w:rPr>
+          <w:lang w:val="zh_TW" w:bidi="zh_TW"/>
+        </w:rPr>
+        <w:t>），但祂也是公義的，並會懲罰罪惡。許多經文記載，當適當的條件未滿足，或犯下嚴重罪行時，神拒絕饒恕（</w:t>
+      </w:r>
+      <w:hyperlink r:id="rId32">
+        <w:r>
+          <w:rPr>
+            <w:lang w:val="zh_TW" w:bidi="zh_TW"/>
+          </w:rPr>
+          <w:rPr>
+            <w:color w:val="0000EE"/>
+            <w:u w:val="single"/>
+          </w:rPr>
+          <w:t>申29:20</w:t>
+        </w:r>
+      </w:hyperlink>
+      <w:r>
+        <w:rPr>
+          <w:lang w:val="zh_TW" w:bidi="zh_TW"/>
+        </w:rPr>
+        <w:t>；</w:t>
+      </w:r>
+      <w:hyperlink r:id="rId33">
+        <w:r>
+          <w:rPr>
+            <w:lang w:val="zh_TW" w:bidi="zh_TW"/>
+          </w:rPr>
+          <w:rPr>
+            <w:color w:val="0000EE"/>
+            <w:u w:val="single"/>
+          </w:rPr>
+          <w:t>王下24:4</w:t>
+        </w:r>
+      </w:hyperlink>
+      <w:r>
+        <w:rPr>
+          <w:lang w:val="zh_TW" w:bidi="zh_TW"/>
+        </w:rPr>
+        <w:t>；</w:t>
+      </w:r>
+      <w:hyperlink r:id="rId34">
+        <w:r>
+          <w:rPr>
+            <w:lang w:val="zh_TW" w:bidi="zh_TW"/>
+          </w:rPr>
+          <w:rPr>
+            <w:color w:val="0000EE"/>
+            <w:u w:val="single"/>
+          </w:rPr>
+          <w:t>耶5:7</w:t>
+        </w:r>
+      </w:hyperlink>
+      <w:r>
+        <w:rPr>
+          <w:lang w:val="zh_TW" w:bidi="zh_TW"/>
+        </w:rPr>
+        <w:t>）。饒恕根植於神的品格，但祂的饒恕從不是無區別的，因為人們也必須悔改。舊約使用生動的比喻來表明神饒恕宏大的程度。罪被「投於深海」（</w:t>
+      </w:r>
+      <w:hyperlink r:id="rId35">
+        <w:r>
+          <w:rPr>
+            <w:lang w:val="zh_TW" w:bidi="zh_TW"/>
+          </w:rPr>
+          <w:rPr>
+            <w:color w:val="0000EE"/>
+            <w:u w:val="single"/>
+          </w:rPr>
+          <w:t>彌7:19</w:t>
+        </w:r>
+      </w:hyperlink>
+      <w:r>
+        <w:rPr>
+          <w:lang w:val="zh_TW" w:bidi="zh_TW"/>
+        </w:rPr>
+        <w:t>），罪被移除就像「東離西有多遠」（</w:t>
+      </w:r>
+      <w:hyperlink r:id="rId36">
+        <w:r>
+          <w:rPr>
+            <w:lang w:val="zh_TW" w:bidi="zh_TW"/>
+          </w:rPr>
+          <w:rPr>
+            <w:color w:val="0000EE"/>
+            <w:u w:val="single"/>
+          </w:rPr>
+          <w:t>詩103:12</w:t>
+        </w:r>
+      </w:hyperlink>
+      <w:r>
+        <w:rPr>
+          <w:lang w:val="zh_TW" w:bidi="zh_TW"/>
+        </w:rPr>
+        <w:t>），扔在神的背後（</w:t>
+      </w:r>
+      <w:hyperlink r:id="rId37">
+        <w:r>
+          <w:rPr>
+            <w:lang w:val="zh_TW" w:bidi="zh_TW"/>
+          </w:rPr>
+          <w:rPr>
+            <w:color w:val="0000EE"/>
+            <w:u w:val="single"/>
+          </w:rPr>
+          <w:t>賽38:17</w:t>
+        </w:r>
+      </w:hyperlink>
+      <w:r>
+        <w:rPr>
+          <w:lang w:val="zh_TW" w:bidi="zh_TW"/>
+        </w:rPr>
+        <w:t>），「不再記念」（</w:t>
+      </w:r>
+      <w:hyperlink r:id="rId38">
+        <w:r>
+          <w:rPr>
+            <w:lang w:val="zh_TW" w:bidi="zh_TW"/>
+          </w:rPr>
+          <w:rPr>
+            <w:color w:val="0000EE"/>
+            <w:u w:val="single"/>
+          </w:rPr>
+          <w:t>耶31:34</w:t>
+        </w:r>
+      </w:hyperlink>
+      <w:r>
+        <w:rPr>
+          <w:lang w:val="zh_TW" w:bidi="zh_TW"/>
+        </w:rPr>
+        <w:t>）。罪的污點和污垢被漂白成白色（</w:t>
+      </w:r>
+      <w:hyperlink r:id="rId39">
+        <w:r>
+          <w:rPr>
+            <w:lang w:val="zh_TW" w:bidi="zh_TW"/>
+          </w:rPr>
+          <w:rPr>
+            <w:color w:val="0000EE"/>
+            <w:u w:val="single"/>
+          </w:rPr>
+          <w:t>賽1:18</w:t>
+        </w:r>
+      </w:hyperlink>
+      <w:r>
+        <w:rPr>
+          <w:lang w:val="zh_TW" w:bidi="zh_TW"/>
+        </w:rPr>
+        <w:t>）。像重擔一樣壓迫著人的罪，被永遠解除和赦免。</w:t>
       </w:r>
     </w:p>
     <w:p>
@@ -437,35 +840,18 @@
         <w:rPr>
           <w:lang w:val="zh_TW" w:bidi="zh_TW"/>
         </w:rPr>
-        <w:t>自四世紀以來，人們相信他泊山是變相的神跡發生之處——當耶穌的形象突然改變並發光，充滿天上的光（</w:t>
-      </w:r>
-      <w:hyperlink r:id="rId19">
-        <w:r>
-          <w:rPr>
-            <w:lang w:val="zh_TW" w:bidi="zh_TW"/>
-          </w:rPr>
-          <w:rPr>
-            <w:color w:val="0000EE"/>
-            <w:u w:val="single"/>
-          </w:rPr>
-          <w:t>馬可福音9:2–13</w:t>
-        </w:r>
-      </w:hyperlink>
-      <w:r>
-        <w:rPr>
-          <w:lang w:val="zh_TW" w:bidi="zh_TW"/>
-        </w:rPr>
-        <w:t>）。這一點尚不確定，因為新約聖經並未提及他泊山的名字。康士坦丁大帝的母親海倫娜宣稱以色列和巴勒斯坦的許多地方為歷史遺址。她確信變相事件發生在他泊山，並於公元326年在該地建造了一座教堂。山上建立了祭壇、修道院和教堂，直到12世紀末亞阿拉伯征服者薩拉丁將其摧毀。今天，在山上可以看到一座19世紀的希臘東正教修道院和拉丁教堂。</w:t>
-      </w:r>
-      <w:r>
-        <w:rPr>
-          <w:lang w:val="zh_TW" w:bidi="zh_TW"/>
-        </w:rPr>
-      </w:r>
-      <w:r>
-        <w:rPr>
-          <w:lang w:val="zh_TW" w:bidi="zh_TW"/>
-        </w:rPr>
+        <w:t>舊約中饒恕的動力，在於使人從過去中釋放出來。過去的行為和罪行並未被否認，但再也不會成為束縛。饒恕帶來自由。</w:t>
+      </w:r>
+    </w:p>
+    <w:p>
+      <w:pPr>
+        <w:pStyle w:val="Heading3"/>
+      </w:pPr>
+      <w:r>
+        <w:rPr>
+          <w:lang w:val="zh_TW" w:bidi="zh_TW"/>
+        </w:rPr>
+        <w:t>新約中的饒恕</w:t>
       </w:r>
     </w:p>
     <w:p>
@@ -475,21 +861,209 @@
           <w:lang w:val="zh_TW" w:bidi="zh_TW"/>
         </w:rPr>
       </w:r>
-    </w:p>
-    <w:p>
-      <w:pPr>
-        <w:pStyle w:val="Heading2"/>
-      </w:pPr>
-      <w:r>
-        <w:rPr>
-          <w:lang w:val="zh_TW" w:bidi="zh_TW"/>
-        </w:rPr>
-        <w:t>塔木德</w:t>
-      </w:r>
-      <w:r>
-        <w:rPr>
-          <w:lang w:val="zh_TW" w:bidi="zh_TW"/>
-        </w:rPr>
+      <w:r>
+        <w:rPr>
+          <w:lang w:val="zh_TW" w:bidi="zh_TW"/>
+        </w:rPr>
+        <w:t>在新約中，當基督為我們死時，神饒恕了我們的罪，這更加強化了神白白饒恕這一概念。每個人都是無力償還的欠債者（</w:t>
+      </w:r>
+      <w:hyperlink r:id="rId40">
+        <w:r>
+          <w:rPr>
+            <w:lang w:val="zh_TW" w:bidi="zh_TW"/>
+          </w:rPr>
+          <w:rPr>
+            <w:color w:val="0000EE"/>
+            <w:u w:val="single"/>
+          </w:rPr>
+          <w:t>太18:23–35</w:t>
+        </w:r>
+      </w:hyperlink>
+      <w:r>
+        <w:rPr>
+          <w:lang w:val="zh_TW" w:bidi="zh_TW"/>
+        </w:rPr>
+        <w:t>），沒有償還的希望。我們都是罪人，無法遵守律法或拯救自己（</w:t>
+      </w:r>
+      <w:hyperlink r:id="rId41">
+        <w:r>
+          <w:rPr>
+            <w:lang w:val="zh_TW" w:bidi="zh_TW"/>
+          </w:rPr>
+          <w:rPr>
+            <w:color w:val="0000EE"/>
+            <w:u w:val="single"/>
+          </w:rPr>
+          <w:t>可10:26–27</w:t>
+        </w:r>
+      </w:hyperlink>
+      <w:r>
+        <w:rPr>
+          <w:lang w:val="zh_TW" w:bidi="zh_TW"/>
+        </w:rPr>
+        <w:t>）。這突顯了新約的教導，即唯有在基督裡才有饒恕。只有祂有權赦免罪（</w:t>
+      </w:r>
+      <w:hyperlink r:id="rId42">
+        <w:r>
+          <w:rPr>
+            <w:lang w:val="zh_TW" w:bidi="zh_TW"/>
+          </w:rPr>
+          <w:rPr>
+            <w:color w:val="0000EE"/>
+            <w:u w:val="single"/>
+          </w:rPr>
+          <w:t>2:5–10</w:t>
+        </w:r>
+      </w:hyperlink>
+      <w:r>
+        <w:rPr>
+          <w:lang w:val="zh_TW" w:bidi="zh_TW"/>
+        </w:rPr>
+        <w:t>），是祂的死具有救贖的意義（</w:t>
+      </w:r>
+      <w:hyperlink r:id="rId43">
+        <w:r>
+          <w:rPr>
+            <w:lang w:val="zh_TW" w:bidi="zh_TW"/>
+          </w:rPr>
+          <w:rPr>
+            <w:color w:val="0000EE"/>
+            <w:u w:val="single"/>
+          </w:rPr>
+          <w:t>太26:28</w:t>
+        </w:r>
+      </w:hyperlink>
+      <w:r>
+        <w:rPr>
+          <w:lang w:val="zh_TW" w:bidi="zh_TW"/>
+        </w:rPr>
+        <w:t>；</w:t>
+      </w:r>
+      <w:hyperlink r:id="rId44">
+        <w:r>
+          <w:rPr>
+            <w:lang w:val="zh_TW" w:bidi="zh_TW"/>
+          </w:rPr>
+          <w:rPr>
+            <w:color w:val="0000EE"/>
+            <w:u w:val="single"/>
+          </w:rPr>
+          <w:t>可10:45</w:t>
+        </w:r>
+      </w:hyperlink>
+      <w:r>
+        <w:rPr>
+          <w:lang w:val="zh_TW" w:bidi="zh_TW"/>
+        </w:rPr>
+        <w:t>），祂的寶血是新約的基礎（</w:t>
+      </w:r>
+      <w:hyperlink r:id="rId45">
+        <w:r>
+          <w:rPr>
+            <w:lang w:val="zh_TW" w:bidi="zh_TW"/>
+          </w:rPr>
+          <w:rPr>
+            <w:color w:val="0000EE"/>
+            <w:u w:val="single"/>
+          </w:rPr>
+          <w:t>林前11:25</w:t>
+        </w:r>
+      </w:hyperlink>
+      <w:r>
+        <w:rPr>
+          <w:lang w:val="zh_TW" w:bidi="zh_TW"/>
+        </w:rPr>
+        <w:t>）。唯有藉著祂，才能進入真正的饒恕經歷（</w:t>
+      </w:r>
+      <w:hyperlink r:id="rId46">
+        <w:r>
+          <w:rPr>
+            <w:lang w:val="zh_TW" w:bidi="zh_TW"/>
+          </w:rPr>
+          <w:rPr>
+            <w:color w:val="0000EE"/>
+            <w:u w:val="single"/>
+          </w:rPr>
+          <w:t>來9:15、22</w:t>
+        </w:r>
+      </w:hyperlink>
+      <w:r>
+        <w:rPr>
+          <w:lang w:val="zh_TW" w:bidi="zh_TW"/>
+        </w:rPr>
+        <w:t>）。因此，饒恕與耶穌基督的宣告密不可分（</w:t>
+      </w:r>
+      <w:hyperlink r:id="rId47">
+        <w:r>
+          <w:rPr>
+            <w:lang w:val="zh_TW" w:bidi="zh_TW"/>
+          </w:rPr>
+          <w:rPr>
+            <w:color w:val="0000EE"/>
+            <w:u w:val="single"/>
+          </w:rPr>
+          <w:t>徒13:38</w:t>
+        </w:r>
+      </w:hyperlink>
+      <w:r>
+        <w:rPr>
+          <w:lang w:val="zh_TW" w:bidi="zh_TW"/>
+        </w:rPr>
+        <w:t>；</w:t>
+      </w:r>
+      <w:hyperlink r:id="rId48">
+        <w:r>
+          <w:rPr>
+            <w:lang w:val="zh_TW" w:bidi="zh_TW"/>
+          </w:rPr>
+          <w:rPr>
+            <w:color w:val="0000EE"/>
+            <w:u w:val="single"/>
+          </w:rPr>
+          <w:t>弗1:7</w:t>
+        </w:r>
+      </w:hyperlink>
+      <w:r>
+        <w:rPr>
+          <w:lang w:val="zh_TW" w:bidi="zh_TW"/>
+        </w:rPr>
+        <w:t>；</w:t>
+      </w:r>
+      <w:hyperlink r:id="rId49">
+        <w:r>
+          <w:rPr>
+            <w:lang w:val="zh_TW" w:bidi="zh_TW"/>
+          </w:rPr>
+          <w:rPr>
+            <w:color w:val="0000EE"/>
+            <w:u w:val="single"/>
+          </w:rPr>
+          <w:t>西1:14</w:t>
+        </w:r>
+      </w:hyperlink>
+      <w:r>
+        <w:rPr>
+          <w:lang w:val="zh_TW" w:bidi="zh_TW"/>
+        </w:rPr>
+        <w:t>；</w:t>
+      </w:r>
+      <w:hyperlink r:id="rId50">
+        <w:r>
+          <w:rPr>
+            <w:lang w:val="zh_TW" w:bidi="zh_TW"/>
+          </w:rPr>
+          <w:rPr>
+            <w:color w:val="0000EE"/>
+            <w:u w:val="single"/>
+          </w:rPr>
+          <w:t>約一2:12</w:t>
+        </w:r>
+      </w:hyperlink>
+      <w:r>
+        <w:rPr>
+          <w:lang w:val="zh_TW" w:bidi="zh_TW"/>
+        </w:rPr>
+        <w:t>）。</w:t>
       </w:r>
     </w:p>
     <w:p>
@@ -503,18 +1077,145 @@
         <w:rPr>
           <w:lang w:val="zh_TW" w:bidi="zh_TW"/>
         </w:rPr>
-        <w:t>「塔木德」一詞意為「學習」或「研讀」。塔木德是一部用希伯來文和亞蘭文寫成的文獻集。它包括對舊約聖經律法部分的解釋以及源自許多拉比來源的智慧言論。它涵蓋的時期始於以斯拉之後不久，約公元前400年，到約公元500年代。</w:t>
-      </w:r>
-    </w:p>
-    <w:p>
-      <w:pPr>
-        <w:pStyle w:val="Heading3"/>
-      </w:pPr>
-      <w:r>
-        <w:rPr>
-          <w:lang w:val="zh_TW" w:bidi="zh_TW"/>
-        </w:rPr>
-        <w:t>口傳律法的起源與發展</w:t>
+        <w:t>新約中還有其它獨特的饒恕概念。希臘文charizomai的意思是「赦免罪」，在保羅的著作中被獨特地發展為神的恩典赦免（</w:t>
+      </w:r>
+      <w:hyperlink r:id="rId51">
+        <w:r>
+          <w:rPr>
+            <w:lang w:val="zh_TW" w:bidi="zh_TW"/>
+          </w:rPr>
+          <w:rPr>
+            <w:color w:val="0000EE"/>
+            <w:u w:val="single"/>
+          </w:rPr>
+          <w:t>林後2:7</w:t>
+        </w:r>
+      </w:hyperlink>
+      <w:r>
+        <w:rPr>
+          <w:lang w:val="zh_TW" w:bidi="zh_TW"/>
+        </w:rPr>
+        <w:t>，</w:t>
+      </w:r>
+      <w:hyperlink r:id="rId52">
+        <w:r>
+          <w:rPr>
+            <w:lang w:val="zh_TW" w:bidi="zh_TW"/>
+          </w:rPr>
+          <w:rPr>
+            <w:color w:val="0000EE"/>
+            <w:u w:val="single"/>
+          </w:rPr>
+          <w:t>12:13</w:t>
+        </w:r>
+      </w:hyperlink>
+      <w:r>
+        <w:rPr>
+          <w:lang w:val="zh_TW" w:bidi="zh_TW"/>
+        </w:rPr>
+        <w:t>；</w:t>
+      </w:r>
+      <w:hyperlink r:id="rId53">
+        <w:r>
+          <w:rPr>
+            <w:lang w:val="zh_TW" w:bidi="zh_TW"/>
+          </w:rPr>
+          <w:rPr>
+            <w:color w:val="0000EE"/>
+            <w:u w:val="single"/>
+          </w:rPr>
+          <w:t>弗4:32；</w:t>
+        </w:r>
+      </w:hyperlink>
+      <w:hyperlink r:id="rId54">
+        <w:r>
+          <w:rPr>
+            <w:lang w:val="zh_TW" w:bidi="zh_TW"/>
+          </w:rPr>
+          <w:rPr>
+            <w:color w:val="0000EE"/>
+            <w:u w:val="single"/>
+          </w:rPr>
+          <w:t>西2:13</w:t>
+        </w:r>
+      </w:hyperlink>
+      <w:r>
+        <w:rPr>
+          <w:lang w:val="zh_TW" w:bidi="zh_TW"/>
+        </w:rPr>
+        <w:t>，</w:t>
+      </w:r>
+      <w:hyperlink r:id="rId55">
+        <w:r>
+          <w:rPr>
+            <w:lang w:val="zh_TW" w:bidi="zh_TW"/>
+          </w:rPr>
+          <w:rPr>
+            <w:color w:val="0000EE"/>
+            <w:u w:val="single"/>
+          </w:rPr>
+          <w:t>3:13</w:t>
+        </w:r>
+      </w:hyperlink>
+      <w:r>
+        <w:rPr>
+          <w:lang w:val="zh_TW" w:bidi="zh_TW"/>
+        </w:rPr>
+        <w:t>）。罪被視為一種債務，而aphesis表示債務的清償（「把它除掉〔putting it away〕」——見</w:t>
+      </w:r>
+      <w:hyperlink r:id="rId56">
+        <w:r>
+          <w:rPr>
+            <w:lang w:val="zh_TW" w:bidi="zh_TW"/>
+          </w:rPr>
+          <w:rPr>
+            <w:color w:val="0000EE"/>
+            <w:u w:val="single"/>
+          </w:rPr>
+          <w:t>路6:37</w:t>
+        </w:r>
+      </w:hyperlink>
+      <w:r>
+        <w:rPr>
+          <w:lang w:val="zh_TW" w:bidi="zh_TW"/>
+        </w:rPr>
+        <w:t>）。饒恕也被視為赦免，paresis（「略過（passing over）」）。神沒有按照罪應得的全部報應來審判（</w:t>
+      </w:r>
+      <w:hyperlink r:id="rId57">
+        <w:r>
+          <w:rPr>
+            <w:lang w:val="zh_TW" w:bidi="zh_TW"/>
+          </w:rPr>
+          <w:rPr>
+            <w:color w:val="0000EE"/>
+            <w:u w:val="single"/>
+          </w:rPr>
+          <w:t>徒14:16</w:t>
+        </w:r>
+      </w:hyperlink>
+      <w:r>
+        <w:rPr>
+          <w:lang w:val="zh_TW" w:bidi="zh_TW"/>
+        </w:rPr>
+        <w:t>，</w:t>
+      </w:r>
+      <w:hyperlink r:id="rId58">
+        <w:r>
+          <w:rPr>
+            <w:lang w:val="zh_TW" w:bidi="zh_TW"/>
+          </w:rPr>
+          <w:rPr>
+            <w:color w:val="0000EE"/>
+            <w:u w:val="single"/>
+          </w:rPr>
+          <w:t>17:30</w:t>
+        </w:r>
+      </w:hyperlink>
+      <w:r>
+        <w:rPr>
+          <w:lang w:val="zh_TW" w:bidi="zh_TW"/>
+        </w:rPr>
+        <w:t>），而是顯示了憐憫。</w:t>
       </w:r>
     </w:p>
     <w:p>
@@ -528,20 +1229,79 @@
         <w:rPr>
           <w:lang w:val="zh_TW" w:bidi="zh_TW"/>
         </w:rPr>
-        <w:t>傳統猶太人相信摩西除了書面律法外，還領受了一部口傳律法。這部口傳律法是歷世歷代流傳下來的。塔木德主張這部口傳律法有早期的起源，《先賢篇》（</w:t>
-      </w:r>
-      <w:r>
-        <w:rPr>
-          <w:i/>
-          <w:lang w:val="zh_TW" w:bidi="zh_TW"/>
-        </w:rPr>
-        <w:t>Pirke Aboth）一章</w:t>
-      </w:r>
-      <w:r>
-        <w:rPr>
-          <w:lang w:val="zh_TW" w:bidi="zh_TW"/>
-        </w:rPr>
-        <w:t>1節將其歸於摩西。然而，一些學者認為這部口傳律法是在以斯拉之後發展起來的。比如，生活在被擄時期前的先知，從未提到人們未能遵循口傳律法。然而，這些先知經常警告人們忽視摩西所賜的書面律法。這表明在巴比倫被擄之前，並不存在一套口傳傳統。</w:t>
+        <w:t>然而，新約提到兩個饒恕的限制。一個是不得赦免的罪（</w:t>
+      </w:r>
+      <w:hyperlink r:id="rId59">
+        <w:r>
+          <w:rPr>
+            <w:lang w:val="zh_TW" w:bidi="zh_TW"/>
+          </w:rPr>
+          <w:rPr>
+            <w:color w:val="0000EE"/>
+            <w:u w:val="single"/>
+          </w:rPr>
+          <w:t>太12:31–32</w:t>
+        </w:r>
+      </w:hyperlink>
+      <w:r>
+        <w:rPr>
+          <w:lang w:val="zh_TW" w:bidi="zh_TW"/>
+        </w:rPr>
+        <w:t>；</w:t>
+      </w:r>
+      <w:hyperlink r:id="rId60">
+        <w:r>
+          <w:rPr>
+            <w:lang w:val="zh_TW" w:bidi="zh_TW"/>
+          </w:rPr>
+          <w:rPr>
+            <w:color w:val="0000EE"/>
+            <w:u w:val="single"/>
+          </w:rPr>
+          <w:t>可3:28–30</w:t>
+        </w:r>
+      </w:hyperlink>
+      <w:r>
+        <w:rPr>
+          <w:lang w:val="zh_TW" w:bidi="zh_TW"/>
+        </w:rPr>
+        <w:t>；</w:t>
+      </w:r>
+      <w:hyperlink r:id="rId61">
+        <w:r>
+          <w:rPr>
+            <w:lang w:val="zh_TW" w:bidi="zh_TW"/>
+          </w:rPr>
+          <w:rPr>
+            <w:color w:val="0000EE"/>
+            <w:u w:val="single"/>
+          </w:rPr>
+          <w:t>路12:10</w:t>
+        </w:r>
+      </w:hyperlink>
+      <w:r>
+        <w:rPr>
+          <w:lang w:val="zh_TW" w:bidi="zh_TW"/>
+        </w:rPr>
+        <w:t>）。在這方面，基督提到那些像法利賽人一樣，在道德判斷上如此扭曲，以至於無法區分撒但的作行和基督的善行的人。另一種是「褻瀆聖靈的罪」，即「至於死的罪」（</w:t>
+      </w:r>
+      <w:hyperlink r:id="rId62">
+        <w:r>
+          <w:rPr>
+            <w:lang w:val="zh_TW" w:bidi="zh_TW"/>
+          </w:rPr>
+          <w:rPr>
+            <w:color w:val="0000EE"/>
+            <w:u w:val="single"/>
+          </w:rPr>
+          <w:t>約一5:16</w:t>
+        </w:r>
+      </w:hyperlink>
+      <w:r>
+        <w:rPr>
+          <w:lang w:val="zh_TW" w:bidi="zh_TW"/>
+        </w:rPr>
+        <w:t>）。這種罪並未具體定義，但其本質似乎是持續拒絕神的恩典。</w:t>
       </w:r>
     </w:p>
     <w:p>
@@ -555,9 +1315,9 @@
         <w:rPr>
           <w:lang w:val="zh_TW" w:bidi="zh_TW"/>
         </w:rPr>
-        <w:t>在以斯拉（「通達摩西律法書的文士」</w:t>
-      </w:r>
-      <w:hyperlink r:id="rId20">
+        <w:t>新約中的饒恕倫理強調，悔改是饒恕的條件（</w:t>
+      </w:r>
+      <w:hyperlink r:id="rId63">
         <w:r>
           <w:rPr>
             <w:lang w:val="zh_TW" w:bidi="zh_TW"/>
@@ -566,14 +1326,104 @@
             <w:color w:val="0000EE"/>
             <w:u w:val="single"/>
           </w:rPr>
-          <w:t>以斯拉記7:6</w:t>
+          <w:t>林後7:10</w:t>
         </w:r>
       </w:hyperlink>
       <w:r>
         <w:rPr>
           <w:lang w:val="zh_TW" w:bidi="zh_TW"/>
         </w:rPr>
-        <w:t>）之後，會堂和學校的教師教授舊約聖經，他們的教導被記憶下來。多年來，人們使用不同的方法來背誦和記憶不斷增多的教導和解釋。</w:t>
+        <w:t>），還包括需要饒恕他人（</w:t>
+      </w:r>
+      <w:hyperlink r:id="rId64">
+        <w:r>
+          <w:rPr>
+            <w:lang w:val="zh_TW" w:bidi="zh_TW"/>
+          </w:rPr>
+          <w:rPr>
+            <w:color w:val="0000EE"/>
+            <w:u w:val="single"/>
+          </w:rPr>
+          <w:t>太6:14–15</w:t>
+        </w:r>
+      </w:hyperlink>
+      <w:r>
+        <w:rPr>
+          <w:lang w:val="zh_TW" w:bidi="zh_TW"/>
+        </w:rPr>
+        <w:t>）。如果在接受饒恕的同時不饒恕他人，這顯然表明悔改並不徹底。主多次在比喻中強調，願意饒恕他人是真正悔改的標誌（</w:t>
+      </w:r>
+      <w:hyperlink r:id="rId40">
+        <w:r>
+          <w:rPr>
+            <w:lang w:val="zh_TW" w:bidi="zh_TW"/>
+          </w:rPr>
+          <w:rPr>
+            <w:color w:val="0000EE"/>
+            <w:u w:val="single"/>
+          </w:rPr>
+          <w:t>太18:23–35</w:t>
+        </w:r>
+      </w:hyperlink>
+      <w:r>
+        <w:rPr>
+          <w:lang w:val="zh_TW" w:bidi="zh_TW"/>
+        </w:rPr>
+        <w:t>；</w:t>
+      </w:r>
+      <w:hyperlink r:id="rId56">
+        <w:r>
+          <w:rPr>
+            <w:lang w:val="zh_TW" w:bidi="zh_TW"/>
+          </w:rPr>
+          <w:rPr>
+            <w:color w:val="0000EE"/>
+            <w:u w:val="single"/>
+          </w:rPr>
+          <w:t>路6:37</w:t>
+        </w:r>
+      </w:hyperlink>
+      <w:r>
+        <w:rPr>
+          <w:lang w:val="zh_TW" w:bidi="zh_TW"/>
+        </w:rPr>
+        <w:t>）。因此，基督教導我們，饒恕是一種責任，沒有任何限制。必須毫無保留地饒恕，甚至要到70個7次（</w:t>
+      </w:r>
+      <w:hyperlink r:id="rId65">
+        <w:r>
+          <w:rPr>
+            <w:lang w:val="zh_TW" w:bidi="zh_TW"/>
+          </w:rPr>
+          <w:rPr>
+            <w:color w:val="0000EE"/>
+            <w:u w:val="single"/>
+          </w:rPr>
+          <w:t>太18:21–22</w:t>
+        </w:r>
+      </w:hyperlink>
+      <w:r>
+        <w:rPr>
+          <w:lang w:val="zh_TW" w:bidi="zh_TW"/>
+        </w:rPr>
+        <w:t>）。饒恕是信徒之間相互關係的一部分：既然所有人都依賴於神的饒恕，那麼所有人也都必須彼此饒恕。「主怎樣饒恕了你們，你們也要怎樣饒恕人」（</w:t>
+      </w:r>
+      <w:hyperlink r:id="rId55">
+        <w:r>
+          <w:rPr>
+            <w:lang w:val="zh_TW" w:bidi="zh_TW"/>
+          </w:rPr>
+          <w:rPr>
+            <w:color w:val="0000EE"/>
+            <w:u w:val="single"/>
+          </w:rPr>
+          <w:t>西3:13</w:t>
+        </w:r>
+      </w:hyperlink>
+      <w:r>
+        <w:rPr>
+          <w:lang w:val="zh_TW" w:bidi="zh_TW"/>
+        </w:rPr>
+        <w:t>）。</w:t>
       </w:r>
     </w:p>
     <w:p>
@@ -585,330 +1435,6 @@
       </w:r>
       <w:r>
         <w:rPr>
-          <w:lang w:val="zh_TW" w:bidi="zh_TW"/>
-        </w:rPr>
-        <w:t>隨著更多的教導不斷增加，即使是最好的記憶也無法保留所有的材料。為了讓後代更容易獲得豐富的知識、宗教見解和智慧以獲得指導和啟發，有必要創建一個包含過去世代所有重要教導的總結。這個總結被稱為塔木德（Talmud），是口傳律法的主要合集。猶太人將其視為僅次於聖經的著作。塔木德被視為國家和宗教思想的非凡成就，深刻地塑造了猶太人的世界觀。</w:t>
-      </w:r>
-    </w:p>
-    <w:p>
-      <w:pPr>
-        <w:pStyle w:val="Heading3"/>
-      </w:pPr>
-      <w:r>
-        <w:rPr>
-          <w:lang w:val="zh_TW" w:bidi="zh_TW"/>
-        </w:rPr>
-        <w:t>口傳律法的理由</w:t>
-      </w:r>
-    </w:p>
-    <w:p>
-      <w:pPr/>
-      <w:r>
-        <w:rPr>
-          <w:lang w:val="zh_TW" w:bidi="zh_TW"/>
-        </w:rPr>
-      </w:r>
-      <w:r>
-        <w:rPr>
-          <w:lang w:val="zh_TW" w:bidi="zh_TW"/>
-        </w:rPr>
-        <w:t>在被擄歸回的先知停止預言之後，以色列的生命變得複雜。需要擴展摩西五經的律法。口傳律法最初是為了幫助人們遵守神的書面話語。</w:t>
-      </w:r>
-    </w:p>
-    <w:p>
-      <w:pPr/>
-      <w:r>
-        <w:rPr>
-          <w:lang w:val="zh_TW" w:bidi="zh_TW"/>
-        </w:rPr>
-      </w:r>
-      <w:r>
-        <w:rPr>
-          <w:lang w:val="zh_TW" w:bidi="zh_TW"/>
-        </w:rPr>
-        <w:t>口傳律法包含在塔木德中有兩個目的：</w:t>
-      </w:r>
-    </w:p>
-    <w:p>
-      <w:pPr>
-        <w:pStyle w:val="ListNumber"/>
-        <w:numPr>
-          <w:ilvl w:val="0"/>
-          <w:numId w:val="14"/>
-        </w:numPr>
-        <w:spacing w:line="240" w:lineRule="auto"/>
-        <w:ind w:left="720"/>
-      </w:pPr>
-      <w:r>
-        <w:rPr>
-          <w:lang w:val="zh_TW" w:bidi="zh_TW"/>
-        </w:rPr>
-      </w:r>
-      <w:r>
-        <w:rPr>
-          <w:lang w:val="zh_TW" w:bidi="zh_TW"/>
-        </w:rPr>
-        <w:t>它提供了對書面律法的解釋。根據拉比的說法，口傳律法使遵守書面律法成為可能。沒有口傳律法，就不可能遵守書面律法。這方面的一個好例子可以在聖經的安息日律法中找到。大家都知道人們不應該在安息日工作。然而，拉比們說需要口傳律法來解釋「工作」實際上是什麼意思。</w:t>
-      </w:r>
-    </w:p>
-    <w:p>
-      <w:pPr>
-        <w:pStyle w:val="ListNumber"/>
-        <w:spacing w:line="240" w:lineRule="auto"/>
-        <w:ind w:left="720"/>
-      </w:pPr>
-      <w:r>
-        <w:rPr>
-          <w:lang w:val="zh_TW" w:bidi="zh_TW"/>
-        </w:rPr>
-      </w:r>
-      <w:r>
-        <w:rPr>
-          <w:lang w:val="zh_TW" w:bidi="zh_TW"/>
-        </w:rPr>
-        <w:t>口傳律法的第二個目的在於更新和調整成文律法以適應新的情況。口傳律法旨在使成文律法適用於每一代人。沒有口傳律法，人們可能會認為成文律法已然過時。</w:t>
-      </w:r>
-    </w:p>
-    <w:p>
-      <w:pPr/>
-      <w:r>
-        <w:rPr>
-          <w:lang w:val="zh_TW" w:bidi="zh_TW"/>
-        </w:rPr>
-      </w:r>
-      <w:r>
-        <w:rPr>
-          <w:lang w:val="zh_TW" w:bidi="zh_TW"/>
-        </w:rPr>
-        <w:t>因此，口傳律法幫助人們理解什麼不應該做，以及良好的猶太教信仰應該是如何的樣貌。</w:t>
-      </w:r>
-    </w:p>
-    <w:p>
-      <w:pPr/>
-      <w:r>
-        <w:rPr>
-          <w:lang w:val="zh_TW" w:bidi="zh_TW"/>
-        </w:rPr>
-      </w:r>
-      <w:r>
-        <w:rPr>
-          <w:lang w:val="zh_TW" w:bidi="zh_TW"/>
-        </w:rPr>
-        <w:t>每一個世代都面臨新的社會、政治和經濟情況。這意味著神的話語需要以新的方式來應用。然而，神的話語本身不應該僅僅為了迎合人們的需求或解決新問題而改變。我們在公元一世紀看到了這個例子。耶穌批評猶太領袖將他們的口述傳統置於神的話語之上（</w:t>
-      </w:r>
-      <w:hyperlink r:id="rId21">
-        <w:r>
-          <w:rPr>
-            <w:lang w:val="zh_TW" w:bidi="zh_TW"/>
-          </w:rPr>
-          <w:rPr>
-            <w:color w:val="0000EE"/>
-            <w:u w:val="single"/>
-          </w:rPr>
-          <w:t>馬可福音7:9–13</w:t>
-        </w:r>
-      </w:hyperlink>
-      <w:r>
-        <w:rPr>
-          <w:lang w:val="zh_TW" w:bidi="zh_TW"/>
-        </w:rPr>
-        <w:t>）。</w:t>
-      </w:r>
-    </w:p>
-    <w:p>
-      <w:pPr>
-        <w:pStyle w:val="Heading3"/>
-      </w:pPr>
-      <w:r>
-        <w:rPr>
-          <w:lang w:val="zh_TW" w:bidi="zh_TW"/>
-        </w:rPr>
-        <w:t>塔木德的早期形式</w:t>
-      </w:r>
-    </w:p>
-    <w:p>
-      <w:pPr/>
-      <w:r>
-        <w:rPr>
-          <w:lang w:val="zh_TW" w:bidi="zh_TW"/>
-        </w:rPr>
-      </w:r>
-      <w:r>
-        <w:rPr>
-          <w:lang w:val="zh_TW" w:bidi="zh_TW"/>
-        </w:rPr>
-        <w:t>最早教授口傳律法的方法之一是透過米大示（Midrash），意思是「解釋」。米大示是一種對聖經經文的註釋（解釋或觀察）。米大示有兩種類型：</w:t>
-      </w:r>
-    </w:p>
-    <w:p>
-      <w:pPr>
-        <w:pStyle w:val="ListNumber"/>
-        <w:numPr>
-          <w:ilvl w:val="0"/>
-          <w:numId w:val="15"/>
-        </w:numPr>
-        <w:spacing w:line="240" w:lineRule="auto"/>
-        <w:ind w:left="720"/>
-      </w:pPr>
-      <w:r>
-        <w:rPr>
-          <w:lang w:val="zh_TW" w:bidi="zh_TW"/>
-        </w:rPr>
-      </w:r>
-      <w:r>
-        <w:rPr>
-          <w:b/>
-          <w:lang w:val="zh_TW" w:bidi="zh_TW"/>
-        </w:rPr>
-        <w:t>米大示哈拉卡：</w:t>
-      </w:r>
-      <w:r>
-        <w:rPr>
-          <w:lang w:val="zh_TW" w:bidi="zh_TW"/>
-        </w:rPr>
-        <w:t>解釋舊約聖經中的律法部分，著重於如何活。</w:t>
-      </w:r>
-    </w:p>
-    <w:p>
-      <w:pPr>
-        <w:pStyle w:val="ListNumber"/>
-        <w:spacing w:line="240" w:lineRule="auto"/>
-        <w:ind w:left="720"/>
-      </w:pPr>
-      <w:r>
-        <w:rPr>
-          <w:lang w:val="zh_TW" w:bidi="zh_TW"/>
-        </w:rPr>
-      </w:r>
-      <w:r>
-        <w:rPr>
-          <w:b/>
-          <w:lang w:val="zh_TW" w:bidi="zh_TW"/>
-        </w:rPr>
-        <w:t>米大示哈加達：</w:t>
-      </w:r>
-      <w:r>
-        <w:rPr>
-          <w:lang w:val="zh_TW" w:bidi="zh_TW"/>
-        </w:rPr>
-        <w:t>解釋非律法部分，如倫理和熱心所在，意思是「敘述」。</w:t>
-      </w:r>
-    </w:p>
-    <w:p>
-      <w:pPr/>
-      <w:r>
-        <w:rPr>
-          <w:lang w:val="zh_TW" w:bidi="zh_TW"/>
-        </w:rPr>
-      </w:r>
-      <w:r>
-        <w:rPr>
-          <w:lang w:val="zh_TW" w:bidi="zh_TW"/>
-        </w:rPr>
-        <w:t>以斯拉和接受教導的同伴在公元前444年在耶路撒冷城牆完成時，使用了米大示。他們「使百姓明白律法；百姓都站在自己的地方。他們清清楚楚地念神的律法書，講明意思，使百姓明白所念的」(</w:t>
-      </w:r>
-      <w:hyperlink r:id="rId22">
-        <w:r>
-          <w:rPr>
-            <w:lang w:val="zh_TW" w:bidi="zh_TW"/>
-          </w:rPr>
-          <w:rPr>
-            <w:color w:val="0000EE"/>
-            <w:u w:val="single"/>
-          </w:rPr>
-          <w:t>尼希米記8:7</w:t>
-        </w:r>
-      </w:hyperlink>
-      <w:r>
-        <w:rPr>
-          <w:lang w:val="zh_TW" w:bidi="zh_TW"/>
-        </w:rPr>
-        <w:t>–</w:t>
-      </w:r>
-      <w:hyperlink r:id="rId22">
-        <w:r>
-          <w:rPr>
-            <w:lang w:val="zh_TW" w:bidi="zh_TW"/>
-          </w:rPr>
-          <w:rPr>
-            <w:color w:val="0000EE"/>
-            <w:u w:val="single"/>
-          </w:rPr>
-          <w:t>8</w:t>
-        </w:r>
-      </w:hyperlink>
-      <w:r>
-        <w:rPr>
-          <w:lang w:val="zh_TW" w:bidi="zh_TW"/>
-        </w:rPr>
-        <w:t>)。</w:t>
-      </w:r>
-    </w:p>
-    <w:p>
-      <w:pPr/>
-      <w:r>
-        <w:rPr>
-          <w:lang w:val="zh_TW" w:bidi="zh_TW"/>
-        </w:rPr>
-      </w:r>
-      <w:r>
-        <w:rPr>
-          <w:lang w:val="zh_TW" w:bidi="zh_TW"/>
-        </w:rPr>
-        <w:t>在以斯拉之後，許多教師使用這種米大示的方法。這些宗教領袖被稱為經師（Soferim，「守書人」或「文士」），直到大約公元前200年。他們有時被稱為「大會堂」。他們教導以色列要避免崇拜假神或忘記神的律法。</w:t>
-      </w:r>
-    </w:p>
-    <w:p>
-      <w:pPr/>
-      <w:r>
-        <w:rPr>
-          <w:lang w:val="zh_TW" w:bidi="zh_TW"/>
-        </w:rPr>
-      </w:r>
-      <w:r>
-        <w:rPr>
-          <w:lang w:val="zh_TW" w:bidi="zh_TW"/>
-        </w:rPr>
-        <w:t>經師之後是哈西典（「虔誠者」），他們試圖鼓勵宗教委身。哈西典之後是公元前128年的法利賽人（「分離者」）。所有這些群體都對米大示方法有所貢獻。</w:t>
-      </w:r>
-    </w:p>
-    <w:p>
-      <w:pPr/>
-      <w:r>
-        <w:rPr>
-          <w:lang w:val="zh_TW" w:bidi="zh_TW"/>
-        </w:rPr>
-      </w:r>
-      <w:r>
-        <w:rPr>
-          <w:lang w:val="zh_TW" w:bidi="zh_TW"/>
-        </w:rPr>
-        <w:t>隨著時間的推移，需要記住的材料越來越多。人們通過不斷重複來學習。這種新方法被稱為米示拿（Mishnah），意思是「重複」。米示拿的教師被稱為他拿念（Tannaim），意思是「口頭傳授者」。</w:t>
-      </w:r>
-    </w:p>
-    <w:p>
-      <w:pPr/>
-      <w:r>
-        <w:rPr>
-          <w:lang w:val="zh_TW" w:bidi="zh_TW"/>
-        </w:rPr>
-      </w:r>
-      <w:r>
-        <w:rPr>
-          <w:lang w:val="zh_TW" w:bidi="zh_TW"/>
-        </w:rPr>
-        <w:t>米大示和米示拿都被使用了許多年。口傳律法最終發展龐大到人們難以學習和記憶的地步。因此，它被書寫記錄下來。後來的拉比對米示拿進行了詳細的討論和解釋。這些討論被稱為革馬拉（Gemara，意為「完成」）。與最初的口傳律法一樣，革馬拉也是先口述傳承，然後才文字記錄。革馬拉和米示拿一起組成了塔木德。</w:t>
-      </w:r>
-    </w:p>
-    <w:p>
-      <w:pPr/>
-      <w:r>
-        <w:rPr>
-          <w:lang w:val="zh_TW" w:bidi="zh_TW"/>
-        </w:rPr>
-      </w:r>
-      <w:r>
-        <w:rPr>
           <w:i/>
           <w:lang w:val="zh_TW" w:bidi="zh_TW"/>
         </w:rPr>
@@ -924,7 +1450,7 @@
         <w:rPr>
           <w:lang w:val="zh_TW" w:bidi="zh_TW"/>
         </w:rPr>
-        <w:t>革馬拉</w:t>
+        <w:t>承認</w:t>
       </w:r>
       <w:r>
         <w:rPr>
@@ -936,103 +1462,7 @@
         <w:rPr>
           <w:lang w:val="zh_TW" w:bidi="zh_TW"/>
         </w:rPr>
-        <w:t>哈加達</w:t>
-      </w:r>
-      <w:r>
-        <w:rPr>
-          <w:lang w:val="zh_TW" w:bidi="zh_TW"/>
-        </w:rPr>
-        <w:t>；</w:t>
-      </w:r>
-      <w:r>
-        <w:rPr>
-          <w:lang w:val="zh_TW" w:bidi="zh_TW"/>
-        </w:rPr>
-        <w:t>哈拉卡</w:t>
-      </w:r>
-      <w:r>
-        <w:rPr>
-          <w:lang w:val="zh_TW" w:bidi="zh_TW"/>
-        </w:rPr>
-        <w:t>；</w:t>
-      </w:r>
-      <w:r>
-        <w:rPr>
-          <w:lang w:val="zh_TW" w:bidi="zh_TW"/>
-        </w:rPr>
-        <w:t>聖經中的法律概念</w:t>
-      </w:r>
-      <w:r>
-        <w:rPr>
-          <w:lang w:val="zh_TW" w:bidi="zh_TW"/>
-        </w:rPr>
-        <w:t>；</w:t>
-      </w:r>
-      <w:r>
-        <w:rPr>
-          <w:lang w:val="zh_TW" w:bidi="zh_TW"/>
-        </w:rPr>
-        <w:t>米大示</w:t>
-      </w:r>
-      <w:r>
-        <w:rPr>
-          <w:lang w:val="zh_TW" w:bidi="zh_TW"/>
-        </w:rPr>
-        <w:t>；</w:t>
-      </w:r>
-      <w:r>
-        <w:rPr>
-          <w:lang w:val="zh_TW" w:bidi="zh_TW"/>
-        </w:rPr>
-        <w:t>米示拿</w:t>
-      </w:r>
-      <w:r>
-        <w:rPr>
-          <w:lang w:val="zh_TW" w:bidi="zh_TW"/>
-        </w:rPr>
-        <w:t>；</w:t>
-      </w:r>
-      <w:r>
-        <w:rPr>
-          <w:lang w:val="zh_TW" w:bidi="zh_TW"/>
-        </w:rPr>
-        <w:t>法利賽人</w:t>
-      </w:r>
-      <w:r>
-        <w:rPr>
-          <w:lang w:val="zh_TW" w:bidi="zh_TW"/>
-        </w:rPr>
-        <w:t>；</w:t>
-      </w:r>
-      <w:r>
-        <w:rPr>
-          <w:lang w:val="zh_TW" w:bidi="zh_TW"/>
-        </w:rPr>
-        <w:t>妥拉</w:t>
-      </w:r>
-      <w:r>
-        <w:rPr>
-          <w:lang w:val="zh_TW" w:bidi="zh_TW"/>
-        </w:rPr>
-        <w:t>；</w:t>
-      </w:r>
-      <w:r>
-        <w:rPr>
-          <w:lang w:val="zh_TW" w:bidi="zh_TW"/>
-        </w:rPr>
-        <w:t>傳統</w:t>
-      </w:r>
-      <w:r>
-        <w:rPr>
-          <w:lang w:val="zh_TW" w:bidi="zh_TW"/>
-        </w:rPr>
-        <w:t>；</w:t>
-      </w:r>
-      <w:r>
-        <w:rPr>
-          <w:lang w:val="zh_TW" w:bidi="zh_TW"/>
-        </w:rPr>
-        <w:t>口頭傳統</w:t>
+        <w:t>悔改</w:t>
       </w:r>
       <w:r>
         <w:rPr>
@@ -2940,18 +3370,6 @@
   </w:num>
   <w:num w:numId="13" w16cid:durableId="592781308">
     <w:abstractNumId w:val="11"/>
-  </w:num>
-  <w:num w:numId="14">
-    <w:abstractNumId w:val="3"/>
-    <w:lvlOverride w:ilvl="0">
-      <w:startOverride w:val="1"/>
-    </w:lvlOverride>
-  </w:num>
-  <w:num w:numId="15">
-    <w:abstractNumId w:val="3"/>
-    <w:lvlOverride w:ilvl="0">
-      <w:startOverride w:val="1"/>
-    </w:lvlOverride>
   </w:num>
   <w:numIdMacAtCleanup w:val="10"/>
 </w:numbering>

--- a/zht/docx/108.content.docx
+++ b/zht/docx/108.content.docx
@@ -19,7 +19,7 @@
         <w:rPr>
           <w:lang w:val="zh_TW" w:bidi="zh_TW"/>
         </w:rPr>
-        <w:t>Resource: 聖經詞典 (Tyndale)</w:t>
+        <w:t>Resource: Tyndale Open Bible Dictionary</w:t>
       </w:r>
       <w:r>
         <w:rPr>
@@ -112,7 +112,7 @@
         <w:rPr>
           <w:lang w:val="zh_TW" w:bidi="zh_TW"/>
         </w:rPr>
-        <w:t>聖經詞典 (Tyndale)</w:t>
+        <w:t>Tyndale Open Bible Dictionary</w:t>
       </w:r>
     </w:p>
     <w:p>
@@ -149,7 +149,7 @@
         <w:rPr>
           <w:lang w:val="zh_TW" w:bidi="zh_TW"/>
         </w:rPr>
-        <w:t>rao</w:t>
+        <w:t>qiong</w:t>
       </w:r>
       <w:r>
         <w:rPr>
@@ -212,7 +212,7 @@
         <w:rPr>
           <w:lang w:val="zh_TW" w:bidi="zh_TW"/>
         </w:rPr>
-        <w:t>饒恕</w:t>
+        <w:t>穹蒼</w:t>
       </w:r>
       <w:r>
         <w:rPr>
@@ -231,43 +231,7 @@
         <w:rPr>
           <w:lang w:val="zh_TW" w:bidi="zh_TW"/>
         </w:rPr>
-        <w:t>饒恕，涉及修復破裂的關係；不再對錯誤和冒犯感到怨恨。饒恕主要是神的行為，祂赦免罪人免受審判，並使他們免於因犯罪而受到神的懲罰。由於只有神是聖潔的，只有神能夠赦免罪（</w:t>
-      </w:r>
-      <w:hyperlink r:id="rId13">
-        <w:r>
-          <w:rPr>
-            <w:lang w:val="zh_TW" w:bidi="zh_TW"/>
-          </w:rPr>
-          <w:rPr>
-            <w:color w:val="0000EE"/>
-            <w:u w:val="single"/>
-          </w:rPr>
-          <w:t>可2:7</w:t>
-        </w:r>
-      </w:hyperlink>
-      <w:r>
-        <w:rPr>
-          <w:lang w:val="zh_TW" w:bidi="zh_TW"/>
-        </w:rPr>
-        <w:t>；</w:t>
-      </w:r>
-      <w:hyperlink r:id="rId14">
-        <w:r>
-          <w:rPr>
-            <w:lang w:val="zh_TW" w:bidi="zh_TW"/>
-          </w:rPr>
-          <w:rPr>
-            <w:color w:val="0000EE"/>
-            <w:u w:val="single"/>
-          </w:rPr>
-          <w:t>路5:21</w:t>
-        </w:r>
-      </w:hyperlink>
-      <w:r>
-        <w:rPr>
-          <w:lang w:val="zh_TW" w:bidi="zh_TW"/>
-        </w:rPr>
-        <w:t>）。饒恕也是一種人類行為，延伸到對鄰舍的饒恕——這是人們意識到並接受神饒恕的表現。因此，饒恕是基督教獨有的教義。</w:t>
+        <w:t>聖經用穹蒼一詞描述地球的大氣層，這個字的原意是指「被鋪展或擴張的空間」。希伯來人認為「穹蒼」就是天空的空間，太陽、月亮和雲彩都在其中。</w:t>
       </w:r>
     </w:p>
     <w:p>
@@ -281,18 +245,43 @@
         <w:rPr>
           <w:lang w:val="zh_TW" w:bidi="zh_TW"/>
         </w:rPr>
-        <w:t>在其他宗教中，饒恕並不具有同樣的力量。在萬物有靈論（animism）中，人與神之間沒有個人的關係意識。在印度教中，每個人都必須承擔業力（Karma）的必然後果，並在輪迴中不斷償還。佛教同樣沒有一位饒恕的神。伊斯蘭教中雖然有饒恕的觀念，但沒有與個人有關係的神或父神。即使在猶太教中，饒恕的經歷也是有限的，然而新約中對饒恕的發展，為舊約的教導增添了更深的層次。</w:t>
-      </w:r>
-    </w:p>
-    <w:p>
-      <w:pPr>
-        <w:pStyle w:val="Heading3"/>
-      </w:pPr>
-      <w:r>
-        <w:rPr>
-          <w:lang w:val="zh_TW" w:bidi="zh_TW"/>
-        </w:rPr>
-        <w:t>舊約中關於饒恕的表達</w:t>
+        <w:t>在創造的第二日，神造了地球以上的大氣層，分開下面的水與上面的水。神稱這個「穹蒼」為「天」（</w:t>
+      </w:r>
+      <w:hyperlink r:id="rId13">
+        <w:r>
+          <w:rPr>
+            <w:lang w:val="zh_TW" w:bidi="zh_TW"/>
+          </w:rPr>
+          <w:rPr>
+            <w:color w:val="0000EE"/>
+            <w:u w:val="single"/>
+          </w:rPr>
+          <w:t>創1:6–8</w:t>
+        </w:r>
+      </w:hyperlink>
+      <w:r>
+        <w:rPr>
+          <w:lang w:val="zh_TW" w:bidi="zh_TW"/>
+        </w:rPr>
+        <w:t>）。穹蒼提供了一個環境，使太陽、月亮和眾星能夠如神所設計般存在和運行。在創造的第四日，神在穹蒼裡設立光體，用來區分白晝與黑夜，指定節令。大光，即太陽，掌管白晝；小光，即月亮，掌管黑夜（</w:t>
+      </w:r>
+      <w:hyperlink r:id="rId14">
+        <w:r>
+          <w:rPr>
+            <w:lang w:val="zh_TW" w:bidi="zh_TW"/>
+          </w:rPr>
+          <w:rPr>
+            <w:color w:val="0000EE"/>
+            <w:u w:val="single"/>
+          </w:rPr>
+          <w:t>14–19</w:t>
+        </w:r>
+      </w:hyperlink>
+      <w:r>
+        <w:rPr>
+          <w:lang w:val="zh_TW" w:bidi="zh_TW"/>
+        </w:rPr>
+        <w:t>節）。</w:t>
       </w:r>
     </w:p>
     <w:p>
@@ -306,20 +295,7 @@
         <w:rPr>
           <w:lang w:val="zh_TW" w:bidi="zh_TW"/>
         </w:rPr>
-        <w:t>關於饒恕的概念是以各種不同的隱喻來表達的。命令是nasa</w:t>
-      </w:r>
-      <w:r>
-        <w:rPr>
-          <w:i/>
-          <w:lang w:val="zh_TW" w:bidi="zh_TW"/>
-        </w:rPr>
-        <w:t>，</w:t>
-      </w:r>
-      <w:r>
-        <w:rPr>
-          <w:lang w:val="zh_TW" w:bidi="zh_TW"/>
-        </w:rPr>
-        <w:t>意為「送走」，就像替罪羊被送到曠野去承擔以色列人的罪一樣。它也被解釋為「憐憫」（</w:t>
+        <w:t>「穹蒼」一詞在詩篇出現過兩次，是神手所造的工作（</w:t>
       </w:r>
       <w:hyperlink r:id="rId15">
         <w:r>
@@ -330,14 +306,14 @@
             <w:color w:val="0000EE"/>
             <w:u w:val="single"/>
           </w:rPr>
-          <w:t>利4:20</w:t>
+          <w:t>詩19:1</w:t>
         </w:r>
       </w:hyperlink>
       <w:r>
         <w:rPr>
           <w:lang w:val="zh_TW" w:bidi="zh_TW"/>
         </w:rPr>
-        <w:t>；</w:t>
+        <w:t>，</w:t>
       </w:r>
       <w:hyperlink r:id="rId16">
         <w:r>
@@ -348,14 +324,14 @@
             <w:color w:val="0000EE"/>
             <w:u w:val="single"/>
           </w:rPr>
-          <w:t>王上8:30、34</w:t>
+          <w:t>150:1</w:t>
         </w:r>
       </w:hyperlink>
       <w:r>
         <w:rPr>
           <w:lang w:val="zh_TW" w:bidi="zh_TW"/>
         </w:rPr>
-        <w:t>；</w:t>
+        <w:t>）。在以西結書（</w:t>
       </w:r>
       <w:hyperlink r:id="rId17">
         <w:r>
@@ -366,9 +342,15 @@
             <w:color w:val="0000EE"/>
             <w:u w:val="single"/>
           </w:rPr>
-          <w:t>詩86:5，</w:t>
+          <w:t>1:22–26</w:t>
         </w:r>
       </w:hyperlink>
+      <w:r>
+        <w:rPr>
+          <w:lang w:val="zh_TW" w:bidi="zh_TW"/>
+        </w:rPr>
+        <w:t>，</w:t>
+      </w:r>
       <w:hyperlink r:id="rId18">
         <w:r>
           <w:rPr>
@@ -378,14 +360,14 @@
             <w:color w:val="0000EE"/>
             <w:u w:val="single"/>
           </w:rPr>
-          <w:t>103:3</w:t>
+          <w:t>10:1</w:t>
         </w:r>
       </w:hyperlink>
       <w:r>
         <w:rPr>
           <w:lang w:val="zh_TW" w:bidi="zh_TW"/>
         </w:rPr>
-        <w:t>）。希伯來文kapar通常用於贖罪，意思是「遮蓋」，就像獻祭是為了遮蓋敬拜者的不足（</w:t>
+        <w:t>）和但以理書（</w:t>
       </w:r>
       <w:hyperlink r:id="rId19">
         <w:r>
@@ -396,225 +378,24 @@
             <w:color w:val="0000EE"/>
             <w:u w:val="single"/>
           </w:rPr>
-          <w:t>出29:36</w:t>
+          <w:t>12:3</w:t>
         </w:r>
       </w:hyperlink>
       <w:r>
         <w:rPr>
           <w:lang w:val="zh_TW" w:bidi="zh_TW"/>
         </w:rPr>
-        <w:t>；</w:t>
-      </w:r>
-      <w:hyperlink r:id="rId20">
-        <w:r>
-          <w:rPr>
-            <w:lang w:val="zh_TW" w:bidi="zh_TW"/>
-          </w:rPr>
-          <w:rPr>
-            <w:color w:val="0000EE"/>
-            <w:u w:val="single"/>
-          </w:rPr>
-          <w:t>申21:8</w:t>
-        </w:r>
-      </w:hyperlink>
-      <w:r>
-        <w:rPr>
-          <w:lang w:val="zh_TW" w:bidi="zh_TW"/>
-        </w:rPr>
-        <w:t>；</w:t>
-      </w:r>
-      <w:hyperlink r:id="rId21">
-        <w:r>
-          <w:rPr>
-            <w:lang w:val="zh_TW" w:bidi="zh_TW"/>
-          </w:rPr>
-          <w:rPr>
-            <w:color w:val="0000EE"/>
-            <w:u w:val="single"/>
-          </w:rPr>
-          <w:t>耶18:23</w:t>
-        </w:r>
-      </w:hyperlink>
-      <w:r>
-        <w:rPr>
-          <w:lang w:val="zh_TW" w:bidi="zh_TW"/>
-        </w:rPr>
-        <w:t>；</w:t>
-      </w:r>
-      <w:hyperlink r:id="rId22">
-        <w:r>
-          <w:rPr>
-            <w:lang w:val="zh_TW" w:bidi="zh_TW"/>
-          </w:rPr>
-          <w:rPr>
-            <w:color w:val="0000EE"/>
-            <w:u w:val="single"/>
-          </w:rPr>
-          <w:t>結43:20</w:t>
-        </w:r>
-      </w:hyperlink>
-      <w:r>
-        <w:rPr>
-          <w:lang w:val="zh_TW" w:bidi="zh_TW"/>
-        </w:rPr>
-        <w:t>，</w:t>
-      </w:r>
-      <w:hyperlink r:id="rId23">
-        <w:r>
-          <w:rPr>
-            <w:lang w:val="zh_TW" w:bidi="zh_TW"/>
-          </w:rPr>
-          <w:rPr>
-            <w:color w:val="0000EE"/>
-            <w:u w:val="single"/>
-          </w:rPr>
-          <w:t>45:20</w:t>
-        </w:r>
-      </w:hyperlink>
-      <w:r>
-        <w:rPr>
-          <w:lang w:val="zh_TW" w:bidi="zh_TW"/>
-        </w:rPr>
-        <w:t>）。salah的同源詞總是指神的饒恕行為（</w:t>
-      </w:r>
-      <w:hyperlink r:id="rId24">
-        <w:r>
-          <w:rPr>
-            <w:lang w:val="zh_TW" w:bidi="zh_TW"/>
-          </w:rPr>
-          <w:rPr>
-            <w:color w:val="0000EE"/>
-            <w:u w:val="single"/>
-          </w:rPr>
-          <w:t>民30:5、8、12</w:t>
-        </w:r>
-      </w:hyperlink>
-      <w:r>
-        <w:rPr>
-          <w:lang w:val="zh_TW" w:bidi="zh_TW"/>
-        </w:rPr>
-        <w:t>；</w:t>
-      </w:r>
-      <w:hyperlink r:id="rId17">
-        <w:r>
-          <w:rPr>
-            <w:lang w:val="zh_TW" w:bidi="zh_TW"/>
-          </w:rPr>
-          <w:rPr>
-            <w:color w:val="0000EE"/>
-            <w:u w:val="single"/>
-          </w:rPr>
-          <w:t>詩86:5</w:t>
-        </w:r>
-      </w:hyperlink>
-      <w:r>
-        <w:rPr>
-          <w:lang w:val="zh_TW" w:bidi="zh_TW"/>
-        </w:rPr>
-        <w:t>，</w:t>
-      </w:r>
-      <w:hyperlink r:id="rId25">
-        <w:r>
-          <w:rPr>
-            <w:lang w:val="zh_TW" w:bidi="zh_TW"/>
-          </w:rPr>
-          <w:rPr>
-            <w:color w:val="0000EE"/>
-            <w:u w:val="single"/>
-          </w:rPr>
-          <w:t>130:4</w:t>
-        </w:r>
-      </w:hyperlink>
-      <w:r>
-        <w:rPr>
-          <w:lang w:val="zh_TW" w:bidi="zh_TW"/>
-        </w:rPr>
-        <w:t>；</w:t>
-      </w:r>
-      <w:hyperlink r:id="rId26">
-        <w:r>
-          <w:rPr>
-            <w:lang w:val="zh_TW" w:bidi="zh_TW"/>
-          </w:rPr>
-          <w:rPr>
-            <w:color w:val="0000EE"/>
-            <w:u w:val="single"/>
-          </w:rPr>
-          <w:t>但9:9</w:t>
-        </w:r>
-      </w:hyperlink>
-      <w:r>
-        <w:rPr>
-          <w:lang w:val="zh_TW" w:bidi="zh_TW"/>
-        </w:rPr>
-        <w:t>）。神會放過罪，將其除去。另一個表達是maha</w:t>
-      </w:r>
-      <w:r>
-        <w:rPr>
-          <w:i/>
-          <w:lang w:val="zh_TW" w:bidi="zh_TW"/>
-        </w:rPr>
-        <w:t>，</w:t>
-      </w:r>
-      <w:r>
-        <w:rPr>
-          <w:lang w:val="zh_TW" w:bidi="zh_TW"/>
-        </w:rPr>
-        <w:t>意為「塗抹（wipe away）」（</w:t>
-      </w:r>
-      <w:hyperlink r:id="rId27">
-        <w:r>
-          <w:rPr>
-            <w:lang w:val="zh_TW" w:bidi="zh_TW"/>
-          </w:rPr>
-          <w:rPr>
-            <w:color w:val="0000EE"/>
-            <w:u w:val="single"/>
-          </w:rPr>
-          <w:t>詩51:1、7</w:t>
-        </w:r>
-      </w:hyperlink>
-      <w:r>
-        <w:rPr>
-          <w:lang w:val="zh_TW" w:bidi="zh_TW"/>
-        </w:rPr>
-        <w:t>；</w:t>
-      </w:r>
-      <w:hyperlink r:id="rId28">
-        <w:r>
-          <w:rPr>
-            <w:lang w:val="zh_TW" w:bidi="zh_TW"/>
-          </w:rPr>
-          <w:rPr>
-            <w:color w:val="0000EE"/>
-            <w:u w:val="single"/>
-          </w:rPr>
-          <w:t>賽43:25</w:t>
-        </w:r>
-      </w:hyperlink>
-      <w:r>
-        <w:rPr>
-          <w:lang w:val="zh_TW" w:bidi="zh_TW"/>
-        </w:rPr>
-        <w:t>，</w:t>
-      </w:r>
-      <w:hyperlink r:id="rId29">
-        <w:r>
-          <w:rPr>
-            <w:lang w:val="zh_TW" w:bidi="zh_TW"/>
-          </w:rPr>
-          <w:rPr>
-            <w:color w:val="0000EE"/>
-            <w:u w:val="single"/>
-          </w:rPr>
-          <w:t>44:22</w:t>
-        </w:r>
-      </w:hyperlink>
-      <w:r>
-        <w:rPr>
-          <w:lang w:val="zh_TW" w:bidi="zh_TW"/>
-        </w:rPr>
-        <w:t>）。</w:t>
+        <w:t>）中，穹蒼總是與創造有關。</w:t>
+      </w:r>
+      <w:r>
+        <w:rPr>
+          <w:lang w:val="zh_TW" w:bidi="zh_TW"/>
+        </w:rPr>
+      </w:r>
+      <w:r>
+        <w:rPr>
+          <w:lang w:val="zh_TW" w:bidi="zh_TW"/>
+        </w:rPr>
       </w:r>
     </w:p>
     <w:p>
@@ -624,209 +405,21 @@
           <w:lang w:val="zh_TW" w:bidi="zh_TW"/>
         </w:rPr>
       </w:r>
-      <w:r>
-        <w:rPr>
-          <w:lang w:val="zh_TW" w:bidi="zh_TW"/>
-        </w:rPr>
-        <w:t>舊約教導我們，神是寬恕的神（</w:t>
-      </w:r>
-      <w:hyperlink r:id="rId30">
-        <w:r>
-          <w:rPr>
-            <w:lang w:val="zh_TW" w:bidi="zh_TW"/>
-          </w:rPr>
-          <w:rPr>
-            <w:color w:val="0000EE"/>
-            <w:u w:val="single"/>
-          </w:rPr>
-          <w:t>出34:6–7</w:t>
-        </w:r>
-      </w:hyperlink>
-      <w:r>
-        <w:rPr>
-          <w:lang w:val="zh_TW" w:bidi="zh_TW"/>
-        </w:rPr>
-        <w:t>；</w:t>
-      </w:r>
-      <w:hyperlink r:id="rId31">
-        <w:r>
-          <w:rPr>
-            <w:lang w:val="zh_TW" w:bidi="zh_TW"/>
-          </w:rPr>
-          <w:rPr>
-            <w:color w:val="0000EE"/>
-            <w:u w:val="single"/>
-          </w:rPr>
-          <w:t>尼9:17</w:t>
-        </w:r>
-      </w:hyperlink>
-      <w:r>
-        <w:rPr>
-          <w:lang w:val="zh_TW" w:bidi="zh_TW"/>
-        </w:rPr>
-        <w:t>；</w:t>
-      </w:r>
-      <w:hyperlink r:id="rId26">
-        <w:r>
-          <w:rPr>
-            <w:lang w:val="zh_TW" w:bidi="zh_TW"/>
-          </w:rPr>
-          <w:rPr>
-            <w:color w:val="0000EE"/>
-            <w:u w:val="single"/>
-          </w:rPr>
-          <w:t>但9:9</w:t>
-        </w:r>
-      </w:hyperlink>
-      <w:r>
-        <w:rPr>
-          <w:lang w:val="zh_TW" w:bidi="zh_TW"/>
-        </w:rPr>
-        <w:t>），但祂也是公義的，並會懲罰罪惡。許多經文記載，當適當的條件未滿足，或犯下嚴重罪行時，神拒絕饒恕（</w:t>
-      </w:r>
-      <w:hyperlink r:id="rId32">
-        <w:r>
-          <w:rPr>
-            <w:lang w:val="zh_TW" w:bidi="zh_TW"/>
-          </w:rPr>
-          <w:rPr>
-            <w:color w:val="0000EE"/>
-            <w:u w:val="single"/>
-          </w:rPr>
-          <w:t>申29:20</w:t>
-        </w:r>
-      </w:hyperlink>
-      <w:r>
-        <w:rPr>
-          <w:lang w:val="zh_TW" w:bidi="zh_TW"/>
-        </w:rPr>
-        <w:t>；</w:t>
-      </w:r>
-      <w:hyperlink r:id="rId33">
-        <w:r>
-          <w:rPr>
-            <w:lang w:val="zh_TW" w:bidi="zh_TW"/>
-          </w:rPr>
-          <w:rPr>
-            <w:color w:val="0000EE"/>
-            <w:u w:val="single"/>
-          </w:rPr>
-          <w:t>王下24:4</w:t>
-        </w:r>
-      </w:hyperlink>
-      <w:r>
-        <w:rPr>
-          <w:lang w:val="zh_TW" w:bidi="zh_TW"/>
-        </w:rPr>
-        <w:t>；</w:t>
-      </w:r>
-      <w:hyperlink r:id="rId34">
-        <w:r>
-          <w:rPr>
-            <w:lang w:val="zh_TW" w:bidi="zh_TW"/>
-          </w:rPr>
-          <w:rPr>
-            <w:color w:val="0000EE"/>
-            <w:u w:val="single"/>
-          </w:rPr>
-          <w:t>耶5:7</w:t>
-        </w:r>
-      </w:hyperlink>
-      <w:r>
-        <w:rPr>
-          <w:lang w:val="zh_TW" w:bidi="zh_TW"/>
-        </w:rPr>
-        <w:t>）。饒恕根植於神的品格，但祂的饒恕從不是無區別的，因為人們也必須悔改。舊約使用生動的比喻來表明神饒恕宏大的程度。罪被「投於深海」（</w:t>
-      </w:r>
-      <w:hyperlink r:id="rId35">
-        <w:r>
-          <w:rPr>
-            <w:lang w:val="zh_TW" w:bidi="zh_TW"/>
-          </w:rPr>
-          <w:rPr>
-            <w:color w:val="0000EE"/>
-            <w:u w:val="single"/>
-          </w:rPr>
-          <w:t>彌7:19</w:t>
-        </w:r>
-      </w:hyperlink>
-      <w:r>
-        <w:rPr>
-          <w:lang w:val="zh_TW" w:bidi="zh_TW"/>
-        </w:rPr>
-        <w:t>），罪被移除就像「東離西有多遠」（</w:t>
-      </w:r>
-      <w:hyperlink r:id="rId36">
-        <w:r>
-          <w:rPr>
-            <w:lang w:val="zh_TW" w:bidi="zh_TW"/>
-          </w:rPr>
-          <w:rPr>
-            <w:color w:val="0000EE"/>
-            <w:u w:val="single"/>
-          </w:rPr>
-          <w:t>詩103:12</w:t>
-        </w:r>
-      </w:hyperlink>
-      <w:r>
-        <w:rPr>
-          <w:lang w:val="zh_TW" w:bidi="zh_TW"/>
-        </w:rPr>
-        <w:t>），扔在神的背後（</w:t>
-      </w:r>
-      <w:hyperlink r:id="rId37">
-        <w:r>
-          <w:rPr>
-            <w:lang w:val="zh_TW" w:bidi="zh_TW"/>
-          </w:rPr>
-          <w:rPr>
-            <w:color w:val="0000EE"/>
-            <w:u w:val="single"/>
-          </w:rPr>
-          <w:t>賽38:17</w:t>
-        </w:r>
-      </w:hyperlink>
-      <w:r>
-        <w:rPr>
-          <w:lang w:val="zh_TW" w:bidi="zh_TW"/>
-        </w:rPr>
-        <w:t>），「不再記念」（</w:t>
-      </w:r>
-      <w:hyperlink r:id="rId38">
-        <w:r>
-          <w:rPr>
-            <w:lang w:val="zh_TW" w:bidi="zh_TW"/>
-          </w:rPr>
-          <w:rPr>
-            <w:color w:val="0000EE"/>
-            <w:u w:val="single"/>
-          </w:rPr>
-          <w:t>耶31:34</w:t>
-        </w:r>
-      </w:hyperlink>
-      <w:r>
-        <w:rPr>
-          <w:lang w:val="zh_TW" w:bidi="zh_TW"/>
-        </w:rPr>
-        <w:t>）。罪的污點和污垢被漂白成白色（</w:t>
-      </w:r>
-      <w:hyperlink r:id="rId39">
-        <w:r>
-          <w:rPr>
-            <w:lang w:val="zh_TW" w:bidi="zh_TW"/>
-          </w:rPr>
-          <w:rPr>
-            <w:color w:val="0000EE"/>
-            <w:u w:val="single"/>
-          </w:rPr>
-          <w:t>賽1:18</w:t>
-        </w:r>
-      </w:hyperlink>
-      <w:r>
-        <w:rPr>
-          <w:lang w:val="zh_TW" w:bidi="zh_TW"/>
-        </w:rPr>
-        <w:t>）。像重擔一樣壓迫著人的罪，被永遠解除和赦免。</w:t>
+    </w:p>
+    <w:p>
+      <w:pPr>
+        <w:pStyle w:val="Heading2"/>
+      </w:pPr>
+      <w:r>
+        <w:rPr>
+          <w:lang w:val="zh_TW" w:bidi="zh_TW"/>
+        </w:rPr>
+        <w:t>窮人</w:t>
+      </w:r>
+      <w:r>
+        <w:rPr>
+          <w:lang w:val="zh_TW" w:bidi="zh_TW"/>
+        </w:rPr>
       </w:r>
     </w:p>
     <w:p>
@@ -840,7 +433,7 @@
         <w:rPr>
           <w:lang w:val="zh_TW" w:bidi="zh_TW"/>
         </w:rPr>
-        <w:t>舊約中饒恕的動力，在於使人從過去中釋放出來。過去的行為和罪行並未被否認，但再也不會成為束縛。饒恕帶來自由。</w:t>
+        <w:t>缺乏物質財富的人。</w:t>
       </w:r>
     </w:p>
     <w:p>
@@ -851,7 +444,7 @@
         <w:rPr>
           <w:lang w:val="zh_TW" w:bidi="zh_TW"/>
         </w:rPr>
-        <w:t>新約中的饒恕</w:t>
+        <w:t>貧窮作為壞事</w:t>
       </w:r>
     </w:p>
     <w:p>
@@ -865,9 +458,9 @@
         <w:rPr>
           <w:lang w:val="zh_TW" w:bidi="zh_TW"/>
         </w:rPr>
-        <w:t>在新約中，當基督為我們死時，神饒恕了我們的罪，這更加強化了神白白饒恕這一概念。每個人都是無力償還的欠債者（</w:t>
-      </w:r>
-      <w:hyperlink r:id="rId40">
+        <w:t>有些時候，聖經對於人們為何富有或貧窮給出了非常簡單的解釋。假如一個人喜愛耶和華的律法，他或她將獲得財富和富足。這樣的人在他們所做的一切事上都會順利（</w:t>
+      </w:r>
+      <w:hyperlink r:id="rId20">
         <w:r>
           <w:rPr>
             <w:lang w:val="zh_TW" w:bidi="zh_TW"/>
@@ -876,16 +469,16 @@
             <w:color w:val="0000EE"/>
             <w:u w:val="single"/>
           </w:rPr>
-          <w:t>太18:23–35</w:t>
+          <w:t>詩篇1:3</w:t>
         </w:r>
       </w:hyperlink>
       <w:r>
         <w:rPr>
           <w:lang w:val="zh_TW" w:bidi="zh_TW"/>
         </w:rPr>
-        <w:t>），沒有償還的希望。我們都是罪人，無法遵守律法或拯救自己（</w:t>
-      </w:r>
-      <w:hyperlink r:id="rId41">
+        <w:t>，</w:t>
+      </w:r>
+      <w:hyperlink r:id="rId21">
         <w:r>
           <w:rPr>
             <w:lang w:val="zh_TW" w:bidi="zh_TW"/>
@@ -894,176 +487,14 @@
             <w:color w:val="0000EE"/>
             <w:u w:val="single"/>
           </w:rPr>
-          <w:t>可10:26–27</w:t>
+          <w:t>112:3</w:t>
         </w:r>
       </w:hyperlink>
       <w:r>
         <w:rPr>
           <w:lang w:val="zh_TW" w:bidi="zh_TW"/>
         </w:rPr>
-        <w:t>）。這突顯了新約的教導，即唯有在基督裡才有饒恕。只有祂有權赦免罪（</w:t>
-      </w:r>
-      <w:hyperlink r:id="rId42">
-        <w:r>
-          <w:rPr>
-            <w:lang w:val="zh_TW" w:bidi="zh_TW"/>
-          </w:rPr>
-          <w:rPr>
-            <w:color w:val="0000EE"/>
-            <w:u w:val="single"/>
-          </w:rPr>
-          <w:t>2:5–10</w:t>
-        </w:r>
-      </w:hyperlink>
-      <w:r>
-        <w:rPr>
-          <w:lang w:val="zh_TW" w:bidi="zh_TW"/>
-        </w:rPr>
-        <w:t>），是祂的死具有救贖的意義（</w:t>
-      </w:r>
-      <w:hyperlink r:id="rId43">
-        <w:r>
-          <w:rPr>
-            <w:lang w:val="zh_TW" w:bidi="zh_TW"/>
-          </w:rPr>
-          <w:rPr>
-            <w:color w:val="0000EE"/>
-            <w:u w:val="single"/>
-          </w:rPr>
-          <w:t>太26:28</w:t>
-        </w:r>
-      </w:hyperlink>
-      <w:r>
-        <w:rPr>
-          <w:lang w:val="zh_TW" w:bidi="zh_TW"/>
-        </w:rPr>
-        <w:t>；</w:t>
-      </w:r>
-      <w:hyperlink r:id="rId44">
-        <w:r>
-          <w:rPr>
-            <w:lang w:val="zh_TW" w:bidi="zh_TW"/>
-          </w:rPr>
-          <w:rPr>
-            <w:color w:val="0000EE"/>
-            <w:u w:val="single"/>
-          </w:rPr>
-          <w:t>可10:45</w:t>
-        </w:r>
-      </w:hyperlink>
-      <w:r>
-        <w:rPr>
-          <w:lang w:val="zh_TW" w:bidi="zh_TW"/>
-        </w:rPr>
-        <w:t>），祂的寶血是新約的基礎（</w:t>
-      </w:r>
-      <w:hyperlink r:id="rId45">
-        <w:r>
-          <w:rPr>
-            <w:lang w:val="zh_TW" w:bidi="zh_TW"/>
-          </w:rPr>
-          <w:rPr>
-            <w:color w:val="0000EE"/>
-            <w:u w:val="single"/>
-          </w:rPr>
-          <w:t>林前11:25</w:t>
-        </w:r>
-      </w:hyperlink>
-      <w:r>
-        <w:rPr>
-          <w:lang w:val="zh_TW" w:bidi="zh_TW"/>
-        </w:rPr>
-        <w:t>）。唯有藉著祂，才能進入真正的饒恕經歷（</w:t>
-      </w:r>
-      <w:hyperlink r:id="rId46">
-        <w:r>
-          <w:rPr>
-            <w:lang w:val="zh_TW" w:bidi="zh_TW"/>
-          </w:rPr>
-          <w:rPr>
-            <w:color w:val="0000EE"/>
-            <w:u w:val="single"/>
-          </w:rPr>
-          <w:t>來9:15、22</w:t>
-        </w:r>
-      </w:hyperlink>
-      <w:r>
-        <w:rPr>
-          <w:lang w:val="zh_TW" w:bidi="zh_TW"/>
-        </w:rPr>
-        <w:t>）。因此，饒恕與耶穌基督的宣告密不可分（</w:t>
-      </w:r>
-      <w:hyperlink r:id="rId47">
-        <w:r>
-          <w:rPr>
-            <w:lang w:val="zh_TW" w:bidi="zh_TW"/>
-          </w:rPr>
-          <w:rPr>
-            <w:color w:val="0000EE"/>
-            <w:u w:val="single"/>
-          </w:rPr>
-          <w:t>徒13:38</w:t>
-        </w:r>
-      </w:hyperlink>
-      <w:r>
-        <w:rPr>
-          <w:lang w:val="zh_TW" w:bidi="zh_TW"/>
-        </w:rPr>
-        <w:t>；</w:t>
-      </w:r>
-      <w:hyperlink r:id="rId48">
-        <w:r>
-          <w:rPr>
-            <w:lang w:val="zh_TW" w:bidi="zh_TW"/>
-          </w:rPr>
-          <w:rPr>
-            <w:color w:val="0000EE"/>
-            <w:u w:val="single"/>
-          </w:rPr>
-          <w:t>弗1:7</w:t>
-        </w:r>
-      </w:hyperlink>
-      <w:r>
-        <w:rPr>
-          <w:lang w:val="zh_TW" w:bidi="zh_TW"/>
-        </w:rPr>
-        <w:t>；</w:t>
-      </w:r>
-      <w:hyperlink r:id="rId49">
-        <w:r>
-          <w:rPr>
-            <w:lang w:val="zh_TW" w:bidi="zh_TW"/>
-          </w:rPr>
-          <w:rPr>
-            <w:color w:val="0000EE"/>
-            <w:u w:val="single"/>
-          </w:rPr>
-          <w:t>西1:14</w:t>
-        </w:r>
-      </w:hyperlink>
-      <w:r>
-        <w:rPr>
-          <w:lang w:val="zh_TW" w:bidi="zh_TW"/>
-        </w:rPr>
-        <w:t>；</w:t>
-      </w:r>
-      <w:hyperlink r:id="rId50">
-        <w:r>
-          <w:rPr>
-            <w:lang w:val="zh_TW" w:bidi="zh_TW"/>
-          </w:rPr>
-          <w:rPr>
-            <w:color w:val="0000EE"/>
-            <w:u w:val="single"/>
-          </w:rPr>
-          <w:t>約一2:12</w:t>
-        </w:r>
-      </w:hyperlink>
-      <w:r>
-        <w:rPr>
-          <w:lang w:val="zh_TW" w:bidi="zh_TW"/>
-        </w:rPr>
-        <w:t>）。</w:t>
+        <w:t>）。在舊約時代的以色列，這些想法並不像看起來那麼簡單。罪與貧窮之間確實存在關聯。以色列社會是建立在神所制定的律法之上，所以假如存在貧窮，那就意味著在某些地方，律法被破壞了。</w:t>
       </w:r>
     </w:p>
     <w:p>
@@ -1077,9 +508,9 @@
         <w:rPr>
           <w:lang w:val="zh_TW" w:bidi="zh_TW"/>
         </w:rPr>
-        <w:t>新約中還有其它獨特的饒恕概念。希臘文charizomai的意思是「赦免罪」，在保羅的著作中被獨特地發展為神的恩典赦免（</w:t>
-      </w:r>
-      <w:hyperlink r:id="rId51">
+        <w:t>無論人的貧窮是由於他或她自己的罪還是他人的罪，舊約都將其視為需要對抗的邪惡，律法做出了許多規定來緩解這種情況（比如，</w:t>
+      </w:r>
+      <w:hyperlink r:id="rId22">
         <w:r>
           <w:rPr>
             <w:lang w:val="zh_TW" w:bidi="zh_TW"/>
@@ -1088,16 +519,16 @@
             <w:color w:val="0000EE"/>
             <w:u w:val="single"/>
           </w:rPr>
-          <w:t>林後2:7</w:t>
+          <w:t>出埃及記22:21–27</w:t>
         </w:r>
       </w:hyperlink>
       <w:r>
         <w:rPr>
           <w:lang w:val="zh_TW" w:bidi="zh_TW"/>
         </w:rPr>
-        <w:t>，</w:t>
-      </w:r>
-      <w:hyperlink r:id="rId52">
+        <w:t>；</w:t>
+      </w:r>
+      <w:hyperlink r:id="rId23">
         <w:r>
           <w:rPr>
             <w:lang w:val="zh_TW" w:bidi="zh_TW"/>
@@ -1106,7 +537,7 @@
             <w:color w:val="0000EE"/>
             <w:u w:val="single"/>
           </w:rPr>
-          <w:t>12:13</w:t>
+          <w:t>利未記19:9–10</w:t>
         </w:r>
       </w:hyperlink>
       <w:r>
@@ -1115,7 +546,7 @@
         </w:rPr>
         <w:t>；</w:t>
       </w:r>
-      <w:hyperlink r:id="rId53">
+      <w:hyperlink r:id="rId24">
         <w:r>
           <w:rPr>
             <w:lang w:val="zh_TW" w:bidi="zh_TW"/>
@@ -1124,10 +555,16 @@
             <w:color w:val="0000EE"/>
             <w:u w:val="single"/>
           </w:rPr>
-          <w:t>弗4:32；</w:t>
+          <w:t>申命記15:1–15</w:t>
         </w:r>
       </w:hyperlink>
-      <w:hyperlink r:id="rId54">
+      <w:r>
+        <w:rPr>
+          <w:lang w:val="zh_TW" w:bidi="zh_TW"/>
+        </w:rPr>
+        <w:t>，</w:t>
+      </w:r>
+      <w:hyperlink r:id="rId25">
         <w:r>
           <w:rPr>
             <w:lang w:val="zh_TW" w:bidi="zh_TW"/>
@@ -1136,86 +573,14 @@
             <w:color w:val="0000EE"/>
             <w:u w:val="single"/>
           </w:rPr>
-          <w:t>西2:13</w:t>
+          <w:t>24:10–22</w:t>
         </w:r>
       </w:hyperlink>
       <w:r>
         <w:rPr>
           <w:lang w:val="zh_TW" w:bidi="zh_TW"/>
         </w:rPr>
-        <w:t>，</w:t>
-      </w:r>
-      <w:hyperlink r:id="rId55">
-        <w:r>
-          <w:rPr>
-            <w:lang w:val="zh_TW" w:bidi="zh_TW"/>
-          </w:rPr>
-          <w:rPr>
-            <w:color w:val="0000EE"/>
-            <w:u w:val="single"/>
-          </w:rPr>
-          <w:t>3:13</w:t>
-        </w:r>
-      </w:hyperlink>
-      <w:r>
-        <w:rPr>
-          <w:lang w:val="zh_TW" w:bidi="zh_TW"/>
-        </w:rPr>
-        <w:t>）。罪被視為一種債務，而aphesis表示債務的清償（「把它除掉〔putting it away〕」——見</w:t>
-      </w:r>
-      <w:hyperlink r:id="rId56">
-        <w:r>
-          <w:rPr>
-            <w:lang w:val="zh_TW" w:bidi="zh_TW"/>
-          </w:rPr>
-          <w:rPr>
-            <w:color w:val="0000EE"/>
-            <w:u w:val="single"/>
-          </w:rPr>
-          <w:t>路6:37</w:t>
-        </w:r>
-      </w:hyperlink>
-      <w:r>
-        <w:rPr>
-          <w:lang w:val="zh_TW" w:bidi="zh_TW"/>
-        </w:rPr>
-        <w:t>）。饒恕也被視為赦免，paresis（「略過（passing over）」）。神沒有按照罪應得的全部報應來審判（</w:t>
-      </w:r>
-      <w:hyperlink r:id="rId57">
-        <w:r>
-          <w:rPr>
-            <w:lang w:val="zh_TW" w:bidi="zh_TW"/>
-          </w:rPr>
-          <w:rPr>
-            <w:color w:val="0000EE"/>
-            <w:u w:val="single"/>
-          </w:rPr>
-          <w:t>徒14:16</w:t>
-        </w:r>
-      </w:hyperlink>
-      <w:r>
-        <w:rPr>
-          <w:lang w:val="zh_TW" w:bidi="zh_TW"/>
-        </w:rPr>
-        <w:t>，</w:t>
-      </w:r>
-      <w:hyperlink r:id="rId58">
-        <w:r>
-          <w:rPr>
-            <w:lang w:val="zh_TW" w:bidi="zh_TW"/>
-          </w:rPr>
-          <w:rPr>
-            <w:color w:val="0000EE"/>
-            <w:u w:val="single"/>
-          </w:rPr>
-          <w:t>17:30</w:t>
-        </w:r>
-      </w:hyperlink>
-      <w:r>
-        <w:rPr>
-          <w:lang w:val="zh_TW" w:bidi="zh_TW"/>
-        </w:rPr>
-        <w:t>），而是顯示了憐憫。</w:t>
+        <w:t>）。神關心窮乏的人，並期望祂的子民也這樣做。</w:t>
       </w:r>
     </w:p>
     <w:p>
@@ -1229,9 +594,9 @@
         <w:rPr>
           <w:lang w:val="zh_TW" w:bidi="zh_TW"/>
         </w:rPr>
-        <w:t>然而，新約提到兩個饒恕的限制。一個是不得赦免的罪（</w:t>
-      </w:r>
-      <w:hyperlink r:id="rId59">
+        <w:t>在兩約之間的時期，這種關心在地中海周圍的猶太社區中持續存在，隨後由基督徒教會作為實際責任承擔起來（</w:t>
+      </w:r>
+      <w:hyperlink r:id="rId26">
         <w:r>
           <w:rPr>
             <w:lang w:val="zh_TW" w:bidi="zh_TW"/>
@@ -1240,16 +605,16 @@
             <w:color w:val="0000EE"/>
             <w:u w:val="single"/>
           </w:rPr>
-          <w:t>太12:31–32</w:t>
+          <w:t>使徒行傳11:29</w:t>
         </w:r>
       </w:hyperlink>
       <w:r>
         <w:rPr>
           <w:lang w:val="zh_TW" w:bidi="zh_TW"/>
         </w:rPr>
-        <w:t>；</w:t>
-      </w:r>
-      <w:hyperlink r:id="rId60">
+        <w:t>，</w:t>
+      </w:r>
+      <w:hyperlink r:id="rId27">
         <w:r>
           <w:rPr>
             <w:lang w:val="zh_TW" w:bidi="zh_TW"/>
@@ -1258,7 +623,7 @@
             <w:color w:val="0000EE"/>
             <w:u w:val="single"/>
           </w:rPr>
-          <w:t>可3:28–30</w:t>
+          <w:t>24:17</w:t>
         </w:r>
       </w:hyperlink>
       <w:r>
@@ -1267,7 +632,7 @@
         </w:rPr>
         <w:t>；</w:t>
       </w:r>
-      <w:hyperlink r:id="rId61">
+      <w:hyperlink r:id="rId28">
         <w:r>
           <w:rPr>
             <w:lang w:val="zh_TW" w:bidi="zh_TW"/>
@@ -1276,16 +641,16 @@
             <w:color w:val="0000EE"/>
             <w:u w:val="single"/>
           </w:rPr>
-          <w:t>路12:10</w:t>
+          <w:t>羅馬書15:26</w:t>
         </w:r>
       </w:hyperlink>
       <w:r>
         <w:rPr>
           <w:lang w:val="zh_TW" w:bidi="zh_TW"/>
         </w:rPr>
-        <w:t>）。在這方面，基督提到那些像法利賽人一樣，在道德判斷上如此扭曲，以至於無法區分撒但的作行和基督的善行的人。另一種是「褻瀆聖靈的罪」，即「至於死的罪」（</w:t>
-      </w:r>
-      <w:hyperlink r:id="rId62">
+        <w:t>；</w:t>
+      </w:r>
+      <w:hyperlink r:id="rId29">
         <w:r>
           <w:rPr>
             <w:lang w:val="zh_TW" w:bidi="zh_TW"/>
@@ -1294,14 +659,153 @@
             <w:color w:val="0000EE"/>
             <w:u w:val="single"/>
           </w:rPr>
-          <w:t>約一5:16</w:t>
+          <w:t>哥林多前書16:1</w:t>
         </w:r>
       </w:hyperlink>
       <w:r>
         <w:rPr>
           <w:lang w:val="zh_TW" w:bidi="zh_TW"/>
         </w:rPr>
-        <w:t>）。這種罪並未具體定義，但其本質似乎是持續拒絕神的恩典。</w:t>
+        <w:t>；</w:t>
+      </w:r>
+      <w:hyperlink r:id="rId30">
+        <w:r>
+          <w:rPr>
+            <w:lang w:val="zh_TW" w:bidi="zh_TW"/>
+          </w:rPr>
+          <w:rPr>
+            <w:color w:val="0000EE"/>
+            <w:u w:val="single"/>
+          </w:rPr>
+          <w:t>加拉太書2:10</w:t>
+        </w:r>
+      </w:hyperlink>
+      <w:r>
+        <w:rPr>
+          <w:lang w:val="zh_TW" w:bidi="zh_TW"/>
+        </w:rPr>
+        <w:t>；</w:t>
+      </w:r>
+      <w:hyperlink r:id="rId31">
+        <w:r>
+          <w:rPr>
+            <w:lang w:val="zh_TW" w:bidi="zh_TW"/>
+          </w:rPr>
+          <w:rPr>
+            <w:color w:val="0000EE"/>
+            <w:u w:val="single"/>
+          </w:rPr>
+          <w:t>雅各書2:15–16</w:t>
+        </w:r>
+      </w:hyperlink>
+      <w:r>
+        <w:rPr>
+          <w:lang w:val="zh_TW" w:bidi="zh_TW"/>
+        </w:rPr>
+        <w:t>；</w:t>
+      </w:r>
+      <w:hyperlink r:id="rId32">
+        <w:r>
+          <w:rPr>
+            <w:lang w:val="zh_TW" w:bidi="zh_TW"/>
+          </w:rPr>
+          <w:rPr>
+            <w:color w:val="0000EE"/>
+            <w:u w:val="single"/>
+          </w:rPr>
+          <w:t>約翰一書3:17</w:t>
+        </w:r>
+      </w:hyperlink>
+      <w:r>
+        <w:rPr>
+          <w:lang w:val="zh_TW" w:bidi="zh_TW"/>
+        </w:rPr>
+        <w:t>）；對基督徒來說，施捨也是他們的主所明確期望的義務（</w:t>
+      </w:r>
+      <w:hyperlink r:id="rId33">
+        <w:r>
+          <w:rPr>
+            <w:lang w:val="zh_TW" w:bidi="zh_TW"/>
+          </w:rPr>
+          <w:rPr>
+            <w:color w:val="0000EE"/>
+            <w:u w:val="single"/>
+          </w:rPr>
+          <w:t>馬太福音6:2–4</w:t>
+        </w:r>
+      </w:hyperlink>
+      <w:r>
+        <w:rPr>
+          <w:lang w:val="zh_TW" w:bidi="zh_TW"/>
+        </w:rPr>
+        <w:t>；</w:t>
+      </w:r>
+      <w:hyperlink r:id="rId34">
+        <w:r>
+          <w:rPr>
+            <w:lang w:val="zh_TW" w:bidi="zh_TW"/>
+          </w:rPr>
+          <w:rPr>
+            <w:color w:val="0000EE"/>
+            <w:u w:val="single"/>
+          </w:rPr>
+          <w:t>路加福音12:33</w:t>
+        </w:r>
+      </w:hyperlink>
+      <w:r>
+        <w:rPr>
+          <w:lang w:val="zh_TW" w:bidi="zh_TW"/>
+        </w:rPr>
+        <w:t>）。早期教會所實踐的事實上並不是原始的共產主義，因為假如他們放棄個人財產，他們就無法做到他們實際上所做的事——將錢財或實物「照各人所需用的」</w:t>
+      </w:r>
+      <w:r>
+        <w:rPr>
+          <w:i/>
+          <w:lang w:val="zh_TW" w:bidi="zh_TW"/>
+        </w:rPr>
+        <w:t>分給</w:t>
+      </w:r>
+      <w:r>
+        <w:rPr>
+          <w:lang w:val="zh_TW" w:bidi="zh_TW"/>
+        </w:rPr>
+        <w:t>各人（</w:t>
+      </w:r>
+      <w:hyperlink r:id="rId35">
+        <w:r>
+          <w:rPr>
+            <w:lang w:val="zh_TW" w:bidi="zh_TW"/>
+          </w:rPr>
+          <w:rPr>
+            <w:color w:val="0000EE"/>
+            <w:u w:val="single"/>
+          </w:rPr>
+          <w:t>使徒行傳2:45</w:t>
+        </w:r>
+      </w:hyperlink>
+      <w:r>
+        <w:rPr>
+          <w:lang w:val="zh_TW" w:bidi="zh_TW"/>
+        </w:rPr>
+        <w:t>，</w:t>
+      </w:r>
+      <w:hyperlink r:id="rId36">
+        <w:r>
+          <w:rPr>
+            <w:lang w:val="zh_TW" w:bidi="zh_TW"/>
+          </w:rPr>
+          <w:rPr>
+            <w:color w:val="0000EE"/>
+            <w:u w:val="single"/>
+          </w:rPr>
+          <w:t>4:35</w:t>
+        </w:r>
+      </w:hyperlink>
+      <w:r>
+        <w:rPr>
+          <w:lang w:val="zh_TW" w:bidi="zh_TW"/>
+        </w:rPr>
+        <w:t>）。</w:t>
       </w:r>
     </w:p>
     <w:p>
@@ -1315,115 +819,18 @@
         <w:rPr>
           <w:lang w:val="zh_TW" w:bidi="zh_TW"/>
         </w:rPr>
-        <w:t>新約中的饒恕倫理強調，悔改是饒恕的條件（</w:t>
-      </w:r>
-      <w:hyperlink r:id="rId63">
-        <w:r>
-          <w:rPr>
-            <w:lang w:val="zh_TW" w:bidi="zh_TW"/>
-          </w:rPr>
-          <w:rPr>
-            <w:color w:val="0000EE"/>
-            <w:u w:val="single"/>
-          </w:rPr>
-          <w:t>林後7:10</w:t>
-        </w:r>
-      </w:hyperlink>
-      <w:r>
-        <w:rPr>
-          <w:lang w:val="zh_TW" w:bidi="zh_TW"/>
-        </w:rPr>
-        <w:t>），還包括需要饒恕他人（</w:t>
-      </w:r>
-      <w:hyperlink r:id="rId64">
-        <w:r>
-          <w:rPr>
-            <w:lang w:val="zh_TW" w:bidi="zh_TW"/>
-          </w:rPr>
-          <w:rPr>
-            <w:color w:val="0000EE"/>
-            <w:u w:val="single"/>
-          </w:rPr>
-          <w:t>太6:14–15</w:t>
-        </w:r>
-      </w:hyperlink>
-      <w:r>
-        <w:rPr>
-          <w:lang w:val="zh_TW" w:bidi="zh_TW"/>
-        </w:rPr>
-        <w:t>）。如果在接受饒恕的同時不饒恕他人，這顯然表明悔改並不徹底。主多次在比喻中強調，願意饒恕他人是真正悔改的標誌（</w:t>
-      </w:r>
-      <w:hyperlink r:id="rId40">
-        <w:r>
-          <w:rPr>
-            <w:lang w:val="zh_TW" w:bidi="zh_TW"/>
-          </w:rPr>
-          <w:rPr>
-            <w:color w:val="0000EE"/>
-            <w:u w:val="single"/>
-          </w:rPr>
-          <w:t>太18:23–35</w:t>
-        </w:r>
-      </w:hyperlink>
-      <w:r>
-        <w:rPr>
-          <w:lang w:val="zh_TW" w:bidi="zh_TW"/>
-        </w:rPr>
-        <w:t>；</w:t>
-      </w:r>
-      <w:hyperlink r:id="rId56">
-        <w:r>
-          <w:rPr>
-            <w:lang w:val="zh_TW" w:bidi="zh_TW"/>
-          </w:rPr>
-          <w:rPr>
-            <w:color w:val="0000EE"/>
-            <w:u w:val="single"/>
-          </w:rPr>
-          <w:t>路6:37</w:t>
-        </w:r>
-      </w:hyperlink>
-      <w:r>
-        <w:rPr>
-          <w:lang w:val="zh_TW" w:bidi="zh_TW"/>
-        </w:rPr>
-        <w:t>）。因此，基督教導我們，饒恕是一種責任，沒有任何限制。必須毫無保留地饒恕，甚至要到70個7次（</w:t>
-      </w:r>
-      <w:hyperlink r:id="rId65">
-        <w:r>
-          <w:rPr>
-            <w:lang w:val="zh_TW" w:bidi="zh_TW"/>
-          </w:rPr>
-          <w:rPr>
-            <w:color w:val="0000EE"/>
-            <w:u w:val="single"/>
-          </w:rPr>
-          <w:t>太18:21–22</w:t>
-        </w:r>
-      </w:hyperlink>
-      <w:r>
-        <w:rPr>
-          <w:lang w:val="zh_TW" w:bidi="zh_TW"/>
-        </w:rPr>
-        <w:t>）。饒恕是信徒之間相互關係的一部分：既然所有人都依賴於神的饒恕，那麼所有人也都必須彼此饒恕。「主怎樣饒恕了你們，你們也要怎樣饒恕人」（</w:t>
-      </w:r>
-      <w:hyperlink r:id="rId55">
-        <w:r>
-          <w:rPr>
-            <w:lang w:val="zh_TW" w:bidi="zh_TW"/>
-          </w:rPr>
-          <w:rPr>
-            <w:color w:val="0000EE"/>
-            <w:u w:val="single"/>
-          </w:rPr>
-          <w:t>西3:13</w:t>
-        </w:r>
-      </w:hyperlink>
-      <w:r>
-        <w:rPr>
-          <w:lang w:val="zh_TW" w:bidi="zh_TW"/>
-        </w:rPr>
-        <w:t>）。</w:t>
+        <w:t>因此，貧窮雖然給富人提供了展示慷慨美德的機會，但本身（在新約和舊約中皆是）是一件壞事。</w:t>
+      </w:r>
+    </w:p>
+    <w:p>
+      <w:pPr>
+        <w:pStyle w:val="Heading3"/>
+      </w:pPr>
+      <w:r>
+        <w:rPr>
+          <w:lang w:val="zh_TW" w:bidi="zh_TW"/>
+        </w:rPr>
+        <w:t>貧窮作為好事</w:t>
       </w:r>
     </w:p>
     <w:p>
@@ -1435,9 +842,620 @@
       </w:r>
       <w:r>
         <w:rPr>
+          <w:lang w:val="zh_TW" w:bidi="zh_TW"/>
+        </w:rPr>
+        <w:t>正如我們所見，某種意義上，公義會使人興旺，而罪惡會使人貧窮。但普通的生活比這更複雜。</w:t>
+      </w:r>
+      <w:hyperlink r:id="rId37">
+        <w:r>
+          <w:rPr>
+            <w:lang w:val="zh_TW" w:bidi="zh_TW"/>
+          </w:rPr>
+          <w:rPr>
+            <w:color w:val="0000EE"/>
+            <w:u w:val="single"/>
+          </w:rPr>
+          <w:t>詩篇第一篇</w:t>
+        </w:r>
+      </w:hyperlink>
+      <w:r>
+        <w:rPr>
+          <w:lang w:val="zh_TW" w:bidi="zh_TW"/>
+        </w:rPr>
+        <w:t>和</w:t>
+      </w:r>
+      <w:hyperlink r:id="rId38">
+        <w:r>
+          <w:rPr>
+            <w:lang w:val="zh_TW" w:bidi="zh_TW"/>
+          </w:rPr>
+          <w:rPr>
+            <w:color w:val="0000EE"/>
+            <w:u w:val="single"/>
+          </w:rPr>
+          <w:t>一百一十二篇</w:t>
+        </w:r>
+      </w:hyperlink>
+      <w:r>
+        <w:rPr>
+          <w:lang w:val="zh_TW" w:bidi="zh_TW"/>
+        </w:rPr>
+        <w:t>提及上述內容，卻只展現了事情的其中一面。惡人興旺（</w:t>
+      </w:r>
+      <w:hyperlink r:id="rId39">
+        <w:r>
+          <w:rPr>
+            <w:lang w:val="zh_TW" w:bidi="zh_TW"/>
+          </w:rPr>
+          <w:rPr>
+            <w:color w:val="0000EE"/>
+            <w:u w:val="single"/>
+          </w:rPr>
+          <w:t>詩篇73:3</w:t>
+        </w:r>
+      </w:hyperlink>
+      <w:r>
+        <w:rPr>
+          <w:lang w:val="zh_TW" w:bidi="zh_TW"/>
+        </w:rPr>
+        <w:t>）及其對應的，義人貧窮呢？聖經的答案（比如，</w:t>
+      </w:r>
+      <w:hyperlink r:id="rId40">
+        <w:r>
+          <w:rPr>
+            <w:lang w:val="zh_TW" w:bidi="zh_TW"/>
+          </w:rPr>
+          <w:rPr>
+            <w:color w:val="0000EE"/>
+            <w:u w:val="single"/>
+          </w:rPr>
+          <w:t>約伯記21</w:t>
+        </w:r>
+      </w:hyperlink>
+      <w:r>
+        <w:rPr>
+          <w:lang w:val="zh_TW" w:bidi="zh_TW"/>
+        </w:rPr>
+        <w:t>；</w:t>
+      </w:r>
+      <w:hyperlink r:id="rId41">
+        <w:r>
+          <w:rPr>
+            <w:lang w:val="zh_TW" w:bidi="zh_TW"/>
+          </w:rPr>
+          <w:rPr>
+            <w:color w:val="0000EE"/>
+            <w:u w:val="single"/>
+          </w:rPr>
+          <w:t>詩篇37</w:t>
+        </w:r>
+      </w:hyperlink>
+      <w:r>
+        <w:rPr>
+          <w:lang w:val="zh_TW" w:bidi="zh_TW"/>
+        </w:rPr>
+        <w:t>，</w:t>
+      </w:r>
+      <w:hyperlink r:id="rId42">
+        <w:r>
+          <w:rPr>
+            <w:lang w:val="zh_TW" w:bidi="zh_TW"/>
+          </w:rPr>
+          <w:rPr>
+            <w:color w:val="0000EE"/>
+            <w:u w:val="single"/>
+          </w:rPr>
+          <w:t>49</w:t>
+        </w:r>
+      </w:hyperlink>
+      <w:r>
+        <w:rPr>
+          <w:lang w:val="zh_TW" w:bidi="zh_TW"/>
+        </w:rPr>
+        <w:t>，</w:t>
+      </w:r>
+      <w:hyperlink r:id="rId43">
+        <w:r>
+          <w:rPr>
+            <w:lang w:val="zh_TW" w:bidi="zh_TW"/>
+          </w:rPr>
+          <w:rPr>
+            <w:color w:val="0000EE"/>
+            <w:u w:val="single"/>
+          </w:rPr>
+          <w:t>73</w:t>
+        </w:r>
+      </w:hyperlink>
+      <w:r>
+        <w:rPr>
+          <w:lang w:val="zh_TW" w:bidi="zh_TW"/>
+        </w:rPr>
+        <w:t>）——壞人的富足是短暫的，而義人雖然在屬世的財物上貧窮，卻擁有屬靈的財富。</w:t>
+      </w:r>
+    </w:p>
+    <w:p>
+      <w:pPr/>
+      <w:r>
+        <w:rPr>
+          <w:lang w:val="zh_TW" w:bidi="zh_TW"/>
+        </w:rPr>
+      </w:r>
+      <w:r>
+        <w:rPr>
+          <w:lang w:val="zh_TW" w:bidi="zh_TW"/>
+        </w:rPr>
+        <w:t>這個想法——好人不僅沒有興旺，反而可能經常貧窮——有時會被奇怪地顛倒過來。義人可能貧窮，但聖經有時似乎認為貧窮就是義。當然，這並不是自動就會如此（</w:t>
+      </w:r>
+      <w:hyperlink r:id="rId44">
+        <w:r>
+          <w:rPr>
+            <w:lang w:val="zh_TW" w:bidi="zh_TW"/>
+          </w:rPr>
+          <w:rPr>
+            <w:color w:val="0000EE"/>
+            <w:u w:val="single"/>
+          </w:rPr>
+          <w:t>箴言30:8–9</w:t>
+        </w:r>
+      </w:hyperlink>
+      <w:r>
+        <w:rPr>
+          <w:lang w:val="zh_TW" w:bidi="zh_TW"/>
+        </w:rPr>
+        <w:t>），但這樣的描述在聖經中，尤其是在詩篇中相當頻繁（比如，</w:t>
+      </w:r>
+      <w:hyperlink r:id="rId45">
+        <w:r>
+          <w:rPr>
+            <w:lang w:val="zh_TW" w:bidi="zh_TW"/>
+          </w:rPr>
+          <w:rPr>
+            <w:color w:val="0000EE"/>
+            <w:u w:val="single"/>
+          </w:rPr>
+          <w:t>詩篇9:18</w:t>
+        </w:r>
+      </w:hyperlink>
+      <w:r>
+        <w:rPr>
+          <w:lang w:val="zh_TW" w:bidi="zh_TW"/>
+        </w:rPr>
+        <w:t>，</w:t>
+      </w:r>
+      <w:hyperlink r:id="rId46">
+        <w:r>
+          <w:rPr>
+            <w:lang w:val="zh_TW" w:bidi="zh_TW"/>
+          </w:rPr>
+          <w:rPr>
+            <w:color w:val="0000EE"/>
+            <w:u w:val="single"/>
+          </w:rPr>
+          <w:t>10:14</w:t>
+        </w:r>
+      </w:hyperlink>
+      <w:r>
+        <w:rPr>
+          <w:lang w:val="zh_TW" w:bidi="zh_TW"/>
+        </w:rPr>
+        <w:t>，</w:t>
+      </w:r>
+      <w:hyperlink r:id="rId47">
+        <w:r>
+          <w:rPr>
+            <w:lang w:val="zh_TW" w:bidi="zh_TW"/>
+          </w:rPr>
+          <w:rPr>
+            <w:color w:val="0000EE"/>
+            <w:u w:val="single"/>
+          </w:rPr>
+          <w:t>12:5</w:t>
+        </w:r>
+      </w:hyperlink>
+      <w:r>
+        <w:rPr>
+          <w:lang w:val="zh_TW" w:bidi="zh_TW"/>
+        </w:rPr>
+        <w:t>，</w:t>
+      </w:r>
+      <w:hyperlink r:id="rId48">
+        <w:r>
+          <w:rPr>
+            <w:lang w:val="zh_TW" w:bidi="zh_TW"/>
+          </w:rPr>
+          <w:rPr>
+            <w:color w:val="0000EE"/>
+            <w:u w:val="single"/>
+          </w:rPr>
+          <w:t>34:6</w:t>
+        </w:r>
+      </w:hyperlink>
+      <w:r>
+        <w:rPr>
+          <w:lang w:val="zh_TW" w:bidi="zh_TW"/>
+        </w:rPr>
+        <w:t>，</w:t>
+      </w:r>
+      <w:hyperlink r:id="rId49">
+        <w:r>
+          <w:rPr>
+            <w:lang w:val="zh_TW" w:bidi="zh_TW"/>
+          </w:rPr>
+          <w:rPr>
+            <w:color w:val="0000EE"/>
+            <w:u w:val="single"/>
+          </w:rPr>
+          <w:t>35:10</w:t>
+        </w:r>
+      </w:hyperlink>
+      <w:r>
+        <w:rPr>
+          <w:lang w:val="zh_TW" w:bidi="zh_TW"/>
+        </w:rPr>
+        <w:t>，</w:t>
+      </w:r>
+      <w:hyperlink r:id="rId50">
+        <w:r>
+          <w:rPr>
+            <w:lang w:val="zh_TW" w:bidi="zh_TW"/>
+          </w:rPr>
+          <w:rPr>
+            <w:color w:val="0000EE"/>
+            <w:u w:val="single"/>
+          </w:rPr>
+          <w:t>74:19</w:t>
+        </w:r>
+      </w:hyperlink>
+      <w:r>
+        <w:rPr>
+          <w:lang w:val="zh_TW" w:bidi="zh_TW"/>
+        </w:rPr>
+        <w:t>），值得仔細考慮。經過思考後會看到，這並不奇怪。因為神特別關心貧窮人，所以貧窮人可能特別關心神，原因有二。首先，如果以色列中有貧窮，那是因為有權勢的人在濫用權力；因此，貧窮人會首先尋求神的幫助，因為神的法則被藐視，而神會親自伸冤。其次，貧窮使人轉向神，因為在那種情況下，沒有其他人可以依靠。這樣，「貧窮」幾乎成為一個專有的詞語。「貧窮人」是謙卑的人，而謙卑的人是敬虔的人（</w:t>
+      </w:r>
+      <w:hyperlink r:id="rId51">
+        <w:r>
+          <w:rPr>
+            <w:lang w:val="zh_TW" w:bidi="zh_TW"/>
+          </w:rPr>
+          <w:rPr>
+            <w:color w:val="0000EE"/>
+            <w:u w:val="single"/>
+          </w:rPr>
+          <w:t>詩篇10:17</w:t>
+        </w:r>
+      </w:hyperlink>
+      <w:r>
+        <w:rPr>
+          <w:lang w:val="zh_TW" w:bidi="zh_TW"/>
+        </w:rPr>
+        <w:t>，</w:t>
+      </w:r>
+      <w:hyperlink r:id="rId52">
+        <w:r>
+          <w:rPr>
+            <w:lang w:val="zh_TW" w:bidi="zh_TW"/>
+          </w:rPr>
+          <w:rPr>
+            <w:color w:val="0000EE"/>
+            <w:u w:val="single"/>
+          </w:rPr>
+          <w:t>14:5–6</w:t>
+        </w:r>
+      </w:hyperlink>
+      <w:r>
+        <w:rPr>
+          <w:lang w:val="zh_TW" w:bidi="zh_TW"/>
+        </w:rPr>
+        <w:t>，</w:t>
+      </w:r>
+      <w:hyperlink r:id="rId53">
+        <w:r>
+          <w:rPr>
+            <w:lang w:val="zh_TW" w:bidi="zh_TW"/>
+          </w:rPr>
+          <w:rPr>
+            <w:color w:val="0000EE"/>
+            <w:u w:val="single"/>
+          </w:rPr>
+          <w:t>37:11</w:t>
+        </w:r>
+      </w:hyperlink>
+      <w:r>
+        <w:rPr>
+          <w:lang w:val="zh_TW" w:bidi="zh_TW"/>
+        </w:rPr>
+        <w:t>；</w:t>
+      </w:r>
+      <w:hyperlink r:id="rId54">
+        <w:r>
+          <w:rPr>
+            <w:lang w:val="zh_TW" w:bidi="zh_TW"/>
+          </w:rPr>
+          <w:rPr>
+            <w:color w:val="0000EE"/>
+            <w:u w:val="single"/>
+          </w:rPr>
+          <w:t>西番雅書3:12–13</w:t>
+        </w:r>
+      </w:hyperlink>
+      <w:r>
+        <w:rPr>
+          <w:lang w:val="zh_TW" w:bidi="zh_TW"/>
+        </w:rPr>
+        <w:t>）。正如富有可以助長自我放縱、自大、驕傲以及藐視、欺壓他人一樣，貧窮則會鼓勵相反的美德。</w:t>
+      </w:r>
+    </w:p>
+    <w:p>
+      <w:pPr/>
+      <w:r>
+        <w:rPr>
+          <w:lang w:val="zh_TW" w:bidi="zh_TW"/>
+        </w:rPr>
+      </w:r>
+      <w:r>
+        <w:rPr>
+          <w:lang w:val="zh_TW" w:bidi="zh_TW"/>
+        </w:rPr>
+        <w:t>因此，貧窮不再是一種應該避免的邪惡，而成為一種應當追求的理想。根據舊約中「貧窮人」和「虔誠人」幾乎可以互換使用的方式，許多猶太人在兩約之間的時期放棄了個人財產。這其中包括愛色尼派（Essenes）和在死海附近的昆蘭建立的相關群體。後者實際上自稱為「貧窮人」。這一傳統延續到了新約時代。可能在耶路撒冷的「貧窮人」指的是當時教會中的一個特定群體（甚至是整個耶路撒冷教會；</w:t>
+      </w:r>
+      <w:hyperlink r:id="rId28">
+        <w:r>
+          <w:rPr>
+            <w:lang w:val="zh_TW" w:bidi="zh_TW"/>
+          </w:rPr>
+          <w:rPr>
+            <w:color w:val="0000EE"/>
+            <w:u w:val="single"/>
+          </w:rPr>
+          <w:t>羅馬書15:26</w:t>
+        </w:r>
+      </w:hyperlink>
+      <w:r>
+        <w:rPr>
+          <w:lang w:val="zh_TW" w:bidi="zh_TW"/>
+        </w:rPr>
+        <w:t>；</w:t>
+      </w:r>
+      <w:hyperlink r:id="rId30">
+        <w:r>
+          <w:rPr>
+            <w:lang w:val="zh_TW" w:bidi="zh_TW"/>
+          </w:rPr>
+          <w:rPr>
+            <w:color w:val="0000EE"/>
+            <w:u w:val="single"/>
+          </w:rPr>
+          <w:t>加拉太書2:10</w:t>
+        </w:r>
+      </w:hyperlink>
+      <w:r>
+        <w:rPr>
+          <w:lang w:val="zh_TW" w:bidi="zh_TW"/>
+        </w:rPr>
+        <w:t>）。後來確實出現了一個猶太基督教派，稱為「以便尼派（Ebionites）」（來自希伯來語中表示「貧窮」的詞）。</w:t>
+      </w:r>
+    </w:p>
+    <w:p>
+      <w:pPr/>
+      <w:r>
+        <w:rPr>
+          <w:lang w:val="zh_TW" w:bidi="zh_TW"/>
+        </w:rPr>
+      </w:r>
+      <w:r>
+        <w:rPr>
+          <w:lang w:val="zh_TW" w:bidi="zh_TW"/>
+        </w:rPr>
+        <w:t>新約當然清楚地教導真正重要的是內心的態度。貧窮但貪婪，或富有但慷慨都是有可能的。即便如此，根據上述舊約背景，福音書中這些詞彙的普遍意義是：富有=壞，貧窮=好。一方面，撒都該人擁有世俗的財富，法利賽人擁有屬靈的驕傲，而有產業的人是自私、愚昧的，處於嚴重的屬靈危險中（</w:t>
+      </w:r>
+      <w:hyperlink r:id="rId55">
+        <w:r>
+          <w:rPr>
+            <w:lang w:val="zh_TW" w:bidi="zh_TW"/>
+          </w:rPr>
+          <w:rPr>
+            <w:color w:val="0000EE"/>
+            <w:u w:val="single"/>
+          </w:rPr>
+          <w:t>馬可福音10:23</w:t>
+        </w:r>
+      </w:hyperlink>
+      <w:r>
+        <w:rPr>
+          <w:lang w:val="zh_TW" w:bidi="zh_TW"/>
+        </w:rPr>
+        <w:t>；</w:t>
+      </w:r>
+      <w:hyperlink r:id="rId56">
+        <w:r>
+          <w:rPr>
+            <w:lang w:val="zh_TW" w:bidi="zh_TW"/>
+          </w:rPr>
+          <w:rPr>
+            <w:color w:val="0000EE"/>
+            <w:u w:val="single"/>
+          </w:rPr>
+          <w:t>路加福音12:13–21</w:t>
+        </w:r>
+      </w:hyperlink>
+      <w:r>
+        <w:rPr>
+          <w:lang w:val="zh_TW" w:bidi="zh_TW"/>
+        </w:rPr>
+        <w:t>，</w:t>
+      </w:r>
+      <w:hyperlink r:id="rId57">
+        <w:r>
+          <w:rPr>
+            <w:lang w:val="zh_TW" w:bidi="zh_TW"/>
+          </w:rPr>
+          <w:rPr>
+            <w:color w:val="0000EE"/>
+            <w:u w:val="single"/>
+          </w:rPr>
+          <w:t>16:19–31</w:t>
+        </w:r>
+      </w:hyperlink>
+      <w:r>
+        <w:rPr>
+          <w:lang w:val="zh_TW" w:bidi="zh_TW"/>
+        </w:rPr>
+        <w:t>）。另一方面，委身且簡樸的人，如耶穌自己的家人和朋友，通常代表貧窮人。</w:t>
+      </w:r>
+    </w:p>
+    <w:p>
+      <w:pPr/>
+      <w:r>
+        <w:rPr>
+          <w:lang w:val="zh_TW" w:bidi="zh_TW"/>
+        </w:rPr>
+      </w:r>
+      <w:r>
+        <w:rPr>
+          <w:lang w:val="zh_TW" w:bidi="zh_TW"/>
+        </w:rPr>
+        <w:t>因此，事實上，八福第一福的兩個版本（馬太和路加的記載）實際上是相同的。馬太的版本有深度：「虛心的人有福了」（</w:t>
+      </w:r>
+      <w:hyperlink r:id="rId58">
+        <w:r>
+          <w:rPr>
+            <w:lang w:val="zh_TW" w:bidi="zh_TW"/>
+          </w:rPr>
+          <w:rPr>
+            <w:color w:val="0000EE"/>
+            <w:u w:val="single"/>
+          </w:rPr>
+          <w:t>馬太福音5:3）；</w:t>
+        </w:r>
+      </w:hyperlink>
+      <w:r>
+        <w:rPr>
+          <w:lang w:val="zh_TW" w:bidi="zh_TW"/>
+        </w:rPr>
+        <w:t>路加的版本有廣度。當路加簡單地說「你們貧窮的人有福了」（</w:t>
+      </w:r>
+      <w:hyperlink r:id="rId59">
+        <w:r>
+          <w:rPr>
+            <w:lang w:val="zh_TW" w:bidi="zh_TW"/>
+          </w:rPr>
+          <w:rPr>
+            <w:color w:val="0000EE"/>
+            <w:u w:val="single"/>
+          </w:rPr>
+          <w:t>路加福音6:20</w:t>
+        </w:r>
+      </w:hyperlink>
+      <w:r>
+        <w:rPr>
+          <w:lang w:val="zh_TW" w:bidi="zh_TW"/>
+        </w:rPr>
+        <w:t>）時，他指的是那些在需要中（</w:t>
+      </w:r>
+      <w:r>
+        <w:rPr>
           <w:i/>
           <w:lang w:val="zh_TW" w:bidi="zh_TW"/>
         </w:rPr>
+        <w:t>任何</w:t>
+      </w:r>
+      <w:r>
+        <w:rPr>
+          <w:lang w:val="zh_TW" w:bidi="zh_TW"/>
+        </w:rPr>
+        <w:t>需要）轉向主的人。基督來到世上是為了將福音帶給這樣的人（</w:t>
+      </w:r>
+      <w:hyperlink r:id="rId60">
+        <w:r>
+          <w:rPr>
+            <w:lang w:val="zh_TW" w:bidi="zh_TW"/>
+          </w:rPr>
+          <w:rPr>
+            <w:color w:val="0000EE"/>
+            <w:u w:val="single"/>
+          </w:rPr>
+          <w:t>馬太福音11:5</w:t>
+        </w:r>
+      </w:hyperlink>
+      <w:r>
+        <w:rPr>
+          <w:lang w:val="zh_TW" w:bidi="zh_TW"/>
+        </w:rPr>
+        <w:t>；</w:t>
+      </w:r>
+      <w:hyperlink r:id="rId61">
+        <w:r>
+          <w:rPr>
+            <w:lang w:val="zh_TW" w:bidi="zh_TW"/>
+          </w:rPr>
+          <w:rPr>
+            <w:color w:val="0000EE"/>
+            <w:u w:val="single"/>
+          </w:rPr>
+          <w:t>路加福音4:18</w:t>
+        </w:r>
+      </w:hyperlink>
+      <w:r>
+        <w:rPr>
+          <w:lang w:val="zh_TW" w:bidi="zh_TW"/>
+        </w:rPr>
+        <w:t>）。耶穌基督自己體現了同樣的理念。正如保羅所說：「</w:t>
+      </w:r>
+      <w:r>
+        <w:rPr>
+          <w:lang w:val="zh_TW" w:bidi="zh_TW"/>
+        </w:rPr>
+        <w:t>他本來富足，卻為你們成了貧窮，叫你們因他的貧窮，可以成為富足</w:t>
+      </w:r>
+      <w:r>
+        <w:rPr>
+          <w:lang w:val="zh_TW" w:bidi="zh_TW"/>
+        </w:rPr>
+        <w:t>」（</w:t>
+      </w:r>
+      <w:hyperlink r:id="rId62">
+        <w:r>
+          <w:rPr>
+            <w:lang w:val="zh_TW" w:bidi="zh_TW"/>
+          </w:rPr>
+          <w:rPr>
+            <w:color w:val="0000EE"/>
+            <w:u w:val="single"/>
+          </w:rPr>
+          <w:t>哥林多後書8:9</w:t>
+        </w:r>
+      </w:hyperlink>
+      <w:r>
+        <w:rPr>
+          <w:lang w:val="zh_TW" w:bidi="zh_TW"/>
+        </w:rPr>
+        <w:t>，</w:t>
+      </w:r>
+      <w:r>
+        <w:rPr>
+          <w:lang w:val="zh_TW" w:bidi="zh_TW"/>
+        </w:rPr>
+        <w:t>庇哩亞聖經</w:t>
+      </w:r>
+      <w:r>
+        <w:rPr>
+          <w:lang w:val="zh_TW" w:bidi="zh_TW"/>
+        </w:rPr>
+        <w:t>）。我們無助的貧窮是一種邪惡，需要祂來拯救；祂有意選擇的貧窮樣式正是祂拯救的榮耀方式。</w:t>
+      </w:r>
+    </w:p>
+    <w:p>
+      <w:pPr/>
+      <w:r>
+        <w:rPr>
+          <w:lang w:val="zh_TW" w:bidi="zh_TW"/>
+        </w:rPr>
+      </w:r>
+      <w:r>
+        <w:rPr>
+          <w:i/>
+          <w:lang w:val="zh_TW" w:bidi="zh_TW"/>
+        </w:rPr>
         <w:t>另見</w:t>
       </w:r>
       <w:r>
@@ -1450,19 +1468,55 @@
         <w:rPr>
           <w:lang w:val="zh_TW" w:bidi="zh_TW"/>
         </w:rPr>
-        <w:t>承認</w:t>
-      </w:r>
-      <w:r>
-        <w:rPr>
-          <w:lang w:val="zh_TW" w:bidi="zh_TW"/>
-        </w:rPr>
-        <w:t>；</w:t>
-      </w:r>
-      <w:r>
-        <w:rPr>
-          <w:lang w:val="zh_TW" w:bidi="zh_TW"/>
-        </w:rPr>
-        <w:t>悔改</w:t>
+        <w:t>施捨</w:t>
+      </w:r>
+      <w:r>
+        <w:rPr>
+          <w:lang w:val="zh_TW" w:bidi="zh_TW"/>
+        </w:rPr>
+        <w:t>，</w:t>
+      </w:r>
+      <w:r>
+        <w:rPr>
+          <w:lang w:val="zh_TW" w:bidi="zh_TW"/>
+        </w:rPr>
+        <w:t>錢財</w:t>
+      </w:r>
+      <w:r>
+        <w:rPr>
+          <w:lang w:val="zh_TW" w:bidi="zh_TW"/>
+        </w:rPr>
+        <w:t>，</w:t>
+      </w:r>
+      <w:r>
+        <w:rPr>
+          <w:lang w:val="zh_TW" w:bidi="zh_TW"/>
+        </w:rPr>
+        <w:t>公義</w:t>
+      </w:r>
+      <w:r>
+        <w:rPr>
+          <w:lang w:val="zh_TW" w:bidi="zh_TW"/>
+        </w:rPr>
+        <w:t>，</w:t>
+      </w:r>
+      <w:r>
+        <w:rPr>
+          <w:lang w:val="zh_TW" w:bidi="zh_TW"/>
+        </w:rPr>
+        <w:t>工價</w:t>
+      </w:r>
+      <w:r>
+        <w:rPr>
+          <w:lang w:val="zh_TW" w:bidi="zh_TW"/>
+        </w:rPr>
+        <w:t>，</w:t>
+      </w:r>
+      <w:r>
+        <w:rPr>
+          <w:lang w:val="zh_TW" w:bidi="zh_TW"/>
+        </w:rPr>
+        <w:t>財富</w:t>
       </w:r>
       <w:r>
         <w:rPr>

--- a/zht/docx/108.content.docx
+++ b/zht/docx/108.content.docx
@@ -149,7 +149,7 @@
         <w:rPr>
           <w:lang w:val="zh_TW" w:bidi="zh_TW"/>
         </w:rPr>
-        <w:t>qiong</w:t>
+        <w:t>pu</w:t>
       </w:r>
       <w:r>
         <w:rPr>
@@ -212,7 +212,7 @@
         <w:rPr>
           <w:lang w:val="zh_TW" w:bidi="zh_TW"/>
         </w:rPr>
-        <w:t>穹蒼</w:t>
+        <w:t>葡萄樹與葡萄園</w:t>
       </w:r>
       <w:r>
         <w:rPr>
@@ -231,7 +231,7 @@
         <w:rPr>
           <w:lang w:val="zh_TW" w:bidi="zh_TW"/>
         </w:rPr>
-        <w:t>聖經用穹蒼一詞描述地球的大氣層，這個字的原意是指「被鋪展或擴張的空間」。希伯來人認為「穹蒼」就是天空的空間，太陽、月亮和雲彩都在其中。</w:t>
+        <w:t>葡萄藤或葡萄樹可產出葡萄、葡萄乾和葡萄酒。葡萄園是種植葡萄樹的園子。</w:t>
       </w:r>
     </w:p>
     <w:p>
@@ -245,7 +245,7 @@
         <w:rPr>
           <w:lang w:val="zh_TW" w:bidi="zh_TW"/>
         </w:rPr>
-        <w:t>在創造的第二日，神造了地球以上的大氣層，分開下面的水與上面的水。神稱這個「穹蒼」為「天」（</w:t>
+        <w:t>聖經提到的葡萄樹，既有字面上的意義，也有比喻的意義。葡萄樹可能起源於亞拉臘地區（</w:t>
       </w:r>
       <w:hyperlink r:id="rId13">
         <w:r>
@@ -256,14 +256,14 @@
             <w:color w:val="0000EE"/>
             <w:u w:val="single"/>
           </w:rPr>
-          <w:t>創1:6–8</w:t>
-        </w:r>
-      </w:hyperlink>
-      <w:r>
-        <w:rPr>
-          <w:lang w:val="zh_TW" w:bidi="zh_TW"/>
-        </w:rPr>
-        <w:t>）。穹蒼提供了一個環境，使太陽、月亮和眾星能夠如神所設計般存在和運行。在創造的第四日，神在穹蒼裡設立光體，用來區分白晝與黑夜，指定節令。大光，即太陽，掌管白晝；小光，即月亮，掌管黑夜（</w:t>
+          <w:t>創9:20</w:t>
+        </w:r>
+      </w:hyperlink>
+      <w:r>
+        <w:rPr>
+          <w:lang w:val="zh_TW" w:bidi="zh_TW"/>
+        </w:rPr>
+        <w:t>）。古埃及人也有種植葡萄樹，墓葬壁畫亦有描繪酒的製作過程。迦南人曾以酒迎接亞伯拉罕（</w:t>
       </w:r>
       <w:hyperlink r:id="rId14">
         <w:r>
@@ -274,14 +274,43 @@
             <w:color w:val="0000EE"/>
             <w:u w:val="single"/>
           </w:rPr>
-          <w:t>14–19</w:t>
-        </w:r>
-      </w:hyperlink>
-      <w:r>
-        <w:rPr>
-          <w:lang w:val="zh_TW" w:bidi="zh_TW"/>
-        </w:rPr>
-        <w:t>節）。</w:t>
+          <w:t>創14:18</w:t>
+        </w:r>
+      </w:hyperlink>
+      <w:r>
+        <w:rPr>
+          <w:lang w:val="zh_TW" w:bidi="zh_TW"/>
+        </w:rPr>
+        <w:t>）。摩西曾描述應許之地的葡萄園（</w:t>
+      </w:r>
+      <w:hyperlink r:id="rId15">
+        <w:r>
+          <w:rPr>
+            <w:lang w:val="zh_TW" w:bidi="zh_TW"/>
+          </w:rPr>
+          <w:rPr>
+            <w:color w:val="0000EE"/>
+            <w:u w:val="single"/>
+          </w:rPr>
+          <w:t>申6:11</w:t>
+        </w:r>
+      </w:hyperlink>
+      <w:r>
+        <w:rPr>
+          <w:lang w:val="zh_TW" w:bidi="zh_TW"/>
+        </w:rPr>
+        <w:t>）。</w:t>
+      </w:r>
+    </w:p>
+    <w:p>
+      <w:pPr>
+        <w:pStyle w:val="Heading3"/>
+      </w:pPr>
+      <w:r>
+        <w:rPr>
+          <w:lang w:val="zh_TW" w:bidi="zh_TW"/>
+        </w:rPr>
+        <w:t>為什麼葡萄藤在聖經時代如此重要？</w:t>
       </w:r>
     </w:p>
     <w:p>
@@ -295,18 +324,36 @@
         <w:rPr>
           <w:lang w:val="zh_TW" w:bidi="zh_TW"/>
         </w:rPr>
-        <w:t>「穹蒼」一詞在詩篇出現過兩次，是神手所造的工作（</w:t>
-      </w:r>
-      <w:hyperlink r:id="rId15">
-        <w:r>
-          <w:rPr>
-            <w:lang w:val="zh_TW" w:bidi="zh_TW"/>
-          </w:rPr>
-          <w:rPr>
-            <w:color w:val="0000EE"/>
-            <w:u w:val="single"/>
-          </w:rPr>
-          <w:t>詩19:1</w:t>
+        <w:t>優質的葡萄來自山谷和平原，為希伯來人提供水果和酒，豐富他們清淡的飲食（</w:t>
+      </w:r>
+      <w:hyperlink r:id="rId16">
+        <w:r>
+          <w:rPr>
+            <w:lang w:val="zh_TW" w:bidi="zh_TW"/>
+          </w:rPr>
+          <w:rPr>
+            <w:color w:val="0000EE"/>
+            <w:u w:val="single"/>
+          </w:rPr>
+          <w:t>民13:20、24</w:t>
+        </w:r>
+      </w:hyperlink>
+      <w:r>
+        <w:rPr>
+          <w:lang w:val="zh_TW" w:bidi="zh_TW"/>
+        </w:rPr>
+        <w:t>；</w:t>
+      </w:r>
+      <w:hyperlink r:id="rId17">
+        <w:r>
+          <w:rPr>
+            <w:lang w:val="zh_TW" w:bidi="zh_TW"/>
+          </w:rPr>
+          <w:rPr>
+            <w:color w:val="0000EE"/>
+            <w:u w:val="single"/>
+          </w:rPr>
+          <w:t>士14:5</w:t>
         </w:r>
       </w:hyperlink>
       <w:r>
@@ -315,42 +362,6 @@
         </w:rPr>
         <w:t>，</w:t>
       </w:r>
-      <w:hyperlink r:id="rId16">
-        <w:r>
-          <w:rPr>
-            <w:lang w:val="zh_TW" w:bidi="zh_TW"/>
-          </w:rPr>
-          <w:rPr>
-            <w:color w:val="0000EE"/>
-            <w:u w:val="single"/>
-          </w:rPr>
-          <w:t>150:1</w:t>
-        </w:r>
-      </w:hyperlink>
-      <w:r>
-        <w:rPr>
-          <w:lang w:val="zh_TW" w:bidi="zh_TW"/>
-        </w:rPr>
-        <w:t>）。在以西結書（</w:t>
-      </w:r>
-      <w:hyperlink r:id="rId17">
-        <w:r>
-          <w:rPr>
-            <w:lang w:val="zh_TW" w:bidi="zh_TW"/>
-          </w:rPr>
-          <w:rPr>
-            <w:color w:val="0000EE"/>
-            <w:u w:val="single"/>
-          </w:rPr>
-          <w:t>1:22–26</w:t>
-        </w:r>
-      </w:hyperlink>
-      <w:r>
-        <w:rPr>
-          <w:lang w:val="zh_TW" w:bidi="zh_TW"/>
-        </w:rPr>
-        <w:t>，</w:t>
-      </w:r>
       <w:hyperlink r:id="rId18">
         <w:r>
           <w:rPr>
@@ -360,14 +371,14 @@
             <w:color w:val="0000EE"/>
             <w:u w:val="single"/>
           </w:rPr>
-          <w:t>10:1</w:t>
-        </w:r>
-      </w:hyperlink>
-      <w:r>
-        <w:rPr>
-          <w:lang w:val="zh_TW" w:bidi="zh_TW"/>
-        </w:rPr>
-        <w:t>）和但以理書（</w:t>
+          <w:t>15:5</w:t>
+        </w:r>
+      </w:hyperlink>
+      <w:r>
+        <w:rPr>
+          <w:lang w:val="zh_TW" w:bidi="zh_TW"/>
+        </w:rPr>
+        <w:t>）。酒是他們文化的重要一環，買賣相當流行，而在以色列最後幾位國王執政期間，酒的貿易非常活躍（參</w:t>
       </w:r>
       <w:hyperlink r:id="rId19">
         <w:r>
@@ -378,24 +389,43 @@
             <w:color w:val="0000EE"/>
             <w:u w:val="single"/>
           </w:rPr>
-          <w:t>12:3</w:t>
-        </w:r>
-      </w:hyperlink>
-      <w:r>
-        <w:rPr>
-          <w:lang w:val="zh_TW" w:bidi="zh_TW"/>
-        </w:rPr>
-        <w:t>）中，穹蒼總是與創造有關。</w:t>
-      </w:r>
-      <w:r>
-        <w:rPr>
-          <w:lang w:val="zh_TW" w:bidi="zh_TW"/>
-        </w:rPr>
-      </w:r>
-      <w:r>
-        <w:rPr>
-          <w:lang w:val="zh_TW" w:bidi="zh_TW"/>
-        </w:rPr>
+          <w:t>結27:18</w:t>
+        </w:r>
+      </w:hyperlink>
+      <w:r>
+        <w:rPr>
+          <w:lang w:val="zh_TW" w:bidi="zh_TW"/>
+        </w:rPr>
+        <w:t>）。到希臘人和羅馬人統治時，這種貿易仍然流行。對於希伯來人來說，理想生活的景象是安靜地待在一處，耕種自己的土地，坐在自己的葡萄樹下（</w:t>
+      </w:r>
+      <w:hyperlink r:id="rId20">
+        <w:r>
+          <w:rPr>
+            <w:lang w:val="zh_TW" w:bidi="zh_TW"/>
+          </w:rPr>
+          <w:rPr>
+            <w:color w:val="0000EE"/>
+            <w:u w:val="single"/>
+          </w:rPr>
+          <w:t>王上4:25</w:t>
+        </w:r>
+      </w:hyperlink>
+      <w:r>
+        <w:rPr>
+          <w:lang w:val="zh_TW" w:bidi="zh_TW"/>
+        </w:rPr>
+        <w:t>）。</w:t>
+      </w:r>
+    </w:p>
+    <w:p>
+      <w:pPr>
+        <w:pStyle w:val="Heading3"/>
+      </w:pPr>
+      <w:r>
+        <w:rPr>
+          <w:lang w:val="zh_TW" w:bidi="zh_TW"/>
+        </w:rPr>
+        <w:t>葡萄的種植與收成</w:t>
       </w:r>
     </w:p>
     <w:p>
@@ -405,21 +435,238 @@
           <w:lang w:val="zh_TW" w:bidi="zh_TW"/>
         </w:rPr>
       </w:r>
+      <w:r>
+        <w:rPr>
+          <w:lang w:val="zh_TW" w:bidi="zh_TW"/>
+        </w:rPr>
+        <w:t>典型的葡萄園周圍有保護園子的籬笆或圍欄。在收成的季節，守衛會待在瞭望塔看守，防止小偷偷竊農作物（</w:t>
+      </w:r>
+      <w:hyperlink r:id="rId21">
+        <w:r>
+          <w:rPr>
+            <w:lang w:val="zh_TW" w:bidi="zh_TW"/>
+          </w:rPr>
+          <w:rPr>
+            <w:color w:val="0000EE"/>
+            <w:u w:val="single"/>
+          </w:rPr>
+          <w:t>伯24:18</w:t>
+        </w:r>
+      </w:hyperlink>
+      <w:r>
+        <w:rPr>
+          <w:lang w:val="zh_TW" w:bidi="zh_TW"/>
+        </w:rPr>
+        <w:t>；</w:t>
+      </w:r>
+      <w:hyperlink r:id="rId22">
+        <w:r>
+          <w:rPr>
+            <w:lang w:val="zh_TW" w:bidi="zh_TW"/>
+          </w:rPr>
+          <w:rPr>
+            <w:color w:val="0000EE"/>
+            <w:u w:val="single"/>
+          </w:rPr>
+          <w:t>賽1:8</w:t>
+        </w:r>
+      </w:hyperlink>
+      <w:r>
+        <w:rPr>
+          <w:lang w:val="zh_TW" w:bidi="zh_TW"/>
+        </w:rPr>
+        <w:t>；</w:t>
+      </w:r>
+      <w:hyperlink r:id="rId23">
+        <w:r>
+          <w:rPr>
+            <w:lang w:val="zh_TW" w:bidi="zh_TW"/>
+          </w:rPr>
+          <w:rPr>
+            <w:color w:val="0000EE"/>
+            <w:u w:val="single"/>
+          </w:rPr>
+          <w:t>可12:1</w:t>
+        </w:r>
+      </w:hyperlink>
+      <w:r>
+        <w:rPr>
+          <w:lang w:val="zh_TW" w:bidi="zh_TW"/>
+        </w:rPr>
+        <w:t>）。葡萄藤則一行行種植在封閉的區域裡，隨著植物生長，葡萄藤沿著支架，以將結果的枝條從地面上抬起來（</w:t>
+      </w:r>
+      <w:hyperlink r:id="rId24">
+        <w:r>
+          <w:rPr>
+            <w:lang w:val="zh_TW" w:bidi="zh_TW"/>
+          </w:rPr>
+          <w:rPr>
+            <w:color w:val="0000EE"/>
+            <w:u w:val="single"/>
+          </w:rPr>
+          <w:t>結17:6</w:t>
+        </w:r>
+      </w:hyperlink>
+      <w:r>
+        <w:rPr>
+          <w:lang w:val="zh_TW" w:bidi="zh_TW"/>
+        </w:rPr>
+        <w:t>）。葡萄園工人修剪並照料葡萄藤（</w:t>
+      </w:r>
+      <w:hyperlink r:id="rId25">
+        <w:r>
+          <w:rPr>
+            <w:lang w:val="zh_TW" w:bidi="zh_TW"/>
+          </w:rPr>
+          <w:rPr>
+            <w:color w:val="0000EE"/>
+            <w:u w:val="single"/>
+          </w:rPr>
+          <w:t>利25:3</w:t>
+        </w:r>
+      </w:hyperlink>
+      <w:r>
+        <w:rPr>
+          <w:lang w:val="zh_TW" w:bidi="zh_TW"/>
+        </w:rPr>
+        <w:t>；</w:t>
+      </w:r>
+      <w:hyperlink r:id="rId26">
+        <w:r>
+          <w:rPr>
+            <w:lang w:val="zh_TW" w:bidi="zh_TW"/>
+          </w:rPr>
+          <w:rPr>
+            <w:color w:val="0000EE"/>
+            <w:u w:val="single"/>
+          </w:rPr>
+          <w:t>賽61:5</w:t>
+        </w:r>
+      </w:hyperlink>
+      <w:r>
+        <w:rPr>
+          <w:lang w:val="zh_TW" w:bidi="zh_TW"/>
+        </w:rPr>
+        <w:t>；</w:t>
+      </w:r>
+      <w:hyperlink r:id="rId27">
+        <w:r>
+          <w:rPr>
+            <w:lang w:val="zh_TW" w:bidi="zh_TW"/>
+          </w:rPr>
+          <w:rPr>
+            <w:color w:val="0000EE"/>
+            <w:u w:val="single"/>
+          </w:rPr>
+          <w:t>珥3:10</w:t>
+        </w:r>
+      </w:hyperlink>
+      <w:r>
+        <w:rPr>
+          <w:lang w:val="zh_TW" w:bidi="zh_TW"/>
+        </w:rPr>
+        <w:t>；</w:t>
+      </w:r>
+      <w:hyperlink r:id="rId28">
+        <w:r>
+          <w:rPr>
+            <w:lang w:val="zh_TW" w:bidi="zh_TW"/>
+          </w:rPr>
+          <w:rPr>
+            <w:color w:val="0000EE"/>
+            <w:u w:val="single"/>
+          </w:rPr>
+          <w:t>約15:2</w:t>
+        </w:r>
+      </w:hyperlink>
+      <w:r>
+        <w:rPr>
+          <w:lang w:val="zh_TW" w:bidi="zh_TW"/>
+        </w:rPr>
+        <w:t>），又採摘成熟的果實並送往榨酒池（</w:t>
+      </w:r>
+      <w:hyperlink r:id="rId29">
+        <w:r>
+          <w:rPr>
+            <w:lang w:val="zh_TW" w:bidi="zh_TW"/>
+          </w:rPr>
+          <w:rPr>
+            <w:color w:val="0000EE"/>
+            <w:u w:val="single"/>
+          </w:rPr>
+          <w:t>何9:2</w:t>
+        </w:r>
+      </w:hyperlink>
+      <w:r>
+        <w:rPr>
+          <w:lang w:val="zh_TW" w:bidi="zh_TW"/>
+        </w:rPr>
+        <w:t>）。踹葡萄是一個慶祝的場合（</w:t>
+      </w:r>
+      <w:hyperlink r:id="rId30">
+        <w:r>
+          <w:rPr>
+            <w:lang w:val="zh_TW" w:bidi="zh_TW"/>
+          </w:rPr>
+          <w:rPr>
+            <w:color w:val="0000EE"/>
+            <w:u w:val="single"/>
+          </w:rPr>
+          <w:t>賽16:10</w:t>
+        </w:r>
+      </w:hyperlink>
+      <w:r>
+        <w:rPr>
+          <w:lang w:val="zh_TW" w:bidi="zh_TW"/>
+        </w:rPr>
+        <w:t>；</w:t>
+      </w:r>
+      <w:hyperlink r:id="rId31">
+        <w:r>
+          <w:rPr>
+            <w:lang w:val="zh_TW" w:bidi="zh_TW"/>
+          </w:rPr>
+          <w:rPr>
+            <w:color w:val="0000EE"/>
+            <w:u w:val="single"/>
+          </w:rPr>
+          <w:t>耶25:30</w:t>
+        </w:r>
+      </w:hyperlink>
+      <w:r>
+        <w:rPr>
+          <w:lang w:val="zh_TW" w:bidi="zh_TW"/>
+        </w:rPr>
+        <w:t>）。發酵的汁液會收集在新的羊皮袋和大型陶罐中（</w:t>
+      </w:r>
+      <w:hyperlink r:id="rId32">
+        <w:r>
+          <w:rPr>
+            <w:lang w:val="zh_TW" w:bidi="zh_TW"/>
+          </w:rPr>
+          <w:rPr>
+            <w:color w:val="0000EE"/>
+            <w:u w:val="single"/>
+          </w:rPr>
+          <w:t>太9:17</w:t>
+        </w:r>
+      </w:hyperlink>
+      <w:r>
+        <w:rPr>
+          <w:lang w:val="zh_TW" w:bidi="zh_TW"/>
+        </w:rPr>
+        <w:t>）。</w:t>
+      </w:r>
     </w:p>
     <w:p>
       <w:pPr>
-        <w:pStyle w:val="Heading2"/>
-      </w:pPr>
-      <w:r>
-        <w:rPr>
-          <w:lang w:val="zh_TW" w:bidi="zh_TW"/>
-        </w:rPr>
-        <w:t>窮人</w:t>
-      </w:r>
-      <w:r>
-        <w:rPr>
-          <w:lang w:val="zh_TW" w:bidi="zh_TW"/>
-        </w:rPr>
+        <w:pStyle w:val="Heading3"/>
+      </w:pPr>
+      <w:r>
+        <w:rPr>
+          <w:lang w:val="zh_TW" w:bidi="zh_TW"/>
+        </w:rPr>
+        <w:t>葡萄園在日常生活中的角色</w:t>
       </w:r>
     </w:p>
     <w:p>
@@ -433,7 +680,61 @@
         <w:rPr>
           <w:lang w:val="zh_TW" w:bidi="zh_TW"/>
         </w:rPr>
-        <w:t>缺乏物質財富的人。</w:t>
+        <w:t>收成葡萄的工人可以免除兵役，這點顯示葡萄對以色列經濟的重要性。稅務和債務通常以酒而非金錢支付。法律規定，窮人可以在葡萄園中，拾取遺留園中沒有被收成的葡萄，就像在麥田中拾取遺留的穀物一樣（</w:t>
+      </w:r>
+      <w:hyperlink r:id="rId33">
+        <w:r>
+          <w:rPr>
+            <w:lang w:val="zh_TW" w:bidi="zh_TW"/>
+          </w:rPr>
+          <w:rPr>
+            <w:color w:val="0000EE"/>
+            <w:u w:val="single"/>
+          </w:rPr>
+          <w:t>利19:9–10</w:t>
+        </w:r>
+      </w:hyperlink>
+      <w:r>
+        <w:rPr>
+          <w:lang w:val="zh_TW" w:bidi="zh_TW"/>
+        </w:rPr>
+        <w:t>）。不結果的葡萄藤被用來製作木炭（</w:t>
+      </w:r>
+      <w:hyperlink r:id="rId34">
+        <w:r>
+          <w:rPr>
+            <w:lang w:val="zh_TW" w:bidi="zh_TW"/>
+          </w:rPr>
+          <w:rPr>
+            <w:color w:val="0000EE"/>
+            <w:u w:val="single"/>
+          </w:rPr>
+          <w:t>結15:4</w:t>
+        </w:r>
+      </w:hyperlink>
+      <w:r>
+        <w:rPr>
+          <w:lang w:val="zh_TW" w:bidi="zh_TW"/>
+        </w:rPr>
+        <w:t>；</w:t>
+      </w:r>
+      <w:hyperlink r:id="rId35">
+        <w:r>
+          <w:rPr>
+            <w:lang w:val="zh_TW" w:bidi="zh_TW"/>
+          </w:rPr>
+          <w:rPr>
+            <w:color w:val="0000EE"/>
+            <w:u w:val="single"/>
+          </w:rPr>
+          <w:t>約15:6</w:t>
+        </w:r>
+      </w:hyperlink>
+      <w:r>
+        <w:rPr>
+          <w:lang w:val="zh_TW" w:bidi="zh_TW"/>
+        </w:rPr>
+        <w:t>）。</w:t>
       </w:r>
     </w:p>
     <w:p>
@@ -444,7 +745,7 @@
         <w:rPr>
           <w:lang w:val="zh_TW" w:bidi="zh_TW"/>
         </w:rPr>
-        <w:t>貧窮作為壞事</w:t>
+        <w:t>耶穌關於葡萄樹與酒的教導</w:t>
       </w:r>
     </w:p>
     <w:p>
@@ -458,18 +759,18 @@
         <w:rPr>
           <w:lang w:val="zh_TW" w:bidi="zh_TW"/>
         </w:rPr>
-        <w:t>有些時候，聖經對於人們為何富有或貧窮給出了非常簡單的解釋。假如一個人喜愛耶和華的律法，他或她將獲得財富和富足。這樣的人在他們所做的一切事上都會順利（</w:t>
-      </w:r>
-      <w:hyperlink r:id="rId20">
-        <w:r>
-          <w:rPr>
-            <w:lang w:val="zh_TW" w:bidi="zh_TW"/>
-          </w:rPr>
-          <w:rPr>
-            <w:color w:val="0000EE"/>
-            <w:u w:val="single"/>
-          </w:rPr>
-          <w:t>詩篇1:3</w:t>
+        <w:t>耶穌經常使用葡萄園作為所講比喻的背景（</w:t>
+      </w:r>
+      <w:hyperlink r:id="rId36">
+        <w:r>
+          <w:rPr>
+            <w:lang w:val="zh_TW" w:bidi="zh_TW"/>
+          </w:rPr>
+          <w:rPr>
+            <w:color w:val="0000EE"/>
+            <w:u w:val="single"/>
+          </w:rPr>
+          <w:t>太20:1–16</w:t>
         </w:r>
       </w:hyperlink>
       <w:r>
@@ -478,23 +779,113 @@
         </w:rPr>
         <w:t>，</w:t>
       </w:r>
-      <w:hyperlink r:id="rId21">
-        <w:r>
-          <w:rPr>
-            <w:lang w:val="zh_TW" w:bidi="zh_TW"/>
-          </w:rPr>
-          <w:rPr>
-            <w:color w:val="0000EE"/>
-            <w:u w:val="single"/>
-          </w:rPr>
-          <w:t>112:3</w:t>
-        </w:r>
-      </w:hyperlink>
-      <w:r>
-        <w:rPr>
-          <w:lang w:val="zh_TW" w:bidi="zh_TW"/>
-        </w:rPr>
-        <w:t>）。在舊約時代的以色列，這些想法並不像看起來那麼簡單。罪與貧窮之間確實存在關聯。以色列社會是建立在神所制定的律法之上，所以假如存在貧窮，那就意味著在某些地方，律法被破壞了。</w:t>
+      <w:hyperlink r:id="rId37">
+        <w:r>
+          <w:rPr>
+            <w:lang w:val="zh_TW" w:bidi="zh_TW"/>
+          </w:rPr>
+          <w:rPr>
+            <w:color w:val="0000EE"/>
+            <w:u w:val="single"/>
+          </w:rPr>
+          <w:t>21:28–43</w:t>
+        </w:r>
+      </w:hyperlink>
+      <w:r>
+        <w:rPr>
+          <w:lang w:val="zh_TW" w:bidi="zh_TW"/>
+        </w:rPr>
+        <w:t>；</w:t>
+      </w:r>
+      <w:hyperlink r:id="rId38">
+        <w:r>
+          <w:rPr>
+            <w:lang w:val="zh_TW" w:bidi="zh_TW"/>
+          </w:rPr>
+          <w:rPr>
+            <w:color w:val="0000EE"/>
+            <w:u w:val="single"/>
+          </w:rPr>
+          <w:t>可12:1–11</w:t>
+        </w:r>
+      </w:hyperlink>
+      <w:r>
+        <w:rPr>
+          <w:lang w:val="zh_TW" w:bidi="zh_TW"/>
+        </w:rPr>
+        <w:t>；</w:t>
+      </w:r>
+      <w:hyperlink r:id="rId39">
+        <w:r>
+          <w:rPr>
+            <w:lang w:val="zh_TW" w:bidi="zh_TW"/>
+          </w:rPr>
+          <w:rPr>
+            <w:color w:val="0000EE"/>
+            <w:u w:val="single"/>
+          </w:rPr>
+          <w:t>路13:6–9</w:t>
+        </w:r>
+      </w:hyperlink>
+      <w:r>
+        <w:rPr>
+          <w:lang w:val="zh_TW" w:bidi="zh_TW"/>
+        </w:rPr>
+        <w:t>，</w:t>
+      </w:r>
+      <w:hyperlink r:id="rId40">
+        <w:r>
+          <w:rPr>
+            <w:lang w:val="zh_TW" w:bidi="zh_TW"/>
+          </w:rPr>
+          <w:rPr>
+            <w:color w:val="0000EE"/>
+            <w:u w:val="single"/>
+          </w:rPr>
+          <w:t>20:9–18</w:t>
+        </w:r>
+      </w:hyperlink>
+      <w:r>
+        <w:rPr>
+          <w:lang w:val="zh_TW" w:bidi="zh_TW"/>
+        </w:rPr>
+        <w:t>）。當時的人普遍都知道和理解釀酒的方法。耶穌將新酒放入舊皮袋的故事，對新約聖經的聽眾來說，很容易明白（</w:t>
+      </w:r>
+      <w:hyperlink r:id="rId32">
+        <w:r>
+          <w:rPr>
+            <w:lang w:val="zh_TW" w:bidi="zh_TW"/>
+          </w:rPr>
+          <w:rPr>
+            <w:color w:val="0000EE"/>
+            <w:u w:val="single"/>
+          </w:rPr>
+          <w:t>太9:17</w:t>
+        </w:r>
+      </w:hyperlink>
+      <w:r>
+        <w:rPr>
+          <w:lang w:val="zh_TW" w:bidi="zh_TW"/>
+        </w:rPr>
+        <w:t>）。在象徵意義上，基督將自己描述為真正的葡萄樹，祂的血成為象徵聖餐的聖禮之酒（</w:t>
+      </w:r>
+      <w:hyperlink r:id="rId41">
+        <w:r>
+          <w:rPr>
+            <w:lang w:val="zh_TW" w:bidi="zh_TW"/>
+          </w:rPr>
+          <w:rPr>
+            <w:color w:val="0000EE"/>
+            <w:u w:val="single"/>
+          </w:rPr>
+          <w:t>約15:1–11</w:t>
+        </w:r>
+      </w:hyperlink>
+      <w:r>
+        <w:rPr>
+          <w:lang w:val="zh_TW" w:bidi="zh_TW"/>
+        </w:rPr>
+        <w:t>）。</w:t>
       </w:r>
     </w:p>
     <w:p>
@@ -506,81 +897,50 @@
       </w:r>
       <w:r>
         <w:rPr>
-          <w:lang w:val="zh_TW" w:bidi="zh_TW"/>
-        </w:rPr>
-        <w:t>無論人的貧窮是由於他或她自己的罪還是他人的罪，舊約都將其視為需要對抗的邪惡，律法做出了許多規定來緩解這種情況（比如，</w:t>
-      </w:r>
-      <w:hyperlink r:id="rId22">
-        <w:r>
-          <w:rPr>
-            <w:lang w:val="zh_TW" w:bidi="zh_TW"/>
-          </w:rPr>
-          <w:rPr>
-            <w:color w:val="0000EE"/>
-            <w:u w:val="single"/>
-          </w:rPr>
-          <w:t>出埃及記22:21–27</w:t>
-        </w:r>
-      </w:hyperlink>
-      <w:r>
-        <w:rPr>
-          <w:lang w:val="zh_TW" w:bidi="zh_TW"/>
-        </w:rPr>
-        <w:t>；</w:t>
-      </w:r>
-      <w:hyperlink r:id="rId23">
-        <w:r>
-          <w:rPr>
-            <w:lang w:val="zh_TW" w:bidi="zh_TW"/>
-          </w:rPr>
-          <w:rPr>
-            <w:color w:val="0000EE"/>
-            <w:u w:val="single"/>
-          </w:rPr>
-          <w:t>利未記19:9–10</w:t>
-        </w:r>
-      </w:hyperlink>
-      <w:r>
-        <w:rPr>
-          <w:lang w:val="zh_TW" w:bidi="zh_TW"/>
-        </w:rPr>
-        <w:t>；</w:t>
-      </w:r>
-      <w:hyperlink r:id="rId24">
-        <w:r>
-          <w:rPr>
-            <w:lang w:val="zh_TW" w:bidi="zh_TW"/>
-          </w:rPr>
-          <w:rPr>
-            <w:color w:val="0000EE"/>
-            <w:u w:val="single"/>
-          </w:rPr>
-          <w:t>申命記15:1–15</w:t>
-        </w:r>
-      </w:hyperlink>
-      <w:r>
-        <w:rPr>
-          <w:lang w:val="zh_TW" w:bidi="zh_TW"/>
-        </w:rPr>
-        <w:t>，</w:t>
-      </w:r>
-      <w:hyperlink r:id="rId25">
-        <w:r>
-          <w:rPr>
-            <w:lang w:val="zh_TW" w:bidi="zh_TW"/>
-          </w:rPr>
-          <w:rPr>
-            <w:color w:val="0000EE"/>
-            <w:u w:val="single"/>
-          </w:rPr>
-          <w:t>24:10–22</w:t>
-        </w:r>
-      </w:hyperlink>
-      <w:r>
-        <w:rPr>
-          <w:lang w:val="zh_TW" w:bidi="zh_TW"/>
-        </w:rPr>
-        <w:t>）。神關心窮乏的人，並期望祂的子民也這樣做。</w:t>
+          <w:i/>
+          <w:lang w:val="zh_TW" w:bidi="zh_TW"/>
+        </w:rPr>
+        <w:t>另見</w:t>
+      </w:r>
+      <w:r>
+        <w:rPr>
+          <w:lang w:val="zh_TW" w:bidi="zh_TW"/>
+        </w:rPr>
+        <w:t xml:space="preserve"> </w:t>
+      </w:r>
+      <w:r>
+        <w:rPr>
+          <w:lang w:val="zh_TW" w:bidi="zh_TW"/>
+        </w:rPr>
+        <w:t>農業</w:t>
+      </w:r>
+      <w:r>
+        <w:rPr>
+          <w:lang w:val="zh_TW" w:bidi="zh_TW"/>
+        </w:rPr>
+        <w:t>、</w:t>
+      </w:r>
+      <w:r>
+        <w:rPr>
+          <w:lang w:val="zh_TW" w:bidi="zh_TW"/>
+        </w:rPr>
+        <w:t>植物（藤本植物）</w:t>
+      </w:r>
+      <w:r>
+        <w:rPr>
+          <w:lang w:val="zh_TW" w:bidi="zh_TW"/>
+        </w:rPr>
+        <w:t>。</w:t>
+      </w:r>
+      <w:r>
+        <w:rPr>
+          <w:lang w:val="zh_TW" w:bidi="zh_TW"/>
+        </w:rPr>
+      </w:r>
+      <w:r>
+        <w:rPr>
+          <w:lang w:val="zh_TW" w:bidi="zh_TW"/>
+        </w:rPr>
       </w:r>
     </w:p>
     <w:p>
@@ -590,40 +950,54 @@
           <w:lang w:val="zh_TW" w:bidi="zh_TW"/>
         </w:rPr>
       </w:r>
-      <w:r>
-        <w:rPr>
-          <w:lang w:val="zh_TW" w:bidi="zh_TW"/>
-        </w:rPr>
-        <w:t>在兩約之間的時期，這種關心在地中海周圍的猶太社區中持續存在，隨後由基督徒教會作為實際責任承擔起來（</w:t>
-      </w:r>
-      <w:hyperlink r:id="rId26">
-        <w:r>
-          <w:rPr>
-            <w:lang w:val="zh_TW" w:bidi="zh_TW"/>
-          </w:rPr>
-          <w:rPr>
-            <w:color w:val="0000EE"/>
-            <w:u w:val="single"/>
-          </w:rPr>
-          <w:t>使徒行傳11:29</w:t>
-        </w:r>
-      </w:hyperlink>
-      <w:r>
-        <w:rPr>
-          <w:lang w:val="zh_TW" w:bidi="zh_TW"/>
-        </w:rPr>
-        <w:t>，</w:t>
-      </w:r>
-      <w:hyperlink r:id="rId27">
-        <w:r>
-          <w:rPr>
-            <w:lang w:val="zh_TW" w:bidi="zh_TW"/>
-          </w:rPr>
-          <w:rPr>
-            <w:color w:val="0000EE"/>
-            <w:u w:val="single"/>
-          </w:rPr>
-          <w:t>24:17</w:t>
+    </w:p>
+    <w:p>
+      <w:pPr>
+        <w:pStyle w:val="Heading2"/>
+      </w:pPr>
+      <w:r>
+        <w:rPr>
+          <w:lang w:val="zh_TW" w:bidi="zh_TW"/>
+        </w:rPr>
+        <w:t>蒲式耳</w:t>
+      </w:r>
+      <w:r>
+        <w:rPr>
+          <w:lang w:val="zh_TW" w:bidi="zh_TW"/>
+        </w:rPr>
+      </w:r>
+    </w:p>
+    <w:p>
+      <w:pPr>
+        <w:pStyle w:val="ListNumber"/>
+        <w:numPr>
+          <w:ilvl w:val="0"/>
+          <w:numId w:val="14"/>
+        </w:numPr>
+        <w:spacing w:line="240" w:lineRule="auto"/>
+        <w:ind w:left="720"/>
+      </w:pPr>
+      <w:r>
+        <w:rPr>
+          <w:lang w:val="zh_TW" w:bidi="zh_TW"/>
+        </w:rPr>
+      </w:r>
+      <w:r>
+        <w:rPr>
+          <w:lang w:val="zh_TW" w:bidi="zh_TW"/>
+        </w:rPr>
+        <w:t>一個小容器（「籃子」），可以用來罩住燈（</w:t>
+      </w:r>
+      <w:hyperlink r:id="rId42">
+        <w:r>
+          <w:rPr>
+            <w:lang w:val="zh_TW" w:bidi="zh_TW"/>
+          </w:rPr>
+          <w:rPr>
+            <w:color w:val="0000EE"/>
+            <w:u w:val="single"/>
+          </w:rPr>
+          <w:t>太5:15</w:t>
         </w:r>
       </w:hyperlink>
       <w:r>
@@ -632,16 +1006,16 @@
         </w:rPr>
         <w:t>；</w:t>
       </w:r>
-      <w:hyperlink r:id="rId28">
-        <w:r>
-          <w:rPr>
-            <w:lang w:val="zh_TW" w:bidi="zh_TW"/>
-          </w:rPr>
-          <w:rPr>
-            <w:color w:val="0000EE"/>
-            <w:u w:val="single"/>
-          </w:rPr>
-          <w:t>羅馬書15:26</w:t>
+      <w:hyperlink r:id="rId43">
+        <w:r>
+          <w:rPr>
+            <w:lang w:val="zh_TW" w:bidi="zh_TW"/>
+          </w:rPr>
+          <w:rPr>
+            <w:color w:val="0000EE"/>
+            <w:u w:val="single"/>
+          </w:rPr>
+          <w:t>可4:21</w:t>
         </w:r>
       </w:hyperlink>
       <w:r>
@@ -650,162 +1024,76 @@
         </w:rPr>
         <w:t>；</w:t>
       </w:r>
-      <w:hyperlink r:id="rId29">
-        <w:r>
-          <w:rPr>
-            <w:lang w:val="zh_TW" w:bidi="zh_TW"/>
-          </w:rPr>
-          <w:rPr>
-            <w:color w:val="0000EE"/>
-            <w:u w:val="single"/>
-          </w:rPr>
-          <w:t>哥林多前書16:1</w:t>
-        </w:r>
-      </w:hyperlink>
-      <w:r>
-        <w:rPr>
-          <w:lang w:val="zh_TW" w:bidi="zh_TW"/>
-        </w:rPr>
-        <w:t>；</w:t>
-      </w:r>
-      <w:hyperlink r:id="rId30">
-        <w:r>
-          <w:rPr>
-            <w:lang w:val="zh_TW" w:bidi="zh_TW"/>
-          </w:rPr>
-          <w:rPr>
-            <w:color w:val="0000EE"/>
-            <w:u w:val="single"/>
-          </w:rPr>
-          <w:t>加拉太書2:10</w:t>
-        </w:r>
-      </w:hyperlink>
-      <w:r>
-        <w:rPr>
-          <w:lang w:val="zh_TW" w:bidi="zh_TW"/>
-        </w:rPr>
-        <w:t>；</w:t>
-      </w:r>
-      <w:hyperlink r:id="rId31">
-        <w:r>
-          <w:rPr>
-            <w:lang w:val="zh_TW" w:bidi="zh_TW"/>
-          </w:rPr>
-          <w:rPr>
-            <w:color w:val="0000EE"/>
-            <w:u w:val="single"/>
-          </w:rPr>
-          <w:t>雅各書2:15–16</w:t>
-        </w:r>
-      </w:hyperlink>
-      <w:r>
-        <w:rPr>
-          <w:lang w:val="zh_TW" w:bidi="zh_TW"/>
-        </w:rPr>
-        <w:t>；</w:t>
-      </w:r>
-      <w:hyperlink r:id="rId32">
-        <w:r>
-          <w:rPr>
-            <w:lang w:val="zh_TW" w:bidi="zh_TW"/>
-          </w:rPr>
-          <w:rPr>
-            <w:color w:val="0000EE"/>
-            <w:u w:val="single"/>
-          </w:rPr>
-          <w:t>約翰一書3:17</w:t>
-        </w:r>
-      </w:hyperlink>
-      <w:r>
-        <w:rPr>
-          <w:lang w:val="zh_TW" w:bidi="zh_TW"/>
-        </w:rPr>
-        <w:t>）；對基督徒來說，施捨也是他們的主所明確期望的義務（</w:t>
-      </w:r>
-      <w:hyperlink r:id="rId33">
-        <w:r>
-          <w:rPr>
-            <w:lang w:val="zh_TW" w:bidi="zh_TW"/>
-          </w:rPr>
-          <w:rPr>
-            <w:color w:val="0000EE"/>
-            <w:u w:val="single"/>
-          </w:rPr>
-          <w:t>馬太福音6:2–4</w:t>
-        </w:r>
-      </w:hyperlink>
-      <w:r>
-        <w:rPr>
-          <w:lang w:val="zh_TW" w:bidi="zh_TW"/>
-        </w:rPr>
-        <w:t>；</w:t>
-      </w:r>
-      <w:hyperlink r:id="rId34">
-        <w:r>
-          <w:rPr>
-            <w:lang w:val="zh_TW" w:bidi="zh_TW"/>
-          </w:rPr>
-          <w:rPr>
-            <w:color w:val="0000EE"/>
-            <w:u w:val="single"/>
-          </w:rPr>
-          <w:t>路加福音12:33</w:t>
-        </w:r>
-      </w:hyperlink>
-      <w:r>
-        <w:rPr>
-          <w:lang w:val="zh_TW" w:bidi="zh_TW"/>
-        </w:rPr>
-        <w:t>）。早期教會所實踐的事實上並不是原始的共產主義，因為假如他們放棄個人財產，他們就無法做到他們實際上所做的事——將錢財或實物「照各人所需用的」</w:t>
+      <w:hyperlink r:id="rId44">
+        <w:r>
+          <w:rPr>
+            <w:lang w:val="zh_TW" w:bidi="zh_TW"/>
+          </w:rPr>
+          <w:rPr>
+            <w:color w:val="0000EE"/>
+            <w:u w:val="single"/>
+          </w:rPr>
+          <w:t>路11:33</w:t>
+        </w:r>
+      </w:hyperlink>
+      <w:r>
+        <w:rPr>
+          <w:lang w:val="zh_TW" w:bidi="zh_TW"/>
+        </w:rPr>
+        <w:t>）。</w:t>
       </w:r>
       <w:r>
         <w:rPr>
           <w:i/>
           <w:lang w:val="zh_TW" w:bidi="zh_TW"/>
         </w:rPr>
-        <w:t>分給</w:t>
-      </w:r>
-      <w:r>
-        <w:rPr>
-          <w:lang w:val="zh_TW" w:bidi="zh_TW"/>
-        </w:rPr>
-        <w:t>各人（</w:t>
-      </w:r>
-      <w:hyperlink r:id="rId35">
-        <w:r>
-          <w:rPr>
-            <w:lang w:val="zh_TW" w:bidi="zh_TW"/>
-          </w:rPr>
-          <w:rPr>
-            <w:color w:val="0000EE"/>
-            <w:u w:val="single"/>
-          </w:rPr>
-          <w:t>使徒行傳2:45</w:t>
-        </w:r>
-      </w:hyperlink>
-      <w:r>
-        <w:rPr>
-          <w:lang w:val="zh_TW" w:bidi="zh_TW"/>
-        </w:rPr>
-        <w:t>，</w:t>
-      </w:r>
-      <w:hyperlink r:id="rId36">
-        <w:r>
-          <w:rPr>
-            <w:lang w:val="zh_TW" w:bidi="zh_TW"/>
-          </w:rPr>
-          <w:rPr>
-            <w:color w:val="0000EE"/>
-            <w:u w:val="single"/>
-          </w:rPr>
-          <w:t>4:35</w:t>
-        </w:r>
-      </w:hyperlink>
-      <w:r>
-        <w:rPr>
-          <w:lang w:val="zh_TW" w:bidi="zh_TW"/>
-        </w:rPr>
-        <w:t>）。</w:t>
+        <w:t>見</w:t>
+      </w:r>
+      <w:r>
+        <w:rPr>
+          <w:lang w:val="zh_TW" w:bidi="zh_TW"/>
+        </w:rPr>
+        <w:t xml:space="preserve"> </w:t>
+      </w:r>
+      <w:r>
+        <w:rPr>
+          <w:lang w:val="zh_TW" w:bidi="zh_TW"/>
+        </w:rPr>
+        <w:t>度量衡</w:t>
+      </w:r>
+      <w:r>
+        <w:rPr>
+          <w:lang w:val="zh_TW" w:bidi="zh_TW"/>
+        </w:rPr>
+        <w:t>。</w:t>
+      </w:r>
+    </w:p>
+    <w:p>
+      <w:pPr>
+        <w:pStyle w:val="ListNumber"/>
+        <w:spacing w:line="240" w:lineRule="auto"/>
+        <w:ind w:left="720"/>
+      </w:pPr>
+      <w:r>
+        <w:rPr>
+          <w:lang w:val="zh_TW" w:bidi="zh_TW"/>
+        </w:rPr>
+      </w:r>
+      <w:r>
+        <w:rPr>
+          <w:lang w:val="zh_TW" w:bidi="zh_TW"/>
+        </w:rPr>
+        <w:t>一種測量單位，約等於19夸脫或18公升。在希伯來文中，這稱為「伊法」。</w:t>
+      </w:r>
+      <w:r>
+        <w:rPr>
+          <w:lang w:val="zh_TW" w:bidi="zh_TW"/>
+        </w:rPr>
+      </w:r>
+      <w:r>
+        <w:rPr>
+          <w:lang w:val="zh_TW" w:bidi="zh_TW"/>
+        </w:rPr>
       </w:r>
     </w:p>
     <w:p>
@@ -815,22 +1103,21 @@
           <w:lang w:val="zh_TW" w:bidi="zh_TW"/>
         </w:rPr>
       </w:r>
-      <w:r>
-        <w:rPr>
-          <w:lang w:val="zh_TW" w:bidi="zh_TW"/>
-        </w:rPr>
-        <w:t>因此，貧窮雖然給富人提供了展示慷慨美德的機會，但本身（在新約和舊約中皆是）是一件壞事。</w:t>
-      </w:r>
     </w:p>
     <w:p>
       <w:pPr>
-        <w:pStyle w:val="Heading3"/>
-      </w:pPr>
-      <w:r>
-        <w:rPr>
-          <w:lang w:val="zh_TW" w:bidi="zh_TW"/>
-        </w:rPr>
-        <w:t>貧窮作為好事</w:t>
+        <w:pStyle w:val="Heading2"/>
+      </w:pPr>
+      <w:r>
+        <w:rPr>
+          <w:lang w:val="zh_TW" w:bidi="zh_TW"/>
+        </w:rPr>
+        <w:t>僕人</w:t>
+      </w:r>
+      <w:r>
+        <w:rPr>
+          <w:lang w:val="zh_TW" w:bidi="zh_TW"/>
+        </w:rPr>
       </w:r>
     </w:p>
     <w:p>
@@ -844,133 +1131,7 @@
         <w:rPr>
           <w:lang w:val="zh_TW" w:bidi="zh_TW"/>
         </w:rPr>
-        <w:t>正如我們所見，某種意義上，公義會使人興旺，而罪惡會使人貧窮。但普通的生活比這更複雜。</w:t>
-      </w:r>
-      <w:hyperlink r:id="rId37">
-        <w:r>
-          <w:rPr>
-            <w:lang w:val="zh_TW" w:bidi="zh_TW"/>
-          </w:rPr>
-          <w:rPr>
-            <w:color w:val="0000EE"/>
-            <w:u w:val="single"/>
-          </w:rPr>
-          <w:t>詩篇第一篇</w:t>
-        </w:r>
-      </w:hyperlink>
-      <w:r>
-        <w:rPr>
-          <w:lang w:val="zh_TW" w:bidi="zh_TW"/>
-        </w:rPr>
-        <w:t>和</w:t>
-      </w:r>
-      <w:hyperlink r:id="rId38">
-        <w:r>
-          <w:rPr>
-            <w:lang w:val="zh_TW" w:bidi="zh_TW"/>
-          </w:rPr>
-          <w:rPr>
-            <w:color w:val="0000EE"/>
-            <w:u w:val="single"/>
-          </w:rPr>
-          <w:t>一百一十二篇</w:t>
-        </w:r>
-      </w:hyperlink>
-      <w:r>
-        <w:rPr>
-          <w:lang w:val="zh_TW" w:bidi="zh_TW"/>
-        </w:rPr>
-        <w:t>提及上述內容，卻只展現了事情的其中一面。惡人興旺（</w:t>
-      </w:r>
-      <w:hyperlink r:id="rId39">
-        <w:r>
-          <w:rPr>
-            <w:lang w:val="zh_TW" w:bidi="zh_TW"/>
-          </w:rPr>
-          <w:rPr>
-            <w:color w:val="0000EE"/>
-            <w:u w:val="single"/>
-          </w:rPr>
-          <w:t>詩篇73:3</w:t>
-        </w:r>
-      </w:hyperlink>
-      <w:r>
-        <w:rPr>
-          <w:lang w:val="zh_TW" w:bidi="zh_TW"/>
-        </w:rPr>
-        <w:t>）及其對應的，義人貧窮呢？聖經的答案（比如，</w:t>
-      </w:r>
-      <w:hyperlink r:id="rId40">
-        <w:r>
-          <w:rPr>
-            <w:lang w:val="zh_TW" w:bidi="zh_TW"/>
-          </w:rPr>
-          <w:rPr>
-            <w:color w:val="0000EE"/>
-            <w:u w:val="single"/>
-          </w:rPr>
-          <w:t>約伯記21</w:t>
-        </w:r>
-      </w:hyperlink>
-      <w:r>
-        <w:rPr>
-          <w:lang w:val="zh_TW" w:bidi="zh_TW"/>
-        </w:rPr>
-        <w:t>；</w:t>
-      </w:r>
-      <w:hyperlink r:id="rId41">
-        <w:r>
-          <w:rPr>
-            <w:lang w:val="zh_TW" w:bidi="zh_TW"/>
-          </w:rPr>
-          <w:rPr>
-            <w:color w:val="0000EE"/>
-            <w:u w:val="single"/>
-          </w:rPr>
-          <w:t>詩篇37</w:t>
-        </w:r>
-      </w:hyperlink>
-      <w:r>
-        <w:rPr>
-          <w:lang w:val="zh_TW" w:bidi="zh_TW"/>
-        </w:rPr>
-        <w:t>，</w:t>
-      </w:r>
-      <w:hyperlink r:id="rId42">
-        <w:r>
-          <w:rPr>
-            <w:lang w:val="zh_TW" w:bidi="zh_TW"/>
-          </w:rPr>
-          <w:rPr>
-            <w:color w:val="0000EE"/>
-            <w:u w:val="single"/>
-          </w:rPr>
-          <w:t>49</w:t>
-        </w:r>
-      </w:hyperlink>
-      <w:r>
-        <w:rPr>
-          <w:lang w:val="zh_TW" w:bidi="zh_TW"/>
-        </w:rPr>
-        <w:t>，</w:t>
-      </w:r>
-      <w:hyperlink r:id="rId43">
-        <w:r>
-          <w:rPr>
-            <w:lang w:val="zh_TW" w:bidi="zh_TW"/>
-          </w:rPr>
-          <w:rPr>
-            <w:color w:val="0000EE"/>
-            <w:u w:val="single"/>
-          </w:rPr>
-          <w:t>73</w:t>
-        </w:r>
-      </w:hyperlink>
-      <w:r>
-        <w:rPr>
-          <w:lang w:val="zh_TW" w:bidi="zh_TW"/>
-        </w:rPr>
-        <w:t>）——壞人的富足是短暫的，而義人雖然在屬世的財物上貧窮，卻擁有屬靈的財富。</w:t>
+        <w:t>一個有義務服事主人的人，而主人會提供一定程度的保護。有些僕人（servant）是法律上的奴隸（slave），另一些則是自願的僕人。很難明確區分「僕人（servant）」、「奴隸（slave）」、「男奴（bondman）」和「女奴（bondwoman）」。希伯來文和希臘文中有多個詞被翻譯為「僕人」，但在較新的譯本中，有時會使用其它詞語。</w:t>
       </w:r>
     </w:p>
     <w:p>
@@ -984,25 +1145,7 @@
         <w:rPr>
           <w:lang w:val="zh_TW" w:bidi="zh_TW"/>
         </w:rPr>
-        <w:t>這個想法——好人不僅沒有興旺，反而可能經常貧窮——有時會被奇怪地顛倒過來。義人可能貧窮，但聖經有時似乎認為貧窮就是義。當然，這並不是自動就會如此（</w:t>
-      </w:r>
-      <w:hyperlink r:id="rId44">
-        <w:r>
-          <w:rPr>
-            <w:lang w:val="zh_TW" w:bidi="zh_TW"/>
-          </w:rPr>
-          <w:rPr>
-            <w:color w:val="0000EE"/>
-            <w:u w:val="single"/>
-          </w:rPr>
-          <w:t>箴言30:8–9</w:t>
-        </w:r>
-      </w:hyperlink>
-      <w:r>
-        <w:rPr>
-          <w:lang w:val="zh_TW" w:bidi="zh_TW"/>
-        </w:rPr>
-        <w:t>），但這樣的描述在聖經中，尤其是在詩篇中相當頻繁（比如，</w:t>
+        <w:t>在希伯來文中，表示「少年（lad）」、「少年人（youth）」或「童子（boy）」的詞語常常也指僕人（</w:t>
       </w:r>
       <w:hyperlink r:id="rId45">
         <w:r>
@@ -1013,7 +1156,133 @@
             <w:color w:val="0000EE"/>
             <w:u w:val="single"/>
           </w:rPr>
-          <w:t>詩篇9:18</w:t>
+          <w:t>出33:11</w:t>
+        </w:r>
+      </w:hyperlink>
+      <w:r>
+        <w:rPr>
+          <w:lang w:val="zh_TW" w:bidi="zh_TW"/>
+        </w:rPr>
+        <w:t>；</w:t>
+      </w:r>
+      <w:hyperlink r:id="rId46">
+        <w:r>
+          <w:rPr>
+            <w:lang w:val="zh_TW" w:bidi="zh_TW"/>
+          </w:rPr>
+          <w:rPr>
+            <w:color w:val="0000EE"/>
+            <w:u w:val="single"/>
+          </w:rPr>
+          <w:t>民22:22</w:t>
+        </w:r>
+      </w:hyperlink>
+      <w:r>
+        <w:rPr>
+          <w:lang w:val="zh_TW" w:bidi="zh_TW"/>
+        </w:rPr>
+        <w:t>；</w:t>
+      </w:r>
+      <w:hyperlink r:id="rId47">
+        <w:r>
+          <w:rPr>
+            <w:lang w:val="zh_TW" w:bidi="zh_TW"/>
+          </w:rPr>
+          <w:rPr>
+            <w:color w:val="0000EE"/>
+            <w:u w:val="single"/>
+          </w:rPr>
+          <w:t>王下4:12</w:t>
+        </w:r>
+      </w:hyperlink>
+      <w:r>
+        <w:rPr>
+          <w:lang w:val="zh_TW" w:bidi="zh_TW"/>
+        </w:rPr>
+        <w:t>）。表示「生來自由的僕人（free-born servant）」的詞語通常用來指稱耶和華的僕人，如利未人（</w:t>
+      </w:r>
+      <w:hyperlink r:id="rId48">
+        <w:r>
+          <w:rPr>
+            <w:lang w:val="zh_TW" w:bidi="zh_TW"/>
+          </w:rPr>
+          <w:rPr>
+            <w:color w:val="0000EE"/>
+            <w:u w:val="single"/>
+          </w:rPr>
+          <w:t>拉8:17</w:t>
+        </w:r>
+      </w:hyperlink>
+      <w:r>
+        <w:rPr>
+          <w:lang w:val="zh_TW" w:bidi="zh_TW"/>
+        </w:rPr>
+        <w:t>；</w:t>
+      </w:r>
+      <w:hyperlink r:id="rId49">
+        <w:r>
+          <w:rPr>
+            <w:lang w:val="zh_TW" w:bidi="zh_TW"/>
+          </w:rPr>
+          <w:rPr>
+            <w:color w:val="0000EE"/>
+            <w:u w:val="single"/>
+          </w:rPr>
+          <w:t>賽61:6</w:t>
+        </w:r>
+      </w:hyperlink>
+      <w:r>
+        <w:rPr>
+          <w:lang w:val="zh_TW" w:bidi="zh_TW"/>
+        </w:rPr>
+        <w:t>；</w:t>
+      </w:r>
+      <w:hyperlink r:id="rId50">
+        <w:r>
+          <w:rPr>
+            <w:lang w:val="zh_TW" w:bidi="zh_TW"/>
+          </w:rPr>
+          <w:rPr>
+            <w:color w:val="0000EE"/>
+            <w:u w:val="single"/>
+          </w:rPr>
+          <w:t>拉44:11</w:t>
+        </w:r>
+      </w:hyperlink>
+      <w:r>
+        <w:rPr>
+          <w:lang w:val="zh_TW" w:bidi="zh_TW"/>
+        </w:rPr>
+        <w:t>）或祭司（</w:t>
+      </w:r>
+      <w:hyperlink r:id="rId51">
+        <w:r>
+          <w:rPr>
+            <w:lang w:val="zh_TW" w:bidi="zh_TW"/>
+          </w:rPr>
+          <w:rPr>
+            <w:color w:val="0000EE"/>
+            <w:u w:val="single"/>
+          </w:rPr>
+          <w:t>出28:35</w:t>
+        </w:r>
+      </w:hyperlink>
+      <w:r>
+        <w:rPr>
+          <w:lang w:val="zh_TW" w:bidi="zh_TW"/>
+        </w:rPr>
+        <w:t>；</w:t>
+      </w:r>
+      <w:hyperlink r:id="rId52">
+        <w:r>
+          <w:rPr>
+            <w:lang w:val="zh_TW" w:bidi="zh_TW"/>
+          </w:rPr>
+          <w:rPr>
+            <w:color w:val="0000EE"/>
+            <w:u w:val="single"/>
+          </w:rPr>
+          <w:t>珥1:9</w:t>
         </w:r>
       </w:hyperlink>
       <w:r>
@@ -1022,16 +1291,70 @@
         </w:rPr>
         <w:t>，</w:t>
       </w:r>
-      <w:hyperlink r:id="rId46">
-        <w:r>
-          <w:rPr>
-            <w:lang w:val="zh_TW" w:bidi="zh_TW"/>
-          </w:rPr>
-          <w:rPr>
-            <w:color w:val="0000EE"/>
-            <w:u w:val="single"/>
-          </w:rPr>
-          <w:t>10:14</w:t>
+      <w:hyperlink r:id="rId53">
+        <w:r>
+          <w:rPr>
+            <w:lang w:val="zh_TW" w:bidi="zh_TW"/>
+          </w:rPr>
+          <w:rPr>
+            <w:color w:val="0000EE"/>
+            <w:u w:val="single"/>
+          </w:rPr>
+          <w:t>2:17</w:t>
+        </w:r>
+      </w:hyperlink>
+      <w:r>
+        <w:rPr>
+          <w:lang w:val="zh_TW" w:bidi="zh_TW"/>
+        </w:rPr>
+        <w:t>）。有時王的臣子被稱為臣僕（</w:t>
+      </w:r>
+      <w:hyperlink r:id="rId54">
+        <w:r>
+          <w:rPr>
+            <w:lang w:val="zh_TW" w:bidi="zh_TW"/>
+          </w:rPr>
+          <w:rPr>
+            <w:color w:val="0000EE"/>
+            <w:u w:val="single"/>
+          </w:rPr>
+          <w:t>代上27:1</w:t>
+        </w:r>
+      </w:hyperlink>
+      <w:r>
+        <w:rPr>
+          <w:lang w:val="zh_TW" w:bidi="zh_TW"/>
+        </w:rPr>
+        <w:t>；</w:t>
+      </w:r>
+      <w:hyperlink r:id="rId55">
+        <w:r>
+          <w:rPr>
+            <w:lang w:val="zh_TW" w:bidi="zh_TW"/>
+          </w:rPr>
+          <w:rPr>
+            <w:color w:val="0000EE"/>
+            <w:u w:val="single"/>
+          </w:rPr>
+          <w:t>箴29:12</w:t>
+        </w:r>
+      </w:hyperlink>
+      <w:r>
+        <w:rPr>
+          <w:lang w:val="zh_TW" w:bidi="zh_TW"/>
+        </w:rPr>
+        <w:t>），在耶和華面前侍奉的天使也被稱為僕役（</w:t>
+      </w:r>
+      <w:hyperlink r:id="rId56">
+        <w:r>
+          <w:rPr>
+            <w:lang w:val="zh_TW" w:bidi="zh_TW"/>
+          </w:rPr>
+          <w:rPr>
+            <w:color w:val="0000EE"/>
+            <w:u w:val="single"/>
+          </w:rPr>
+          <w:t>詩103:21</w:t>
         </w:r>
       </w:hyperlink>
       <w:r>
@@ -1040,124 +1363,34 @@
         </w:rPr>
         <w:t>，</w:t>
       </w:r>
-      <w:hyperlink r:id="rId47">
-        <w:r>
-          <w:rPr>
-            <w:lang w:val="zh_TW" w:bidi="zh_TW"/>
-          </w:rPr>
-          <w:rPr>
-            <w:color w:val="0000EE"/>
-            <w:u w:val="single"/>
-          </w:rPr>
-          <w:t>12:5</w:t>
-        </w:r>
-      </w:hyperlink>
-      <w:r>
-        <w:rPr>
-          <w:lang w:val="zh_TW" w:bidi="zh_TW"/>
-        </w:rPr>
-        <w:t>，</w:t>
-      </w:r>
-      <w:hyperlink r:id="rId48">
-        <w:r>
-          <w:rPr>
-            <w:lang w:val="zh_TW" w:bidi="zh_TW"/>
-          </w:rPr>
-          <w:rPr>
-            <w:color w:val="0000EE"/>
-            <w:u w:val="single"/>
-          </w:rPr>
-          <w:t>34:6</w:t>
-        </w:r>
-      </w:hyperlink>
-      <w:r>
-        <w:rPr>
-          <w:lang w:val="zh_TW" w:bidi="zh_TW"/>
-        </w:rPr>
-        <w:t>，</w:t>
-      </w:r>
-      <w:hyperlink r:id="rId49">
-        <w:r>
-          <w:rPr>
-            <w:lang w:val="zh_TW" w:bidi="zh_TW"/>
-          </w:rPr>
-          <w:rPr>
-            <w:color w:val="0000EE"/>
-            <w:u w:val="single"/>
-          </w:rPr>
-          <w:t>35:10</w:t>
-        </w:r>
-      </w:hyperlink>
-      <w:r>
-        <w:rPr>
-          <w:lang w:val="zh_TW" w:bidi="zh_TW"/>
-        </w:rPr>
-        <w:t>，</w:t>
-      </w:r>
-      <w:hyperlink r:id="rId50">
-        <w:r>
-          <w:rPr>
-            <w:lang w:val="zh_TW" w:bidi="zh_TW"/>
-          </w:rPr>
-          <w:rPr>
-            <w:color w:val="0000EE"/>
-            <w:u w:val="single"/>
-          </w:rPr>
-          <w:t>74:19</w:t>
-        </w:r>
-      </w:hyperlink>
-      <w:r>
-        <w:rPr>
-          <w:lang w:val="zh_TW" w:bidi="zh_TW"/>
-        </w:rPr>
-        <w:t>），值得仔細考慮。經過思考後會看到，這並不奇怪。因為神特別關心貧窮人，所以貧窮人可能特別關心神，原因有二。首先，如果以色列中有貧窮，那是因為有權勢的人在濫用權力；因此，貧窮人會首先尋求神的幫助，因為神的法則被藐視，而神會親自伸冤。其次，貧窮使人轉向神，因為在那種情況下，沒有其他人可以依靠。這樣，「貧窮」幾乎成為一個專有的詞語。「貧窮人」是謙卑的人，而謙卑的人是敬虔的人（</w:t>
-      </w:r>
-      <w:hyperlink r:id="rId51">
-        <w:r>
-          <w:rPr>
-            <w:lang w:val="zh_TW" w:bidi="zh_TW"/>
-          </w:rPr>
-          <w:rPr>
-            <w:color w:val="0000EE"/>
-            <w:u w:val="single"/>
-          </w:rPr>
-          <w:t>詩篇10:17</w:t>
-        </w:r>
-      </w:hyperlink>
-      <w:r>
-        <w:rPr>
-          <w:lang w:val="zh_TW" w:bidi="zh_TW"/>
-        </w:rPr>
-        <w:t>，</w:t>
-      </w:r>
-      <w:hyperlink r:id="rId52">
-        <w:r>
-          <w:rPr>
-            <w:lang w:val="zh_TW" w:bidi="zh_TW"/>
-          </w:rPr>
-          <w:rPr>
-            <w:color w:val="0000EE"/>
-            <w:u w:val="single"/>
-          </w:rPr>
-          <w:t>14:5–6</w:t>
-        </w:r>
-      </w:hyperlink>
-      <w:r>
-        <w:rPr>
-          <w:lang w:val="zh_TW" w:bidi="zh_TW"/>
-        </w:rPr>
-        <w:t>，</w:t>
-      </w:r>
-      <w:hyperlink r:id="rId53">
-        <w:r>
-          <w:rPr>
-            <w:lang w:val="zh_TW" w:bidi="zh_TW"/>
-          </w:rPr>
-          <w:rPr>
-            <w:color w:val="0000EE"/>
-            <w:u w:val="single"/>
-          </w:rPr>
-          <w:t>37:11</w:t>
+      <w:hyperlink r:id="rId57">
+        <w:r>
+          <w:rPr>
+            <w:lang w:val="zh_TW" w:bidi="zh_TW"/>
+          </w:rPr>
+          <w:rPr>
+            <w:color w:val="0000EE"/>
+            <w:u w:val="single"/>
+          </w:rPr>
+          <w:t>104:4</w:t>
+        </w:r>
+      </w:hyperlink>
+      <w:r>
+        <w:rPr>
+          <w:lang w:val="zh_TW" w:bidi="zh_TW"/>
+        </w:rPr>
+        <w:t>）。雇傭的僕人或雇工也被視為自由人（</w:t>
+      </w:r>
+      <w:hyperlink r:id="rId58">
+        <w:r>
+          <w:rPr>
+            <w:lang w:val="zh_TW" w:bidi="zh_TW"/>
+          </w:rPr>
+          <w:rPr>
+            <w:color w:val="0000EE"/>
+            <w:u w:val="single"/>
+          </w:rPr>
+          <w:t>出12:45</w:t>
         </w:r>
       </w:hyperlink>
       <w:r>
@@ -1166,23 +1399,41 @@
         </w:rPr>
         <w:t>；</w:t>
       </w:r>
-      <w:hyperlink r:id="rId54">
-        <w:r>
-          <w:rPr>
-            <w:lang w:val="zh_TW" w:bidi="zh_TW"/>
-          </w:rPr>
-          <w:rPr>
-            <w:color w:val="0000EE"/>
-            <w:u w:val="single"/>
-          </w:rPr>
-          <w:t>西番雅書3:12–13</w:t>
-        </w:r>
-      </w:hyperlink>
-      <w:r>
-        <w:rPr>
-          <w:lang w:val="zh_TW" w:bidi="zh_TW"/>
-        </w:rPr>
-        <w:t>）。正如富有可以助長自我放縱、自大、驕傲以及藐視、欺壓他人一樣，貧窮則會鼓勵相反的美德。</w:t>
+      <w:hyperlink r:id="rId59">
+        <w:r>
+          <w:rPr>
+            <w:lang w:val="zh_TW" w:bidi="zh_TW"/>
+          </w:rPr>
+          <w:rPr>
+            <w:color w:val="0000EE"/>
+            <w:u w:val="single"/>
+          </w:rPr>
+          <w:t>伯7:1</w:t>
+        </w:r>
+      </w:hyperlink>
+      <w:r>
+        <w:rPr>
+          <w:lang w:val="zh_TW" w:bidi="zh_TW"/>
+        </w:rPr>
+        <w:t>；</w:t>
+      </w:r>
+      <w:hyperlink r:id="rId60">
+        <w:r>
+          <w:rPr>
+            <w:lang w:val="zh_TW" w:bidi="zh_TW"/>
+          </w:rPr>
+          <w:rPr>
+            <w:color w:val="0000EE"/>
+            <w:u w:val="single"/>
+          </w:rPr>
+          <w:t>瑪3:5</w:t>
+        </w:r>
+      </w:hyperlink>
+      <w:r>
+        <w:rPr>
+          <w:lang w:val="zh_TW" w:bidi="zh_TW"/>
+        </w:rPr>
+        <w:t>）。</w:t>
       </w:r>
     </w:p>
     <w:p>
@@ -1196,18 +1447,36 @@
         <w:rPr>
           <w:lang w:val="zh_TW" w:bidi="zh_TW"/>
         </w:rPr>
-        <w:t>因此，貧窮不再是一種應該避免的邪惡，而成為一種應當追求的理想。根據舊約中「貧窮人」和「虔誠人」幾乎可以互換使用的方式，許多猶太人在兩約之間的時期放棄了個人財產。這其中包括愛色尼派（Essenes）和在死海附近的昆蘭建立的相關群體。後者實際上自稱為「貧窮人」。這一傳統延續到了新約時代。可能在耶路撒冷的「貧窮人」指的是當時教會中的一個特定群體（甚至是整個耶路撒冷教會；</w:t>
-      </w:r>
-      <w:hyperlink r:id="rId28">
-        <w:r>
-          <w:rPr>
-            <w:lang w:val="zh_TW" w:bidi="zh_TW"/>
-          </w:rPr>
-          <w:rPr>
-            <w:color w:val="0000EE"/>
-            <w:u w:val="single"/>
-          </w:rPr>
-          <w:t>羅馬書15:26</w:t>
+        <w:t>最常見的希伯來詞語在舊約中出現近800次，代表被束縛的奴隸（</w:t>
+      </w:r>
+      <w:hyperlink r:id="rId61">
+        <w:r>
+          <w:rPr>
+            <w:lang w:val="zh_TW" w:bidi="zh_TW"/>
+          </w:rPr>
+          <w:rPr>
+            <w:color w:val="0000EE"/>
+            <w:u w:val="single"/>
+          </w:rPr>
+          <w:t>創9:25</w:t>
+        </w:r>
+      </w:hyperlink>
+      <w:r>
+        <w:rPr>
+          <w:lang w:val="zh_TW" w:bidi="zh_TW"/>
+        </w:rPr>
+        <w:t>，</w:t>
+      </w:r>
+      <w:hyperlink r:id="rId62">
+        <w:r>
+          <w:rPr>
+            <w:lang w:val="zh_TW" w:bidi="zh_TW"/>
+          </w:rPr>
+          <w:rPr>
+            <w:color w:val="0000EE"/>
+            <w:u w:val="single"/>
+          </w:rPr>
+          <w:t>12:16</w:t>
         </w:r>
       </w:hyperlink>
       <w:r>
@@ -1216,23 +1485,329 @@
         </w:rPr>
         <w:t>；</w:t>
       </w:r>
-      <w:hyperlink r:id="rId30">
-        <w:r>
-          <w:rPr>
-            <w:lang w:val="zh_TW" w:bidi="zh_TW"/>
-          </w:rPr>
-          <w:rPr>
-            <w:color w:val="0000EE"/>
-            <w:u w:val="single"/>
-          </w:rPr>
-          <w:t>加拉太書2:10</w:t>
-        </w:r>
-      </w:hyperlink>
-      <w:r>
-        <w:rPr>
-          <w:lang w:val="zh_TW" w:bidi="zh_TW"/>
-        </w:rPr>
-        <w:t>）。後來確實出現了一個猶太基督教派，稱為「以便尼派（Ebionites）」（來自希伯來語中表示「貧窮」的詞）。</w:t>
+      <w:hyperlink r:id="rId63">
+        <w:r>
+          <w:rPr>
+            <w:lang w:val="zh_TW" w:bidi="zh_TW"/>
+          </w:rPr>
+          <w:rPr>
+            <w:color w:val="0000EE"/>
+            <w:u w:val="single"/>
+          </w:rPr>
+          <w:t>出20:17</w:t>
+        </w:r>
+      </w:hyperlink>
+      <w:r>
+        <w:rPr>
+          <w:lang w:val="zh_TW" w:bidi="zh_TW"/>
+        </w:rPr>
+        <w:t>；</w:t>
+      </w:r>
+      <w:hyperlink r:id="rId64">
+        <w:r>
+          <w:rPr>
+            <w:lang w:val="zh_TW" w:bidi="zh_TW"/>
+          </w:rPr>
+          <w:rPr>
+            <w:color w:val="0000EE"/>
+            <w:u w:val="single"/>
+          </w:rPr>
+          <w:t>申5:15</w:t>
+        </w:r>
+      </w:hyperlink>
+      <w:r>
+        <w:rPr>
+          <w:lang w:val="zh_TW" w:bidi="zh_TW"/>
+        </w:rPr>
+        <w:t>，</w:t>
+      </w:r>
+      <w:hyperlink r:id="rId65">
+        <w:r>
+          <w:rPr>
+            <w:lang w:val="zh_TW" w:bidi="zh_TW"/>
+          </w:rPr>
+          <w:rPr>
+            <w:color w:val="0000EE"/>
+            <w:u w:val="single"/>
+          </w:rPr>
+          <w:t>15:17</w:t>
+        </w:r>
+      </w:hyperlink>
+      <w:r>
+        <w:rPr>
+          <w:lang w:val="zh_TW" w:bidi="zh_TW"/>
+        </w:rPr>
+        <w:t>）。然而，同一個詞也被用來指有貴族地位的人，如君王的臣僕或謀士（</w:t>
+      </w:r>
+      <w:hyperlink r:id="rId66">
+        <w:r>
+          <w:rPr>
+            <w:lang w:val="zh_TW" w:bidi="zh_TW"/>
+          </w:rPr>
+          <w:rPr>
+            <w:color w:val="0000EE"/>
+            <w:u w:val="single"/>
+          </w:rPr>
+          <w:t>王下22:12</w:t>
+        </w:r>
+      </w:hyperlink>
+      <w:r>
+        <w:rPr>
+          <w:lang w:val="zh_TW" w:bidi="zh_TW"/>
+        </w:rPr>
+        <w:t>；</w:t>
+      </w:r>
+      <w:hyperlink r:id="rId67">
+        <w:r>
+          <w:rPr>
+            <w:lang w:val="zh_TW" w:bidi="zh_TW"/>
+          </w:rPr>
+          <w:rPr>
+            <w:color w:val="0000EE"/>
+            <w:u w:val="single"/>
+          </w:rPr>
+          <w:t>代下34:20</w:t>
+        </w:r>
+      </w:hyperlink>
+      <w:r>
+        <w:rPr>
+          <w:lang w:val="zh_TW" w:bidi="zh_TW"/>
+        </w:rPr>
+        <w:t>；</w:t>
+      </w:r>
+      <w:hyperlink r:id="rId68">
+        <w:r>
+          <w:rPr>
+            <w:lang w:val="zh_TW" w:bidi="zh_TW"/>
+          </w:rPr>
+          <w:rPr>
+            <w:color w:val="0000EE"/>
+            <w:u w:val="single"/>
+          </w:rPr>
+          <w:t>尼2:10</w:t>
+        </w:r>
+      </w:hyperlink>
+      <w:r>
+        <w:rPr>
+          <w:lang w:val="zh_TW" w:bidi="zh_TW"/>
+        </w:rPr>
+        <w:t>）或神的僕人（</w:t>
+      </w:r>
+      <w:hyperlink r:id="rId69">
+        <w:r>
+          <w:rPr>
+            <w:lang w:val="zh_TW" w:bidi="zh_TW"/>
+          </w:rPr>
+          <w:rPr>
+            <w:color w:val="0000EE"/>
+            <w:u w:val="single"/>
+          </w:rPr>
+          <w:t>創24:14</w:t>
+        </w:r>
+      </w:hyperlink>
+      <w:r>
+        <w:rPr>
+          <w:lang w:val="zh_TW" w:bidi="zh_TW"/>
+        </w:rPr>
+        <w:t>；</w:t>
+      </w:r>
+      <w:hyperlink r:id="rId70">
+        <w:r>
+          <w:rPr>
+            <w:lang w:val="zh_TW" w:bidi="zh_TW"/>
+          </w:rPr>
+          <w:rPr>
+            <w:color w:val="0000EE"/>
+            <w:u w:val="single"/>
+          </w:rPr>
+          <w:t>民12:7</w:t>
+        </w:r>
+      </w:hyperlink>
+      <w:r>
+        <w:rPr>
+          <w:lang w:val="zh_TW" w:bidi="zh_TW"/>
+        </w:rPr>
+        <w:t>；</w:t>
+      </w:r>
+      <w:hyperlink r:id="rId71">
+        <w:r>
+          <w:rPr>
+            <w:lang w:val="zh_TW" w:bidi="zh_TW"/>
+          </w:rPr>
+          <w:rPr>
+            <w:color w:val="0000EE"/>
+            <w:u w:val="single"/>
+          </w:rPr>
+          <w:t>書1:7</w:t>
+        </w:r>
+      </w:hyperlink>
+      <w:r>
+        <w:rPr>
+          <w:lang w:val="zh_TW" w:bidi="zh_TW"/>
+        </w:rPr>
+        <w:t>；</w:t>
+      </w:r>
+      <w:hyperlink r:id="rId72">
+        <w:r>
+          <w:rPr>
+            <w:lang w:val="zh_TW" w:bidi="zh_TW"/>
+          </w:rPr>
+          <w:rPr>
+            <w:color w:val="0000EE"/>
+            <w:u w:val="single"/>
+          </w:rPr>
+          <w:t>王下21:8</w:t>
+        </w:r>
+      </w:hyperlink>
+      <w:r>
+        <w:rPr>
+          <w:lang w:val="zh_TW" w:bidi="zh_TW"/>
+        </w:rPr>
+        <w:t>），例如「我的僕人摩西」（或大衛、以賽亞、以色列、約伯等）。其中一個最崇高的表達是「耶和華的僕人」（</w:t>
+      </w:r>
+      <w:hyperlink r:id="rId73">
+        <w:r>
+          <w:rPr>
+            <w:lang w:val="zh_TW" w:bidi="zh_TW"/>
+          </w:rPr>
+          <w:rPr>
+            <w:color w:val="0000EE"/>
+            <w:u w:val="single"/>
+          </w:rPr>
+          <w:t>申34:5</w:t>
+        </w:r>
+      </w:hyperlink>
+      <w:r>
+        <w:rPr>
+          <w:lang w:val="zh_TW" w:bidi="zh_TW"/>
+        </w:rPr>
+        <w:t>；</w:t>
+      </w:r>
+      <w:hyperlink r:id="rId74">
+        <w:r>
+          <w:rPr>
+            <w:lang w:val="zh_TW" w:bidi="zh_TW"/>
+          </w:rPr>
+          <w:rPr>
+            <w:color w:val="0000EE"/>
+            <w:u w:val="single"/>
+          </w:rPr>
+          <w:t>書1:13</w:t>
+        </w:r>
+      </w:hyperlink>
+      <w:r>
+        <w:rPr>
+          <w:lang w:val="zh_TW" w:bidi="zh_TW"/>
+        </w:rPr>
+        <w:t>，</w:t>
+      </w:r>
+      <w:hyperlink r:id="rId75">
+        <w:r>
+          <w:rPr>
+            <w:lang w:val="zh_TW" w:bidi="zh_TW"/>
+          </w:rPr>
+          <w:rPr>
+            <w:color w:val="0000EE"/>
+            <w:u w:val="single"/>
+          </w:rPr>
+          <w:t>8:31–33</w:t>
+        </w:r>
+      </w:hyperlink>
+      <w:r>
+        <w:rPr>
+          <w:lang w:val="zh_TW" w:bidi="zh_TW"/>
+        </w:rPr>
+        <w:t>；</w:t>
+      </w:r>
+      <w:hyperlink r:id="rId76">
+        <w:r>
+          <w:rPr>
+            <w:lang w:val="zh_TW" w:bidi="zh_TW"/>
+          </w:rPr>
+          <w:rPr>
+            <w:color w:val="0000EE"/>
+            <w:u w:val="single"/>
+          </w:rPr>
+          <w:t>賽49:1</w:t>
+        </w:r>
+      </w:hyperlink>
+      <w:r>
+        <w:rPr>
+          <w:lang w:val="zh_TW" w:bidi="zh_TW"/>
+        </w:rPr>
+        <w:t>–</w:t>
+      </w:r>
+      <w:hyperlink r:id="rId76">
+        <w:r>
+          <w:rPr>
+            <w:lang w:val="zh_TW" w:bidi="zh_TW"/>
+          </w:rPr>
+          <w:rPr>
+            <w:color w:val="0000EE"/>
+            <w:u w:val="single"/>
+          </w:rPr>
+          <w:t>6</w:t>
+        </w:r>
+      </w:hyperlink>
+      <w:r>
+        <w:rPr>
+          <w:lang w:val="zh_TW" w:bidi="zh_TW"/>
+        </w:rPr>
+        <w:t>，</w:t>
+      </w:r>
+      <w:hyperlink r:id="rId77">
+        <w:r>
+          <w:rPr>
+            <w:lang w:val="zh_TW" w:bidi="zh_TW"/>
+          </w:rPr>
+          <w:rPr>
+            <w:color w:val="0000EE"/>
+            <w:u w:val="single"/>
+          </w:rPr>
+          <w:t>50:4</w:t>
+        </w:r>
+      </w:hyperlink>
+      <w:r>
+        <w:rPr>
+          <w:lang w:val="zh_TW" w:bidi="zh_TW"/>
+        </w:rPr>
+        <w:t>–</w:t>
+      </w:r>
+      <w:hyperlink r:id="rId77">
+        <w:r>
+          <w:rPr>
+            <w:lang w:val="zh_TW" w:bidi="zh_TW"/>
+          </w:rPr>
+          <w:rPr>
+            <w:color w:val="0000EE"/>
+            <w:u w:val="single"/>
+          </w:rPr>
+          <w:t>9</w:t>
+        </w:r>
+      </w:hyperlink>
+      <w:r>
+        <w:rPr>
+          <w:lang w:val="zh_TW" w:bidi="zh_TW"/>
+        </w:rPr>
+        <w:t>，</w:t>
+      </w:r>
+      <w:hyperlink r:id="rId78">
+        <w:r>
+          <w:rPr>
+            <w:lang w:val="zh_TW" w:bidi="zh_TW"/>
+          </w:rPr>
+          <w:rPr>
+            <w:color w:val="0000EE"/>
+            <w:u w:val="single"/>
+          </w:rPr>
+          <w:t>52:13–53:12</w:t>
+        </w:r>
+      </w:hyperlink>
+      <w:r>
+        <w:rPr>
+          <w:lang w:val="zh_TW" w:bidi="zh_TW"/>
+        </w:rPr>
+        <w:t>）。俄巴底亞這個專有名詞的意思是「耶和華的僕人」。</w:t>
       </w:r>
     </w:p>
     <w:p>
@@ -1246,18 +1821,18 @@
         <w:rPr>
           <w:lang w:val="zh_TW" w:bidi="zh_TW"/>
         </w:rPr>
-        <w:t>新約當然清楚地教導真正重要的是內心的態度。貧窮但貪婪，或富有但慷慨都是有可能的。即便如此，根據上述舊約背景，福音書中這些詞彙的普遍意義是：富有=壞，貧窮=好。一方面，撒都該人擁有世俗的財富，法利賽人擁有屬靈的驕傲，而有產業的人是自私、愚昧的，處於嚴重的屬靈危險中（</w:t>
-      </w:r>
-      <w:hyperlink r:id="rId55">
-        <w:r>
-          <w:rPr>
-            <w:lang w:val="zh_TW" w:bidi="zh_TW"/>
-          </w:rPr>
-          <w:rPr>
-            <w:color w:val="0000EE"/>
-            <w:u w:val="single"/>
-          </w:rPr>
-          <w:t>馬可福音10:23</w:t>
+        <w:t>新約中，「僕人」有多種定義，包括雇工或傭工（</w:t>
+      </w:r>
+      <w:hyperlink r:id="rId79">
+        <w:r>
+          <w:rPr>
+            <w:lang w:val="zh_TW" w:bidi="zh_TW"/>
+          </w:rPr>
+          <w:rPr>
+            <w:color w:val="0000EE"/>
+            <w:u w:val="single"/>
+          </w:rPr>
+          <w:t>可1:20</w:t>
         </w:r>
       </w:hyperlink>
       <w:r>
@@ -1266,16 +1841,88 @@
         </w:rPr>
         <w:t>；</w:t>
       </w:r>
-      <w:hyperlink r:id="rId56">
-        <w:r>
-          <w:rPr>
-            <w:lang w:val="zh_TW" w:bidi="zh_TW"/>
-          </w:rPr>
-          <w:rPr>
-            <w:color w:val="0000EE"/>
-            <w:u w:val="single"/>
-          </w:rPr>
-          <w:t>路加福音12:13–21</w:t>
+      <w:hyperlink r:id="rId80">
+        <w:r>
+          <w:rPr>
+            <w:lang w:val="zh_TW" w:bidi="zh_TW"/>
+          </w:rPr>
+          <w:rPr>
+            <w:color w:val="0000EE"/>
+            <w:u w:val="single"/>
+          </w:rPr>
+          <w:t>路15:17</w:t>
+        </w:r>
+      </w:hyperlink>
+      <w:r>
+        <w:rPr>
+          <w:lang w:val="zh_TW" w:bidi="zh_TW"/>
+        </w:rPr>
+        <w:t>–</w:t>
+      </w:r>
+      <w:hyperlink r:id="rId80">
+        <w:r>
+          <w:rPr>
+            <w:lang w:val="zh_TW" w:bidi="zh_TW"/>
+          </w:rPr>
+          <w:rPr>
+            <w:color w:val="0000EE"/>
+            <w:u w:val="single"/>
+          </w:rPr>
+          <w:t>19</w:t>
+        </w:r>
+      </w:hyperlink>
+      <w:r>
+        <w:rPr>
+          <w:lang w:val="zh_TW" w:bidi="zh_TW"/>
+        </w:rPr>
+        <w:t>；</w:t>
+      </w:r>
+      <w:hyperlink r:id="rId81">
+        <w:r>
+          <w:rPr>
+            <w:lang w:val="zh_TW" w:bidi="zh_TW"/>
+          </w:rPr>
+          <w:rPr>
+            <w:color w:val="0000EE"/>
+            <w:u w:val="single"/>
+          </w:rPr>
+          <w:t>約10:12</w:t>
+        </w:r>
+      </w:hyperlink>
+      <w:r>
+        <w:rPr>
+          <w:lang w:val="zh_TW" w:bidi="zh_TW"/>
+        </w:rPr>
+        <w:t>–</w:t>
+      </w:r>
+      <w:hyperlink r:id="rId81">
+        <w:r>
+          <w:rPr>
+            <w:lang w:val="zh_TW" w:bidi="zh_TW"/>
+          </w:rPr>
+          <w:rPr>
+            <w:color w:val="0000EE"/>
+            <w:u w:val="single"/>
+          </w:rPr>
+          <w:t>14</w:t>
+        </w:r>
+      </w:hyperlink>
+      <w:r>
+        <w:rPr>
+          <w:lang w:val="zh_TW" w:bidi="zh_TW"/>
+        </w:rPr>
+        <w:t>），更廣泛地指奴隸（</w:t>
+      </w:r>
+      <w:hyperlink r:id="rId82">
+        <w:r>
+          <w:rPr>
+            <w:lang w:val="zh_TW" w:bidi="zh_TW"/>
+          </w:rPr>
+          <w:rPr>
+            <w:color w:val="0000EE"/>
+            <w:u w:val="single"/>
+          </w:rPr>
+          <w:t>太8:9</w:t>
         </w:r>
       </w:hyperlink>
       <w:r>
@@ -1284,23 +1931,287 @@
         </w:rPr>
         <w:t>，</w:t>
       </w:r>
-      <w:hyperlink r:id="rId57">
-        <w:r>
-          <w:rPr>
-            <w:lang w:val="zh_TW" w:bidi="zh_TW"/>
-          </w:rPr>
-          <w:rPr>
-            <w:color w:val="0000EE"/>
-            <w:u w:val="single"/>
-          </w:rPr>
-          <w:t>16:19–31</w:t>
-        </w:r>
-      </w:hyperlink>
-      <w:r>
-        <w:rPr>
-          <w:lang w:val="zh_TW" w:bidi="zh_TW"/>
-        </w:rPr>
-        <w:t>）。另一方面，委身且簡樸的人，如耶穌自己的家人和朋友，通常代表貧窮人。</w:t>
+      <w:hyperlink r:id="rId83">
+        <w:r>
+          <w:rPr>
+            <w:lang w:val="zh_TW" w:bidi="zh_TW"/>
+          </w:rPr>
+          <w:rPr>
+            <w:color w:val="0000EE"/>
+            <w:u w:val="single"/>
+          </w:rPr>
+          <w:t>10:24</w:t>
+        </w:r>
+      </w:hyperlink>
+      <w:r>
+        <w:rPr>
+          <w:lang w:val="zh_TW" w:bidi="zh_TW"/>
+        </w:rPr>
+        <w:t>–</w:t>
+      </w:r>
+      <w:hyperlink r:id="rId83">
+        <w:r>
+          <w:rPr>
+            <w:lang w:val="zh_TW" w:bidi="zh_TW"/>
+          </w:rPr>
+          <w:rPr>
+            <w:color w:val="0000EE"/>
+            <w:u w:val="single"/>
+          </w:rPr>
+          <w:t>25</w:t>
+        </w:r>
+      </w:hyperlink>
+      <w:r>
+        <w:rPr>
+          <w:lang w:val="zh_TW" w:bidi="zh_TW"/>
+        </w:rPr>
+        <w:t>，</w:t>
+      </w:r>
+      <w:hyperlink r:id="rId84">
+        <w:r>
+          <w:rPr>
+            <w:lang w:val="zh_TW" w:bidi="zh_TW"/>
+          </w:rPr>
+          <w:rPr>
+            <w:color w:val="0000EE"/>
+            <w:u w:val="single"/>
+          </w:rPr>
+          <w:t>13:27</w:t>
+        </w:r>
+      </w:hyperlink>
+      <w:r>
+        <w:rPr>
+          <w:lang w:val="zh_TW" w:bidi="zh_TW"/>
+        </w:rPr>
+        <w:t>–</w:t>
+      </w:r>
+      <w:hyperlink r:id="rId84">
+        <w:r>
+          <w:rPr>
+            <w:lang w:val="zh_TW" w:bidi="zh_TW"/>
+          </w:rPr>
+          <w:rPr>
+            <w:color w:val="0000EE"/>
+            <w:u w:val="single"/>
+          </w:rPr>
+          <w:t>28</w:t>
+        </w:r>
+      </w:hyperlink>
+      <w:r>
+        <w:rPr>
+          <w:lang w:val="zh_TW" w:bidi="zh_TW"/>
+        </w:rPr>
+        <w:t>；</w:t>
+      </w:r>
+      <w:hyperlink r:id="rId85">
+        <w:r>
+          <w:rPr>
+            <w:lang w:val="zh_TW" w:bidi="zh_TW"/>
+          </w:rPr>
+          <w:rPr>
+            <w:color w:val="0000EE"/>
+            <w:u w:val="single"/>
+          </w:rPr>
+          <w:t>可10:44</w:t>
+        </w:r>
+      </w:hyperlink>
+      <w:r>
+        <w:rPr>
+          <w:lang w:val="zh_TW" w:bidi="zh_TW"/>
+        </w:rPr>
+        <w:t>，</w:t>
+      </w:r>
+      <w:hyperlink r:id="rId86">
+        <w:r>
+          <w:rPr>
+            <w:lang w:val="zh_TW" w:bidi="zh_TW"/>
+          </w:rPr>
+          <w:rPr>
+            <w:color w:val="0000EE"/>
+            <w:u w:val="single"/>
+          </w:rPr>
+          <w:t>12:2</w:t>
+        </w:r>
+      </w:hyperlink>
+      <w:r>
+        <w:rPr>
+          <w:lang w:val="zh_TW" w:bidi="zh_TW"/>
+        </w:rPr>
+        <w:t>–</w:t>
+      </w:r>
+      <w:hyperlink r:id="rId86">
+        <w:r>
+          <w:rPr>
+            <w:lang w:val="zh_TW" w:bidi="zh_TW"/>
+          </w:rPr>
+          <w:rPr>
+            <w:color w:val="0000EE"/>
+            <w:u w:val="single"/>
+          </w:rPr>
+          <w:t>4</w:t>
+        </w:r>
+      </w:hyperlink>
+      <w:r>
+        <w:rPr>
+          <w:lang w:val="zh_TW" w:bidi="zh_TW"/>
+        </w:rPr>
+        <w:t>；</w:t>
+      </w:r>
+      <w:hyperlink r:id="rId87">
+        <w:r>
+          <w:rPr>
+            <w:lang w:val="zh_TW" w:bidi="zh_TW"/>
+          </w:rPr>
+          <w:rPr>
+            <w:color w:val="0000EE"/>
+            <w:u w:val="single"/>
+          </w:rPr>
+          <w:t>路7:2</w:t>
+        </w:r>
+      </w:hyperlink>
+      <w:r>
+        <w:rPr>
+          <w:lang w:val="zh_TW" w:bidi="zh_TW"/>
+        </w:rPr>
+        <w:t>–</w:t>
+      </w:r>
+      <w:hyperlink r:id="rId87">
+        <w:r>
+          <w:rPr>
+            <w:lang w:val="zh_TW" w:bidi="zh_TW"/>
+          </w:rPr>
+          <w:rPr>
+            <w:color w:val="0000EE"/>
+            <w:u w:val="single"/>
+          </w:rPr>
+          <w:t>3，8</w:t>
+        </w:r>
+      </w:hyperlink>
+      <w:r>
+        <w:rPr>
+          <w:lang w:val="zh_TW" w:bidi="zh_TW"/>
+        </w:rPr>
+        <w:t>–</w:t>
+      </w:r>
+      <w:hyperlink r:id="rId87">
+        <w:r>
+          <w:rPr>
+            <w:lang w:val="zh_TW" w:bidi="zh_TW"/>
+          </w:rPr>
+          <w:rPr>
+            <w:color w:val="0000EE"/>
+            <w:u w:val="single"/>
+          </w:rPr>
+          <w:t>10</w:t>
+        </w:r>
+      </w:hyperlink>
+      <w:r>
+        <w:rPr>
+          <w:lang w:val="zh_TW" w:bidi="zh_TW"/>
+        </w:rPr>
+        <w:t>；</w:t>
+      </w:r>
+      <w:hyperlink r:id="rId88">
+        <w:r>
+          <w:rPr>
+            <w:lang w:val="zh_TW" w:bidi="zh_TW"/>
+          </w:rPr>
+          <w:rPr>
+            <w:color w:val="0000EE"/>
+            <w:u w:val="single"/>
+          </w:rPr>
+          <w:t>約4:51</w:t>
+        </w:r>
+      </w:hyperlink>
+      <w:r>
+        <w:rPr>
+          <w:lang w:val="zh_TW" w:bidi="zh_TW"/>
+        </w:rPr>
+        <w:t>，</w:t>
+      </w:r>
+      <w:hyperlink r:id="rId89">
+        <w:r>
+          <w:rPr>
+            <w:lang w:val="zh_TW" w:bidi="zh_TW"/>
+          </w:rPr>
+          <w:rPr>
+            <w:color w:val="0000EE"/>
+            <w:u w:val="single"/>
+          </w:rPr>
+          <w:t>8:34，</w:t>
+        </w:r>
+      </w:hyperlink>
+      <w:hyperlink r:id="rId90">
+        <w:r>
+          <w:rPr>
+            <w:lang w:val="zh_TW" w:bidi="zh_TW"/>
+          </w:rPr>
+          <w:rPr>
+            <w:color w:val="0000EE"/>
+            <w:u w:val="single"/>
+          </w:rPr>
+          <w:t>13:16</w:t>
+        </w:r>
+      </w:hyperlink>
+      <w:r>
+        <w:rPr>
+          <w:lang w:val="zh_TW" w:bidi="zh_TW"/>
+        </w:rPr>
+        <w:t>；</w:t>
+      </w:r>
+      <w:hyperlink r:id="rId91">
+        <w:r>
+          <w:rPr>
+            <w:lang w:val="zh_TW" w:bidi="zh_TW"/>
+          </w:rPr>
+          <w:rPr>
+            <w:color w:val="0000EE"/>
+            <w:u w:val="single"/>
+          </w:rPr>
+          <w:t>弗6:5</w:t>
+        </w:r>
+      </w:hyperlink>
+      <w:r>
+        <w:rPr>
+          <w:lang w:val="zh_TW" w:bidi="zh_TW"/>
+        </w:rPr>
+        <w:t>；</w:t>
+      </w:r>
+      <w:hyperlink r:id="rId92">
+        <w:r>
+          <w:rPr>
+            <w:lang w:val="zh_TW" w:bidi="zh_TW"/>
+          </w:rPr>
+          <w:rPr>
+            <w:color w:val="0000EE"/>
+            <w:u w:val="single"/>
+          </w:rPr>
+          <w:t>西1:7</w:t>
+        </w:r>
+      </w:hyperlink>
+      <w:r>
+        <w:rPr>
+          <w:lang w:val="zh_TW" w:bidi="zh_TW"/>
+        </w:rPr>
+        <w:t>），也包括家僕（</w:t>
+      </w:r>
+      <w:hyperlink r:id="rId93">
+        <w:r>
+          <w:rPr>
+            <w:lang w:val="zh_TW" w:bidi="zh_TW"/>
+          </w:rPr>
+          <w:rPr>
+            <w:color w:val="0000EE"/>
+            <w:u w:val="single"/>
+          </w:rPr>
+          <w:t>路16:13</w:t>
+        </w:r>
+      </w:hyperlink>
+      <w:r>
+        <w:rPr>
+          <w:lang w:val="zh_TW" w:bidi="zh_TW"/>
+        </w:rPr>
+        <w:t>）。</w:t>
       </w:r>
     </w:p>
     <w:p>
@@ -1312,211 +2223,16 @@
       </w:r>
       <w:r>
         <w:rPr>
-          <w:lang w:val="zh_TW" w:bidi="zh_TW"/>
-        </w:rPr>
-        <w:t>因此，事實上，八福第一福的兩個版本（馬太和路加的記載）實際上是相同的。馬太的版本有深度：「虛心的人有福了」（</w:t>
-      </w:r>
-      <w:hyperlink r:id="rId58">
-        <w:r>
-          <w:rPr>
-            <w:lang w:val="zh_TW" w:bidi="zh_TW"/>
-          </w:rPr>
-          <w:rPr>
-            <w:color w:val="0000EE"/>
-            <w:u w:val="single"/>
-          </w:rPr>
-          <w:t>馬太福音5:3）；</w:t>
-        </w:r>
-      </w:hyperlink>
-      <w:r>
-        <w:rPr>
-          <w:lang w:val="zh_TW" w:bidi="zh_TW"/>
-        </w:rPr>
-        <w:t>路加的版本有廣度。當路加簡單地說「你們貧窮的人有福了」（</w:t>
-      </w:r>
-      <w:hyperlink r:id="rId59">
-        <w:r>
-          <w:rPr>
-            <w:lang w:val="zh_TW" w:bidi="zh_TW"/>
-          </w:rPr>
-          <w:rPr>
-            <w:color w:val="0000EE"/>
-            <w:u w:val="single"/>
-          </w:rPr>
-          <w:t>路加福音6:20</w:t>
-        </w:r>
-      </w:hyperlink>
-      <w:r>
-        <w:rPr>
-          <w:lang w:val="zh_TW" w:bidi="zh_TW"/>
-        </w:rPr>
-        <w:t>）時，他指的是那些在需要中（</w:t>
-      </w:r>
-      <w:r>
-        <w:rPr>
           <w:i/>
           <w:lang w:val="zh_TW" w:bidi="zh_TW"/>
         </w:rPr>
-        <w:t>任何</w:t>
-      </w:r>
-      <w:r>
-        <w:rPr>
-          <w:lang w:val="zh_TW" w:bidi="zh_TW"/>
-        </w:rPr>
-        <w:t>需要）轉向主的人。基督來到世上是為了將福音帶給這樣的人（</w:t>
-      </w:r>
-      <w:hyperlink r:id="rId60">
-        <w:r>
-          <w:rPr>
-            <w:lang w:val="zh_TW" w:bidi="zh_TW"/>
-          </w:rPr>
-          <w:rPr>
-            <w:color w:val="0000EE"/>
-            <w:u w:val="single"/>
-          </w:rPr>
-          <w:t>馬太福音11:5</w:t>
-        </w:r>
-      </w:hyperlink>
-      <w:r>
-        <w:rPr>
-          <w:lang w:val="zh_TW" w:bidi="zh_TW"/>
-        </w:rPr>
-        <w:t>；</w:t>
-      </w:r>
-      <w:hyperlink r:id="rId61">
-        <w:r>
-          <w:rPr>
-            <w:lang w:val="zh_TW" w:bidi="zh_TW"/>
-          </w:rPr>
-          <w:rPr>
-            <w:color w:val="0000EE"/>
-            <w:u w:val="single"/>
-          </w:rPr>
-          <w:t>路加福音4:18</w:t>
-        </w:r>
-      </w:hyperlink>
-      <w:r>
-        <w:rPr>
-          <w:lang w:val="zh_TW" w:bidi="zh_TW"/>
-        </w:rPr>
-        <w:t>）。耶穌基督自己體現了同樣的理念。正如保羅所說：「</w:t>
-      </w:r>
-      <w:r>
-        <w:rPr>
-          <w:lang w:val="zh_TW" w:bidi="zh_TW"/>
-        </w:rPr>
-        <w:t>他本來富足，卻為你們成了貧窮，叫你們因他的貧窮，可以成為富足</w:t>
-      </w:r>
-      <w:r>
-        <w:rPr>
-          <w:lang w:val="zh_TW" w:bidi="zh_TW"/>
-        </w:rPr>
-        <w:t>」（</w:t>
-      </w:r>
-      <w:hyperlink r:id="rId62">
-        <w:r>
-          <w:rPr>
-            <w:lang w:val="zh_TW" w:bidi="zh_TW"/>
-          </w:rPr>
-          <w:rPr>
-            <w:color w:val="0000EE"/>
-            <w:u w:val="single"/>
-          </w:rPr>
-          <w:t>哥林多後書8:9</w:t>
-        </w:r>
-      </w:hyperlink>
-      <w:r>
-        <w:rPr>
-          <w:lang w:val="zh_TW" w:bidi="zh_TW"/>
-        </w:rPr>
-        <w:t>，</w:t>
-      </w:r>
-      <w:r>
-        <w:rPr>
-          <w:lang w:val="zh_TW" w:bidi="zh_TW"/>
-        </w:rPr>
-        <w:t>庇哩亞聖經</w:t>
-      </w:r>
-      <w:r>
-        <w:rPr>
-          <w:lang w:val="zh_TW" w:bidi="zh_TW"/>
-        </w:rPr>
-        <w:t>）。我們無助的貧窮是一種邪惡，需要祂來拯救；祂有意選擇的貧窮樣式正是祂拯救的榮耀方式。</w:t>
-      </w:r>
-    </w:p>
-    <w:p>
-      <w:pPr/>
-      <w:r>
-        <w:rPr>
-          <w:lang w:val="zh_TW" w:bidi="zh_TW"/>
-        </w:rPr>
-      </w:r>
-      <w:r>
-        <w:rPr>
-          <w:i/>
-          <w:lang w:val="zh_TW" w:bidi="zh_TW"/>
-        </w:rPr>
         <w:t>另見</w:t>
       </w:r>
       <w:r>
         <w:rPr>
           <w:lang w:val="zh_TW" w:bidi="zh_TW"/>
         </w:rPr>
-        <w:t xml:space="preserve"> </w:t>
-      </w:r>
-      <w:r>
-        <w:rPr>
-          <w:lang w:val="zh_TW" w:bidi="zh_TW"/>
-        </w:rPr>
-        <w:t>施捨</w:t>
-      </w:r>
-      <w:r>
-        <w:rPr>
-          <w:lang w:val="zh_TW" w:bidi="zh_TW"/>
-        </w:rPr>
-        <w:t>，</w:t>
-      </w:r>
-      <w:r>
-        <w:rPr>
-          <w:lang w:val="zh_TW" w:bidi="zh_TW"/>
-        </w:rPr>
-        <w:t>錢財</w:t>
-      </w:r>
-      <w:r>
-        <w:rPr>
-          <w:lang w:val="zh_TW" w:bidi="zh_TW"/>
-        </w:rPr>
-        <w:t>，</w:t>
-      </w:r>
-      <w:r>
-        <w:rPr>
-          <w:lang w:val="zh_TW" w:bidi="zh_TW"/>
-        </w:rPr>
-        <w:t>公義</w:t>
-      </w:r>
-      <w:r>
-        <w:rPr>
-          <w:lang w:val="zh_TW" w:bidi="zh_TW"/>
-        </w:rPr>
-        <w:t>，</w:t>
-      </w:r>
-      <w:r>
-        <w:rPr>
-          <w:lang w:val="zh_TW" w:bidi="zh_TW"/>
-        </w:rPr>
-        <w:t>工價</w:t>
-      </w:r>
-      <w:r>
-        <w:rPr>
-          <w:lang w:val="zh_TW" w:bidi="zh_TW"/>
-        </w:rPr>
-        <w:t>，</w:t>
-      </w:r>
-      <w:r>
-        <w:rPr>
-          <w:lang w:val="zh_TW" w:bidi="zh_TW"/>
-        </w:rPr>
-        <w:t>財富</w:t>
+        <w:t>奴隸，為奴</w:t>
       </w:r>
       <w:r>
         <w:rPr>
@@ -3424,6 +4140,12 @@
   </w:num>
   <w:num w:numId="13" w16cid:durableId="592781308">
     <w:abstractNumId w:val="11"/>
+  </w:num>
+  <w:num w:numId="14">
+    <w:abstractNumId w:val="3"/>
+    <w:lvlOverride w:ilvl="0">
+      <w:startOverride w:val="1"/>
+    </w:lvlOverride>
   </w:num>
   <w:numIdMacAtCleanup w:val="10"/>
 </w:numbering>

--- a/zht/docx/108.content.docx
+++ b/zht/docx/108.content.docx
@@ -149,7 +149,7 @@
         <w:rPr>
           <w:lang w:val="zh_TW" w:bidi="zh_TW"/>
         </w:rPr>
-        <w:t>pu</w:t>
+        <w:t>nan</w:t>
       </w:r>
       <w:r>
         <w:rPr>
@@ -212,7 +212,7 @@
         <w:rPr>
           <w:lang w:val="zh_TW" w:bidi="zh_TW"/>
         </w:rPr>
-        <w:t>葡萄樹與葡萄園</w:t>
+        <w:t>南地</w:t>
       </w:r>
       <w:r>
         <w:rPr>
@@ -231,7 +231,7 @@
         <w:rPr>
           <w:lang w:val="zh_TW" w:bidi="zh_TW"/>
         </w:rPr>
-        <w:t>葡萄藤或葡萄樹可產出葡萄、葡萄乾和葡萄酒。葡萄園是種植葡萄樹的園子。</w:t>
+        <w:t>這是巴勒斯坦最南端的地區。這個名字源自於「乾燥、乾涸」的字根，雖然其基本意思是「南地、南方」。南地並無明確的地理邊界。從北到南，南地涵蓋了從別是巴和加低斯‧巴尼亞之間的區域。從西到東，它從地中海附近延伸到亞拉巴，距離約70英里（112.6公里）。</w:t>
       </w:r>
     </w:p>
     <w:p>
@@ -245,72 +245,7 @@
         <w:rPr>
           <w:lang w:val="zh_TW" w:bidi="zh_TW"/>
         </w:rPr>
-        <w:t>聖經提到的葡萄樹，既有字面上的意義，也有比喻的意義。葡萄樹可能起源於亞拉臘地區（</w:t>
-      </w:r>
-      <w:hyperlink r:id="rId13">
-        <w:r>
-          <w:rPr>
-            <w:lang w:val="zh_TW" w:bidi="zh_TW"/>
-          </w:rPr>
-          <w:rPr>
-            <w:color w:val="0000EE"/>
-            <w:u w:val="single"/>
-          </w:rPr>
-          <w:t>創9:20</w:t>
-        </w:r>
-      </w:hyperlink>
-      <w:r>
-        <w:rPr>
-          <w:lang w:val="zh_TW" w:bidi="zh_TW"/>
-        </w:rPr>
-        <w:t>）。古埃及人也有種植葡萄樹，墓葬壁畫亦有描繪酒的製作過程。迦南人曾以酒迎接亞伯拉罕（</w:t>
-      </w:r>
-      <w:hyperlink r:id="rId14">
-        <w:r>
-          <w:rPr>
-            <w:lang w:val="zh_TW" w:bidi="zh_TW"/>
-          </w:rPr>
-          <w:rPr>
-            <w:color w:val="0000EE"/>
-            <w:u w:val="single"/>
-          </w:rPr>
-          <w:t>創14:18</w:t>
-        </w:r>
-      </w:hyperlink>
-      <w:r>
-        <w:rPr>
-          <w:lang w:val="zh_TW" w:bidi="zh_TW"/>
-        </w:rPr>
-        <w:t>）。摩西曾描述應許之地的葡萄園（</w:t>
-      </w:r>
-      <w:hyperlink r:id="rId15">
-        <w:r>
-          <w:rPr>
-            <w:lang w:val="zh_TW" w:bidi="zh_TW"/>
-          </w:rPr>
-          <w:rPr>
-            <w:color w:val="0000EE"/>
-            <w:u w:val="single"/>
-          </w:rPr>
-          <w:t>申6:11</w:t>
-        </w:r>
-      </w:hyperlink>
-      <w:r>
-        <w:rPr>
-          <w:lang w:val="zh_TW" w:bidi="zh_TW"/>
-        </w:rPr>
-        <w:t>）。</w:t>
-      </w:r>
-    </w:p>
-    <w:p>
-      <w:pPr>
-        <w:pStyle w:val="Heading3"/>
-      </w:pPr>
-      <w:r>
-        <w:rPr>
-          <w:lang w:val="zh_TW" w:bidi="zh_TW"/>
-        </w:rPr>
-        <w:t>為什麼葡萄藤在聖經時代如此重要？</w:t>
+        <w:t>這是一片乾旱少雨之地，降雨稀少且有限。由於水源有限，農業發展受到限制；儘管在北部地區仍可進行小規模的穀物耕作，大約每三年會遇一次歉收。當地經濟主要為畜牧業，以飼養綿羊、山羊與駱駝為主。西緬支派在分配應許之地時獲得此區域，包括亞拉得與利河伯等城邑；後來猶大支派吸收了這個支派。王國時期，以色列人逐漸向南地擴展。所羅門與約沙法在位時，曾有往返亞喀巴灣（Gulf of Aqaba）以旬迦別港（Ezion-geber）的商業交通。在希臘羅馬時期，拿巴提人（Nabateans）居住在南地。透過保存雨水，他們發展出有限的農業，並維持多座小城鎮的生存。在新約聖經時期，以土買人（Idumeans）控制了南地。</w:t>
       </w:r>
     </w:p>
     <w:p>
@@ -324,7 +259,73 @@
         <w:rPr>
           <w:lang w:val="zh_TW" w:bidi="zh_TW"/>
         </w:rPr>
-        <w:t>優質的葡萄來自山谷和平原，為希伯來人提供水果和酒，豐富他們清淡的飲食（</w:t>
+        <w:t>有些英文譯本並不使用Negev的音譯尼革夫一詞，而通常將其意譯為「南地」（譯註：如和合本所譯）。另一方面，其它英文譯本則經常使用此音譯。亞伯拉罕經常與南地相關（</w:t>
+      </w:r>
+      <w:hyperlink r:id="rId13">
+        <w:r>
+          <w:rPr>
+            <w:lang w:val="zh_TW" w:bidi="zh_TW"/>
+          </w:rPr>
+          <w:rPr>
+            <w:color w:val="0000EE"/>
+            <w:u w:val="single"/>
+          </w:rPr>
+          <w:t>創12:9</w:t>
+        </w:r>
+      </w:hyperlink>
+      <w:r>
+        <w:rPr>
+          <w:lang w:val="zh_TW" w:bidi="zh_TW"/>
+        </w:rPr>
+        <w:t>，</w:t>
+      </w:r>
+      <w:hyperlink r:id="rId14">
+        <w:r>
+          <w:rPr>
+            <w:lang w:val="zh_TW" w:bidi="zh_TW"/>
+          </w:rPr>
+          <w:rPr>
+            <w:color w:val="0000EE"/>
+            <w:u w:val="single"/>
+          </w:rPr>
+          <w:t>13:1–2</w:t>
+        </w:r>
+      </w:hyperlink>
+      <w:r>
+        <w:rPr>
+          <w:lang w:val="zh_TW" w:bidi="zh_TW"/>
+        </w:rPr>
+        <w:t>，</w:t>
+      </w:r>
+      <w:hyperlink r:id="rId15">
+        <w:r>
+          <w:rPr>
+            <w:lang w:val="zh_TW" w:bidi="zh_TW"/>
+          </w:rPr>
+          <w:rPr>
+            <w:color w:val="0000EE"/>
+            <w:u w:val="single"/>
+          </w:rPr>
+          <w:t>20:1</w:t>
+        </w:r>
+      </w:hyperlink>
+      <w:r>
+        <w:rPr>
+          <w:lang w:val="zh_TW" w:bidi="zh_TW"/>
+        </w:rPr>
+        <w:t>）。大衛告訴迦特王亞吉，他襲擊了「猶大的南方</w:t>
+      </w:r>
+      <w:r>
+        <w:rPr>
+          <w:lang w:val="zh_TW" w:bidi="zh_TW"/>
+        </w:rPr>
+        <w:t>、 耶拉篾的南方、 基尼的南方。</w:t>
+      </w:r>
+      <w:r>
+        <w:rPr>
+          <w:lang w:val="zh_TW" w:bidi="zh_TW"/>
+        </w:rPr>
+        <w:t>」（</w:t>
       </w:r>
       <w:hyperlink r:id="rId16">
         <w:r>
@@ -335,14 +336,26 @@
             <w:color w:val="0000EE"/>
             <w:u w:val="single"/>
           </w:rPr>
-          <w:t>民13:20、24</w:t>
+          <w:t>撒上27:10</w:t>
         </w:r>
       </w:hyperlink>
       <w:r>
         <w:rPr>
           <w:lang w:val="zh_TW" w:bidi="zh_TW"/>
         </w:rPr>
-        <w:t>；</w:t>
+        <w:t>），而被大衛俘虜的埃及人則表示亞瑪力人曾侵擾「</w:t>
+      </w:r>
+      <w:r>
+        <w:rPr>
+          <w:lang w:val="zh_TW" w:bidi="zh_TW"/>
+        </w:rPr>
+        <w:t>基利提的南方和屬猶大的地，並迦勒地的南方</w:t>
+      </w:r>
+      <w:r>
+        <w:rPr>
+          <w:lang w:val="zh_TW" w:bidi="zh_TW"/>
+        </w:rPr>
+        <w:t>」（</w:t>
       </w:r>
       <w:hyperlink r:id="rId17">
         <w:r>
@@ -353,61 +366,7 @@
             <w:color w:val="0000EE"/>
             <w:u w:val="single"/>
           </w:rPr>
-          <w:t>士14:5</w:t>
-        </w:r>
-      </w:hyperlink>
-      <w:r>
-        <w:rPr>
-          <w:lang w:val="zh_TW" w:bidi="zh_TW"/>
-        </w:rPr>
-        <w:t>，</w:t>
-      </w:r>
-      <w:hyperlink r:id="rId18">
-        <w:r>
-          <w:rPr>
-            <w:lang w:val="zh_TW" w:bidi="zh_TW"/>
-          </w:rPr>
-          <w:rPr>
-            <w:color w:val="0000EE"/>
-            <w:u w:val="single"/>
-          </w:rPr>
-          <w:t>15:5</w:t>
-        </w:r>
-      </w:hyperlink>
-      <w:r>
-        <w:rPr>
-          <w:lang w:val="zh_TW" w:bidi="zh_TW"/>
-        </w:rPr>
-        <w:t>）。酒是他們文化的重要一環，買賣相當流行，而在以色列最後幾位國王執政期間，酒的貿易非常活躍（參</w:t>
-      </w:r>
-      <w:hyperlink r:id="rId19">
-        <w:r>
-          <w:rPr>
-            <w:lang w:val="zh_TW" w:bidi="zh_TW"/>
-          </w:rPr>
-          <w:rPr>
-            <w:color w:val="0000EE"/>
-            <w:u w:val="single"/>
-          </w:rPr>
-          <w:t>結27:18</w:t>
-        </w:r>
-      </w:hyperlink>
-      <w:r>
-        <w:rPr>
-          <w:lang w:val="zh_TW" w:bidi="zh_TW"/>
-        </w:rPr>
-        <w:t>）。到希臘人和羅馬人統治時，這種貿易仍然流行。對於希伯來人來說，理想生活的景象是安靜地待在一處，耕種自己的土地，坐在自己的葡萄樹下（</w:t>
-      </w:r>
-      <w:hyperlink r:id="rId20">
-        <w:r>
-          <w:rPr>
-            <w:lang w:val="zh_TW" w:bidi="zh_TW"/>
-          </w:rPr>
-          <w:rPr>
-            <w:color w:val="0000EE"/>
-            <w:u w:val="single"/>
-          </w:rPr>
-          <w:t>王上4:25</w:t>
+          <w:t>撒上30:14</w:t>
         </w:r>
       </w:hyperlink>
       <w:r>
@@ -415,1830 +374,6 @@
           <w:lang w:val="zh_TW" w:bidi="zh_TW"/>
         </w:rPr>
         <w:t>）。</w:t>
-      </w:r>
-    </w:p>
-    <w:p>
-      <w:pPr>
-        <w:pStyle w:val="Heading3"/>
-      </w:pPr>
-      <w:r>
-        <w:rPr>
-          <w:lang w:val="zh_TW" w:bidi="zh_TW"/>
-        </w:rPr>
-        <w:t>葡萄的種植與收成</w:t>
-      </w:r>
-    </w:p>
-    <w:p>
-      <w:pPr/>
-      <w:r>
-        <w:rPr>
-          <w:lang w:val="zh_TW" w:bidi="zh_TW"/>
-        </w:rPr>
-      </w:r>
-      <w:r>
-        <w:rPr>
-          <w:lang w:val="zh_TW" w:bidi="zh_TW"/>
-        </w:rPr>
-        <w:t>典型的葡萄園周圍有保護園子的籬笆或圍欄。在收成的季節，守衛會待在瞭望塔看守，防止小偷偷竊農作物（</w:t>
-      </w:r>
-      <w:hyperlink r:id="rId21">
-        <w:r>
-          <w:rPr>
-            <w:lang w:val="zh_TW" w:bidi="zh_TW"/>
-          </w:rPr>
-          <w:rPr>
-            <w:color w:val="0000EE"/>
-            <w:u w:val="single"/>
-          </w:rPr>
-          <w:t>伯24:18</w:t>
-        </w:r>
-      </w:hyperlink>
-      <w:r>
-        <w:rPr>
-          <w:lang w:val="zh_TW" w:bidi="zh_TW"/>
-        </w:rPr>
-        <w:t>；</w:t>
-      </w:r>
-      <w:hyperlink r:id="rId22">
-        <w:r>
-          <w:rPr>
-            <w:lang w:val="zh_TW" w:bidi="zh_TW"/>
-          </w:rPr>
-          <w:rPr>
-            <w:color w:val="0000EE"/>
-            <w:u w:val="single"/>
-          </w:rPr>
-          <w:t>賽1:8</w:t>
-        </w:r>
-      </w:hyperlink>
-      <w:r>
-        <w:rPr>
-          <w:lang w:val="zh_TW" w:bidi="zh_TW"/>
-        </w:rPr>
-        <w:t>；</w:t>
-      </w:r>
-      <w:hyperlink r:id="rId23">
-        <w:r>
-          <w:rPr>
-            <w:lang w:val="zh_TW" w:bidi="zh_TW"/>
-          </w:rPr>
-          <w:rPr>
-            <w:color w:val="0000EE"/>
-            <w:u w:val="single"/>
-          </w:rPr>
-          <w:t>可12:1</w:t>
-        </w:r>
-      </w:hyperlink>
-      <w:r>
-        <w:rPr>
-          <w:lang w:val="zh_TW" w:bidi="zh_TW"/>
-        </w:rPr>
-        <w:t>）。葡萄藤則一行行種植在封閉的區域裡，隨著植物生長，葡萄藤沿著支架，以將結果的枝條從地面上抬起來（</w:t>
-      </w:r>
-      <w:hyperlink r:id="rId24">
-        <w:r>
-          <w:rPr>
-            <w:lang w:val="zh_TW" w:bidi="zh_TW"/>
-          </w:rPr>
-          <w:rPr>
-            <w:color w:val="0000EE"/>
-            <w:u w:val="single"/>
-          </w:rPr>
-          <w:t>結17:6</w:t>
-        </w:r>
-      </w:hyperlink>
-      <w:r>
-        <w:rPr>
-          <w:lang w:val="zh_TW" w:bidi="zh_TW"/>
-        </w:rPr>
-        <w:t>）。葡萄園工人修剪並照料葡萄藤（</w:t>
-      </w:r>
-      <w:hyperlink r:id="rId25">
-        <w:r>
-          <w:rPr>
-            <w:lang w:val="zh_TW" w:bidi="zh_TW"/>
-          </w:rPr>
-          <w:rPr>
-            <w:color w:val="0000EE"/>
-            <w:u w:val="single"/>
-          </w:rPr>
-          <w:t>利25:3</w:t>
-        </w:r>
-      </w:hyperlink>
-      <w:r>
-        <w:rPr>
-          <w:lang w:val="zh_TW" w:bidi="zh_TW"/>
-        </w:rPr>
-        <w:t>；</w:t>
-      </w:r>
-      <w:hyperlink r:id="rId26">
-        <w:r>
-          <w:rPr>
-            <w:lang w:val="zh_TW" w:bidi="zh_TW"/>
-          </w:rPr>
-          <w:rPr>
-            <w:color w:val="0000EE"/>
-            <w:u w:val="single"/>
-          </w:rPr>
-          <w:t>賽61:5</w:t>
-        </w:r>
-      </w:hyperlink>
-      <w:r>
-        <w:rPr>
-          <w:lang w:val="zh_TW" w:bidi="zh_TW"/>
-        </w:rPr>
-        <w:t>；</w:t>
-      </w:r>
-      <w:hyperlink r:id="rId27">
-        <w:r>
-          <w:rPr>
-            <w:lang w:val="zh_TW" w:bidi="zh_TW"/>
-          </w:rPr>
-          <w:rPr>
-            <w:color w:val="0000EE"/>
-            <w:u w:val="single"/>
-          </w:rPr>
-          <w:t>珥3:10</w:t>
-        </w:r>
-      </w:hyperlink>
-      <w:r>
-        <w:rPr>
-          <w:lang w:val="zh_TW" w:bidi="zh_TW"/>
-        </w:rPr>
-        <w:t>；</w:t>
-      </w:r>
-      <w:hyperlink r:id="rId28">
-        <w:r>
-          <w:rPr>
-            <w:lang w:val="zh_TW" w:bidi="zh_TW"/>
-          </w:rPr>
-          <w:rPr>
-            <w:color w:val="0000EE"/>
-            <w:u w:val="single"/>
-          </w:rPr>
-          <w:t>約15:2</w:t>
-        </w:r>
-      </w:hyperlink>
-      <w:r>
-        <w:rPr>
-          <w:lang w:val="zh_TW" w:bidi="zh_TW"/>
-        </w:rPr>
-        <w:t>），又採摘成熟的果實並送往榨酒池（</w:t>
-      </w:r>
-      <w:hyperlink r:id="rId29">
-        <w:r>
-          <w:rPr>
-            <w:lang w:val="zh_TW" w:bidi="zh_TW"/>
-          </w:rPr>
-          <w:rPr>
-            <w:color w:val="0000EE"/>
-            <w:u w:val="single"/>
-          </w:rPr>
-          <w:t>何9:2</w:t>
-        </w:r>
-      </w:hyperlink>
-      <w:r>
-        <w:rPr>
-          <w:lang w:val="zh_TW" w:bidi="zh_TW"/>
-        </w:rPr>
-        <w:t>）。踹葡萄是一個慶祝的場合（</w:t>
-      </w:r>
-      <w:hyperlink r:id="rId30">
-        <w:r>
-          <w:rPr>
-            <w:lang w:val="zh_TW" w:bidi="zh_TW"/>
-          </w:rPr>
-          <w:rPr>
-            <w:color w:val="0000EE"/>
-            <w:u w:val="single"/>
-          </w:rPr>
-          <w:t>賽16:10</w:t>
-        </w:r>
-      </w:hyperlink>
-      <w:r>
-        <w:rPr>
-          <w:lang w:val="zh_TW" w:bidi="zh_TW"/>
-        </w:rPr>
-        <w:t>；</w:t>
-      </w:r>
-      <w:hyperlink r:id="rId31">
-        <w:r>
-          <w:rPr>
-            <w:lang w:val="zh_TW" w:bidi="zh_TW"/>
-          </w:rPr>
-          <w:rPr>
-            <w:color w:val="0000EE"/>
-            <w:u w:val="single"/>
-          </w:rPr>
-          <w:t>耶25:30</w:t>
-        </w:r>
-      </w:hyperlink>
-      <w:r>
-        <w:rPr>
-          <w:lang w:val="zh_TW" w:bidi="zh_TW"/>
-        </w:rPr>
-        <w:t>）。發酵的汁液會收集在新的羊皮袋和大型陶罐中（</w:t>
-      </w:r>
-      <w:hyperlink r:id="rId32">
-        <w:r>
-          <w:rPr>
-            <w:lang w:val="zh_TW" w:bidi="zh_TW"/>
-          </w:rPr>
-          <w:rPr>
-            <w:color w:val="0000EE"/>
-            <w:u w:val="single"/>
-          </w:rPr>
-          <w:t>太9:17</w:t>
-        </w:r>
-      </w:hyperlink>
-      <w:r>
-        <w:rPr>
-          <w:lang w:val="zh_TW" w:bidi="zh_TW"/>
-        </w:rPr>
-        <w:t>）。</w:t>
-      </w:r>
-    </w:p>
-    <w:p>
-      <w:pPr>
-        <w:pStyle w:val="Heading3"/>
-      </w:pPr>
-      <w:r>
-        <w:rPr>
-          <w:lang w:val="zh_TW" w:bidi="zh_TW"/>
-        </w:rPr>
-        <w:t>葡萄園在日常生活中的角色</w:t>
-      </w:r>
-    </w:p>
-    <w:p>
-      <w:pPr/>
-      <w:r>
-        <w:rPr>
-          <w:lang w:val="zh_TW" w:bidi="zh_TW"/>
-        </w:rPr>
-      </w:r>
-      <w:r>
-        <w:rPr>
-          <w:lang w:val="zh_TW" w:bidi="zh_TW"/>
-        </w:rPr>
-        <w:t>收成葡萄的工人可以免除兵役，這點顯示葡萄對以色列經濟的重要性。稅務和債務通常以酒而非金錢支付。法律規定，窮人可以在葡萄園中，拾取遺留園中沒有被收成的葡萄，就像在麥田中拾取遺留的穀物一樣（</w:t>
-      </w:r>
-      <w:hyperlink r:id="rId33">
-        <w:r>
-          <w:rPr>
-            <w:lang w:val="zh_TW" w:bidi="zh_TW"/>
-          </w:rPr>
-          <w:rPr>
-            <w:color w:val="0000EE"/>
-            <w:u w:val="single"/>
-          </w:rPr>
-          <w:t>利19:9–10</w:t>
-        </w:r>
-      </w:hyperlink>
-      <w:r>
-        <w:rPr>
-          <w:lang w:val="zh_TW" w:bidi="zh_TW"/>
-        </w:rPr>
-        <w:t>）。不結果的葡萄藤被用來製作木炭（</w:t>
-      </w:r>
-      <w:hyperlink r:id="rId34">
-        <w:r>
-          <w:rPr>
-            <w:lang w:val="zh_TW" w:bidi="zh_TW"/>
-          </w:rPr>
-          <w:rPr>
-            <w:color w:val="0000EE"/>
-            <w:u w:val="single"/>
-          </w:rPr>
-          <w:t>結15:4</w:t>
-        </w:r>
-      </w:hyperlink>
-      <w:r>
-        <w:rPr>
-          <w:lang w:val="zh_TW" w:bidi="zh_TW"/>
-        </w:rPr>
-        <w:t>；</w:t>
-      </w:r>
-      <w:hyperlink r:id="rId35">
-        <w:r>
-          <w:rPr>
-            <w:lang w:val="zh_TW" w:bidi="zh_TW"/>
-          </w:rPr>
-          <w:rPr>
-            <w:color w:val="0000EE"/>
-            <w:u w:val="single"/>
-          </w:rPr>
-          <w:t>約15:6</w:t>
-        </w:r>
-      </w:hyperlink>
-      <w:r>
-        <w:rPr>
-          <w:lang w:val="zh_TW" w:bidi="zh_TW"/>
-        </w:rPr>
-        <w:t>）。</w:t>
-      </w:r>
-    </w:p>
-    <w:p>
-      <w:pPr>
-        <w:pStyle w:val="Heading3"/>
-      </w:pPr>
-      <w:r>
-        <w:rPr>
-          <w:lang w:val="zh_TW" w:bidi="zh_TW"/>
-        </w:rPr>
-        <w:t>耶穌關於葡萄樹與酒的教導</w:t>
-      </w:r>
-    </w:p>
-    <w:p>
-      <w:pPr/>
-      <w:r>
-        <w:rPr>
-          <w:lang w:val="zh_TW" w:bidi="zh_TW"/>
-        </w:rPr>
-      </w:r>
-      <w:r>
-        <w:rPr>
-          <w:lang w:val="zh_TW" w:bidi="zh_TW"/>
-        </w:rPr>
-        <w:t>耶穌經常使用葡萄園作為所講比喻的背景（</w:t>
-      </w:r>
-      <w:hyperlink r:id="rId36">
-        <w:r>
-          <w:rPr>
-            <w:lang w:val="zh_TW" w:bidi="zh_TW"/>
-          </w:rPr>
-          <w:rPr>
-            <w:color w:val="0000EE"/>
-            <w:u w:val="single"/>
-          </w:rPr>
-          <w:t>太20:1–16</w:t>
-        </w:r>
-      </w:hyperlink>
-      <w:r>
-        <w:rPr>
-          <w:lang w:val="zh_TW" w:bidi="zh_TW"/>
-        </w:rPr>
-        <w:t>，</w:t>
-      </w:r>
-      <w:hyperlink r:id="rId37">
-        <w:r>
-          <w:rPr>
-            <w:lang w:val="zh_TW" w:bidi="zh_TW"/>
-          </w:rPr>
-          <w:rPr>
-            <w:color w:val="0000EE"/>
-            <w:u w:val="single"/>
-          </w:rPr>
-          <w:t>21:28–43</w:t>
-        </w:r>
-      </w:hyperlink>
-      <w:r>
-        <w:rPr>
-          <w:lang w:val="zh_TW" w:bidi="zh_TW"/>
-        </w:rPr>
-        <w:t>；</w:t>
-      </w:r>
-      <w:hyperlink r:id="rId38">
-        <w:r>
-          <w:rPr>
-            <w:lang w:val="zh_TW" w:bidi="zh_TW"/>
-          </w:rPr>
-          <w:rPr>
-            <w:color w:val="0000EE"/>
-            <w:u w:val="single"/>
-          </w:rPr>
-          <w:t>可12:1–11</w:t>
-        </w:r>
-      </w:hyperlink>
-      <w:r>
-        <w:rPr>
-          <w:lang w:val="zh_TW" w:bidi="zh_TW"/>
-        </w:rPr>
-        <w:t>；</w:t>
-      </w:r>
-      <w:hyperlink r:id="rId39">
-        <w:r>
-          <w:rPr>
-            <w:lang w:val="zh_TW" w:bidi="zh_TW"/>
-          </w:rPr>
-          <w:rPr>
-            <w:color w:val="0000EE"/>
-            <w:u w:val="single"/>
-          </w:rPr>
-          <w:t>路13:6–9</w:t>
-        </w:r>
-      </w:hyperlink>
-      <w:r>
-        <w:rPr>
-          <w:lang w:val="zh_TW" w:bidi="zh_TW"/>
-        </w:rPr>
-        <w:t>，</w:t>
-      </w:r>
-      <w:hyperlink r:id="rId40">
-        <w:r>
-          <w:rPr>
-            <w:lang w:val="zh_TW" w:bidi="zh_TW"/>
-          </w:rPr>
-          <w:rPr>
-            <w:color w:val="0000EE"/>
-            <w:u w:val="single"/>
-          </w:rPr>
-          <w:t>20:9–18</w:t>
-        </w:r>
-      </w:hyperlink>
-      <w:r>
-        <w:rPr>
-          <w:lang w:val="zh_TW" w:bidi="zh_TW"/>
-        </w:rPr>
-        <w:t>）。當時的人普遍都知道和理解釀酒的方法。耶穌將新酒放入舊皮袋的故事，對新約聖經的聽眾來說，很容易明白（</w:t>
-      </w:r>
-      <w:hyperlink r:id="rId32">
-        <w:r>
-          <w:rPr>
-            <w:lang w:val="zh_TW" w:bidi="zh_TW"/>
-          </w:rPr>
-          <w:rPr>
-            <w:color w:val="0000EE"/>
-            <w:u w:val="single"/>
-          </w:rPr>
-          <w:t>太9:17</w:t>
-        </w:r>
-      </w:hyperlink>
-      <w:r>
-        <w:rPr>
-          <w:lang w:val="zh_TW" w:bidi="zh_TW"/>
-        </w:rPr>
-        <w:t>）。在象徵意義上，基督將自己描述為真正的葡萄樹，祂的血成為象徵聖餐的聖禮之酒（</w:t>
-      </w:r>
-      <w:hyperlink r:id="rId41">
-        <w:r>
-          <w:rPr>
-            <w:lang w:val="zh_TW" w:bidi="zh_TW"/>
-          </w:rPr>
-          <w:rPr>
-            <w:color w:val="0000EE"/>
-            <w:u w:val="single"/>
-          </w:rPr>
-          <w:t>約15:1–11</w:t>
-        </w:r>
-      </w:hyperlink>
-      <w:r>
-        <w:rPr>
-          <w:lang w:val="zh_TW" w:bidi="zh_TW"/>
-        </w:rPr>
-        <w:t>）。</w:t>
-      </w:r>
-    </w:p>
-    <w:p>
-      <w:pPr/>
-      <w:r>
-        <w:rPr>
-          <w:lang w:val="zh_TW" w:bidi="zh_TW"/>
-        </w:rPr>
-      </w:r>
-      <w:r>
-        <w:rPr>
-          <w:i/>
-          <w:lang w:val="zh_TW" w:bidi="zh_TW"/>
-        </w:rPr>
-        <w:t>另見</w:t>
-      </w:r>
-      <w:r>
-        <w:rPr>
-          <w:lang w:val="zh_TW" w:bidi="zh_TW"/>
-        </w:rPr>
-        <w:t xml:space="preserve"> </w:t>
-      </w:r>
-      <w:r>
-        <w:rPr>
-          <w:lang w:val="zh_TW" w:bidi="zh_TW"/>
-        </w:rPr>
-        <w:t>農業</w:t>
-      </w:r>
-      <w:r>
-        <w:rPr>
-          <w:lang w:val="zh_TW" w:bidi="zh_TW"/>
-        </w:rPr>
-        <w:t>、</w:t>
-      </w:r>
-      <w:r>
-        <w:rPr>
-          <w:lang w:val="zh_TW" w:bidi="zh_TW"/>
-        </w:rPr>
-        <w:t>植物（藤本植物）</w:t>
-      </w:r>
-      <w:r>
-        <w:rPr>
-          <w:lang w:val="zh_TW" w:bidi="zh_TW"/>
-        </w:rPr>
-        <w:t>。</w:t>
-      </w:r>
-      <w:r>
-        <w:rPr>
-          <w:lang w:val="zh_TW" w:bidi="zh_TW"/>
-        </w:rPr>
-      </w:r>
-      <w:r>
-        <w:rPr>
-          <w:lang w:val="zh_TW" w:bidi="zh_TW"/>
-        </w:rPr>
-      </w:r>
-    </w:p>
-    <w:p>
-      <w:pPr/>
-      <w:r>
-        <w:rPr>
-          <w:lang w:val="zh_TW" w:bidi="zh_TW"/>
-        </w:rPr>
-      </w:r>
-    </w:p>
-    <w:p>
-      <w:pPr>
-        <w:pStyle w:val="Heading2"/>
-      </w:pPr>
-      <w:r>
-        <w:rPr>
-          <w:lang w:val="zh_TW" w:bidi="zh_TW"/>
-        </w:rPr>
-        <w:t>蒲式耳</w:t>
-      </w:r>
-      <w:r>
-        <w:rPr>
-          <w:lang w:val="zh_TW" w:bidi="zh_TW"/>
-        </w:rPr>
-      </w:r>
-    </w:p>
-    <w:p>
-      <w:pPr>
-        <w:pStyle w:val="ListNumber"/>
-        <w:numPr>
-          <w:ilvl w:val="0"/>
-          <w:numId w:val="14"/>
-        </w:numPr>
-        <w:spacing w:line="240" w:lineRule="auto"/>
-        <w:ind w:left="720"/>
-      </w:pPr>
-      <w:r>
-        <w:rPr>
-          <w:lang w:val="zh_TW" w:bidi="zh_TW"/>
-        </w:rPr>
-      </w:r>
-      <w:r>
-        <w:rPr>
-          <w:lang w:val="zh_TW" w:bidi="zh_TW"/>
-        </w:rPr>
-        <w:t>一個小容器（「籃子」），可以用來罩住燈（</w:t>
-      </w:r>
-      <w:hyperlink r:id="rId42">
-        <w:r>
-          <w:rPr>
-            <w:lang w:val="zh_TW" w:bidi="zh_TW"/>
-          </w:rPr>
-          <w:rPr>
-            <w:color w:val="0000EE"/>
-            <w:u w:val="single"/>
-          </w:rPr>
-          <w:t>太5:15</w:t>
-        </w:r>
-      </w:hyperlink>
-      <w:r>
-        <w:rPr>
-          <w:lang w:val="zh_TW" w:bidi="zh_TW"/>
-        </w:rPr>
-        <w:t>；</w:t>
-      </w:r>
-      <w:hyperlink r:id="rId43">
-        <w:r>
-          <w:rPr>
-            <w:lang w:val="zh_TW" w:bidi="zh_TW"/>
-          </w:rPr>
-          <w:rPr>
-            <w:color w:val="0000EE"/>
-            <w:u w:val="single"/>
-          </w:rPr>
-          <w:t>可4:21</w:t>
-        </w:r>
-      </w:hyperlink>
-      <w:r>
-        <w:rPr>
-          <w:lang w:val="zh_TW" w:bidi="zh_TW"/>
-        </w:rPr>
-        <w:t>；</w:t>
-      </w:r>
-      <w:hyperlink r:id="rId44">
-        <w:r>
-          <w:rPr>
-            <w:lang w:val="zh_TW" w:bidi="zh_TW"/>
-          </w:rPr>
-          <w:rPr>
-            <w:color w:val="0000EE"/>
-            <w:u w:val="single"/>
-          </w:rPr>
-          <w:t>路11:33</w:t>
-        </w:r>
-      </w:hyperlink>
-      <w:r>
-        <w:rPr>
-          <w:lang w:val="zh_TW" w:bidi="zh_TW"/>
-        </w:rPr>
-        <w:t>）。</w:t>
-      </w:r>
-      <w:r>
-        <w:rPr>
-          <w:i/>
-          <w:lang w:val="zh_TW" w:bidi="zh_TW"/>
-        </w:rPr>
-        <w:t>見</w:t>
-      </w:r>
-      <w:r>
-        <w:rPr>
-          <w:lang w:val="zh_TW" w:bidi="zh_TW"/>
-        </w:rPr>
-        <w:t xml:space="preserve"> </w:t>
-      </w:r>
-      <w:r>
-        <w:rPr>
-          <w:lang w:val="zh_TW" w:bidi="zh_TW"/>
-        </w:rPr>
-        <w:t>度量衡</w:t>
-      </w:r>
-      <w:r>
-        <w:rPr>
-          <w:lang w:val="zh_TW" w:bidi="zh_TW"/>
-        </w:rPr>
-        <w:t>。</w:t>
-      </w:r>
-    </w:p>
-    <w:p>
-      <w:pPr>
-        <w:pStyle w:val="ListNumber"/>
-        <w:spacing w:line="240" w:lineRule="auto"/>
-        <w:ind w:left="720"/>
-      </w:pPr>
-      <w:r>
-        <w:rPr>
-          <w:lang w:val="zh_TW" w:bidi="zh_TW"/>
-        </w:rPr>
-      </w:r>
-      <w:r>
-        <w:rPr>
-          <w:lang w:val="zh_TW" w:bidi="zh_TW"/>
-        </w:rPr>
-        <w:t>一種測量單位，約等於19夸脫或18公升。在希伯來文中，這稱為「伊法」。</w:t>
-      </w:r>
-      <w:r>
-        <w:rPr>
-          <w:lang w:val="zh_TW" w:bidi="zh_TW"/>
-        </w:rPr>
-      </w:r>
-      <w:r>
-        <w:rPr>
-          <w:lang w:val="zh_TW" w:bidi="zh_TW"/>
-        </w:rPr>
-      </w:r>
-    </w:p>
-    <w:p>
-      <w:pPr/>
-      <w:r>
-        <w:rPr>
-          <w:lang w:val="zh_TW" w:bidi="zh_TW"/>
-        </w:rPr>
-      </w:r>
-    </w:p>
-    <w:p>
-      <w:pPr>
-        <w:pStyle w:val="Heading2"/>
-      </w:pPr>
-      <w:r>
-        <w:rPr>
-          <w:lang w:val="zh_TW" w:bidi="zh_TW"/>
-        </w:rPr>
-        <w:t>僕人</w:t>
-      </w:r>
-      <w:r>
-        <w:rPr>
-          <w:lang w:val="zh_TW" w:bidi="zh_TW"/>
-        </w:rPr>
-      </w:r>
-    </w:p>
-    <w:p>
-      <w:pPr/>
-      <w:r>
-        <w:rPr>
-          <w:lang w:val="zh_TW" w:bidi="zh_TW"/>
-        </w:rPr>
-      </w:r>
-      <w:r>
-        <w:rPr>
-          <w:lang w:val="zh_TW" w:bidi="zh_TW"/>
-        </w:rPr>
-        <w:t>一個有義務服事主人的人，而主人會提供一定程度的保護。有些僕人（servant）是法律上的奴隸（slave），另一些則是自願的僕人。很難明確區分「僕人（servant）」、「奴隸（slave）」、「男奴（bondman）」和「女奴（bondwoman）」。希伯來文和希臘文中有多個詞被翻譯為「僕人」，但在較新的譯本中，有時會使用其它詞語。</w:t>
-      </w:r>
-    </w:p>
-    <w:p>
-      <w:pPr/>
-      <w:r>
-        <w:rPr>
-          <w:lang w:val="zh_TW" w:bidi="zh_TW"/>
-        </w:rPr>
-      </w:r>
-      <w:r>
-        <w:rPr>
-          <w:lang w:val="zh_TW" w:bidi="zh_TW"/>
-        </w:rPr>
-        <w:t>在希伯來文中，表示「少年（lad）」、「少年人（youth）」或「童子（boy）」的詞語常常也指僕人（</w:t>
-      </w:r>
-      <w:hyperlink r:id="rId45">
-        <w:r>
-          <w:rPr>
-            <w:lang w:val="zh_TW" w:bidi="zh_TW"/>
-          </w:rPr>
-          <w:rPr>
-            <w:color w:val="0000EE"/>
-            <w:u w:val="single"/>
-          </w:rPr>
-          <w:t>出33:11</w:t>
-        </w:r>
-      </w:hyperlink>
-      <w:r>
-        <w:rPr>
-          <w:lang w:val="zh_TW" w:bidi="zh_TW"/>
-        </w:rPr>
-        <w:t>；</w:t>
-      </w:r>
-      <w:hyperlink r:id="rId46">
-        <w:r>
-          <w:rPr>
-            <w:lang w:val="zh_TW" w:bidi="zh_TW"/>
-          </w:rPr>
-          <w:rPr>
-            <w:color w:val="0000EE"/>
-            <w:u w:val="single"/>
-          </w:rPr>
-          <w:t>民22:22</w:t>
-        </w:r>
-      </w:hyperlink>
-      <w:r>
-        <w:rPr>
-          <w:lang w:val="zh_TW" w:bidi="zh_TW"/>
-        </w:rPr>
-        <w:t>；</w:t>
-      </w:r>
-      <w:hyperlink r:id="rId47">
-        <w:r>
-          <w:rPr>
-            <w:lang w:val="zh_TW" w:bidi="zh_TW"/>
-          </w:rPr>
-          <w:rPr>
-            <w:color w:val="0000EE"/>
-            <w:u w:val="single"/>
-          </w:rPr>
-          <w:t>王下4:12</w:t>
-        </w:r>
-      </w:hyperlink>
-      <w:r>
-        <w:rPr>
-          <w:lang w:val="zh_TW" w:bidi="zh_TW"/>
-        </w:rPr>
-        <w:t>）。表示「生來自由的僕人（free-born servant）」的詞語通常用來指稱耶和華的僕人，如利未人（</w:t>
-      </w:r>
-      <w:hyperlink r:id="rId48">
-        <w:r>
-          <w:rPr>
-            <w:lang w:val="zh_TW" w:bidi="zh_TW"/>
-          </w:rPr>
-          <w:rPr>
-            <w:color w:val="0000EE"/>
-            <w:u w:val="single"/>
-          </w:rPr>
-          <w:t>拉8:17</w:t>
-        </w:r>
-      </w:hyperlink>
-      <w:r>
-        <w:rPr>
-          <w:lang w:val="zh_TW" w:bidi="zh_TW"/>
-        </w:rPr>
-        <w:t>；</w:t>
-      </w:r>
-      <w:hyperlink r:id="rId49">
-        <w:r>
-          <w:rPr>
-            <w:lang w:val="zh_TW" w:bidi="zh_TW"/>
-          </w:rPr>
-          <w:rPr>
-            <w:color w:val="0000EE"/>
-            <w:u w:val="single"/>
-          </w:rPr>
-          <w:t>賽61:6</w:t>
-        </w:r>
-      </w:hyperlink>
-      <w:r>
-        <w:rPr>
-          <w:lang w:val="zh_TW" w:bidi="zh_TW"/>
-        </w:rPr>
-        <w:t>；</w:t>
-      </w:r>
-      <w:hyperlink r:id="rId50">
-        <w:r>
-          <w:rPr>
-            <w:lang w:val="zh_TW" w:bidi="zh_TW"/>
-          </w:rPr>
-          <w:rPr>
-            <w:color w:val="0000EE"/>
-            <w:u w:val="single"/>
-          </w:rPr>
-          <w:t>拉44:11</w:t>
-        </w:r>
-      </w:hyperlink>
-      <w:r>
-        <w:rPr>
-          <w:lang w:val="zh_TW" w:bidi="zh_TW"/>
-        </w:rPr>
-        <w:t>）或祭司（</w:t>
-      </w:r>
-      <w:hyperlink r:id="rId51">
-        <w:r>
-          <w:rPr>
-            <w:lang w:val="zh_TW" w:bidi="zh_TW"/>
-          </w:rPr>
-          <w:rPr>
-            <w:color w:val="0000EE"/>
-            <w:u w:val="single"/>
-          </w:rPr>
-          <w:t>出28:35</w:t>
-        </w:r>
-      </w:hyperlink>
-      <w:r>
-        <w:rPr>
-          <w:lang w:val="zh_TW" w:bidi="zh_TW"/>
-        </w:rPr>
-        <w:t>；</w:t>
-      </w:r>
-      <w:hyperlink r:id="rId52">
-        <w:r>
-          <w:rPr>
-            <w:lang w:val="zh_TW" w:bidi="zh_TW"/>
-          </w:rPr>
-          <w:rPr>
-            <w:color w:val="0000EE"/>
-            <w:u w:val="single"/>
-          </w:rPr>
-          <w:t>珥1:9</w:t>
-        </w:r>
-      </w:hyperlink>
-      <w:r>
-        <w:rPr>
-          <w:lang w:val="zh_TW" w:bidi="zh_TW"/>
-        </w:rPr>
-        <w:t>，</w:t>
-      </w:r>
-      <w:hyperlink r:id="rId53">
-        <w:r>
-          <w:rPr>
-            <w:lang w:val="zh_TW" w:bidi="zh_TW"/>
-          </w:rPr>
-          <w:rPr>
-            <w:color w:val="0000EE"/>
-            <w:u w:val="single"/>
-          </w:rPr>
-          <w:t>2:17</w:t>
-        </w:r>
-      </w:hyperlink>
-      <w:r>
-        <w:rPr>
-          <w:lang w:val="zh_TW" w:bidi="zh_TW"/>
-        </w:rPr>
-        <w:t>）。有時王的臣子被稱為臣僕（</w:t>
-      </w:r>
-      <w:hyperlink r:id="rId54">
-        <w:r>
-          <w:rPr>
-            <w:lang w:val="zh_TW" w:bidi="zh_TW"/>
-          </w:rPr>
-          <w:rPr>
-            <w:color w:val="0000EE"/>
-            <w:u w:val="single"/>
-          </w:rPr>
-          <w:t>代上27:1</w:t>
-        </w:r>
-      </w:hyperlink>
-      <w:r>
-        <w:rPr>
-          <w:lang w:val="zh_TW" w:bidi="zh_TW"/>
-        </w:rPr>
-        <w:t>；</w:t>
-      </w:r>
-      <w:hyperlink r:id="rId55">
-        <w:r>
-          <w:rPr>
-            <w:lang w:val="zh_TW" w:bidi="zh_TW"/>
-          </w:rPr>
-          <w:rPr>
-            <w:color w:val="0000EE"/>
-            <w:u w:val="single"/>
-          </w:rPr>
-          <w:t>箴29:12</w:t>
-        </w:r>
-      </w:hyperlink>
-      <w:r>
-        <w:rPr>
-          <w:lang w:val="zh_TW" w:bidi="zh_TW"/>
-        </w:rPr>
-        <w:t>），在耶和華面前侍奉的天使也被稱為僕役（</w:t>
-      </w:r>
-      <w:hyperlink r:id="rId56">
-        <w:r>
-          <w:rPr>
-            <w:lang w:val="zh_TW" w:bidi="zh_TW"/>
-          </w:rPr>
-          <w:rPr>
-            <w:color w:val="0000EE"/>
-            <w:u w:val="single"/>
-          </w:rPr>
-          <w:t>詩103:21</w:t>
-        </w:r>
-      </w:hyperlink>
-      <w:r>
-        <w:rPr>
-          <w:lang w:val="zh_TW" w:bidi="zh_TW"/>
-        </w:rPr>
-        <w:t>，</w:t>
-      </w:r>
-      <w:hyperlink r:id="rId57">
-        <w:r>
-          <w:rPr>
-            <w:lang w:val="zh_TW" w:bidi="zh_TW"/>
-          </w:rPr>
-          <w:rPr>
-            <w:color w:val="0000EE"/>
-            <w:u w:val="single"/>
-          </w:rPr>
-          <w:t>104:4</w:t>
-        </w:r>
-      </w:hyperlink>
-      <w:r>
-        <w:rPr>
-          <w:lang w:val="zh_TW" w:bidi="zh_TW"/>
-        </w:rPr>
-        <w:t>）。雇傭的僕人或雇工也被視為自由人（</w:t>
-      </w:r>
-      <w:hyperlink r:id="rId58">
-        <w:r>
-          <w:rPr>
-            <w:lang w:val="zh_TW" w:bidi="zh_TW"/>
-          </w:rPr>
-          <w:rPr>
-            <w:color w:val="0000EE"/>
-            <w:u w:val="single"/>
-          </w:rPr>
-          <w:t>出12:45</w:t>
-        </w:r>
-      </w:hyperlink>
-      <w:r>
-        <w:rPr>
-          <w:lang w:val="zh_TW" w:bidi="zh_TW"/>
-        </w:rPr>
-        <w:t>；</w:t>
-      </w:r>
-      <w:hyperlink r:id="rId59">
-        <w:r>
-          <w:rPr>
-            <w:lang w:val="zh_TW" w:bidi="zh_TW"/>
-          </w:rPr>
-          <w:rPr>
-            <w:color w:val="0000EE"/>
-            <w:u w:val="single"/>
-          </w:rPr>
-          <w:t>伯7:1</w:t>
-        </w:r>
-      </w:hyperlink>
-      <w:r>
-        <w:rPr>
-          <w:lang w:val="zh_TW" w:bidi="zh_TW"/>
-        </w:rPr>
-        <w:t>；</w:t>
-      </w:r>
-      <w:hyperlink r:id="rId60">
-        <w:r>
-          <w:rPr>
-            <w:lang w:val="zh_TW" w:bidi="zh_TW"/>
-          </w:rPr>
-          <w:rPr>
-            <w:color w:val="0000EE"/>
-            <w:u w:val="single"/>
-          </w:rPr>
-          <w:t>瑪3:5</w:t>
-        </w:r>
-      </w:hyperlink>
-      <w:r>
-        <w:rPr>
-          <w:lang w:val="zh_TW" w:bidi="zh_TW"/>
-        </w:rPr>
-        <w:t>）。</w:t>
-      </w:r>
-    </w:p>
-    <w:p>
-      <w:pPr/>
-      <w:r>
-        <w:rPr>
-          <w:lang w:val="zh_TW" w:bidi="zh_TW"/>
-        </w:rPr>
-      </w:r>
-      <w:r>
-        <w:rPr>
-          <w:lang w:val="zh_TW" w:bidi="zh_TW"/>
-        </w:rPr>
-        <w:t>最常見的希伯來詞語在舊約中出現近800次，代表被束縛的奴隸（</w:t>
-      </w:r>
-      <w:hyperlink r:id="rId61">
-        <w:r>
-          <w:rPr>
-            <w:lang w:val="zh_TW" w:bidi="zh_TW"/>
-          </w:rPr>
-          <w:rPr>
-            <w:color w:val="0000EE"/>
-            <w:u w:val="single"/>
-          </w:rPr>
-          <w:t>創9:25</w:t>
-        </w:r>
-      </w:hyperlink>
-      <w:r>
-        <w:rPr>
-          <w:lang w:val="zh_TW" w:bidi="zh_TW"/>
-        </w:rPr>
-        <w:t>，</w:t>
-      </w:r>
-      <w:hyperlink r:id="rId62">
-        <w:r>
-          <w:rPr>
-            <w:lang w:val="zh_TW" w:bidi="zh_TW"/>
-          </w:rPr>
-          <w:rPr>
-            <w:color w:val="0000EE"/>
-            <w:u w:val="single"/>
-          </w:rPr>
-          <w:t>12:16</w:t>
-        </w:r>
-      </w:hyperlink>
-      <w:r>
-        <w:rPr>
-          <w:lang w:val="zh_TW" w:bidi="zh_TW"/>
-        </w:rPr>
-        <w:t>；</w:t>
-      </w:r>
-      <w:hyperlink r:id="rId63">
-        <w:r>
-          <w:rPr>
-            <w:lang w:val="zh_TW" w:bidi="zh_TW"/>
-          </w:rPr>
-          <w:rPr>
-            <w:color w:val="0000EE"/>
-            <w:u w:val="single"/>
-          </w:rPr>
-          <w:t>出20:17</w:t>
-        </w:r>
-      </w:hyperlink>
-      <w:r>
-        <w:rPr>
-          <w:lang w:val="zh_TW" w:bidi="zh_TW"/>
-        </w:rPr>
-        <w:t>；</w:t>
-      </w:r>
-      <w:hyperlink r:id="rId64">
-        <w:r>
-          <w:rPr>
-            <w:lang w:val="zh_TW" w:bidi="zh_TW"/>
-          </w:rPr>
-          <w:rPr>
-            <w:color w:val="0000EE"/>
-            <w:u w:val="single"/>
-          </w:rPr>
-          <w:t>申5:15</w:t>
-        </w:r>
-      </w:hyperlink>
-      <w:r>
-        <w:rPr>
-          <w:lang w:val="zh_TW" w:bidi="zh_TW"/>
-        </w:rPr>
-        <w:t>，</w:t>
-      </w:r>
-      <w:hyperlink r:id="rId65">
-        <w:r>
-          <w:rPr>
-            <w:lang w:val="zh_TW" w:bidi="zh_TW"/>
-          </w:rPr>
-          <w:rPr>
-            <w:color w:val="0000EE"/>
-            <w:u w:val="single"/>
-          </w:rPr>
-          <w:t>15:17</w:t>
-        </w:r>
-      </w:hyperlink>
-      <w:r>
-        <w:rPr>
-          <w:lang w:val="zh_TW" w:bidi="zh_TW"/>
-        </w:rPr>
-        <w:t>）。然而，同一個詞也被用來指有貴族地位的人，如君王的臣僕或謀士（</w:t>
-      </w:r>
-      <w:hyperlink r:id="rId66">
-        <w:r>
-          <w:rPr>
-            <w:lang w:val="zh_TW" w:bidi="zh_TW"/>
-          </w:rPr>
-          <w:rPr>
-            <w:color w:val="0000EE"/>
-            <w:u w:val="single"/>
-          </w:rPr>
-          <w:t>王下22:12</w:t>
-        </w:r>
-      </w:hyperlink>
-      <w:r>
-        <w:rPr>
-          <w:lang w:val="zh_TW" w:bidi="zh_TW"/>
-        </w:rPr>
-        <w:t>；</w:t>
-      </w:r>
-      <w:hyperlink r:id="rId67">
-        <w:r>
-          <w:rPr>
-            <w:lang w:val="zh_TW" w:bidi="zh_TW"/>
-          </w:rPr>
-          <w:rPr>
-            <w:color w:val="0000EE"/>
-            <w:u w:val="single"/>
-          </w:rPr>
-          <w:t>代下34:20</w:t>
-        </w:r>
-      </w:hyperlink>
-      <w:r>
-        <w:rPr>
-          <w:lang w:val="zh_TW" w:bidi="zh_TW"/>
-        </w:rPr>
-        <w:t>；</w:t>
-      </w:r>
-      <w:hyperlink r:id="rId68">
-        <w:r>
-          <w:rPr>
-            <w:lang w:val="zh_TW" w:bidi="zh_TW"/>
-          </w:rPr>
-          <w:rPr>
-            <w:color w:val="0000EE"/>
-            <w:u w:val="single"/>
-          </w:rPr>
-          <w:t>尼2:10</w:t>
-        </w:r>
-      </w:hyperlink>
-      <w:r>
-        <w:rPr>
-          <w:lang w:val="zh_TW" w:bidi="zh_TW"/>
-        </w:rPr>
-        <w:t>）或神的僕人（</w:t>
-      </w:r>
-      <w:hyperlink r:id="rId69">
-        <w:r>
-          <w:rPr>
-            <w:lang w:val="zh_TW" w:bidi="zh_TW"/>
-          </w:rPr>
-          <w:rPr>
-            <w:color w:val="0000EE"/>
-            <w:u w:val="single"/>
-          </w:rPr>
-          <w:t>創24:14</w:t>
-        </w:r>
-      </w:hyperlink>
-      <w:r>
-        <w:rPr>
-          <w:lang w:val="zh_TW" w:bidi="zh_TW"/>
-        </w:rPr>
-        <w:t>；</w:t>
-      </w:r>
-      <w:hyperlink r:id="rId70">
-        <w:r>
-          <w:rPr>
-            <w:lang w:val="zh_TW" w:bidi="zh_TW"/>
-          </w:rPr>
-          <w:rPr>
-            <w:color w:val="0000EE"/>
-            <w:u w:val="single"/>
-          </w:rPr>
-          <w:t>民12:7</w:t>
-        </w:r>
-      </w:hyperlink>
-      <w:r>
-        <w:rPr>
-          <w:lang w:val="zh_TW" w:bidi="zh_TW"/>
-        </w:rPr>
-        <w:t>；</w:t>
-      </w:r>
-      <w:hyperlink r:id="rId71">
-        <w:r>
-          <w:rPr>
-            <w:lang w:val="zh_TW" w:bidi="zh_TW"/>
-          </w:rPr>
-          <w:rPr>
-            <w:color w:val="0000EE"/>
-            <w:u w:val="single"/>
-          </w:rPr>
-          <w:t>書1:7</w:t>
-        </w:r>
-      </w:hyperlink>
-      <w:r>
-        <w:rPr>
-          <w:lang w:val="zh_TW" w:bidi="zh_TW"/>
-        </w:rPr>
-        <w:t>；</w:t>
-      </w:r>
-      <w:hyperlink r:id="rId72">
-        <w:r>
-          <w:rPr>
-            <w:lang w:val="zh_TW" w:bidi="zh_TW"/>
-          </w:rPr>
-          <w:rPr>
-            <w:color w:val="0000EE"/>
-            <w:u w:val="single"/>
-          </w:rPr>
-          <w:t>王下21:8</w:t>
-        </w:r>
-      </w:hyperlink>
-      <w:r>
-        <w:rPr>
-          <w:lang w:val="zh_TW" w:bidi="zh_TW"/>
-        </w:rPr>
-        <w:t>），例如「我的僕人摩西」（或大衛、以賽亞、以色列、約伯等）。其中一個最崇高的表達是「耶和華的僕人」（</w:t>
-      </w:r>
-      <w:hyperlink r:id="rId73">
-        <w:r>
-          <w:rPr>
-            <w:lang w:val="zh_TW" w:bidi="zh_TW"/>
-          </w:rPr>
-          <w:rPr>
-            <w:color w:val="0000EE"/>
-            <w:u w:val="single"/>
-          </w:rPr>
-          <w:t>申34:5</w:t>
-        </w:r>
-      </w:hyperlink>
-      <w:r>
-        <w:rPr>
-          <w:lang w:val="zh_TW" w:bidi="zh_TW"/>
-        </w:rPr>
-        <w:t>；</w:t>
-      </w:r>
-      <w:hyperlink r:id="rId74">
-        <w:r>
-          <w:rPr>
-            <w:lang w:val="zh_TW" w:bidi="zh_TW"/>
-          </w:rPr>
-          <w:rPr>
-            <w:color w:val="0000EE"/>
-            <w:u w:val="single"/>
-          </w:rPr>
-          <w:t>書1:13</w:t>
-        </w:r>
-      </w:hyperlink>
-      <w:r>
-        <w:rPr>
-          <w:lang w:val="zh_TW" w:bidi="zh_TW"/>
-        </w:rPr>
-        <w:t>，</w:t>
-      </w:r>
-      <w:hyperlink r:id="rId75">
-        <w:r>
-          <w:rPr>
-            <w:lang w:val="zh_TW" w:bidi="zh_TW"/>
-          </w:rPr>
-          <w:rPr>
-            <w:color w:val="0000EE"/>
-            <w:u w:val="single"/>
-          </w:rPr>
-          <w:t>8:31–33</w:t>
-        </w:r>
-      </w:hyperlink>
-      <w:r>
-        <w:rPr>
-          <w:lang w:val="zh_TW" w:bidi="zh_TW"/>
-        </w:rPr>
-        <w:t>；</w:t>
-      </w:r>
-      <w:hyperlink r:id="rId76">
-        <w:r>
-          <w:rPr>
-            <w:lang w:val="zh_TW" w:bidi="zh_TW"/>
-          </w:rPr>
-          <w:rPr>
-            <w:color w:val="0000EE"/>
-            <w:u w:val="single"/>
-          </w:rPr>
-          <w:t>賽49:1</w:t>
-        </w:r>
-      </w:hyperlink>
-      <w:r>
-        <w:rPr>
-          <w:lang w:val="zh_TW" w:bidi="zh_TW"/>
-        </w:rPr>
-        <w:t>–</w:t>
-      </w:r>
-      <w:hyperlink r:id="rId76">
-        <w:r>
-          <w:rPr>
-            <w:lang w:val="zh_TW" w:bidi="zh_TW"/>
-          </w:rPr>
-          <w:rPr>
-            <w:color w:val="0000EE"/>
-            <w:u w:val="single"/>
-          </w:rPr>
-          <w:t>6</w:t>
-        </w:r>
-      </w:hyperlink>
-      <w:r>
-        <w:rPr>
-          <w:lang w:val="zh_TW" w:bidi="zh_TW"/>
-        </w:rPr>
-        <w:t>，</w:t>
-      </w:r>
-      <w:hyperlink r:id="rId77">
-        <w:r>
-          <w:rPr>
-            <w:lang w:val="zh_TW" w:bidi="zh_TW"/>
-          </w:rPr>
-          <w:rPr>
-            <w:color w:val="0000EE"/>
-            <w:u w:val="single"/>
-          </w:rPr>
-          <w:t>50:4</w:t>
-        </w:r>
-      </w:hyperlink>
-      <w:r>
-        <w:rPr>
-          <w:lang w:val="zh_TW" w:bidi="zh_TW"/>
-        </w:rPr>
-        <w:t>–</w:t>
-      </w:r>
-      <w:hyperlink r:id="rId77">
-        <w:r>
-          <w:rPr>
-            <w:lang w:val="zh_TW" w:bidi="zh_TW"/>
-          </w:rPr>
-          <w:rPr>
-            <w:color w:val="0000EE"/>
-            <w:u w:val="single"/>
-          </w:rPr>
-          <w:t>9</w:t>
-        </w:r>
-      </w:hyperlink>
-      <w:r>
-        <w:rPr>
-          <w:lang w:val="zh_TW" w:bidi="zh_TW"/>
-        </w:rPr>
-        <w:t>，</w:t>
-      </w:r>
-      <w:hyperlink r:id="rId78">
-        <w:r>
-          <w:rPr>
-            <w:lang w:val="zh_TW" w:bidi="zh_TW"/>
-          </w:rPr>
-          <w:rPr>
-            <w:color w:val="0000EE"/>
-            <w:u w:val="single"/>
-          </w:rPr>
-          <w:t>52:13–53:12</w:t>
-        </w:r>
-      </w:hyperlink>
-      <w:r>
-        <w:rPr>
-          <w:lang w:val="zh_TW" w:bidi="zh_TW"/>
-        </w:rPr>
-        <w:t>）。俄巴底亞這個專有名詞的意思是「耶和華的僕人」。</w:t>
-      </w:r>
-    </w:p>
-    <w:p>
-      <w:pPr/>
-      <w:r>
-        <w:rPr>
-          <w:lang w:val="zh_TW" w:bidi="zh_TW"/>
-        </w:rPr>
-      </w:r>
-      <w:r>
-        <w:rPr>
-          <w:lang w:val="zh_TW" w:bidi="zh_TW"/>
-        </w:rPr>
-        <w:t>新約中，「僕人」有多種定義，包括雇工或傭工（</w:t>
-      </w:r>
-      <w:hyperlink r:id="rId79">
-        <w:r>
-          <w:rPr>
-            <w:lang w:val="zh_TW" w:bidi="zh_TW"/>
-          </w:rPr>
-          <w:rPr>
-            <w:color w:val="0000EE"/>
-            <w:u w:val="single"/>
-          </w:rPr>
-          <w:t>可1:20</w:t>
-        </w:r>
-      </w:hyperlink>
-      <w:r>
-        <w:rPr>
-          <w:lang w:val="zh_TW" w:bidi="zh_TW"/>
-        </w:rPr>
-        <w:t>；</w:t>
-      </w:r>
-      <w:hyperlink r:id="rId80">
-        <w:r>
-          <w:rPr>
-            <w:lang w:val="zh_TW" w:bidi="zh_TW"/>
-          </w:rPr>
-          <w:rPr>
-            <w:color w:val="0000EE"/>
-            <w:u w:val="single"/>
-          </w:rPr>
-          <w:t>路15:17</w:t>
-        </w:r>
-      </w:hyperlink>
-      <w:r>
-        <w:rPr>
-          <w:lang w:val="zh_TW" w:bidi="zh_TW"/>
-        </w:rPr>
-        <w:t>–</w:t>
-      </w:r>
-      <w:hyperlink r:id="rId80">
-        <w:r>
-          <w:rPr>
-            <w:lang w:val="zh_TW" w:bidi="zh_TW"/>
-          </w:rPr>
-          <w:rPr>
-            <w:color w:val="0000EE"/>
-            <w:u w:val="single"/>
-          </w:rPr>
-          <w:t>19</w:t>
-        </w:r>
-      </w:hyperlink>
-      <w:r>
-        <w:rPr>
-          <w:lang w:val="zh_TW" w:bidi="zh_TW"/>
-        </w:rPr>
-        <w:t>；</w:t>
-      </w:r>
-      <w:hyperlink r:id="rId81">
-        <w:r>
-          <w:rPr>
-            <w:lang w:val="zh_TW" w:bidi="zh_TW"/>
-          </w:rPr>
-          <w:rPr>
-            <w:color w:val="0000EE"/>
-            <w:u w:val="single"/>
-          </w:rPr>
-          <w:t>約10:12</w:t>
-        </w:r>
-      </w:hyperlink>
-      <w:r>
-        <w:rPr>
-          <w:lang w:val="zh_TW" w:bidi="zh_TW"/>
-        </w:rPr>
-        <w:t>–</w:t>
-      </w:r>
-      <w:hyperlink r:id="rId81">
-        <w:r>
-          <w:rPr>
-            <w:lang w:val="zh_TW" w:bidi="zh_TW"/>
-          </w:rPr>
-          <w:rPr>
-            <w:color w:val="0000EE"/>
-            <w:u w:val="single"/>
-          </w:rPr>
-          <w:t>14</w:t>
-        </w:r>
-      </w:hyperlink>
-      <w:r>
-        <w:rPr>
-          <w:lang w:val="zh_TW" w:bidi="zh_TW"/>
-        </w:rPr>
-        <w:t>），更廣泛地指奴隸（</w:t>
-      </w:r>
-      <w:hyperlink r:id="rId82">
-        <w:r>
-          <w:rPr>
-            <w:lang w:val="zh_TW" w:bidi="zh_TW"/>
-          </w:rPr>
-          <w:rPr>
-            <w:color w:val="0000EE"/>
-            <w:u w:val="single"/>
-          </w:rPr>
-          <w:t>太8:9</w:t>
-        </w:r>
-      </w:hyperlink>
-      <w:r>
-        <w:rPr>
-          <w:lang w:val="zh_TW" w:bidi="zh_TW"/>
-        </w:rPr>
-        <w:t>，</w:t>
-      </w:r>
-      <w:hyperlink r:id="rId83">
-        <w:r>
-          <w:rPr>
-            <w:lang w:val="zh_TW" w:bidi="zh_TW"/>
-          </w:rPr>
-          <w:rPr>
-            <w:color w:val="0000EE"/>
-            <w:u w:val="single"/>
-          </w:rPr>
-          <w:t>10:24</w:t>
-        </w:r>
-      </w:hyperlink>
-      <w:r>
-        <w:rPr>
-          <w:lang w:val="zh_TW" w:bidi="zh_TW"/>
-        </w:rPr>
-        <w:t>–</w:t>
-      </w:r>
-      <w:hyperlink r:id="rId83">
-        <w:r>
-          <w:rPr>
-            <w:lang w:val="zh_TW" w:bidi="zh_TW"/>
-          </w:rPr>
-          <w:rPr>
-            <w:color w:val="0000EE"/>
-            <w:u w:val="single"/>
-          </w:rPr>
-          <w:t>25</w:t>
-        </w:r>
-      </w:hyperlink>
-      <w:r>
-        <w:rPr>
-          <w:lang w:val="zh_TW" w:bidi="zh_TW"/>
-        </w:rPr>
-        <w:t>，</w:t>
-      </w:r>
-      <w:hyperlink r:id="rId84">
-        <w:r>
-          <w:rPr>
-            <w:lang w:val="zh_TW" w:bidi="zh_TW"/>
-          </w:rPr>
-          <w:rPr>
-            <w:color w:val="0000EE"/>
-            <w:u w:val="single"/>
-          </w:rPr>
-          <w:t>13:27</w:t>
-        </w:r>
-      </w:hyperlink>
-      <w:r>
-        <w:rPr>
-          <w:lang w:val="zh_TW" w:bidi="zh_TW"/>
-        </w:rPr>
-        <w:t>–</w:t>
-      </w:r>
-      <w:hyperlink r:id="rId84">
-        <w:r>
-          <w:rPr>
-            <w:lang w:val="zh_TW" w:bidi="zh_TW"/>
-          </w:rPr>
-          <w:rPr>
-            <w:color w:val="0000EE"/>
-            <w:u w:val="single"/>
-          </w:rPr>
-          <w:t>28</w:t>
-        </w:r>
-      </w:hyperlink>
-      <w:r>
-        <w:rPr>
-          <w:lang w:val="zh_TW" w:bidi="zh_TW"/>
-        </w:rPr>
-        <w:t>；</w:t>
-      </w:r>
-      <w:hyperlink r:id="rId85">
-        <w:r>
-          <w:rPr>
-            <w:lang w:val="zh_TW" w:bidi="zh_TW"/>
-          </w:rPr>
-          <w:rPr>
-            <w:color w:val="0000EE"/>
-            <w:u w:val="single"/>
-          </w:rPr>
-          <w:t>可10:44</w:t>
-        </w:r>
-      </w:hyperlink>
-      <w:r>
-        <w:rPr>
-          <w:lang w:val="zh_TW" w:bidi="zh_TW"/>
-        </w:rPr>
-        <w:t>，</w:t>
-      </w:r>
-      <w:hyperlink r:id="rId86">
-        <w:r>
-          <w:rPr>
-            <w:lang w:val="zh_TW" w:bidi="zh_TW"/>
-          </w:rPr>
-          <w:rPr>
-            <w:color w:val="0000EE"/>
-            <w:u w:val="single"/>
-          </w:rPr>
-          <w:t>12:2</w:t>
-        </w:r>
-      </w:hyperlink>
-      <w:r>
-        <w:rPr>
-          <w:lang w:val="zh_TW" w:bidi="zh_TW"/>
-        </w:rPr>
-        <w:t>–</w:t>
-      </w:r>
-      <w:hyperlink r:id="rId86">
-        <w:r>
-          <w:rPr>
-            <w:lang w:val="zh_TW" w:bidi="zh_TW"/>
-          </w:rPr>
-          <w:rPr>
-            <w:color w:val="0000EE"/>
-            <w:u w:val="single"/>
-          </w:rPr>
-          <w:t>4</w:t>
-        </w:r>
-      </w:hyperlink>
-      <w:r>
-        <w:rPr>
-          <w:lang w:val="zh_TW" w:bidi="zh_TW"/>
-        </w:rPr>
-        <w:t>；</w:t>
-      </w:r>
-      <w:hyperlink r:id="rId87">
-        <w:r>
-          <w:rPr>
-            <w:lang w:val="zh_TW" w:bidi="zh_TW"/>
-          </w:rPr>
-          <w:rPr>
-            <w:color w:val="0000EE"/>
-            <w:u w:val="single"/>
-          </w:rPr>
-          <w:t>路7:2</w:t>
-        </w:r>
-      </w:hyperlink>
-      <w:r>
-        <w:rPr>
-          <w:lang w:val="zh_TW" w:bidi="zh_TW"/>
-        </w:rPr>
-        <w:t>–</w:t>
-      </w:r>
-      <w:hyperlink r:id="rId87">
-        <w:r>
-          <w:rPr>
-            <w:lang w:val="zh_TW" w:bidi="zh_TW"/>
-          </w:rPr>
-          <w:rPr>
-            <w:color w:val="0000EE"/>
-            <w:u w:val="single"/>
-          </w:rPr>
-          <w:t>3，8</w:t>
-        </w:r>
-      </w:hyperlink>
-      <w:r>
-        <w:rPr>
-          <w:lang w:val="zh_TW" w:bidi="zh_TW"/>
-        </w:rPr>
-        <w:t>–</w:t>
-      </w:r>
-      <w:hyperlink r:id="rId87">
-        <w:r>
-          <w:rPr>
-            <w:lang w:val="zh_TW" w:bidi="zh_TW"/>
-          </w:rPr>
-          <w:rPr>
-            <w:color w:val="0000EE"/>
-            <w:u w:val="single"/>
-          </w:rPr>
-          <w:t>10</w:t>
-        </w:r>
-      </w:hyperlink>
-      <w:r>
-        <w:rPr>
-          <w:lang w:val="zh_TW" w:bidi="zh_TW"/>
-        </w:rPr>
-        <w:t>；</w:t>
-      </w:r>
-      <w:hyperlink r:id="rId88">
-        <w:r>
-          <w:rPr>
-            <w:lang w:val="zh_TW" w:bidi="zh_TW"/>
-          </w:rPr>
-          <w:rPr>
-            <w:color w:val="0000EE"/>
-            <w:u w:val="single"/>
-          </w:rPr>
-          <w:t>約4:51</w:t>
-        </w:r>
-      </w:hyperlink>
-      <w:r>
-        <w:rPr>
-          <w:lang w:val="zh_TW" w:bidi="zh_TW"/>
-        </w:rPr>
-        <w:t>，</w:t>
-      </w:r>
-      <w:hyperlink r:id="rId89">
-        <w:r>
-          <w:rPr>
-            <w:lang w:val="zh_TW" w:bidi="zh_TW"/>
-          </w:rPr>
-          <w:rPr>
-            <w:color w:val="0000EE"/>
-            <w:u w:val="single"/>
-          </w:rPr>
-          <w:t>8:34，</w:t>
-        </w:r>
-      </w:hyperlink>
-      <w:hyperlink r:id="rId90">
-        <w:r>
-          <w:rPr>
-            <w:lang w:val="zh_TW" w:bidi="zh_TW"/>
-          </w:rPr>
-          <w:rPr>
-            <w:color w:val="0000EE"/>
-            <w:u w:val="single"/>
-          </w:rPr>
-          <w:t>13:16</w:t>
-        </w:r>
-      </w:hyperlink>
-      <w:r>
-        <w:rPr>
-          <w:lang w:val="zh_TW" w:bidi="zh_TW"/>
-        </w:rPr>
-        <w:t>；</w:t>
-      </w:r>
-      <w:hyperlink r:id="rId91">
-        <w:r>
-          <w:rPr>
-            <w:lang w:val="zh_TW" w:bidi="zh_TW"/>
-          </w:rPr>
-          <w:rPr>
-            <w:color w:val="0000EE"/>
-            <w:u w:val="single"/>
-          </w:rPr>
-          <w:t>弗6:5</w:t>
-        </w:r>
-      </w:hyperlink>
-      <w:r>
-        <w:rPr>
-          <w:lang w:val="zh_TW" w:bidi="zh_TW"/>
-        </w:rPr>
-        <w:t>；</w:t>
-      </w:r>
-      <w:hyperlink r:id="rId92">
-        <w:r>
-          <w:rPr>
-            <w:lang w:val="zh_TW" w:bidi="zh_TW"/>
-          </w:rPr>
-          <w:rPr>
-            <w:color w:val="0000EE"/>
-            <w:u w:val="single"/>
-          </w:rPr>
-          <w:t>西1:7</w:t>
-        </w:r>
-      </w:hyperlink>
-      <w:r>
-        <w:rPr>
-          <w:lang w:val="zh_TW" w:bidi="zh_TW"/>
-        </w:rPr>
-        <w:t>），也包括家僕（</w:t>
-      </w:r>
-      <w:hyperlink r:id="rId93">
-        <w:r>
-          <w:rPr>
-            <w:lang w:val="zh_TW" w:bidi="zh_TW"/>
-          </w:rPr>
-          <w:rPr>
-            <w:color w:val="0000EE"/>
-            <w:u w:val="single"/>
-          </w:rPr>
-          <w:t>路16:13</w:t>
-        </w:r>
-      </w:hyperlink>
-      <w:r>
-        <w:rPr>
-          <w:lang w:val="zh_TW" w:bidi="zh_TW"/>
-        </w:rPr>
-        <w:t>）。</w:t>
-      </w:r>
-    </w:p>
-    <w:p>
-      <w:pPr/>
-      <w:r>
-        <w:rPr>
-          <w:lang w:val="zh_TW" w:bidi="zh_TW"/>
-        </w:rPr>
-      </w:r>
-      <w:r>
-        <w:rPr>
-          <w:i/>
-          <w:lang w:val="zh_TW" w:bidi="zh_TW"/>
-        </w:rPr>
-        <w:t>另見</w:t>
-      </w:r>
-      <w:r>
-        <w:rPr>
-          <w:lang w:val="zh_TW" w:bidi="zh_TW"/>
-        </w:rPr>
-        <w:t>奴隸，為奴</w:t>
-      </w:r>
-      <w:r>
-        <w:rPr>
-          <w:lang w:val="zh_TW" w:bidi="zh_TW"/>
-        </w:rPr>
-        <w:t>。</w:t>
       </w:r>
       <w:r>
         <w:rPr>
@@ -4140,12 +2275,6 @@
   </w:num>
   <w:num w:numId="13" w16cid:durableId="592781308">
     <w:abstractNumId w:val="11"/>
-  </w:num>
-  <w:num w:numId="14">
-    <w:abstractNumId w:val="3"/>
-    <w:lvlOverride w:ilvl="0">
-      <w:startOverride w:val="1"/>
-    </w:lvlOverride>
   </w:num>
   <w:numIdMacAtCleanup w:val="10"/>
 </w:numbering>

--- a/zht/docx/108.content.docx
+++ b/zht/docx/108.content.docx
@@ -19,7 +19,7 @@
         <w:rPr>
           <w:lang w:val="zh_TW" w:bidi="zh_TW"/>
         </w:rPr>
-        <w:t>Resource: Tyndale Open Bible Dictionary</w:t>
+        <w:t>Resource: Aquifer Open Bible Dictionary</w:t>
       </w:r>
       <w:r>
         <w:rPr>
@@ -112,7 +112,7 @@
         <w:rPr>
           <w:lang w:val="zh_TW" w:bidi="zh_TW"/>
         </w:rPr>
-        <w:t>Tyndale Open Bible Dictionary</w:t>
+        <w:t>Aquifer Open Bible Dictionary</w:t>
       </w:r>
     </w:p>
     <w:p>

--- a/zht/docx/108.content.docx
+++ b/zht/docx/108.content.docx
@@ -149,7 +149,7 @@
         <w:rPr>
           <w:lang w:val="zh_TW" w:bidi="zh_TW"/>
         </w:rPr>
-        <w:t>nan</w:t>
+        <w:t>mu</w:t>
       </w:r>
       <w:r>
         <w:rPr>
@@ -212,7 +212,7 @@
         <w:rPr>
           <w:lang w:val="zh_TW" w:bidi="zh_TW"/>
         </w:rPr>
-        <w:t>南地</w:t>
+        <w:t>木匠</w:t>
       </w:r>
       <w:r>
         <w:rPr>
@@ -231,7 +231,161 @@
         <w:rPr>
           <w:lang w:val="zh_TW" w:bidi="zh_TW"/>
         </w:rPr>
-        <w:t>這是巴勒斯坦最南端的地區。這個名字源自於「乾燥、乾涸」的字根，雖然其基本意思是「南地、南方」。南地並無明確的地理邊界。從北到南，南地涵蓋了從別是巴和加低斯‧巴尼亞之間的區域。從西到東，它從地中海附近延伸到亞拉巴，距離約70英里（112.6公里）。</w:t>
+        <w:t>從事木工工作的人，負責建造房屋的框架、屋頂、窗戶和門。小型結構如房屋，通常由屋主自行建造；而神廟和宮殿等大型建築，則需要熟練工匠參與。建造這些較大的建築物，需要木匠與石匠合作，後者專門切割和準備建築用的石材（</w:t>
+      </w:r>
+      <w:hyperlink r:id="rId13">
+        <w:r>
+          <w:rPr>
+            <w:lang w:val="zh_TW" w:bidi="zh_TW"/>
+          </w:rPr>
+          <w:rPr>
+            <w:color w:val="0000EE"/>
+            <w:u w:val="single"/>
+          </w:rPr>
+          <w:t>王下12:11，</w:t>
+        </w:r>
+      </w:hyperlink>
+      <w:hyperlink r:id="rId14">
+        <w:r>
+          <w:rPr>
+            <w:lang w:val="zh_TW" w:bidi="zh_TW"/>
+          </w:rPr>
+          <w:rPr>
+            <w:color w:val="0000EE"/>
+            <w:u w:val="single"/>
+          </w:rPr>
+          <w:t>22:6</w:t>
+        </w:r>
+      </w:hyperlink>
+      <w:r>
+        <w:rPr>
+          <w:lang w:val="zh_TW" w:bidi="zh_TW"/>
+        </w:rPr>
+        <w:t>；</w:t>
+      </w:r>
+      <w:hyperlink r:id="rId15">
+        <w:r>
+          <w:rPr>
+            <w:lang w:val="zh_TW" w:bidi="zh_TW"/>
+          </w:rPr>
+          <w:rPr>
+            <w:color w:val="0000EE"/>
+            <w:u w:val="single"/>
+          </w:rPr>
+          <w:t>代上14:1，</w:t>
+        </w:r>
+      </w:hyperlink>
+      <w:hyperlink r:id="rId16">
+        <w:r>
+          <w:rPr>
+            <w:lang w:val="zh_TW" w:bidi="zh_TW"/>
+          </w:rPr>
+          <w:rPr>
+            <w:color w:val="0000EE"/>
+            <w:u w:val="single"/>
+          </w:rPr>
+          <w:t>22:15</w:t>
+        </w:r>
+      </w:hyperlink>
+      <w:r>
+        <w:rPr>
+          <w:lang w:val="zh_TW" w:bidi="zh_TW"/>
+        </w:rPr>
+        <w:t>；</w:t>
+      </w:r>
+      <w:hyperlink r:id="rId17">
+        <w:r>
+          <w:rPr>
+            <w:lang w:val="zh_TW" w:bidi="zh_TW"/>
+          </w:rPr>
+          <w:rPr>
+            <w:color w:val="0000EE"/>
+            <w:u w:val="single"/>
+          </w:rPr>
+          <w:t>代下24:12，</w:t>
+        </w:r>
+      </w:hyperlink>
+      <w:hyperlink r:id="rId18">
+        <w:r>
+          <w:rPr>
+            <w:lang w:val="zh_TW" w:bidi="zh_TW"/>
+          </w:rPr>
+          <w:rPr>
+            <w:color w:val="0000EE"/>
+            <w:u w:val="single"/>
+          </w:rPr>
+          <w:t>34:11</w:t>
+        </w:r>
+      </w:hyperlink>
+      <w:r>
+        <w:rPr>
+          <w:lang w:val="zh_TW" w:bidi="zh_TW"/>
+        </w:rPr>
+        <w:t>；</w:t>
+      </w:r>
+      <w:hyperlink r:id="rId19">
+        <w:r>
+          <w:rPr>
+            <w:lang w:val="zh_TW" w:bidi="zh_TW"/>
+          </w:rPr>
+          <w:rPr>
+            <w:color w:val="0000EE"/>
+            <w:u w:val="single"/>
+          </w:rPr>
+          <w:t>拉3:7</w:t>
+        </w:r>
+      </w:hyperlink>
+      <w:r>
+        <w:rPr>
+          <w:lang w:val="zh_TW" w:bidi="zh_TW"/>
+        </w:rPr>
+        <w:t>）。新約中很少提及木工工作，但耶穌和祂的父親約瑟正是從事此行業（</w:t>
+      </w:r>
+      <w:hyperlink r:id="rId20">
+        <w:r>
+          <w:rPr>
+            <w:lang w:val="zh_TW" w:bidi="zh_TW"/>
+          </w:rPr>
+          <w:rPr>
+            <w:color w:val="0000EE"/>
+            <w:u w:val="single"/>
+          </w:rPr>
+          <w:t>太13:55</w:t>
+        </w:r>
+      </w:hyperlink>
+      <w:r>
+        <w:rPr>
+          <w:lang w:val="zh_TW" w:bidi="zh_TW"/>
+        </w:rPr>
+        <w:t>；</w:t>
+      </w:r>
+      <w:hyperlink r:id="rId21">
+        <w:r>
+          <w:rPr>
+            <w:lang w:val="zh_TW" w:bidi="zh_TW"/>
+          </w:rPr>
+          <w:rPr>
+            <w:color w:val="0000EE"/>
+            <w:u w:val="single"/>
+          </w:rPr>
+          <w:t>可6:3</w:t>
+        </w:r>
+      </w:hyperlink>
+      <w:r>
+        <w:rPr>
+          <w:lang w:val="zh_TW" w:bidi="zh_TW"/>
+        </w:rPr>
+        <w:t>）。</w:t>
+      </w:r>
+      <w:r>
+        <w:rPr>
+          <w:lang w:val="zh_TW" w:bidi="zh_TW"/>
+        </w:rPr>
+      </w:r>
+      <w:r>
+        <w:rPr>
+          <w:lang w:val="zh_TW" w:bidi="zh_TW"/>
+        </w:rPr>
       </w:r>
     </w:p>
     <w:p>
@@ -241,11 +395,21 @@
           <w:lang w:val="zh_TW" w:bidi="zh_TW"/>
         </w:rPr>
       </w:r>
-      <w:r>
-        <w:rPr>
-          <w:lang w:val="zh_TW" w:bidi="zh_TW"/>
-        </w:rPr>
-        <w:t>這是一片乾旱少雨之地，降雨稀少且有限。由於水源有限，農業發展受到限制；儘管在北部地區仍可進行小規模的穀物耕作，大約每三年會遇一次歉收。當地經濟主要為畜牧業，以飼養綿羊、山羊與駱駝為主。西緬支派在分配應許之地時獲得此區域，包括亞拉得與利河伯等城邑；後來猶大支派吸收了這個支派。王國時期，以色列人逐漸向南地擴展。所羅門與約沙法在位時，曾有往返亞喀巴灣（Gulf of Aqaba）以旬迦別港（Ezion-geber）的商業交通。在希臘羅馬時期，拿巴提人（Nabateans）居住在南地。透過保存雨水，他們發展出有限的農業，並維持多座小城鎮的生存。在新約聖經時期，以土買人（Idumeans）控制了南地。</w:t>
+    </w:p>
+    <w:p>
+      <w:pPr>
+        <w:pStyle w:val="Heading2"/>
+      </w:pPr>
+      <w:r>
+        <w:rPr>
+          <w:lang w:val="zh_TW" w:bidi="zh_TW"/>
+        </w:rPr>
+        <w:t>沐浴、洗</w:t>
+      </w:r>
+      <w:r>
+        <w:rPr>
+          <w:lang w:val="zh_TW" w:bidi="zh_TW"/>
+        </w:rPr>
       </w:r>
     </w:p>
     <w:p>
@@ -259,18 +423,158 @@
         <w:rPr>
           <w:lang w:val="zh_TW" w:bidi="zh_TW"/>
         </w:rPr>
-        <w:t>有些英文譯本並不使用Negev的音譯尼革夫一詞，而通常將其意譯為「南地」（譯註：如和合本所譯）。另一方面，其它英文譯本則經常使用此音譯。亞伯拉罕經常與南地相關（</w:t>
-      </w:r>
-      <w:hyperlink r:id="rId13">
-        <w:r>
-          <w:rPr>
-            <w:lang w:val="zh_TW" w:bidi="zh_TW"/>
-          </w:rPr>
-          <w:rPr>
-            <w:color w:val="0000EE"/>
-            <w:u w:val="single"/>
-          </w:rPr>
-          <w:t>創12:9</w:t>
+        <w:t>這是指以水潔淨或洗滌自身。在聖經中，「沐浴」與「洗」常交替使用，用來翻譯幾個不同的原文字詞。在舊約聖經中，有一處經文分別使用不同的希伯來字詞，指洗衣物與清洗包括身體的其它物品（</w:t>
+      </w:r>
+      <w:hyperlink r:id="rId22">
+        <w:r>
+          <w:rPr>
+            <w:lang w:val="zh_TW" w:bidi="zh_TW"/>
+          </w:rPr>
+          <w:rPr>
+            <w:color w:val="0000EE"/>
+            <w:u w:val="single"/>
+          </w:rPr>
+          <w:t>利15:8–2</w:t>
+        </w:r>
+      </w:hyperlink>
+      <w:r>
+        <w:rPr>
+          <w:lang w:val="zh_TW" w:bidi="zh_TW"/>
+        </w:rPr>
+        <w:t>）。</w:t>
+      </w:r>
+    </w:p>
+    <w:p>
+      <w:pPr/>
+      <w:r>
+        <w:rPr>
+          <w:lang w:val="zh_TW" w:bidi="zh_TW"/>
+        </w:rPr>
+      </w:r>
+      <w:r>
+        <w:rPr>
+          <w:lang w:val="zh_TW" w:bidi="zh_TW"/>
+        </w:rPr>
+        <w:t>以色列氣候乾燥、水源稀少，因此除非在有溪流或水池旁，人們通常不會沐浴（</w:t>
+      </w:r>
+      <w:hyperlink r:id="rId23">
+        <w:r>
+          <w:rPr>
+            <w:lang w:val="zh_TW" w:bidi="zh_TW"/>
+          </w:rPr>
+          <w:rPr>
+            <w:color w:val="0000EE"/>
+            <w:u w:val="single"/>
+          </w:rPr>
+          <w:t>王下5:10</w:t>
+        </w:r>
+      </w:hyperlink>
+      <w:r>
+        <w:rPr>
+          <w:lang w:val="zh_TW" w:bidi="zh_TW"/>
+        </w:rPr>
+        <w:t>；</w:t>
+      </w:r>
+      <w:hyperlink r:id="rId24">
+        <w:r>
+          <w:rPr>
+            <w:lang w:val="zh_TW" w:bidi="zh_TW"/>
+          </w:rPr>
+          <w:rPr>
+            <w:color w:val="0000EE"/>
+            <w:u w:val="single"/>
+          </w:rPr>
+          <w:t>約9:7</w:t>
+        </w:r>
+      </w:hyperlink>
+      <w:r>
+        <w:rPr>
+          <w:lang w:val="zh_TW" w:bidi="zh_TW"/>
+        </w:rPr>
+        <w:t>）。然而，人們仍會在嬰孩出生時為其清洗（</w:t>
+      </w:r>
+      <w:hyperlink r:id="rId25">
+        <w:r>
+          <w:rPr>
+            <w:lang w:val="zh_TW" w:bidi="zh_TW"/>
+          </w:rPr>
+          <w:rPr>
+            <w:color w:val="0000EE"/>
+            <w:u w:val="single"/>
+          </w:rPr>
+          <w:t>結16:4</w:t>
+        </w:r>
+      </w:hyperlink>
+      <w:r>
+        <w:rPr>
+          <w:lang w:val="zh_TW" w:bidi="zh_TW"/>
+        </w:rPr>
+        <w:t>）、為死者在安葬前清洗身體（</w:t>
+      </w:r>
+      <w:hyperlink r:id="rId26">
+        <w:r>
+          <w:rPr>
+            <w:lang w:val="zh_TW" w:bidi="zh_TW"/>
+          </w:rPr>
+          <w:rPr>
+            <w:color w:val="0000EE"/>
+            <w:u w:val="single"/>
+          </w:rPr>
+          <w:t>徒9:37</w:t>
+        </w:r>
+      </w:hyperlink>
+      <w:r>
+        <w:rPr>
+          <w:lang w:val="zh_TW" w:bidi="zh_TW"/>
+        </w:rPr>
+        <w:t>），以及為羊隻剪羊毛前清洗（</w:t>
+      </w:r>
+      <w:hyperlink r:id="rId27">
+        <w:r>
+          <w:rPr>
+            <w:lang w:val="zh_TW" w:bidi="zh_TW"/>
+          </w:rPr>
+          <w:rPr>
+            <w:color w:val="0000EE"/>
+            <w:u w:val="single"/>
+          </w:rPr>
+          <w:t>歌6:6</w:t>
+        </w:r>
+      </w:hyperlink>
+      <w:r>
+        <w:rPr>
+          <w:lang w:val="zh_TW" w:bidi="zh_TW"/>
+        </w:rPr>
+        <w:t>）。全身經常沐浴，可能僅限於富裕階層（</w:t>
+      </w:r>
+      <w:hyperlink r:id="rId28">
+        <w:r>
+          <w:rPr>
+            <w:lang w:val="zh_TW" w:bidi="zh_TW"/>
+          </w:rPr>
+          <w:rPr>
+            <w:color w:val="0000EE"/>
+            <w:u w:val="single"/>
+          </w:rPr>
+          <w:t>出2:5</w:t>
+        </w:r>
+      </w:hyperlink>
+      <w:r>
+        <w:rPr>
+          <w:lang w:val="zh_TW" w:bidi="zh_TW"/>
+        </w:rPr>
+        <w:t>）。但因塵土飛揚，人們必須常洗臉、手與腳（</w:t>
+      </w:r>
+      <w:hyperlink r:id="rId29">
+        <w:r>
+          <w:rPr>
+            <w:lang w:val="zh_TW" w:bidi="zh_TW"/>
+          </w:rPr>
+          <w:rPr>
+            <w:color w:val="0000EE"/>
+            <w:u w:val="single"/>
+          </w:rPr>
+          <w:t>創18:4</w:t>
         </w:r>
       </w:hyperlink>
       <w:r>
@@ -279,16 +583,16 @@
         </w:rPr>
         <w:t>，</w:t>
       </w:r>
-      <w:hyperlink r:id="rId14">
-        <w:r>
-          <w:rPr>
-            <w:lang w:val="zh_TW" w:bidi="zh_TW"/>
-          </w:rPr>
-          <w:rPr>
-            <w:color w:val="0000EE"/>
-            <w:u w:val="single"/>
-          </w:rPr>
-          <w:t>13:1–2</w:t>
+      <w:hyperlink r:id="rId30">
+        <w:r>
+          <w:rPr>
+            <w:lang w:val="zh_TW" w:bidi="zh_TW"/>
+          </w:rPr>
+          <w:rPr>
+            <w:color w:val="0000EE"/>
+            <w:u w:val="single"/>
+          </w:rPr>
+          <w:t>19:2</w:t>
         </w:r>
       </w:hyperlink>
       <w:r>
@@ -297,76 +601,268 @@
         </w:rPr>
         <w:t>，</w:t>
       </w:r>
-      <w:hyperlink r:id="rId15">
-        <w:r>
-          <w:rPr>
-            <w:lang w:val="zh_TW" w:bidi="zh_TW"/>
-          </w:rPr>
-          <w:rPr>
-            <w:color w:val="0000EE"/>
-            <w:u w:val="single"/>
-          </w:rPr>
-          <w:t>20:1</w:t>
-        </w:r>
-      </w:hyperlink>
-      <w:r>
-        <w:rPr>
-          <w:lang w:val="zh_TW" w:bidi="zh_TW"/>
-        </w:rPr>
-        <w:t>）。大衛告訴迦特王亞吉，他襲擊了「猶大的南方</w:t>
-      </w:r>
-      <w:r>
-        <w:rPr>
-          <w:lang w:val="zh_TW" w:bidi="zh_TW"/>
-        </w:rPr>
-        <w:t>、 耶拉篾的南方、 基尼的南方。</w:t>
-      </w:r>
-      <w:r>
-        <w:rPr>
-          <w:lang w:val="zh_TW" w:bidi="zh_TW"/>
-        </w:rPr>
-        <w:t>」（</w:t>
-      </w:r>
-      <w:hyperlink r:id="rId16">
-        <w:r>
-          <w:rPr>
-            <w:lang w:val="zh_TW" w:bidi="zh_TW"/>
-          </w:rPr>
-          <w:rPr>
-            <w:color w:val="0000EE"/>
-            <w:u w:val="single"/>
-          </w:rPr>
-          <w:t>撒上27:10</w:t>
-        </w:r>
-      </w:hyperlink>
-      <w:r>
-        <w:rPr>
-          <w:lang w:val="zh_TW" w:bidi="zh_TW"/>
-        </w:rPr>
-        <w:t>），而被大衛俘虜的埃及人則表示亞瑪力人曾侵擾「</w:t>
-      </w:r>
-      <w:r>
-        <w:rPr>
-          <w:lang w:val="zh_TW" w:bidi="zh_TW"/>
-        </w:rPr>
-        <w:t>基利提的南方和屬猶大的地，並迦勒地的南方</w:t>
-      </w:r>
-      <w:r>
-        <w:rPr>
-          <w:lang w:val="zh_TW" w:bidi="zh_TW"/>
-        </w:rPr>
-        <w:t>」（</w:t>
-      </w:r>
-      <w:hyperlink r:id="rId17">
-        <w:r>
-          <w:rPr>
-            <w:lang w:val="zh_TW" w:bidi="zh_TW"/>
-          </w:rPr>
-          <w:rPr>
-            <w:color w:val="0000EE"/>
-            <w:u w:val="single"/>
-          </w:rPr>
-          <w:t>撒上30:14</w:t>
+      <w:hyperlink r:id="rId31">
+        <w:r>
+          <w:rPr>
+            <w:lang w:val="zh_TW" w:bidi="zh_TW"/>
+          </w:rPr>
+          <w:rPr>
+            <w:color w:val="0000EE"/>
+            <w:u w:val="single"/>
+          </w:rPr>
+          <w:t>24:32</w:t>
+        </w:r>
+      </w:hyperlink>
+      <w:r>
+        <w:rPr>
+          <w:lang w:val="zh_TW" w:bidi="zh_TW"/>
+        </w:rPr>
+        <w:t>，</w:t>
+      </w:r>
+      <w:hyperlink r:id="rId32">
+        <w:r>
+          <w:rPr>
+            <w:lang w:val="zh_TW" w:bidi="zh_TW"/>
+          </w:rPr>
+          <w:rPr>
+            <w:color w:val="0000EE"/>
+            <w:u w:val="single"/>
+          </w:rPr>
+          <w:t>43:24</w:t>
+        </w:r>
+      </w:hyperlink>
+      <w:r>
+        <w:rPr>
+          <w:lang w:val="zh_TW" w:bidi="zh_TW"/>
+        </w:rPr>
+        <w:t>；</w:t>
+      </w:r>
+      <w:hyperlink r:id="rId33">
+        <w:r>
+          <w:rPr>
+            <w:lang w:val="zh_TW" w:bidi="zh_TW"/>
+          </w:rPr>
+          <w:rPr>
+            <w:color w:val="0000EE"/>
+            <w:u w:val="single"/>
+          </w:rPr>
+          <w:t>士19:21</w:t>
+        </w:r>
+      </w:hyperlink>
+      <w:r>
+        <w:rPr>
+          <w:lang w:val="zh_TW" w:bidi="zh_TW"/>
+        </w:rPr>
+        <w:t>；</w:t>
+      </w:r>
+      <w:hyperlink r:id="rId34">
+        <w:r>
+          <w:rPr>
+            <w:lang w:val="zh_TW" w:bidi="zh_TW"/>
+          </w:rPr>
+          <w:rPr>
+            <w:color w:val="0000EE"/>
+            <w:u w:val="single"/>
+          </w:rPr>
+          <w:t>歌5:3</w:t>
+        </w:r>
+      </w:hyperlink>
+      <w:r>
+        <w:rPr>
+          <w:lang w:val="zh_TW" w:bidi="zh_TW"/>
+        </w:rPr>
+        <w:t>）。對於有身份地位的人而言，在抹油之前先清洗身體也是良好儀容的一部分（</w:t>
+      </w:r>
+      <w:hyperlink r:id="rId35">
+        <w:r>
+          <w:rPr>
+            <w:lang w:val="zh_TW" w:bidi="zh_TW"/>
+          </w:rPr>
+          <w:rPr>
+            <w:color w:val="0000EE"/>
+            <w:u w:val="single"/>
+          </w:rPr>
+          <w:t>得3:3</w:t>
+        </w:r>
+      </w:hyperlink>
+      <w:r>
+        <w:rPr>
+          <w:lang w:val="zh_TW" w:bidi="zh_TW"/>
+        </w:rPr>
+        <w:t>；</w:t>
+      </w:r>
+      <w:hyperlink r:id="rId36">
+        <w:r>
+          <w:rPr>
+            <w:lang w:val="zh_TW" w:bidi="zh_TW"/>
+          </w:rPr>
+          <w:rPr>
+            <w:color w:val="0000EE"/>
+            <w:u w:val="single"/>
+          </w:rPr>
+          <w:t>撒下12:20</w:t>
+        </w:r>
+      </w:hyperlink>
+      <w:r>
+        <w:rPr>
+          <w:lang w:val="zh_TW" w:bidi="zh_TW"/>
+        </w:rPr>
+        <w:t>；</w:t>
+      </w:r>
+      <w:hyperlink r:id="rId37">
+        <w:r>
+          <w:rPr>
+            <w:lang w:val="zh_TW" w:bidi="zh_TW"/>
+          </w:rPr>
+          <w:rPr>
+            <w:color w:val="0000EE"/>
+            <w:u w:val="single"/>
+          </w:rPr>
+          <w:t>結23:41</w:t>
+        </w:r>
+      </w:hyperlink>
+      <w:r>
+        <w:rPr>
+          <w:lang w:val="zh_TW" w:bidi="zh_TW"/>
+        </w:rPr>
+        <w:t>）。好客的主人會為客人預備洗腳水（</w:t>
+      </w:r>
+      <w:hyperlink r:id="rId29">
+        <w:r>
+          <w:rPr>
+            <w:lang w:val="zh_TW" w:bidi="zh_TW"/>
+          </w:rPr>
+          <w:rPr>
+            <w:color w:val="0000EE"/>
+            <w:u w:val="single"/>
+          </w:rPr>
+          <w:t>創18:4</w:t>
+        </w:r>
+      </w:hyperlink>
+      <w:r>
+        <w:rPr>
+          <w:lang w:val="zh_TW" w:bidi="zh_TW"/>
+        </w:rPr>
+        <w:t>；</w:t>
+      </w:r>
+      <w:hyperlink r:id="rId33">
+        <w:r>
+          <w:rPr>
+            <w:lang w:val="zh_TW" w:bidi="zh_TW"/>
+          </w:rPr>
+          <w:rPr>
+            <w:color w:val="0000EE"/>
+            <w:u w:val="single"/>
+          </w:rPr>
+          <w:t>士19:21</w:t>
+        </w:r>
+      </w:hyperlink>
+      <w:r>
+        <w:rPr>
+          <w:lang w:val="zh_TW" w:bidi="zh_TW"/>
+        </w:rPr>
+        <w:t>；</w:t>
+      </w:r>
+      <w:hyperlink r:id="rId38">
+        <w:r>
+          <w:rPr>
+            <w:lang w:val="zh_TW" w:bidi="zh_TW"/>
+          </w:rPr>
+          <w:rPr>
+            <w:color w:val="0000EE"/>
+            <w:u w:val="single"/>
+          </w:rPr>
+          <w:t>路7:44</w:t>
+        </w:r>
+      </w:hyperlink>
+      <w:r>
+        <w:rPr>
+          <w:lang w:val="zh_TW" w:bidi="zh_TW"/>
+        </w:rPr>
+        <w:t>；</w:t>
+      </w:r>
+      <w:hyperlink r:id="rId39">
+        <w:r>
+          <w:rPr>
+            <w:lang w:val="zh_TW" w:bidi="zh_TW"/>
+          </w:rPr>
+          <w:rPr>
+            <w:color w:val="0000EE"/>
+            <w:u w:val="single"/>
+          </w:rPr>
+          <w:t>約13:4–5</w:t>
+        </w:r>
+      </w:hyperlink>
+      <w:r>
+        <w:rPr>
+          <w:lang w:val="zh_TW" w:bidi="zh_TW"/>
+        </w:rPr>
+        <w:t>）。替人洗腳原是僕人的職責；若由他人為客人洗脚，便表示謙卑（</w:t>
+      </w:r>
+      <w:hyperlink r:id="rId40">
+        <w:r>
+          <w:rPr>
+            <w:lang w:val="zh_TW" w:bidi="zh_TW"/>
+          </w:rPr>
+          <w:rPr>
+            <w:color w:val="0000EE"/>
+            <w:u w:val="single"/>
+          </w:rPr>
+          <w:t>撒上25:41</w:t>
+        </w:r>
+      </w:hyperlink>
+      <w:r>
+        <w:rPr>
+          <w:lang w:val="zh_TW" w:bidi="zh_TW"/>
+        </w:rPr>
+        <w:t>；</w:t>
+      </w:r>
+      <w:hyperlink r:id="rId41">
+        <w:r>
+          <w:rPr>
+            <w:lang w:val="zh_TW" w:bidi="zh_TW"/>
+          </w:rPr>
+          <w:rPr>
+            <w:color w:val="0000EE"/>
+            <w:u w:val="single"/>
+          </w:rPr>
+          <w:t>路7:44–47</w:t>
+        </w:r>
+      </w:hyperlink>
+      <w:r>
+        <w:rPr>
+          <w:lang w:val="zh_TW" w:bidi="zh_TW"/>
+        </w:rPr>
+        <w:t>；</w:t>
+      </w:r>
+      <w:hyperlink r:id="rId42">
+        <w:r>
+          <w:rPr>
+            <w:lang w:val="zh_TW" w:bidi="zh_TW"/>
+          </w:rPr>
+          <w:rPr>
+            <w:color w:val="0000EE"/>
+            <w:u w:val="single"/>
+          </w:rPr>
+          <w:t>約13:3–16</w:t>
+        </w:r>
+      </w:hyperlink>
+      <w:r>
+        <w:rPr>
+          <w:lang w:val="zh_TW" w:bidi="zh_TW"/>
+        </w:rPr>
+        <w:t>；</w:t>
+      </w:r>
+      <w:hyperlink r:id="rId43">
+        <w:r>
+          <w:rPr>
+            <w:lang w:val="zh_TW" w:bidi="zh_TW"/>
+          </w:rPr>
+          <w:rPr>
+            <w:color w:val="0000EE"/>
+            <w:u w:val="single"/>
+          </w:rPr>
+          <w:t>提前5:10</w:t>
         </w:r>
       </w:hyperlink>
       <w:r>
@@ -374,6 +870,1691 @@
           <w:lang w:val="zh_TW" w:bidi="zh_TW"/>
         </w:rPr>
         <w:t>）。</w:t>
+      </w:r>
+    </w:p>
+    <w:p>
+      <w:pPr/>
+      <w:r>
+        <w:rPr>
+          <w:lang w:val="zh_TW" w:bidi="zh_TW"/>
+        </w:rPr>
+      </w:r>
+      <w:r>
+        <w:rPr>
+          <w:lang w:val="zh_TW" w:bidi="zh_TW"/>
+        </w:rPr>
+        <w:t>聖經中多數關於洗或沐浴的記載，皆與禮儀上的潔淨有關。祭司與利未人在親近祭壇或參與禮儀之前，必須洗衣服、洗臉，有時甚至要洗全身（</w:t>
+      </w:r>
+      <w:hyperlink r:id="rId44">
+        <w:r>
+          <w:rPr>
+            <w:lang w:val="zh_TW" w:bidi="zh_TW"/>
+          </w:rPr>
+          <w:rPr>
+            <w:color w:val="0000EE"/>
+            <w:u w:val="single"/>
+          </w:rPr>
+          <w:t>出29:4</w:t>
+        </w:r>
+      </w:hyperlink>
+      <w:r>
+        <w:rPr>
+          <w:lang w:val="zh_TW" w:bidi="zh_TW"/>
+        </w:rPr>
+        <w:t>；</w:t>
+      </w:r>
+      <w:hyperlink r:id="rId45">
+        <w:r>
+          <w:rPr>
+            <w:lang w:val="zh_TW" w:bidi="zh_TW"/>
+          </w:rPr>
+          <w:rPr>
+            <w:color w:val="0000EE"/>
+            <w:u w:val="single"/>
+          </w:rPr>
+          <w:t>30:19–21</w:t>
+        </w:r>
+      </w:hyperlink>
+      <w:r>
+        <w:rPr>
+          <w:lang w:val="zh_TW" w:bidi="zh_TW"/>
+        </w:rPr>
+        <w:t>，</w:t>
+      </w:r>
+      <w:hyperlink r:id="rId46">
+        <w:r>
+          <w:rPr>
+            <w:lang w:val="zh_TW" w:bidi="zh_TW"/>
+          </w:rPr>
+          <w:rPr>
+            <w:color w:val="0000EE"/>
+            <w:u w:val="single"/>
+          </w:rPr>
+          <w:t>40:7</w:t>
+        </w:r>
+      </w:hyperlink>
+      <w:r>
+        <w:rPr>
+          <w:lang w:val="zh_TW" w:bidi="zh_TW"/>
+        </w:rPr>
+        <w:t>、</w:t>
+      </w:r>
+      <w:hyperlink r:id="rId46">
+        <w:r>
+          <w:rPr>
+            <w:lang w:val="zh_TW" w:bidi="zh_TW"/>
+          </w:rPr>
+          <w:rPr>
+            <w:color w:val="0000EE"/>
+            <w:u w:val="single"/>
+          </w:rPr>
+          <w:t>12</w:t>
+        </w:r>
+      </w:hyperlink>
+      <w:r>
+        <w:rPr>
+          <w:lang w:val="zh_TW" w:bidi="zh_TW"/>
+        </w:rPr>
+        <w:t>、</w:t>
+      </w:r>
+      <w:hyperlink r:id="rId46">
+        <w:r>
+          <w:rPr>
+            <w:lang w:val="zh_TW" w:bidi="zh_TW"/>
+          </w:rPr>
+          <w:rPr>
+            <w:color w:val="0000EE"/>
+            <w:u w:val="single"/>
+          </w:rPr>
+          <w:t>30–32</w:t>
+        </w:r>
+      </w:hyperlink>
+      <w:r>
+        <w:rPr>
+          <w:lang w:val="zh_TW" w:bidi="zh_TW"/>
+        </w:rPr>
+        <w:t>；</w:t>
+      </w:r>
+      <w:hyperlink r:id="rId47">
+        <w:r>
+          <w:rPr>
+            <w:lang w:val="zh_TW" w:bidi="zh_TW"/>
+          </w:rPr>
+          <w:rPr>
+            <w:color w:val="0000EE"/>
+            <w:u w:val="single"/>
+          </w:rPr>
+          <w:t>民8:21</w:t>
+        </w:r>
+      </w:hyperlink>
+      <w:r>
+        <w:rPr>
+          <w:lang w:val="zh_TW" w:bidi="zh_TW"/>
+        </w:rPr>
+        <w:t>）。被宰殺的牲畜在獻祭前，其腿與內臟也需洗淨（</w:t>
+      </w:r>
+      <w:hyperlink r:id="rId48">
+        <w:r>
+          <w:rPr>
+            <w:lang w:val="zh_TW" w:bidi="zh_TW"/>
+          </w:rPr>
+          <w:rPr>
+            <w:color w:val="0000EE"/>
+            <w:u w:val="single"/>
+          </w:rPr>
+          <w:t>利1:9</w:t>
+        </w:r>
+      </w:hyperlink>
+      <w:r>
+        <w:rPr>
+          <w:lang w:val="zh_TW" w:bidi="zh_TW"/>
+        </w:rPr>
+        <w:t>、</w:t>
+      </w:r>
+      <w:hyperlink r:id="rId48">
+        <w:r>
+          <w:rPr>
+            <w:lang w:val="zh_TW" w:bidi="zh_TW"/>
+          </w:rPr>
+          <w:rPr>
+            <w:color w:val="0000EE"/>
+            <w:u w:val="single"/>
+          </w:rPr>
+          <w:t>13</w:t>
+        </w:r>
+      </w:hyperlink>
+      <w:r>
+        <w:rPr>
+          <w:lang w:val="zh_TW" w:bidi="zh_TW"/>
+        </w:rPr>
+        <w:t>，</w:t>
+      </w:r>
+      <w:hyperlink r:id="rId49">
+        <w:r>
+          <w:rPr>
+            <w:lang w:val="zh_TW" w:bidi="zh_TW"/>
+          </w:rPr>
+          <w:rPr>
+            <w:color w:val="0000EE"/>
+            <w:u w:val="single"/>
+          </w:rPr>
+          <w:t>8:21</w:t>
+        </w:r>
+      </w:hyperlink>
+      <w:r>
+        <w:rPr>
+          <w:lang w:val="zh_TW" w:bidi="zh_TW"/>
+        </w:rPr>
+        <w:t>，</w:t>
+      </w:r>
+      <w:hyperlink r:id="rId50">
+        <w:r>
+          <w:rPr>
+            <w:lang w:val="zh_TW" w:bidi="zh_TW"/>
+          </w:rPr>
+          <w:rPr>
+            <w:color w:val="0000EE"/>
+            <w:u w:val="single"/>
+          </w:rPr>
+          <w:t>9:14</w:t>
+        </w:r>
+      </w:hyperlink>
+      <w:r>
+        <w:rPr>
+          <w:lang w:val="zh_TW" w:bidi="zh_TW"/>
+        </w:rPr>
+        <w:t>）。凡曾處於不潔狀態的人，必須先洗净衣物並沐浴，才能恢復禮儀上的潔淨（</w:t>
+      </w:r>
+      <w:hyperlink r:id="rId51">
+        <w:r>
+          <w:rPr>
+            <w:lang w:val="zh_TW" w:bidi="zh_TW"/>
+          </w:rPr>
+          <w:rPr>
+            <w:color w:val="0000EE"/>
+            <w:u w:val="single"/>
+          </w:rPr>
+          <w:t>利14:8–10</w:t>
+        </w:r>
+      </w:hyperlink>
+      <w:r>
+        <w:rPr>
+          <w:lang w:val="zh_TW" w:bidi="zh_TW"/>
+        </w:rPr>
+        <w:t>，</w:t>
+      </w:r>
+      <w:hyperlink r:id="rId52">
+        <w:r>
+          <w:rPr>
+            <w:lang w:val="zh_TW" w:bidi="zh_TW"/>
+          </w:rPr>
+          <w:rPr>
+            <w:color w:val="0000EE"/>
+            <w:u w:val="single"/>
+          </w:rPr>
+          <w:t>15:5–11</w:t>
+        </w:r>
+      </w:hyperlink>
+      <w:r>
+        <w:rPr>
+          <w:lang w:val="zh_TW" w:bidi="zh_TW"/>
+        </w:rPr>
+        <w:t>、</w:t>
+      </w:r>
+      <w:hyperlink r:id="rId52">
+        <w:r>
+          <w:rPr>
+            <w:lang w:val="zh_TW" w:bidi="zh_TW"/>
+          </w:rPr>
+          <w:rPr>
+            <w:color w:val="0000EE"/>
+            <w:u w:val="single"/>
+          </w:rPr>
+          <w:t>21–27</w:t>
+        </w:r>
+      </w:hyperlink>
+      <w:r>
+        <w:rPr>
+          <w:lang w:val="zh_TW" w:bidi="zh_TW"/>
+        </w:rPr>
+        <w:t>）。例如痲瘋得醫治者或曾有漏症者，皆需如此。任何被玷污的衣物，也必須行禮儀上的潔淨（</w:t>
+      </w:r>
+      <w:hyperlink r:id="rId53">
+        <w:r>
+          <w:rPr>
+            <w:lang w:val="zh_TW" w:bidi="zh_TW"/>
+          </w:rPr>
+          <w:rPr>
+            <w:color w:val="0000EE"/>
+            <w:u w:val="single"/>
+          </w:rPr>
+          <w:t>利6:27</w:t>
+        </w:r>
+      </w:hyperlink>
+      <w:r>
+        <w:rPr>
+          <w:lang w:val="zh_TW" w:bidi="zh_TW"/>
+        </w:rPr>
+        <w:t>，</w:t>
+      </w:r>
+      <w:hyperlink r:id="rId54">
+        <w:r>
+          <w:rPr>
+            <w:lang w:val="zh_TW" w:bidi="zh_TW"/>
+          </w:rPr>
+          <w:rPr>
+            <w:color w:val="0000EE"/>
+            <w:u w:val="single"/>
+          </w:rPr>
+          <w:t>13:54</w:t>
+        </w:r>
+      </w:hyperlink>
+      <w:r>
+        <w:rPr>
+          <w:lang w:val="zh_TW" w:bidi="zh_TW"/>
+        </w:rPr>
+        <w:t>）。</w:t>
+      </w:r>
+    </w:p>
+    <w:p>
+      <w:pPr/>
+      <w:r>
+        <w:rPr>
+          <w:lang w:val="zh_TW" w:bidi="zh_TW"/>
+        </w:rPr>
+      </w:r>
+      <w:r>
+        <w:rPr>
+          <w:lang w:val="zh_TW" w:bidi="zh_TW"/>
+        </w:rPr>
+        <w:t>此外，「洗」亦常被用作比喻，指從罪中得潔淨（</w:t>
+      </w:r>
+      <w:hyperlink r:id="rId55">
+        <w:r>
+          <w:rPr>
+            <w:lang w:val="zh_TW" w:bidi="zh_TW"/>
+          </w:rPr>
+          <w:rPr>
+            <w:color w:val="0000EE"/>
+            <w:u w:val="single"/>
+          </w:rPr>
+          <w:t>詩51:2</w:t>
+        </w:r>
+      </w:hyperlink>
+      <w:r>
+        <w:rPr>
+          <w:lang w:val="zh_TW" w:bidi="zh_TW"/>
+        </w:rPr>
+        <w:t>；</w:t>
+      </w:r>
+      <w:hyperlink r:id="rId56">
+        <w:r>
+          <w:rPr>
+            <w:lang w:val="zh_TW" w:bidi="zh_TW"/>
+          </w:rPr>
+          <w:rPr>
+            <w:color w:val="0000EE"/>
+            <w:u w:val="single"/>
+          </w:rPr>
+          <w:t>賽1:16</w:t>
+        </w:r>
+      </w:hyperlink>
+      <w:r>
+        <w:rPr>
+          <w:lang w:val="zh_TW" w:bidi="zh_TW"/>
+        </w:rPr>
+        <w:t>，</w:t>
+      </w:r>
+      <w:hyperlink r:id="rId57">
+        <w:r>
+          <w:rPr>
+            <w:lang w:val="zh_TW" w:bidi="zh_TW"/>
+          </w:rPr>
+          <w:rPr>
+            <w:color w:val="0000EE"/>
+            <w:u w:val="single"/>
+          </w:rPr>
+          <w:t>4:4</w:t>
+        </w:r>
+      </w:hyperlink>
+      <w:r>
+        <w:rPr>
+          <w:lang w:val="zh_TW" w:bidi="zh_TW"/>
+        </w:rPr>
+        <w:t>；</w:t>
+      </w:r>
+      <w:hyperlink r:id="rId58">
+        <w:r>
+          <w:rPr>
+            <w:lang w:val="zh_TW" w:bidi="zh_TW"/>
+          </w:rPr>
+          <w:rPr>
+            <w:color w:val="0000EE"/>
+            <w:u w:val="single"/>
+          </w:rPr>
+          <w:t>耶2:22</w:t>
+        </w:r>
+      </w:hyperlink>
+      <w:r>
+        <w:rPr>
+          <w:lang w:val="zh_TW" w:bidi="zh_TW"/>
+        </w:rPr>
+        <w:t>，</w:t>
+      </w:r>
+      <w:hyperlink r:id="rId59">
+        <w:r>
+          <w:rPr>
+            <w:lang w:val="zh_TW" w:bidi="zh_TW"/>
+          </w:rPr>
+          <w:rPr>
+            <w:color w:val="0000EE"/>
+            <w:u w:val="single"/>
+          </w:rPr>
+          <w:t>4:14</w:t>
+        </w:r>
+      </w:hyperlink>
+      <w:r>
+        <w:rPr>
+          <w:lang w:val="zh_TW" w:bidi="zh_TW"/>
+        </w:rPr>
+        <w:t>；</w:t>
+      </w:r>
+      <w:hyperlink r:id="rId60">
+        <w:r>
+          <w:rPr>
+            <w:lang w:val="zh_TW" w:bidi="zh_TW"/>
+          </w:rPr>
+          <w:rPr>
+            <w:color w:val="0000EE"/>
+            <w:u w:val="single"/>
+          </w:rPr>
+          <w:t>林前6:11</w:t>
+        </w:r>
+      </w:hyperlink>
+      <w:r>
+        <w:rPr>
+          <w:lang w:val="zh_TW" w:bidi="zh_TW"/>
+        </w:rPr>
+        <w:t>；</w:t>
+      </w:r>
+      <w:hyperlink r:id="rId61">
+        <w:r>
+          <w:rPr>
+            <w:lang w:val="zh_TW" w:bidi="zh_TW"/>
+          </w:rPr>
+          <w:rPr>
+            <w:color w:val="0000EE"/>
+            <w:u w:val="single"/>
+          </w:rPr>
+          <w:t>來10:22</w:t>
+        </w:r>
+      </w:hyperlink>
+      <w:r>
+        <w:rPr>
+          <w:lang w:val="zh_TW" w:bidi="zh_TW"/>
+        </w:rPr>
+        <w:t>）。</w:t>
+      </w:r>
+      <w:r>
+        <w:rPr>
+          <w:lang w:val="zh_TW" w:bidi="zh_TW"/>
+        </w:rPr>
+      </w:r>
+      <w:r>
+        <w:rPr>
+          <w:lang w:val="zh_TW" w:bidi="zh_TW"/>
+        </w:rPr>
+      </w:r>
+    </w:p>
+    <w:p>
+      <w:pPr/>
+      <w:r>
+        <w:rPr>
+          <w:lang w:val="zh_TW" w:bidi="zh_TW"/>
+        </w:rPr>
+      </w:r>
+    </w:p>
+    <w:p>
+      <w:pPr>
+        <w:pStyle w:val="Heading2"/>
+      </w:pPr>
+      <w:r>
+        <w:rPr>
+          <w:lang w:val="zh_TW" w:bidi="zh_TW"/>
+        </w:rPr>
+        <w:t>牧人</w:t>
+      </w:r>
+      <w:r>
+        <w:rPr>
+          <w:lang w:val="zh_TW" w:bidi="zh_TW"/>
+        </w:rPr>
+      </w:r>
+    </w:p>
+    <w:p>
+      <w:pPr/>
+      <w:r>
+        <w:rPr>
+          <w:lang w:val="zh_TW" w:bidi="zh_TW"/>
+        </w:rPr>
+      </w:r>
+      <w:r>
+        <w:rPr>
+          <w:lang w:val="zh_TW" w:bidi="zh_TW"/>
+        </w:rPr>
+        <w:t>照顧家畜的男人，如牛、羊和山羊（</w:t>
+      </w:r>
+      <w:hyperlink r:id="rId62">
+        <w:r>
+          <w:rPr>
+            <w:lang w:val="zh_TW" w:bidi="zh_TW"/>
+          </w:rPr>
+          <w:rPr>
+            <w:color w:val="0000EE"/>
+            <w:u w:val="single"/>
+          </w:rPr>
+          <w:t>創13:7–8</w:t>
+        </w:r>
+      </w:hyperlink>
+      <w:r>
+        <w:rPr>
+          <w:lang w:val="zh_TW" w:bidi="zh_TW"/>
+        </w:rPr>
+        <w:t>，</w:t>
+      </w:r>
+      <w:hyperlink r:id="rId63">
+        <w:r>
+          <w:rPr>
+            <w:lang w:val="zh_TW" w:bidi="zh_TW"/>
+          </w:rPr>
+          <w:rPr>
+            <w:color w:val="0000EE"/>
+            <w:u w:val="single"/>
+          </w:rPr>
+          <w:t>26:20</w:t>
+        </w:r>
+      </w:hyperlink>
+      <w:r>
+        <w:rPr>
+          <w:lang w:val="zh_TW" w:bidi="zh_TW"/>
+        </w:rPr>
+        <w:t>；</w:t>
+      </w:r>
+      <w:hyperlink r:id="rId64">
+        <w:r>
+          <w:rPr>
+            <w:lang w:val="zh_TW" w:bidi="zh_TW"/>
+          </w:rPr>
+          <w:rPr>
+            <w:color w:val="0000EE"/>
+            <w:u w:val="single"/>
+          </w:rPr>
+          <w:t>撒上21:7</w:t>
+        </w:r>
+      </w:hyperlink>
+      <w:r>
+        <w:rPr>
+          <w:lang w:val="zh_TW" w:bidi="zh_TW"/>
+        </w:rPr>
+        <w:t>）。他們也包括牧羊人。在新約聖經中，牧羊人是一個眾所周知的詞語。耶穌使用了牧羊人和祂的羊的隱喻（</w:t>
+      </w:r>
+      <w:hyperlink r:id="rId65">
+        <w:r>
+          <w:rPr>
+            <w:lang w:val="zh_TW" w:bidi="zh_TW"/>
+          </w:rPr>
+          <w:rPr>
+            <w:color w:val="0000EE"/>
+            <w:u w:val="single"/>
+          </w:rPr>
+          <w:t>約10:1–16</w:t>
+        </w:r>
+      </w:hyperlink>
+      <w:r>
+        <w:rPr>
+          <w:lang w:val="zh_TW" w:bidi="zh_TW"/>
+        </w:rPr>
+        <w:t>）。一些牧人養豬（</w:t>
+      </w:r>
+      <w:hyperlink r:id="rId66">
+        <w:r>
+          <w:rPr>
+            <w:lang w:val="zh_TW" w:bidi="zh_TW"/>
+          </w:rPr>
+          <w:rPr>
+            <w:color w:val="0000EE"/>
+            <w:u w:val="single"/>
+          </w:rPr>
+          <w:t>太8:33</w:t>
+        </w:r>
+      </w:hyperlink>
+      <w:r>
+        <w:rPr>
+          <w:lang w:val="zh_TW" w:bidi="zh_TW"/>
+        </w:rPr>
+        <w:t>；</w:t>
+      </w:r>
+      <w:hyperlink r:id="rId67">
+        <w:r>
+          <w:rPr>
+            <w:lang w:val="zh_TW" w:bidi="zh_TW"/>
+          </w:rPr>
+          <w:rPr>
+            <w:color w:val="0000EE"/>
+            <w:u w:val="single"/>
+          </w:rPr>
+          <w:t>可5:14</w:t>
+        </w:r>
+      </w:hyperlink>
+      <w:r>
+        <w:rPr>
+          <w:lang w:val="zh_TW" w:bidi="zh_TW"/>
+        </w:rPr>
+        <w:t>；</w:t>
+      </w:r>
+      <w:hyperlink r:id="rId68">
+        <w:r>
+          <w:rPr>
+            <w:lang w:val="zh_TW" w:bidi="zh_TW"/>
+          </w:rPr>
+          <w:rPr>
+            <w:color w:val="0000EE"/>
+            <w:u w:val="single"/>
+          </w:rPr>
+          <w:t>路8:34</w:t>
+        </w:r>
+      </w:hyperlink>
+      <w:r>
+        <w:rPr>
+          <w:lang w:val="zh_TW" w:bidi="zh_TW"/>
+        </w:rPr>
+        <w:t>）。</w:t>
+      </w:r>
+      <w:r>
+        <w:rPr>
+          <w:lang w:val="zh_TW" w:bidi="zh_TW"/>
+        </w:rPr>
+      </w:r>
+      <w:r>
+        <w:rPr>
+          <w:lang w:val="zh_TW" w:bidi="zh_TW"/>
+        </w:rPr>
+      </w:r>
+    </w:p>
+    <w:p>
+      <w:pPr/>
+      <w:r>
+        <w:rPr>
+          <w:lang w:val="zh_TW" w:bidi="zh_TW"/>
+        </w:rPr>
+      </w:r>
+    </w:p>
+    <w:p>
+      <w:pPr>
+        <w:pStyle w:val="Heading2"/>
+      </w:pPr>
+      <w:r>
+        <w:rPr>
+          <w:lang w:val="zh_TW" w:bidi="zh_TW"/>
+        </w:rPr>
+        <w:t>牧人</w:t>
+      </w:r>
+      <w:r>
+        <w:rPr>
+          <w:lang w:val="zh_TW" w:bidi="zh_TW"/>
+        </w:rPr>
+      </w:r>
+    </w:p>
+    <w:p>
+      <w:pPr/>
+      <w:r>
+        <w:rPr>
+          <w:lang w:val="zh_TW" w:bidi="zh_TW"/>
+        </w:rPr>
+      </w:r>
+      <w:r>
+        <w:rPr>
+          <w:lang w:val="zh_TW" w:bidi="zh_TW"/>
+        </w:rPr>
+        <w:t>全方位照顧羊群的人。他的任務是為羊尋找草和水，保護牠們免受野生動物的侵害（</w:t>
+      </w:r>
+      <w:hyperlink r:id="rId69">
+        <w:r>
+          <w:rPr>
+            <w:lang w:val="zh_TW" w:bidi="zh_TW"/>
+          </w:rPr>
+          <w:rPr>
+            <w:color w:val="0000EE"/>
+            <w:u w:val="single"/>
+          </w:rPr>
+          <w:t>阿摩司書3:12</w:t>
+        </w:r>
+      </w:hyperlink>
+      <w:r>
+        <w:rPr>
+          <w:lang w:val="zh_TW" w:bidi="zh_TW"/>
+        </w:rPr>
+        <w:t>），尋找並恢復那些迷失的羊（</w:t>
+      </w:r>
+      <w:hyperlink r:id="rId70">
+        <w:r>
+          <w:rPr>
+            <w:lang w:val="zh_TW" w:bidi="zh_TW"/>
+          </w:rPr>
+          <w:rPr>
+            <w:color w:val="0000EE"/>
+            <w:u w:val="single"/>
+          </w:rPr>
+          <w:t>以西結書34:8</w:t>
+        </w:r>
+      </w:hyperlink>
+      <w:r>
+        <w:rPr>
+          <w:lang w:val="zh_TW" w:bidi="zh_TW"/>
+        </w:rPr>
+        <w:t>；</w:t>
+      </w:r>
+      <w:hyperlink r:id="rId71">
+        <w:r>
+          <w:rPr>
+            <w:lang w:val="zh_TW" w:bidi="zh_TW"/>
+          </w:rPr>
+          <w:rPr>
+            <w:color w:val="0000EE"/>
+            <w:u w:val="single"/>
+          </w:rPr>
+          <w:t>馬太福音18:12</w:t>
+        </w:r>
+      </w:hyperlink>
+      <w:r>
+        <w:rPr>
+          <w:lang w:val="zh_TW" w:bidi="zh_TW"/>
+        </w:rPr>
+        <w:t>），每天帶領羊群出羊圈，並在白天結束時將羊群帶回圈中（</w:t>
+      </w:r>
+      <w:hyperlink r:id="rId72">
+        <w:r>
+          <w:rPr>
+            <w:lang w:val="zh_TW" w:bidi="zh_TW"/>
+          </w:rPr>
+          <w:rPr>
+            <w:color w:val="0000EE"/>
+            <w:u w:val="single"/>
+          </w:rPr>
+          <w:t>約翰福音10:2–4</w:t>
+        </w:r>
+      </w:hyperlink>
+      <w:r>
+        <w:rPr>
+          <w:lang w:val="zh_TW" w:bidi="zh_TW"/>
+        </w:rPr>
+        <w:t>）。</w:t>
+      </w:r>
+    </w:p>
+    <w:p>
+      <w:pPr/>
+      <w:r>
+        <w:rPr>
+          <w:lang w:val="zh_TW" w:bidi="zh_TW"/>
+        </w:rPr>
+      </w:r>
+      <w:r>
+        <w:rPr>
+          <w:lang w:val="zh_TW" w:bidi="zh_TW"/>
+        </w:rPr>
+        <w:t>牧人和他的羊的形象在新約聖經中非常重要。耶穌是好牧人，為羊捨命（</w:t>
+      </w:r>
+      <w:hyperlink r:id="rId73">
+        <w:r>
+          <w:rPr>
+            <w:lang w:val="zh_TW" w:bidi="zh_TW"/>
+          </w:rPr>
+          <w:rPr>
+            <w:color w:val="0000EE"/>
+            <w:u w:val="single"/>
+          </w:rPr>
+          <w:t>馬太福音18:10–14</w:t>
+        </w:r>
+      </w:hyperlink>
+      <w:r>
+        <w:rPr>
+          <w:lang w:val="zh_TW" w:bidi="zh_TW"/>
+        </w:rPr>
+        <w:t>；</w:t>
+      </w:r>
+      <w:hyperlink r:id="rId74">
+        <w:r>
+          <w:rPr>
+            <w:lang w:val="zh_TW" w:bidi="zh_TW"/>
+          </w:rPr>
+          <w:rPr>
+            <w:color w:val="0000EE"/>
+            <w:u w:val="single"/>
+          </w:rPr>
+          <w:t>馬可福音6:34</w:t>
+        </w:r>
+      </w:hyperlink>
+      <w:r>
+        <w:rPr>
+          <w:lang w:val="zh_TW" w:bidi="zh_TW"/>
+        </w:rPr>
+        <w:t>；</w:t>
+      </w:r>
+      <w:hyperlink r:id="rId75">
+        <w:r>
+          <w:rPr>
+            <w:lang w:val="zh_TW" w:bidi="zh_TW"/>
+          </w:rPr>
+          <w:rPr>
+            <w:color w:val="0000EE"/>
+            <w:u w:val="single"/>
+          </w:rPr>
+          <w:t>約翰福音10</w:t>
+        </w:r>
+      </w:hyperlink>
+      <w:r>
+        <w:rPr>
+          <w:lang w:val="zh_TW" w:bidi="zh_TW"/>
+        </w:rPr>
+        <w:t>；</w:t>
+      </w:r>
+      <w:hyperlink r:id="rId76">
+        <w:r>
+          <w:rPr>
+            <w:lang w:val="zh_TW" w:bidi="zh_TW"/>
+          </w:rPr>
+          <w:rPr>
+            <w:color w:val="0000EE"/>
+            <w:u w:val="single"/>
+          </w:rPr>
+          <w:t>希伯來書13:20</w:t>
+        </w:r>
+      </w:hyperlink>
+      <w:r>
+        <w:rPr>
+          <w:lang w:val="zh_TW" w:bidi="zh_TW"/>
+        </w:rPr>
+        <w:t>）。牧人和羊群的類比在</w:t>
+      </w:r>
+      <w:hyperlink r:id="rId77">
+        <w:r>
+          <w:rPr>
+            <w:lang w:val="zh_TW" w:bidi="zh_TW"/>
+          </w:rPr>
+          <w:rPr>
+            <w:color w:val="0000EE"/>
+            <w:u w:val="single"/>
+          </w:rPr>
+          <w:t>詩篇二十三篇</w:t>
+        </w:r>
+      </w:hyperlink>
+      <w:r>
+        <w:rPr>
+          <w:lang w:val="zh_TW" w:bidi="zh_TW"/>
+        </w:rPr>
+        <w:t>、</w:t>
+      </w:r>
+      <w:hyperlink r:id="rId78">
+        <w:r>
+          <w:rPr>
+            <w:lang w:val="zh_TW" w:bidi="zh_TW"/>
+          </w:rPr>
+          <w:rPr>
+            <w:color w:val="0000EE"/>
+            <w:u w:val="single"/>
+          </w:rPr>
+          <w:t>以西結書三十四章</w:t>
+        </w:r>
+      </w:hyperlink>
+      <w:r>
+        <w:rPr>
+          <w:lang w:val="zh_TW" w:bidi="zh_TW"/>
+        </w:rPr>
+        <w:t>和</w:t>
+      </w:r>
+      <w:hyperlink r:id="rId75">
+        <w:r>
+          <w:rPr>
+            <w:lang w:val="zh_TW" w:bidi="zh_TW"/>
+          </w:rPr>
+          <w:rPr>
+            <w:color w:val="0000EE"/>
+            <w:u w:val="single"/>
+          </w:rPr>
+          <w:t>約翰福音十章</w:t>
+        </w:r>
+      </w:hyperlink>
+      <w:r>
+        <w:rPr>
+          <w:lang w:val="zh_TW" w:bidi="zh_TW"/>
+        </w:rPr>
+        <w:t>中得到了豐富的表達。神是以色列的牧人（</w:t>
+      </w:r>
+      <w:hyperlink r:id="rId79">
+        <w:r>
+          <w:rPr>
+            <w:lang w:val="zh_TW" w:bidi="zh_TW"/>
+          </w:rPr>
+          <w:rPr>
+            <w:color w:val="0000EE"/>
+            <w:u w:val="single"/>
+          </w:rPr>
+          <w:t>創世記49:24</w:t>
+        </w:r>
+      </w:hyperlink>
+      <w:r>
+        <w:rPr>
+          <w:lang w:val="zh_TW" w:bidi="zh_TW"/>
+        </w:rPr>
+        <w:t>；</w:t>
+      </w:r>
+      <w:hyperlink r:id="rId80">
+        <w:r>
+          <w:rPr>
+            <w:lang w:val="zh_TW" w:bidi="zh_TW"/>
+          </w:rPr>
+          <w:rPr>
+            <w:color w:val="0000EE"/>
+            <w:u w:val="single"/>
+          </w:rPr>
+          <w:t>詩篇23:1</w:t>
+        </w:r>
+      </w:hyperlink>
+      <w:r>
+        <w:rPr>
+          <w:lang w:val="zh_TW" w:bidi="zh_TW"/>
+        </w:rPr>
+        <w:t>，</w:t>
+      </w:r>
+      <w:hyperlink r:id="rId81">
+        <w:r>
+          <w:rPr>
+            <w:lang w:val="zh_TW" w:bidi="zh_TW"/>
+          </w:rPr>
+          <w:rPr>
+            <w:color w:val="0000EE"/>
+            <w:u w:val="single"/>
+          </w:rPr>
+          <w:t>80:1</w:t>
+        </w:r>
+      </w:hyperlink>
+      <w:r>
+        <w:rPr>
+          <w:lang w:val="zh_TW" w:bidi="zh_TW"/>
+        </w:rPr>
+        <w:t>；</w:t>
+      </w:r>
+      <w:hyperlink r:id="rId82">
+        <w:r>
+          <w:rPr>
+            <w:lang w:val="zh_TW" w:bidi="zh_TW"/>
+          </w:rPr>
+          <w:rPr>
+            <w:color w:val="0000EE"/>
+            <w:u w:val="single"/>
+          </w:rPr>
+          <w:t>以賽亞書40:11</w:t>
+        </w:r>
+      </w:hyperlink>
+      <w:r>
+        <w:rPr>
+          <w:lang w:val="zh_TW" w:bidi="zh_TW"/>
+        </w:rPr>
+        <w:t>）。當不忠的牧人辜負了以色列時，神介入並立祂的僕人大衛作他們忠心的牧人（</w:t>
+      </w:r>
+      <w:hyperlink r:id="rId83">
+        <w:r>
+          <w:rPr>
+            <w:lang w:val="zh_TW" w:bidi="zh_TW"/>
+          </w:rPr>
+          <w:rPr>
+            <w:color w:val="0000EE"/>
+            <w:u w:val="single"/>
+          </w:rPr>
+          <w:t>以西結34:11–16、23–24</w:t>
+        </w:r>
+      </w:hyperlink>
+      <w:r>
+        <w:rPr>
+          <w:lang w:val="zh_TW" w:bidi="zh_TW"/>
+        </w:rPr>
+        <w:t>）。</w:t>
+      </w:r>
+    </w:p>
+    <w:p>
+      <w:pPr/>
+      <w:r>
+        <w:rPr>
+          <w:lang w:val="zh_TW" w:bidi="zh_TW"/>
+        </w:rPr>
+      </w:r>
+      <w:r>
+        <w:rPr>
+          <w:lang w:val="zh_TW" w:bidi="zh_TW"/>
+        </w:rPr>
+        <w:t>新約聖經的意象來自舊約聖經和巴勒斯坦的背景。在猶太人的經濟發展中，牧人負責管理綿羊或山羊，擔任著重要的職位。大群的羊需要從一個地方移動到另一個地方，也需要防範野生動物和強盜。由於畜牧業在古代世界中扮演重要的角色，「牧人」這個詞成為統治者的常用詞語。亞述、巴比倫和埃及的王常被稱為保護百姓的牧人。這個意象構成了舊約聖經的背景，其中也有相同的用法。神被描繪成以色列的牧人，關心祂百姓福祉的各個方面。統治者和百姓的領袖常被稱為牧人（</w:t>
+      </w:r>
+      <w:hyperlink r:id="rId84">
+        <w:r>
+          <w:rPr>
+            <w:lang w:val="zh_TW" w:bidi="zh_TW"/>
+          </w:rPr>
+          <w:rPr>
+            <w:color w:val="0000EE"/>
+            <w:u w:val="single"/>
+          </w:rPr>
+          <w:t>民數記27:17</w:t>
+        </w:r>
+      </w:hyperlink>
+      <w:r>
+        <w:rPr>
+          <w:lang w:val="zh_TW" w:bidi="zh_TW"/>
+        </w:rPr>
+        <w:t>；</w:t>
+      </w:r>
+      <w:hyperlink r:id="rId85">
+        <w:r>
+          <w:rPr>
+            <w:lang w:val="zh_TW" w:bidi="zh_TW"/>
+          </w:rPr>
+          <w:rPr>
+            <w:color w:val="0000EE"/>
+            <w:u w:val="single"/>
+          </w:rPr>
+          <w:t>列王紀上22:17</w:t>
+        </w:r>
+      </w:hyperlink>
+      <w:r>
+        <w:rPr>
+          <w:lang w:val="zh_TW" w:bidi="zh_TW"/>
+        </w:rPr>
+        <w:t>；</w:t>
+      </w:r>
+      <w:hyperlink r:id="rId86">
+        <w:r>
+          <w:rPr>
+            <w:lang w:val="zh_TW" w:bidi="zh_TW"/>
+          </w:rPr>
+          <w:rPr>
+            <w:color w:val="0000EE"/>
+            <w:u w:val="single"/>
+          </w:rPr>
+          <w:t>耶利米書10:21</w:t>
+        </w:r>
+      </w:hyperlink>
+      <w:r>
+        <w:rPr>
+          <w:lang w:val="zh_TW" w:bidi="zh_TW"/>
+        </w:rPr>
+        <w:t>，</w:t>
+      </w:r>
+      <w:hyperlink r:id="rId87">
+        <w:r>
+          <w:rPr>
+            <w:lang w:val="zh_TW" w:bidi="zh_TW"/>
+          </w:rPr>
+          <w:rPr>
+            <w:color w:val="0000EE"/>
+            <w:u w:val="single"/>
+          </w:rPr>
+          <w:t>12:10</w:t>
+        </w:r>
+      </w:hyperlink>
+      <w:r>
+        <w:rPr>
+          <w:lang w:val="zh_TW" w:bidi="zh_TW"/>
+        </w:rPr>
+        <w:t>，</w:t>
+      </w:r>
+      <w:hyperlink r:id="rId88">
+        <w:r>
+          <w:rPr>
+            <w:lang w:val="zh_TW" w:bidi="zh_TW"/>
+          </w:rPr>
+          <w:rPr>
+            <w:color w:val="0000EE"/>
+            <w:u w:val="single"/>
+          </w:rPr>
+          <w:t>22:22</w:t>
+        </w:r>
+      </w:hyperlink>
+      <w:r>
+        <w:rPr>
+          <w:lang w:val="zh_TW" w:bidi="zh_TW"/>
+        </w:rPr>
+        <w:t>，</w:t>
+      </w:r>
+      <w:hyperlink r:id="rId89">
+        <w:r>
+          <w:rPr>
+            <w:lang w:val="zh_TW" w:bidi="zh_TW"/>
+          </w:rPr>
+          <w:rPr>
+            <w:color w:val="0000EE"/>
+            <w:u w:val="single"/>
+          </w:rPr>
+          <w:t>23:1–2</w:t>
+        </w:r>
+      </w:hyperlink>
+      <w:r>
+        <w:rPr>
+          <w:lang w:val="zh_TW" w:bidi="zh_TW"/>
+        </w:rPr>
+        <w:t>）。</w:t>
+      </w:r>
+    </w:p>
+    <w:p>
+      <w:pPr/>
+      <w:r>
+        <w:rPr>
+          <w:lang w:val="zh_TW" w:bidi="zh_TW"/>
+        </w:rPr>
+      </w:r>
+      <w:r>
+        <w:rPr>
+          <w:lang w:val="zh_TW" w:bidi="zh_TW"/>
+        </w:rPr>
+        <w:t>到了耶利米的時代，「牧人」開始被用作稱呼即將到來的彌賽亞。神自己會牧養祂的羊群（</w:t>
+      </w:r>
+      <w:hyperlink r:id="rId90">
+        <w:r>
+          <w:rPr>
+            <w:lang w:val="zh_TW" w:bidi="zh_TW"/>
+          </w:rPr>
+          <w:rPr>
+            <w:color w:val="0000EE"/>
+            <w:u w:val="single"/>
+          </w:rPr>
+          <w:t>耶利米書23:3</w:t>
+        </w:r>
+      </w:hyperlink>
+      <w:r>
+        <w:rPr>
+          <w:lang w:val="zh_TW" w:bidi="zh_TW"/>
+        </w:rPr>
+        <w:t>，</w:t>
+      </w:r>
+      <w:hyperlink r:id="rId91">
+        <w:r>
+          <w:rPr>
+            <w:lang w:val="zh_TW" w:bidi="zh_TW"/>
+          </w:rPr>
+          <w:rPr>
+            <w:color w:val="0000EE"/>
+            <w:u w:val="single"/>
+          </w:rPr>
+          <w:t>31:10</w:t>
+        </w:r>
+      </w:hyperlink>
+      <w:r>
+        <w:rPr>
+          <w:lang w:val="zh_TW" w:bidi="zh_TW"/>
+        </w:rPr>
+        <w:t>；</w:t>
+      </w:r>
+      <w:hyperlink r:id="rId92">
+        <w:r>
+          <w:rPr>
+            <w:lang w:val="zh_TW" w:bidi="zh_TW"/>
+          </w:rPr>
+          <w:rPr>
+            <w:color w:val="0000EE"/>
+            <w:u w:val="single"/>
+          </w:rPr>
+          <w:t>以西結書34:11–22</w:t>
+        </w:r>
+      </w:hyperlink>
+      <w:r>
+        <w:rPr>
+          <w:lang w:val="zh_TW" w:bidi="zh_TW"/>
+        </w:rPr>
+        <w:t>），並應許膏立忠心的牧人，關心祂的百姓（</w:t>
+      </w:r>
+      <w:hyperlink r:id="rId93">
+        <w:r>
+          <w:rPr>
+            <w:lang w:val="zh_TW" w:bidi="zh_TW"/>
+          </w:rPr>
+          <w:rPr>
+            <w:color w:val="0000EE"/>
+            <w:u w:val="single"/>
+          </w:rPr>
+          <w:t>耶利米書3:15</w:t>
+        </w:r>
+      </w:hyperlink>
+      <w:r>
+        <w:rPr>
+          <w:lang w:val="zh_TW" w:bidi="zh_TW"/>
+        </w:rPr>
+        <w:t>，</w:t>
+      </w:r>
+      <w:hyperlink r:id="rId94">
+        <w:r>
+          <w:rPr>
+            <w:lang w:val="zh_TW" w:bidi="zh_TW"/>
+          </w:rPr>
+          <w:rPr>
+            <w:color w:val="0000EE"/>
+            <w:u w:val="single"/>
+          </w:rPr>
+          <w:t>23:4</w:t>
+        </w:r>
+      </w:hyperlink>
+      <w:r>
+        <w:rPr>
+          <w:lang w:val="zh_TW" w:bidi="zh_TW"/>
+        </w:rPr>
+        <w:t>）。神明確應許祂將作他們的神，並將彌賽亞大衛的子孫設立為他們的牧人（</w:t>
+      </w:r>
+      <w:hyperlink r:id="rId95">
+        <w:r>
+          <w:rPr>
+            <w:lang w:val="zh_TW" w:bidi="zh_TW"/>
+          </w:rPr>
+          <w:rPr>
+            <w:color w:val="0000EE"/>
+            <w:u w:val="single"/>
+          </w:rPr>
+          <w:t>以西結書34:23–24</w:t>
+        </w:r>
+      </w:hyperlink>
+      <w:r>
+        <w:rPr>
+          <w:lang w:val="zh_TW" w:bidi="zh_TW"/>
+        </w:rPr>
+        <w:t>）。在新約聖經中，耶穌自稱為應許中的彌賽亞牧人（</w:t>
+      </w:r>
+      <w:hyperlink r:id="rId96">
+        <w:r>
+          <w:rPr>
+            <w:lang w:val="zh_TW" w:bidi="zh_TW"/>
+          </w:rPr>
+          <w:rPr>
+            <w:color w:val="0000EE"/>
+            <w:u w:val="single"/>
+          </w:rPr>
+          <w:t>馬太福音10:16</w:t>
+        </w:r>
+      </w:hyperlink>
+      <w:r>
+        <w:rPr>
+          <w:lang w:val="zh_TW" w:bidi="zh_TW"/>
+        </w:rPr>
+        <w:t>，</w:t>
+      </w:r>
+      <w:hyperlink r:id="rId97">
+        <w:r>
+          <w:rPr>
+            <w:lang w:val="zh_TW" w:bidi="zh_TW"/>
+          </w:rPr>
+          <w:rPr>
+            <w:color w:val="0000EE"/>
+            <w:u w:val="single"/>
+          </w:rPr>
+          <w:t>25:32</w:t>
+        </w:r>
+      </w:hyperlink>
+      <w:r>
+        <w:rPr>
+          <w:lang w:val="zh_TW" w:bidi="zh_TW"/>
+        </w:rPr>
+        <w:t>；</w:t>
+      </w:r>
+      <w:hyperlink r:id="rId98">
+        <w:r>
+          <w:rPr>
+            <w:lang w:val="zh_TW" w:bidi="zh_TW"/>
+          </w:rPr>
+          <w:rPr>
+            <w:color w:val="0000EE"/>
+            <w:u w:val="single"/>
+          </w:rPr>
+          <w:t>馬可福音14:27</w:t>
+        </w:r>
+      </w:hyperlink>
+      <w:r>
+        <w:rPr>
+          <w:lang w:val="zh_TW" w:bidi="zh_TW"/>
+        </w:rPr>
+        <w:t>；</w:t>
+      </w:r>
+      <w:hyperlink r:id="rId99">
+        <w:r>
+          <w:rPr>
+            <w:lang w:val="zh_TW" w:bidi="zh_TW"/>
+          </w:rPr>
+          <w:rPr>
+            <w:color w:val="0000EE"/>
+            <w:u w:val="single"/>
+          </w:rPr>
+          <w:t>約翰福音10:1–30</w:t>
+        </w:r>
+      </w:hyperlink>
+      <w:r>
+        <w:rPr>
+          <w:lang w:val="zh_TW" w:bidi="zh_TW"/>
+        </w:rPr>
+        <w:t>；參</w:t>
+      </w:r>
+      <w:hyperlink r:id="rId76">
+        <w:r>
+          <w:rPr>
+            <w:lang w:val="zh_TW" w:bidi="zh_TW"/>
+          </w:rPr>
+          <w:rPr>
+            <w:color w:val="0000EE"/>
+            <w:u w:val="single"/>
+          </w:rPr>
+          <w:t>希伯來書13:20</w:t>
+        </w:r>
+      </w:hyperlink>
+      <w:r>
+        <w:rPr>
+          <w:lang w:val="zh_TW" w:bidi="zh_TW"/>
+        </w:rPr>
+        <w:t>；</w:t>
+      </w:r>
+      <w:hyperlink r:id="rId100">
+        <w:r>
+          <w:rPr>
+            <w:lang w:val="zh_TW" w:bidi="zh_TW"/>
+          </w:rPr>
+          <w:rPr>
+            <w:color w:val="0000EE"/>
+            <w:u w:val="single"/>
+          </w:rPr>
+          <w:t>彼得前書2:25</w:t>
+        </w:r>
+      </w:hyperlink>
+      <w:r>
+        <w:rPr>
+          <w:lang w:val="zh_TW" w:bidi="zh_TW"/>
+        </w:rPr>
+        <w:t>）。</w:t>
+      </w:r>
+      <w:hyperlink r:id="rId101">
+        <w:r>
+          <w:rPr>
+            <w:lang w:val="zh_TW" w:bidi="zh_TW"/>
+          </w:rPr>
+          <w:rPr>
+            <w:color w:val="0000EE"/>
+            <w:u w:val="single"/>
+          </w:rPr>
+          <w:t>以弗所書四章11節</w:t>
+        </w:r>
+      </w:hyperlink>
+      <w:r>
+        <w:rPr>
+          <w:lang w:val="zh_TW" w:bidi="zh_TW"/>
+        </w:rPr>
+        <w:t>提到教會的領袖為牧人或牧師。這種用法在早期教會中持續，直到今天。保羅說他們是神賜給教會的特殊人物，像牧人一樣照顧神的百姓，以神的道路引導並教導他們。彼得也提到領袖們是牧人。他鼓勵牧人忠心，直到大牧人耶穌基督顯現的時候（</w:t>
+      </w:r>
+      <w:hyperlink r:id="rId102">
+        <w:r>
+          <w:rPr>
+            <w:lang w:val="zh_TW" w:bidi="zh_TW"/>
+          </w:rPr>
+          <w:rPr>
+            <w:color w:val="0000EE"/>
+            <w:u w:val="single"/>
+          </w:rPr>
+          <w:t>彼得前書5:1–4</w:t>
+        </w:r>
+      </w:hyperlink>
+      <w:r>
+        <w:rPr>
+          <w:lang w:val="zh_TW" w:bidi="zh_TW"/>
+        </w:rPr>
+        <w:t>）。</w:t>
+      </w:r>
+      <w:r>
+        <w:rPr>
+          <w:lang w:val="zh_TW" w:bidi="zh_TW"/>
+        </w:rPr>
+      </w:r>
+      <w:r>
+        <w:rPr>
+          <w:lang w:val="zh_TW" w:bidi="zh_TW"/>
+        </w:rPr>
+      </w:r>
+    </w:p>
+    <w:p>
+      <w:pPr/>
+      <w:r>
+        <w:rPr>
+          <w:lang w:val="zh_TW" w:bidi="zh_TW"/>
+        </w:rPr>
+      </w:r>
+    </w:p>
+    <w:p>
+      <w:pPr>
+        <w:pStyle w:val="Heading2"/>
+      </w:pPr>
+      <w:r>
+        <w:rPr>
+          <w:lang w:val="zh_TW" w:bidi="zh_TW"/>
+        </w:rPr>
+        <w:t>牧師</w:t>
+      </w:r>
+      <w:r>
+        <w:rPr>
+          <w:lang w:val="zh_TW" w:bidi="zh_TW"/>
+        </w:rPr>
+      </w:r>
+    </w:p>
+    <w:p>
+      <w:pPr/>
+      <w:r>
+        <w:rPr>
+          <w:lang w:val="zh_TW" w:bidi="zh_TW"/>
+        </w:rPr>
+      </w:r>
+      <w:r>
+        <w:rPr>
+          <w:lang w:val="zh_TW" w:bidi="zh_TW"/>
+        </w:rPr>
+        <w:t>這個詞字面意思是「牧羊人」。在舊約和新約中，這個詞以比喻的方式用來指代統治者和領袖。這個詞在新約聖經中有12次被用來比喻「領袖」，但只有在</w:t>
+      </w:r>
+      <w:hyperlink r:id="rId101">
+        <w:r>
+          <w:rPr>
+            <w:lang w:val="zh_TW" w:bidi="zh_TW"/>
+          </w:rPr>
+          <w:rPr>
+            <w:color w:val="0000EE"/>
+            <w:u w:val="single"/>
+          </w:rPr>
+          <w:t>以弗所書四章11節</w:t>
+        </w:r>
+      </w:hyperlink>
+      <w:r>
+        <w:rPr>
+          <w:lang w:val="zh_TW" w:bidi="zh_TW"/>
+        </w:rPr>
+        <w:t>中被翻譯為「牧師」。</w:t>
+      </w:r>
+    </w:p>
+    <w:p>
+      <w:pPr/>
+      <w:r>
+        <w:rPr>
+          <w:lang w:val="zh_TW" w:bidi="zh_TW"/>
+        </w:rPr>
+      </w:r>
+      <w:r>
+        <w:rPr>
+          <w:lang w:val="zh_TW" w:bidi="zh_TW"/>
+        </w:rPr>
+        <w:t>牧師和教師共同組成一個團體，與使徒、先知和傳福音者的工作相輔相成。「監督」和「長老」這兩個稱號在新約中指的是同一個職分（參</w:t>
+      </w:r>
+      <w:hyperlink r:id="rId103">
+        <w:r>
+          <w:rPr>
+            <w:lang w:val="zh_TW" w:bidi="zh_TW"/>
+          </w:rPr>
+          <w:rPr>
+            <w:color w:val="0000EE"/>
+            <w:u w:val="single"/>
+          </w:rPr>
+          <w:t>徒20:17、28</w:t>
+        </w:r>
+      </w:hyperlink>
+      <w:r>
+        <w:rPr>
+          <w:lang w:val="zh_TW" w:bidi="zh_TW"/>
+        </w:rPr>
+        <w:t>；</w:t>
+      </w:r>
+      <w:hyperlink r:id="rId104">
+        <w:r>
+          <w:rPr>
+            <w:lang w:val="zh_TW" w:bidi="zh_TW"/>
+          </w:rPr>
+          <w:rPr>
+            <w:color w:val="0000EE"/>
+            <w:u w:val="single"/>
+          </w:rPr>
+          <w:t>多1:5–7</w:t>
+        </w:r>
+      </w:hyperlink>
+      <w:r>
+        <w:rPr>
+          <w:lang w:val="zh_TW" w:bidi="zh_TW"/>
+        </w:rPr>
+        <w:t>）。「牧師」似乎與「監督」和「長老」具有相同的含義，正如耶穌被稱為「你們靈魂的牧人監督」（</w:t>
+      </w:r>
+      <w:hyperlink r:id="rId100">
+        <w:r>
+          <w:rPr>
+            <w:lang w:val="zh_TW" w:bidi="zh_TW"/>
+          </w:rPr>
+          <w:rPr>
+            <w:color w:val="0000EE"/>
+            <w:u w:val="single"/>
+          </w:rPr>
+          <w:t>彼前2:25</w:t>
+        </w:r>
+      </w:hyperlink>
+      <w:r>
+        <w:rPr>
+          <w:lang w:val="zh_TW" w:bidi="zh_TW"/>
+        </w:rPr>
+        <w:t>）所顯示。</w:t>
+      </w:r>
+    </w:p>
+    <w:p>
+      <w:pPr/>
+      <w:r>
+        <w:rPr>
+          <w:lang w:val="zh_TW" w:bidi="zh_TW"/>
+        </w:rPr>
+      </w:r>
+      <w:r>
+        <w:rPr>
+          <w:lang w:val="zh_TW" w:bidi="zh_TW"/>
+        </w:rPr>
+        <w:t>動詞「牧養」被用來描述地方教會領袖的工作（</w:t>
+      </w:r>
+      <w:hyperlink r:id="rId105">
+        <w:r>
+          <w:rPr>
+            <w:lang w:val="zh_TW" w:bidi="zh_TW"/>
+          </w:rPr>
+          <w:rPr>
+            <w:color w:val="0000EE"/>
+            <w:u w:val="single"/>
+          </w:rPr>
+          <w:t>約音21:16</w:t>
+        </w:r>
+      </w:hyperlink>
+      <w:r>
+        <w:rPr>
+          <w:lang w:val="zh_TW" w:bidi="zh_TW"/>
+        </w:rPr>
+        <w:t>；</w:t>
+      </w:r>
+      <w:hyperlink r:id="rId106">
+        <w:r>
+          <w:rPr>
+            <w:lang w:val="zh_TW" w:bidi="zh_TW"/>
+          </w:rPr>
+          <w:rPr>
+            <w:color w:val="0000EE"/>
+            <w:u w:val="single"/>
+          </w:rPr>
+          <w:t>徒20:28</w:t>
+        </w:r>
+      </w:hyperlink>
+      <w:r>
+        <w:rPr>
+          <w:lang w:val="zh_TW" w:bidi="zh_TW"/>
+        </w:rPr>
+        <w:t>；</w:t>
+      </w:r>
+      <w:hyperlink r:id="rId107">
+        <w:r>
+          <w:rPr>
+            <w:lang w:val="zh_TW" w:bidi="zh_TW"/>
+          </w:rPr>
+          <w:rPr>
+            <w:color w:val="0000EE"/>
+            <w:u w:val="single"/>
+          </w:rPr>
+          <w:t>彼前5:2</w:t>
+        </w:r>
+      </w:hyperlink>
+      <w:r>
+        <w:rPr>
+          <w:lang w:val="zh_TW" w:bidi="zh_TW"/>
+        </w:rPr>
+        <w:t>），會眾經常被稱為羊群。牧師的責任是建立基督的身體。牧師通過監督會眾（</w:t>
+      </w:r>
+      <w:hyperlink r:id="rId106">
+        <w:r>
+          <w:rPr>
+            <w:lang w:val="zh_TW" w:bidi="zh_TW"/>
+          </w:rPr>
+          <w:rPr>
+            <w:color w:val="0000EE"/>
+            <w:u w:val="single"/>
+          </w:rPr>
+          <w:t>徒20:28</w:t>
+        </w:r>
+      </w:hyperlink>
+      <w:r>
+        <w:rPr>
+          <w:lang w:val="zh_TW" w:bidi="zh_TW"/>
+        </w:rPr>
+        <w:t>；</w:t>
+      </w:r>
+      <w:hyperlink r:id="rId108">
+        <w:r>
+          <w:rPr>
+            <w:lang w:val="zh_TW" w:bidi="zh_TW"/>
+          </w:rPr>
+          <w:rPr>
+            <w:color w:val="0000EE"/>
+            <w:u w:val="single"/>
+          </w:rPr>
+          <w:t>來13:7</w:t>
+        </w:r>
+      </w:hyperlink>
+      <w:r>
+        <w:rPr>
+          <w:lang w:val="zh_TW" w:bidi="zh_TW"/>
+        </w:rPr>
+        <w:t>）和反對虛假教導（</w:t>
+      </w:r>
+      <w:hyperlink r:id="rId109">
+        <w:r>
+          <w:rPr>
+            <w:lang w:val="zh_TW" w:bidi="zh_TW"/>
+          </w:rPr>
+          <w:rPr>
+            <w:color w:val="0000EE"/>
+            <w:u w:val="single"/>
+          </w:rPr>
+          <w:t>徒20:29–30</w:t>
+        </w:r>
+      </w:hyperlink>
+      <w:r>
+        <w:rPr>
+          <w:lang w:val="zh_TW" w:bidi="zh_TW"/>
+        </w:rPr>
+        <w:t>）來建立基督的身體。關於牧師職責和責任的更詳細信息見於保羅寫給提摩太和提多的書信，這些書信被稱為教牧書信。</w:t>
+      </w:r>
+    </w:p>
+    <w:p>
+      <w:pPr/>
+      <w:r>
+        <w:rPr>
+          <w:lang w:val="zh_TW" w:bidi="zh_TW"/>
+        </w:rPr>
+      </w:r>
+      <w:r>
+        <w:rPr>
+          <w:i/>
+          <w:lang w:val="zh_TW" w:bidi="zh_TW"/>
+        </w:rPr>
+        <w:t>另見</w:t>
+      </w:r>
+      <w:r>
+        <w:rPr>
+          <w:lang w:val="zh_TW" w:bidi="zh_TW"/>
+        </w:rPr>
+        <w:t xml:space="preserve"> </w:t>
+      </w:r>
+      <w:r>
+        <w:rPr>
+          <w:lang w:val="zh_TW" w:bidi="zh_TW"/>
+        </w:rPr>
+        <w:t>監督</w:t>
+      </w:r>
+      <w:r>
+        <w:rPr>
+          <w:lang w:val="zh_TW" w:bidi="zh_TW"/>
+        </w:rPr>
+        <w:t>；</w:t>
+      </w:r>
+      <w:r>
+        <w:rPr>
+          <w:lang w:val="zh_TW" w:bidi="zh_TW"/>
+        </w:rPr>
+        <w:t>執事、女執事</w:t>
+      </w:r>
+      <w:r>
+        <w:rPr>
+          <w:lang w:val="zh_TW" w:bidi="zh_TW"/>
+        </w:rPr>
+        <w:t>；</w:t>
+      </w:r>
+      <w:r>
+        <w:rPr>
+          <w:lang w:val="zh_TW" w:bidi="zh_TW"/>
+        </w:rPr>
+        <w:t>長老</w:t>
+      </w:r>
+      <w:r>
+        <w:rPr>
+          <w:lang w:val="zh_TW" w:bidi="zh_TW"/>
+        </w:rPr>
+        <w:t>；</w:t>
+      </w:r>
+      <w:r>
+        <w:rPr>
+          <w:lang w:val="zh_TW" w:bidi="zh_TW"/>
+        </w:rPr>
+        <w:t>長老</w:t>
+      </w:r>
+      <w:r>
+        <w:rPr>
+          <w:lang w:val="zh_TW" w:bidi="zh_TW"/>
+        </w:rPr>
+        <w:t>；</w:t>
+      </w:r>
+      <w:r>
+        <w:rPr>
+          <w:lang w:val="zh_TW" w:bidi="zh_TW"/>
+        </w:rPr>
+        <w:t>牧羊人</w:t>
+      </w:r>
+      <w:r>
+        <w:rPr>
+          <w:lang w:val="zh_TW" w:bidi="zh_TW"/>
+        </w:rPr>
+        <w:t>；</w:t>
+      </w:r>
+      <w:r>
+        <w:rPr>
+          <w:lang w:val="zh_TW" w:bidi="zh_TW"/>
+        </w:rPr>
+        <w:t>屬靈恩賜</w:t>
+      </w:r>
+      <w:r>
+        <w:rPr>
+          <w:lang w:val="zh_TW" w:bidi="zh_TW"/>
+        </w:rPr>
+        <w:t>。</w:t>
       </w:r>
       <w:r>
         <w:rPr>

--- a/zht/docx/108.content.docx
+++ b/zht/docx/108.content.docx
@@ -149,7 +149,7 @@
         <w:rPr>
           <w:lang w:val="zh_TW" w:bidi="zh_TW"/>
         </w:rPr>
-        <w:t>mu</w:t>
+        <w:t>min</w:t>
       </w:r>
       <w:r>
         <w:rPr>
@@ -212,7 +212,7 @@
         <w:rPr>
           <w:lang w:val="zh_TW" w:bidi="zh_TW"/>
         </w:rPr>
-        <w:t>木匠</w:t>
+        <w:t>民數記</w:t>
       </w:r>
       <w:r>
         <w:rPr>
@@ -231,7 +231,20 @@
         <w:rPr>
           <w:lang w:val="zh_TW" w:bidi="zh_TW"/>
         </w:rPr>
-        <w:t>從事木工工作的人，負責建造房屋的框架、屋頂、窗戶和門。小型結構如房屋，通常由屋主自行建造；而神廟和宮殿等大型建築，則需要熟練工匠參與。建造這些較大的建築物，需要木匠與石匠合作，後者專門切割和準備建築用的石材（</w:t>
+        <w:t>聖經中的第四卷書。其書名（Numbers）是拉丁文武加大譯本的書名</w:t>
+      </w:r>
+      <w:r>
+        <w:rPr>
+          <w:i/>
+          <w:lang w:val="zh_TW" w:bidi="zh_TW"/>
+        </w:rPr>
+        <w:t>Numeri</w:t>
+      </w:r>
+      <w:r>
+        <w:rPr>
+          <w:lang w:val="zh_TW" w:bidi="zh_TW"/>
+        </w:rPr>
+        <w:t>的英文翻譯。本卷書之所以得名，是因為書中記錄了多種名冊，尤其在第</w:t>
       </w:r>
       <w:hyperlink r:id="rId13">
         <w:r>
@@ -242,9 +255,15 @@
             <w:color w:val="0000EE"/>
             <w:u w:val="single"/>
           </w:rPr>
-          <w:t>王下12:11，</w:t>
-        </w:r>
-      </w:hyperlink>
+          <w:t>一</w:t>
+        </w:r>
+      </w:hyperlink>
+      <w:r>
+        <w:rPr>
+          <w:lang w:val="zh_TW" w:bidi="zh_TW"/>
+        </w:rPr>
+        <w:t>章和第</w:t>
+      </w:r>
       <w:hyperlink r:id="rId14">
         <w:r>
           <w:rPr>
@@ -254,7 +273,249 @@
             <w:color w:val="0000EE"/>
             <w:u w:val="single"/>
           </w:rPr>
-          <w:t>22:6</w:t>
+          <w:t>二十六</w:t>
+        </w:r>
+      </w:hyperlink>
+      <w:r>
+        <w:rPr>
+          <w:lang w:val="zh_TW" w:bidi="zh_TW"/>
+        </w:rPr>
+        <w:t>章中兩次數點軍隊，第</w:t>
+      </w:r>
+      <w:hyperlink r:id="rId15">
+        <w:r>
+          <w:rPr>
+            <w:lang w:val="zh_TW" w:bidi="zh_TW"/>
+          </w:rPr>
+          <w:rPr>
+            <w:color w:val="0000EE"/>
+            <w:u w:val="single"/>
+          </w:rPr>
+          <w:t>二</w:t>
+        </w:r>
+      </w:hyperlink>
+      <w:r>
+        <w:rPr>
+          <w:lang w:val="zh_TW" w:bidi="zh_TW"/>
+        </w:rPr>
+        <w:t>章中各支派安營與行軍的安排，以及第</w:t>
+      </w:r>
+      <w:hyperlink r:id="rId16">
+        <w:r>
+          <w:rPr>
+            <w:lang w:val="zh_TW" w:bidi="zh_TW"/>
+          </w:rPr>
+          <w:rPr>
+            <w:color w:val="0000EE"/>
+            <w:u w:val="single"/>
+          </w:rPr>
+          <w:t>三</w:t>
+        </w:r>
+      </w:hyperlink>
+      <w:r>
+        <w:rPr>
+          <w:lang w:val="zh_TW" w:bidi="zh_TW"/>
+        </w:rPr>
+        <w:t>章和第</w:t>
+      </w:r>
+      <w:hyperlink r:id="rId17">
+        <w:r>
+          <w:rPr>
+            <w:lang w:val="zh_TW" w:bidi="zh_TW"/>
+          </w:rPr>
+          <w:rPr>
+            <w:color w:val="0000EE"/>
+            <w:u w:val="single"/>
+          </w:rPr>
+          <w:t>四</w:t>
+        </w:r>
+      </w:hyperlink>
+      <w:r>
+        <w:rPr>
+          <w:lang w:val="zh_TW" w:bidi="zh_TW"/>
+        </w:rPr>
+        <w:t>章中數點利未人。</w:t>
+      </w:r>
+    </w:p>
+    <w:p>
+      <w:pPr/>
+      <w:r>
+        <w:rPr>
+          <w:lang w:val="zh_TW" w:bidi="zh_TW"/>
+        </w:rPr>
+      </w:r>
+      <w:r>
+        <w:rPr>
+          <w:lang w:val="zh_TW" w:bidi="zh_TW"/>
+        </w:rPr>
+        <w:t>概述</w:t>
+      </w:r>
+    </w:p>
+    <w:p>
+      <w:pPr>
+        <w:pStyle w:val="ListBullet"/>
+        <w:spacing w:line="240" w:lineRule="auto"/>
+        <w:ind w:left="720"/>
+      </w:pPr>
+      <w:r>
+        <w:rPr>
+          <w:lang w:val="zh_TW" w:bidi="zh_TW"/>
+        </w:rPr>
+      </w:r>
+      <w:r>
+        <w:rPr>
+          <w:u w:val="single"/>
+          <w:lang w:val="zh_TW" w:bidi="zh_TW"/>
+        </w:rPr>
+        <w:t>作者</w:t>
+      </w:r>
+    </w:p>
+    <w:p>
+      <w:pPr>
+        <w:pStyle w:val="ListBullet"/>
+        <w:spacing w:line="240" w:lineRule="auto"/>
+        <w:ind w:left="720"/>
+      </w:pPr>
+      <w:r>
+        <w:rPr>
+          <w:lang w:val="zh_TW" w:bidi="zh_TW"/>
+        </w:rPr>
+      </w:r>
+      <w:r>
+        <w:rPr>
+          <w:u w:val="single"/>
+          <w:lang w:val="zh_TW" w:bidi="zh_TW"/>
+        </w:rPr>
+        <w:t>背景</w:t>
+      </w:r>
+    </w:p>
+    <w:p>
+      <w:pPr>
+        <w:pStyle w:val="ListBullet"/>
+        <w:spacing w:line="240" w:lineRule="auto"/>
+        <w:ind w:left="720"/>
+      </w:pPr>
+      <w:r>
+        <w:rPr>
+          <w:lang w:val="zh_TW" w:bidi="zh_TW"/>
+        </w:rPr>
+      </w:r>
+      <w:r>
+        <w:rPr>
+          <w:u w:val="single"/>
+          <w:lang w:val="zh_TW" w:bidi="zh_TW"/>
+        </w:rPr>
+        <w:t>目的</w:t>
+      </w:r>
+    </w:p>
+    <w:p>
+      <w:pPr>
+        <w:pStyle w:val="ListBullet"/>
+        <w:spacing w:line="240" w:lineRule="auto"/>
+        <w:ind w:left="720"/>
+      </w:pPr>
+      <w:r>
+        <w:rPr>
+          <w:lang w:val="zh_TW" w:bidi="zh_TW"/>
+        </w:rPr>
+      </w:r>
+      <w:r>
+        <w:rPr>
+          <w:u w:val="single"/>
+          <w:lang w:val="zh_TW" w:bidi="zh_TW"/>
+        </w:rPr>
+        <w:t>內容</w:t>
+      </w:r>
+    </w:p>
+    <w:p>
+      <w:pPr>
+        <w:pStyle w:val="ListBullet"/>
+        <w:spacing w:line="240" w:lineRule="auto"/>
+        <w:ind w:left="720"/>
+      </w:pPr>
+      <w:r>
+        <w:rPr>
+          <w:lang w:val="zh_TW" w:bidi="zh_TW"/>
+        </w:rPr>
+      </w:r>
+      <w:r>
+        <w:rPr>
+          <w:u w:val="single"/>
+          <w:lang w:val="zh_TW" w:bidi="zh_TW"/>
+        </w:rPr>
+        <w:t>神學教導</w:t>
+      </w:r>
+    </w:p>
+    <w:p>
+      <w:pPr>
+        <w:pStyle w:val="Heading3"/>
+      </w:pPr>
+      <w:r>
+        <w:rPr>
+          <w:lang w:val="zh_TW" w:bidi="zh_TW"/>
+        </w:rPr>
+        <w:t>作者</w:t>
+      </w:r>
+    </w:p>
+    <w:p>
+      <w:pPr/>
+      <w:r>
+        <w:rPr>
+          <w:lang w:val="zh_TW" w:bidi="zh_TW"/>
+        </w:rPr>
+      </w:r>
+      <w:r>
+        <w:rPr>
+          <w:lang w:val="zh_TW" w:bidi="zh_TW"/>
+        </w:rPr>
+        <w:t>關於誰是民數記作者的問題，屬於誰是五經作者這個更大問題的一部分。直到19世紀高等批判的文獻理論出現之前，猶太人與基督徒幾乎一致持守一個看法：摩西是五經的作者。這個歷史悠久的傳統，不但得到五經本身的支持（例：</w:t>
+      </w:r>
+      <w:hyperlink r:id="rId18">
+        <w:r>
+          <w:rPr>
+            <w:lang w:val="zh_TW" w:bidi="zh_TW"/>
+          </w:rPr>
+          <w:rPr>
+            <w:color w:val="0000EE"/>
+            <w:u w:val="single"/>
+          </w:rPr>
+          <w:t>出17:14</w:t>
+        </w:r>
+      </w:hyperlink>
+      <w:r>
+        <w:rPr>
+          <w:lang w:val="zh_TW" w:bidi="zh_TW"/>
+        </w:rPr>
+        <w:t>，</w:t>
+      </w:r>
+      <w:hyperlink r:id="rId19">
+        <w:r>
+          <w:rPr>
+            <w:lang w:val="zh_TW" w:bidi="zh_TW"/>
+          </w:rPr>
+          <w:rPr>
+            <w:color w:val="0000EE"/>
+            <w:u w:val="single"/>
+          </w:rPr>
+          <w:t>24:4</w:t>
+        </w:r>
+      </w:hyperlink>
+      <w:r>
+        <w:rPr>
+          <w:lang w:val="zh_TW" w:bidi="zh_TW"/>
+        </w:rPr>
+        <w:t>，</w:t>
+      </w:r>
+      <w:hyperlink r:id="rId20">
+        <w:r>
+          <w:rPr>
+            <w:lang w:val="zh_TW" w:bidi="zh_TW"/>
+          </w:rPr>
+          <w:rPr>
+            <w:color w:val="0000EE"/>
+            <w:u w:val="single"/>
+          </w:rPr>
+          <w:t>34:27</w:t>
         </w:r>
       </w:hyperlink>
       <w:r>
@@ -263,6 +524,1706 @@
         </w:rPr>
         <w:t>；</w:t>
       </w:r>
+      <w:hyperlink r:id="rId21">
+        <w:r>
+          <w:rPr>
+            <w:lang w:val="zh_TW" w:bidi="zh_TW"/>
+          </w:rPr>
+          <w:rPr>
+            <w:color w:val="0000EE"/>
+            <w:u w:val="single"/>
+          </w:rPr>
+          <w:t>民33:2</w:t>
+        </w:r>
+      </w:hyperlink>
+      <w:r>
+        <w:rPr>
+          <w:lang w:val="zh_TW" w:bidi="zh_TW"/>
+        </w:rPr>
+        <w:t>；</w:t>
+      </w:r>
+      <w:hyperlink r:id="rId22">
+        <w:r>
+          <w:rPr>
+            <w:lang w:val="zh_TW" w:bidi="zh_TW"/>
+          </w:rPr>
+          <w:rPr>
+            <w:color w:val="0000EE"/>
+            <w:u w:val="single"/>
+          </w:rPr>
+          <w:t>申31:9</w:t>
+        </w:r>
+      </w:hyperlink>
+      <w:r>
+        <w:rPr>
+          <w:lang w:val="zh_TW" w:bidi="zh_TW"/>
+        </w:rPr>
+        <w:t>、</w:t>
+      </w:r>
+      <w:hyperlink r:id="rId22">
+        <w:r>
+          <w:rPr>
+            <w:lang w:val="zh_TW" w:bidi="zh_TW"/>
+          </w:rPr>
+          <w:rPr>
+            <w:color w:val="0000EE"/>
+            <w:u w:val="single"/>
+          </w:rPr>
+          <w:t>24</w:t>
+        </w:r>
+      </w:hyperlink>
+      <w:r>
+        <w:rPr>
+          <w:lang w:val="zh_TW" w:bidi="zh_TW"/>
+        </w:rPr>
+        <w:t>），也得到舊約聖經中其它經文的支持（例如，</w:t>
+      </w:r>
+      <w:hyperlink r:id="rId23">
+        <w:r>
+          <w:rPr>
+            <w:lang w:val="zh_TW" w:bidi="zh_TW"/>
+          </w:rPr>
+          <w:rPr>
+            <w:color w:val="0000EE"/>
+            <w:u w:val="single"/>
+          </w:rPr>
+          <w:t>書23:6</w:t>
+        </w:r>
+      </w:hyperlink>
+      <w:r>
+        <w:rPr>
+          <w:lang w:val="zh_TW" w:bidi="zh_TW"/>
+        </w:rPr>
+        <w:t>；</w:t>
+      </w:r>
+      <w:hyperlink r:id="rId24">
+        <w:r>
+          <w:rPr>
+            <w:lang w:val="zh_TW" w:bidi="zh_TW"/>
+          </w:rPr>
+          <w:rPr>
+            <w:color w:val="0000EE"/>
+            <w:u w:val="single"/>
+          </w:rPr>
+          <w:t>士3:4</w:t>
+        </w:r>
+      </w:hyperlink>
+      <w:r>
+        <w:rPr>
+          <w:lang w:val="zh_TW" w:bidi="zh_TW"/>
+        </w:rPr>
+        <w:t>；</w:t>
+      </w:r>
+      <w:hyperlink r:id="rId25">
+        <w:r>
+          <w:rPr>
+            <w:lang w:val="zh_TW" w:bidi="zh_TW"/>
+          </w:rPr>
+          <w:rPr>
+            <w:color w:val="0000EE"/>
+            <w:u w:val="single"/>
+          </w:rPr>
+          <w:t>瑪4:4</w:t>
+        </w:r>
+      </w:hyperlink>
+      <w:r>
+        <w:rPr>
+          <w:lang w:val="zh_TW" w:bidi="zh_TW"/>
+        </w:rPr>
+        <w:t>），同時也符合耶穌的教導（例：</w:t>
+      </w:r>
+      <w:hyperlink r:id="rId26">
+        <w:r>
+          <w:rPr>
+            <w:lang w:val="zh_TW" w:bidi="zh_TW"/>
+          </w:rPr>
+          <w:rPr>
+            <w:color w:val="0000EE"/>
+            <w:u w:val="single"/>
+          </w:rPr>
+          <w:t>約5:46–47</w:t>
+        </w:r>
+      </w:hyperlink>
+      <w:r>
+        <w:rPr>
+          <w:lang w:val="zh_TW" w:bidi="zh_TW"/>
+        </w:rPr>
+        <w:t>），以及新約聖經的見證（例：</w:t>
+      </w:r>
+      <w:hyperlink r:id="rId27">
+        <w:r>
+          <w:rPr>
+            <w:lang w:val="zh_TW" w:bidi="zh_TW"/>
+          </w:rPr>
+          <w:rPr>
+            <w:color w:val="0000EE"/>
+            <w:u w:val="single"/>
+          </w:rPr>
+          <w:t>徒28:23</w:t>
+        </w:r>
+      </w:hyperlink>
+      <w:r>
+        <w:rPr>
+          <w:lang w:val="zh_TW" w:bidi="zh_TW"/>
+        </w:rPr>
+        <w:t>；</w:t>
+      </w:r>
+      <w:hyperlink r:id="rId28">
+        <w:r>
+          <w:rPr>
+            <w:lang w:val="zh_TW" w:bidi="zh_TW"/>
+          </w:rPr>
+          <w:rPr>
+            <w:color w:val="0000EE"/>
+            <w:u w:val="single"/>
+          </w:rPr>
+          <w:t>羅10:19</w:t>
+        </w:r>
+      </w:hyperlink>
+      <w:r>
+        <w:rPr>
+          <w:lang w:val="zh_TW" w:bidi="zh_TW"/>
+        </w:rPr>
+        <w:t>；</w:t>
+      </w:r>
+      <w:hyperlink r:id="rId29">
+        <w:r>
+          <w:rPr>
+            <w:lang w:val="zh_TW" w:bidi="zh_TW"/>
+          </w:rPr>
+          <w:rPr>
+            <w:color w:val="0000EE"/>
+            <w:u w:val="single"/>
+          </w:rPr>
+          <w:t>林前9:9</w:t>
+        </w:r>
+      </w:hyperlink>
+      <w:r>
+        <w:rPr>
+          <w:lang w:val="zh_TW" w:bidi="zh_TW"/>
+        </w:rPr>
+        <w:t>）。雖然學者早已普遍且公開承認五經中存在一些差異之處，但人們仍然肯定：在公元前15世紀頒布律法的摩西，就是五經文獻的主要作者。</w:t>
+      </w:r>
+    </w:p>
+    <w:p>
+      <w:pPr>
+        <w:pStyle w:val="Heading3"/>
+      </w:pPr>
+      <w:r>
+        <w:rPr>
+          <w:lang w:val="zh_TW" w:bidi="zh_TW"/>
+        </w:rPr>
+        <w:t>背景</w:t>
+      </w:r>
+    </w:p>
+    <w:p>
+      <w:pPr>
+        <w:pStyle w:val="Heading4"/>
+      </w:pPr>
+      <w:r>
+        <w:rPr>
+          <w:lang w:val="zh_TW" w:bidi="zh_TW"/>
+        </w:rPr>
+        <w:t>西奈半島</w:t>
+      </w:r>
+    </w:p>
+    <w:p>
+      <w:pPr/>
+      <w:r>
+        <w:rPr>
+          <w:lang w:val="zh_TW" w:bidi="zh_TW"/>
+        </w:rPr>
+      </w:r>
+      <w:r>
+        <w:rPr>
+          <w:lang w:val="zh_TW" w:bidi="zh_TW"/>
+        </w:rPr>
+        <w:t>民數記的歷史背景，主要始於公元前二千年中期的西奈半島這一地理區域。</w:t>
+      </w:r>
+    </w:p>
+    <w:p>
+      <w:pPr/>
+      <w:r>
+        <w:rPr>
+          <w:lang w:val="zh_TW" w:bidi="zh_TW"/>
+        </w:rPr>
+      </w:r>
+      <w:r>
+        <w:rPr>
+          <w:lang w:val="zh_TW" w:bidi="zh_TW"/>
+        </w:rPr>
+        <w:t>西奈半島的形狀像一個倒置的三角形，底邊位於北方。它南北長約240英里（386.2公里），北部底邊寬約175英里（281.6公里），面積約22,000平方英里（56,980平方公里）。半島北面以地中海和迦南的南部邊界為界，西面以苦湖（Bitter Lakes）和蘇伊士灣（Gulf of Suez）為界，東面以亞拉巴（Arabah）和亞喀巴灣（Gulf of Aqaba）為界。從北方的地中海沿岸開始向南，大約15英里（24.1公里）的地段以沙地為主。越過這片沿海平原之後，南面是一片由礫石（gravel）和石灰岩（limestone ）構成的高原（</w:t>
+      </w:r>
+      <w:r>
+        <w:rPr>
+          <w:lang w:val="zh_TW" w:bidi="zh_TW"/>
+        </w:rPr>
+        <w:t>提赫</w:t>
+      </w:r>
+      <w:r>
+        <w:rPr>
+          <w:lang w:val="zh_TW" w:bidi="zh_TW"/>
+        </w:rPr>
+        <w:t>〔Et-Tih〕），海拔約2,500英尺（762公尺），向南延伸進入半島，長約150英里（241.4公里）。在此之上，地勢抬升，形成花崗岩山地，部分山峰高達8,000英尺（2,438.4公尺）。在半島三角形頂端的這片山地區域中，摩西山（Jebel Musa）聳立其上，高約7,363英尺（2,244.2公尺）。傳統認為，以色列人在前往西奈山之前曾在此安營，摩西也在那裡領受律法。</w:t>
+      </w:r>
+    </w:p>
+    <w:p>
+      <w:pPr/>
+      <w:r>
+        <w:rPr>
+          <w:lang w:val="zh_TW" w:bidi="zh_TW"/>
+        </w:rPr>
+      </w:r>
+      <w:r>
+        <w:rPr>
+          <w:lang w:val="zh_TW" w:bidi="zh_TW"/>
+        </w:rPr>
+        <w:t>整個半島由五個曠野區域組成。北部、並且緊鄰歌珊地以東的是書珥曠野，寬約40英里（64.4公里），這片曠野沿著埃及河（阿里什河谷〔Wadi el-Arish〕）延伸，通往加低斯‧巴尼亞一帶，並向東北延至別是巴。此區以東是尋曠野，從書珥曠野向東延伸至死海南端；加低斯‧巴尼亞位於其南部邊界（</w:t>
+      </w:r>
+      <w:hyperlink r:id="rId30">
+        <w:r>
+          <w:rPr>
+            <w:lang w:val="zh_TW" w:bidi="zh_TW"/>
+          </w:rPr>
+          <w:rPr>
+            <w:color w:val="0000EE"/>
+            <w:u w:val="single"/>
+          </w:rPr>
+          <w:t>民20:1</w:t>
+        </w:r>
+      </w:hyperlink>
+      <w:r>
+        <w:rPr>
+          <w:lang w:val="zh_TW" w:bidi="zh_TW"/>
+        </w:rPr>
+        <w:t>，</w:t>
+      </w:r>
+      <w:hyperlink r:id="rId31">
+        <w:r>
+          <w:rPr>
+            <w:lang w:val="zh_TW" w:bidi="zh_TW"/>
+          </w:rPr>
+          <w:rPr>
+            <w:color w:val="0000EE"/>
+            <w:u w:val="single"/>
+          </w:rPr>
+          <w:t>33:36</w:t>
+        </w:r>
+      </w:hyperlink>
+      <w:r>
+        <w:rPr>
+          <w:lang w:val="zh_TW" w:bidi="zh_TW"/>
+        </w:rPr>
+        <w:t>）。書珥曠野以南是以倘曠野；在其以東、位於西奈半島中東部的是廣大的巴蘭曠野（</w:t>
+      </w:r>
+      <w:hyperlink r:id="rId32">
+        <w:r>
+          <w:rPr>
+            <w:lang w:val="zh_TW" w:bidi="zh_TW"/>
+          </w:rPr>
+          <w:rPr>
+            <w:color w:val="0000EE"/>
+            <w:u w:val="single"/>
+          </w:rPr>
+          <w:t>申1:19</w:t>
+        </w:r>
+      </w:hyperlink>
+      <w:r>
+        <w:rPr>
+          <w:lang w:val="zh_TW" w:bidi="zh_TW"/>
+        </w:rPr>
+        <w:t>）。加低斯‧巴尼亞位於這片地域的北部邊界（</w:t>
+      </w:r>
+      <w:hyperlink r:id="rId33">
+        <w:r>
+          <w:rPr>
+            <w:lang w:val="zh_TW" w:bidi="zh_TW"/>
+          </w:rPr>
+          <w:rPr>
+            <w:color w:val="0000EE"/>
+            <w:u w:val="single"/>
+          </w:rPr>
+          <w:t>民13:26</w:t>
+        </w:r>
+      </w:hyperlink>
+      <w:r>
+        <w:rPr>
+          <w:lang w:val="zh_TW" w:bidi="zh_TW"/>
+        </w:rPr>
+        <w:t>）。以色列人在這一帶度過40年漂流中的38年。在巴蘭曠野的西南方、半島西側的山坡上，靠近三角形南端的花崗岩山地之處是汛曠野。</w:t>
+      </w:r>
+    </w:p>
+    <w:p>
+      <w:pPr/>
+      <w:r>
+        <w:rPr>
+          <w:lang w:val="zh_TW" w:bidi="zh_TW"/>
+        </w:rPr>
+      </w:r>
+      <w:r>
+        <w:rPr>
+          <w:lang w:val="zh_TW" w:bidi="zh_TW"/>
+        </w:rPr>
+        <w:t>這一地區整體而言荒涼貧瘠，但並非無法通行，也不是不能供養旅人。西部與東部邊界分布著井與泉源，彼此間距合理。地下水位相當接近地表，使人能夠挖井取水（</w:t>
+      </w:r>
+      <w:hyperlink r:id="rId34">
+        <w:r>
+          <w:rPr>
+            <w:lang w:val="zh_TW" w:bidi="zh_TW"/>
+          </w:rPr>
+          <w:rPr>
+            <w:color w:val="0000EE"/>
+            <w:u w:val="single"/>
+          </w:rPr>
+          <w:t>民20:17</w:t>
+        </w:r>
+      </w:hyperlink>
+      <w:r>
+        <w:rPr>
+          <w:lang w:val="zh_TW" w:bidi="zh_TW"/>
+        </w:rPr>
+        <w:t>，</w:t>
+      </w:r>
+      <w:hyperlink r:id="rId35">
+        <w:r>
+          <w:rPr>
+            <w:lang w:val="zh_TW" w:bidi="zh_TW"/>
+          </w:rPr>
+          <w:rPr>
+            <w:color w:val="0000EE"/>
+            <w:u w:val="single"/>
+          </w:rPr>
+          <w:t>21:16–18</w:t>
+        </w:r>
+      </w:hyperlink>
+      <w:r>
+        <w:rPr>
+          <w:lang w:val="zh_TW" w:bidi="zh_TW"/>
+        </w:rPr>
+        <w:t>）。石灰岩也能儲存大量水分（</w:t>
+      </w:r>
+      <w:hyperlink r:id="rId36">
+        <w:r>
+          <w:rPr>
+            <w:lang w:val="zh_TW" w:bidi="zh_TW"/>
+          </w:rPr>
+          <w:rPr>
+            <w:color w:val="0000EE"/>
+            <w:u w:val="single"/>
+          </w:rPr>
+          <w:t>20:11</w:t>
+        </w:r>
+      </w:hyperlink>
+      <w:r>
+        <w:rPr>
+          <w:lang w:val="zh_TW" w:bidi="zh_TW"/>
+        </w:rPr>
+        <w:t>）。除了在較為固定的溪流周圍，植被普遍稀少；在那些地方，植物與海棗樹則生長茂盛。冬季的雨季約有20天。春季時，鵪鶉（</w:t>
+      </w:r>
+      <w:hyperlink r:id="rId37">
+        <w:r>
+          <w:rPr>
+            <w:lang w:val="zh_TW" w:bidi="zh_TW"/>
+          </w:rPr>
+          <w:rPr>
+            <w:color w:val="0000EE"/>
+            <w:u w:val="single"/>
+          </w:rPr>
+          <w:t>11:31–32</w:t>
+        </w:r>
+      </w:hyperlink>
+      <w:r>
+        <w:rPr>
+          <w:lang w:val="zh_TW" w:bidi="zh_TW"/>
+        </w:rPr>
+        <w:t>）會橫越半島遷徙前往歐洲。</w:t>
+      </w:r>
+    </w:p>
+    <w:p>
+      <w:pPr>
+        <w:pStyle w:val="Heading4"/>
+      </w:pPr>
+      <w:r>
+        <w:rPr>
+          <w:lang w:val="zh_TW" w:bidi="zh_TW"/>
+        </w:rPr>
+        <w:t>以色列所面對的民族</w:t>
+      </w:r>
+    </w:p>
+    <w:p>
+      <w:pPr/>
+      <w:r>
+        <w:rPr>
+          <w:lang w:val="zh_TW" w:bidi="zh_TW"/>
+        </w:rPr>
+      </w:r>
+      <w:r>
+        <w:rPr>
+          <w:lang w:val="zh_TW" w:bidi="zh_TW"/>
+        </w:rPr>
+        <w:t>亞瑪力人與迦南人（</w:t>
+      </w:r>
+      <w:hyperlink r:id="rId38">
+        <w:r>
+          <w:rPr>
+            <w:lang w:val="zh_TW" w:bidi="zh_TW"/>
+          </w:rPr>
+          <w:rPr>
+            <w:color w:val="0000EE"/>
+            <w:u w:val="single"/>
+          </w:rPr>
+          <w:t>14:25</w:t>
+        </w:r>
+      </w:hyperlink>
+      <w:r>
+        <w:rPr>
+          <w:lang w:val="zh_TW" w:bidi="zh_TW"/>
+        </w:rPr>
+        <w:t>、</w:t>
+      </w:r>
+      <w:hyperlink r:id="rId38">
+        <w:r>
+          <w:rPr>
+            <w:lang w:val="zh_TW" w:bidi="zh_TW"/>
+          </w:rPr>
+          <w:rPr>
+            <w:color w:val="0000EE"/>
+            <w:u w:val="single"/>
+          </w:rPr>
+          <w:t>43–45</w:t>
+        </w:r>
+      </w:hyperlink>
+      <w:r>
+        <w:rPr>
+          <w:lang w:val="zh_TW" w:bidi="zh_TW"/>
+        </w:rPr>
+        <w:t>，</w:t>
+      </w:r>
+      <w:hyperlink r:id="rId39">
+        <w:r>
+          <w:rPr>
+            <w:lang w:val="zh_TW" w:bidi="zh_TW"/>
+          </w:rPr>
+          <w:rPr>
+            <w:color w:val="0000EE"/>
+            <w:u w:val="single"/>
+          </w:rPr>
+          <w:t>24:20</w:t>
+        </w:r>
+      </w:hyperlink>
+      <w:r>
+        <w:rPr>
+          <w:lang w:val="zh_TW" w:bidi="zh_TW"/>
+        </w:rPr>
+        <w:t>）</w:t>
+      </w:r>
+    </w:p>
+    <w:p>
+      <w:pPr/>
+      <w:r>
+        <w:rPr>
+          <w:lang w:val="zh_TW" w:bidi="zh_TW"/>
+        </w:rPr>
+      </w:r>
+      <w:r>
+        <w:rPr>
+          <w:lang w:val="zh_TW" w:bidi="zh_TW"/>
+        </w:rPr>
+        <w:t>亞瑪力人是亞瑪力的後裔；亞瑪力是以利法的兒子，也是以掃的孫子（</w:t>
+      </w:r>
+      <w:hyperlink r:id="rId40">
+        <w:r>
+          <w:rPr>
+            <w:lang w:val="zh_TW" w:bidi="zh_TW"/>
+          </w:rPr>
+          <w:rPr>
+            <w:color w:val="0000EE"/>
+            <w:u w:val="single"/>
+          </w:rPr>
+          <w:t>創36:12</w:t>
+        </w:r>
+      </w:hyperlink>
+      <w:r>
+        <w:rPr>
+          <w:lang w:val="zh_TW" w:bidi="zh_TW"/>
+        </w:rPr>
+        <w:t>、</w:t>
+      </w:r>
+      <w:hyperlink r:id="rId40">
+        <w:r>
+          <w:rPr>
+            <w:lang w:val="zh_TW" w:bidi="zh_TW"/>
+          </w:rPr>
+          <w:rPr>
+            <w:color w:val="0000EE"/>
+            <w:u w:val="single"/>
+          </w:rPr>
+          <w:t>16</w:t>
+        </w:r>
+      </w:hyperlink>
+      <w:r>
+        <w:rPr>
+          <w:lang w:val="zh_TW" w:bidi="zh_TW"/>
+        </w:rPr>
+        <w:t>）。他們多半過著遊牧生活。在西奈半島，亞瑪力人成為第一個與以色列爭戰的民族；雙方在利非訂交鋒（參</w:t>
+      </w:r>
+      <w:hyperlink r:id="rId39">
+        <w:r>
+          <w:rPr>
+            <w:lang w:val="zh_TW" w:bidi="zh_TW"/>
+          </w:rPr>
+          <w:rPr>
+            <w:color w:val="0000EE"/>
+            <w:u w:val="single"/>
+          </w:rPr>
+          <w:t>民24:20</w:t>
+        </w:r>
+      </w:hyperlink>
+      <w:r>
+        <w:rPr>
+          <w:lang w:val="zh_TW" w:bidi="zh_TW"/>
+        </w:rPr>
+        <w:t>），地點可能是西奈西南部的利法音谷（Wadi Refayid）（</w:t>
+      </w:r>
+      <w:hyperlink r:id="rId41">
+        <w:r>
+          <w:rPr>
+            <w:lang w:val="zh_TW" w:bidi="zh_TW"/>
+          </w:rPr>
+          <w:rPr>
+            <w:color w:val="0000EE"/>
+            <w:u w:val="single"/>
+          </w:rPr>
+          <w:t>出17:8–16</w:t>
+        </w:r>
+      </w:hyperlink>
+      <w:r>
+        <w:rPr>
+          <w:lang w:val="zh_TW" w:bidi="zh_TW"/>
+        </w:rPr>
+        <w:t>），當時以色列尚未抵達何烈山。一年之後，亞瑪力人定居在加低斯‧巴尼亞以北的山地與谷地。他們與迦南人，也就是巴勒斯坦地的居民結盟，從南方阻擋以色列進入應許之地的行動（</w:t>
+      </w:r>
+      <w:hyperlink r:id="rId42">
+        <w:r>
+          <w:rPr>
+            <w:lang w:val="zh_TW" w:bidi="zh_TW"/>
+          </w:rPr>
+          <w:rPr>
+            <w:color w:val="0000EE"/>
+            <w:u w:val="single"/>
+          </w:rPr>
+          <w:t>民14:45</w:t>
+        </w:r>
+      </w:hyperlink>
+      <w:r>
+        <w:rPr>
+          <w:lang w:val="zh_TW" w:bidi="zh_TW"/>
+        </w:rPr>
+        <w:t>）。此後多年，以色列幾乎完全喪失發動爭戰的意志。</w:t>
+      </w:r>
+    </w:p>
+    <w:p>
+      <w:pPr/>
+      <w:r>
+        <w:rPr>
+          <w:lang w:val="zh_TW" w:bidi="zh_TW"/>
+        </w:rPr>
+      </w:r>
+      <w:r>
+        <w:rPr>
+          <w:lang w:val="zh_TW" w:bidi="zh_TW"/>
+        </w:rPr>
+        <w:t>以東人（</w:t>
+      </w:r>
+      <w:hyperlink r:id="rId43">
+        <w:r>
+          <w:rPr>
+            <w:lang w:val="zh_TW" w:bidi="zh_TW"/>
+          </w:rPr>
+          <w:rPr>
+            <w:color w:val="0000EE"/>
+            <w:u w:val="single"/>
+          </w:rPr>
+          <w:t>20:14–21</w:t>
+        </w:r>
+      </w:hyperlink>
+      <w:r>
+        <w:rPr>
+          <w:lang w:val="zh_TW" w:bidi="zh_TW"/>
+        </w:rPr>
+        <w:t>，</w:t>
+      </w:r>
+      <w:hyperlink r:id="rId44">
+        <w:r>
+          <w:rPr>
+            <w:lang w:val="zh_TW" w:bidi="zh_TW"/>
+          </w:rPr>
+          <w:rPr>
+            <w:color w:val="0000EE"/>
+            <w:u w:val="single"/>
+          </w:rPr>
+          <w:t>21:4</w:t>
+        </w:r>
+      </w:hyperlink>
+      <w:r>
+        <w:rPr>
+          <w:lang w:val="zh_TW" w:bidi="zh_TW"/>
+        </w:rPr>
+        <w:t>、</w:t>
+      </w:r>
+      <w:hyperlink r:id="rId44">
+        <w:r>
+          <w:rPr>
+            <w:lang w:val="zh_TW" w:bidi="zh_TW"/>
+          </w:rPr>
+          <w:rPr>
+            <w:color w:val="0000EE"/>
+            <w:u w:val="single"/>
+          </w:rPr>
+          <w:t>10–11</w:t>
+        </w:r>
+      </w:hyperlink>
+      <w:r>
+        <w:rPr>
+          <w:lang w:val="zh_TW" w:bidi="zh_TW"/>
+        </w:rPr>
+        <w:t>）</w:t>
+      </w:r>
+    </w:p>
+    <w:p>
+      <w:pPr/>
+      <w:r>
+        <w:rPr>
+          <w:lang w:val="zh_TW" w:bidi="zh_TW"/>
+        </w:rPr>
+      </w:r>
+      <w:r>
+        <w:rPr>
+          <w:lang w:val="zh_TW" w:bidi="zh_TW"/>
+        </w:rPr>
+        <w:t>以東又稱西珥 （</w:t>
+      </w:r>
+      <w:hyperlink r:id="rId45">
+        <w:r>
+          <w:rPr>
+            <w:lang w:val="zh_TW" w:bidi="zh_TW"/>
+          </w:rPr>
+          <w:rPr>
+            <w:color w:val="0000EE"/>
+            <w:u w:val="single"/>
+          </w:rPr>
+          <w:t>24:18</w:t>
+        </w:r>
+      </w:hyperlink>
+      <w:r>
+        <w:rPr>
+          <w:lang w:val="zh_TW" w:bidi="zh_TW"/>
+        </w:rPr>
+        <w:t>），位於死海南方，是以掃後裔所居住的地區。這片土地是從北界的撒烈溪谷延伸開來（</w:t>
+      </w:r>
+      <w:hyperlink r:id="rId46">
+        <w:r>
+          <w:rPr>
+            <w:lang w:val="zh_TW" w:bidi="zh_TW"/>
+          </w:rPr>
+          <w:rPr>
+            <w:color w:val="0000EE"/>
+            <w:u w:val="single"/>
+          </w:rPr>
+          <w:t>21:12</w:t>
+        </w:r>
+      </w:hyperlink>
+      <w:r>
+        <w:rPr>
+          <w:lang w:val="zh_TW" w:bidi="zh_TW"/>
+        </w:rPr>
+        <w:t>），該溪谷流入死海南端，向南約100英里（160.9公里）直到亞喀巴灣。其疆域橫跨亞拉巴的兩側，而加低斯‧巴尼亞則位於其西界的邊緣（</w:t>
+      </w:r>
+      <w:hyperlink r:id="rId47">
+        <w:r>
+          <w:rPr>
+            <w:lang w:val="zh_TW" w:bidi="zh_TW"/>
+          </w:rPr>
+          <w:rPr>
+            <w:color w:val="0000EE"/>
+            <w:u w:val="single"/>
+          </w:rPr>
+          <w:t>20:16</w:t>
+        </w:r>
+      </w:hyperlink>
+      <w:r>
+        <w:rPr>
+          <w:lang w:val="zh_TW" w:bidi="zh_TW"/>
+        </w:rPr>
+        <w:t>），全境面積約4,000平方英里（10,360平方公里）。這是一片崎嶇的山地，高峰可達3,500英尺（1,066.8公尺）。一條稱為「大道」的古老商道，從大馬士革經過約旦河東通往亞喀巴灣，穿越以東的領土與主要城邑，包括波斯拉和利曼（Leman）。雖然以東土地不算肥沃，但仍有可以耕種的地區（</w:t>
+      </w:r>
+      <w:hyperlink r:id="rId48">
+        <w:r>
+          <w:rPr>
+            <w:lang w:val="zh_TW" w:bidi="zh_TW"/>
+          </w:rPr>
+          <w:rPr>
+            <w:color w:val="0000EE"/>
+            <w:u w:val="single"/>
+          </w:rPr>
+          <w:t>20:17–19</w:t>
+        </w:r>
+      </w:hyperlink>
+      <w:r>
+        <w:rPr>
+          <w:lang w:val="zh_TW" w:bidi="zh_TW"/>
+        </w:rPr>
+        <w:t>）。</w:t>
+      </w:r>
+    </w:p>
+    <w:p>
+      <w:pPr/>
+      <w:r>
+        <w:rPr>
+          <w:lang w:val="zh_TW" w:bidi="zh_TW"/>
+        </w:rPr>
+      </w:r>
+      <w:r>
+        <w:rPr>
+          <w:lang w:val="zh_TW" w:bidi="zh_TW"/>
+        </w:rPr>
+        <w:t>在以色列前往外約旦河地區途中，以東拒絕讓以色列從加低斯直接向東穿越其境，迫使以色列向東南轉入亞拉巴，並沿著亞拉巴上行（</w:t>
+      </w:r>
+      <w:hyperlink r:id="rId49">
+        <w:r>
+          <w:rPr>
+            <w:lang w:val="zh_TW" w:bidi="zh_TW"/>
+          </w:rPr>
+          <w:rPr>
+            <w:color w:val="0000EE"/>
+            <w:u w:val="single"/>
+          </w:rPr>
+          <w:t>21:4</w:t>
+        </w:r>
+      </w:hyperlink>
+      <w:r>
+        <w:rPr>
+          <w:lang w:val="zh_TW" w:bidi="zh_TW"/>
+        </w:rPr>
+        <w:t>、</w:t>
+      </w:r>
+      <w:hyperlink r:id="rId49">
+        <w:r>
+          <w:rPr>
+            <w:lang w:val="zh_TW" w:bidi="zh_TW"/>
+          </w:rPr>
+          <w:rPr>
+            <w:color w:val="0000EE"/>
+            <w:u w:val="single"/>
+          </w:rPr>
+          <w:t>11</w:t>
+        </w:r>
+      </w:hyperlink>
+      <w:r>
+        <w:rPr>
+          <w:lang w:val="zh_TW" w:bidi="zh_TW"/>
+        </w:rPr>
+        <w:t>）。儘管以東對神的百姓表現出敵意，神仍然禁止以色列出兵攻擊他們（</w:t>
+      </w:r>
+      <w:hyperlink r:id="rId50">
+        <w:r>
+          <w:rPr>
+            <w:lang w:val="zh_TW" w:bidi="zh_TW"/>
+          </w:rPr>
+          <w:rPr>
+            <w:color w:val="0000EE"/>
+            <w:u w:val="single"/>
+          </w:rPr>
+          <w:t>申2:2–8</w:t>
+        </w:r>
+      </w:hyperlink>
+      <w:r>
+        <w:rPr>
+          <w:lang w:val="zh_TW" w:bidi="zh_TW"/>
+        </w:rPr>
+        <w:t>），也吩咐以色列不可憎惡以東人（</w:t>
+      </w:r>
+      <w:hyperlink r:id="rId51">
+        <w:r>
+          <w:rPr>
+            <w:lang w:val="zh_TW" w:bidi="zh_TW"/>
+          </w:rPr>
+          <w:rPr>
+            <w:color w:val="0000EE"/>
+            <w:u w:val="single"/>
+          </w:rPr>
+          <w:t>23:7</w:t>
+        </w:r>
+      </w:hyperlink>
+      <w:r>
+        <w:rPr>
+          <w:lang w:val="zh_TW" w:bidi="zh_TW"/>
+        </w:rPr>
+        <w:t>），因此，在以色列征服那地的過程中，以東免於遭到毀滅。後來，大衛照著巴蘭的預言（</w:t>
+      </w:r>
+      <w:hyperlink r:id="rId45">
+        <w:r>
+          <w:rPr>
+            <w:lang w:val="zh_TW" w:bidi="zh_TW"/>
+          </w:rPr>
+          <w:rPr>
+            <w:color w:val="0000EE"/>
+            <w:u w:val="single"/>
+          </w:rPr>
+          <w:t>民24:18</w:t>
+        </w:r>
+      </w:hyperlink>
+      <w:r>
+        <w:rPr>
+          <w:lang w:val="zh_TW" w:bidi="zh_TW"/>
+        </w:rPr>
+        <w:t>），征服了這片地區（</w:t>
+      </w:r>
+      <w:hyperlink r:id="rId52">
+        <w:r>
+          <w:rPr>
+            <w:lang w:val="zh_TW" w:bidi="zh_TW"/>
+          </w:rPr>
+          <w:rPr>
+            <w:color w:val="0000EE"/>
+            <w:u w:val="single"/>
+          </w:rPr>
+          <w:t>撒下8:13–14</w:t>
+        </w:r>
+      </w:hyperlink>
+      <w:r>
+        <w:rPr>
+          <w:lang w:val="zh_TW" w:bidi="zh_TW"/>
+        </w:rPr>
+        <w:t>）。</w:t>
+      </w:r>
+    </w:p>
+    <w:p>
+      <w:pPr/>
+      <w:r>
+        <w:rPr>
+          <w:lang w:val="zh_TW" w:bidi="zh_TW"/>
+        </w:rPr>
+      </w:r>
+      <w:r>
+        <w:rPr>
+          <w:lang w:val="zh_TW" w:bidi="zh_TW"/>
+        </w:rPr>
+        <w:t>亞拉得（</w:t>
+      </w:r>
+      <w:hyperlink r:id="rId53">
+        <w:r>
+          <w:rPr>
+            <w:lang w:val="zh_TW" w:bidi="zh_TW"/>
+          </w:rPr>
+          <w:rPr>
+            <w:color w:val="0000EE"/>
+            <w:u w:val="single"/>
+          </w:rPr>
+          <w:t>21:1–3</w:t>
+        </w:r>
+      </w:hyperlink>
+      <w:r>
+        <w:rPr>
+          <w:lang w:val="zh_TW" w:bidi="zh_TW"/>
+        </w:rPr>
+        <w:t>）</w:t>
+      </w:r>
+    </w:p>
+    <w:p>
+      <w:pPr/>
+      <w:r>
+        <w:rPr>
+          <w:lang w:val="zh_TW" w:bidi="zh_TW"/>
+        </w:rPr>
+      </w:r>
+      <w:r>
+        <w:rPr>
+          <w:lang w:val="zh_TW" w:bidi="zh_TW"/>
+        </w:rPr>
+        <w:t>亞拉得是位於迦南南部的南地的一處聚落。其王曾與以色列爭戰，並擄走一些人；後來以色列人在何珥瑪擊敗他們。</w:t>
+      </w:r>
+    </w:p>
+    <w:p>
+      <w:pPr/>
+      <w:r>
+        <w:rPr>
+          <w:lang w:val="zh_TW" w:bidi="zh_TW"/>
+        </w:rPr>
+      </w:r>
+      <w:r>
+        <w:rPr>
+          <w:lang w:val="zh_TW" w:bidi="zh_TW"/>
+        </w:rPr>
+        <w:t>摩押人（</w:t>
+      </w:r>
+      <w:hyperlink r:id="rId54">
+        <w:r>
+          <w:rPr>
+            <w:lang w:val="zh_TW" w:bidi="zh_TW"/>
+          </w:rPr>
+          <w:rPr>
+            <w:color w:val="0000EE"/>
+            <w:u w:val="single"/>
+          </w:rPr>
+          <w:t>21:11–15</w:t>
+        </w:r>
+      </w:hyperlink>
+      <w:r>
+        <w:rPr>
+          <w:lang w:val="zh_TW" w:bidi="zh_TW"/>
+        </w:rPr>
+        <w:t>，</w:t>
+      </w:r>
+      <w:hyperlink r:id="rId55">
+        <w:r>
+          <w:rPr>
+            <w:lang w:val="zh_TW" w:bidi="zh_TW"/>
+          </w:rPr>
+          <w:rPr>
+            <w:color w:val="0000EE"/>
+            <w:u w:val="single"/>
+          </w:rPr>
+          <w:t>22:1–24:25</w:t>
+        </w:r>
+      </w:hyperlink>
+      <w:r>
+        <w:rPr>
+          <w:lang w:val="zh_TW" w:bidi="zh_TW"/>
+        </w:rPr>
+        <w:t>）</w:t>
+      </w:r>
+    </w:p>
+    <w:p>
+      <w:pPr/>
+      <w:r>
+        <w:rPr>
+          <w:lang w:val="zh_TW" w:bidi="zh_TW"/>
+        </w:rPr>
+      </w:r>
+      <w:r>
+        <w:rPr>
+          <w:lang w:val="zh_TW" w:bidi="zh_TW"/>
+        </w:rPr>
+        <w:t>羅得的後裔居住在摩押地（</w:t>
+      </w:r>
+      <w:hyperlink r:id="rId56">
+        <w:r>
+          <w:rPr>
+            <w:lang w:val="zh_TW" w:bidi="zh_TW"/>
+          </w:rPr>
+          <w:rPr>
+            <w:color w:val="0000EE"/>
+            <w:u w:val="single"/>
+          </w:rPr>
+          <w:t>創19:37</w:t>
+        </w:r>
+      </w:hyperlink>
+      <w:r>
+        <w:rPr>
+          <w:lang w:val="zh_TW" w:bidi="zh_TW"/>
+        </w:rPr>
+        <w:t>），它位於死海以東，主要介於亞嫩谷（</w:t>
+      </w:r>
+      <w:hyperlink r:id="rId57">
+        <w:r>
+          <w:rPr>
+            <w:lang w:val="zh_TW" w:bidi="zh_TW"/>
+          </w:rPr>
+          <w:rPr>
+            <w:color w:val="0000EE"/>
+            <w:u w:val="single"/>
+          </w:rPr>
+          <w:t>民21:13</w:t>
+        </w:r>
+      </w:hyperlink>
+      <w:r>
+        <w:rPr>
+          <w:lang w:val="zh_TW" w:bidi="zh_TW"/>
+        </w:rPr>
+        <w:t>）與撒烈谷之間，土地面積約1,400平方英里（3,626平方公里）。</w:t>
+      </w:r>
+    </w:p>
+    <w:p>
+      <w:pPr/>
+      <w:r>
+        <w:rPr>
+          <w:lang w:val="zh_TW" w:bidi="zh_TW"/>
+        </w:rPr>
+      </w:r>
+      <w:r>
+        <w:rPr>
+          <w:lang w:val="zh_TW" w:bidi="zh_TW"/>
+        </w:rPr>
+        <w:t>在青銅器時代中後期，摩押人已經越過他們原有的高原向北擴展勢力，越過亞嫩，一直延伸到死海的北端（</w:t>
+      </w:r>
+      <w:hyperlink r:id="rId58">
+        <w:r>
+          <w:rPr>
+            <w:lang w:val="zh_TW" w:bidi="zh_TW"/>
+          </w:rPr>
+          <w:rPr>
+            <w:color w:val="0000EE"/>
+            <w:u w:val="single"/>
+          </w:rPr>
+          <w:t>21:20</w:t>
+        </w:r>
+      </w:hyperlink>
+      <w:r>
+        <w:rPr>
+          <w:lang w:val="zh_TW" w:bidi="zh_TW"/>
+        </w:rPr>
+        <w:t>）。然而，在民數記所記載的時期，亞摩利人佔據了從亞嫩一直向北直到雅博谷的地區（</w:t>
+      </w:r>
+      <w:hyperlink r:id="rId57">
+        <w:r>
+          <w:rPr>
+            <w:lang w:val="zh_TW" w:bidi="zh_TW"/>
+          </w:rPr>
+          <w:rPr>
+            <w:color w:val="0000EE"/>
+            <w:u w:val="single"/>
+          </w:rPr>
+          <w:t>13</w:t>
+        </w:r>
+      </w:hyperlink>
+      <w:r>
+        <w:rPr>
+          <w:lang w:val="zh_TW" w:bidi="zh_TW"/>
+        </w:rPr>
+        <w:t>、</w:t>
+      </w:r>
+      <w:hyperlink r:id="rId59">
+        <w:r>
+          <w:rPr>
+            <w:lang w:val="zh_TW" w:bidi="zh_TW"/>
+          </w:rPr>
+          <w:rPr>
+            <w:color w:val="0000EE"/>
+            <w:u w:val="single"/>
+          </w:rPr>
+          <w:t>21–24</w:t>
+        </w:r>
+      </w:hyperlink>
+      <w:r>
+        <w:rPr>
+          <w:lang w:val="zh_TW" w:bidi="zh_TW"/>
+        </w:rPr>
+        <w:t>節），因為他們先前已從摩押手中奪取了這片土地（</w:t>
+      </w:r>
+      <w:hyperlink r:id="rId60">
+        <w:r>
+          <w:rPr>
+            <w:lang w:val="zh_TW" w:bidi="zh_TW"/>
+          </w:rPr>
+          <w:rPr>
+            <w:color w:val="0000EE"/>
+            <w:u w:val="single"/>
+          </w:rPr>
+          <w:t>26–30</w:t>
+        </w:r>
+      </w:hyperlink>
+      <w:r>
+        <w:rPr>
+          <w:lang w:val="zh_TW" w:bidi="zh_TW"/>
+        </w:rPr>
+        <w:t>節）。摩押王國的組織相當完善，其發展了農業與畜牧業、建造了華美的建築、製作出具有特色的陶器，並在邊界周圍設立堅固的防禦工事。摩押所事奉的神是基抹（</w:t>
+      </w:r>
+      <w:hyperlink r:id="rId61">
+        <w:r>
+          <w:rPr>
+            <w:lang w:val="zh_TW" w:bidi="zh_TW"/>
+          </w:rPr>
+          <w:rPr>
+            <w:color w:val="0000EE"/>
+            <w:u w:val="single"/>
+          </w:rPr>
+          <w:t>29</w:t>
+        </w:r>
+      </w:hyperlink>
+      <w:r>
+        <w:rPr>
+          <w:lang w:val="zh_TW" w:bidi="zh_TW"/>
+        </w:rPr>
+        <w:t>節）。</w:t>
+      </w:r>
+    </w:p>
+    <w:p>
+      <w:pPr/>
+      <w:r>
+        <w:rPr>
+          <w:lang w:val="zh_TW" w:bidi="zh_TW"/>
+        </w:rPr>
+      </w:r>
+      <w:r>
+        <w:rPr>
+          <w:lang w:val="zh_TW" w:bidi="zh_TW"/>
+        </w:rPr>
+        <w:t>在征服時期，摩押王巴勒與米甸結盟，並雇用巴蘭來咒詛以色列（</w:t>
+      </w:r>
+      <w:hyperlink r:id="rId55">
+        <w:r>
+          <w:rPr>
+            <w:lang w:val="zh_TW" w:bidi="zh_TW"/>
+          </w:rPr>
+          <w:rPr>
+            <w:color w:val="0000EE"/>
+            <w:u w:val="single"/>
+          </w:rPr>
+          <w:t>22–24</w:t>
+        </w:r>
+      </w:hyperlink>
+      <w:r>
+        <w:rPr>
+          <w:lang w:val="zh_TW" w:bidi="zh_TW"/>
+        </w:rPr>
+        <w:t>章）。這個計謀失敗之後，這兩個外邦勢力轉而以另一種方式對付以色列，就是引誘神的百姓去敬拜基抹，陷入拜偶像的罪中（</w:t>
+      </w:r>
+      <w:hyperlink r:id="rId62">
+        <w:r>
+          <w:rPr>
+            <w:lang w:val="zh_TW" w:bidi="zh_TW"/>
+          </w:rPr>
+          <w:rPr>
+            <w:color w:val="0000EE"/>
+            <w:u w:val="single"/>
+          </w:rPr>
+          <w:t>25:1–2</w:t>
+        </w:r>
+      </w:hyperlink>
+      <w:r>
+        <w:rPr>
+          <w:lang w:val="zh_TW" w:bidi="zh_TW"/>
+        </w:rPr>
+        <w:t>）。以色列在隨後爆發的戰爭中，擊敗了米甸（</w:t>
+      </w:r>
+      <w:hyperlink r:id="rId63">
+        <w:r>
+          <w:rPr>
+            <w:lang w:val="zh_TW" w:bidi="zh_TW"/>
+          </w:rPr>
+          <w:rPr>
+            <w:color w:val="0000EE"/>
+            <w:u w:val="single"/>
+          </w:rPr>
+          <w:t>31:1–18</w:t>
+        </w:r>
+      </w:hyperlink>
+      <w:r>
+        <w:rPr>
+          <w:lang w:val="zh_TW" w:bidi="zh_TW"/>
+        </w:rPr>
+        <w:t>），但神明確地吩咐以色列不可攻擊摩押，因此以色列沒有攻擊摩押（</w:t>
+      </w:r>
+      <w:hyperlink r:id="rId64">
+        <w:r>
+          <w:rPr>
+            <w:lang w:val="zh_TW" w:bidi="zh_TW"/>
+          </w:rPr>
+          <w:rPr>
+            <w:color w:val="0000EE"/>
+            <w:u w:val="single"/>
+          </w:rPr>
+          <w:t>申2:9–13</w:t>
+        </w:r>
+      </w:hyperlink>
+      <w:r>
+        <w:rPr>
+          <w:lang w:val="zh_TW" w:bidi="zh_TW"/>
+        </w:rPr>
+        <w:t>）。然而，正如巴蘭先前所預言的那樣（</w:t>
+      </w:r>
+      <w:hyperlink r:id="rId65">
+        <w:r>
+          <w:rPr>
+            <w:lang w:val="zh_TW" w:bidi="zh_TW"/>
+          </w:rPr>
+          <w:rPr>
+            <w:color w:val="0000EE"/>
+            <w:u w:val="single"/>
+          </w:rPr>
+          <w:t>民24:17</w:t>
+        </w:r>
+      </w:hyperlink>
+      <w:r>
+        <w:rPr>
+          <w:lang w:val="zh_TW" w:bidi="zh_TW"/>
+        </w:rPr>
+        <w:t>），到了公元前11世紀，大衛出兵攻擊並擊敗了摩押（</w:t>
+      </w:r>
+      <w:hyperlink r:id="rId66">
+        <w:r>
+          <w:rPr>
+            <w:lang w:val="zh_TW" w:bidi="zh_TW"/>
+          </w:rPr>
+          <w:rPr>
+            <w:color w:val="0000EE"/>
+            <w:u w:val="single"/>
+          </w:rPr>
+          <w:t>撒下8:2</w:t>
+        </w:r>
+      </w:hyperlink>
+      <w:r>
+        <w:rPr>
+          <w:lang w:val="zh_TW" w:bidi="zh_TW"/>
+        </w:rPr>
+        <w:t>、</w:t>
+      </w:r>
+      <w:hyperlink r:id="rId66">
+        <w:r>
+          <w:rPr>
+            <w:lang w:val="zh_TW" w:bidi="zh_TW"/>
+          </w:rPr>
+          <w:rPr>
+            <w:color w:val="0000EE"/>
+            <w:u w:val="single"/>
+          </w:rPr>
+          <w:t>13–14</w:t>
+        </w:r>
+      </w:hyperlink>
+      <w:r>
+        <w:rPr>
+          <w:lang w:val="zh_TW" w:bidi="zh_TW"/>
+        </w:rPr>
+        <w:t>）。</w:t>
+      </w:r>
+    </w:p>
+    <w:p>
+      <w:pPr/>
+      <w:r>
+        <w:rPr>
+          <w:lang w:val="zh_TW" w:bidi="zh_TW"/>
+        </w:rPr>
+      </w:r>
+      <w:r>
+        <w:rPr>
+          <w:lang w:val="zh_TW" w:bidi="zh_TW"/>
+        </w:rPr>
+        <w:t>亞摩利人（</w:t>
+      </w:r>
+      <w:hyperlink r:id="rId67">
+        <w:r>
+          <w:rPr>
+            <w:lang w:val="zh_TW" w:bidi="zh_TW"/>
+          </w:rPr>
+          <w:rPr>
+            <w:color w:val="0000EE"/>
+            <w:u w:val="single"/>
+          </w:rPr>
+          <w:t>21:21–35</w:t>
+        </w:r>
+      </w:hyperlink>
+      <w:r>
+        <w:rPr>
+          <w:lang w:val="zh_TW" w:bidi="zh_TW"/>
+        </w:rPr>
+        <w:t>）</w:t>
+      </w:r>
+    </w:p>
+    <w:p>
+      <w:pPr/>
+      <w:r>
+        <w:rPr>
+          <w:lang w:val="zh_TW" w:bidi="zh_TW"/>
+        </w:rPr>
+      </w:r>
+      <w:r>
+        <w:rPr>
+          <w:lang w:val="zh_TW" w:bidi="zh_TW"/>
+        </w:rPr>
+        <w:t>亞摩利人曾佔據摩押北部的領土（</w:t>
+      </w:r>
+      <w:hyperlink r:id="rId68">
+        <w:r>
+          <w:rPr>
+            <w:lang w:val="zh_TW" w:bidi="zh_TW"/>
+          </w:rPr>
+          <w:rPr>
+            <w:color w:val="0000EE"/>
+            <w:u w:val="single"/>
+          </w:rPr>
+          <w:t>民21:25–30</w:t>
+        </w:r>
+      </w:hyperlink>
+      <w:r>
+        <w:rPr>
+          <w:lang w:val="zh_TW" w:bidi="zh_TW"/>
+        </w:rPr>
+        <w:t>），他們是迦南的後裔（</w:t>
+      </w:r>
+      <w:hyperlink r:id="rId69">
+        <w:r>
+          <w:rPr>
+            <w:lang w:val="zh_TW" w:bidi="zh_TW"/>
+          </w:rPr>
+          <w:rPr>
+            <w:color w:val="0000EE"/>
+            <w:u w:val="single"/>
+          </w:rPr>
+          <w:t>創10:16</w:t>
+        </w:r>
+      </w:hyperlink>
+      <w:r>
+        <w:rPr>
+          <w:lang w:val="zh_TW" w:bidi="zh_TW"/>
+        </w:rPr>
+        <w:t>），分散居住在約旦河兩岸的山地。希實本是他們的都城。希實本王西宏和巴珊王噩，都是亞摩利人的君王（</w:t>
+      </w:r>
+      <w:hyperlink r:id="rId70">
+        <w:r>
+          <w:rPr>
+            <w:lang w:val="zh_TW" w:bidi="zh_TW"/>
+          </w:rPr>
+          <w:rPr>
+            <w:color w:val="0000EE"/>
+            <w:u w:val="single"/>
+          </w:rPr>
+          <w:t>申3:8</w:t>
+        </w:r>
+      </w:hyperlink>
+      <w:r>
+        <w:rPr>
+          <w:lang w:val="zh_TW" w:bidi="zh_TW"/>
+        </w:rPr>
+        <w:t>）。</w:t>
+      </w:r>
+    </w:p>
+    <w:p>
+      <w:pPr/>
+      <w:r>
+        <w:rPr>
+          <w:lang w:val="zh_TW" w:bidi="zh_TW"/>
+        </w:rPr>
+      </w:r>
+      <w:r>
+        <w:rPr>
+          <w:lang w:val="zh_TW" w:bidi="zh_TW"/>
+        </w:rPr>
+        <w:t>巴珊（</w:t>
+      </w:r>
+      <w:hyperlink r:id="rId71">
+        <w:r>
+          <w:rPr>
+            <w:lang w:val="zh_TW" w:bidi="zh_TW"/>
+          </w:rPr>
+          <w:rPr>
+            <w:color w:val="0000EE"/>
+            <w:u w:val="single"/>
+          </w:rPr>
+          <w:t>民21:33–35</w:t>
+        </w:r>
+      </w:hyperlink>
+      <w:r>
+        <w:rPr>
+          <w:lang w:val="zh_TW" w:bidi="zh_TW"/>
+        </w:rPr>
+        <w:t>；參</w:t>
+      </w:r>
+      <w:hyperlink r:id="rId72">
+        <w:r>
+          <w:rPr>
+            <w:lang w:val="zh_TW" w:bidi="zh_TW"/>
+          </w:rPr>
+          <w:rPr>
+            <w:color w:val="0000EE"/>
+            <w:u w:val="single"/>
+          </w:rPr>
+          <w:t>申1:4</w:t>
+        </w:r>
+      </w:hyperlink>
+      <w:r>
+        <w:rPr>
+          <w:lang w:val="zh_TW" w:bidi="zh_TW"/>
+        </w:rPr>
+        <w:t>，</w:t>
+      </w:r>
+      <w:hyperlink r:id="rId73">
+        <w:r>
+          <w:rPr>
+            <w:lang w:val="zh_TW" w:bidi="zh_TW"/>
+          </w:rPr>
+          <w:rPr>
+            <w:color w:val="0000EE"/>
+            <w:u w:val="single"/>
+          </w:rPr>
+          <w:t>3:1–12</w:t>
+        </w:r>
+      </w:hyperlink>
+      <w:r>
+        <w:rPr>
+          <w:lang w:val="zh_TW" w:bidi="zh_TW"/>
+        </w:rPr>
+        <w:t>）是一片肥美的牧放之地（</w:t>
+      </w:r>
+      <w:hyperlink r:id="rId74">
+        <w:r>
+          <w:rPr>
+            <w:lang w:val="zh_TW" w:bidi="zh_TW"/>
+          </w:rPr>
+          <w:rPr>
+            <w:color w:val="0000EE"/>
+            <w:u w:val="single"/>
+          </w:rPr>
+          <w:t>民32:1–5</w:t>
+        </w:r>
+      </w:hyperlink>
+      <w:r>
+        <w:rPr>
+          <w:lang w:val="zh_TW" w:bidi="zh_TW"/>
+        </w:rPr>
+        <w:t>），位於基尼烈海（Sea of Kinnereth）（加利利）以東；其北界延伸到黑門山，南界通常以雅穆河（river Yarmuk）為界，但在摩西時期則是以雅博谷為界（</w:t>
+      </w:r>
+      <w:hyperlink r:id="rId75">
+        <w:r>
+          <w:rPr>
+            <w:lang w:val="zh_TW" w:bidi="zh_TW"/>
+          </w:rPr>
+          <w:rPr>
+            <w:color w:val="0000EE"/>
+            <w:u w:val="single"/>
+          </w:rPr>
+          <w:t>書12:4–5</w:t>
+        </w:r>
+      </w:hyperlink>
+      <w:r>
+        <w:rPr>
+          <w:lang w:val="zh_TW" w:bidi="zh_TW"/>
+        </w:rPr>
+        <w:t>）。這片土地的面積約5,000平方英里（12,950平方公里）。主要城邑包括亞斯他錄、以得來和哥蘭。征服那地之後，這片區域分給了瑪拿西半個支派；迦得支派佔據基列南部，而呂便支派則取得直到亞嫩谷以南的地區。</w:t>
+      </w:r>
+    </w:p>
+    <w:p>
+      <w:pPr/>
+      <w:r>
+        <w:rPr>
+          <w:lang w:val="zh_TW" w:bidi="zh_TW"/>
+        </w:rPr>
+      </w:r>
+      <w:r>
+        <w:rPr>
+          <w:lang w:val="zh_TW" w:bidi="zh_TW"/>
+        </w:rPr>
+        <w:t>米甸人（</w:t>
+      </w:r>
+      <w:hyperlink r:id="rId76">
+        <w:r>
+          <w:rPr>
+            <w:lang w:val="zh_TW" w:bidi="zh_TW"/>
+          </w:rPr>
+          <w:rPr>
+            <w:color w:val="0000EE"/>
+            <w:u w:val="single"/>
+          </w:rPr>
+          <w:t>25:16–18</w:t>
+        </w:r>
+      </w:hyperlink>
+      <w:r>
+        <w:rPr>
+          <w:lang w:val="zh_TW" w:bidi="zh_TW"/>
+        </w:rPr>
+        <w:t>，</w:t>
+      </w:r>
+      <w:hyperlink r:id="rId77">
+        <w:r>
+          <w:rPr>
+            <w:lang w:val="zh_TW" w:bidi="zh_TW"/>
+          </w:rPr>
+          <w:rPr>
+            <w:color w:val="0000EE"/>
+            <w:u w:val="single"/>
+          </w:rPr>
+          <w:t>31:1–54</w:t>
+        </w:r>
+      </w:hyperlink>
+      <w:r>
+        <w:rPr>
+          <w:lang w:val="zh_TW" w:bidi="zh_TW"/>
+        </w:rPr>
+        <w:t>）</w:t>
+      </w:r>
+    </w:p>
+    <w:p>
+      <w:pPr/>
+      <w:r>
+        <w:rPr>
+          <w:lang w:val="zh_TW" w:bidi="zh_TW"/>
+        </w:rPr>
+      </w:r>
+      <w:r>
+        <w:rPr>
+          <w:lang w:val="zh_TW" w:bidi="zh_TW"/>
+        </w:rPr>
+        <w:t>米甸人是亞伯拉罕與妾基土拉所生的後裔（</w:t>
+      </w:r>
+      <w:hyperlink r:id="rId78">
+        <w:r>
+          <w:rPr>
+            <w:lang w:val="zh_TW" w:bidi="zh_TW"/>
+          </w:rPr>
+          <w:rPr>
+            <w:color w:val="0000EE"/>
+            <w:u w:val="single"/>
+          </w:rPr>
+          <w:t>創25:2</w:t>
+        </w:r>
+      </w:hyperlink>
+      <w:r>
+        <w:rPr>
+          <w:lang w:val="zh_TW" w:bidi="zh_TW"/>
+        </w:rPr>
+        <w:t>），他們是曠野的居民，居住在約旦河東的曠野地帶，範圍從摩押延伸到以東南部的地區。摩押與米甸的長老曾一同雇用巴蘭來咒詛以色列（</w:t>
+      </w:r>
+      <w:hyperlink r:id="rId79">
+        <w:r>
+          <w:rPr>
+            <w:lang w:val="zh_TW" w:bidi="zh_TW"/>
+          </w:rPr>
+          <w:rPr>
+            <w:color w:val="0000EE"/>
+            <w:u w:val="single"/>
+          </w:rPr>
+          <w:t>民22:4–7</w:t>
+        </w:r>
+      </w:hyperlink>
+      <w:r>
+        <w:rPr>
+          <w:lang w:val="zh_TW" w:bidi="zh_TW"/>
+        </w:rPr>
+        <w:t>）。後來，這個計謀失敗，米甸人又再次聯同摩押，引誘以色列陷入拜偶像與淫亂之中（</w:t>
+      </w:r>
+      <w:hyperlink r:id="rId80">
+        <w:r>
+          <w:rPr>
+            <w:lang w:val="zh_TW" w:bidi="zh_TW"/>
+          </w:rPr>
+          <w:rPr>
+            <w:color w:val="0000EE"/>
+            <w:u w:val="single"/>
+          </w:rPr>
+          <w:t>25:1–6</w:t>
+        </w:r>
+      </w:hyperlink>
+      <w:r>
+        <w:rPr>
+          <w:lang w:val="zh_TW" w:bidi="zh_TW"/>
+        </w:rPr>
+        <w:t>、</w:t>
+      </w:r>
+      <w:hyperlink r:id="rId80">
+        <w:r>
+          <w:rPr>
+            <w:lang w:val="zh_TW" w:bidi="zh_TW"/>
+          </w:rPr>
+          <w:rPr>
+            <w:color w:val="0000EE"/>
+            <w:u w:val="single"/>
+          </w:rPr>
+          <w:t>14–15</w:t>
+        </w:r>
+      </w:hyperlink>
+      <w:r>
+        <w:rPr>
+          <w:lang w:val="zh_TW" w:bidi="zh_TW"/>
+        </w:rPr>
+        <w:t>）。哥斯比是那名因行惡而被處死的米甸女子（</w:t>
+      </w:r>
+      <w:hyperlink r:id="rId81">
+        <w:r>
+          <w:rPr>
+            <w:lang w:val="zh_TW" w:bidi="zh_TW"/>
+          </w:rPr>
+          <w:rPr>
+            <w:color w:val="0000EE"/>
+            <w:u w:val="single"/>
+          </w:rPr>
+          <w:t>25:8</w:t>
+        </w:r>
+      </w:hyperlink>
+      <w:r>
+        <w:rPr>
+          <w:lang w:val="zh_TW" w:bidi="zh_TW"/>
+        </w:rPr>
+        <w:t>），她是蘇珥的女兒。蘇珥是五個米甸王之一，這些王曾與亞摩利王西宏結盟（</w:t>
+      </w:r>
+      <w:hyperlink r:id="rId82">
+        <w:r>
+          <w:rPr>
+            <w:lang w:val="zh_TW" w:bidi="zh_TW"/>
+          </w:rPr>
+          <w:rPr>
+            <w:color w:val="0000EE"/>
+            <w:u w:val="single"/>
+          </w:rPr>
+          <w:t>書13:21</w:t>
+        </w:r>
+      </w:hyperlink>
+      <w:r>
+        <w:rPr>
+          <w:lang w:val="zh_TW" w:bidi="zh_TW"/>
+        </w:rPr>
+        <w:t>），後來在以色列對米甸所發動的聖戰中喪命（</w:t>
+      </w:r>
+      <w:hyperlink r:id="rId83">
+        <w:r>
+          <w:rPr>
+            <w:lang w:val="zh_TW" w:bidi="zh_TW"/>
+          </w:rPr>
+          <w:rPr>
+            <w:color w:val="0000EE"/>
+            <w:u w:val="single"/>
+          </w:rPr>
+          <w:t>民31:8</w:t>
+        </w:r>
+      </w:hyperlink>
+      <w:r>
+        <w:rPr>
+          <w:lang w:val="zh_TW" w:bidi="zh_TW"/>
+        </w:rPr>
+        <w:t>）。這場與米甸的爭戰顯然粉碎了亞摩利人殘存的抵抗，因為</w:t>
+      </w:r>
+      <w:hyperlink r:id="rId84">
+        <w:r>
+          <w:rPr>
+            <w:lang w:val="zh_TW" w:bidi="zh_TW"/>
+          </w:rPr>
+          <w:rPr>
+            <w:color w:val="0000EE"/>
+            <w:u w:val="single"/>
+          </w:rPr>
+          <w:t>約書亞記十三章15至23節</w:t>
+        </w:r>
+      </w:hyperlink>
+      <w:r>
+        <w:rPr>
+          <w:lang w:val="zh_TW" w:bidi="zh_TW"/>
+        </w:rPr>
+        <w:t>中清楚指出，其結果是呂便支派佔據了這片土地。</w:t>
+      </w:r>
+    </w:p>
+    <w:p>
+      <w:pPr>
+        <w:pStyle w:val="Heading3"/>
+      </w:pPr>
+      <w:r>
+        <w:rPr>
+          <w:lang w:val="zh_TW" w:bidi="zh_TW"/>
+        </w:rPr>
+        <w:t>目的</w:t>
+      </w:r>
+    </w:p>
+    <w:p>
+      <w:pPr/>
+      <w:r>
+        <w:rPr>
+          <w:lang w:val="zh_TW" w:bidi="zh_TW"/>
+        </w:rPr>
+      </w:r>
+      <w:r>
+        <w:rPr>
+          <w:lang w:val="zh_TW" w:bidi="zh_TW"/>
+        </w:rPr>
+        <w:t>民數記具有雙重目的。首先，它是一卷歷史書，記述以色列從西奈山到摩押平原征服迦南前夕的經歷——那段他們在西奈曠野與約旦河東漂流將近40年的時期（公元前1447–1407年）。本卷書一方面敘述以色列多次的失敗，另一方面也記下神多次信實的作為，同時呈現以色列領袖摩西的偉大與軟弱之處。書中兩次數點軍隊（</w:t>
+      </w:r>
       <w:hyperlink r:id="rId15">
         <w:r>
           <w:rPr>
@@ -272,9 +2233,457 @@
             <w:color w:val="0000EE"/>
             <w:u w:val="single"/>
           </w:rPr>
-          <w:t>代上14:1，</w:t>
-        </w:r>
-      </w:hyperlink>
+          <w:t>2</w:t>
+        </w:r>
+      </w:hyperlink>
+      <w:r>
+        <w:rPr>
+          <w:lang w:val="zh_TW" w:bidi="zh_TW"/>
+        </w:rPr>
+        <w:t>章和</w:t>
+      </w:r>
+      <w:hyperlink r:id="rId14">
+        <w:r>
+          <w:rPr>
+            <w:lang w:val="zh_TW" w:bidi="zh_TW"/>
+          </w:rPr>
+          <w:rPr>
+            <w:color w:val="0000EE"/>
+            <w:u w:val="single"/>
+          </w:rPr>
+          <w:t>26</w:t>
+        </w:r>
+      </w:hyperlink>
+      <w:r>
+        <w:rPr>
+          <w:lang w:val="zh_TW" w:bidi="zh_TW"/>
+        </w:rPr>
+        <w:t>章），揭開這段歷史主要「行動」的序幕：第一次是為進入那地作準備，但因以色列的不信而告失敗；第二次則是在那一代出埃及的人全部死去之後，為在約書亞帶領下成功進入迦南作準備。</w:t>
+      </w:r>
+    </w:p>
+    <w:p>
+      <w:pPr/>
+      <w:r>
+        <w:rPr>
+          <w:lang w:val="zh_TW" w:bidi="zh_TW"/>
+        </w:rPr>
+      </w:r>
+      <w:r>
+        <w:rPr>
+          <w:lang w:val="zh_TW" w:bidi="zh_TW"/>
+        </w:rPr>
+        <w:t>其次，按照保羅的一貫看法：「從前所寫的聖經都是為教訓我們寫的，叫我們因聖經所生的忍耐和安慰可以得著盼望」（</w:t>
+      </w:r>
+      <w:hyperlink r:id="rId85">
+        <w:r>
+          <w:rPr>
+            <w:lang w:val="zh_TW" w:bidi="zh_TW"/>
+          </w:rPr>
+          <w:rPr>
+            <w:color w:val="0000EE"/>
+            <w:u w:val="single"/>
+          </w:rPr>
+          <w:t>羅15:4</w:t>
+        </w:r>
+      </w:hyperlink>
+      <w:r>
+        <w:rPr>
+          <w:lang w:val="zh_TW" w:bidi="zh_TW"/>
+        </w:rPr>
+        <w:t>），又配合他具體的教導：「他們遭遇這些事（以色列人在曠野所遭遇的事）都要作為鑑戒，並且寫在經上，正是警戒我們這末世的人。」（</w:t>
+      </w:r>
+      <w:hyperlink r:id="rId86">
+        <w:r>
+          <w:rPr>
+            <w:lang w:val="zh_TW" w:bidi="zh_TW"/>
+          </w:rPr>
+          <w:rPr>
+            <w:color w:val="0000EE"/>
+            <w:u w:val="single"/>
+          </w:rPr>
+          <w:t>林前10:11</w:t>
+        </w:r>
+      </w:hyperlink>
+      <w:r>
+        <w:rPr>
+          <w:lang w:val="zh_TW" w:bidi="zh_TW"/>
+        </w:rPr>
+        <w:t>），民數記同時具有有關教義、預示與勸誡的目的（參</w:t>
+      </w:r>
+      <w:hyperlink r:id="rId87">
+        <w:r>
+          <w:rPr>
+            <w:lang w:val="zh_TW" w:bidi="zh_TW"/>
+          </w:rPr>
+          <w:rPr>
+            <w:color w:val="0000EE"/>
+            <w:u w:val="single"/>
+          </w:rPr>
+          <w:t>12</w:t>
+        </w:r>
+      </w:hyperlink>
+      <w:r>
+        <w:rPr>
+          <w:lang w:val="zh_TW" w:bidi="zh_TW"/>
+        </w:rPr>
+        <w:t>節）。神將屬靈真理賦予在書中所記載的歷史事件中，使其成為基督徒的具體教訓。</w:t>
+      </w:r>
+    </w:p>
+    <w:p>
+      <w:pPr>
+        <w:pStyle w:val="Heading3"/>
+      </w:pPr>
+      <w:r>
+        <w:rPr>
+          <w:lang w:val="zh_TW" w:bidi="zh_TW"/>
+        </w:rPr>
+        <w:t>內容</w:t>
+      </w:r>
+    </w:p>
+    <w:p>
+      <w:pPr>
+        <w:pStyle w:val="Heading4"/>
+      </w:pPr>
+      <w:r>
+        <w:rPr>
+          <w:lang w:val="zh_TW" w:bidi="zh_TW"/>
+        </w:rPr>
+        <w:t>第</w:t>
+      </w:r>
+      <w:hyperlink r:id="rId13">
+        <w:r>
+          <w:rPr>
+            <w:lang w:val="zh_TW" w:bidi="zh_TW"/>
+          </w:rPr>
+          <w:rPr>
+            <w:color w:val="0000EE"/>
+            <w:u w:val="single"/>
+          </w:rPr>
+          <w:t>一</w:t>
+        </w:r>
+      </w:hyperlink>
+      <w:r>
+        <w:rPr>
+          <w:lang w:val="zh_TW" w:bidi="zh_TW"/>
+        </w:rPr>
+        <w:t>章</w:t>
+      </w:r>
+    </w:p>
+    <w:p>
+      <w:pPr/>
+      <w:r>
+        <w:rPr>
+          <w:lang w:val="zh_TW" w:bidi="zh_TW"/>
+        </w:rPr>
+      </w:r>
+      <w:r>
+        <w:rPr>
+          <w:lang w:val="zh_TW" w:bidi="zh_TW"/>
+        </w:rPr>
+        <w:t>耶和華吩咐摩西記下（</w:t>
+      </w:r>
+      <w:hyperlink r:id="rId88">
+        <w:r>
+          <w:rPr>
+            <w:lang w:val="zh_TW" w:bidi="zh_TW"/>
+          </w:rPr>
+          <w:rPr>
+            <w:color w:val="0000EE"/>
+            <w:u w:val="single"/>
+          </w:rPr>
+          <w:t>民1:18</w:t>
+        </w:r>
+      </w:hyperlink>
+      <w:r>
+        <w:rPr>
+          <w:lang w:val="zh_TW" w:bidi="zh_TW"/>
+        </w:rPr>
+        <w:t>）所有能出戰的男子（</w:t>
+      </w:r>
+      <w:hyperlink r:id="rId89">
+        <w:r>
+          <w:rPr>
+            <w:lang w:val="zh_TW" w:bidi="zh_TW"/>
+          </w:rPr>
+          <w:rPr>
+            <w:color w:val="0000EE"/>
+            <w:u w:val="single"/>
+          </w:rPr>
+          <w:t>2–3</w:t>
+        </w:r>
+      </w:hyperlink>
+      <w:r>
+        <w:rPr>
+          <w:lang w:val="zh_TW" w:bidi="zh_TW"/>
+        </w:rPr>
+        <w:t>節）。以色列的軍兵總數為603,550人（</w:t>
+      </w:r>
+      <w:hyperlink r:id="rId90">
+        <w:r>
+          <w:rPr>
+            <w:lang w:val="zh_TW" w:bidi="zh_TW"/>
+          </w:rPr>
+          <w:rPr>
+            <w:color w:val="0000EE"/>
+            <w:u w:val="single"/>
+          </w:rPr>
+          <w:t>46</w:t>
+        </w:r>
+      </w:hyperlink>
+      <w:r>
+        <w:rPr>
+          <w:lang w:val="zh_TW" w:bidi="zh_TW"/>
+        </w:rPr>
+        <w:t>節）。利未人沒有被列入這次數點（</w:t>
+      </w:r>
+      <w:hyperlink r:id="rId91">
+        <w:r>
+          <w:rPr>
+            <w:lang w:val="zh_TW" w:bidi="zh_TW"/>
+          </w:rPr>
+          <w:rPr>
+            <w:color w:val="0000EE"/>
+            <w:u w:val="single"/>
+          </w:rPr>
+          <w:t>47–54</w:t>
+        </w:r>
+      </w:hyperlink>
+      <w:r>
+        <w:rPr>
+          <w:lang w:val="zh_TW" w:bidi="zh_TW"/>
+        </w:rPr>
+        <w:t>節），因為他們被分別出來，專門承擔與會幕有關的事奉。</w:t>
+      </w:r>
+    </w:p>
+    <w:p>
+      <w:pPr>
+        <w:pStyle w:val="Heading4"/>
+      </w:pPr>
+      <w:r>
+        <w:rPr>
+          <w:lang w:val="zh_TW" w:bidi="zh_TW"/>
+        </w:rPr>
+        <w:t>第</w:t>
+      </w:r>
+      <w:hyperlink r:id="rId15">
+        <w:r>
+          <w:rPr>
+            <w:lang w:val="zh_TW" w:bidi="zh_TW"/>
+          </w:rPr>
+          <w:rPr>
+            <w:color w:val="0000EE"/>
+            <w:u w:val="single"/>
+          </w:rPr>
+          <w:t>二</w:t>
+        </w:r>
+      </w:hyperlink>
+      <w:r>
+        <w:rPr>
+          <w:lang w:val="zh_TW" w:bidi="zh_TW"/>
+        </w:rPr>
+        <w:t>章</w:t>
+      </w:r>
+    </w:p>
+    <w:p>
+      <w:pPr/>
+      <w:r>
+        <w:rPr>
+          <w:lang w:val="zh_TW" w:bidi="zh_TW"/>
+        </w:rPr>
+      </w:r>
+      <w:r>
+        <w:rPr>
+          <w:lang w:val="zh_TW" w:bidi="zh_TW"/>
+        </w:rPr>
+        <w:t>耶和華指示摩西，關於以色列各支派安營與行軍時的編排。會幕設在營中中央：猶大、以薩迦、西布倫共186,400人（</w:t>
+      </w:r>
+      <w:hyperlink r:id="rId92">
+        <w:r>
+          <w:rPr>
+            <w:lang w:val="zh_TW" w:bidi="zh_TW"/>
+          </w:rPr>
+          <w:rPr>
+            <w:color w:val="0000EE"/>
+            <w:u w:val="single"/>
+          </w:rPr>
+          <w:t>9</w:t>
+        </w:r>
+      </w:hyperlink>
+      <w:r>
+        <w:rPr>
+          <w:lang w:val="zh_TW" w:bidi="zh_TW"/>
+        </w:rPr>
+        <w:t>節），安營在東邊；呂便、西緬、迦得共151,450人（</w:t>
+      </w:r>
+      <w:hyperlink r:id="rId93">
+        <w:r>
+          <w:rPr>
+            <w:lang w:val="zh_TW" w:bidi="zh_TW"/>
+          </w:rPr>
+          <w:rPr>
+            <w:color w:val="0000EE"/>
+            <w:u w:val="single"/>
+          </w:rPr>
+          <w:t>16</w:t>
+        </w:r>
+      </w:hyperlink>
+      <w:r>
+        <w:rPr>
+          <w:lang w:val="zh_TW" w:bidi="zh_TW"/>
+        </w:rPr>
+        <w:t>節），安營在南邊；以法蓮、瑪拿西、便雅憫共108,100人（</w:t>
+      </w:r>
+      <w:hyperlink r:id="rId94">
+        <w:r>
+          <w:rPr>
+            <w:lang w:val="zh_TW" w:bidi="zh_TW"/>
+          </w:rPr>
+          <w:rPr>
+            <w:color w:val="0000EE"/>
+            <w:u w:val="single"/>
+          </w:rPr>
+          <w:t>24</w:t>
+        </w:r>
+      </w:hyperlink>
+      <w:r>
+        <w:rPr>
+          <w:lang w:val="zh_TW" w:bidi="zh_TW"/>
+        </w:rPr>
+        <w:t>節），安營在西邊；但、亞設、拿弗他利共157,600人（</w:t>
+      </w:r>
+      <w:hyperlink r:id="rId95">
+        <w:r>
+          <w:rPr>
+            <w:lang w:val="zh_TW" w:bidi="zh_TW"/>
+          </w:rPr>
+          <w:rPr>
+            <w:color w:val="0000EE"/>
+            <w:u w:val="single"/>
+          </w:rPr>
+          <w:t>31</w:t>
+        </w:r>
+      </w:hyperlink>
+      <w:r>
+        <w:rPr>
+          <w:lang w:val="zh_TW" w:bidi="zh_TW"/>
+        </w:rPr>
+        <w:t>節），安營在北邊。</w:t>
+      </w:r>
+    </w:p>
+    <w:p>
+      <w:pPr/>
+      <w:r>
+        <w:rPr>
+          <w:lang w:val="zh_TW" w:bidi="zh_TW"/>
+        </w:rPr>
+      </w:r>
+      <w:r>
+        <w:rPr>
+          <w:lang w:val="zh_TW" w:bidi="zh_TW"/>
+        </w:rPr>
+        <w:t>行軍時，猶大的東方隊伍 （</w:t>
+      </w:r>
+      <w:hyperlink r:id="rId92">
+        <w:r>
+          <w:rPr>
+            <w:lang w:val="zh_TW" w:bidi="zh_TW"/>
+          </w:rPr>
+          <w:rPr>
+            <w:color w:val="0000EE"/>
+            <w:u w:val="single"/>
+          </w:rPr>
+          <w:t>9</w:t>
+        </w:r>
+      </w:hyperlink>
+      <w:r>
+        <w:rPr>
+          <w:lang w:val="zh_TW" w:bidi="zh_TW"/>
+        </w:rPr>
+        <w:t>節）先起行，其後是呂便的南方隊伍（</w:t>
+      </w:r>
+      <w:hyperlink r:id="rId93">
+        <w:r>
+          <w:rPr>
+            <w:lang w:val="zh_TW" w:bidi="zh_TW"/>
+          </w:rPr>
+          <w:rPr>
+            <w:color w:val="0000EE"/>
+            <w:u w:val="single"/>
+          </w:rPr>
+          <w:t>16</w:t>
+        </w:r>
+      </w:hyperlink>
+      <w:r>
+        <w:rPr>
+          <w:lang w:val="zh_TW" w:bidi="zh_TW"/>
+        </w:rPr>
+        <w:t>節）。接著是抬著會幕的利未人（</w:t>
+      </w:r>
+      <w:hyperlink r:id="rId96">
+        <w:r>
+          <w:rPr>
+            <w:lang w:val="zh_TW" w:bidi="zh_TW"/>
+          </w:rPr>
+          <w:rPr>
+            <w:color w:val="0000EE"/>
+            <w:u w:val="single"/>
+          </w:rPr>
+          <w:t>17</w:t>
+        </w:r>
+      </w:hyperlink>
+      <w:r>
+        <w:rPr>
+          <w:lang w:val="zh_TW" w:bidi="zh_TW"/>
+        </w:rPr>
+        <w:t>節）。然後，以法蓮的西方隊伍（</w:t>
+      </w:r>
+      <w:hyperlink r:id="rId94">
+        <w:r>
+          <w:rPr>
+            <w:lang w:val="zh_TW" w:bidi="zh_TW"/>
+          </w:rPr>
+          <w:rPr>
+            <w:color w:val="0000EE"/>
+            <w:u w:val="single"/>
+          </w:rPr>
+          <w:t>24</w:t>
+        </w:r>
+      </w:hyperlink>
+      <w:r>
+        <w:rPr>
+          <w:lang w:val="zh_TW" w:bidi="zh_TW"/>
+        </w:rPr>
+        <w:t>節） 跟在利未人之後，最後由但的北方隊伍 （</w:t>
+      </w:r>
+      <w:hyperlink r:id="rId95">
+        <w:r>
+          <w:rPr>
+            <w:lang w:val="zh_TW" w:bidi="zh_TW"/>
+          </w:rPr>
+          <w:rPr>
+            <w:color w:val="0000EE"/>
+            <w:u w:val="single"/>
+          </w:rPr>
+          <w:t>31</w:t>
+        </w:r>
+      </w:hyperlink>
+      <w:r>
+        <w:rPr>
+          <w:lang w:val="zh_TW" w:bidi="zh_TW"/>
+        </w:rPr>
+        <w:t>節）殿後。這表示利未人前後各有一組隊伍夾護著。</w:t>
+      </w:r>
+    </w:p>
+    <w:p>
+      <w:pPr>
+        <w:pStyle w:val="Heading4"/>
+      </w:pPr>
+      <w:r>
+        <w:rPr>
+          <w:lang w:val="zh_TW" w:bidi="zh_TW"/>
+        </w:rPr>
+        <w:t>第</w:t>
+      </w:r>
       <w:hyperlink r:id="rId16">
         <w:r>
           <w:rPr>
@@ -284,7 +2693,1196 @@
             <w:color w:val="0000EE"/>
             <w:u w:val="single"/>
           </w:rPr>
-          <w:t>22:15</w:t>
+          <w:t>三</w:t>
+        </w:r>
+      </w:hyperlink>
+      <w:r>
+        <w:rPr>
+          <w:lang w:val="zh_TW" w:bidi="zh_TW"/>
+        </w:rPr>
+        <w:t>章</w:t>
+      </w:r>
+    </w:p>
+    <w:p>
+      <w:pPr/>
+      <w:r>
+        <w:rPr>
+          <w:lang w:val="zh_TW" w:bidi="zh_TW"/>
+        </w:rPr>
+      </w:r>
+      <w:r>
+        <w:rPr>
+          <w:lang w:val="zh_TW" w:bidi="zh_TW"/>
+        </w:rPr>
+        <w:t>亞倫是利未的曾孫出於哥轄的家系（</w:t>
+      </w:r>
+      <w:hyperlink r:id="rId97">
+        <w:r>
+          <w:rPr>
+            <w:lang w:val="zh_TW" w:bidi="zh_TW"/>
+          </w:rPr>
+          <w:rPr>
+            <w:color w:val="0000EE"/>
+            <w:u w:val="single"/>
+          </w:rPr>
+          <w:t>出6:16–20</w:t>
+        </w:r>
+      </w:hyperlink>
+      <w:r>
+        <w:rPr>
+          <w:lang w:val="zh_TW" w:bidi="zh_TW"/>
+        </w:rPr>
+        <w:t>），他和他的後裔作了祭司，受指派在會幕事奉（</w:t>
+      </w:r>
+      <w:hyperlink r:id="rId98">
+        <w:r>
+          <w:rPr>
+            <w:lang w:val="zh_TW" w:bidi="zh_TW"/>
+          </w:rPr>
+          <w:rPr>
+            <w:color w:val="0000EE"/>
+            <w:u w:val="single"/>
+          </w:rPr>
+          <w:t>民3:2–3</w:t>
+        </w:r>
+      </w:hyperlink>
+      <w:r>
+        <w:rPr>
+          <w:lang w:val="zh_TW" w:bidi="zh_TW"/>
+        </w:rPr>
+        <w:t>）。利未其餘的後裔，來自革順、哥轄、米拉利三個家族，要在會幕服事亞倫的家系（</w:t>
+      </w:r>
+      <w:hyperlink r:id="rId99">
+        <w:r>
+          <w:rPr>
+            <w:lang w:val="zh_TW" w:bidi="zh_TW"/>
+          </w:rPr>
+          <w:rPr>
+            <w:color w:val="0000EE"/>
+            <w:u w:val="single"/>
+          </w:rPr>
+          <w:t>5–10</w:t>
+        </w:r>
+      </w:hyperlink>
+      <w:r>
+        <w:rPr>
+          <w:lang w:val="zh_TW" w:bidi="zh_TW"/>
+        </w:rPr>
+        <w:t>節）。革順人負責會幕的幔子、簾子和門簾（</w:t>
+      </w:r>
+      <w:hyperlink r:id="rId100">
+        <w:r>
+          <w:rPr>
+            <w:lang w:val="zh_TW" w:bidi="zh_TW"/>
+          </w:rPr>
+          <w:rPr>
+            <w:color w:val="0000EE"/>
+            <w:u w:val="single"/>
+          </w:rPr>
+          <w:t>25–26</w:t>
+        </w:r>
+      </w:hyperlink>
+      <w:r>
+        <w:rPr>
+          <w:lang w:val="zh_TW" w:bidi="zh_TW"/>
+        </w:rPr>
+        <w:t>節）；哥轄人負責會幕中的「器具」（</w:t>
+      </w:r>
+      <w:hyperlink r:id="rId101">
+        <w:r>
+          <w:rPr>
+            <w:lang w:val="zh_TW" w:bidi="zh_TW"/>
+          </w:rPr>
+          <w:rPr>
+            <w:color w:val="0000EE"/>
+            <w:u w:val="single"/>
+          </w:rPr>
+          <w:t>31</w:t>
+        </w:r>
+      </w:hyperlink>
+      <w:r>
+        <w:rPr>
+          <w:lang w:val="zh_TW" w:bidi="zh_TW"/>
+        </w:rPr>
+        <w:t>節）；米拉利人負責會幕的板、閂和帶卯的座（</w:t>
+      </w:r>
+      <w:hyperlink r:id="rId102">
+        <w:r>
+          <w:rPr>
+            <w:lang w:val="zh_TW" w:bidi="zh_TW"/>
+          </w:rPr>
+          <w:rPr>
+            <w:color w:val="0000EE"/>
+            <w:u w:val="single"/>
+          </w:rPr>
+          <w:t>36–37</w:t>
+        </w:r>
+      </w:hyperlink>
+      <w:r>
+        <w:rPr>
+          <w:lang w:val="zh_TW" w:bidi="zh_TW"/>
+        </w:rPr>
+        <w:t>節）。</w:t>
+      </w:r>
+    </w:p>
+    <w:p>
+      <w:pPr/>
+      <w:r>
+        <w:rPr>
+          <w:lang w:val="zh_TW" w:bidi="zh_TW"/>
+        </w:rPr>
+      </w:r>
+      <w:r>
+        <w:rPr>
+          <w:lang w:val="zh_TW" w:bidi="zh_TW"/>
+        </w:rPr>
+        <w:t>神指示摩西數點三個利未家族。革順的後裔共有7,500人（</w:t>
+      </w:r>
+      <w:hyperlink r:id="rId103">
+        <w:r>
+          <w:rPr>
+            <w:lang w:val="zh_TW" w:bidi="zh_TW"/>
+          </w:rPr>
+          <w:rPr>
+            <w:color w:val="0000EE"/>
+            <w:u w:val="single"/>
+          </w:rPr>
+          <w:t>22</w:t>
+        </w:r>
+      </w:hyperlink>
+      <w:r>
+        <w:rPr>
+          <w:lang w:val="zh_TW" w:bidi="zh_TW"/>
+        </w:rPr>
+        <w:t>節），安營在西邊，位於西方支派的隊伍與會幕之間。哥轄的後裔共有8,600人（</w:t>
+      </w:r>
+      <w:hyperlink r:id="rId104">
+        <w:r>
+          <w:rPr>
+            <w:lang w:val="zh_TW" w:bidi="zh_TW"/>
+          </w:rPr>
+          <w:rPr>
+            <w:color w:val="0000EE"/>
+            <w:u w:val="single"/>
+          </w:rPr>
+          <w:t>28</w:t>
+        </w:r>
+      </w:hyperlink>
+      <w:r>
+        <w:rPr>
+          <w:lang w:val="zh_TW" w:bidi="zh_TW"/>
+        </w:rPr>
+        <w:t>節），安營在南邊，位於南方支派的隊伍與會幕之間。米拉利的後裔共有6,200人（</w:t>
+      </w:r>
+      <w:hyperlink r:id="rId105">
+        <w:r>
+          <w:rPr>
+            <w:lang w:val="zh_TW" w:bidi="zh_TW"/>
+          </w:rPr>
+          <w:rPr>
+            <w:color w:val="0000EE"/>
+            <w:u w:val="single"/>
+          </w:rPr>
+          <w:t>34</w:t>
+        </w:r>
+      </w:hyperlink>
+      <w:r>
+        <w:rPr>
+          <w:lang w:val="zh_TW" w:bidi="zh_TW"/>
+        </w:rPr>
+        <w:t>節），安營在北邊，位於北方支派的隊伍與會幕之間。摩西和亞倫的家系安營在東邊，位於東方支派的隊伍與會幕之間（</w:t>
+      </w:r>
+      <w:hyperlink r:id="rId106">
+        <w:r>
+          <w:rPr>
+            <w:lang w:val="zh_TW" w:bidi="zh_TW"/>
+          </w:rPr>
+          <w:rPr>
+            <w:color w:val="0000EE"/>
+            <w:u w:val="single"/>
+          </w:rPr>
+          <w:t>38</w:t>
+        </w:r>
+      </w:hyperlink>
+      <w:r>
+        <w:rPr>
+          <w:lang w:val="zh_TW" w:bidi="zh_TW"/>
+        </w:rPr>
+        <w:t>節）。因此，無論安營或行軍，會幕都在以色列中央。</w:t>
+      </w:r>
+    </w:p>
+    <w:p>
+      <w:pPr/>
+      <w:r>
+        <w:rPr>
+          <w:lang w:val="zh_TW" w:bidi="zh_TW"/>
+        </w:rPr>
+      </w:r>
+      <w:r>
+        <w:rPr>
+          <w:lang w:val="zh_TW" w:bidi="zh_TW"/>
+        </w:rPr>
+        <w:t>數點以色列頭生的男子時，顯示出男嬰比利未人多出273人（</w:t>
+      </w:r>
+      <w:hyperlink r:id="rId107">
+        <w:r>
+          <w:rPr>
+            <w:lang w:val="zh_TW" w:bidi="zh_TW"/>
+          </w:rPr>
+          <w:rPr>
+            <w:color w:val="0000EE"/>
+            <w:u w:val="single"/>
+          </w:rPr>
+          <w:t>40–46</w:t>
+        </w:r>
+      </w:hyperlink>
+      <w:r>
+        <w:rPr>
+          <w:lang w:val="zh_TW" w:bidi="zh_TW"/>
+        </w:rPr>
+        <w:t>節），因為利未人是按一人對一人的方式，作以色列男子的贖價，這273名多出來的男孩就必須用贖罪銀來贖回（</w:t>
+      </w:r>
+      <w:hyperlink r:id="rId108">
+        <w:r>
+          <w:rPr>
+            <w:lang w:val="zh_TW" w:bidi="zh_TW"/>
+          </w:rPr>
+          <w:rPr>
+            <w:color w:val="0000EE"/>
+            <w:u w:val="single"/>
+          </w:rPr>
+          <w:t>46–51</w:t>
+        </w:r>
+      </w:hyperlink>
+      <w:r>
+        <w:rPr>
+          <w:lang w:val="zh_TW" w:bidi="zh_TW"/>
+        </w:rPr>
+        <w:t>節）。</w:t>
+      </w:r>
+    </w:p>
+    <w:p>
+      <w:pPr>
+        <w:pStyle w:val="Heading4"/>
+      </w:pPr>
+      <w:r>
+        <w:rPr>
+          <w:lang w:val="zh_TW" w:bidi="zh_TW"/>
+        </w:rPr>
+        <w:t>第</w:t>
+      </w:r>
+      <w:hyperlink r:id="rId17">
+        <w:r>
+          <w:rPr>
+            <w:lang w:val="zh_TW" w:bidi="zh_TW"/>
+          </w:rPr>
+          <w:rPr>
+            <w:color w:val="0000EE"/>
+            <w:u w:val="single"/>
+          </w:rPr>
+          <w:t>四</w:t>
+        </w:r>
+      </w:hyperlink>
+      <w:r>
+        <w:rPr>
+          <w:lang w:val="zh_TW" w:bidi="zh_TW"/>
+        </w:rPr>
+        <w:t>章</w:t>
+      </w:r>
+    </w:p>
+    <w:p>
+      <w:pPr/>
+      <w:r>
+        <w:rPr>
+          <w:lang w:val="zh_TW" w:bidi="zh_TW"/>
+        </w:rPr>
+      </w:r>
+      <w:r>
+        <w:rPr>
+          <w:lang w:val="zh_TW" w:bidi="zh_TW"/>
+        </w:rPr>
+        <w:t>神指示摩西，只有年齡在30至50歲之間的利未人，才可以在會幕事奉。數點的結果顯示，哥轄人有2,750人（</w:t>
+      </w:r>
+      <w:hyperlink r:id="rId109">
+        <w:r>
+          <w:rPr>
+            <w:lang w:val="zh_TW" w:bidi="zh_TW"/>
+          </w:rPr>
+          <w:rPr>
+            <w:color w:val="0000EE"/>
+            <w:u w:val="single"/>
+          </w:rPr>
+          <w:t>36</w:t>
+        </w:r>
+      </w:hyperlink>
+      <w:r>
+        <w:rPr>
+          <w:lang w:val="zh_TW" w:bidi="zh_TW"/>
+        </w:rPr>
+        <w:t>節）、革順人有2,630人（</w:t>
+      </w:r>
+      <w:hyperlink r:id="rId110">
+        <w:r>
+          <w:rPr>
+            <w:lang w:val="zh_TW" w:bidi="zh_TW"/>
+          </w:rPr>
+          <w:rPr>
+            <w:color w:val="0000EE"/>
+            <w:u w:val="single"/>
+          </w:rPr>
+          <w:t>40</w:t>
+        </w:r>
+      </w:hyperlink>
+      <w:r>
+        <w:rPr>
+          <w:lang w:val="zh_TW" w:bidi="zh_TW"/>
+        </w:rPr>
+        <w:t>節），米拉利人有3,200人（</w:t>
+      </w:r>
+      <w:hyperlink r:id="rId111">
+        <w:r>
+          <w:rPr>
+            <w:lang w:val="zh_TW" w:bidi="zh_TW"/>
+          </w:rPr>
+          <w:rPr>
+            <w:color w:val="0000EE"/>
+            <w:u w:val="single"/>
+          </w:rPr>
+          <w:t>44</w:t>
+        </w:r>
+      </w:hyperlink>
+      <w:r>
+        <w:rPr>
+          <w:lang w:val="zh_TW" w:bidi="zh_TW"/>
+        </w:rPr>
+        <w:t>節），合計共8,580人（</w:t>
+      </w:r>
+      <w:hyperlink r:id="rId112">
+        <w:r>
+          <w:rPr>
+            <w:lang w:val="zh_TW" w:bidi="zh_TW"/>
+          </w:rPr>
+          <w:rPr>
+            <w:color w:val="0000EE"/>
+            <w:u w:val="single"/>
+          </w:rPr>
+          <w:t>48</w:t>
+        </w:r>
+      </w:hyperlink>
+      <w:r>
+        <w:rPr>
+          <w:lang w:val="zh_TW" w:bidi="zh_TW"/>
+        </w:rPr>
+        <w:t>節）可以服事亞倫家的祭司。</w:t>
+      </w:r>
+    </w:p>
+    <w:p>
+      <w:pPr/>
+      <w:r>
+        <w:rPr>
+          <w:lang w:val="zh_TW" w:bidi="zh_TW"/>
+        </w:rPr>
+      </w:r>
+      <w:r>
+        <w:rPr>
+          <w:lang w:val="zh_TW" w:bidi="zh_TW"/>
+        </w:rPr>
+        <w:t>神又進一步吩咐亞倫家的祭司，當會幕為行軍而拆卸時，要先把會幕所有的「器具」遮蓋好，然後哥轄人才能靠近，甚至在他們觀看之前就必須完成（</w:t>
+      </w:r>
+      <w:hyperlink r:id="rId113">
+        <w:r>
+          <w:rPr>
+            <w:lang w:val="zh_TW" w:bidi="zh_TW"/>
+          </w:rPr>
+          <w:rPr>
+            <w:color w:val="0000EE"/>
+            <w:u w:val="single"/>
+          </w:rPr>
+          <w:t>20</w:t>
+        </w:r>
+      </w:hyperlink>
+      <w:r>
+        <w:rPr>
+          <w:lang w:val="zh_TW" w:bidi="zh_TW"/>
+        </w:rPr>
+        <w:t>節），免得哥轄人因觀看或觸摸（</w:t>
+      </w:r>
+      <w:hyperlink r:id="rId114">
+        <w:r>
+          <w:rPr>
+            <w:lang w:val="zh_TW" w:bidi="zh_TW"/>
+          </w:rPr>
+          <w:rPr>
+            <w:color w:val="0000EE"/>
+            <w:u w:val="single"/>
+          </w:rPr>
+          <w:t>15</w:t>
+        </w:r>
+      </w:hyperlink>
+      <w:r>
+        <w:rPr>
+          <w:lang w:val="zh_TW" w:bidi="zh_TW"/>
+        </w:rPr>
+        <w:t>節）這些聖物而死亡（</w:t>
+      </w:r>
+      <w:hyperlink r:id="rId115">
+        <w:r>
+          <w:rPr>
+            <w:lang w:val="zh_TW" w:bidi="zh_TW"/>
+          </w:rPr>
+          <w:rPr>
+            <w:color w:val="0000EE"/>
+            <w:u w:val="single"/>
+          </w:rPr>
+          <w:t>15</w:t>
+        </w:r>
+      </w:hyperlink>
+      <w:r>
+        <w:rPr>
+          <w:lang w:val="zh_TW" w:bidi="zh_TW"/>
+        </w:rPr>
+        <w:t>、</w:t>
+      </w:r>
+      <w:hyperlink r:id="rId115">
+        <w:r>
+          <w:rPr>
+            <w:lang w:val="zh_TW" w:bidi="zh_TW"/>
+          </w:rPr>
+          <w:rPr>
+            <w:color w:val="0000EE"/>
+            <w:u w:val="single"/>
+          </w:rPr>
+          <w:t>20</w:t>
+        </w:r>
+      </w:hyperlink>
+      <w:r>
+        <w:rPr>
+          <w:lang w:val="zh_TW" w:bidi="zh_TW"/>
+        </w:rPr>
+        <w:t>節）。</w:t>
+      </w:r>
+    </w:p>
+    <w:p>
+      <w:pPr>
+        <w:pStyle w:val="Heading4"/>
+      </w:pPr>
+      <w:r>
+        <w:rPr>
+          <w:lang w:val="zh_TW" w:bidi="zh_TW"/>
+        </w:rPr>
+        <w:t>第</w:t>
+      </w:r>
+      <w:hyperlink r:id="rId116">
+        <w:r>
+          <w:rPr>
+            <w:lang w:val="zh_TW" w:bidi="zh_TW"/>
+          </w:rPr>
+          <w:rPr>
+            <w:color w:val="0000EE"/>
+            <w:u w:val="single"/>
+          </w:rPr>
+          <w:t>五</w:t>
+        </w:r>
+      </w:hyperlink>
+      <w:r>
+        <w:rPr>
+          <w:lang w:val="zh_TW" w:bidi="zh_TW"/>
+        </w:rPr>
+        <w:t>章</w:t>
+      </w:r>
+    </w:p>
+    <w:p>
+      <w:pPr/>
+      <w:r>
+        <w:rPr>
+          <w:lang w:val="zh_TW" w:bidi="zh_TW"/>
+        </w:rPr>
+      </w:r>
+      <w:r>
+        <w:rPr>
+          <w:lang w:val="zh_TW" w:bidi="zh_TW"/>
+        </w:rPr>
+        <w:t>為了禮儀上的潔淨，神吩咐把長痲瘋的、患漏症的，以及摸了死屍而成為不潔淨的人，暫時送到營外，直到他們得潔淨為止（</w:t>
+      </w:r>
+      <w:hyperlink r:id="rId117">
+        <w:r>
+          <w:rPr>
+            <w:lang w:val="zh_TW" w:bidi="zh_TW"/>
+          </w:rPr>
+          <w:rPr>
+            <w:color w:val="0000EE"/>
+            <w:u w:val="single"/>
+          </w:rPr>
+          <w:t>1–4</w:t>
+        </w:r>
+      </w:hyperlink>
+      <w:r>
+        <w:rPr>
+          <w:lang w:val="zh_TW" w:bidi="zh_TW"/>
+        </w:rPr>
+        <w:t>節）。此外，神也指示人在為過錯作出賠償時，如果受害的人已經不在人世，就要把賠償的價銀交給祭司（</w:t>
+      </w:r>
+      <w:hyperlink r:id="rId118">
+        <w:r>
+          <w:rPr>
+            <w:lang w:val="zh_TW" w:bidi="zh_TW"/>
+          </w:rPr>
+          <w:rPr>
+            <w:color w:val="0000EE"/>
+            <w:u w:val="single"/>
+          </w:rPr>
+          <w:t>5–10</w:t>
+        </w:r>
+      </w:hyperlink>
+      <w:r>
+        <w:rPr>
+          <w:lang w:val="zh_TW" w:bidi="zh_TW"/>
+        </w:rPr>
+        <w:t>節）。</w:t>
+      </w:r>
+    </w:p>
+    <w:p>
+      <w:pPr/>
+      <w:r>
+        <w:rPr>
+          <w:lang w:val="zh_TW" w:bidi="zh_TW"/>
+        </w:rPr>
+      </w:r>
+      <w:r>
+        <w:rPr>
+          <w:lang w:val="zh_TW" w:bidi="zh_TW"/>
+        </w:rPr>
+        <w:t>最後，如果丈夫懷疑妻子不忠，卻沒有任何證據，神就規定讓這名婦人接受飲苦水的試驗，以釋除丈夫的疑心。祭司要把聖水與會幕地上的塵土調在一起，給她喝下。如果她有罪，水就按著神的指示使她受苦，使她的肚腹腫脹、大腿消瘦（</w:t>
+      </w:r>
+      <w:hyperlink r:id="rId119">
+        <w:r>
+          <w:rPr>
+            <w:lang w:val="zh_TW" w:bidi="zh_TW"/>
+          </w:rPr>
+          <w:rPr>
+            <w:color w:val="0000EE"/>
+            <w:u w:val="single"/>
+          </w:rPr>
+          <w:t>11–31</w:t>
+        </w:r>
+      </w:hyperlink>
+      <w:r>
+        <w:rPr>
+          <w:lang w:val="zh_TW" w:bidi="zh_TW"/>
+        </w:rPr>
+        <w:t>節）。</w:t>
+      </w:r>
+    </w:p>
+    <w:p>
+      <w:pPr>
+        <w:pStyle w:val="Heading4"/>
+      </w:pPr>
+      <w:r>
+        <w:rPr>
+          <w:lang w:val="zh_TW" w:bidi="zh_TW"/>
+        </w:rPr>
+        <w:t>第</w:t>
+      </w:r>
+      <w:hyperlink r:id="rId120">
+        <w:r>
+          <w:rPr>
+            <w:lang w:val="zh_TW" w:bidi="zh_TW"/>
+          </w:rPr>
+          <w:rPr>
+            <w:color w:val="0000EE"/>
+            <w:u w:val="single"/>
+          </w:rPr>
+          <w:t>六</w:t>
+        </w:r>
+      </w:hyperlink>
+      <w:r>
+        <w:rPr>
+          <w:lang w:val="zh_TW" w:bidi="zh_TW"/>
+        </w:rPr>
+        <w:t>章</w:t>
+      </w:r>
+    </w:p>
+    <w:p>
+      <w:pPr/>
+      <w:r>
+        <w:rPr>
+          <w:lang w:val="zh_TW" w:bidi="zh_TW"/>
+        </w:rPr>
+      </w:r>
+      <w:r>
+        <w:rPr>
+          <w:lang w:val="zh_TW" w:bidi="zh_TW"/>
+        </w:rPr>
+        <w:t>接著，神頒布關於拿細耳人的律例。拿細耳人是決意向耶和華許願，將自己完全分別出來歸給祂的人。為了表明這樣的分別，拿細耳人不可喝酒、要任憑頭髮生長，也不可摸任何死屍（</w:t>
+      </w:r>
+      <w:hyperlink r:id="rId121">
+        <w:r>
+          <w:rPr>
+            <w:lang w:val="zh_TW" w:bidi="zh_TW"/>
+          </w:rPr>
+          <w:rPr>
+            <w:color w:val="0000EE"/>
+            <w:u w:val="single"/>
+          </w:rPr>
+          <w:t>3–6</w:t>
+        </w:r>
+      </w:hyperlink>
+      <w:r>
+        <w:rPr>
+          <w:lang w:val="zh_TW" w:bidi="zh_TW"/>
+        </w:rPr>
+        <w:t>節）。如果他玷污了自己，就要照著規定的條例行禮儀上的潔淨（</w:t>
+      </w:r>
+      <w:hyperlink r:id="rId122">
+        <w:r>
+          <w:rPr>
+            <w:lang w:val="zh_TW" w:bidi="zh_TW"/>
+          </w:rPr>
+          <w:rPr>
+            <w:color w:val="0000EE"/>
+            <w:u w:val="single"/>
+          </w:rPr>
+          <w:t>9–12</w:t>
+        </w:r>
+      </w:hyperlink>
+      <w:r>
+        <w:rPr>
+          <w:lang w:val="zh_TW" w:bidi="zh_TW"/>
+        </w:rPr>
+        <w:t>節）。等到他所許的願滿了日期，就要照著規定的條例完成解除誓願的程序（</w:t>
+      </w:r>
+      <w:hyperlink r:id="rId123">
+        <w:r>
+          <w:rPr>
+            <w:lang w:val="zh_TW" w:bidi="zh_TW"/>
+          </w:rPr>
+          <w:rPr>
+            <w:color w:val="0000EE"/>
+            <w:u w:val="single"/>
+          </w:rPr>
+          <w:t>13–21</w:t>
+        </w:r>
+      </w:hyperlink>
+      <w:r>
+        <w:rPr>
+          <w:lang w:val="zh_TW" w:bidi="zh_TW"/>
+        </w:rPr>
+        <w:t>節）。最後，神指示亞倫家的祭司，要向以色列敬拜者宣告他們應當宣讀的祝福（</w:t>
+      </w:r>
+      <w:hyperlink r:id="rId124">
+        <w:r>
+          <w:rPr>
+            <w:lang w:val="zh_TW" w:bidi="zh_TW"/>
+          </w:rPr>
+          <w:rPr>
+            <w:color w:val="0000EE"/>
+            <w:u w:val="single"/>
+          </w:rPr>
+          <w:t>22–27</w:t>
+        </w:r>
+      </w:hyperlink>
+      <w:r>
+        <w:rPr>
+          <w:lang w:val="zh_TW" w:bidi="zh_TW"/>
+        </w:rPr>
+        <w:t>節）。</w:t>
+      </w:r>
+    </w:p>
+    <w:p>
+      <w:pPr>
+        <w:pStyle w:val="Heading4"/>
+      </w:pPr>
+      <w:r>
+        <w:rPr>
+          <w:lang w:val="zh_TW" w:bidi="zh_TW"/>
+        </w:rPr>
+        <w:t>第</w:t>
+      </w:r>
+      <w:hyperlink r:id="rId125">
+        <w:r>
+          <w:rPr>
+            <w:lang w:val="zh_TW" w:bidi="zh_TW"/>
+          </w:rPr>
+          <w:rPr>
+            <w:color w:val="0000EE"/>
+            <w:u w:val="single"/>
+          </w:rPr>
+          <w:t>七</w:t>
+        </w:r>
+      </w:hyperlink>
+      <w:r>
+        <w:rPr>
+          <w:lang w:val="zh_TW" w:bidi="zh_TW"/>
+        </w:rPr>
+        <w:t>章</w:t>
+      </w:r>
+    </w:p>
+    <w:p>
+      <w:pPr/>
+      <w:r>
+        <w:rPr>
+          <w:lang w:val="zh_TW" w:bidi="zh_TW"/>
+        </w:rPr>
+      </w:r>
+      <w:r>
+        <w:rPr>
+          <w:lang w:val="zh_TW" w:bidi="zh_TW"/>
+        </w:rPr>
+        <w:t>以色列的眾首領帶來六輛車和十二隻公牛，供搬運會幕之用（</w:t>
+      </w:r>
+      <w:hyperlink r:id="rId126">
+        <w:r>
+          <w:rPr>
+            <w:lang w:val="zh_TW" w:bidi="zh_TW"/>
+          </w:rPr>
+          <w:rPr>
+            <w:color w:val="0000EE"/>
+            <w:u w:val="single"/>
+          </w:rPr>
+          <w:t>7:3</w:t>
+        </w:r>
+      </w:hyperlink>
+      <w:r>
+        <w:rPr>
+          <w:lang w:val="zh_TW" w:bidi="zh_TW"/>
+        </w:rPr>
+        <w:t>）。摩西把兩輛車和四隻公牛分給革順人（</w:t>
+      </w:r>
+      <w:hyperlink r:id="rId127">
+        <w:r>
+          <w:rPr>
+            <w:lang w:val="zh_TW" w:bidi="zh_TW"/>
+          </w:rPr>
+          <w:rPr>
+            <w:color w:val="0000EE"/>
+            <w:u w:val="single"/>
+          </w:rPr>
+          <w:t>7</w:t>
+        </w:r>
+      </w:hyperlink>
+      <w:r>
+        <w:rPr>
+          <w:lang w:val="zh_TW" w:bidi="zh_TW"/>
+        </w:rPr>
+        <w:t>節），又把四輛車和八隻公牛分給米拉利人（</w:t>
+      </w:r>
+      <w:hyperlink r:id="rId128">
+        <w:r>
+          <w:rPr>
+            <w:lang w:val="zh_TW" w:bidi="zh_TW"/>
+          </w:rPr>
+          <w:rPr>
+            <w:color w:val="0000EE"/>
+            <w:u w:val="single"/>
+          </w:rPr>
+          <w:t>8</w:t>
+        </w:r>
+      </w:hyperlink>
+      <w:r>
+        <w:rPr>
+          <w:lang w:val="zh_TW" w:bidi="zh_TW"/>
+        </w:rPr>
+        <w:t>節）。（至於哥轄人，他們要用肩抬會幕的「器具」，</w:t>
+      </w:r>
+      <w:hyperlink r:id="rId129">
+        <w:r>
+          <w:rPr>
+            <w:lang w:val="zh_TW" w:bidi="zh_TW"/>
+          </w:rPr>
+          <w:rPr>
+            <w:color w:val="0000EE"/>
+            <w:u w:val="single"/>
+          </w:rPr>
+          <w:t>9</w:t>
+        </w:r>
+      </w:hyperlink>
+      <w:r>
+        <w:rPr>
+          <w:lang w:val="zh_TW" w:bidi="zh_TW"/>
+        </w:rPr>
+        <w:t>節）為了在壇受膏之後使壇成聖連續十二天，各支派的首領就按著行軍的次序（參</w:t>
+      </w:r>
+      <w:hyperlink r:id="rId15">
+        <w:r>
+          <w:rPr>
+            <w:lang w:val="zh_TW" w:bidi="zh_TW"/>
+          </w:rPr>
+          <w:rPr>
+            <w:color w:val="0000EE"/>
+            <w:u w:val="single"/>
+          </w:rPr>
+          <w:t>2</w:t>
+        </w:r>
+      </w:hyperlink>
+      <w:r>
+        <w:rPr>
+          <w:lang w:val="zh_TW" w:bidi="zh_TW"/>
+        </w:rPr>
+        <w:t>章）獻上相同的供物（</w:t>
+      </w:r>
+      <w:hyperlink r:id="rId130">
+        <w:r>
+          <w:rPr>
+            <w:lang w:val="zh_TW" w:bidi="zh_TW"/>
+          </w:rPr>
+          <w:rPr>
+            <w:color w:val="0000EE"/>
+            <w:u w:val="single"/>
+          </w:rPr>
+          <w:t>10</w:t>
+        </w:r>
+      </w:hyperlink>
+      <w:r>
+        <w:rPr>
+          <w:lang w:val="zh_TW" w:bidi="zh_TW"/>
+        </w:rPr>
+        <w:t>、</w:t>
+      </w:r>
+      <w:hyperlink r:id="rId130">
+        <w:r>
+          <w:rPr>
+            <w:lang w:val="zh_TW" w:bidi="zh_TW"/>
+          </w:rPr>
+          <w:rPr>
+            <w:color w:val="0000EE"/>
+            <w:u w:val="single"/>
+          </w:rPr>
+          <w:t>88</w:t>
+        </w:r>
+      </w:hyperlink>
+      <w:r>
+        <w:rPr>
+          <w:lang w:val="zh_TW" w:bidi="zh_TW"/>
+        </w:rPr>
+        <w:t>節）。神藉著從施恩座上對摩西說話（</w:t>
+      </w:r>
+      <w:hyperlink r:id="rId131">
+        <w:r>
+          <w:rPr>
+            <w:lang w:val="zh_TW" w:bidi="zh_TW"/>
+          </w:rPr>
+          <w:rPr>
+            <w:color w:val="0000EE"/>
+            <w:u w:val="single"/>
+          </w:rPr>
+          <w:t>89</w:t>
+        </w:r>
+      </w:hyperlink>
+      <w:r>
+        <w:rPr>
+          <w:lang w:val="zh_TW" w:bidi="zh_TW"/>
+        </w:rPr>
+        <w:t>節），顯明祂悅納這樣的行動。</w:t>
+      </w:r>
+    </w:p>
+    <w:p>
+      <w:pPr>
+        <w:pStyle w:val="Heading4"/>
+      </w:pPr>
+      <w:r>
+        <w:rPr>
+          <w:lang w:val="zh_TW" w:bidi="zh_TW"/>
+        </w:rPr>
+        <w:t>第</w:t>
+      </w:r>
+      <w:hyperlink r:id="rId132">
+        <w:r>
+          <w:rPr>
+            <w:lang w:val="zh_TW" w:bidi="zh_TW"/>
+          </w:rPr>
+          <w:rPr>
+            <w:color w:val="0000EE"/>
+            <w:u w:val="single"/>
+          </w:rPr>
+          <w:t>八</w:t>
+        </w:r>
+      </w:hyperlink>
+      <w:r>
+        <w:rPr>
+          <w:lang w:val="zh_TW" w:bidi="zh_TW"/>
+        </w:rPr>
+        <w:t>章</w:t>
+      </w:r>
+    </w:p>
+    <w:p>
+      <w:pPr/>
+      <w:r>
+        <w:rPr>
+          <w:lang w:val="zh_TW" w:bidi="zh_TW"/>
+        </w:rPr>
+      </w:r>
+      <w:r>
+        <w:rPr>
+          <w:lang w:val="zh_TW" w:bidi="zh_TW"/>
+        </w:rPr>
+        <w:t>神把點亮七盞燈臺的特權交給亞倫家的祭司（</w:t>
+      </w:r>
+      <w:hyperlink r:id="rId133">
+        <w:r>
+          <w:rPr>
+            <w:lang w:val="zh_TW" w:bidi="zh_TW"/>
+          </w:rPr>
+          <w:rPr>
+            <w:color w:val="0000EE"/>
+            <w:u w:val="single"/>
+          </w:rPr>
+          <w:t>1–4</w:t>
+        </w:r>
+      </w:hyperlink>
+      <w:r>
+        <w:rPr>
+          <w:lang w:val="zh_TW" w:bidi="zh_TW"/>
+        </w:rPr>
+        <w:t>節）。隨後，摩西和亞倫照著神的指示，藉著潔淨的禮儀使利未人分別為聖，投入會幕的事奉（</w:t>
+      </w:r>
+      <w:hyperlink r:id="rId134">
+        <w:r>
+          <w:rPr>
+            <w:lang w:val="zh_TW" w:bidi="zh_TW"/>
+          </w:rPr>
+          <w:rPr>
+            <w:color w:val="0000EE"/>
+            <w:u w:val="single"/>
+          </w:rPr>
+          <w:t>5–22</w:t>
+        </w:r>
+      </w:hyperlink>
+      <w:r>
+        <w:rPr>
+          <w:lang w:val="zh_TW" w:bidi="zh_TW"/>
+        </w:rPr>
+        <w:t>節）。</w:t>
+      </w:r>
+    </w:p>
+    <w:p>
+      <w:pPr>
+        <w:pStyle w:val="Heading4"/>
+      </w:pPr>
+      <w:hyperlink r:id="rId135">
+        <w:r>
+          <w:rPr>
+            <w:lang w:val="zh_TW" w:bidi="zh_TW"/>
+          </w:rPr>
+          <w:rPr>
+            <w:color w:val="0000EE"/>
+            <w:u w:val="single"/>
+          </w:rPr>
+          <w:t>九章1節至十章10節</w:t>
+        </w:r>
+      </w:hyperlink>
+    </w:p>
+    <w:p>
+      <w:pPr/>
+      <w:r>
+        <w:rPr>
+          <w:lang w:val="zh_TW" w:bidi="zh_TW"/>
+        </w:rPr>
+      </w:r>
+      <w:r>
+        <w:rPr>
+          <w:lang w:val="zh_TW" w:bidi="zh_TW"/>
+        </w:rPr>
+        <w:t>為了顧念在逾越節期間因禮儀上不潔淨，或正在旅途中而無法參與的敬拜者，神准許他們在一個月之後守逾越節（</w:t>
+      </w:r>
+      <w:hyperlink r:id="rId136">
+        <w:r>
+          <w:rPr>
+            <w:lang w:val="zh_TW" w:bidi="zh_TW"/>
+          </w:rPr>
+          <w:rPr>
+            <w:color w:val="0000EE"/>
+            <w:u w:val="single"/>
+          </w:rPr>
+          <w:t>6–12</w:t>
+        </w:r>
+      </w:hyperlink>
+      <w:r>
+        <w:rPr>
+          <w:lang w:val="zh_TW" w:bidi="zh_TW"/>
+        </w:rPr>
+        <w:t>節；另見</w:t>
+      </w:r>
+      <w:hyperlink r:id="rId137">
+        <w:r>
+          <w:rPr>
+            <w:lang w:val="zh_TW" w:bidi="zh_TW"/>
+          </w:rPr>
+          <w:rPr>
+            <w:color w:val="0000EE"/>
+            <w:u w:val="single"/>
+          </w:rPr>
+          <w:t>27</w:t>
+        </w:r>
+      </w:hyperlink>
+      <w:r>
+        <w:rPr>
+          <w:lang w:val="zh_TW" w:bidi="zh_TW"/>
+        </w:rPr>
+        <w:t>章）。</w:t>
+      </w:r>
+    </w:p>
+    <w:p>
+      <w:pPr/>
+      <w:r>
+        <w:rPr>
+          <w:lang w:val="zh_TW" w:bidi="zh_TW"/>
+        </w:rPr>
+      </w:r>
+      <w:r>
+        <w:rPr>
+          <w:lang w:val="zh_TW" w:bidi="zh_TW"/>
+        </w:rPr>
+        <w:t>神在百姓離開西奈山之前，向他們頒布最後的指示。當他們看見雲彩從會幕升起時，就要預備起行；雲彩停在什麼地方，他們就要在那裡安營（</w:t>
+      </w:r>
+      <w:hyperlink r:id="rId138">
+        <w:r>
+          <w:rPr>
+            <w:lang w:val="zh_TW" w:bidi="zh_TW"/>
+          </w:rPr>
+          <w:rPr>
+            <w:color w:val="0000EE"/>
+            <w:u w:val="single"/>
+          </w:rPr>
+          <w:t>9:15–23</w:t>
+        </w:r>
+      </w:hyperlink>
+      <w:r>
+        <w:rPr>
+          <w:lang w:val="zh_TW" w:bidi="zh_TW"/>
+        </w:rPr>
+        <w:t>）。如果吹響兩枝銀號，百姓就要到會幕聚集；如果只吹一枝，只須首領前往；當吹出出戰的警號時，各支派的隊伍就要立刻預備行軍（</w:t>
+      </w:r>
+      <w:hyperlink r:id="rId139">
+        <w:r>
+          <w:rPr>
+            <w:lang w:val="zh_TW" w:bidi="zh_TW"/>
+          </w:rPr>
+          <w:rPr>
+            <w:color w:val="0000EE"/>
+            <w:u w:val="single"/>
+          </w:rPr>
+          <w:t>10:1–10</w:t>
+        </w:r>
+      </w:hyperlink>
+      <w:r>
+        <w:rPr>
+          <w:lang w:val="zh_TW" w:bidi="zh_TW"/>
+        </w:rPr>
+        <w:t>）。</w:t>
+      </w:r>
+    </w:p>
+    <w:p>
+      <w:pPr>
+        <w:pStyle w:val="Heading4"/>
+      </w:pPr>
+      <w:hyperlink r:id="rId140">
+        <w:r>
+          <w:rPr>
+            <w:lang w:val="zh_TW" w:bidi="zh_TW"/>
+          </w:rPr>
+          <w:rPr>
+            <w:color w:val="0000EE"/>
+            <w:u w:val="single"/>
+          </w:rPr>
+          <w:t>十章11節至十四章45節</w:t>
+        </w:r>
+      </w:hyperlink>
+    </w:p>
+    <w:p>
+      <w:pPr/>
+      <w:r>
+        <w:rPr>
+          <w:lang w:val="zh_TW" w:bidi="zh_TW"/>
+        </w:rPr>
+      </w:r>
+      <w:r>
+        <w:rPr>
+          <w:lang w:val="zh_TW" w:bidi="zh_TW"/>
+        </w:rPr>
+        <w:t>接下來這一段記述從西奈山行軍到加低斯·巴尼亞的過程，時間大約為一個半月至兩個月之間（參</w:t>
+      </w:r>
+      <w:hyperlink r:id="rId141">
+        <w:r>
+          <w:rPr>
+            <w:lang w:val="zh_TW" w:bidi="zh_TW"/>
+          </w:rPr>
+          <w:rPr>
+            <w:color w:val="0000EE"/>
+            <w:u w:val="single"/>
+          </w:rPr>
+          <w:t>10:11</w:t>
+        </w:r>
+      </w:hyperlink>
+      <w:r>
+        <w:rPr>
+          <w:lang w:val="zh_TW" w:bidi="zh_TW"/>
+        </w:rPr>
+        <w:t>，</w:t>
+      </w:r>
+      <w:hyperlink r:id="rId142">
+        <w:r>
+          <w:rPr>
+            <w:lang w:val="zh_TW" w:bidi="zh_TW"/>
+          </w:rPr>
+          <w:rPr>
+            <w:color w:val="0000EE"/>
+            <w:u w:val="single"/>
+          </w:rPr>
+          <w:t>13:20</w:t>
+        </w:r>
+      </w:hyperlink>
+      <w:r>
+        <w:rPr>
+          <w:lang w:val="zh_TW" w:bidi="zh_TW"/>
+        </w:rPr>
+        <w:t>）。百姓幾乎立刻在經過可怕的巴蘭曠野時開始發怨言（</w:t>
+      </w:r>
+      <w:hyperlink r:id="rId32">
+        <w:r>
+          <w:rPr>
+            <w:lang w:val="zh_TW" w:bidi="zh_TW"/>
+          </w:rPr>
+          <w:rPr>
+            <w:color w:val="0000EE"/>
+            <w:u w:val="single"/>
+          </w:rPr>
+          <w:t>申1:19</w:t>
+        </w:r>
+      </w:hyperlink>
+      <w:r>
+        <w:rPr>
+          <w:lang w:val="zh_TW" w:bidi="zh_TW"/>
+        </w:rPr>
+        <w:t>），使耶和華在他備拉發怒（</w:t>
+      </w:r>
+      <w:hyperlink r:id="rId143">
+        <w:r>
+          <w:rPr>
+            <w:lang w:val="zh_TW" w:bidi="zh_TW"/>
+          </w:rPr>
+          <w:rPr>
+            <w:color w:val="0000EE"/>
+            <w:u w:val="single"/>
+          </w:rPr>
+          <w:t>民11:1–3</w:t>
+        </w:r>
+      </w:hyperlink>
+      <w:r>
+        <w:rPr>
+          <w:lang w:val="zh_TW" w:bidi="zh_TW"/>
+        </w:rPr>
+        <w:t>），又在基博羅·哈他瓦發怒（</w:t>
+      </w:r>
+      <w:hyperlink r:id="rId144">
+        <w:r>
+          <w:rPr>
+            <w:lang w:val="zh_TW" w:bidi="zh_TW"/>
+          </w:rPr>
+          <w:rPr>
+            <w:color w:val="0000EE"/>
+            <w:u w:val="single"/>
+          </w:rPr>
+          <w:t>民11:4–35</w:t>
         </w:r>
       </w:hyperlink>
       <w:r>
@@ -293,28 +3891,508 @@
         </w:rPr>
         <w:t>；</w:t>
       </w:r>
-      <w:hyperlink r:id="rId17">
-        <w:r>
-          <w:rPr>
-            <w:lang w:val="zh_TW" w:bidi="zh_TW"/>
-          </w:rPr>
-          <w:rPr>
-            <w:color w:val="0000EE"/>
-            <w:u w:val="single"/>
-          </w:rPr>
-          <w:t>代下24:12，</w:t>
-        </w:r>
-      </w:hyperlink>
-      <w:hyperlink r:id="rId18">
-        <w:r>
-          <w:rPr>
-            <w:lang w:val="zh_TW" w:bidi="zh_TW"/>
-          </w:rPr>
-          <w:rPr>
-            <w:color w:val="0000EE"/>
-            <w:u w:val="single"/>
-          </w:rPr>
-          <w:t>34:11</w:t>
+      <w:hyperlink r:id="rId145">
+        <w:r>
+          <w:rPr>
+            <w:lang w:val="zh_TW" w:bidi="zh_TW"/>
+          </w:rPr>
+          <w:rPr>
+            <w:color w:val="0000EE"/>
+            <w:u w:val="single"/>
+          </w:rPr>
+          <w:t>詩78:26–31</w:t>
+        </w:r>
+      </w:hyperlink>
+      <w:r>
+        <w:rPr>
+          <w:lang w:val="zh_TW" w:bidi="zh_TW"/>
+        </w:rPr>
+        <w:t>，</w:t>
+      </w:r>
+      <w:hyperlink r:id="rId146">
+        <w:r>
+          <w:rPr>
+            <w:lang w:val="zh_TW" w:bidi="zh_TW"/>
+          </w:rPr>
+          <w:rPr>
+            <w:color w:val="0000EE"/>
+            <w:u w:val="single"/>
+          </w:rPr>
+          <w:t>106:13–15</w:t>
+        </w:r>
+      </w:hyperlink>
+      <w:r>
+        <w:rPr>
+          <w:lang w:val="zh_TW" w:bidi="zh_TW"/>
+        </w:rPr>
+        <w:t>）。米利暗和亞倫挑戰摩西獨自代表神向百姓說話的權柄，結果米利暗因受責罰而暫時患上痲瘋（顯然是她帶頭挑起事端）。二人藉著摩西的代求而得著赦免（</w:t>
+      </w:r>
+      <w:hyperlink r:id="rId147">
+        <w:r>
+          <w:rPr>
+            <w:lang w:val="zh_TW" w:bidi="zh_TW"/>
+          </w:rPr>
+          <w:rPr>
+            <w:color w:val="0000EE"/>
+            <w:u w:val="single"/>
+          </w:rPr>
+          <w:t>民12章</w:t>
+        </w:r>
+      </w:hyperlink>
+      <w:r>
+        <w:rPr>
+          <w:lang w:val="zh_TW" w:bidi="zh_TW"/>
+        </w:rPr>
+        <w:t>）。然而，正是從這件事中，經文提出了一段極為突出的描述，說明摩西與神之間獨特的關係，成為啟示的特殊途徑（</w:t>
+      </w:r>
+      <w:hyperlink r:id="rId148">
+        <w:r>
+          <w:rPr>
+            <w:lang w:val="zh_TW" w:bidi="zh_TW"/>
+          </w:rPr>
+          <w:rPr>
+            <w:color w:val="0000EE"/>
+            <w:u w:val="single"/>
+          </w:rPr>
+          <w:t>6–8</w:t>
+        </w:r>
+      </w:hyperlink>
+      <w:r>
+        <w:rPr>
+          <w:lang w:val="zh_TW" w:bidi="zh_TW"/>
+        </w:rPr>
+        <w:t>節）。</w:t>
+      </w:r>
+    </w:p>
+    <w:p>
+      <w:pPr/>
+      <w:r>
+        <w:rPr>
+          <w:lang w:val="zh_TW" w:bidi="zh_TW"/>
+        </w:rPr>
+      </w:r>
+      <w:r>
+        <w:rPr>
+          <w:lang w:val="zh_TW" w:bidi="zh_TW"/>
+        </w:rPr>
+        <w:t>摩西從巴蘭（加低斯‧巴尼亞）差派探子去窺探那地（</w:t>
+      </w:r>
+      <w:hyperlink r:id="rId149">
+        <w:r>
+          <w:rPr>
+            <w:lang w:val="zh_TW" w:bidi="zh_TW"/>
+          </w:rPr>
+          <w:rPr>
+            <w:color w:val="0000EE"/>
+            <w:u w:val="single"/>
+          </w:rPr>
+          <w:t>13</w:t>
+        </w:r>
+      </w:hyperlink>
+      <w:r>
+        <w:rPr>
+          <w:lang w:val="zh_TW" w:bidi="zh_TW"/>
+        </w:rPr>
+        <w:t>章）。</w:t>
+      </w:r>
+      <w:hyperlink r:id="rId150">
+        <w:r>
+          <w:rPr>
+            <w:lang w:val="zh_TW" w:bidi="zh_TW"/>
+          </w:rPr>
+          <w:rPr>
+            <w:color w:val="0000EE"/>
+            <w:u w:val="single"/>
+          </w:rPr>
+          <w:t>申命記一章22節</w:t>
+        </w:r>
+      </w:hyperlink>
+      <w:r>
+        <w:rPr>
+          <w:lang w:val="zh_TW" w:bidi="zh_TW"/>
+        </w:rPr>
+        <w:t>顯示，窺探那地的計劃原本是出自於百姓，摩西（在神的指示下）同意這件事。40天後，探子回來。只有迦勒和約書亞勸百姓上去攻取那地；其餘十個探子卻說仇敵強大，他們無法得戰。百姓因此極其沮喪，甚至想用石頭打死迦勒和約書亞（</w:t>
+      </w:r>
+      <w:hyperlink r:id="rId151">
+        <w:r>
+          <w:rPr>
+            <w:lang w:val="zh_TW" w:bidi="zh_TW"/>
+          </w:rPr>
+          <w:rPr>
+            <w:color w:val="0000EE"/>
+            <w:u w:val="single"/>
+          </w:rPr>
+          <w:t>民14:10</w:t>
+        </w:r>
+      </w:hyperlink>
+      <w:r>
+        <w:rPr>
+          <w:lang w:val="zh_TW" w:bidi="zh_TW"/>
+        </w:rPr>
+        <w:t>），只是會幕那裡忽然顯出榮耀的雲彩，才阻止了他們。神在震怒中起誓（</w:t>
+      </w:r>
+      <w:hyperlink r:id="rId152">
+        <w:r>
+          <w:rPr>
+            <w:lang w:val="zh_TW" w:bidi="zh_TW"/>
+          </w:rPr>
+          <w:rPr>
+            <w:color w:val="0000EE"/>
+            <w:u w:val="single"/>
+          </w:rPr>
+          <w:t>民14:21</w:t>
+        </w:r>
+      </w:hyperlink>
+      <w:r>
+        <w:rPr>
+          <w:lang w:val="zh_TW" w:bidi="zh_TW"/>
+        </w:rPr>
+        <w:t>；參</w:t>
+      </w:r>
+      <w:hyperlink r:id="rId153">
+        <w:r>
+          <w:rPr>
+            <w:lang w:val="zh_TW" w:bidi="zh_TW"/>
+          </w:rPr>
+          <w:rPr>
+            <w:color w:val="0000EE"/>
+            <w:u w:val="single"/>
+          </w:rPr>
+          <w:t>來3:7–4:10</w:t>
+        </w:r>
+      </w:hyperlink>
+      <w:r>
+        <w:rPr>
+          <w:lang w:val="zh_TW" w:bidi="zh_TW"/>
+        </w:rPr>
+        <w:t>），除了迦勒和約書亞以外，那一代人都不能進入應許之地（</w:t>
+      </w:r>
+      <w:hyperlink r:id="rId154">
+        <w:r>
+          <w:rPr>
+            <w:lang w:val="zh_TW" w:bidi="zh_TW"/>
+          </w:rPr>
+          <w:rPr>
+            <w:color w:val="0000EE"/>
+            <w:u w:val="single"/>
+          </w:rPr>
+          <w:t>民14:21–35</w:t>
+        </w:r>
+      </w:hyperlink>
+      <w:r>
+        <w:rPr>
+          <w:lang w:val="zh_TW" w:bidi="zh_TW"/>
+        </w:rPr>
+        <w:t>）。隨後，神擊殺了那10個不信的探子（</w:t>
+      </w:r>
+      <w:hyperlink r:id="rId155">
+        <w:r>
+          <w:rPr>
+            <w:lang w:val="zh_TW" w:bidi="zh_TW"/>
+          </w:rPr>
+          <w:rPr>
+            <w:color w:val="0000EE"/>
+            <w:u w:val="single"/>
+          </w:rPr>
+          <w:t>37</w:t>
+        </w:r>
+      </w:hyperlink>
+      <w:r>
+        <w:rPr>
+          <w:lang w:val="zh_TW" w:bidi="zh_TW"/>
+        </w:rPr>
+        <w:t>節）。以色列人卻仍然擅自行動，違背神明確禁止他們上去的命令（</w:t>
+      </w:r>
+      <w:hyperlink r:id="rId156">
+        <w:r>
+          <w:rPr>
+            <w:lang w:val="zh_TW" w:bidi="zh_TW"/>
+          </w:rPr>
+          <w:rPr>
+            <w:color w:val="0000EE"/>
+            <w:u w:val="single"/>
+          </w:rPr>
+          <w:t>申1:42</w:t>
+        </w:r>
+      </w:hyperlink>
+      <w:r>
+        <w:rPr>
+          <w:lang w:val="zh_TW" w:bidi="zh_TW"/>
+        </w:rPr>
+        <w:t>），在摩西和約櫃仍留在營中的情況下，企圖進攻那地，結果遭到亞瑪力人和迦南人的迎擊。</w:t>
+      </w:r>
+    </w:p>
+    <w:p>
+      <w:pPr/>
+      <w:r>
+        <w:rPr>
+          <w:lang w:val="zh_TW" w:bidi="zh_TW"/>
+        </w:rPr>
+      </w:r>
+      <w:r>
+        <w:rPr>
+          <w:lang w:val="zh_TW" w:bidi="zh_TW"/>
+        </w:rPr>
+        <w:t>以色列人仍然停留在這一帶，各支派的家族分散在曠野各處，並在泉水與綠洲附近安頓下來（</w:t>
+      </w:r>
+      <w:hyperlink r:id="rId157">
+        <w:r>
+          <w:rPr>
+            <w:lang w:val="zh_TW" w:bidi="zh_TW"/>
+          </w:rPr>
+          <w:rPr>
+            <w:color w:val="0000EE"/>
+            <w:u w:val="single"/>
+          </w:rPr>
+          <w:t>申1:46</w:t>
+        </w:r>
+      </w:hyperlink>
+      <w:r>
+        <w:rPr>
+          <w:lang w:val="zh_TW" w:bidi="zh_TW"/>
+        </w:rPr>
+        <w:t>）。</w:t>
+      </w:r>
+      <w:hyperlink r:id="rId158">
+        <w:r>
+          <w:rPr>
+            <w:lang w:val="zh_TW" w:bidi="zh_TW"/>
+          </w:rPr>
+          <w:rPr>
+            <w:color w:val="0000EE"/>
+            <w:u w:val="single"/>
+          </w:rPr>
+          <w:t>民數記十五章1節至二十一章20節</w:t>
+        </w:r>
+      </w:hyperlink>
+      <w:r>
+        <w:rPr>
+          <w:lang w:val="zh_TW" w:bidi="zh_TW"/>
+        </w:rPr>
+        <w:t>記述了他們在曠野漂流38年的經過。這段時期的很大部分可能都在加低斯‧巴尼亞一帶度過（</w:t>
+      </w:r>
+      <w:hyperlink r:id="rId157">
+        <w:r>
+          <w:rPr>
+            <w:lang w:val="zh_TW" w:bidi="zh_TW"/>
+          </w:rPr>
+          <w:rPr>
+            <w:color w:val="0000EE"/>
+            <w:u w:val="single"/>
+          </w:rPr>
+          <w:t>申1:46</w:t>
+        </w:r>
+      </w:hyperlink>
+      <w:r>
+        <w:rPr>
+          <w:lang w:val="zh_TW" w:bidi="zh_TW"/>
+        </w:rPr>
+        <w:t>）。</w:t>
+      </w:r>
+    </w:p>
+    <w:p>
+      <w:pPr>
+        <w:pStyle w:val="Heading4"/>
+      </w:pPr>
+      <w:r>
+        <w:rPr>
+          <w:lang w:val="zh_TW" w:bidi="zh_TW"/>
+        </w:rPr>
+        <w:t>第</w:t>
+      </w:r>
+      <w:hyperlink r:id="rId159">
+        <w:r>
+          <w:rPr>
+            <w:lang w:val="zh_TW" w:bidi="zh_TW"/>
+          </w:rPr>
+          <w:rPr>
+            <w:color w:val="0000EE"/>
+            <w:u w:val="single"/>
+          </w:rPr>
+          <w:t>十五</w:t>
+        </w:r>
+      </w:hyperlink>
+      <w:r>
+        <w:rPr>
+          <w:lang w:val="zh_TW" w:bidi="zh_TW"/>
+        </w:rPr>
+        <w:t>章</w:t>
+      </w:r>
+    </w:p>
+    <w:p>
+      <w:pPr/>
+      <w:r>
+        <w:rPr>
+          <w:lang w:val="zh_TW" w:bidi="zh_TW"/>
+        </w:rPr>
+      </w:r>
+      <w:r>
+        <w:rPr>
+          <w:lang w:val="zh_TW" w:bidi="zh_TW"/>
+        </w:rPr>
+        <w:t>神又賜下進一步關於祭司的律例（</w:t>
+      </w:r>
+      <w:hyperlink r:id="rId160">
+        <w:r>
+          <w:rPr>
+            <w:lang w:val="zh_TW" w:bidi="zh_TW"/>
+          </w:rPr>
+          <w:rPr>
+            <w:color w:val="0000EE"/>
+            <w:u w:val="single"/>
+          </w:rPr>
+          <w:t>民15:1–21</w:t>
+        </w:r>
+      </w:hyperlink>
+      <w:r>
+        <w:rPr>
+          <w:lang w:val="zh_TW" w:bidi="zh_TW"/>
+        </w:rPr>
+        <w:t>）。同時，經文也清楚說明，以色列人如果故意、悖逆地犯罪，就要按著被剪除於民中的程序處理；這類帶著悖逆心態而犯罪的人，並沒有贖罪的方法（</w:t>
+      </w:r>
+      <w:hyperlink r:id="rId161">
+        <w:r>
+          <w:rPr>
+            <w:lang w:val="zh_TW" w:bidi="zh_TW"/>
+          </w:rPr>
+          <w:rPr>
+            <w:color w:val="0000EE"/>
+            <w:u w:val="single"/>
+          </w:rPr>
+          <w:t>22–31</w:t>
+        </w:r>
+      </w:hyperlink>
+      <w:r>
+        <w:rPr>
+          <w:lang w:val="zh_TW" w:bidi="zh_TW"/>
+        </w:rPr>
+        <w:t>節）。經文記載有一個犯安息日的人被處死（</w:t>
+      </w:r>
+      <w:hyperlink r:id="rId162">
+        <w:r>
+          <w:rPr>
+            <w:lang w:val="zh_TW" w:bidi="zh_TW"/>
+          </w:rPr>
+          <w:rPr>
+            <w:color w:val="0000EE"/>
+            <w:u w:val="single"/>
+          </w:rPr>
+          <w:t>32–36</w:t>
+        </w:r>
+      </w:hyperlink>
+      <w:r>
+        <w:rPr>
+          <w:lang w:val="zh_TW" w:bidi="zh_TW"/>
+        </w:rPr>
+        <w:t>節），這件事大概用來說明前面所頒布的律例。最後，為了幫助以色列人遵行神的律法，神吩咐他們在外衣邊上繫上繸子，又在繸子上釘一根藍細帶子，作為提醒（</w:t>
+      </w:r>
+      <w:hyperlink r:id="rId163">
+        <w:r>
+          <w:rPr>
+            <w:lang w:val="zh_TW" w:bidi="zh_TW"/>
+          </w:rPr>
+          <w:rPr>
+            <w:color w:val="0000EE"/>
+            <w:u w:val="single"/>
+          </w:rPr>
+          <w:t>37–41</w:t>
+        </w:r>
+      </w:hyperlink>
+      <w:r>
+        <w:rPr>
+          <w:lang w:val="zh_TW" w:bidi="zh_TW"/>
+        </w:rPr>
+        <w:t>節）。</w:t>
+      </w:r>
+    </w:p>
+    <w:p>
+      <w:pPr>
+        <w:pStyle w:val="Heading4"/>
+      </w:pPr>
+      <w:r>
+        <w:rPr>
+          <w:lang w:val="zh_TW" w:bidi="zh_TW"/>
+        </w:rPr>
+        <w:t>第</w:t>
+      </w:r>
+      <w:hyperlink r:id="rId164">
+        <w:r>
+          <w:rPr>
+            <w:lang w:val="zh_TW" w:bidi="zh_TW"/>
+          </w:rPr>
+          <w:rPr>
+            <w:color w:val="0000EE"/>
+            <w:u w:val="single"/>
+          </w:rPr>
+          <w:t>十六</w:t>
+        </w:r>
+      </w:hyperlink>
+      <w:r>
+        <w:rPr>
+          <w:lang w:val="zh_TW" w:bidi="zh_TW"/>
+        </w:rPr>
+        <w:t>章</w:t>
+      </w:r>
+    </w:p>
+    <w:p>
+      <w:pPr/>
+      <w:r>
+        <w:rPr>
+          <w:lang w:val="zh_TW" w:bidi="zh_TW"/>
+        </w:rPr>
+      </w:r>
+      <w:r>
+        <w:rPr>
+          <w:lang w:val="zh_TW" w:bidi="zh_TW"/>
+        </w:rPr>
+        <w:t>可拉挑戰了亞倫作大祭司的職分，而大坍、亞比蘭和安也挑戰了摩西的領導權（</w:t>
+      </w:r>
+      <w:hyperlink r:id="rId165">
+        <w:r>
+          <w:rPr>
+            <w:lang w:val="zh_TW" w:bidi="zh_TW"/>
+          </w:rPr>
+          <w:rPr>
+            <w:color w:val="0000EE"/>
+            <w:u w:val="single"/>
+          </w:rPr>
+          <w:t>1–14</w:t>
+        </w:r>
+      </w:hyperlink>
+      <w:r>
+        <w:rPr>
+          <w:lang w:val="zh_TW" w:bidi="zh_TW"/>
+        </w:rPr>
+        <w:t>節）。神按著摩西所說的話，使地裂開，把這些作惡的人吞下去（</w:t>
+      </w:r>
+      <w:hyperlink r:id="rId166">
+        <w:r>
+          <w:rPr>
+            <w:lang w:val="zh_TW" w:bidi="zh_TW"/>
+          </w:rPr>
+          <w:rPr>
+            <w:color w:val="0000EE"/>
+            <w:u w:val="single"/>
+          </w:rPr>
+          <w:t>民16:32</w:t>
+        </w:r>
+      </w:hyperlink>
+      <w:r>
+        <w:rPr>
+          <w:lang w:val="zh_TW" w:bidi="zh_TW"/>
+        </w:rPr>
+        <w:t>；參</w:t>
+      </w:r>
+      <w:hyperlink r:id="rId167">
+        <w:r>
+          <w:rPr>
+            <w:lang w:val="zh_TW" w:bidi="zh_TW"/>
+          </w:rPr>
+          <w:rPr>
+            <w:color w:val="0000EE"/>
+            <w:u w:val="single"/>
+          </w:rPr>
+          <w:t>申9:6</w:t>
         </w:r>
       </w:hyperlink>
       <w:r>
@@ -323,34 +4401,965 @@
         </w:rPr>
         <w:t>；</w:t>
       </w:r>
-      <w:hyperlink r:id="rId19">
-        <w:r>
-          <w:rPr>
-            <w:lang w:val="zh_TW" w:bidi="zh_TW"/>
-          </w:rPr>
-          <w:rPr>
-            <w:color w:val="0000EE"/>
-            <w:u w:val="single"/>
-          </w:rPr>
-          <w:t>拉3:7</w:t>
-        </w:r>
-      </w:hyperlink>
-      <w:r>
-        <w:rPr>
-          <w:lang w:val="zh_TW" w:bidi="zh_TW"/>
-        </w:rPr>
-        <w:t>）。新約中很少提及木工工作，但耶穌和祂的父親約瑟正是從事此行業（</w:t>
-      </w:r>
-      <w:hyperlink r:id="rId20">
-        <w:r>
-          <w:rPr>
-            <w:lang w:val="zh_TW" w:bidi="zh_TW"/>
-          </w:rPr>
-          <w:rPr>
-            <w:color w:val="0000EE"/>
-            <w:u w:val="single"/>
-          </w:rPr>
-          <w:t>太13:55</w:t>
+      <w:hyperlink r:id="rId168">
+        <w:r>
+          <w:rPr>
+            <w:lang w:val="zh_TW" w:bidi="zh_TW"/>
+          </w:rPr>
+          <w:rPr>
+            <w:color w:val="0000EE"/>
+            <w:u w:val="single"/>
+          </w:rPr>
+          <w:t>詩106:16–18</w:t>
+        </w:r>
+      </w:hyperlink>
+      <w:r>
+        <w:rPr>
+          <w:lang w:val="zh_TW" w:bidi="zh_TW"/>
+        </w:rPr>
+        <w:t>）。在新約聖經中，可拉被視為悖逆之人的典型例子（</w:t>
+      </w:r>
+      <w:hyperlink r:id="rId169">
+        <w:r>
+          <w:rPr>
+            <w:lang w:val="zh_TW" w:bidi="zh_TW"/>
+          </w:rPr>
+          <w:rPr>
+            <w:color w:val="0000EE"/>
+            <w:u w:val="single"/>
+          </w:rPr>
+          <w:t>猶11</w:t>
+        </w:r>
+      </w:hyperlink>
+      <w:r>
+        <w:rPr>
+          <w:lang w:val="zh_TW" w:bidi="zh_TW"/>
+        </w:rPr>
+        <w:t>）。</w:t>
+      </w:r>
+    </w:p>
+    <w:p>
+      <w:pPr/>
+      <w:r>
+        <w:rPr>
+          <w:lang w:val="zh_TW" w:bidi="zh_TW"/>
+        </w:rPr>
+      </w:r>
+      <w:hyperlink r:id="rId170">
+        <w:r>
+          <w:rPr>
+            <w:lang w:val="zh_TW" w:bidi="zh_TW"/>
+          </w:rPr>
+          <w:rPr>
+            <w:color w:val="0000EE"/>
+            <w:u w:val="single"/>
+          </w:rPr>
+          <w:t>民數記二十六章11節</w:t>
+        </w:r>
+      </w:hyperlink>
+      <w:r>
+        <w:rPr>
+          <w:lang w:val="zh_TW" w:bidi="zh_TW"/>
+        </w:rPr>
+        <w:t>指出，可拉年幼的兒女沒有與他一同滅亡。他們或許成了「可拉的子孫」的祖先；這些人後來在聖殿中事奉，作聖樂的唱歌的人，並寫下12篇可拉詩篇（</w:t>
+      </w:r>
+      <w:hyperlink r:id="rId171">
+        <w:r>
+          <w:rPr>
+            <w:lang w:val="zh_TW" w:bidi="zh_TW"/>
+          </w:rPr>
+          <w:rPr>
+            <w:color w:val="0000EE"/>
+            <w:u w:val="single"/>
+          </w:rPr>
+          <w:t>詩42–49篇</w:t>
+        </w:r>
+      </w:hyperlink>
+      <w:r>
+        <w:rPr>
+          <w:lang w:val="zh_TW" w:bidi="zh_TW"/>
+        </w:rPr>
+        <w:t>，</w:t>
+      </w:r>
+      <w:hyperlink r:id="rId172">
+        <w:r>
+          <w:rPr>
+            <w:lang w:val="zh_TW" w:bidi="zh_TW"/>
+          </w:rPr>
+          <w:rPr>
+            <w:color w:val="0000EE"/>
+            <w:u w:val="single"/>
+          </w:rPr>
+          <w:t>84–85篇</w:t>
+        </w:r>
+      </w:hyperlink>
+      <w:r>
+        <w:rPr>
+          <w:lang w:val="zh_TW" w:bidi="zh_TW"/>
+        </w:rPr>
+        <w:t>，</w:t>
+      </w:r>
+      <w:hyperlink r:id="rId173">
+        <w:r>
+          <w:rPr>
+            <w:lang w:val="zh_TW" w:bidi="zh_TW"/>
+          </w:rPr>
+          <w:rPr>
+            <w:color w:val="0000EE"/>
+            <w:u w:val="single"/>
+          </w:rPr>
+          <w:t>87–88篇</w:t>
+        </w:r>
+      </w:hyperlink>
+      <w:r>
+        <w:rPr>
+          <w:lang w:val="zh_TW" w:bidi="zh_TW"/>
+        </w:rPr>
+        <w:t>）。</w:t>
+      </w:r>
+    </w:p>
+    <w:p>
+      <w:pPr>
+        <w:pStyle w:val="Heading4"/>
+      </w:pPr>
+      <w:r>
+        <w:rPr>
+          <w:lang w:val="zh_TW" w:bidi="zh_TW"/>
+        </w:rPr>
+        <w:t>第</w:t>
+      </w:r>
+      <w:hyperlink r:id="rId174">
+        <w:r>
+          <w:rPr>
+            <w:lang w:val="zh_TW" w:bidi="zh_TW"/>
+          </w:rPr>
+          <w:rPr>
+            <w:color w:val="0000EE"/>
+            <w:u w:val="single"/>
+          </w:rPr>
+          <w:t>十七</w:t>
+        </w:r>
+      </w:hyperlink>
+      <w:r>
+        <w:rPr>
+          <w:lang w:val="zh_TW" w:bidi="zh_TW"/>
+        </w:rPr>
+        <w:t>章</w:t>
+      </w:r>
+    </w:p>
+    <w:p>
+      <w:pPr/>
+      <w:r>
+        <w:rPr>
+          <w:lang w:val="zh_TW" w:bidi="zh_TW"/>
+        </w:rPr>
+      </w:r>
+      <w:r>
+        <w:rPr>
+          <w:lang w:val="zh_TW" w:bidi="zh_TW"/>
+        </w:rPr>
+        <w:t>隨後，神吩咐各支派的首領各拿一根杖，共12根，將各支派的名字寫在杖上（利未支派的杖寫上亞倫的名字），並將這些杖放在會幕裡。第二天，亞倫的杖發芽開花，並結出成熟的杏子，從而證實亞倫所領受的特殊的大祭司身分。</w:t>
+      </w:r>
+    </w:p>
+    <w:p>
+      <w:pPr>
+        <w:pStyle w:val="Heading4"/>
+      </w:pPr>
+      <w:r>
+        <w:rPr>
+          <w:lang w:val="zh_TW" w:bidi="zh_TW"/>
+        </w:rPr>
+        <w:t>第</w:t>
+      </w:r>
+      <w:hyperlink r:id="rId175">
+        <w:r>
+          <w:rPr>
+            <w:lang w:val="zh_TW" w:bidi="zh_TW"/>
+          </w:rPr>
+          <w:rPr>
+            <w:color w:val="0000EE"/>
+            <w:u w:val="single"/>
+          </w:rPr>
+          <w:t>十八至十九</w:t>
+        </w:r>
+      </w:hyperlink>
+      <w:r>
+        <w:rPr>
+          <w:lang w:val="zh_TW" w:bidi="zh_TW"/>
+        </w:rPr>
+        <w:t>章</w:t>
+      </w:r>
+    </w:p>
+    <w:p>
+      <w:pPr/>
+      <w:r>
+        <w:rPr>
+          <w:lang w:val="zh_TW" w:bidi="zh_TW"/>
+        </w:rPr>
+      </w:r>
+      <w:r>
+        <w:rPr>
+          <w:lang w:val="zh_TW" w:bidi="zh_TW"/>
+        </w:rPr>
+        <w:t>經文接著記載了關於祭司的進一步的律例。在</w:t>
+      </w:r>
+      <w:hyperlink r:id="rId176">
+        <w:r>
+          <w:rPr>
+            <w:lang w:val="zh_TW" w:bidi="zh_TW"/>
+          </w:rPr>
+          <w:rPr>
+            <w:color w:val="0000EE"/>
+            <w:u w:val="single"/>
+          </w:rPr>
+          <w:t>十八章1至7節</w:t>
+        </w:r>
+      </w:hyperlink>
+      <w:r>
+        <w:rPr>
+          <w:lang w:val="zh_TW" w:bidi="zh_TW"/>
+        </w:rPr>
+        <w:t>中，神將祭司事奉的全部責任交給亞倫家的祭司，這是前一章中的事件自然導致的結果。利未人要輔助亞倫的祭司體系（</w:t>
+      </w:r>
+      <w:hyperlink r:id="rId177">
+        <w:r>
+          <w:rPr>
+            <w:lang w:val="zh_TW" w:bidi="zh_TW"/>
+          </w:rPr>
+          <w:rPr>
+            <w:color w:val="0000EE"/>
+            <w:u w:val="single"/>
+          </w:rPr>
+          <w:t>6</w:t>
+        </w:r>
+      </w:hyperlink>
+      <w:r>
+        <w:rPr>
+          <w:lang w:val="zh_TW" w:bidi="zh_TW"/>
+        </w:rPr>
+        <w:t>節）。由於利未支派沒有分得地業，他們的生活來源就要靠百姓所獻的供物來供養（</w:t>
+      </w:r>
+      <w:hyperlink r:id="rId178">
+        <w:r>
+          <w:rPr>
+            <w:lang w:val="zh_TW" w:bidi="zh_TW"/>
+          </w:rPr>
+          <w:rPr>
+            <w:color w:val="0000EE"/>
+            <w:u w:val="single"/>
+          </w:rPr>
+          <w:t>8–20</w:t>
+        </w:r>
+      </w:hyperlink>
+      <w:r>
+        <w:rPr>
+          <w:lang w:val="zh_TW" w:bidi="zh_TW"/>
+        </w:rPr>
+        <w:t>節）。</w:t>
+      </w:r>
+    </w:p>
+    <w:p>
+      <w:pPr/>
+      <w:r>
+        <w:rPr>
+          <w:lang w:val="zh_TW" w:bidi="zh_TW"/>
+        </w:rPr>
+      </w:r>
+      <w:r>
+        <w:rPr>
+          <w:lang w:val="zh_TW" w:bidi="zh_TW"/>
+        </w:rPr>
+        <w:t>在</w:t>
+      </w:r>
+      <w:hyperlink r:id="rId179">
+        <w:r>
+          <w:rPr>
+            <w:lang w:val="zh_TW" w:bidi="zh_TW"/>
+          </w:rPr>
+          <w:rPr>
+            <w:color w:val="0000EE"/>
+            <w:u w:val="single"/>
+          </w:rPr>
+          <w:t>十九章1至22節</w:t>
+        </w:r>
+      </w:hyperlink>
+      <w:r>
+        <w:rPr>
+          <w:lang w:val="zh_TW" w:bidi="zh_TW"/>
+        </w:rPr>
+        <w:t>中，經文頒布了關於禮儀上不潔淨的條例。當以色列人因接觸死亡而成為禮儀上不潔淨時（</w:t>
+      </w:r>
+      <w:hyperlink r:id="rId180">
+        <w:r>
+          <w:rPr>
+            <w:lang w:val="zh_TW" w:bidi="zh_TW"/>
+          </w:rPr>
+          <w:rPr>
+            <w:color w:val="0000EE"/>
+            <w:u w:val="single"/>
+          </w:rPr>
+          <w:t>11–16</w:t>
+        </w:r>
+      </w:hyperlink>
+      <w:r>
+        <w:rPr>
+          <w:lang w:val="zh_TW" w:bidi="zh_TW"/>
+        </w:rPr>
+        <w:t>節），神就要求他用特別預備的水灑在身上，</w:t>
+      </w:r>
+      <w:r>
+        <w:rPr>
+          <w:lang w:val="zh_TW" w:bidi="zh_TW"/>
+        </w:rPr>
+        <w:t>來使其從罪中得潔淨</w:t>
+      </w:r>
+      <w:r>
+        <w:rPr>
+          <w:lang w:val="zh_TW" w:bidi="zh_TW"/>
+        </w:rPr>
+        <w:t>（</w:t>
+      </w:r>
+      <w:hyperlink r:id="rId181">
+        <w:r>
+          <w:rPr>
+            <w:lang w:val="zh_TW" w:bidi="zh_TW"/>
+          </w:rPr>
+          <w:rPr>
+            <w:color w:val="0000EE"/>
+            <w:u w:val="single"/>
+          </w:rPr>
+          <w:t>9</w:t>
+        </w:r>
+      </w:hyperlink>
+      <w:r>
+        <w:rPr>
+          <w:lang w:val="zh_TW" w:bidi="zh_TW"/>
+        </w:rPr>
+        <w:t>、</w:t>
+      </w:r>
+      <w:hyperlink r:id="rId181">
+        <w:r>
+          <w:rPr>
+            <w:lang w:val="zh_TW" w:bidi="zh_TW"/>
+          </w:rPr>
+          <w:rPr>
+            <w:color w:val="0000EE"/>
+            <w:u w:val="single"/>
+          </w:rPr>
+          <w:t>17</w:t>
+        </w:r>
+      </w:hyperlink>
+      <w:r>
+        <w:rPr>
+          <w:lang w:val="zh_TW" w:bidi="zh_TW"/>
+        </w:rPr>
+        <w:t>節）。</w:t>
+      </w:r>
+    </w:p>
+    <w:p>
+      <w:pPr>
+        <w:pStyle w:val="Heading4"/>
+      </w:pPr>
+      <w:r>
+        <w:rPr>
+          <w:lang w:val="zh_TW" w:bidi="zh_TW"/>
+        </w:rPr>
+        <w:t>第</w:t>
+      </w:r>
+      <w:hyperlink r:id="rId182">
+        <w:r>
+          <w:rPr>
+            <w:lang w:val="zh_TW" w:bidi="zh_TW"/>
+          </w:rPr>
+          <w:rPr>
+            <w:color w:val="0000EE"/>
+            <w:u w:val="single"/>
+          </w:rPr>
+          <w:t>二十</w:t>
+        </w:r>
+      </w:hyperlink>
+      <w:r>
+        <w:rPr>
+          <w:lang w:val="zh_TW" w:bidi="zh_TW"/>
+        </w:rPr>
+        <w:t>章</w:t>
+      </w:r>
+    </w:p>
+    <w:p>
+      <w:pPr/>
+      <w:r>
+        <w:rPr>
+          <w:lang w:val="zh_TW" w:bidi="zh_TW"/>
+        </w:rPr>
+      </w:r>
+      <w:r>
+        <w:rPr>
+          <w:lang w:val="zh_TW" w:bidi="zh_TW"/>
+        </w:rPr>
+        <w:t>以色列人在曠野漂流第40年的第一個月，再次來到尋的曠野南部邊界的加低斯，米利暗在那裡去世，並被安葬在那裡（</w:t>
+      </w:r>
+      <w:hyperlink r:id="rId30">
+        <w:r>
+          <w:rPr>
+            <w:lang w:val="zh_TW" w:bidi="zh_TW"/>
+          </w:rPr>
+          <w:rPr>
+            <w:color w:val="0000EE"/>
+            <w:u w:val="single"/>
+          </w:rPr>
+          <w:t>1</w:t>
+        </w:r>
+      </w:hyperlink>
+      <w:r>
+        <w:rPr>
+          <w:lang w:val="zh_TW" w:bidi="zh_TW"/>
+        </w:rPr>
+        <w:t>節）。根據第</w:t>
+      </w:r>
+      <w:hyperlink r:id="rId183">
+        <w:r>
+          <w:rPr>
+            <w:lang w:val="zh_TW" w:bidi="zh_TW"/>
+          </w:rPr>
+          <w:rPr>
+            <w:color w:val="0000EE"/>
+            <w:u w:val="single"/>
+          </w:rPr>
+          <w:t>三十三</w:t>
+        </w:r>
+      </w:hyperlink>
+      <w:r>
+        <w:rPr>
+          <w:lang w:val="zh_TW" w:bidi="zh_TW"/>
+        </w:rPr>
+        <w:t>章所列的安營清單，自從以色列人上一次到過這個地方之後，期間可能已經經歷了18次安營（參</w:t>
+      </w:r>
+      <w:hyperlink r:id="rId184">
+        <w:r>
+          <w:rPr>
+            <w:lang w:val="zh_TW" w:bidi="zh_TW"/>
+          </w:rPr>
+          <w:rPr>
+            <w:color w:val="0000EE"/>
+            <w:u w:val="single"/>
+          </w:rPr>
+          <w:t>33:18–36</w:t>
+        </w:r>
+      </w:hyperlink>
+      <w:r>
+        <w:rPr>
+          <w:lang w:val="zh_TW" w:bidi="zh_TW"/>
+        </w:rPr>
+        <w:t>）。</w:t>
+      </w:r>
+    </w:p>
+    <w:p>
+      <w:pPr/>
+      <w:r>
+        <w:rPr>
+          <w:lang w:val="zh_TW" w:bidi="zh_TW"/>
+        </w:rPr>
+      </w:r>
+      <w:r>
+        <w:rPr>
+          <w:lang w:val="zh_TW" w:bidi="zh_TW"/>
+        </w:rPr>
+        <w:t>就在這時，百姓因為缺水又再一次發怨言（</w:t>
+      </w:r>
+      <w:hyperlink r:id="rId185">
+        <w:r>
+          <w:rPr>
+            <w:lang w:val="zh_TW" w:bidi="zh_TW"/>
+          </w:rPr>
+          <w:rPr>
+            <w:color w:val="0000EE"/>
+            <w:u w:val="single"/>
+          </w:rPr>
+          <w:t>20:2</w:t>
+        </w:r>
+      </w:hyperlink>
+      <w:r>
+        <w:rPr>
+          <w:lang w:val="zh_TW" w:bidi="zh_TW"/>
+        </w:rPr>
+        <w:t>）。摩西照著神的指示，吩咐磐石出水（</w:t>
+      </w:r>
+      <w:hyperlink r:id="rId186">
+        <w:r>
+          <w:rPr>
+            <w:lang w:val="zh_TW" w:bidi="zh_TW"/>
+          </w:rPr>
+          <w:rPr>
+            <w:color w:val="0000EE"/>
+            <w:u w:val="single"/>
+          </w:rPr>
+          <w:t>8–11</w:t>
+        </w:r>
+      </w:hyperlink>
+      <w:r>
+        <w:rPr>
+          <w:lang w:val="zh_TW" w:bidi="zh_TW"/>
+        </w:rPr>
+        <w:t>節），然而，因為摩西和亞倫在這件事上犯了嚴重的過犯，神就宣告，他們不能帶領以色列進入那地和攻取那地為業（</w:t>
+      </w:r>
+      <w:hyperlink r:id="rId187">
+        <w:r>
+          <w:rPr>
+            <w:lang w:val="zh_TW" w:bidi="zh_TW"/>
+          </w:rPr>
+          <w:rPr>
+            <w:color w:val="0000EE"/>
+            <w:u w:val="single"/>
+          </w:rPr>
+          <w:t>12</w:t>
+        </w:r>
+      </w:hyperlink>
+      <w:r>
+        <w:rPr>
+          <w:lang w:val="zh_TW" w:bidi="zh_TW"/>
+        </w:rPr>
+        <w:t>、</w:t>
+      </w:r>
+      <w:hyperlink r:id="rId187">
+        <w:r>
+          <w:rPr>
+            <w:lang w:val="zh_TW" w:bidi="zh_TW"/>
+          </w:rPr>
+          <w:rPr>
+            <w:color w:val="0000EE"/>
+            <w:u w:val="single"/>
+          </w:rPr>
+          <w:t>23–24</w:t>
+        </w:r>
+      </w:hyperlink>
+      <w:r>
+        <w:rPr>
+          <w:lang w:val="zh_TW" w:bidi="zh_TW"/>
+        </w:rPr>
+        <w:t>節）。</w:t>
+      </w:r>
+    </w:p>
+    <w:p>
+      <w:pPr/>
+      <w:r>
+        <w:rPr>
+          <w:lang w:val="zh_TW" w:bidi="zh_TW"/>
+        </w:rPr>
+      </w:r>
+      <w:r>
+        <w:rPr>
+          <w:lang w:val="zh_TW" w:bidi="zh_TW"/>
+        </w:rPr>
+        <w:t>本章最後記述，以東拒絕讓以色列穿越其境內（</w:t>
+      </w:r>
+      <w:hyperlink r:id="rId43">
+        <w:r>
+          <w:rPr>
+            <w:lang w:val="zh_TW" w:bidi="zh_TW"/>
+          </w:rPr>
+          <w:rPr>
+            <w:color w:val="0000EE"/>
+            <w:u w:val="single"/>
+          </w:rPr>
+          <w:t>14–21</w:t>
+        </w:r>
+      </w:hyperlink>
+      <w:r>
+        <w:rPr>
+          <w:lang w:val="zh_TW" w:bidi="zh_TW"/>
+        </w:rPr>
+        <w:t>節），以及亞倫在第40年五月（</w:t>
+      </w:r>
+      <w:hyperlink r:id="rId188">
+        <w:r>
+          <w:rPr>
+            <w:lang w:val="zh_TW" w:bidi="zh_TW"/>
+          </w:rPr>
+          <w:rPr>
+            <w:color w:val="0000EE"/>
+            <w:u w:val="single"/>
+          </w:rPr>
+          <w:t>33:38</w:t>
+        </w:r>
+      </w:hyperlink>
+      <w:r>
+        <w:rPr>
+          <w:lang w:val="zh_TW" w:bidi="zh_TW"/>
+        </w:rPr>
+        <w:t>）死在以東邊界的何珥山上（</w:t>
+      </w:r>
+      <w:hyperlink r:id="rId189">
+        <w:r>
+          <w:rPr>
+            <w:lang w:val="zh_TW" w:bidi="zh_TW"/>
+          </w:rPr>
+          <w:rPr>
+            <w:color w:val="0000EE"/>
+            <w:u w:val="single"/>
+          </w:rPr>
+          <w:t>22–29</w:t>
+        </w:r>
+      </w:hyperlink>
+      <w:r>
+        <w:rPr>
+          <w:lang w:val="zh_TW" w:bidi="zh_TW"/>
+        </w:rPr>
+        <w:t>節）。亞倫的兒子以利亞撒承接了大祭司的職分。</w:t>
+      </w:r>
+    </w:p>
+    <w:p>
+      <w:pPr>
+        <w:pStyle w:val="Heading4"/>
+      </w:pPr>
+      <w:r>
+        <w:rPr>
+          <w:lang w:val="zh_TW" w:bidi="zh_TW"/>
+        </w:rPr>
+        <w:t>第</w:t>
+      </w:r>
+      <w:hyperlink r:id="rId190">
+        <w:r>
+          <w:rPr>
+            <w:lang w:val="zh_TW" w:bidi="zh_TW"/>
+          </w:rPr>
+          <w:rPr>
+            <w:color w:val="0000EE"/>
+            <w:u w:val="single"/>
+          </w:rPr>
+          <w:t>二十一</w:t>
+        </w:r>
+      </w:hyperlink>
+      <w:r>
+        <w:rPr>
+          <w:lang w:val="zh_TW" w:bidi="zh_TW"/>
+        </w:rPr>
+        <w:t>章</w:t>
+      </w:r>
+    </w:p>
+    <w:p>
+      <w:pPr/>
+      <w:r>
+        <w:rPr>
+          <w:lang w:val="zh_TW" w:bidi="zh_TW"/>
+        </w:rPr>
+      </w:r>
+      <w:r>
+        <w:rPr>
+          <w:lang w:val="zh_TW" w:bidi="zh_TW"/>
+        </w:rPr>
+        <w:t>以色列人迅速地戰勝亞拉得之後（</w:t>
+      </w:r>
+      <w:hyperlink r:id="rId53">
+        <w:r>
+          <w:rPr>
+            <w:lang w:val="zh_TW" w:bidi="zh_TW"/>
+          </w:rPr>
+          <w:rPr>
+            <w:color w:val="0000EE"/>
+            <w:u w:val="single"/>
+          </w:rPr>
+          <w:t>1–3</w:t>
+        </w:r>
+      </w:hyperlink>
+      <w:r>
+        <w:rPr>
+          <w:lang w:val="zh_TW" w:bidi="zh_TW"/>
+        </w:rPr>
+        <w:t>節），就轉向南行，繞過以東。百姓對神和摩西失去耐心，厭惡神所供應的嗎哪。於是耶和華差遣火蛇進入營中，咬死了許多人。但神吩咐摩西鑄造一條銅蛇，掛在杆子上；凡仰望這銅蛇的人，就得以存活（</w:t>
+      </w:r>
+      <w:hyperlink r:id="rId191">
+        <w:r>
+          <w:rPr>
+            <w:lang w:val="zh_TW" w:bidi="zh_TW"/>
+          </w:rPr>
+          <w:rPr>
+            <w:color w:val="0000EE"/>
+            <w:u w:val="single"/>
+          </w:rPr>
+          <w:t>4–10</w:t>
+        </w:r>
+      </w:hyperlink>
+      <w:r>
+        <w:rPr>
+          <w:lang w:val="zh_TW" w:bidi="zh_TW"/>
+        </w:rPr>
+        <w:t>節）。這條銅蛇後來被保存下來，但到了希西家王的時候，因為百姓把這象徵之物當作偶像，就將它毀掉（</w:t>
+      </w:r>
+      <w:hyperlink r:id="rId192">
+        <w:r>
+          <w:rPr>
+            <w:lang w:val="zh_TW" w:bidi="zh_TW"/>
+          </w:rPr>
+          <w:rPr>
+            <w:color w:val="0000EE"/>
+            <w:u w:val="single"/>
+          </w:rPr>
+          <w:t>王下18:4</w:t>
+        </w:r>
+      </w:hyperlink>
+      <w:r>
+        <w:rPr>
+          <w:lang w:val="zh_TW" w:bidi="zh_TW"/>
+        </w:rPr>
+        <w:t>）。再後來，耶穌以此作為比喻，指出那些邪惡的罪人仰望銅蛇而得拯救，就如人憑著信心仰望祂，就得著救恩一樣（</w:t>
+      </w:r>
+      <w:hyperlink r:id="rId193">
+        <w:r>
+          <w:rPr>
+            <w:lang w:val="zh_TW" w:bidi="zh_TW"/>
+          </w:rPr>
+          <w:rPr>
+            <w:color w:val="0000EE"/>
+            <w:u w:val="single"/>
+          </w:rPr>
+          <w:t>約3:14–15</w:t>
+        </w:r>
+      </w:hyperlink>
+      <w:r>
+        <w:rPr>
+          <w:lang w:val="zh_TW" w:bidi="zh_TW"/>
+        </w:rPr>
+        <w:t>）。</w:t>
+      </w:r>
+    </w:p>
+    <w:p>
+      <w:pPr/>
+      <w:r>
+        <w:rPr>
+          <w:lang w:val="zh_TW" w:bidi="zh_TW"/>
+        </w:rPr>
+      </w:r>
+      <w:r>
+        <w:rPr>
+          <w:lang w:val="zh_TW" w:bidi="zh_TW"/>
+        </w:rPr>
+        <w:t>離開那個帶來重大轉折的地方之後，以色列人進入亞拉巴並一路向上前行，向東繞過摩押，渡過撒烈谷，最後越過亞嫩河，進入亞摩利人的地界。他們一路向北前行，並在毗斯迦安營（</w:t>
+      </w:r>
+      <w:hyperlink r:id="rId194">
+        <w:r>
+          <w:rPr>
+            <w:lang w:val="zh_TW" w:bidi="zh_TW"/>
+          </w:rPr>
+          <w:rPr>
+            <w:color w:val="0000EE"/>
+            <w:u w:val="single"/>
+          </w:rPr>
+          <w:t>民21:10–20</w:t>
+        </w:r>
+      </w:hyperlink>
+      <w:r>
+        <w:rPr>
+          <w:lang w:val="zh_TW" w:bidi="zh_TW"/>
+        </w:rPr>
+        <w:t>）。</w:t>
+      </w:r>
+    </w:p>
+    <w:p>
+      <w:pPr/>
+      <w:r>
+        <w:rPr>
+          <w:lang w:val="zh_TW" w:bidi="zh_TW"/>
+        </w:rPr>
+      </w:r>
+      <w:r>
+        <w:rPr>
+          <w:lang w:val="zh_TW" w:bidi="zh_TW"/>
+        </w:rPr>
+        <w:t>就在此時，以色列人開始征服外約旦。以色列人接連擊敗希實本王西宏（</w:t>
+      </w:r>
+      <w:hyperlink r:id="rId195">
+        <w:r>
+          <w:rPr>
+            <w:lang w:val="zh_TW" w:bidi="zh_TW"/>
+          </w:rPr>
+          <w:rPr>
+            <w:color w:val="0000EE"/>
+            <w:u w:val="single"/>
+          </w:rPr>
+          <w:t>21–31</w:t>
+        </w:r>
+      </w:hyperlink>
+      <w:r>
+        <w:rPr>
+          <w:lang w:val="zh_TW" w:bidi="zh_TW"/>
+        </w:rPr>
+        <w:t>節）和巴珊王噩（</w:t>
+      </w:r>
+      <w:hyperlink r:id="rId71">
+        <w:r>
+          <w:rPr>
+            <w:lang w:val="zh_TW" w:bidi="zh_TW"/>
+          </w:rPr>
+          <w:rPr>
+            <w:color w:val="0000EE"/>
+            <w:u w:val="single"/>
+          </w:rPr>
+          <w:t>33–35</w:t>
+        </w:r>
+      </w:hyperlink>
+      <w:r>
+        <w:rPr>
+          <w:lang w:val="zh_TW" w:bidi="zh_TW"/>
+        </w:rPr>
+        <w:t>節），並在摩押平原安營（</w:t>
+      </w:r>
+      <w:hyperlink r:id="rId196">
+        <w:r>
+          <w:rPr>
+            <w:lang w:val="zh_TW" w:bidi="zh_TW"/>
+          </w:rPr>
+          <w:rPr>
+            <w:color w:val="0000EE"/>
+            <w:u w:val="single"/>
+          </w:rPr>
+          <w:t>22:1</w:t>
+        </w:r>
+      </w:hyperlink>
+      <w:r>
+        <w:rPr>
+          <w:lang w:val="zh_TW" w:bidi="zh_TW"/>
+        </w:rPr>
+        <w:t>）。這次安營成了民數記、申命記，以及</w:t>
+      </w:r>
+      <w:hyperlink r:id="rId197">
+        <w:r>
+          <w:rPr>
+            <w:lang w:val="zh_TW" w:bidi="zh_TW"/>
+          </w:rPr>
+          <w:rPr>
+            <w:color w:val="0000EE"/>
+            <w:u w:val="single"/>
+          </w:rPr>
+          <w:t>約書亞記一至三章</w:t>
+        </w:r>
+      </w:hyperlink>
+      <w:r>
+        <w:rPr>
+          <w:lang w:val="zh_TW" w:bidi="zh_TW"/>
+        </w:rPr>
+        <w:t>其餘事件的場景。從實際意義上說，曠野漂流至此已經結束。</w:t>
+      </w:r>
+    </w:p>
+    <w:p>
+      <w:pPr/>
+      <w:r>
+        <w:rPr>
+          <w:lang w:val="zh_TW" w:bidi="zh_TW"/>
+        </w:rPr>
+      </w:r>
+      <w:r>
+        <w:rPr>
+          <w:lang w:val="zh_TW" w:bidi="zh_TW"/>
+        </w:rPr>
+        <w:t>因此，正是在這裡，可以總結以色列人在攻取迦南前夕的屬靈光景。民數記清楚地表明，凡從埃及出來的那一代人，除了約書亞和迦勒以外，都因背道（參</w:t>
+      </w:r>
+      <w:hyperlink r:id="rId198">
+        <w:r>
+          <w:rPr>
+            <w:lang w:val="zh_TW" w:bidi="zh_TW"/>
+          </w:rPr>
+          <w:rPr>
+            <w:color w:val="0000EE"/>
+            <w:u w:val="single"/>
+          </w:rPr>
+          <w:t>摩5:25</w:t>
+        </w:r>
+      </w:hyperlink>
+      <w:r>
+        <w:rPr>
+          <w:lang w:val="zh_TW" w:bidi="zh_TW"/>
+        </w:rPr>
+        <w:t>）、不信，以及整體上未能持守與神所立的約，而要死在曠野。在曠野出生的那一代男孩，沒有一個受過割禮（</w:t>
+      </w:r>
+      <w:hyperlink r:id="rId199">
+        <w:r>
+          <w:rPr>
+            <w:lang w:val="zh_TW" w:bidi="zh_TW"/>
+          </w:rPr>
+          <w:rPr>
+            <w:color w:val="0000EE"/>
+            <w:u w:val="single"/>
+          </w:rPr>
+          <w:t>書5:2–9</w:t>
+        </w:r>
+      </w:hyperlink>
+      <w:r>
+        <w:rPr>
+          <w:lang w:val="zh_TW" w:bidi="zh_TW"/>
+        </w:rPr>
+        <w:t>）。</w:t>
+      </w:r>
+      <w:hyperlink r:id="rId200">
+        <w:r>
+          <w:rPr>
+            <w:lang w:val="zh_TW" w:bidi="zh_TW"/>
+          </w:rPr>
+          <w:rPr>
+            <w:color w:val="0000EE"/>
+            <w:u w:val="single"/>
+          </w:rPr>
+          <w:t>詩篇九十篇</w:t>
+        </w:r>
+      </w:hyperlink>
+      <w:r>
+        <w:rPr>
+          <w:lang w:val="zh_TW" w:bidi="zh_TW"/>
+        </w:rPr>
+        <w:t>也強調，以色列人在曠野中承受神的忿怒。正是在這樣可悲的屬靈狀態下，以色列人來到摩押平原。</w:t>
+      </w:r>
+    </w:p>
+    <w:p>
+      <w:pPr>
+        <w:pStyle w:val="Heading4"/>
+      </w:pPr>
+      <w:r>
+        <w:rPr>
+          <w:lang w:val="zh_TW" w:bidi="zh_TW"/>
+        </w:rPr>
+        <w:t>第</w:t>
+      </w:r>
+      <w:hyperlink r:id="rId55">
+        <w:r>
+          <w:rPr>
+            <w:lang w:val="zh_TW" w:bidi="zh_TW"/>
+          </w:rPr>
+          <w:rPr>
+            <w:color w:val="0000EE"/>
+            <w:u w:val="single"/>
+          </w:rPr>
+          <w:t>二十二至二十四</w:t>
+        </w:r>
+      </w:hyperlink>
+      <w:r>
+        <w:rPr>
+          <w:lang w:val="zh_TW" w:bidi="zh_TW"/>
+        </w:rPr>
+        <w:t>章</w:t>
+      </w:r>
+    </w:p>
+    <w:p>
+      <w:pPr/>
+      <w:r>
+        <w:rPr>
+          <w:lang w:val="zh_TW" w:bidi="zh_TW"/>
+        </w:rPr>
+      </w:r>
+      <w:r>
+        <w:rPr>
+          <w:lang w:val="zh_TW" w:bidi="zh_TW"/>
+        </w:rPr>
+        <w:t>摩押王巴勒因以色列人的出現而心生恐懼，便聯同米甸，雇用假先知巴蘭咒詛以色列。巴蘭為了得利而答應此事（</w:t>
+      </w:r>
+      <w:hyperlink r:id="rId201">
+        <w:r>
+          <w:rPr>
+            <w:lang w:val="zh_TW" w:bidi="zh_TW"/>
+          </w:rPr>
+          <w:rPr>
+            <w:color w:val="0000EE"/>
+            <w:u w:val="single"/>
+          </w:rPr>
+          <w:t>彼後2:15</w:t>
         </w:r>
       </w:hyperlink>
       <w:r>
@@ -359,16 +5368,677 @@
         </w:rPr>
         <w:t>；</w:t>
       </w:r>
-      <w:hyperlink r:id="rId21">
-        <w:r>
-          <w:rPr>
-            <w:lang w:val="zh_TW" w:bidi="zh_TW"/>
-          </w:rPr>
-          <w:rPr>
-            <w:color w:val="0000EE"/>
-            <w:u w:val="single"/>
-          </w:rPr>
-          <w:t>可6:3</w:t>
+      <w:hyperlink r:id="rId169">
+        <w:r>
+          <w:rPr>
+            <w:lang w:val="zh_TW" w:bidi="zh_TW"/>
+          </w:rPr>
+          <w:rPr>
+            <w:color w:val="0000EE"/>
+            <w:u w:val="single"/>
+          </w:rPr>
+          <w:t>猶11</w:t>
+        </w:r>
+      </w:hyperlink>
+      <w:r>
+        <w:rPr>
+          <w:lang w:val="zh_TW" w:bidi="zh_TW"/>
+        </w:rPr>
+        <w:t>），但神攔阻他，使他在四次神諭中反而為以色列祝福（</w:t>
+      </w:r>
+      <w:hyperlink r:id="rId202">
+        <w:r>
+          <w:rPr>
+            <w:lang w:val="zh_TW" w:bidi="zh_TW"/>
+          </w:rPr>
+          <w:rPr>
+            <w:color w:val="0000EE"/>
+            <w:u w:val="single"/>
+          </w:rPr>
+          <w:t>民23:7–10</w:t>
+        </w:r>
+      </w:hyperlink>
+      <w:r>
+        <w:rPr>
+          <w:lang w:val="zh_TW" w:bidi="zh_TW"/>
+        </w:rPr>
+        <w:t>、</w:t>
+      </w:r>
+      <w:hyperlink r:id="rId202">
+        <w:r>
+          <w:rPr>
+            <w:lang w:val="zh_TW" w:bidi="zh_TW"/>
+          </w:rPr>
+          <w:rPr>
+            <w:color w:val="0000EE"/>
+            <w:u w:val="single"/>
+          </w:rPr>
+          <w:t>18–24</w:t>
+        </w:r>
+      </w:hyperlink>
+      <w:r>
+        <w:rPr>
+          <w:lang w:val="zh_TW" w:bidi="zh_TW"/>
+        </w:rPr>
+        <w:t>，</w:t>
+      </w:r>
+      <w:hyperlink r:id="rId203">
+        <w:r>
+          <w:rPr>
+            <w:lang w:val="zh_TW" w:bidi="zh_TW"/>
+          </w:rPr>
+          <w:rPr>
+            <w:color w:val="0000EE"/>
+            <w:u w:val="single"/>
+          </w:rPr>
+          <w:t>24:3–9</w:t>
+        </w:r>
+      </w:hyperlink>
+      <w:r>
+        <w:rPr>
+          <w:lang w:val="zh_TW" w:bidi="zh_TW"/>
+        </w:rPr>
+        <w:t>、</w:t>
+      </w:r>
+      <w:hyperlink r:id="rId203">
+        <w:r>
+          <w:rPr>
+            <w:lang w:val="zh_TW" w:bidi="zh_TW"/>
+          </w:rPr>
+          <w:rPr>
+            <w:color w:val="0000EE"/>
+            <w:u w:val="single"/>
+          </w:rPr>
+          <w:t>15–19</w:t>
+        </w:r>
+      </w:hyperlink>
+      <w:r>
+        <w:rPr>
+          <w:lang w:val="zh_TW" w:bidi="zh_TW"/>
+        </w:rPr>
+        <w:t>），並預言摩押、以東、亞瑪力（</w:t>
+      </w:r>
+      <w:hyperlink r:id="rId39">
+        <w:r>
+          <w:rPr>
+            <w:lang w:val="zh_TW" w:bidi="zh_TW"/>
+          </w:rPr>
+          <w:rPr>
+            <w:color w:val="0000EE"/>
+            <w:u w:val="single"/>
+          </w:rPr>
+          <w:t>24:20</w:t>
+        </w:r>
+      </w:hyperlink>
+      <w:r>
+        <w:rPr>
+          <w:lang w:val="zh_TW" w:bidi="zh_TW"/>
+        </w:rPr>
+        <w:t>）、基尼人（</w:t>
+      </w:r>
+      <w:hyperlink r:id="rId204">
+        <w:r>
+          <w:rPr>
+            <w:lang w:val="zh_TW" w:bidi="zh_TW"/>
+          </w:rPr>
+          <w:rPr>
+            <w:color w:val="0000EE"/>
+            <w:u w:val="single"/>
+          </w:rPr>
+          <w:t>24:21</w:t>
+        </w:r>
+      </w:hyperlink>
+      <w:r>
+        <w:rPr>
+          <w:lang w:val="zh_TW" w:bidi="zh_TW"/>
+        </w:rPr>
+        <w:t>）和亞述（</w:t>
+      </w:r>
+      <w:hyperlink r:id="rId205">
+        <w:r>
+          <w:rPr>
+            <w:lang w:val="zh_TW" w:bidi="zh_TW"/>
+          </w:rPr>
+          <w:rPr>
+            <w:color w:val="0000EE"/>
+            <w:u w:val="single"/>
+          </w:rPr>
+          <w:t>24:24</w:t>
+        </w:r>
+      </w:hyperlink>
+      <w:r>
+        <w:rPr>
+          <w:lang w:val="zh_TW" w:bidi="zh_TW"/>
+        </w:rPr>
+        <w:t>）將會遭到毀滅。於是，巴勒與巴蘭分道揚鑣。然而，巴蘭又暗中與米甸勾結，答應出主意，引誘以色列人陷入拜偶像和淫亂之中（</w:t>
+      </w:r>
+      <w:hyperlink r:id="rId206">
+        <w:r>
+          <w:rPr>
+            <w:lang w:val="zh_TW" w:bidi="zh_TW"/>
+          </w:rPr>
+          <w:rPr>
+            <w:color w:val="0000EE"/>
+            <w:u w:val="single"/>
+          </w:rPr>
+          <w:t>31:16</w:t>
+        </w:r>
+      </w:hyperlink>
+      <w:r>
+        <w:rPr>
+          <w:lang w:val="zh_TW" w:bidi="zh_TW"/>
+        </w:rPr>
+        <w:t>）。因此，巴勒未能使耶和華轉而敵對以色列，而巴蘭卻成功做到了這一點（</w:t>
+      </w:r>
+      <w:hyperlink r:id="rId207">
+        <w:r>
+          <w:rPr>
+            <w:lang w:val="zh_TW" w:bidi="zh_TW"/>
+          </w:rPr>
+          <w:rPr>
+            <w:color w:val="0000EE"/>
+            <w:u w:val="single"/>
+          </w:rPr>
+          <w:t>25</w:t>
+        </w:r>
+      </w:hyperlink>
+      <w:r>
+        <w:rPr>
+          <w:lang w:val="zh_TW" w:bidi="zh_TW"/>
+        </w:rPr>
+        <w:t>章）。</w:t>
+      </w:r>
+    </w:p>
+    <w:p>
+      <w:pPr>
+        <w:pStyle w:val="Heading4"/>
+      </w:pPr>
+      <w:r>
+        <w:rPr>
+          <w:lang w:val="zh_TW" w:bidi="zh_TW"/>
+        </w:rPr>
+        <w:t>第</w:t>
+      </w:r>
+      <w:hyperlink r:id="rId207">
+        <w:r>
+          <w:rPr>
+            <w:lang w:val="zh_TW" w:bidi="zh_TW"/>
+          </w:rPr>
+          <w:rPr>
+            <w:color w:val="0000EE"/>
+            <w:u w:val="single"/>
+          </w:rPr>
+          <w:t>二十五</w:t>
+        </w:r>
+      </w:hyperlink>
+      <w:r>
+        <w:rPr>
+          <w:lang w:val="zh_TW" w:bidi="zh_TW"/>
+        </w:rPr>
+        <w:t>章</w:t>
+      </w:r>
+    </w:p>
+    <w:p>
+      <w:pPr/>
+      <w:r>
+        <w:rPr>
+          <w:lang w:val="zh_TW" w:bidi="zh_TW"/>
+        </w:rPr>
+      </w:r>
+      <w:r>
+        <w:rPr>
+          <w:lang w:val="zh_TW" w:bidi="zh_TW"/>
+        </w:rPr>
+        <w:t>以色列人與摩押人因拜偶像和行淫亂的事而得罪神（</w:t>
+      </w:r>
+      <w:hyperlink r:id="rId208">
+        <w:r>
+          <w:rPr>
+            <w:lang w:val="zh_TW" w:bidi="zh_TW"/>
+          </w:rPr>
+          <w:rPr>
+            <w:color w:val="0000EE"/>
+            <w:u w:val="single"/>
+          </w:rPr>
+          <w:t>1–3</w:t>
+        </w:r>
+      </w:hyperlink>
+      <w:r>
+        <w:rPr>
+          <w:lang w:val="zh_TW" w:bidi="zh_TW"/>
+        </w:rPr>
+        <w:t>節）。在執行神吩咐、要除滅那些悖逆的以色列人時，非尼哈殺了心利和哥斯比，哥斯比是米甸五個王之一的女兒（</w:t>
+      </w:r>
+      <w:hyperlink r:id="rId209">
+        <w:r>
+          <w:rPr>
+            <w:lang w:val="zh_TW" w:bidi="zh_TW"/>
+          </w:rPr>
+          <w:rPr>
+            <w:color w:val="0000EE"/>
+            <w:u w:val="single"/>
+          </w:rPr>
+          <w:t>4–14</w:t>
+        </w:r>
+      </w:hyperlink>
+      <w:r>
+        <w:rPr>
+          <w:lang w:val="zh_TW" w:bidi="zh_TW"/>
+        </w:rPr>
+        <w:t>節）。這件事成了契機，使神宣告要向米甸發動聖戰（</w:t>
+      </w:r>
+      <w:hyperlink r:id="rId76">
+        <w:r>
+          <w:rPr>
+            <w:lang w:val="zh_TW" w:bidi="zh_TW"/>
+          </w:rPr>
+          <w:rPr>
+            <w:color w:val="0000EE"/>
+            <w:u w:val="single"/>
+          </w:rPr>
+          <w:t>16–18</w:t>
+        </w:r>
+      </w:hyperlink>
+      <w:r>
+        <w:rPr>
+          <w:lang w:val="zh_TW" w:bidi="zh_TW"/>
+        </w:rPr>
+        <w:t>節；參</w:t>
+      </w:r>
+      <w:hyperlink r:id="rId77">
+        <w:r>
+          <w:rPr>
+            <w:lang w:val="zh_TW" w:bidi="zh_TW"/>
+          </w:rPr>
+          <w:rPr>
+            <w:color w:val="0000EE"/>
+            <w:u w:val="single"/>
+          </w:rPr>
+          <w:t>31</w:t>
+        </w:r>
+      </w:hyperlink>
+      <w:r>
+        <w:rPr>
+          <w:lang w:val="zh_TW" w:bidi="zh_TW"/>
+        </w:rPr>
+        <w:t>章）。</w:t>
+      </w:r>
+    </w:p>
+    <w:p>
+      <w:pPr>
+        <w:pStyle w:val="Heading4"/>
+      </w:pPr>
+      <w:r>
+        <w:rPr>
+          <w:lang w:val="zh_TW" w:bidi="zh_TW"/>
+        </w:rPr>
+        <w:t>第</w:t>
+      </w:r>
+      <w:hyperlink r:id="rId14">
+        <w:r>
+          <w:rPr>
+            <w:lang w:val="zh_TW" w:bidi="zh_TW"/>
+          </w:rPr>
+          <w:rPr>
+            <w:color w:val="0000EE"/>
+            <w:u w:val="single"/>
+          </w:rPr>
+          <w:t>二十六</w:t>
+        </w:r>
+      </w:hyperlink>
+      <w:r>
+        <w:rPr>
+          <w:lang w:val="zh_TW" w:bidi="zh_TW"/>
+        </w:rPr>
+        <w:t>章</w:t>
+      </w:r>
+    </w:p>
+    <w:p>
+      <w:pPr/>
+      <w:r>
+        <w:rPr>
+          <w:lang w:val="zh_TW" w:bidi="zh_TW"/>
+        </w:rPr>
+      </w:r>
+      <w:r>
+        <w:rPr>
+          <w:lang w:val="zh_TW" w:bidi="zh_TW"/>
+        </w:rPr>
+        <w:t>耶和華吩咐摩西，數點第二代中能夠出戰、對抗以色列仇敵的男子。總人數為601,730人（</w:t>
+      </w:r>
+      <w:hyperlink r:id="rId210">
+        <w:r>
+          <w:rPr>
+            <w:lang w:val="zh_TW" w:bidi="zh_TW"/>
+          </w:rPr>
+          <w:rPr>
+            <w:color w:val="0000EE"/>
+            <w:u w:val="single"/>
+          </w:rPr>
+          <w:t>51</w:t>
+        </w:r>
+      </w:hyperlink>
+      <w:r>
+        <w:rPr>
+          <w:lang w:val="zh_TW" w:bidi="zh_TW"/>
+        </w:rPr>
+        <w:t>節），比第一次數點少了1,820人。以色列人憑著比第一代更少的兵力，卻成功攻取迦南；這清楚地顯示出，如果以色列人在加低斯之前的38年就已順服神，就不用度過這些曠野漂流的歲月。至於利未人，凡一個月大以上的男子共有23,000人（</w:t>
+      </w:r>
+      <w:hyperlink r:id="rId211">
+        <w:r>
+          <w:rPr>
+            <w:lang w:val="zh_TW" w:bidi="zh_TW"/>
+          </w:rPr>
+          <w:rPr>
+            <w:color w:val="0000EE"/>
+            <w:u w:val="single"/>
+          </w:rPr>
+          <w:t>57–62</w:t>
+        </w:r>
+      </w:hyperlink>
+      <w:r>
+        <w:rPr>
+          <w:lang w:val="zh_TW" w:bidi="zh_TW"/>
+        </w:rPr>
+        <w:t>節）。</w:t>
+      </w:r>
+    </w:p>
+    <w:p>
+      <w:pPr>
+        <w:pStyle w:val="Heading4"/>
+      </w:pPr>
+      <w:r>
+        <w:rPr>
+          <w:lang w:val="zh_TW" w:bidi="zh_TW"/>
+        </w:rPr>
+        <w:t>第</w:t>
+      </w:r>
+      <w:hyperlink r:id="rId137">
+        <w:r>
+          <w:rPr>
+            <w:lang w:val="zh_TW" w:bidi="zh_TW"/>
+          </w:rPr>
+          <w:rPr>
+            <w:color w:val="0000EE"/>
+            <w:u w:val="single"/>
+          </w:rPr>
+          <w:t>二十七</w:t>
+        </w:r>
+      </w:hyperlink>
+      <w:r>
+        <w:rPr>
+          <w:lang w:val="zh_TW" w:bidi="zh_TW"/>
+        </w:rPr>
+        <w:t>章</w:t>
+      </w:r>
+    </w:p>
+    <w:p>
+      <w:pPr/>
+      <w:r>
+        <w:rPr>
+          <w:lang w:val="zh_TW" w:bidi="zh_TW"/>
+        </w:rPr>
+      </w:r>
+      <w:r>
+        <w:rPr>
+          <w:lang w:val="zh_TW" w:bidi="zh_TW"/>
+        </w:rPr>
+        <w:t>西羅非哈的女兒（參</w:t>
+      </w:r>
+      <w:hyperlink r:id="rId212">
+        <w:r>
+          <w:rPr>
+            <w:lang w:val="zh_TW" w:bidi="zh_TW"/>
+          </w:rPr>
+          <w:rPr>
+            <w:color w:val="0000EE"/>
+            <w:u w:val="single"/>
+          </w:rPr>
+          <w:t>26:33</w:t>
+        </w:r>
+      </w:hyperlink>
+      <w:r>
+        <w:rPr>
+          <w:lang w:val="zh_TW" w:bidi="zh_TW"/>
+        </w:rPr>
+        <w:t>）請求承繼父親的產業，因為他沒有兒子；而耶和華同意她們可以承受產業，並藉此頒布進一步關於承繼產業的律例（</w:t>
+      </w:r>
+      <w:hyperlink r:id="rId213">
+        <w:r>
+          <w:rPr>
+            <w:lang w:val="zh_TW" w:bidi="zh_TW"/>
+          </w:rPr>
+          <w:rPr>
+            <w:color w:val="0000EE"/>
+            <w:u w:val="single"/>
+          </w:rPr>
+          <w:t>1–11</w:t>
+        </w:r>
+      </w:hyperlink>
+      <w:r>
+        <w:rPr>
+          <w:lang w:val="zh_TW" w:bidi="zh_TW"/>
+        </w:rPr>
+        <w:t>節）。</w:t>
+      </w:r>
+    </w:p>
+    <w:p>
+      <w:pPr/>
+      <w:r>
+        <w:rPr>
+          <w:lang w:val="zh_TW" w:bidi="zh_TW"/>
+        </w:rPr>
+      </w:r>
+      <w:r>
+        <w:rPr>
+          <w:lang w:val="zh_TW" w:bidi="zh_TW"/>
+        </w:rPr>
+        <w:t>摩西想起自己不久將死在亞巴琳，便求神為百姓立一位繼任人。神揀選了約書亞，摩西就按著神的吩咐，委任他承擔領導的職分（</w:t>
+      </w:r>
+      <w:hyperlink r:id="rId214">
+        <w:r>
+          <w:rPr>
+            <w:lang w:val="zh_TW" w:bidi="zh_TW"/>
+          </w:rPr>
+          <w:rPr>
+            <w:color w:val="0000EE"/>
+            <w:u w:val="single"/>
+          </w:rPr>
+          <w:t>12–23</w:t>
+        </w:r>
+      </w:hyperlink>
+      <w:r>
+        <w:rPr>
+          <w:lang w:val="zh_TW" w:bidi="zh_TW"/>
+        </w:rPr>
+        <w:t>節）。</w:t>
+      </w:r>
+    </w:p>
+    <w:p>
+      <w:pPr>
+        <w:pStyle w:val="Heading4"/>
+      </w:pPr>
+      <w:r>
+        <w:rPr>
+          <w:lang w:val="zh_TW" w:bidi="zh_TW"/>
+        </w:rPr>
+        <w:t>第</w:t>
+      </w:r>
+      <w:hyperlink r:id="rId215">
+        <w:r>
+          <w:rPr>
+            <w:lang w:val="zh_TW" w:bidi="zh_TW"/>
+          </w:rPr>
+          <w:rPr>
+            <w:color w:val="0000EE"/>
+            <w:u w:val="single"/>
+          </w:rPr>
+          <w:t>二十八至三十</w:t>
+        </w:r>
+      </w:hyperlink>
+      <w:r>
+        <w:rPr>
+          <w:lang w:val="zh_TW" w:bidi="zh_TW"/>
+        </w:rPr>
+        <w:t>章</w:t>
+      </w:r>
+    </w:p>
+    <w:p>
+      <w:pPr/>
+      <w:r>
+        <w:rPr>
+          <w:lang w:val="zh_TW" w:bidi="zh_TW"/>
+        </w:rPr>
+      </w:r>
+      <w:r>
+        <w:rPr>
+          <w:lang w:val="zh_TW" w:bidi="zh_TW"/>
+        </w:rPr>
+        <w:t>經文進一步頒布關於在各種場合獻祭的祭司律例。神也吩咐摩西，把關於許願的條例告訴百姓。男人一旦許願，就必須遵守，不可破壞（</w:t>
+      </w:r>
+      <w:hyperlink r:id="rId216">
+        <w:r>
+          <w:rPr>
+            <w:lang w:val="zh_TW" w:bidi="zh_TW"/>
+          </w:rPr>
+          <w:rPr>
+            <w:color w:val="0000EE"/>
+            <w:u w:val="single"/>
+          </w:rPr>
+          <w:t>30:2</w:t>
+        </w:r>
+      </w:hyperlink>
+      <w:r>
+        <w:rPr>
+          <w:lang w:val="zh_TW" w:bidi="zh_TW"/>
+        </w:rPr>
+        <w:t>），但如果是女人許願，對她有負責的男人（父親或丈夫）若認為她的許願過於草率，就可以廢止那願（</w:t>
+      </w:r>
+      <w:hyperlink r:id="rId217">
+        <w:r>
+          <w:rPr>
+            <w:lang w:val="zh_TW" w:bidi="zh_TW"/>
+          </w:rPr>
+          <w:rPr>
+            <w:color w:val="0000EE"/>
+            <w:u w:val="single"/>
+          </w:rPr>
+          <w:t>1–16</w:t>
+        </w:r>
+      </w:hyperlink>
+      <w:r>
+        <w:rPr>
+          <w:lang w:val="zh_TW" w:bidi="zh_TW"/>
+        </w:rPr>
+        <w:t>節）。</w:t>
+      </w:r>
+    </w:p>
+    <w:p>
+      <w:pPr>
+        <w:pStyle w:val="Heading4"/>
+      </w:pPr>
+      <w:r>
+        <w:rPr>
+          <w:lang w:val="zh_TW" w:bidi="zh_TW"/>
+        </w:rPr>
+        <w:t>第</w:t>
+      </w:r>
+      <w:hyperlink r:id="rId77">
+        <w:r>
+          <w:rPr>
+            <w:lang w:val="zh_TW" w:bidi="zh_TW"/>
+          </w:rPr>
+          <w:rPr>
+            <w:color w:val="0000EE"/>
+            <w:u w:val="single"/>
+          </w:rPr>
+          <w:t>三十一</w:t>
+        </w:r>
+      </w:hyperlink>
+      <w:r>
+        <w:rPr>
+          <w:lang w:val="zh_TW" w:bidi="zh_TW"/>
+        </w:rPr>
+        <w:t>章</w:t>
+      </w:r>
+    </w:p>
+    <w:p>
+      <w:pPr/>
+      <w:r>
+        <w:rPr>
+          <w:lang w:val="zh_TW" w:bidi="zh_TW"/>
+        </w:rPr>
+      </w:r>
+      <w:r>
+        <w:rPr>
+          <w:lang w:val="zh_TW" w:bidi="zh_TW"/>
+        </w:rPr>
+        <w:t>經文記述了早前在</w:t>
+      </w:r>
+      <w:hyperlink r:id="rId76">
+        <w:r>
+          <w:rPr>
+            <w:lang w:val="zh_TW" w:bidi="zh_TW"/>
+          </w:rPr>
+          <w:rPr>
+            <w:color w:val="0000EE"/>
+            <w:u w:val="single"/>
+          </w:rPr>
+          <w:t>二十五章16至18節</w:t>
+        </w:r>
+      </w:hyperlink>
+      <w:r>
+        <w:rPr>
+          <w:lang w:val="zh_TW" w:bidi="zh_TW"/>
+        </w:rPr>
+        <w:t>所宣告、向米甸發動的聖戰。非尼哈隨同12,000名戰士出征，以色列擊敗了米甸、殺了巴蘭，以及米甸的五個王和許多成年男子（</w:t>
+      </w:r>
+      <w:hyperlink r:id="rId218">
+        <w:r>
+          <w:rPr>
+            <w:lang w:val="zh_TW" w:bidi="zh_TW"/>
+          </w:rPr>
+          <w:rPr>
+            <w:color w:val="0000EE"/>
+            <w:u w:val="single"/>
+          </w:rPr>
+          <w:t>31:1–8</w:t>
+        </w:r>
+      </w:hyperlink>
+      <w:r>
+        <w:rPr>
+          <w:lang w:val="zh_TW" w:bidi="zh_TW"/>
+        </w:rPr>
+        <w:t>）。米甸的婦女和孩子被擄去，但摩西吩咐，要殺掉所有男孩和非處女的婦女（</w:t>
+      </w:r>
+      <w:hyperlink r:id="rId219">
+        <w:r>
+          <w:rPr>
+            <w:lang w:val="zh_TW" w:bidi="zh_TW"/>
+          </w:rPr>
+          <w:rPr>
+            <w:color w:val="0000EE"/>
+            <w:u w:val="single"/>
+          </w:rPr>
+          <w:t>9–18</w:t>
+        </w:r>
+      </w:hyperlink>
+      <w:r>
+        <w:rPr>
+          <w:lang w:val="zh_TW" w:bidi="zh_TW"/>
+        </w:rPr>
+        <w:t>節）。然而，不能因此認為這場爭戰就終結了米甸；因為在士師時期，米甸後來仍然成為以色列強大的對手（</w:t>
+      </w:r>
+      <w:hyperlink r:id="rId220">
+        <w:r>
+          <w:rPr>
+            <w:lang w:val="zh_TW" w:bidi="zh_TW"/>
+          </w:rPr>
+          <w:rPr>
+            <w:color w:val="0000EE"/>
+            <w:u w:val="single"/>
+          </w:rPr>
+          <w:t>士6章</w:t>
         </w:r>
       </w:hyperlink>
       <w:r>
@@ -377,16 +6047,6 @@
         </w:rPr>
         <w:t>）。</w:t>
       </w:r>
-      <w:r>
-        <w:rPr>
-          <w:lang w:val="zh_TW" w:bidi="zh_TW"/>
-        </w:rPr>
-      </w:r>
-      <w:r>
-        <w:rPr>
-          <w:lang w:val="zh_TW" w:bidi="zh_TW"/>
-        </w:rPr>
-      </w:r>
     </w:p>
     <w:p>
       <w:pPr/>
@@ -395,21 +6055,47 @@
           <w:lang w:val="zh_TW" w:bidi="zh_TW"/>
         </w:rPr>
       </w:r>
-    </w:p>
-    <w:p>
-      <w:pPr>
-        <w:pStyle w:val="Heading2"/>
-      </w:pPr>
-      <w:r>
-        <w:rPr>
-          <w:lang w:val="zh_TW" w:bidi="zh_TW"/>
-        </w:rPr>
-        <w:t>沐浴、洗</w:t>
-      </w:r>
-      <w:r>
-        <w:rPr>
-          <w:lang w:val="zh_TW" w:bidi="zh_TW"/>
-        </w:rPr>
+      <w:r>
+        <w:rPr>
+          <w:lang w:val="zh_TW" w:bidi="zh_TW"/>
+        </w:rPr>
+        <w:t>戰爭結束後，戰士奉命在進入營中之前，先潔淨自己、衣服，以及從爭戰中所得的戰利品（</w:t>
+      </w:r>
+      <w:hyperlink r:id="rId221">
+        <w:r>
+          <w:rPr>
+            <w:lang w:val="zh_TW" w:bidi="zh_TW"/>
+          </w:rPr>
+          <w:rPr>
+            <w:color w:val="0000EE"/>
+            <w:u w:val="single"/>
+          </w:rPr>
+          <w:t>民31:19–24</w:t>
+        </w:r>
+      </w:hyperlink>
+      <w:r>
+        <w:rPr>
+          <w:lang w:val="zh_TW" w:bidi="zh_TW"/>
+        </w:rPr>
+        <w:t>）。此外，他們還要把戰利品平分為兩分，從屬於戰士的那一半中，獻出五百分之一，交給大祭司（「作為貢物奉給耶和華」）。另一半則分給留在營中的百姓，其中利未人要先收取百分之二的分額（</w:t>
+      </w:r>
+      <w:hyperlink r:id="rId222">
+        <w:r>
+          <w:rPr>
+            <w:lang w:val="zh_TW" w:bidi="zh_TW"/>
+          </w:rPr>
+          <w:rPr>
+            <w:color w:val="0000EE"/>
+            <w:u w:val="single"/>
+          </w:rPr>
+          <w:t>25–31</w:t>
+        </w:r>
+      </w:hyperlink>
+      <w:r>
+        <w:rPr>
+          <w:lang w:val="zh_TW" w:bidi="zh_TW"/>
+        </w:rPr>
+        <w:t>節）。</w:t>
       </w:r>
     </w:p>
     <w:p>
@@ -423,18 +6109,477 @@
         <w:rPr>
           <w:lang w:val="zh_TW" w:bidi="zh_TW"/>
         </w:rPr>
-        <w:t>這是指以水潔淨或洗滌自身。在聖經中，「沐浴」與「洗」常交替使用，用來翻譯幾個不同的原文字詞。在舊約聖經中，有一處經文分別使用不同的希伯來字詞，指洗衣物與清洗包括身體的其它物品（</w:t>
-      </w:r>
-      <w:hyperlink r:id="rId22">
-        <w:r>
-          <w:rPr>
-            <w:lang w:val="zh_TW" w:bidi="zh_TW"/>
-          </w:rPr>
-          <w:rPr>
-            <w:color w:val="0000EE"/>
-            <w:u w:val="single"/>
-          </w:rPr>
-          <w:t>利15:8–2</w:t>
+        <w:t>第</w:t>
+      </w:r>
+      <w:hyperlink r:id="rId223">
+        <w:r>
+          <w:rPr>
+            <w:lang w:val="zh_TW" w:bidi="zh_TW"/>
+          </w:rPr>
+          <w:rPr>
+            <w:color w:val="0000EE"/>
+            <w:u w:val="single"/>
+          </w:rPr>
+          <w:t>32至47</w:t>
+        </w:r>
+      </w:hyperlink>
+      <w:r>
+        <w:rPr>
+          <w:lang w:val="zh_TW" w:bidi="zh_TW"/>
+        </w:rPr>
+        <w:t>節記載了戰利品在分成兩分之後的總數，以及分別從每一分中交給以利亞撒和利未人的數量。有人認為這些數字過高，難以視其為真實，但並沒有任何證據可以推翻經文所記錄的數目。</w:t>
+      </w:r>
+    </w:p>
+    <w:p>
+      <w:pPr/>
+      <w:r>
+        <w:rPr>
+          <w:lang w:val="zh_TW" w:bidi="zh_TW"/>
+        </w:rPr>
+      </w:r>
+      <w:r>
+        <w:rPr>
+          <w:lang w:val="zh_TW" w:bidi="zh_TW"/>
+        </w:rPr>
+        <w:t>由於在這場戰爭中，沒有一個以色列人喪命（</w:t>
+      </w:r>
+      <w:hyperlink r:id="rId224">
+        <w:r>
+          <w:rPr>
+            <w:lang w:val="zh_TW" w:bidi="zh_TW"/>
+          </w:rPr>
+          <w:rPr>
+            <w:color w:val="0000EE"/>
+            <w:u w:val="single"/>
+          </w:rPr>
+          <w:t>49</w:t>
+        </w:r>
+      </w:hyperlink>
+      <w:r>
+        <w:rPr>
+          <w:lang w:val="zh_TW" w:bidi="zh_TW"/>
+        </w:rPr>
+        <w:t>節），軍中的官長就出於感謝神，又為了在神面前為自己贖罪（</w:t>
+      </w:r>
+      <w:hyperlink r:id="rId225">
+        <w:r>
+          <w:rPr>
+            <w:lang w:val="zh_TW" w:bidi="zh_TW"/>
+          </w:rPr>
+          <w:rPr>
+            <w:color w:val="0000EE"/>
+            <w:u w:val="single"/>
+          </w:rPr>
+          <w:t>50</w:t>
+        </w:r>
+      </w:hyperlink>
+      <w:r>
+        <w:rPr>
+          <w:lang w:val="zh_TW" w:bidi="zh_TW"/>
+        </w:rPr>
+        <w:t>節），就把一份特別的金器供物帶到摩西和以利亞撒面前，並把這供物放在會幕裡，作為紀念（</w:t>
+      </w:r>
+      <w:hyperlink r:id="rId226">
+        <w:r>
+          <w:rPr>
+            <w:lang w:val="zh_TW" w:bidi="zh_TW"/>
+          </w:rPr>
+          <w:rPr>
+            <w:color w:val="0000EE"/>
+            <w:u w:val="single"/>
+          </w:rPr>
+          <w:t>48–54</w:t>
+        </w:r>
+      </w:hyperlink>
+      <w:r>
+        <w:rPr>
+          <w:lang w:val="zh_TW" w:bidi="zh_TW"/>
+        </w:rPr>
+        <w:t>節）。</w:t>
+      </w:r>
+    </w:p>
+    <w:p>
+      <w:pPr>
+        <w:pStyle w:val="Heading4"/>
+      </w:pPr>
+      <w:r>
+        <w:rPr>
+          <w:lang w:val="zh_TW" w:bidi="zh_TW"/>
+        </w:rPr>
+        <w:t>第</w:t>
+      </w:r>
+      <w:hyperlink r:id="rId227">
+        <w:r>
+          <w:rPr>
+            <w:lang w:val="zh_TW" w:bidi="zh_TW"/>
+          </w:rPr>
+          <w:rPr>
+            <w:color w:val="0000EE"/>
+            <w:u w:val="single"/>
+          </w:rPr>
+          <w:t>三十二</w:t>
+        </w:r>
+      </w:hyperlink>
+      <w:r>
+        <w:rPr>
+          <w:lang w:val="zh_TW" w:bidi="zh_TW"/>
+        </w:rPr>
+        <w:t>章</w:t>
+      </w:r>
+    </w:p>
+    <w:p>
+      <w:pPr/>
+      <w:r>
+        <w:rPr>
+          <w:lang w:val="zh_TW" w:bidi="zh_TW"/>
+        </w:rPr>
+      </w:r>
+      <w:r>
+        <w:rPr>
+          <w:lang w:val="zh_TW" w:bidi="zh_TW"/>
+        </w:rPr>
+        <w:t>在答應協助其它支派一同攻取迦南的條件下，應他們的請求，呂便、迦得，以及瑪拿西的半個支派，分得了約旦河東的地區。摩西曾懇切祈求耶和華，盼望祂改變心意，允許他進入應許之地（</w:t>
+      </w:r>
+      <w:hyperlink r:id="rId228">
+        <w:r>
+          <w:rPr>
+            <w:lang w:val="zh_TW" w:bidi="zh_TW"/>
+          </w:rPr>
+          <w:rPr>
+            <w:color w:val="0000EE"/>
+            <w:u w:val="single"/>
+          </w:rPr>
+          <w:t>申3:23–27</w:t>
+        </w:r>
+      </w:hyperlink>
+      <w:r>
+        <w:rPr>
+          <w:lang w:val="zh_TW" w:bidi="zh_TW"/>
+        </w:rPr>
+        <w:t>），但神沒有應允他。</w:t>
+      </w:r>
+    </w:p>
+    <w:p>
+      <w:pPr>
+        <w:pStyle w:val="Heading4"/>
+      </w:pPr>
+      <w:r>
+        <w:rPr>
+          <w:lang w:val="zh_TW" w:bidi="zh_TW"/>
+        </w:rPr>
+        <w:t>第</w:t>
+      </w:r>
+      <w:hyperlink r:id="rId229">
+        <w:r>
+          <w:rPr>
+            <w:lang w:val="zh_TW" w:bidi="zh_TW"/>
+          </w:rPr>
+          <w:rPr>
+            <w:color w:val="0000EE"/>
+            <w:u w:val="single"/>
+          </w:rPr>
+          <w:t>三十三至三十四</w:t>
+        </w:r>
+      </w:hyperlink>
+      <w:r>
+        <w:rPr>
+          <w:lang w:val="zh_TW" w:bidi="zh_TW"/>
+        </w:rPr>
+        <w:t>章</w:t>
+      </w:r>
+    </w:p>
+    <w:p>
+      <w:pPr/>
+      <w:r>
+        <w:rPr>
+          <w:lang w:val="zh_TW" w:bidi="zh_TW"/>
+        </w:rPr>
+      </w:r>
+      <w:r>
+        <w:rPr>
+          <w:lang w:val="zh_TW" w:bidi="zh_TW"/>
+        </w:rPr>
+        <w:t>按著神的吩咐，摩西將以色列人從埃及直到摩押平原的行程記錄下來。這成了民數記是由摩西所寫的聖經佐證。</w:t>
+      </w:r>
+    </w:p>
+    <w:p>
+      <w:pPr/>
+      <w:r>
+        <w:rPr>
+          <w:lang w:val="zh_TW" w:bidi="zh_TW"/>
+        </w:rPr>
+      </w:r>
+      <w:r>
+        <w:rPr>
+          <w:lang w:val="zh_TW" w:bidi="zh_TW"/>
+        </w:rPr>
+        <w:t>隨後，經文說明了應許之地的疆界。南界從死海南端起，沿著加低斯·巴尼亞以南，延伸到埃及河（阿里什河谷），再通到地中海（</w:t>
+      </w:r>
+      <w:hyperlink r:id="rId230">
+        <w:r>
+          <w:rPr>
+            <w:lang w:val="zh_TW" w:bidi="zh_TW"/>
+          </w:rPr>
+          <w:rPr>
+            <w:color w:val="0000EE"/>
+            <w:u w:val="single"/>
+          </w:rPr>
+          <w:t>34:3–5</w:t>
+        </w:r>
+      </w:hyperlink>
+      <w:r>
+        <w:rPr>
+          <w:lang w:val="zh_TW" w:bidi="zh_TW"/>
+        </w:rPr>
+        <w:t>）。西界就是地中海的海岸線本身（</w:t>
+      </w:r>
+      <w:hyperlink r:id="rId231">
+        <w:r>
+          <w:rPr>
+            <w:lang w:val="zh_TW" w:bidi="zh_TW"/>
+          </w:rPr>
+          <w:rPr>
+            <w:color w:val="0000EE"/>
+            <w:u w:val="single"/>
+          </w:rPr>
+          <w:t>6</w:t>
+        </w:r>
+      </w:hyperlink>
+      <w:r>
+        <w:rPr>
+          <w:lang w:val="zh_TW" w:bidi="zh_TW"/>
+        </w:rPr>
+        <w:t>節）。北界直到大衛和所羅門的時代才實際達到（</w:t>
+      </w:r>
+      <w:hyperlink r:id="rId232">
+        <w:r>
+          <w:rPr>
+            <w:lang w:val="zh_TW" w:bidi="zh_TW"/>
+          </w:rPr>
+          <w:rPr>
+            <w:color w:val="0000EE"/>
+            <w:u w:val="single"/>
+          </w:rPr>
+          <w:t>撒下8:3–12</w:t>
+        </w:r>
+      </w:hyperlink>
+      <w:r>
+        <w:rPr>
+          <w:lang w:val="zh_TW" w:bidi="zh_TW"/>
+        </w:rPr>
+        <w:t>；</w:t>
+      </w:r>
+      <w:hyperlink r:id="rId233">
+        <w:r>
+          <w:rPr>
+            <w:lang w:val="zh_TW" w:bidi="zh_TW"/>
+          </w:rPr>
+          <w:rPr>
+            <w:color w:val="0000EE"/>
+            <w:u w:val="single"/>
+          </w:rPr>
+          <w:t>王上8:65</w:t>
+        </w:r>
+      </w:hyperlink>
+      <w:r>
+        <w:rPr>
+          <w:lang w:val="zh_TW" w:bidi="zh_TW"/>
+        </w:rPr>
+        <w:t>），這條界線從地中海向東延伸到位於奧龍特斯河（Orontes River）的源頭哈馬（</w:t>
+      </w:r>
+      <w:hyperlink r:id="rId234">
+        <w:r>
+          <w:rPr>
+            <w:lang w:val="zh_TW" w:bidi="zh_TW"/>
+          </w:rPr>
+          <w:rPr>
+            <w:color w:val="0000EE"/>
+            <w:u w:val="single"/>
+          </w:rPr>
+          <w:t>民34:7–9</w:t>
+        </w:r>
+      </w:hyperlink>
+      <w:r>
+        <w:rPr>
+          <w:lang w:val="zh_TW" w:bidi="zh_TW"/>
+        </w:rPr>
+        <w:t>）。東界幾乎呈南北直線，以約旦河谷向北延伸，直到北界為止（</w:t>
+      </w:r>
+      <w:hyperlink r:id="rId235">
+        <w:r>
+          <w:rPr>
+            <w:lang w:val="zh_TW" w:bidi="zh_TW"/>
+          </w:rPr>
+          <w:rPr>
+            <w:color w:val="0000EE"/>
+            <w:u w:val="single"/>
+          </w:rPr>
+          <w:t>10–12</w:t>
+        </w:r>
+      </w:hyperlink>
+      <w:r>
+        <w:rPr>
+          <w:lang w:val="zh_TW" w:bidi="zh_TW"/>
+        </w:rPr>
+        <w:t>節）。九個半支派要在這片地區中分地為業（</w:t>
+      </w:r>
+      <w:hyperlink r:id="rId236">
+        <w:r>
+          <w:rPr>
+            <w:lang w:val="zh_TW" w:bidi="zh_TW"/>
+          </w:rPr>
+          <w:rPr>
+            <w:color w:val="0000EE"/>
+            <w:u w:val="single"/>
+          </w:rPr>
+          <w:t>13–15</w:t>
+        </w:r>
+      </w:hyperlink>
+      <w:r>
+        <w:rPr>
+          <w:lang w:val="zh_TW" w:bidi="zh_TW"/>
+        </w:rPr>
+        <w:t xml:space="preserve">節）。 </w:t>
+      </w:r>
+    </w:p>
+    <w:p>
+      <w:pPr/>
+      <w:r>
+        <w:rPr>
+          <w:lang w:val="zh_TW" w:bidi="zh_TW"/>
+        </w:rPr>
+      </w:r>
+      <w:r>
+        <w:rPr>
+          <w:lang w:val="zh_TW" w:bidi="zh_TW"/>
+        </w:rPr>
+        <w:t>接著，耶和華揀選了一些百姓，負責在征服之後，把迦南地分給約旦河西的各支派（</w:t>
+      </w:r>
+      <w:hyperlink r:id="rId237">
+        <w:r>
+          <w:rPr>
+            <w:lang w:val="zh_TW" w:bidi="zh_TW"/>
+          </w:rPr>
+          <w:rPr>
+            <w:color w:val="0000EE"/>
+            <w:u w:val="single"/>
+          </w:rPr>
+          <w:t>16–29</w:t>
+        </w:r>
+      </w:hyperlink>
+      <w:r>
+        <w:rPr>
+          <w:lang w:val="zh_TW" w:bidi="zh_TW"/>
+        </w:rPr>
+        <w:t>節）。</w:t>
+      </w:r>
+    </w:p>
+    <w:p>
+      <w:pPr>
+        <w:pStyle w:val="Heading4"/>
+      </w:pPr>
+      <w:r>
+        <w:rPr>
+          <w:lang w:val="zh_TW" w:bidi="zh_TW"/>
+        </w:rPr>
+        <w:t>第</w:t>
+      </w:r>
+      <w:hyperlink r:id="rId238">
+        <w:r>
+          <w:rPr>
+            <w:lang w:val="zh_TW" w:bidi="zh_TW"/>
+          </w:rPr>
+          <w:rPr>
+            <w:color w:val="0000EE"/>
+            <w:u w:val="single"/>
+          </w:rPr>
+          <w:t>三十五</w:t>
+        </w:r>
+      </w:hyperlink>
+      <w:r>
+        <w:rPr>
+          <w:lang w:val="zh_TW" w:bidi="zh_TW"/>
+        </w:rPr>
+        <w:t>章</w:t>
+      </w:r>
+    </w:p>
+    <w:p>
+      <w:pPr/>
+      <w:r>
+        <w:rPr>
+          <w:lang w:val="zh_TW" w:bidi="zh_TW"/>
+        </w:rPr>
+      </w:r>
+      <w:r>
+        <w:rPr>
+          <w:lang w:val="zh_TW" w:bidi="zh_TW"/>
+        </w:rPr>
+        <w:t>神吩咐以色列人要在約旦河兩岸的全地中給利未人48座城，作為他們永久的產業（</w:t>
+      </w:r>
+      <w:hyperlink r:id="rId239">
+        <w:r>
+          <w:rPr>
+            <w:lang w:val="zh_TW" w:bidi="zh_TW"/>
+          </w:rPr>
+          <w:rPr>
+            <w:color w:val="0000EE"/>
+            <w:u w:val="single"/>
+          </w:rPr>
+          <w:t>1–8</w:t>
+        </w:r>
+      </w:hyperlink>
+      <w:r>
+        <w:rPr>
+          <w:lang w:val="zh_TW" w:bidi="zh_TW"/>
+        </w:rPr>
+        <w:t>節），因為這個支派沒有像其它支派那樣分得地業。各支派要按自己人口的多寡，決定應當要給予的城的數目（</w:t>
+      </w:r>
+      <w:hyperlink r:id="rId240">
+        <w:r>
+          <w:rPr>
+            <w:lang w:val="zh_TW" w:bidi="zh_TW"/>
+          </w:rPr>
+          <w:rPr>
+            <w:color w:val="0000EE"/>
+            <w:u w:val="single"/>
+          </w:rPr>
+          <w:t>8</w:t>
+        </w:r>
+      </w:hyperlink>
+      <w:r>
+        <w:rPr>
+          <w:lang w:val="zh_TW" w:bidi="zh_TW"/>
+        </w:rPr>
+        <w:t>節）。在這些利未城中，有六座城要設為「逃城」，約旦河兩岸各三座，供誤殺人的人逃避報血仇者（</w:t>
+      </w:r>
+      <w:hyperlink r:id="rId241">
+        <w:r>
+          <w:rPr>
+            <w:lang w:val="zh_TW" w:bidi="zh_TW"/>
+          </w:rPr>
+          <w:rPr>
+            <w:color w:val="0000EE"/>
+            <w:u w:val="single"/>
+          </w:rPr>
+          <w:t>6</w:t>
+        </w:r>
+      </w:hyperlink>
+      <w:r>
+        <w:rPr>
+          <w:lang w:val="zh_TW" w:bidi="zh_TW"/>
+        </w:rPr>
+        <w:t>節；參</w:t>
+      </w:r>
+      <w:hyperlink r:id="rId242">
+        <w:r>
+          <w:rPr>
+            <w:lang w:val="zh_TW" w:bidi="zh_TW"/>
+          </w:rPr>
+          <w:rPr>
+            <w:color w:val="0000EE"/>
+            <w:u w:val="single"/>
+          </w:rPr>
+          <w:t>書20章</w:t>
         </w:r>
       </w:hyperlink>
       <w:r>
@@ -455,18 +6600,412 @@
         <w:rPr>
           <w:lang w:val="zh_TW" w:bidi="zh_TW"/>
         </w:rPr>
-        <w:t>以色列氣候乾燥、水源稀少，因此除非在有溪流或水池旁，人們通常不會沐浴（</w:t>
-      </w:r>
-      <w:hyperlink r:id="rId23">
-        <w:r>
-          <w:rPr>
-            <w:lang w:val="zh_TW" w:bidi="zh_TW"/>
-          </w:rPr>
-          <w:rPr>
-            <w:color w:val="0000EE"/>
-            <w:u w:val="single"/>
-          </w:rPr>
-          <w:t>王下5:10</w:t>
+        <w:t>接著頒布了關於誤殺人的律例（</w:t>
+      </w:r>
+      <w:hyperlink r:id="rId243">
+        <w:r>
+          <w:rPr>
+            <w:lang w:val="zh_TW" w:bidi="zh_TW"/>
+          </w:rPr>
+          <w:rPr>
+            <w:color w:val="0000EE"/>
+            <w:u w:val="single"/>
+          </w:rPr>
+          <w:t>9–34</w:t>
+        </w:r>
+      </w:hyperlink>
+      <w:r>
+        <w:rPr>
+          <w:lang w:val="zh_TW" w:bidi="zh_TW"/>
+        </w:rPr>
+        <w:t>節）。如果殺人者犯的是謀殺罪，報血仇的至親就有權履行將他處死的職責（</w:t>
+      </w:r>
+      <w:hyperlink r:id="rId244">
+        <w:r>
+          <w:rPr>
+            <w:lang w:val="zh_TW" w:bidi="zh_TW"/>
+          </w:rPr>
+          <w:rPr>
+            <w:color w:val="0000EE"/>
+            <w:u w:val="single"/>
+          </w:rPr>
+          <w:t>16–21</w:t>
+        </w:r>
+      </w:hyperlink>
+      <w:r>
+        <w:rPr>
+          <w:lang w:val="zh_TW" w:bidi="zh_TW"/>
+        </w:rPr>
+        <w:t>節）。但如果誤殺人的人並非出於故意殺人，就要逃往最近的逃城，接受審判。若查明他沒有犯謀殺罪，就要安排他住在逃城裡，直到大祭司去世為止。若他在此之前離開逃城，報血仇者就可以將他處死（</w:t>
+      </w:r>
+      <w:hyperlink r:id="rId245">
+        <w:r>
+          <w:rPr>
+            <w:lang w:val="zh_TW" w:bidi="zh_TW"/>
+          </w:rPr>
+          <w:rPr>
+            <w:color w:val="0000EE"/>
+            <w:u w:val="single"/>
+          </w:rPr>
+          <w:t>22–34</w:t>
+        </w:r>
+      </w:hyperlink>
+      <w:r>
+        <w:rPr>
+          <w:lang w:val="zh_TW" w:bidi="zh_TW"/>
+        </w:rPr>
+        <w:t>節）。</w:t>
+      </w:r>
+    </w:p>
+    <w:p>
+      <w:pPr>
+        <w:pStyle w:val="Heading4"/>
+      </w:pPr>
+      <w:r>
+        <w:rPr>
+          <w:lang w:val="zh_TW" w:bidi="zh_TW"/>
+        </w:rPr>
+        <w:t>第</w:t>
+      </w:r>
+      <w:hyperlink r:id="rId246">
+        <w:r>
+          <w:rPr>
+            <w:lang w:val="zh_TW" w:bidi="zh_TW"/>
+          </w:rPr>
+          <w:rPr>
+            <w:color w:val="0000EE"/>
+            <w:u w:val="single"/>
+          </w:rPr>
+          <w:t>三十六</w:t>
+        </w:r>
+      </w:hyperlink>
+      <w:r>
+        <w:rPr>
+          <w:lang w:val="zh_TW" w:bidi="zh_TW"/>
+        </w:rPr>
+        <w:t>章</w:t>
+      </w:r>
+    </w:p>
+    <w:p>
+      <w:pPr/>
+      <w:r>
+        <w:rPr>
+          <w:lang w:val="zh_TW" w:bidi="zh_TW"/>
+        </w:rPr>
+      </w:r>
+      <w:r>
+        <w:rPr>
+          <w:lang w:val="zh_TW" w:bidi="zh_TW"/>
+        </w:rPr>
+        <w:t>瑪拿西支派的首領根據第</w:t>
+      </w:r>
+      <w:hyperlink r:id="rId137">
+        <w:r>
+          <w:rPr>
+            <w:lang w:val="zh_TW" w:bidi="zh_TW"/>
+          </w:rPr>
+          <w:rPr>
+            <w:color w:val="0000EE"/>
+            <w:u w:val="single"/>
+          </w:rPr>
+          <w:t>二十七</w:t>
+        </w:r>
+      </w:hyperlink>
+      <w:r>
+        <w:rPr>
+          <w:lang w:val="zh_TW" w:bidi="zh_TW"/>
+        </w:rPr>
+        <w:t>章先前所立的律例提出問題：如果一位女繼承人嫁到原本支派以外，產業就會隨之從一個支派轉到另一個支派，這樣是否可行。神指示，女繼承人必須嫁給原本支派的人，產業不可轉移（</w:t>
+      </w:r>
+      <w:hyperlink r:id="rId247">
+        <w:r>
+          <w:rPr>
+            <w:lang w:val="zh_TW" w:bidi="zh_TW"/>
+          </w:rPr>
+          <w:rPr>
+            <w:color w:val="0000EE"/>
+            <w:u w:val="single"/>
+          </w:rPr>
+          <w:t>1–12</w:t>
+        </w:r>
+      </w:hyperlink>
+      <w:r>
+        <w:rPr>
+          <w:lang w:val="zh_TW" w:bidi="zh_TW"/>
+        </w:rPr>
+        <w:t>節）。</w:t>
+      </w:r>
+    </w:p>
+    <w:p>
+      <w:pPr/>
+      <w:r>
+        <w:rPr>
+          <w:lang w:val="zh_TW" w:bidi="zh_TW"/>
+        </w:rPr>
+      </w:r>
+      <w:r>
+        <w:rPr>
+          <w:lang w:val="zh_TW" w:bidi="zh_TW"/>
+        </w:rPr>
+        <w:t>本卷書最後一節提到，這些律例都是在摩押平原所賜下的（</w:t>
+      </w:r>
+      <w:hyperlink r:id="rId248">
+        <w:r>
+          <w:rPr>
+            <w:lang w:val="zh_TW" w:bidi="zh_TW"/>
+          </w:rPr>
+          <w:rPr>
+            <w:color w:val="0000EE"/>
+            <w:u w:val="single"/>
+          </w:rPr>
+          <w:t>26:1–36:12</w:t>
+        </w:r>
+      </w:hyperlink>
+      <w:r>
+        <w:rPr>
+          <w:lang w:val="zh_TW" w:bidi="zh_TW"/>
+        </w:rPr>
+        <w:t>；參</w:t>
+      </w:r>
+      <w:hyperlink r:id="rId249">
+        <w:r>
+          <w:rPr>
+            <w:lang w:val="zh_TW" w:bidi="zh_TW"/>
+          </w:rPr>
+          <w:rPr>
+            <w:color w:val="0000EE"/>
+            <w:u w:val="single"/>
+          </w:rPr>
+          <w:t>利27:34</w:t>
+        </w:r>
+      </w:hyperlink>
+      <w:r>
+        <w:rPr>
+          <w:lang w:val="zh_TW" w:bidi="zh_TW"/>
+        </w:rPr>
+        <w:t>）。</w:t>
+      </w:r>
+    </w:p>
+    <w:p>
+      <w:pPr>
+        <w:pStyle w:val="Heading3"/>
+      </w:pPr>
+      <w:r>
+        <w:rPr>
+          <w:lang w:val="zh_TW" w:bidi="zh_TW"/>
+        </w:rPr>
+        <w:t>神學教導</w:t>
+      </w:r>
+    </w:p>
+    <w:p>
+      <w:pPr/>
+      <w:r>
+        <w:rPr>
+          <w:lang w:val="zh_TW" w:bidi="zh_TW"/>
+        </w:rPr>
+      </w:r>
+      <w:r>
+        <w:rPr>
+          <w:lang w:val="zh_TW" w:bidi="zh_TW"/>
+        </w:rPr>
+        <w:t>在民數記中，經文啟示了神是一位對自己所立之約始終信實不變的神（</w:t>
+      </w:r>
+      <w:hyperlink r:id="rId250">
+        <w:r>
+          <w:rPr>
+            <w:lang w:val="zh_TW" w:bidi="zh_TW"/>
+          </w:rPr>
+          <w:rPr>
+            <w:color w:val="0000EE"/>
+            <w:u w:val="single"/>
+          </w:rPr>
+          <w:t>民23:19</w:t>
+        </w:r>
+      </w:hyperlink>
+      <w:r>
+        <w:rPr>
+          <w:lang w:val="zh_TW" w:bidi="zh_TW"/>
+        </w:rPr>
+        <w:t>）。祂對所立之約的信實，使祂既要引導並眷顧祂的百姓，也必須懲治他們得罪祂的罪。然而，沒有任何阻礙大到足以挫敗神要領祂百姓進入應許之地的旨意（</w:t>
+      </w:r>
+      <w:hyperlink r:id="rId251">
+        <w:r>
+          <w:rPr>
+            <w:lang w:val="zh_TW" w:bidi="zh_TW"/>
+          </w:rPr>
+          <w:rPr>
+            <w:color w:val="0000EE"/>
+            <w:u w:val="single"/>
+          </w:rPr>
+          <w:t>11:23</w:t>
+        </w:r>
+      </w:hyperlink>
+      <w:r>
+        <w:rPr>
+          <w:lang w:val="zh_TW" w:bidi="zh_TW"/>
+        </w:rPr>
+        <w:t>）。</w:t>
+      </w:r>
+    </w:p>
+    <w:p>
+      <w:pPr/>
+      <w:r>
+        <w:rPr>
+          <w:lang w:val="zh_TW" w:bidi="zh_TW"/>
+        </w:rPr>
+      </w:r>
+      <w:r>
+        <w:rPr>
+          <w:lang w:val="zh_TW" w:bidi="zh_TW"/>
+        </w:rPr>
+        <w:t>神一方面藉著對以色列犯罪所顯出的震怒，另一方面藉著眾多祭司律例，突顯了祂令人敬畏的聖潔。這些律法明確地教導，人若要親近神，就必須保持潔淨；甚至用不聖潔的眼目觀看神的聖潔，也會招致死亡（</w:t>
+      </w:r>
+      <w:hyperlink r:id="rId113">
+        <w:r>
+          <w:rPr>
+            <w:lang w:val="zh_TW" w:bidi="zh_TW"/>
+          </w:rPr>
+          <w:rPr>
+            <w:color w:val="0000EE"/>
+            <w:u w:val="single"/>
+          </w:rPr>
+          <w:t>4:20</w:t>
+        </w:r>
+      </w:hyperlink>
+      <w:r>
+        <w:rPr>
+          <w:lang w:val="zh_TW" w:bidi="zh_TW"/>
+        </w:rPr>
+        <w:t>）。</w:t>
+      </w:r>
+    </w:p>
+    <w:p>
+      <w:pPr/>
+      <w:r>
+        <w:rPr>
+          <w:lang w:val="zh_TW" w:bidi="zh_TW"/>
+        </w:rPr>
+      </w:r>
+      <w:r>
+        <w:rPr>
+          <w:lang w:val="zh_TW" w:bidi="zh_TW"/>
+        </w:rPr>
+        <w:t>祂對萬有的主權，從祂連生活中最細微之處都會加以關注這一點，清楚地顯明出來。「耶和華對摩西說（譯註：和合本也譯為「耶和華曉諭摩西說」、「耶和華吩咐摩西說」）」這個片語在書中出現50多次，而每一次後面所宣告的話，都涉及各式各樣生活與信仰的事項。</w:t>
+      </w:r>
+    </w:p>
+    <w:p>
+      <w:pPr/>
+      <w:r>
+        <w:rPr>
+          <w:lang w:val="zh_TW" w:bidi="zh_TW"/>
+        </w:rPr>
+      </w:r>
+      <w:r>
+        <w:rPr>
+          <w:lang w:val="zh_TW" w:bidi="zh_TW"/>
+        </w:rPr>
+        <w:t>作為立約的神，神也顯出祂具有「基督論性（christological）」的特質。神所賜的祝福與祂的信實，反映出基督論的主題。最後，摩西作為先知的領導身分（</w:t>
+      </w:r>
+      <w:hyperlink r:id="rId252">
+        <w:r>
+          <w:rPr>
+            <w:lang w:val="zh_TW" w:bidi="zh_TW"/>
+          </w:rPr>
+          <w:rPr>
+            <w:color w:val="0000EE"/>
+            <w:u w:val="single"/>
+          </w:rPr>
+          <w:t>徒7:37–38</w:t>
+        </w:r>
+      </w:hyperlink>
+      <w:r>
+        <w:rPr>
+          <w:lang w:val="zh_TW" w:bidi="zh_TW"/>
+        </w:rPr>
+        <w:t>）以及他代求的職事（例：</w:t>
+      </w:r>
+      <w:hyperlink r:id="rId253">
+        <w:r>
+          <w:rPr>
+            <w:lang w:val="zh_TW" w:bidi="zh_TW"/>
+          </w:rPr>
+          <w:rPr>
+            <w:color w:val="0000EE"/>
+            <w:u w:val="single"/>
+          </w:rPr>
+          <w:t>民11:2</w:t>
+        </w:r>
+      </w:hyperlink>
+      <w:r>
+        <w:rPr>
+          <w:lang w:val="zh_TW" w:bidi="zh_TW"/>
+        </w:rPr>
+        <w:t>，</w:t>
+      </w:r>
+      <w:hyperlink r:id="rId254">
+        <w:r>
+          <w:rPr>
+            <w:lang w:val="zh_TW" w:bidi="zh_TW"/>
+          </w:rPr>
+          <w:rPr>
+            <w:color w:val="0000EE"/>
+            <w:u w:val="single"/>
+          </w:rPr>
+          <w:t>12:13</w:t>
+        </w:r>
+      </w:hyperlink>
+      <w:r>
+        <w:rPr>
+          <w:lang w:val="zh_TW" w:bidi="zh_TW"/>
+        </w:rPr>
+        <w:t>，</w:t>
+      </w:r>
+      <w:hyperlink r:id="rId255">
+        <w:r>
+          <w:rPr>
+            <w:lang w:val="zh_TW" w:bidi="zh_TW"/>
+          </w:rPr>
+          <w:rPr>
+            <w:color w:val="0000EE"/>
+            <w:u w:val="single"/>
+          </w:rPr>
+          <w:t>14:19</w:t>
+        </w:r>
+      </w:hyperlink>
+      <w:r>
+        <w:rPr>
+          <w:lang w:val="zh_TW" w:bidi="zh_TW"/>
+        </w:rPr>
+        <w:t>），連同亞倫家的祭司體系（例：</w:t>
+      </w:r>
+      <w:hyperlink r:id="rId164">
+        <w:r>
+          <w:rPr>
+            <w:lang w:val="zh_TW" w:bidi="zh_TW"/>
+          </w:rPr>
+          <w:rPr>
+            <w:color w:val="0000EE"/>
+            <w:u w:val="single"/>
+          </w:rPr>
+          <w:t>16</w:t>
+        </w:r>
+      </w:hyperlink>
+      <w:r>
+        <w:rPr>
+          <w:lang w:val="zh_TW" w:bidi="zh_TW"/>
+        </w:rPr>
+        <w:t>章），牲畜的獻祭制度（參</w:t>
+      </w:r>
+      <w:hyperlink r:id="rId256">
+        <w:r>
+          <w:rPr>
+            <w:lang w:val="zh_TW" w:bidi="zh_TW"/>
+          </w:rPr>
+          <w:rPr>
+            <w:color w:val="0000EE"/>
+            <w:u w:val="single"/>
+          </w:rPr>
+          <w:t>19:9</w:t>
         </w:r>
       </w:hyperlink>
       <w:r>
@@ -475,394 +7014,66 @@
         </w:rPr>
         <w:t>；</w:t>
       </w:r>
-      <w:hyperlink r:id="rId24">
-        <w:r>
-          <w:rPr>
-            <w:lang w:val="zh_TW" w:bidi="zh_TW"/>
-          </w:rPr>
-          <w:rPr>
-            <w:color w:val="0000EE"/>
-            <w:u w:val="single"/>
-          </w:rPr>
-          <w:t>約9:7</w:t>
-        </w:r>
-      </w:hyperlink>
-      <w:r>
-        <w:rPr>
-          <w:lang w:val="zh_TW" w:bidi="zh_TW"/>
-        </w:rPr>
-        <w:t>）。然而，人們仍會在嬰孩出生時為其清洗（</w:t>
-      </w:r>
-      <w:hyperlink r:id="rId25">
-        <w:r>
-          <w:rPr>
-            <w:lang w:val="zh_TW" w:bidi="zh_TW"/>
-          </w:rPr>
-          <w:rPr>
-            <w:color w:val="0000EE"/>
-            <w:u w:val="single"/>
-          </w:rPr>
-          <w:t>結16:4</w:t>
-        </w:r>
-      </w:hyperlink>
-      <w:r>
-        <w:rPr>
-          <w:lang w:val="zh_TW" w:bidi="zh_TW"/>
-        </w:rPr>
-        <w:t>）、為死者在安葬前清洗身體（</w:t>
-      </w:r>
-      <w:hyperlink r:id="rId26">
-        <w:r>
-          <w:rPr>
-            <w:lang w:val="zh_TW" w:bidi="zh_TW"/>
-          </w:rPr>
-          <w:rPr>
-            <w:color w:val="0000EE"/>
-            <w:u w:val="single"/>
-          </w:rPr>
-          <w:t>徒9:37</w:t>
-        </w:r>
-      </w:hyperlink>
-      <w:r>
-        <w:rPr>
-          <w:lang w:val="zh_TW" w:bidi="zh_TW"/>
-        </w:rPr>
-        <w:t>），以及為羊隻剪羊毛前清洗（</w:t>
-      </w:r>
-      <w:hyperlink r:id="rId27">
-        <w:r>
-          <w:rPr>
-            <w:lang w:val="zh_TW" w:bidi="zh_TW"/>
-          </w:rPr>
-          <w:rPr>
-            <w:color w:val="0000EE"/>
-            <w:u w:val="single"/>
-          </w:rPr>
-          <w:t>歌6:6</w:t>
-        </w:r>
-      </w:hyperlink>
-      <w:r>
-        <w:rPr>
-          <w:lang w:val="zh_TW" w:bidi="zh_TW"/>
-        </w:rPr>
-        <w:t>）。全身經常沐浴，可能僅限於富裕階層（</w:t>
-      </w:r>
-      <w:hyperlink r:id="rId28">
-        <w:r>
-          <w:rPr>
-            <w:lang w:val="zh_TW" w:bidi="zh_TW"/>
-          </w:rPr>
-          <w:rPr>
-            <w:color w:val="0000EE"/>
-            <w:u w:val="single"/>
-          </w:rPr>
-          <w:t>出2:5</w:t>
-        </w:r>
-      </w:hyperlink>
-      <w:r>
-        <w:rPr>
-          <w:lang w:val="zh_TW" w:bidi="zh_TW"/>
-        </w:rPr>
-        <w:t>）。但因塵土飛揚，人們必須常洗臉、手與腳（</w:t>
-      </w:r>
-      <w:hyperlink r:id="rId29">
-        <w:r>
-          <w:rPr>
-            <w:lang w:val="zh_TW" w:bidi="zh_TW"/>
-          </w:rPr>
-          <w:rPr>
-            <w:color w:val="0000EE"/>
-            <w:u w:val="single"/>
-          </w:rPr>
-          <w:t>創18:4</w:t>
-        </w:r>
-      </w:hyperlink>
-      <w:r>
-        <w:rPr>
-          <w:lang w:val="zh_TW" w:bidi="zh_TW"/>
-        </w:rPr>
-        <w:t>，</w:t>
-      </w:r>
-      <w:hyperlink r:id="rId30">
-        <w:r>
-          <w:rPr>
-            <w:lang w:val="zh_TW" w:bidi="zh_TW"/>
-          </w:rPr>
-          <w:rPr>
-            <w:color w:val="0000EE"/>
-            <w:u w:val="single"/>
-          </w:rPr>
-          <w:t>19:2</w:t>
-        </w:r>
-      </w:hyperlink>
-      <w:r>
-        <w:rPr>
-          <w:lang w:val="zh_TW" w:bidi="zh_TW"/>
-        </w:rPr>
-        <w:t>，</w:t>
-      </w:r>
-      <w:hyperlink r:id="rId31">
-        <w:r>
-          <w:rPr>
-            <w:lang w:val="zh_TW" w:bidi="zh_TW"/>
-          </w:rPr>
-          <w:rPr>
-            <w:color w:val="0000EE"/>
-            <w:u w:val="single"/>
-          </w:rPr>
-          <w:t>24:32</w:t>
-        </w:r>
-      </w:hyperlink>
-      <w:r>
-        <w:rPr>
-          <w:lang w:val="zh_TW" w:bidi="zh_TW"/>
-        </w:rPr>
-        <w:t>，</w:t>
-      </w:r>
-      <w:hyperlink r:id="rId32">
-        <w:r>
-          <w:rPr>
-            <w:lang w:val="zh_TW" w:bidi="zh_TW"/>
-          </w:rPr>
-          <w:rPr>
-            <w:color w:val="0000EE"/>
-            <w:u w:val="single"/>
-          </w:rPr>
-          <w:t>43:24</w:t>
-        </w:r>
-      </w:hyperlink>
-      <w:r>
-        <w:rPr>
-          <w:lang w:val="zh_TW" w:bidi="zh_TW"/>
-        </w:rPr>
-        <w:t>；</w:t>
-      </w:r>
-      <w:hyperlink r:id="rId33">
-        <w:r>
-          <w:rPr>
-            <w:lang w:val="zh_TW" w:bidi="zh_TW"/>
-          </w:rPr>
-          <w:rPr>
-            <w:color w:val="0000EE"/>
-            <w:u w:val="single"/>
-          </w:rPr>
-          <w:t>士19:21</w:t>
-        </w:r>
-      </w:hyperlink>
-      <w:r>
-        <w:rPr>
-          <w:lang w:val="zh_TW" w:bidi="zh_TW"/>
-        </w:rPr>
-        <w:t>；</w:t>
-      </w:r>
-      <w:hyperlink r:id="rId34">
-        <w:r>
-          <w:rPr>
-            <w:lang w:val="zh_TW" w:bidi="zh_TW"/>
-          </w:rPr>
-          <w:rPr>
-            <w:color w:val="0000EE"/>
-            <w:u w:val="single"/>
-          </w:rPr>
-          <w:t>歌5:3</w:t>
-        </w:r>
-      </w:hyperlink>
-      <w:r>
-        <w:rPr>
-          <w:lang w:val="zh_TW" w:bidi="zh_TW"/>
-        </w:rPr>
-        <w:t>）。對於有身份地位的人而言，在抹油之前先清洗身體也是良好儀容的一部分（</w:t>
-      </w:r>
-      <w:hyperlink r:id="rId35">
-        <w:r>
-          <w:rPr>
-            <w:lang w:val="zh_TW" w:bidi="zh_TW"/>
-          </w:rPr>
-          <w:rPr>
-            <w:color w:val="0000EE"/>
-            <w:u w:val="single"/>
-          </w:rPr>
-          <w:t>得3:3</w:t>
-        </w:r>
-      </w:hyperlink>
-      <w:r>
-        <w:rPr>
-          <w:lang w:val="zh_TW" w:bidi="zh_TW"/>
-        </w:rPr>
-        <w:t>；</w:t>
-      </w:r>
-      <w:hyperlink r:id="rId36">
-        <w:r>
-          <w:rPr>
-            <w:lang w:val="zh_TW" w:bidi="zh_TW"/>
-          </w:rPr>
-          <w:rPr>
-            <w:color w:val="0000EE"/>
-            <w:u w:val="single"/>
-          </w:rPr>
-          <w:t>撒下12:20</w:t>
-        </w:r>
-      </w:hyperlink>
-      <w:r>
-        <w:rPr>
-          <w:lang w:val="zh_TW" w:bidi="zh_TW"/>
-        </w:rPr>
-        <w:t>；</w:t>
-      </w:r>
-      <w:hyperlink r:id="rId37">
-        <w:r>
-          <w:rPr>
-            <w:lang w:val="zh_TW" w:bidi="zh_TW"/>
-          </w:rPr>
-          <w:rPr>
-            <w:color w:val="0000EE"/>
-            <w:u w:val="single"/>
-          </w:rPr>
-          <w:t>結23:41</w:t>
-        </w:r>
-      </w:hyperlink>
-      <w:r>
-        <w:rPr>
-          <w:lang w:val="zh_TW" w:bidi="zh_TW"/>
-        </w:rPr>
-        <w:t>）。好客的主人會為客人預備洗腳水（</w:t>
-      </w:r>
-      <w:hyperlink r:id="rId29">
-        <w:r>
-          <w:rPr>
-            <w:lang w:val="zh_TW" w:bidi="zh_TW"/>
-          </w:rPr>
-          <w:rPr>
-            <w:color w:val="0000EE"/>
-            <w:u w:val="single"/>
-          </w:rPr>
-          <w:t>創18:4</w:t>
-        </w:r>
-      </w:hyperlink>
-      <w:r>
-        <w:rPr>
-          <w:lang w:val="zh_TW" w:bidi="zh_TW"/>
-        </w:rPr>
-        <w:t>；</w:t>
-      </w:r>
-      <w:hyperlink r:id="rId33">
-        <w:r>
-          <w:rPr>
-            <w:lang w:val="zh_TW" w:bidi="zh_TW"/>
-          </w:rPr>
-          <w:rPr>
-            <w:color w:val="0000EE"/>
-            <w:u w:val="single"/>
-          </w:rPr>
-          <w:t>士19:21</w:t>
-        </w:r>
-      </w:hyperlink>
-      <w:r>
-        <w:rPr>
-          <w:lang w:val="zh_TW" w:bidi="zh_TW"/>
-        </w:rPr>
-        <w:t>；</w:t>
-      </w:r>
-      <w:hyperlink r:id="rId38">
-        <w:r>
-          <w:rPr>
-            <w:lang w:val="zh_TW" w:bidi="zh_TW"/>
-          </w:rPr>
-          <w:rPr>
-            <w:color w:val="0000EE"/>
-            <w:u w:val="single"/>
-          </w:rPr>
-          <w:t>路7:44</w:t>
-        </w:r>
-      </w:hyperlink>
-      <w:r>
-        <w:rPr>
-          <w:lang w:val="zh_TW" w:bidi="zh_TW"/>
-        </w:rPr>
-        <w:t>；</w:t>
-      </w:r>
-      <w:hyperlink r:id="rId39">
-        <w:r>
-          <w:rPr>
-            <w:lang w:val="zh_TW" w:bidi="zh_TW"/>
-          </w:rPr>
-          <w:rPr>
-            <w:color w:val="0000EE"/>
-            <w:u w:val="single"/>
-          </w:rPr>
-          <w:t>約13:4–5</w:t>
-        </w:r>
-      </w:hyperlink>
-      <w:r>
-        <w:rPr>
-          <w:lang w:val="zh_TW" w:bidi="zh_TW"/>
-        </w:rPr>
-        <w:t>）。替人洗腳原是僕人的職責；若由他人為客人洗脚，便表示謙卑（</w:t>
-      </w:r>
-      <w:hyperlink r:id="rId40">
-        <w:r>
-          <w:rPr>
-            <w:lang w:val="zh_TW" w:bidi="zh_TW"/>
-          </w:rPr>
-          <w:rPr>
-            <w:color w:val="0000EE"/>
-            <w:u w:val="single"/>
-          </w:rPr>
-          <w:t>撒上25:41</w:t>
-        </w:r>
-      </w:hyperlink>
-      <w:r>
-        <w:rPr>
-          <w:lang w:val="zh_TW" w:bidi="zh_TW"/>
-        </w:rPr>
-        <w:t>；</w:t>
-      </w:r>
-      <w:hyperlink r:id="rId41">
-        <w:r>
-          <w:rPr>
-            <w:lang w:val="zh_TW" w:bidi="zh_TW"/>
-          </w:rPr>
-          <w:rPr>
-            <w:color w:val="0000EE"/>
-            <w:u w:val="single"/>
-          </w:rPr>
-          <w:t>路7:44–47</w:t>
-        </w:r>
-      </w:hyperlink>
-      <w:r>
-        <w:rPr>
-          <w:lang w:val="zh_TW" w:bidi="zh_TW"/>
-        </w:rPr>
-        <w:t>；</w:t>
-      </w:r>
-      <w:hyperlink r:id="rId42">
-        <w:r>
-          <w:rPr>
-            <w:lang w:val="zh_TW" w:bidi="zh_TW"/>
-          </w:rPr>
-          <w:rPr>
-            <w:color w:val="0000EE"/>
-            <w:u w:val="single"/>
-          </w:rPr>
-          <w:t>約13:3–16</w:t>
-        </w:r>
-      </w:hyperlink>
-      <w:r>
-        <w:rPr>
-          <w:lang w:val="zh_TW" w:bidi="zh_TW"/>
-        </w:rPr>
-        <w:t>；</w:t>
-      </w:r>
-      <w:hyperlink r:id="rId43">
-        <w:r>
-          <w:rPr>
-            <w:lang w:val="zh_TW" w:bidi="zh_TW"/>
-          </w:rPr>
-          <w:rPr>
-            <w:color w:val="0000EE"/>
-            <w:u w:val="single"/>
-          </w:rPr>
-          <w:t>提前5:10</w:t>
+      <w:hyperlink r:id="rId257">
+        <w:r>
+          <w:rPr>
+            <w:lang w:val="zh_TW" w:bidi="zh_TW"/>
+          </w:rPr>
+          <w:rPr>
+            <w:color w:val="0000EE"/>
+            <w:u w:val="single"/>
+          </w:rPr>
+          <w:t>來9:13</w:t>
+        </w:r>
+      </w:hyperlink>
+      <w:r>
+        <w:rPr>
+          <w:lang w:val="zh_TW" w:bidi="zh_TW"/>
+        </w:rPr>
+        <w:t>），以及各樣象徵（嗎哪、水、銅蛇），都預示了將來要來的基督。</w:t>
+      </w:r>
+    </w:p>
+    <w:p>
+      <w:pPr/>
+      <w:r>
+        <w:rPr>
+          <w:lang w:val="zh_TW" w:bidi="zh_TW"/>
+        </w:rPr>
+      </w:r>
+      <w:r>
+        <w:rPr>
+          <w:lang w:val="zh_TW" w:bidi="zh_TW"/>
+        </w:rPr>
+        <w:t>在以色列人對神的回應中，百姓呈現出人一切的罪性與不忠。以色列在曠野漂流，說明了不信所帶來的結果；以色列所受的刑罰，印證了</w:t>
+      </w:r>
+      <w:hyperlink r:id="rId258">
+        <w:r>
+          <w:rPr>
+            <w:lang w:val="zh_TW" w:bidi="zh_TW"/>
+          </w:rPr>
+          <w:rPr>
+            <w:color w:val="0000EE"/>
+            <w:u w:val="single"/>
+          </w:rPr>
+          <w:t>民數記三十二章23節</w:t>
+        </w:r>
+      </w:hyperlink>
+      <w:r>
+        <w:rPr>
+          <w:lang w:val="zh_TW" w:bidi="zh_TW"/>
+        </w:rPr>
+        <w:t>的原則：「倘若你們不這樣行，就得罪耶和華，要知道你們的罪必追上你們」。民數記強而有力地教導：人唯有信靠耶和華，才能找到真正的平安與福分；只有祂能把人帶進安息之地（</w:t>
+      </w:r>
+      <w:hyperlink r:id="rId259">
+        <w:r>
+          <w:rPr>
+            <w:lang w:val="zh_TW" w:bidi="zh_TW"/>
+          </w:rPr>
+          <w:rPr>
+            <w:color w:val="0000EE"/>
+            <w:u w:val="single"/>
+          </w:rPr>
+          <w:t>來4:9</w:t>
         </w:r>
       </w:hyperlink>
       <w:r>
@@ -881,1598 +7092,6 @@
       </w:r>
       <w:r>
         <w:rPr>
-          <w:lang w:val="zh_TW" w:bidi="zh_TW"/>
-        </w:rPr>
-        <w:t>聖經中多數關於洗或沐浴的記載，皆與禮儀上的潔淨有關。祭司與利未人在親近祭壇或參與禮儀之前，必須洗衣服、洗臉，有時甚至要洗全身（</w:t>
-      </w:r>
-      <w:hyperlink r:id="rId44">
-        <w:r>
-          <w:rPr>
-            <w:lang w:val="zh_TW" w:bidi="zh_TW"/>
-          </w:rPr>
-          <w:rPr>
-            <w:color w:val="0000EE"/>
-            <w:u w:val="single"/>
-          </w:rPr>
-          <w:t>出29:4</w:t>
-        </w:r>
-      </w:hyperlink>
-      <w:r>
-        <w:rPr>
-          <w:lang w:val="zh_TW" w:bidi="zh_TW"/>
-        </w:rPr>
-        <w:t>；</w:t>
-      </w:r>
-      <w:hyperlink r:id="rId45">
-        <w:r>
-          <w:rPr>
-            <w:lang w:val="zh_TW" w:bidi="zh_TW"/>
-          </w:rPr>
-          <w:rPr>
-            <w:color w:val="0000EE"/>
-            <w:u w:val="single"/>
-          </w:rPr>
-          <w:t>30:19–21</w:t>
-        </w:r>
-      </w:hyperlink>
-      <w:r>
-        <w:rPr>
-          <w:lang w:val="zh_TW" w:bidi="zh_TW"/>
-        </w:rPr>
-        <w:t>，</w:t>
-      </w:r>
-      <w:hyperlink r:id="rId46">
-        <w:r>
-          <w:rPr>
-            <w:lang w:val="zh_TW" w:bidi="zh_TW"/>
-          </w:rPr>
-          <w:rPr>
-            <w:color w:val="0000EE"/>
-            <w:u w:val="single"/>
-          </w:rPr>
-          <w:t>40:7</w:t>
-        </w:r>
-      </w:hyperlink>
-      <w:r>
-        <w:rPr>
-          <w:lang w:val="zh_TW" w:bidi="zh_TW"/>
-        </w:rPr>
-        <w:t>、</w:t>
-      </w:r>
-      <w:hyperlink r:id="rId46">
-        <w:r>
-          <w:rPr>
-            <w:lang w:val="zh_TW" w:bidi="zh_TW"/>
-          </w:rPr>
-          <w:rPr>
-            <w:color w:val="0000EE"/>
-            <w:u w:val="single"/>
-          </w:rPr>
-          <w:t>12</w:t>
-        </w:r>
-      </w:hyperlink>
-      <w:r>
-        <w:rPr>
-          <w:lang w:val="zh_TW" w:bidi="zh_TW"/>
-        </w:rPr>
-        <w:t>、</w:t>
-      </w:r>
-      <w:hyperlink r:id="rId46">
-        <w:r>
-          <w:rPr>
-            <w:lang w:val="zh_TW" w:bidi="zh_TW"/>
-          </w:rPr>
-          <w:rPr>
-            <w:color w:val="0000EE"/>
-            <w:u w:val="single"/>
-          </w:rPr>
-          <w:t>30–32</w:t>
-        </w:r>
-      </w:hyperlink>
-      <w:r>
-        <w:rPr>
-          <w:lang w:val="zh_TW" w:bidi="zh_TW"/>
-        </w:rPr>
-        <w:t>；</w:t>
-      </w:r>
-      <w:hyperlink r:id="rId47">
-        <w:r>
-          <w:rPr>
-            <w:lang w:val="zh_TW" w:bidi="zh_TW"/>
-          </w:rPr>
-          <w:rPr>
-            <w:color w:val="0000EE"/>
-            <w:u w:val="single"/>
-          </w:rPr>
-          <w:t>民8:21</w:t>
-        </w:r>
-      </w:hyperlink>
-      <w:r>
-        <w:rPr>
-          <w:lang w:val="zh_TW" w:bidi="zh_TW"/>
-        </w:rPr>
-        <w:t>）。被宰殺的牲畜在獻祭前，其腿與內臟也需洗淨（</w:t>
-      </w:r>
-      <w:hyperlink r:id="rId48">
-        <w:r>
-          <w:rPr>
-            <w:lang w:val="zh_TW" w:bidi="zh_TW"/>
-          </w:rPr>
-          <w:rPr>
-            <w:color w:val="0000EE"/>
-            <w:u w:val="single"/>
-          </w:rPr>
-          <w:t>利1:9</w:t>
-        </w:r>
-      </w:hyperlink>
-      <w:r>
-        <w:rPr>
-          <w:lang w:val="zh_TW" w:bidi="zh_TW"/>
-        </w:rPr>
-        <w:t>、</w:t>
-      </w:r>
-      <w:hyperlink r:id="rId48">
-        <w:r>
-          <w:rPr>
-            <w:lang w:val="zh_TW" w:bidi="zh_TW"/>
-          </w:rPr>
-          <w:rPr>
-            <w:color w:val="0000EE"/>
-            <w:u w:val="single"/>
-          </w:rPr>
-          <w:t>13</w:t>
-        </w:r>
-      </w:hyperlink>
-      <w:r>
-        <w:rPr>
-          <w:lang w:val="zh_TW" w:bidi="zh_TW"/>
-        </w:rPr>
-        <w:t>，</w:t>
-      </w:r>
-      <w:hyperlink r:id="rId49">
-        <w:r>
-          <w:rPr>
-            <w:lang w:val="zh_TW" w:bidi="zh_TW"/>
-          </w:rPr>
-          <w:rPr>
-            <w:color w:val="0000EE"/>
-            <w:u w:val="single"/>
-          </w:rPr>
-          <w:t>8:21</w:t>
-        </w:r>
-      </w:hyperlink>
-      <w:r>
-        <w:rPr>
-          <w:lang w:val="zh_TW" w:bidi="zh_TW"/>
-        </w:rPr>
-        <w:t>，</w:t>
-      </w:r>
-      <w:hyperlink r:id="rId50">
-        <w:r>
-          <w:rPr>
-            <w:lang w:val="zh_TW" w:bidi="zh_TW"/>
-          </w:rPr>
-          <w:rPr>
-            <w:color w:val="0000EE"/>
-            <w:u w:val="single"/>
-          </w:rPr>
-          <w:t>9:14</w:t>
-        </w:r>
-      </w:hyperlink>
-      <w:r>
-        <w:rPr>
-          <w:lang w:val="zh_TW" w:bidi="zh_TW"/>
-        </w:rPr>
-        <w:t>）。凡曾處於不潔狀態的人，必須先洗净衣物並沐浴，才能恢復禮儀上的潔淨（</w:t>
-      </w:r>
-      <w:hyperlink r:id="rId51">
-        <w:r>
-          <w:rPr>
-            <w:lang w:val="zh_TW" w:bidi="zh_TW"/>
-          </w:rPr>
-          <w:rPr>
-            <w:color w:val="0000EE"/>
-            <w:u w:val="single"/>
-          </w:rPr>
-          <w:t>利14:8–10</w:t>
-        </w:r>
-      </w:hyperlink>
-      <w:r>
-        <w:rPr>
-          <w:lang w:val="zh_TW" w:bidi="zh_TW"/>
-        </w:rPr>
-        <w:t>，</w:t>
-      </w:r>
-      <w:hyperlink r:id="rId52">
-        <w:r>
-          <w:rPr>
-            <w:lang w:val="zh_TW" w:bidi="zh_TW"/>
-          </w:rPr>
-          <w:rPr>
-            <w:color w:val="0000EE"/>
-            <w:u w:val="single"/>
-          </w:rPr>
-          <w:t>15:5–11</w:t>
-        </w:r>
-      </w:hyperlink>
-      <w:r>
-        <w:rPr>
-          <w:lang w:val="zh_TW" w:bidi="zh_TW"/>
-        </w:rPr>
-        <w:t>、</w:t>
-      </w:r>
-      <w:hyperlink r:id="rId52">
-        <w:r>
-          <w:rPr>
-            <w:lang w:val="zh_TW" w:bidi="zh_TW"/>
-          </w:rPr>
-          <w:rPr>
-            <w:color w:val="0000EE"/>
-            <w:u w:val="single"/>
-          </w:rPr>
-          <w:t>21–27</w:t>
-        </w:r>
-      </w:hyperlink>
-      <w:r>
-        <w:rPr>
-          <w:lang w:val="zh_TW" w:bidi="zh_TW"/>
-        </w:rPr>
-        <w:t>）。例如痲瘋得醫治者或曾有漏症者，皆需如此。任何被玷污的衣物，也必須行禮儀上的潔淨（</w:t>
-      </w:r>
-      <w:hyperlink r:id="rId53">
-        <w:r>
-          <w:rPr>
-            <w:lang w:val="zh_TW" w:bidi="zh_TW"/>
-          </w:rPr>
-          <w:rPr>
-            <w:color w:val="0000EE"/>
-            <w:u w:val="single"/>
-          </w:rPr>
-          <w:t>利6:27</w:t>
-        </w:r>
-      </w:hyperlink>
-      <w:r>
-        <w:rPr>
-          <w:lang w:val="zh_TW" w:bidi="zh_TW"/>
-        </w:rPr>
-        <w:t>，</w:t>
-      </w:r>
-      <w:hyperlink r:id="rId54">
-        <w:r>
-          <w:rPr>
-            <w:lang w:val="zh_TW" w:bidi="zh_TW"/>
-          </w:rPr>
-          <w:rPr>
-            <w:color w:val="0000EE"/>
-            <w:u w:val="single"/>
-          </w:rPr>
-          <w:t>13:54</w:t>
-        </w:r>
-      </w:hyperlink>
-      <w:r>
-        <w:rPr>
-          <w:lang w:val="zh_TW" w:bidi="zh_TW"/>
-        </w:rPr>
-        <w:t>）。</w:t>
-      </w:r>
-    </w:p>
-    <w:p>
-      <w:pPr/>
-      <w:r>
-        <w:rPr>
-          <w:lang w:val="zh_TW" w:bidi="zh_TW"/>
-        </w:rPr>
-      </w:r>
-      <w:r>
-        <w:rPr>
-          <w:lang w:val="zh_TW" w:bidi="zh_TW"/>
-        </w:rPr>
-        <w:t>此外，「洗」亦常被用作比喻，指從罪中得潔淨（</w:t>
-      </w:r>
-      <w:hyperlink r:id="rId55">
-        <w:r>
-          <w:rPr>
-            <w:lang w:val="zh_TW" w:bidi="zh_TW"/>
-          </w:rPr>
-          <w:rPr>
-            <w:color w:val="0000EE"/>
-            <w:u w:val="single"/>
-          </w:rPr>
-          <w:t>詩51:2</w:t>
-        </w:r>
-      </w:hyperlink>
-      <w:r>
-        <w:rPr>
-          <w:lang w:val="zh_TW" w:bidi="zh_TW"/>
-        </w:rPr>
-        <w:t>；</w:t>
-      </w:r>
-      <w:hyperlink r:id="rId56">
-        <w:r>
-          <w:rPr>
-            <w:lang w:val="zh_TW" w:bidi="zh_TW"/>
-          </w:rPr>
-          <w:rPr>
-            <w:color w:val="0000EE"/>
-            <w:u w:val="single"/>
-          </w:rPr>
-          <w:t>賽1:16</w:t>
-        </w:r>
-      </w:hyperlink>
-      <w:r>
-        <w:rPr>
-          <w:lang w:val="zh_TW" w:bidi="zh_TW"/>
-        </w:rPr>
-        <w:t>，</w:t>
-      </w:r>
-      <w:hyperlink r:id="rId57">
-        <w:r>
-          <w:rPr>
-            <w:lang w:val="zh_TW" w:bidi="zh_TW"/>
-          </w:rPr>
-          <w:rPr>
-            <w:color w:val="0000EE"/>
-            <w:u w:val="single"/>
-          </w:rPr>
-          <w:t>4:4</w:t>
-        </w:r>
-      </w:hyperlink>
-      <w:r>
-        <w:rPr>
-          <w:lang w:val="zh_TW" w:bidi="zh_TW"/>
-        </w:rPr>
-        <w:t>；</w:t>
-      </w:r>
-      <w:hyperlink r:id="rId58">
-        <w:r>
-          <w:rPr>
-            <w:lang w:val="zh_TW" w:bidi="zh_TW"/>
-          </w:rPr>
-          <w:rPr>
-            <w:color w:val="0000EE"/>
-            <w:u w:val="single"/>
-          </w:rPr>
-          <w:t>耶2:22</w:t>
-        </w:r>
-      </w:hyperlink>
-      <w:r>
-        <w:rPr>
-          <w:lang w:val="zh_TW" w:bidi="zh_TW"/>
-        </w:rPr>
-        <w:t>，</w:t>
-      </w:r>
-      <w:hyperlink r:id="rId59">
-        <w:r>
-          <w:rPr>
-            <w:lang w:val="zh_TW" w:bidi="zh_TW"/>
-          </w:rPr>
-          <w:rPr>
-            <w:color w:val="0000EE"/>
-            <w:u w:val="single"/>
-          </w:rPr>
-          <w:t>4:14</w:t>
-        </w:r>
-      </w:hyperlink>
-      <w:r>
-        <w:rPr>
-          <w:lang w:val="zh_TW" w:bidi="zh_TW"/>
-        </w:rPr>
-        <w:t>；</w:t>
-      </w:r>
-      <w:hyperlink r:id="rId60">
-        <w:r>
-          <w:rPr>
-            <w:lang w:val="zh_TW" w:bidi="zh_TW"/>
-          </w:rPr>
-          <w:rPr>
-            <w:color w:val="0000EE"/>
-            <w:u w:val="single"/>
-          </w:rPr>
-          <w:t>林前6:11</w:t>
-        </w:r>
-      </w:hyperlink>
-      <w:r>
-        <w:rPr>
-          <w:lang w:val="zh_TW" w:bidi="zh_TW"/>
-        </w:rPr>
-        <w:t>；</w:t>
-      </w:r>
-      <w:hyperlink r:id="rId61">
-        <w:r>
-          <w:rPr>
-            <w:lang w:val="zh_TW" w:bidi="zh_TW"/>
-          </w:rPr>
-          <w:rPr>
-            <w:color w:val="0000EE"/>
-            <w:u w:val="single"/>
-          </w:rPr>
-          <w:t>來10:22</w:t>
-        </w:r>
-      </w:hyperlink>
-      <w:r>
-        <w:rPr>
-          <w:lang w:val="zh_TW" w:bidi="zh_TW"/>
-        </w:rPr>
-        <w:t>）。</w:t>
-      </w:r>
-      <w:r>
-        <w:rPr>
-          <w:lang w:val="zh_TW" w:bidi="zh_TW"/>
-        </w:rPr>
-      </w:r>
-      <w:r>
-        <w:rPr>
-          <w:lang w:val="zh_TW" w:bidi="zh_TW"/>
-        </w:rPr>
-      </w:r>
-    </w:p>
-    <w:p>
-      <w:pPr/>
-      <w:r>
-        <w:rPr>
-          <w:lang w:val="zh_TW" w:bidi="zh_TW"/>
-        </w:rPr>
-      </w:r>
-    </w:p>
-    <w:p>
-      <w:pPr>
-        <w:pStyle w:val="Heading2"/>
-      </w:pPr>
-      <w:r>
-        <w:rPr>
-          <w:lang w:val="zh_TW" w:bidi="zh_TW"/>
-        </w:rPr>
-        <w:t>牧人</w:t>
-      </w:r>
-      <w:r>
-        <w:rPr>
-          <w:lang w:val="zh_TW" w:bidi="zh_TW"/>
-        </w:rPr>
-      </w:r>
-    </w:p>
-    <w:p>
-      <w:pPr/>
-      <w:r>
-        <w:rPr>
-          <w:lang w:val="zh_TW" w:bidi="zh_TW"/>
-        </w:rPr>
-      </w:r>
-      <w:r>
-        <w:rPr>
-          <w:lang w:val="zh_TW" w:bidi="zh_TW"/>
-        </w:rPr>
-        <w:t>照顧家畜的男人，如牛、羊和山羊（</w:t>
-      </w:r>
-      <w:hyperlink r:id="rId62">
-        <w:r>
-          <w:rPr>
-            <w:lang w:val="zh_TW" w:bidi="zh_TW"/>
-          </w:rPr>
-          <w:rPr>
-            <w:color w:val="0000EE"/>
-            <w:u w:val="single"/>
-          </w:rPr>
-          <w:t>創13:7–8</w:t>
-        </w:r>
-      </w:hyperlink>
-      <w:r>
-        <w:rPr>
-          <w:lang w:val="zh_TW" w:bidi="zh_TW"/>
-        </w:rPr>
-        <w:t>，</w:t>
-      </w:r>
-      <w:hyperlink r:id="rId63">
-        <w:r>
-          <w:rPr>
-            <w:lang w:val="zh_TW" w:bidi="zh_TW"/>
-          </w:rPr>
-          <w:rPr>
-            <w:color w:val="0000EE"/>
-            <w:u w:val="single"/>
-          </w:rPr>
-          <w:t>26:20</w:t>
-        </w:r>
-      </w:hyperlink>
-      <w:r>
-        <w:rPr>
-          <w:lang w:val="zh_TW" w:bidi="zh_TW"/>
-        </w:rPr>
-        <w:t>；</w:t>
-      </w:r>
-      <w:hyperlink r:id="rId64">
-        <w:r>
-          <w:rPr>
-            <w:lang w:val="zh_TW" w:bidi="zh_TW"/>
-          </w:rPr>
-          <w:rPr>
-            <w:color w:val="0000EE"/>
-            <w:u w:val="single"/>
-          </w:rPr>
-          <w:t>撒上21:7</w:t>
-        </w:r>
-      </w:hyperlink>
-      <w:r>
-        <w:rPr>
-          <w:lang w:val="zh_TW" w:bidi="zh_TW"/>
-        </w:rPr>
-        <w:t>）。他們也包括牧羊人。在新約聖經中，牧羊人是一個眾所周知的詞語。耶穌使用了牧羊人和祂的羊的隱喻（</w:t>
-      </w:r>
-      <w:hyperlink r:id="rId65">
-        <w:r>
-          <w:rPr>
-            <w:lang w:val="zh_TW" w:bidi="zh_TW"/>
-          </w:rPr>
-          <w:rPr>
-            <w:color w:val="0000EE"/>
-            <w:u w:val="single"/>
-          </w:rPr>
-          <w:t>約10:1–16</w:t>
-        </w:r>
-      </w:hyperlink>
-      <w:r>
-        <w:rPr>
-          <w:lang w:val="zh_TW" w:bidi="zh_TW"/>
-        </w:rPr>
-        <w:t>）。一些牧人養豬（</w:t>
-      </w:r>
-      <w:hyperlink r:id="rId66">
-        <w:r>
-          <w:rPr>
-            <w:lang w:val="zh_TW" w:bidi="zh_TW"/>
-          </w:rPr>
-          <w:rPr>
-            <w:color w:val="0000EE"/>
-            <w:u w:val="single"/>
-          </w:rPr>
-          <w:t>太8:33</w:t>
-        </w:r>
-      </w:hyperlink>
-      <w:r>
-        <w:rPr>
-          <w:lang w:val="zh_TW" w:bidi="zh_TW"/>
-        </w:rPr>
-        <w:t>；</w:t>
-      </w:r>
-      <w:hyperlink r:id="rId67">
-        <w:r>
-          <w:rPr>
-            <w:lang w:val="zh_TW" w:bidi="zh_TW"/>
-          </w:rPr>
-          <w:rPr>
-            <w:color w:val="0000EE"/>
-            <w:u w:val="single"/>
-          </w:rPr>
-          <w:t>可5:14</w:t>
-        </w:r>
-      </w:hyperlink>
-      <w:r>
-        <w:rPr>
-          <w:lang w:val="zh_TW" w:bidi="zh_TW"/>
-        </w:rPr>
-        <w:t>；</w:t>
-      </w:r>
-      <w:hyperlink r:id="rId68">
-        <w:r>
-          <w:rPr>
-            <w:lang w:val="zh_TW" w:bidi="zh_TW"/>
-          </w:rPr>
-          <w:rPr>
-            <w:color w:val="0000EE"/>
-            <w:u w:val="single"/>
-          </w:rPr>
-          <w:t>路8:34</w:t>
-        </w:r>
-      </w:hyperlink>
-      <w:r>
-        <w:rPr>
-          <w:lang w:val="zh_TW" w:bidi="zh_TW"/>
-        </w:rPr>
-        <w:t>）。</w:t>
-      </w:r>
-      <w:r>
-        <w:rPr>
-          <w:lang w:val="zh_TW" w:bidi="zh_TW"/>
-        </w:rPr>
-      </w:r>
-      <w:r>
-        <w:rPr>
-          <w:lang w:val="zh_TW" w:bidi="zh_TW"/>
-        </w:rPr>
-      </w:r>
-    </w:p>
-    <w:p>
-      <w:pPr/>
-      <w:r>
-        <w:rPr>
-          <w:lang w:val="zh_TW" w:bidi="zh_TW"/>
-        </w:rPr>
-      </w:r>
-    </w:p>
-    <w:p>
-      <w:pPr>
-        <w:pStyle w:val="Heading2"/>
-      </w:pPr>
-      <w:r>
-        <w:rPr>
-          <w:lang w:val="zh_TW" w:bidi="zh_TW"/>
-        </w:rPr>
-        <w:t>牧人</w:t>
-      </w:r>
-      <w:r>
-        <w:rPr>
-          <w:lang w:val="zh_TW" w:bidi="zh_TW"/>
-        </w:rPr>
-      </w:r>
-    </w:p>
-    <w:p>
-      <w:pPr/>
-      <w:r>
-        <w:rPr>
-          <w:lang w:val="zh_TW" w:bidi="zh_TW"/>
-        </w:rPr>
-      </w:r>
-      <w:r>
-        <w:rPr>
-          <w:lang w:val="zh_TW" w:bidi="zh_TW"/>
-        </w:rPr>
-        <w:t>全方位照顧羊群的人。他的任務是為羊尋找草和水，保護牠們免受野生動物的侵害（</w:t>
-      </w:r>
-      <w:hyperlink r:id="rId69">
-        <w:r>
-          <w:rPr>
-            <w:lang w:val="zh_TW" w:bidi="zh_TW"/>
-          </w:rPr>
-          <w:rPr>
-            <w:color w:val="0000EE"/>
-            <w:u w:val="single"/>
-          </w:rPr>
-          <w:t>阿摩司書3:12</w:t>
-        </w:r>
-      </w:hyperlink>
-      <w:r>
-        <w:rPr>
-          <w:lang w:val="zh_TW" w:bidi="zh_TW"/>
-        </w:rPr>
-        <w:t>），尋找並恢復那些迷失的羊（</w:t>
-      </w:r>
-      <w:hyperlink r:id="rId70">
-        <w:r>
-          <w:rPr>
-            <w:lang w:val="zh_TW" w:bidi="zh_TW"/>
-          </w:rPr>
-          <w:rPr>
-            <w:color w:val="0000EE"/>
-            <w:u w:val="single"/>
-          </w:rPr>
-          <w:t>以西結書34:8</w:t>
-        </w:r>
-      </w:hyperlink>
-      <w:r>
-        <w:rPr>
-          <w:lang w:val="zh_TW" w:bidi="zh_TW"/>
-        </w:rPr>
-        <w:t>；</w:t>
-      </w:r>
-      <w:hyperlink r:id="rId71">
-        <w:r>
-          <w:rPr>
-            <w:lang w:val="zh_TW" w:bidi="zh_TW"/>
-          </w:rPr>
-          <w:rPr>
-            <w:color w:val="0000EE"/>
-            <w:u w:val="single"/>
-          </w:rPr>
-          <w:t>馬太福音18:12</w:t>
-        </w:r>
-      </w:hyperlink>
-      <w:r>
-        <w:rPr>
-          <w:lang w:val="zh_TW" w:bidi="zh_TW"/>
-        </w:rPr>
-        <w:t>），每天帶領羊群出羊圈，並在白天結束時將羊群帶回圈中（</w:t>
-      </w:r>
-      <w:hyperlink r:id="rId72">
-        <w:r>
-          <w:rPr>
-            <w:lang w:val="zh_TW" w:bidi="zh_TW"/>
-          </w:rPr>
-          <w:rPr>
-            <w:color w:val="0000EE"/>
-            <w:u w:val="single"/>
-          </w:rPr>
-          <w:t>約翰福音10:2–4</w:t>
-        </w:r>
-      </w:hyperlink>
-      <w:r>
-        <w:rPr>
-          <w:lang w:val="zh_TW" w:bidi="zh_TW"/>
-        </w:rPr>
-        <w:t>）。</w:t>
-      </w:r>
-    </w:p>
-    <w:p>
-      <w:pPr/>
-      <w:r>
-        <w:rPr>
-          <w:lang w:val="zh_TW" w:bidi="zh_TW"/>
-        </w:rPr>
-      </w:r>
-      <w:r>
-        <w:rPr>
-          <w:lang w:val="zh_TW" w:bidi="zh_TW"/>
-        </w:rPr>
-        <w:t>牧人和他的羊的形象在新約聖經中非常重要。耶穌是好牧人，為羊捨命（</w:t>
-      </w:r>
-      <w:hyperlink r:id="rId73">
-        <w:r>
-          <w:rPr>
-            <w:lang w:val="zh_TW" w:bidi="zh_TW"/>
-          </w:rPr>
-          <w:rPr>
-            <w:color w:val="0000EE"/>
-            <w:u w:val="single"/>
-          </w:rPr>
-          <w:t>馬太福音18:10–14</w:t>
-        </w:r>
-      </w:hyperlink>
-      <w:r>
-        <w:rPr>
-          <w:lang w:val="zh_TW" w:bidi="zh_TW"/>
-        </w:rPr>
-        <w:t>；</w:t>
-      </w:r>
-      <w:hyperlink r:id="rId74">
-        <w:r>
-          <w:rPr>
-            <w:lang w:val="zh_TW" w:bidi="zh_TW"/>
-          </w:rPr>
-          <w:rPr>
-            <w:color w:val="0000EE"/>
-            <w:u w:val="single"/>
-          </w:rPr>
-          <w:t>馬可福音6:34</w:t>
-        </w:r>
-      </w:hyperlink>
-      <w:r>
-        <w:rPr>
-          <w:lang w:val="zh_TW" w:bidi="zh_TW"/>
-        </w:rPr>
-        <w:t>；</w:t>
-      </w:r>
-      <w:hyperlink r:id="rId75">
-        <w:r>
-          <w:rPr>
-            <w:lang w:val="zh_TW" w:bidi="zh_TW"/>
-          </w:rPr>
-          <w:rPr>
-            <w:color w:val="0000EE"/>
-            <w:u w:val="single"/>
-          </w:rPr>
-          <w:t>約翰福音10</w:t>
-        </w:r>
-      </w:hyperlink>
-      <w:r>
-        <w:rPr>
-          <w:lang w:val="zh_TW" w:bidi="zh_TW"/>
-        </w:rPr>
-        <w:t>；</w:t>
-      </w:r>
-      <w:hyperlink r:id="rId76">
-        <w:r>
-          <w:rPr>
-            <w:lang w:val="zh_TW" w:bidi="zh_TW"/>
-          </w:rPr>
-          <w:rPr>
-            <w:color w:val="0000EE"/>
-            <w:u w:val="single"/>
-          </w:rPr>
-          <w:t>希伯來書13:20</w:t>
-        </w:r>
-      </w:hyperlink>
-      <w:r>
-        <w:rPr>
-          <w:lang w:val="zh_TW" w:bidi="zh_TW"/>
-        </w:rPr>
-        <w:t>）。牧人和羊群的類比在</w:t>
-      </w:r>
-      <w:hyperlink r:id="rId77">
-        <w:r>
-          <w:rPr>
-            <w:lang w:val="zh_TW" w:bidi="zh_TW"/>
-          </w:rPr>
-          <w:rPr>
-            <w:color w:val="0000EE"/>
-            <w:u w:val="single"/>
-          </w:rPr>
-          <w:t>詩篇二十三篇</w:t>
-        </w:r>
-      </w:hyperlink>
-      <w:r>
-        <w:rPr>
-          <w:lang w:val="zh_TW" w:bidi="zh_TW"/>
-        </w:rPr>
-        <w:t>、</w:t>
-      </w:r>
-      <w:hyperlink r:id="rId78">
-        <w:r>
-          <w:rPr>
-            <w:lang w:val="zh_TW" w:bidi="zh_TW"/>
-          </w:rPr>
-          <w:rPr>
-            <w:color w:val="0000EE"/>
-            <w:u w:val="single"/>
-          </w:rPr>
-          <w:t>以西結書三十四章</w:t>
-        </w:r>
-      </w:hyperlink>
-      <w:r>
-        <w:rPr>
-          <w:lang w:val="zh_TW" w:bidi="zh_TW"/>
-        </w:rPr>
-        <w:t>和</w:t>
-      </w:r>
-      <w:hyperlink r:id="rId75">
-        <w:r>
-          <w:rPr>
-            <w:lang w:val="zh_TW" w:bidi="zh_TW"/>
-          </w:rPr>
-          <w:rPr>
-            <w:color w:val="0000EE"/>
-            <w:u w:val="single"/>
-          </w:rPr>
-          <w:t>約翰福音十章</w:t>
-        </w:r>
-      </w:hyperlink>
-      <w:r>
-        <w:rPr>
-          <w:lang w:val="zh_TW" w:bidi="zh_TW"/>
-        </w:rPr>
-        <w:t>中得到了豐富的表達。神是以色列的牧人（</w:t>
-      </w:r>
-      <w:hyperlink r:id="rId79">
-        <w:r>
-          <w:rPr>
-            <w:lang w:val="zh_TW" w:bidi="zh_TW"/>
-          </w:rPr>
-          <w:rPr>
-            <w:color w:val="0000EE"/>
-            <w:u w:val="single"/>
-          </w:rPr>
-          <w:t>創世記49:24</w:t>
-        </w:r>
-      </w:hyperlink>
-      <w:r>
-        <w:rPr>
-          <w:lang w:val="zh_TW" w:bidi="zh_TW"/>
-        </w:rPr>
-        <w:t>；</w:t>
-      </w:r>
-      <w:hyperlink r:id="rId80">
-        <w:r>
-          <w:rPr>
-            <w:lang w:val="zh_TW" w:bidi="zh_TW"/>
-          </w:rPr>
-          <w:rPr>
-            <w:color w:val="0000EE"/>
-            <w:u w:val="single"/>
-          </w:rPr>
-          <w:t>詩篇23:1</w:t>
-        </w:r>
-      </w:hyperlink>
-      <w:r>
-        <w:rPr>
-          <w:lang w:val="zh_TW" w:bidi="zh_TW"/>
-        </w:rPr>
-        <w:t>，</w:t>
-      </w:r>
-      <w:hyperlink r:id="rId81">
-        <w:r>
-          <w:rPr>
-            <w:lang w:val="zh_TW" w:bidi="zh_TW"/>
-          </w:rPr>
-          <w:rPr>
-            <w:color w:val="0000EE"/>
-            <w:u w:val="single"/>
-          </w:rPr>
-          <w:t>80:1</w:t>
-        </w:r>
-      </w:hyperlink>
-      <w:r>
-        <w:rPr>
-          <w:lang w:val="zh_TW" w:bidi="zh_TW"/>
-        </w:rPr>
-        <w:t>；</w:t>
-      </w:r>
-      <w:hyperlink r:id="rId82">
-        <w:r>
-          <w:rPr>
-            <w:lang w:val="zh_TW" w:bidi="zh_TW"/>
-          </w:rPr>
-          <w:rPr>
-            <w:color w:val="0000EE"/>
-            <w:u w:val="single"/>
-          </w:rPr>
-          <w:t>以賽亞書40:11</w:t>
-        </w:r>
-      </w:hyperlink>
-      <w:r>
-        <w:rPr>
-          <w:lang w:val="zh_TW" w:bidi="zh_TW"/>
-        </w:rPr>
-        <w:t>）。當不忠的牧人辜負了以色列時，神介入並立祂的僕人大衛作他們忠心的牧人（</w:t>
-      </w:r>
-      <w:hyperlink r:id="rId83">
-        <w:r>
-          <w:rPr>
-            <w:lang w:val="zh_TW" w:bidi="zh_TW"/>
-          </w:rPr>
-          <w:rPr>
-            <w:color w:val="0000EE"/>
-            <w:u w:val="single"/>
-          </w:rPr>
-          <w:t>以西結34:11–16、23–24</w:t>
-        </w:r>
-      </w:hyperlink>
-      <w:r>
-        <w:rPr>
-          <w:lang w:val="zh_TW" w:bidi="zh_TW"/>
-        </w:rPr>
-        <w:t>）。</w:t>
-      </w:r>
-    </w:p>
-    <w:p>
-      <w:pPr/>
-      <w:r>
-        <w:rPr>
-          <w:lang w:val="zh_TW" w:bidi="zh_TW"/>
-        </w:rPr>
-      </w:r>
-      <w:r>
-        <w:rPr>
-          <w:lang w:val="zh_TW" w:bidi="zh_TW"/>
-        </w:rPr>
-        <w:t>新約聖經的意象來自舊約聖經和巴勒斯坦的背景。在猶太人的經濟發展中，牧人負責管理綿羊或山羊，擔任著重要的職位。大群的羊需要從一個地方移動到另一個地方，也需要防範野生動物和強盜。由於畜牧業在古代世界中扮演重要的角色，「牧人」這個詞成為統治者的常用詞語。亞述、巴比倫和埃及的王常被稱為保護百姓的牧人。這個意象構成了舊約聖經的背景，其中也有相同的用法。神被描繪成以色列的牧人，關心祂百姓福祉的各個方面。統治者和百姓的領袖常被稱為牧人（</w:t>
-      </w:r>
-      <w:hyperlink r:id="rId84">
-        <w:r>
-          <w:rPr>
-            <w:lang w:val="zh_TW" w:bidi="zh_TW"/>
-          </w:rPr>
-          <w:rPr>
-            <w:color w:val="0000EE"/>
-            <w:u w:val="single"/>
-          </w:rPr>
-          <w:t>民數記27:17</w:t>
-        </w:r>
-      </w:hyperlink>
-      <w:r>
-        <w:rPr>
-          <w:lang w:val="zh_TW" w:bidi="zh_TW"/>
-        </w:rPr>
-        <w:t>；</w:t>
-      </w:r>
-      <w:hyperlink r:id="rId85">
-        <w:r>
-          <w:rPr>
-            <w:lang w:val="zh_TW" w:bidi="zh_TW"/>
-          </w:rPr>
-          <w:rPr>
-            <w:color w:val="0000EE"/>
-            <w:u w:val="single"/>
-          </w:rPr>
-          <w:t>列王紀上22:17</w:t>
-        </w:r>
-      </w:hyperlink>
-      <w:r>
-        <w:rPr>
-          <w:lang w:val="zh_TW" w:bidi="zh_TW"/>
-        </w:rPr>
-        <w:t>；</w:t>
-      </w:r>
-      <w:hyperlink r:id="rId86">
-        <w:r>
-          <w:rPr>
-            <w:lang w:val="zh_TW" w:bidi="zh_TW"/>
-          </w:rPr>
-          <w:rPr>
-            <w:color w:val="0000EE"/>
-            <w:u w:val="single"/>
-          </w:rPr>
-          <w:t>耶利米書10:21</w:t>
-        </w:r>
-      </w:hyperlink>
-      <w:r>
-        <w:rPr>
-          <w:lang w:val="zh_TW" w:bidi="zh_TW"/>
-        </w:rPr>
-        <w:t>，</w:t>
-      </w:r>
-      <w:hyperlink r:id="rId87">
-        <w:r>
-          <w:rPr>
-            <w:lang w:val="zh_TW" w:bidi="zh_TW"/>
-          </w:rPr>
-          <w:rPr>
-            <w:color w:val="0000EE"/>
-            <w:u w:val="single"/>
-          </w:rPr>
-          <w:t>12:10</w:t>
-        </w:r>
-      </w:hyperlink>
-      <w:r>
-        <w:rPr>
-          <w:lang w:val="zh_TW" w:bidi="zh_TW"/>
-        </w:rPr>
-        <w:t>，</w:t>
-      </w:r>
-      <w:hyperlink r:id="rId88">
-        <w:r>
-          <w:rPr>
-            <w:lang w:val="zh_TW" w:bidi="zh_TW"/>
-          </w:rPr>
-          <w:rPr>
-            <w:color w:val="0000EE"/>
-            <w:u w:val="single"/>
-          </w:rPr>
-          <w:t>22:22</w:t>
-        </w:r>
-      </w:hyperlink>
-      <w:r>
-        <w:rPr>
-          <w:lang w:val="zh_TW" w:bidi="zh_TW"/>
-        </w:rPr>
-        <w:t>，</w:t>
-      </w:r>
-      <w:hyperlink r:id="rId89">
-        <w:r>
-          <w:rPr>
-            <w:lang w:val="zh_TW" w:bidi="zh_TW"/>
-          </w:rPr>
-          <w:rPr>
-            <w:color w:val="0000EE"/>
-            <w:u w:val="single"/>
-          </w:rPr>
-          <w:t>23:1–2</w:t>
-        </w:r>
-      </w:hyperlink>
-      <w:r>
-        <w:rPr>
-          <w:lang w:val="zh_TW" w:bidi="zh_TW"/>
-        </w:rPr>
-        <w:t>）。</w:t>
-      </w:r>
-    </w:p>
-    <w:p>
-      <w:pPr/>
-      <w:r>
-        <w:rPr>
-          <w:lang w:val="zh_TW" w:bidi="zh_TW"/>
-        </w:rPr>
-      </w:r>
-      <w:r>
-        <w:rPr>
-          <w:lang w:val="zh_TW" w:bidi="zh_TW"/>
-        </w:rPr>
-        <w:t>到了耶利米的時代，「牧人」開始被用作稱呼即將到來的彌賽亞。神自己會牧養祂的羊群（</w:t>
-      </w:r>
-      <w:hyperlink r:id="rId90">
-        <w:r>
-          <w:rPr>
-            <w:lang w:val="zh_TW" w:bidi="zh_TW"/>
-          </w:rPr>
-          <w:rPr>
-            <w:color w:val="0000EE"/>
-            <w:u w:val="single"/>
-          </w:rPr>
-          <w:t>耶利米書23:3</w:t>
-        </w:r>
-      </w:hyperlink>
-      <w:r>
-        <w:rPr>
-          <w:lang w:val="zh_TW" w:bidi="zh_TW"/>
-        </w:rPr>
-        <w:t>，</w:t>
-      </w:r>
-      <w:hyperlink r:id="rId91">
-        <w:r>
-          <w:rPr>
-            <w:lang w:val="zh_TW" w:bidi="zh_TW"/>
-          </w:rPr>
-          <w:rPr>
-            <w:color w:val="0000EE"/>
-            <w:u w:val="single"/>
-          </w:rPr>
-          <w:t>31:10</w:t>
-        </w:r>
-      </w:hyperlink>
-      <w:r>
-        <w:rPr>
-          <w:lang w:val="zh_TW" w:bidi="zh_TW"/>
-        </w:rPr>
-        <w:t>；</w:t>
-      </w:r>
-      <w:hyperlink r:id="rId92">
-        <w:r>
-          <w:rPr>
-            <w:lang w:val="zh_TW" w:bidi="zh_TW"/>
-          </w:rPr>
-          <w:rPr>
-            <w:color w:val="0000EE"/>
-            <w:u w:val="single"/>
-          </w:rPr>
-          <w:t>以西結書34:11–22</w:t>
-        </w:r>
-      </w:hyperlink>
-      <w:r>
-        <w:rPr>
-          <w:lang w:val="zh_TW" w:bidi="zh_TW"/>
-        </w:rPr>
-        <w:t>），並應許膏立忠心的牧人，關心祂的百姓（</w:t>
-      </w:r>
-      <w:hyperlink r:id="rId93">
-        <w:r>
-          <w:rPr>
-            <w:lang w:val="zh_TW" w:bidi="zh_TW"/>
-          </w:rPr>
-          <w:rPr>
-            <w:color w:val="0000EE"/>
-            <w:u w:val="single"/>
-          </w:rPr>
-          <w:t>耶利米書3:15</w:t>
-        </w:r>
-      </w:hyperlink>
-      <w:r>
-        <w:rPr>
-          <w:lang w:val="zh_TW" w:bidi="zh_TW"/>
-        </w:rPr>
-        <w:t>，</w:t>
-      </w:r>
-      <w:hyperlink r:id="rId94">
-        <w:r>
-          <w:rPr>
-            <w:lang w:val="zh_TW" w:bidi="zh_TW"/>
-          </w:rPr>
-          <w:rPr>
-            <w:color w:val="0000EE"/>
-            <w:u w:val="single"/>
-          </w:rPr>
-          <w:t>23:4</w:t>
-        </w:r>
-      </w:hyperlink>
-      <w:r>
-        <w:rPr>
-          <w:lang w:val="zh_TW" w:bidi="zh_TW"/>
-        </w:rPr>
-        <w:t>）。神明確應許祂將作他們的神，並將彌賽亞大衛的子孫設立為他們的牧人（</w:t>
-      </w:r>
-      <w:hyperlink r:id="rId95">
-        <w:r>
-          <w:rPr>
-            <w:lang w:val="zh_TW" w:bidi="zh_TW"/>
-          </w:rPr>
-          <w:rPr>
-            <w:color w:val="0000EE"/>
-            <w:u w:val="single"/>
-          </w:rPr>
-          <w:t>以西結書34:23–24</w:t>
-        </w:r>
-      </w:hyperlink>
-      <w:r>
-        <w:rPr>
-          <w:lang w:val="zh_TW" w:bidi="zh_TW"/>
-        </w:rPr>
-        <w:t>）。在新約聖經中，耶穌自稱為應許中的彌賽亞牧人（</w:t>
-      </w:r>
-      <w:hyperlink r:id="rId96">
-        <w:r>
-          <w:rPr>
-            <w:lang w:val="zh_TW" w:bidi="zh_TW"/>
-          </w:rPr>
-          <w:rPr>
-            <w:color w:val="0000EE"/>
-            <w:u w:val="single"/>
-          </w:rPr>
-          <w:t>馬太福音10:16</w:t>
-        </w:r>
-      </w:hyperlink>
-      <w:r>
-        <w:rPr>
-          <w:lang w:val="zh_TW" w:bidi="zh_TW"/>
-        </w:rPr>
-        <w:t>，</w:t>
-      </w:r>
-      <w:hyperlink r:id="rId97">
-        <w:r>
-          <w:rPr>
-            <w:lang w:val="zh_TW" w:bidi="zh_TW"/>
-          </w:rPr>
-          <w:rPr>
-            <w:color w:val="0000EE"/>
-            <w:u w:val="single"/>
-          </w:rPr>
-          <w:t>25:32</w:t>
-        </w:r>
-      </w:hyperlink>
-      <w:r>
-        <w:rPr>
-          <w:lang w:val="zh_TW" w:bidi="zh_TW"/>
-        </w:rPr>
-        <w:t>；</w:t>
-      </w:r>
-      <w:hyperlink r:id="rId98">
-        <w:r>
-          <w:rPr>
-            <w:lang w:val="zh_TW" w:bidi="zh_TW"/>
-          </w:rPr>
-          <w:rPr>
-            <w:color w:val="0000EE"/>
-            <w:u w:val="single"/>
-          </w:rPr>
-          <w:t>馬可福音14:27</w:t>
-        </w:r>
-      </w:hyperlink>
-      <w:r>
-        <w:rPr>
-          <w:lang w:val="zh_TW" w:bidi="zh_TW"/>
-        </w:rPr>
-        <w:t>；</w:t>
-      </w:r>
-      <w:hyperlink r:id="rId99">
-        <w:r>
-          <w:rPr>
-            <w:lang w:val="zh_TW" w:bidi="zh_TW"/>
-          </w:rPr>
-          <w:rPr>
-            <w:color w:val="0000EE"/>
-            <w:u w:val="single"/>
-          </w:rPr>
-          <w:t>約翰福音10:1–30</w:t>
-        </w:r>
-      </w:hyperlink>
-      <w:r>
-        <w:rPr>
-          <w:lang w:val="zh_TW" w:bidi="zh_TW"/>
-        </w:rPr>
-        <w:t>；參</w:t>
-      </w:r>
-      <w:hyperlink r:id="rId76">
-        <w:r>
-          <w:rPr>
-            <w:lang w:val="zh_TW" w:bidi="zh_TW"/>
-          </w:rPr>
-          <w:rPr>
-            <w:color w:val="0000EE"/>
-            <w:u w:val="single"/>
-          </w:rPr>
-          <w:t>希伯來書13:20</w:t>
-        </w:r>
-      </w:hyperlink>
-      <w:r>
-        <w:rPr>
-          <w:lang w:val="zh_TW" w:bidi="zh_TW"/>
-        </w:rPr>
-        <w:t>；</w:t>
-      </w:r>
-      <w:hyperlink r:id="rId100">
-        <w:r>
-          <w:rPr>
-            <w:lang w:val="zh_TW" w:bidi="zh_TW"/>
-          </w:rPr>
-          <w:rPr>
-            <w:color w:val="0000EE"/>
-            <w:u w:val="single"/>
-          </w:rPr>
-          <w:t>彼得前書2:25</w:t>
-        </w:r>
-      </w:hyperlink>
-      <w:r>
-        <w:rPr>
-          <w:lang w:val="zh_TW" w:bidi="zh_TW"/>
-        </w:rPr>
-        <w:t>）。</w:t>
-      </w:r>
-      <w:hyperlink r:id="rId101">
-        <w:r>
-          <w:rPr>
-            <w:lang w:val="zh_TW" w:bidi="zh_TW"/>
-          </w:rPr>
-          <w:rPr>
-            <w:color w:val="0000EE"/>
-            <w:u w:val="single"/>
-          </w:rPr>
-          <w:t>以弗所書四章11節</w:t>
-        </w:r>
-      </w:hyperlink>
-      <w:r>
-        <w:rPr>
-          <w:lang w:val="zh_TW" w:bidi="zh_TW"/>
-        </w:rPr>
-        <w:t>提到教會的領袖為牧人或牧師。這種用法在早期教會中持續，直到今天。保羅說他們是神賜給教會的特殊人物，像牧人一樣照顧神的百姓，以神的道路引導並教導他們。彼得也提到領袖們是牧人。他鼓勵牧人忠心，直到大牧人耶穌基督顯現的時候（</w:t>
-      </w:r>
-      <w:hyperlink r:id="rId102">
-        <w:r>
-          <w:rPr>
-            <w:lang w:val="zh_TW" w:bidi="zh_TW"/>
-          </w:rPr>
-          <w:rPr>
-            <w:color w:val="0000EE"/>
-            <w:u w:val="single"/>
-          </w:rPr>
-          <w:t>彼得前書5:1–4</w:t>
-        </w:r>
-      </w:hyperlink>
-      <w:r>
-        <w:rPr>
-          <w:lang w:val="zh_TW" w:bidi="zh_TW"/>
-        </w:rPr>
-        <w:t>）。</w:t>
-      </w:r>
-      <w:r>
-        <w:rPr>
-          <w:lang w:val="zh_TW" w:bidi="zh_TW"/>
-        </w:rPr>
-      </w:r>
-      <w:r>
-        <w:rPr>
-          <w:lang w:val="zh_TW" w:bidi="zh_TW"/>
-        </w:rPr>
-      </w:r>
-    </w:p>
-    <w:p>
-      <w:pPr/>
-      <w:r>
-        <w:rPr>
-          <w:lang w:val="zh_TW" w:bidi="zh_TW"/>
-        </w:rPr>
-      </w:r>
-    </w:p>
-    <w:p>
-      <w:pPr>
-        <w:pStyle w:val="Heading2"/>
-      </w:pPr>
-      <w:r>
-        <w:rPr>
-          <w:lang w:val="zh_TW" w:bidi="zh_TW"/>
-        </w:rPr>
-        <w:t>牧師</w:t>
-      </w:r>
-      <w:r>
-        <w:rPr>
-          <w:lang w:val="zh_TW" w:bidi="zh_TW"/>
-        </w:rPr>
-      </w:r>
-    </w:p>
-    <w:p>
-      <w:pPr/>
-      <w:r>
-        <w:rPr>
-          <w:lang w:val="zh_TW" w:bidi="zh_TW"/>
-        </w:rPr>
-      </w:r>
-      <w:r>
-        <w:rPr>
-          <w:lang w:val="zh_TW" w:bidi="zh_TW"/>
-        </w:rPr>
-        <w:t>這個詞字面意思是「牧羊人」。在舊約和新約中，這個詞以比喻的方式用來指代統治者和領袖。這個詞在新約聖經中有12次被用來比喻「領袖」，但只有在</w:t>
-      </w:r>
-      <w:hyperlink r:id="rId101">
-        <w:r>
-          <w:rPr>
-            <w:lang w:val="zh_TW" w:bidi="zh_TW"/>
-          </w:rPr>
-          <w:rPr>
-            <w:color w:val="0000EE"/>
-            <w:u w:val="single"/>
-          </w:rPr>
-          <w:t>以弗所書四章11節</w:t>
-        </w:r>
-      </w:hyperlink>
-      <w:r>
-        <w:rPr>
-          <w:lang w:val="zh_TW" w:bidi="zh_TW"/>
-        </w:rPr>
-        <w:t>中被翻譯為「牧師」。</w:t>
-      </w:r>
-    </w:p>
-    <w:p>
-      <w:pPr/>
-      <w:r>
-        <w:rPr>
-          <w:lang w:val="zh_TW" w:bidi="zh_TW"/>
-        </w:rPr>
-      </w:r>
-      <w:r>
-        <w:rPr>
-          <w:lang w:val="zh_TW" w:bidi="zh_TW"/>
-        </w:rPr>
-        <w:t>牧師和教師共同組成一個團體，與使徒、先知和傳福音者的工作相輔相成。「監督」和「長老」這兩個稱號在新約中指的是同一個職分（參</w:t>
-      </w:r>
-      <w:hyperlink r:id="rId103">
-        <w:r>
-          <w:rPr>
-            <w:lang w:val="zh_TW" w:bidi="zh_TW"/>
-          </w:rPr>
-          <w:rPr>
-            <w:color w:val="0000EE"/>
-            <w:u w:val="single"/>
-          </w:rPr>
-          <w:t>徒20:17、28</w:t>
-        </w:r>
-      </w:hyperlink>
-      <w:r>
-        <w:rPr>
-          <w:lang w:val="zh_TW" w:bidi="zh_TW"/>
-        </w:rPr>
-        <w:t>；</w:t>
-      </w:r>
-      <w:hyperlink r:id="rId104">
-        <w:r>
-          <w:rPr>
-            <w:lang w:val="zh_TW" w:bidi="zh_TW"/>
-          </w:rPr>
-          <w:rPr>
-            <w:color w:val="0000EE"/>
-            <w:u w:val="single"/>
-          </w:rPr>
-          <w:t>多1:5–7</w:t>
-        </w:r>
-      </w:hyperlink>
-      <w:r>
-        <w:rPr>
-          <w:lang w:val="zh_TW" w:bidi="zh_TW"/>
-        </w:rPr>
-        <w:t>）。「牧師」似乎與「監督」和「長老」具有相同的含義，正如耶穌被稱為「你們靈魂的牧人監督」（</w:t>
-      </w:r>
-      <w:hyperlink r:id="rId100">
-        <w:r>
-          <w:rPr>
-            <w:lang w:val="zh_TW" w:bidi="zh_TW"/>
-          </w:rPr>
-          <w:rPr>
-            <w:color w:val="0000EE"/>
-            <w:u w:val="single"/>
-          </w:rPr>
-          <w:t>彼前2:25</w:t>
-        </w:r>
-      </w:hyperlink>
-      <w:r>
-        <w:rPr>
-          <w:lang w:val="zh_TW" w:bidi="zh_TW"/>
-        </w:rPr>
-        <w:t>）所顯示。</w:t>
-      </w:r>
-    </w:p>
-    <w:p>
-      <w:pPr/>
-      <w:r>
-        <w:rPr>
-          <w:lang w:val="zh_TW" w:bidi="zh_TW"/>
-        </w:rPr>
-      </w:r>
-      <w:r>
-        <w:rPr>
-          <w:lang w:val="zh_TW" w:bidi="zh_TW"/>
-        </w:rPr>
-        <w:t>動詞「牧養」被用來描述地方教會領袖的工作（</w:t>
-      </w:r>
-      <w:hyperlink r:id="rId105">
-        <w:r>
-          <w:rPr>
-            <w:lang w:val="zh_TW" w:bidi="zh_TW"/>
-          </w:rPr>
-          <w:rPr>
-            <w:color w:val="0000EE"/>
-            <w:u w:val="single"/>
-          </w:rPr>
-          <w:t>約音21:16</w:t>
-        </w:r>
-      </w:hyperlink>
-      <w:r>
-        <w:rPr>
-          <w:lang w:val="zh_TW" w:bidi="zh_TW"/>
-        </w:rPr>
-        <w:t>；</w:t>
-      </w:r>
-      <w:hyperlink r:id="rId106">
-        <w:r>
-          <w:rPr>
-            <w:lang w:val="zh_TW" w:bidi="zh_TW"/>
-          </w:rPr>
-          <w:rPr>
-            <w:color w:val="0000EE"/>
-            <w:u w:val="single"/>
-          </w:rPr>
-          <w:t>徒20:28</w:t>
-        </w:r>
-      </w:hyperlink>
-      <w:r>
-        <w:rPr>
-          <w:lang w:val="zh_TW" w:bidi="zh_TW"/>
-        </w:rPr>
-        <w:t>；</w:t>
-      </w:r>
-      <w:hyperlink r:id="rId107">
-        <w:r>
-          <w:rPr>
-            <w:lang w:val="zh_TW" w:bidi="zh_TW"/>
-          </w:rPr>
-          <w:rPr>
-            <w:color w:val="0000EE"/>
-            <w:u w:val="single"/>
-          </w:rPr>
-          <w:t>彼前5:2</w:t>
-        </w:r>
-      </w:hyperlink>
-      <w:r>
-        <w:rPr>
-          <w:lang w:val="zh_TW" w:bidi="zh_TW"/>
-        </w:rPr>
-        <w:t>），會眾經常被稱為羊群。牧師的責任是建立基督的身體。牧師通過監督會眾（</w:t>
-      </w:r>
-      <w:hyperlink r:id="rId106">
-        <w:r>
-          <w:rPr>
-            <w:lang w:val="zh_TW" w:bidi="zh_TW"/>
-          </w:rPr>
-          <w:rPr>
-            <w:color w:val="0000EE"/>
-            <w:u w:val="single"/>
-          </w:rPr>
-          <w:t>徒20:28</w:t>
-        </w:r>
-      </w:hyperlink>
-      <w:r>
-        <w:rPr>
-          <w:lang w:val="zh_TW" w:bidi="zh_TW"/>
-        </w:rPr>
-        <w:t>；</w:t>
-      </w:r>
-      <w:hyperlink r:id="rId108">
-        <w:r>
-          <w:rPr>
-            <w:lang w:val="zh_TW" w:bidi="zh_TW"/>
-          </w:rPr>
-          <w:rPr>
-            <w:color w:val="0000EE"/>
-            <w:u w:val="single"/>
-          </w:rPr>
-          <w:t>來13:7</w:t>
-        </w:r>
-      </w:hyperlink>
-      <w:r>
-        <w:rPr>
-          <w:lang w:val="zh_TW" w:bidi="zh_TW"/>
-        </w:rPr>
-        <w:t>）和反對虛假教導（</w:t>
-      </w:r>
-      <w:hyperlink r:id="rId109">
-        <w:r>
-          <w:rPr>
-            <w:lang w:val="zh_TW" w:bidi="zh_TW"/>
-          </w:rPr>
-          <w:rPr>
-            <w:color w:val="0000EE"/>
-            <w:u w:val="single"/>
-          </w:rPr>
-          <w:t>徒20:29–30</w:t>
-        </w:r>
-      </w:hyperlink>
-      <w:r>
-        <w:rPr>
-          <w:lang w:val="zh_TW" w:bidi="zh_TW"/>
-        </w:rPr>
-        <w:t>）來建立基督的身體。關於牧師職責和責任的更詳細信息見於保羅寫給提摩太和提多的書信，這些書信被稱為教牧書信。</w:t>
-      </w:r>
-    </w:p>
-    <w:p>
-      <w:pPr/>
-      <w:r>
-        <w:rPr>
-          <w:lang w:val="zh_TW" w:bidi="zh_TW"/>
-        </w:rPr>
-      </w:r>
-      <w:r>
-        <w:rPr>
           <w:i/>
           <w:lang w:val="zh_TW" w:bidi="zh_TW"/>
         </w:rPr>
@@ -2482,73 +7101,37 @@
         <w:rPr>
           <w:lang w:val="zh_TW" w:bidi="zh_TW"/>
         </w:rPr>
-        <w:t xml:space="preserve"> </w:t>
-      </w:r>
-      <w:r>
-        <w:rPr>
-          <w:lang w:val="zh_TW" w:bidi="zh_TW"/>
-        </w:rPr>
-        <w:t>監督</w:t>
-      </w:r>
-      <w:r>
-        <w:rPr>
-          <w:lang w:val="zh_TW" w:bidi="zh_TW"/>
-        </w:rPr>
-        <w:t>；</w:t>
-      </w:r>
-      <w:r>
-        <w:rPr>
-          <w:lang w:val="zh_TW" w:bidi="zh_TW"/>
-        </w:rPr>
-        <w:t>執事、女執事</w:t>
-      </w:r>
-      <w:r>
-        <w:rPr>
-          <w:lang w:val="zh_TW" w:bidi="zh_TW"/>
-        </w:rPr>
-        <w:t>；</w:t>
-      </w:r>
-      <w:r>
-        <w:rPr>
-          <w:lang w:val="zh_TW" w:bidi="zh_TW"/>
-        </w:rPr>
-        <w:t>長老</w:t>
-      </w:r>
-      <w:r>
-        <w:rPr>
-          <w:lang w:val="zh_TW" w:bidi="zh_TW"/>
-        </w:rPr>
-        <w:t>；</w:t>
-      </w:r>
-      <w:r>
-        <w:rPr>
-          <w:lang w:val="zh_TW" w:bidi="zh_TW"/>
-        </w:rPr>
-        <w:t>長老</w:t>
-      </w:r>
-      <w:r>
-        <w:rPr>
-          <w:lang w:val="zh_TW" w:bidi="zh_TW"/>
-        </w:rPr>
-        <w:t>；</w:t>
-      </w:r>
-      <w:r>
-        <w:rPr>
-          <w:lang w:val="zh_TW" w:bidi="zh_TW"/>
-        </w:rPr>
-        <w:t>牧羊人</w:t>
-      </w:r>
-      <w:r>
-        <w:rPr>
-          <w:lang w:val="zh_TW" w:bidi="zh_TW"/>
-        </w:rPr>
-        <w:t>；</w:t>
-      </w:r>
-      <w:r>
-        <w:rPr>
-          <w:lang w:val="zh_TW" w:bidi="zh_TW"/>
-        </w:rPr>
-        <w:t>屬靈恩賜</w:t>
+        <w:t>申命記；</w:t>
+      </w:r>
+      <w:r>
+        <w:rPr>
+          <w:lang w:val="zh_TW" w:bidi="zh_TW"/>
+        </w:rPr>
+        <w:t>出埃及記；</w:t>
+      </w:r>
+      <w:r>
+        <w:rPr>
+          <w:lang w:val="zh_TW" w:bidi="zh_TW"/>
+        </w:rPr>
+        <w:t>創世記；</w:t>
+      </w:r>
+      <w:r>
+        <w:rPr>
+          <w:lang w:val="zh_TW" w:bidi="zh_TW"/>
+        </w:rPr>
+        <w:t>利未記；</w:t>
+      </w:r>
+      <w:r>
+        <w:rPr>
+          <w:lang w:val="zh_TW" w:bidi="zh_TW"/>
+        </w:rPr>
+        <w:t>摩西；</w:t>
+      </w:r>
+      <w:r>
+        <w:rPr>
+          <w:lang w:val="zh_TW" w:bidi="zh_TW"/>
+        </w:rPr>
+        <w:t>曠野漂流</w:t>
       </w:r>
       <w:r>
         <w:rPr>

--- a/zht/docx/108.content.docx
+++ b/zht/docx/108.content.docx
@@ -437,36 +437,24 @@
         </w:rPr>
         <w:t>許多人際關係，從深入的個人關係到遙遠的政治關係，都可以說是帶有盟約性質。大衛和約拿單之間深厚的弟兄之愛，使他們立定正式的盟約（</w:t>
       </w:r>
-      <w:hyperlink r:id="rId13">
-        <w:r>
-          <w:rPr>
-            <w:lang w:val="zh_TW" w:bidi="zh_TW"/>
-          </w:rPr>
-          <w:rPr>
-            <w:color w:val="0000EE"/>
-            <w:u w:val="single"/>
-          </w:rPr>
-          <w:t>撒上18:3</w:t>
-        </w:r>
-      </w:hyperlink>
+      <w:r>
+        <w:rPr>
+          <w:lang w:val="zh_TW" w:bidi="zh_TW"/>
+        </w:rPr>
+        <w:t>撒上18:3</w:t>
+      </w:r>
       <w:r>
         <w:rPr>
           <w:lang w:val="zh_TW" w:bidi="zh_TW"/>
         </w:rPr>
         <w:t>）。他們的友誼盟約不僅是尊重的象徵；這個盟約又會約束他們，以某些具體方式表現出相互忠誠和慈愛。約拿單對於盟約的忠誠，見於在大衛不蒙王喜悅的時候，約拿單冒著父親發怒的危險為他的朋友說好話。隨後，他秘密警告大衛逃亡隱藏（</w:t>
       </w:r>
-      <w:hyperlink r:id="rId14">
-        <w:r>
-          <w:rPr>
-            <w:lang w:val="zh_TW" w:bidi="zh_TW"/>
-          </w:rPr>
-          <w:rPr>
-            <w:color w:val="0000EE"/>
-            <w:u w:val="single"/>
-          </w:rPr>
-          <w:t>撒上19–20</w:t>
-        </w:r>
-      </w:hyperlink>
+      <w:r>
+        <w:rPr>
+          <w:lang w:val="zh_TW" w:bidi="zh_TW"/>
+        </w:rPr>
+        <w:t>撒上19–20</w:t>
+      </w:r>
       <w:r>
         <w:rPr>
           <w:lang w:val="zh_TW" w:bidi="zh_TW"/>
@@ -487,54 +475,36 @@
         </w:rPr>
         <w:t>要理解舊約關於婚姻和休妻的多條律法，必須了解婚姻本身是盟約關係（</w:t>
       </w:r>
-      <w:hyperlink r:id="rId15">
-        <w:r>
-          <w:rPr>
-            <w:lang w:val="zh_TW" w:bidi="zh_TW"/>
-          </w:rPr>
-          <w:rPr>
-            <w:color w:val="0000EE"/>
-            <w:u w:val="single"/>
-          </w:rPr>
-          <w:t>瑪2:14</w:t>
-        </w:r>
-      </w:hyperlink>
+      <w:r>
+        <w:rPr>
+          <w:lang w:val="zh_TW" w:bidi="zh_TW"/>
+        </w:rPr>
+        <w:t>瑪2:14</w:t>
+      </w:r>
       <w:r>
         <w:rPr>
           <w:lang w:val="zh_TW" w:bidi="zh_TW"/>
         </w:rPr>
         <w:t>）。男女之間交換的莊嚴承諾，成為他們的盟約義務。忠於這些承諾會帶來婚姻的祝福（參</w:t>
       </w:r>
-      <w:hyperlink r:id="rId16">
-        <w:r>
-          <w:rPr>
-            <w:lang w:val="zh_TW" w:bidi="zh_TW"/>
-          </w:rPr>
-          <w:rPr>
-            <w:color w:val="0000EE"/>
-            <w:u w:val="single"/>
-          </w:rPr>
-          <w:t>詩128</w:t>
-        </w:r>
-      </w:hyperlink>
+      <w:r>
+        <w:rPr>
+          <w:lang w:val="zh_TW" w:bidi="zh_TW"/>
+        </w:rPr>
+        <w:t>詩128</w:t>
+      </w:r>
       <w:r>
         <w:rPr>
           <w:lang w:val="zh_TW" w:bidi="zh_TW"/>
         </w:rPr>
         <w:t>；</w:t>
       </w:r>
-      <w:hyperlink r:id="rId17">
-        <w:r>
-          <w:rPr>
-            <w:lang w:val="zh_TW" w:bidi="zh_TW"/>
-          </w:rPr>
-          <w:rPr>
-            <w:color w:val="0000EE"/>
-            <w:u w:val="single"/>
-          </w:rPr>
-          <w:t>箴18:22</w:t>
-        </w:r>
-      </w:hyperlink>
+      <w:r>
+        <w:rPr>
+          <w:lang w:val="zh_TW" w:bidi="zh_TW"/>
+        </w:rPr>
+        <w:t>箴18:22</w:t>
+      </w:r>
       <w:r>
         <w:rPr>
           <w:lang w:val="zh_TW" w:bidi="zh_TW"/>
@@ -555,18 +525,12 @@
         </w:rPr>
         <w:t>人可以與自己立下盟約或誓言（類似新年立志），其意義至少是象徵式的。約伯在向神辯護他的公義時，提到他與自己的眼睛立下盟約，防止自己放縱地貪戀女性（</w:t>
       </w:r>
-      <w:hyperlink r:id="rId18">
-        <w:r>
-          <w:rPr>
-            <w:lang w:val="zh_TW" w:bidi="zh_TW"/>
-          </w:rPr>
-          <w:rPr>
-            <w:color w:val="0000EE"/>
-            <w:u w:val="single"/>
-          </w:rPr>
-          <w:t>伯31:1</w:t>
-        </w:r>
-      </w:hyperlink>
+      <w:r>
+        <w:rPr>
+          <w:lang w:val="zh_TW" w:bidi="zh_TW"/>
+        </w:rPr>
+        <w:t>伯31:1</w:t>
+      </w:r>
       <w:r>
         <w:rPr>
           <w:lang w:val="zh_TW" w:bidi="zh_TW"/>
@@ -587,54 +551,36 @@
         </w:rPr>
         <w:t>盟約也可能具有國家層面或國際性質。以色列的長老在希伯倫與大衛王立下國家的盟約（</w:t>
       </w:r>
-      <w:hyperlink r:id="rId19">
-        <w:r>
-          <w:rPr>
-            <w:lang w:val="zh_TW" w:bidi="zh_TW"/>
-          </w:rPr>
-          <w:rPr>
-            <w:color w:val="0000EE"/>
-            <w:u w:val="single"/>
-          </w:rPr>
-          <w:t>撒下5:3</w:t>
-        </w:r>
-      </w:hyperlink>
+      <w:r>
+        <w:rPr>
+          <w:lang w:val="zh_TW" w:bidi="zh_TW"/>
+        </w:rPr>
+        <w:t>撒下5:3</w:t>
+      </w:r>
       <w:r>
         <w:rPr>
           <w:lang w:val="zh_TW" w:bidi="zh_TW"/>
         </w:rPr>
         <w:t>）。這盟約可能包含長老代表百姓作明確承諾，將順服王的權柄，以及大衛承諾公正治理國家並遵循神的律法（</w:t>
       </w:r>
-      <w:hyperlink r:id="rId20">
-        <w:r>
-          <w:rPr>
-            <w:lang w:val="zh_TW" w:bidi="zh_TW"/>
-          </w:rPr>
-          <w:rPr>
-            <w:color w:val="0000EE"/>
-            <w:u w:val="single"/>
-          </w:rPr>
-          <w:t>申17:15–20</w:t>
-        </w:r>
-      </w:hyperlink>
+      <w:r>
+        <w:rPr>
+          <w:lang w:val="zh_TW" w:bidi="zh_TW"/>
+        </w:rPr>
+        <w:t>申17:15–20</w:t>
+      </w:r>
       <w:r>
         <w:rPr>
           <w:lang w:val="zh_TW" w:bidi="zh_TW"/>
         </w:rPr>
         <w:t>）。盟約關係描述高位的一方（王）和低位的一方（以色列人）之間的相互義務。在國家之間的關係中，舊約的盟約類似現代的條約或聯盟。所羅門王與泰爾王希蘭締結這樣的盟約；這盟約如同許多現代國際條約，是兩國之間的貿易協議（</w:t>
       </w:r>
-      <w:hyperlink r:id="rId21">
-        <w:r>
-          <w:rPr>
-            <w:lang w:val="zh_TW" w:bidi="zh_TW"/>
-          </w:rPr>
-          <w:rPr>
-            <w:color w:val="0000EE"/>
-            <w:u w:val="single"/>
-          </w:rPr>
-          <w:t>王上5:12</w:t>
-        </w:r>
-      </w:hyperlink>
+      <w:r>
+        <w:rPr>
+          <w:lang w:val="zh_TW" w:bidi="zh_TW"/>
+        </w:rPr>
+        <w:t>王上5:12</w:t>
+      </w:r>
       <w:r>
         <w:rPr>
           <w:lang w:val="zh_TW" w:bidi="zh_TW"/>
@@ -769,36 +715,24 @@
         </w:rPr>
         <w:t>聖經首次明確提到的盟約，是神主動與人類再次締結盟約，惟人類的表現卻毫不忠誠。神警告挪亞要建造方舟，以逃避即將來臨的洪水時，祂也承諾與他建立盟約（</w:t>
       </w:r>
-      <w:hyperlink r:id="rId22">
-        <w:r>
-          <w:rPr>
-            <w:lang w:val="zh_TW" w:bidi="zh_TW"/>
-          </w:rPr>
-          <w:rPr>
-            <w:color w:val="0000EE"/>
-            <w:u w:val="single"/>
-          </w:rPr>
-          <w:t>創6:18</w:t>
-        </w:r>
-      </w:hyperlink>
+      <w:r>
+        <w:rPr>
+          <w:lang w:val="zh_TW" w:bidi="zh_TW"/>
+        </w:rPr>
+        <w:t>創6:18</w:t>
+      </w:r>
       <w:r>
         <w:rPr>
           <w:lang w:val="zh_TW" w:bidi="zh_TW"/>
         </w:rPr>
         <w:t>）。人的腐敗和暴力激起神的憤怒，但祂的恩典卻可以見於與挪亞的互動之中。神所應許的盟約，肯定神會持守與這個家庭的關係，縱然其他神人關係已經正式中止。值得注意的是，神對挪亞的盟約承諾，是在命令的語境提出：神命令挪亞建造方舟（</w:t>
       </w:r>
-      <w:hyperlink r:id="rId23">
-        <w:r>
-          <w:rPr>
-            <w:lang w:val="zh_TW" w:bidi="zh_TW"/>
-          </w:rPr>
-          <w:rPr>
-            <w:color w:val="0000EE"/>
-            <w:u w:val="single"/>
-          </w:rPr>
-          <w:t>14</w:t>
-        </w:r>
-      </w:hyperlink>
+      <w:r>
+        <w:rPr>
+          <w:lang w:val="zh_TW" w:bidi="zh_TW"/>
+        </w:rPr>
+        <w:t>14</w:t>
+      </w:r>
       <w:r>
         <w:rPr>
           <w:lang w:val="zh_TW" w:bidi="zh_TW"/>
@@ -819,36 +753,24 @@
         </w:rPr>
         <w:t>在洪水之後，挪亞向神獻祭時，盟約才得詳細制定（</w:t>
       </w:r>
-      <w:hyperlink r:id="rId24">
-        <w:r>
-          <w:rPr>
-            <w:lang w:val="zh_TW" w:bidi="zh_TW"/>
-          </w:rPr>
-          <w:rPr>
-            <w:color w:val="0000EE"/>
-            <w:u w:val="single"/>
-          </w:rPr>
-          <w:t>創8:20–22</w:t>
-        </w:r>
-      </w:hyperlink>
+      <w:r>
+        <w:rPr>
+          <w:lang w:val="zh_TW" w:bidi="zh_TW"/>
+        </w:rPr>
+        <w:t>創8:20–22</w:t>
+      </w:r>
       <w:r>
         <w:rPr>
           <w:lang w:val="zh_TW" w:bidi="zh_TW"/>
         </w:rPr>
         <w:t>）。挪亞之約實際上是神與人和所有生物定下的普遍盟約（</w:t>
       </w:r>
-      <w:hyperlink r:id="rId25">
-        <w:r>
-          <w:rPr>
-            <w:lang w:val="zh_TW" w:bidi="zh_TW"/>
-          </w:rPr>
-          <w:rPr>
-            <w:color w:val="0000EE"/>
-            <w:u w:val="single"/>
-          </w:rPr>
-          <w:t>創9:8–10</w:t>
-        </w:r>
-      </w:hyperlink>
+      <w:r>
+        <w:rPr>
+          <w:lang w:val="zh_TW" w:bidi="zh_TW"/>
+        </w:rPr>
+        <w:t>創9:8–10</w:t>
+      </w:r>
       <w:r>
         <w:rPr>
           <w:lang w:val="zh_TW" w:bidi="zh_TW"/>
@@ -894,18 +816,12 @@
         </w:rPr>
         <w:t>首次明確提到神與亞伯拉罕之約的經文，是</w:t>
       </w:r>
-      <w:hyperlink r:id="rId26">
-        <w:r>
-          <w:rPr>
-            <w:lang w:val="zh_TW" w:bidi="zh_TW"/>
-          </w:rPr>
-          <w:rPr>
-            <w:color w:val="0000EE"/>
-            <w:u w:val="single"/>
-          </w:rPr>
-          <w:t>創世記十五章</w:t>
-        </w:r>
-      </w:hyperlink>
+      <w:r>
+        <w:rPr>
+          <w:lang w:val="zh_TW" w:bidi="zh_TW"/>
+        </w:rPr>
+        <w:t>創世記十五章</w:t>
+      </w:r>
       <w:r>
         <w:rPr>
           <w:lang w:val="zh_TW" w:bidi="zh_TW"/>
@@ -924,18 +840,12 @@
         </w:rPr>
         <w:t>」（</w:t>
       </w:r>
-      <w:hyperlink r:id="rId27">
-        <w:r>
-          <w:rPr>
-            <w:lang w:val="zh_TW" w:bidi="zh_TW"/>
-          </w:rPr>
-          <w:rPr>
-            <w:color w:val="0000EE"/>
-            <w:u w:val="single"/>
-          </w:rPr>
-          <w:t>創12:2</w:t>
-        </w:r>
-      </w:hyperlink>
+      <w:r>
+        <w:rPr>
+          <w:lang w:val="zh_TW" w:bidi="zh_TW"/>
+        </w:rPr>
+        <w:t>創12:2</w:t>
+      </w:r>
       <w:r>
         <w:rPr>
           <w:lang w:val="zh_TW" w:bidi="zh_TW"/>
@@ -956,36 +866,24 @@
         </w:rPr>
         <w:t>神與亞伯蘭正式建立的盟約，</w:t>
       </w:r>
-      <w:hyperlink r:id="rId26">
-        <w:r>
-          <w:rPr>
-            <w:lang w:val="zh_TW" w:bidi="zh_TW"/>
-          </w:rPr>
-          <w:rPr>
-            <w:color w:val="0000EE"/>
-            <w:u w:val="single"/>
-          </w:rPr>
-          <w:t>創世記十五章</w:t>
-        </w:r>
-      </w:hyperlink>
+      <w:r>
+        <w:rPr>
+          <w:lang w:val="zh_TW" w:bidi="zh_TW"/>
+        </w:rPr>
+        <w:t>創世記十五章</w:t>
+      </w:r>
       <w:r>
         <w:rPr>
           <w:lang w:val="zh_TW" w:bidi="zh_TW"/>
         </w:rPr>
         <w:t>將之描述為深刻的宗教經驗。這完全是神發起的，祂在異象中靠近亞伯蘭並與他交談。亞伯蘭提出根本的疑問：假如神的祝福要藉著他尚未懷胎的兒子來到他身上，那他怎能體驗到呢？他的妻子撒萊已過了生育年齡，而他自己也「如同死了一樣」（</w:t>
       </w:r>
-      <w:hyperlink r:id="rId28">
-        <w:r>
-          <w:rPr>
-            <w:lang w:val="zh_TW" w:bidi="zh_TW"/>
-          </w:rPr>
-          <w:rPr>
-            <w:color w:val="0000EE"/>
-            <w:u w:val="single"/>
-          </w:rPr>
-          <w:t>羅4:19</w:t>
-        </w:r>
-      </w:hyperlink>
+      <w:r>
+        <w:rPr>
+          <w:lang w:val="zh_TW" w:bidi="zh_TW"/>
+        </w:rPr>
+        <w:t>羅4:19</w:t>
+      </w:r>
       <w:r>
         <w:rPr>
           <w:lang w:val="zh_TW" w:bidi="zh_TW"/>
@@ -1004,18 +902,12 @@
         </w:rPr>
         <w:t>」（</w:t>
       </w:r>
-      <w:hyperlink r:id="rId29">
-        <w:r>
-          <w:rPr>
-            <w:lang w:val="zh_TW" w:bidi="zh_TW"/>
-          </w:rPr>
-          <w:rPr>
-            <w:color w:val="0000EE"/>
-            <w:u w:val="single"/>
-          </w:rPr>
-          <w:t>創15:6</w:t>
-        </w:r>
-      </w:hyperlink>
+      <w:r>
+        <w:rPr>
+          <w:lang w:val="zh_TW" w:bidi="zh_TW"/>
+        </w:rPr>
+        <w:t>創15:6</w:t>
+      </w:r>
       <w:r>
         <w:rPr>
           <w:lang w:val="zh_TW" w:bidi="zh_TW"/>
@@ -1046,18 +938,12 @@
         </w:rPr>
         <w:t>』」（</w:t>
       </w:r>
-      <w:hyperlink r:id="rId30">
-        <w:r>
-          <w:rPr>
-            <w:lang w:val="zh_TW" w:bidi="zh_TW"/>
-          </w:rPr>
-          <w:rPr>
-            <w:color w:val="0000EE"/>
-            <w:u w:val="single"/>
-          </w:rPr>
-          <w:t>15:18</w:t>
-        </w:r>
-      </w:hyperlink>
+      <w:r>
+        <w:rPr>
+          <w:lang w:val="zh_TW" w:bidi="zh_TW"/>
+        </w:rPr>
+        <w:t>15:18</w:t>
+      </w:r>
       <w:r>
         <w:rPr>
           <w:lang w:val="zh_TW" w:bidi="zh_TW"/>
@@ -1078,36 +964,24 @@
         </w:rPr>
         <w:t>這個盟約在</w:t>
       </w:r>
-      <w:hyperlink r:id="rId31">
-        <w:r>
-          <w:rPr>
-            <w:lang w:val="zh_TW" w:bidi="zh_TW"/>
-          </w:rPr>
-          <w:rPr>
-            <w:color w:val="0000EE"/>
-            <w:u w:val="single"/>
-          </w:rPr>
-          <w:t>創世記十七章</w:t>
-        </w:r>
-      </w:hyperlink>
+      <w:r>
+        <w:rPr>
+          <w:lang w:val="zh_TW" w:bidi="zh_TW"/>
+        </w:rPr>
+        <w:t>創世記十七章</w:t>
+      </w:r>
       <w:r>
         <w:rPr>
           <w:lang w:val="zh_TW" w:bidi="zh_TW"/>
         </w:rPr>
         <w:t>表達得更加完整，這可能記下了神與亞伯蘭盟約的更新。這次同樣是神主動發起（</w:t>
       </w:r>
-      <w:hyperlink r:id="rId32">
-        <w:r>
-          <w:rPr>
-            <w:lang w:val="zh_TW" w:bidi="zh_TW"/>
-          </w:rPr>
-          <w:rPr>
-            <w:color w:val="0000EE"/>
-            <w:u w:val="single"/>
-          </w:rPr>
-          <w:t>創17:1</w:t>
-        </w:r>
-      </w:hyperlink>
+      <w:r>
+        <w:rPr>
+          <w:lang w:val="zh_TW" w:bidi="zh_TW"/>
+        </w:rPr>
+        <w:t>創17:1</w:t>
+      </w:r>
       <w:r>
         <w:rPr>
           <w:lang w:val="zh_TW" w:bidi="zh_TW"/>
@@ -1128,18 +1002,12 @@
         </w:rPr>
         <w:t>然而，</w:t>
       </w:r>
-      <w:hyperlink r:id="rId31">
-        <w:r>
-          <w:rPr>
-            <w:lang w:val="zh_TW" w:bidi="zh_TW"/>
-          </w:rPr>
-          <w:rPr>
-            <w:color w:val="0000EE"/>
-            <w:u w:val="single"/>
-          </w:rPr>
-          <w:t>創世記十七章</w:t>
-        </w:r>
-      </w:hyperlink>
+      <w:r>
+        <w:rPr>
+          <w:lang w:val="zh_TW" w:bidi="zh_TW"/>
+        </w:rPr>
+        <w:t>創世記十七章</w:t>
+      </w:r>
       <w:r>
         <w:rPr>
           <w:lang w:val="zh_TW" w:bidi="zh_TW"/>
@@ -1158,36 +1026,24 @@
         </w:rPr>
         <w:t>」（</w:t>
       </w:r>
-      <w:hyperlink r:id="rId33">
-        <w:r>
-          <w:rPr>
-            <w:lang w:val="zh_TW" w:bidi="zh_TW"/>
-          </w:rPr>
-          <w:rPr>
-            <w:color w:val="0000EE"/>
-            <w:u w:val="single"/>
-          </w:rPr>
-          <w:t>創17:5</w:t>
-        </w:r>
-      </w:hyperlink>
+      <w:r>
+        <w:rPr>
+          <w:lang w:val="zh_TW" w:bidi="zh_TW"/>
+        </w:rPr>
+        <w:t>創17:5</w:t>
+      </w:r>
       <w:r>
         <w:rPr>
           <w:lang w:val="zh_TW" w:bidi="zh_TW"/>
         </w:rPr>
         <w:t>）。神會透過亞伯拉罕的後裔，將迦南地賜給他作為永遠的禮物，並會永遠成為亞伯拉罕及其家族的神 （</w:t>
       </w:r>
-      <w:hyperlink r:id="rId34">
-        <w:r>
-          <w:rPr>
-            <w:lang w:val="zh_TW" w:bidi="zh_TW"/>
-          </w:rPr>
-          <w:rPr>
-            <w:color w:val="0000EE"/>
-            <w:u w:val="single"/>
-          </w:rPr>
-          <w:t>7–8節</w:t>
-        </w:r>
-      </w:hyperlink>
+      <w:r>
+        <w:rPr>
+          <w:lang w:val="zh_TW" w:bidi="zh_TW"/>
+        </w:rPr>
+        <w:t>7–8節</w:t>
+      </w:r>
       <w:r>
         <w:rPr>
           <w:lang w:val="zh_TW" w:bidi="zh_TW"/>
@@ -1220,18 +1076,12 @@
         </w:rPr>
         <w:t>」（</w:t>
       </w:r>
-      <w:hyperlink r:id="rId32">
-        <w:r>
-          <w:rPr>
-            <w:lang w:val="zh_TW" w:bidi="zh_TW"/>
-          </w:rPr>
-          <w:rPr>
-            <w:color w:val="0000EE"/>
-            <w:u w:val="single"/>
-          </w:rPr>
-          <w:t>創17:1</w:t>
-        </w:r>
-      </w:hyperlink>
+      <w:r>
+        <w:rPr>
+          <w:lang w:val="zh_TW" w:bidi="zh_TW"/>
+        </w:rPr>
+        <w:t>創17:1</w:t>
+      </w:r>
       <w:r>
         <w:rPr>
           <w:lang w:val="zh_TW" w:bidi="zh_TW"/>
@@ -1252,36 +1102,24 @@
         </w:rPr>
         <w:t>這個盟約也有一個更正式的層面。亞伯拉罕和家中男性要行割禮，作為盟約的記號。亞伯拉罕受割禮時已經是老年人（</w:t>
       </w:r>
-      <w:hyperlink r:id="rId35">
-        <w:r>
-          <w:rPr>
-            <w:lang w:val="zh_TW" w:bidi="zh_TW"/>
-          </w:rPr>
-          <w:rPr>
-            <w:color w:val="0000EE"/>
-            <w:u w:val="single"/>
-          </w:rPr>
-          <w:t>創17:24</w:t>
-        </w:r>
-      </w:hyperlink>
+      <w:r>
+        <w:rPr>
+          <w:lang w:val="zh_TW" w:bidi="zh_TW"/>
+        </w:rPr>
+        <w:t>創17:24</w:t>
+      </w:r>
       <w:r>
         <w:rPr>
           <w:lang w:val="zh_TW" w:bidi="zh_TW"/>
         </w:rPr>
         <w:t>），而出生在盟約家庭的男孩子則要在出生八天受割禮（</w:t>
       </w:r>
-      <w:hyperlink r:id="rId36">
-        <w:r>
-          <w:rPr>
-            <w:lang w:val="zh_TW" w:bidi="zh_TW"/>
-          </w:rPr>
-          <w:rPr>
-            <w:color w:val="0000EE"/>
-            <w:u w:val="single"/>
-          </w:rPr>
-          <w:t>12</w:t>
-        </w:r>
-      </w:hyperlink>
+      <w:r>
+        <w:rPr>
+          <w:lang w:val="zh_TW" w:bidi="zh_TW"/>
+        </w:rPr>
+        <w:t>12</w:t>
+      </w:r>
       <w:r>
         <w:rPr>
           <w:lang w:val="zh_TW" w:bidi="zh_TW"/>
@@ -1316,54 +1154,36 @@
         </w:rPr>
         <w:t>盟約的另一個層面在更遠的未來：「地上的萬族都要因你得福」（</w:t>
       </w:r>
-      <w:hyperlink r:id="rId37">
-        <w:r>
-          <w:rPr>
-            <w:lang w:val="zh_TW" w:bidi="zh_TW"/>
-          </w:rPr>
-          <w:rPr>
-            <w:color w:val="0000EE"/>
-            <w:u w:val="single"/>
-          </w:rPr>
-          <w:t>創12:3</w:t>
-        </w:r>
-      </w:hyperlink>
+      <w:r>
+        <w:rPr>
+          <w:lang w:val="zh_TW" w:bidi="zh_TW"/>
+        </w:rPr>
+        <w:t>創12:3</w:t>
+      </w:r>
       <w:r>
         <w:rPr>
           <w:lang w:val="zh_TW" w:bidi="zh_TW"/>
         </w:rPr>
         <w:t>）。在舊約早期，揀選的概念（神無條件的偏愛；參</w:t>
       </w:r>
-      <w:hyperlink r:id="rId38">
-        <w:r>
-          <w:rPr>
-            <w:lang w:val="zh_TW" w:bidi="zh_TW"/>
-          </w:rPr>
-          <w:rPr>
-            <w:color w:val="0000EE"/>
-            <w:u w:val="single"/>
-          </w:rPr>
-          <w:t>帖後2:13</w:t>
-        </w:r>
-      </w:hyperlink>
+      <w:r>
+        <w:rPr>
+          <w:lang w:val="zh_TW" w:bidi="zh_TW"/>
+        </w:rPr>
+        <w:t>帖後2:13</w:t>
+      </w:r>
       <w:r>
         <w:rPr>
           <w:lang w:val="zh_TW" w:bidi="zh_TW"/>
         </w:rPr>
         <w:t>）已經存在。神選擇與特定的人及其特定的後代建立盟約關係。然而，神總是揀選一個人來服事：亞當，修理看守伊甸園；挪亞，建造方舟；亞伯拉罕，離開家鄉前往另一片土地，並在神面前過完全的生活（參</w:t>
       </w:r>
-      <w:hyperlink r:id="rId39">
-        <w:r>
-          <w:rPr>
-            <w:lang w:val="zh_TW" w:bidi="zh_TW"/>
-          </w:rPr>
-          <w:rPr>
-            <w:color w:val="0000EE"/>
-            <w:u w:val="single"/>
-          </w:rPr>
-          <w:t>弗2:8–10</w:t>
-        </w:r>
-      </w:hyperlink>
+      <w:r>
+        <w:rPr>
+          <w:lang w:val="zh_TW" w:bidi="zh_TW"/>
+        </w:rPr>
+        <w:t>弗2:8–10</w:t>
+      </w:r>
       <w:r>
         <w:rPr>
           <w:lang w:val="zh_TW" w:bidi="zh_TW"/>
@@ -1423,36 +1243,24 @@
         </w:rPr>
         <w:t>要理解西奈之約的影響，必須了解其歷史背景。立約之前，希伯來人在摩西的領導下從埃及出來。出埃及是一個非凡的解放行動，神介入歷史的正常進程，將祂的百姓從埃及的奴役中拯救出來。出埃及在舊約中被解釋為神的行動，類似創造，即神「創造」以色列民族的行動。查考兩個版本的第四條誡命（</w:t>
       </w:r>
-      <w:hyperlink r:id="rId40">
-        <w:r>
-          <w:rPr>
-            <w:lang w:val="zh_TW" w:bidi="zh_TW"/>
-          </w:rPr>
-          <w:rPr>
-            <w:color w:val="0000EE"/>
-            <w:u w:val="single"/>
-          </w:rPr>
-          <w:t>出20:8–11</w:t>
-        </w:r>
-      </w:hyperlink>
+      <w:r>
+        <w:rPr>
+          <w:lang w:val="zh_TW" w:bidi="zh_TW"/>
+        </w:rPr>
+        <w:t>出20:8–11</w:t>
+      </w:r>
       <w:r>
         <w:rPr>
           <w:lang w:val="zh_TW" w:bidi="zh_TW"/>
         </w:rPr>
         <w:t>；</w:t>
       </w:r>
-      <w:hyperlink r:id="rId41">
-        <w:r>
-          <w:rPr>
-            <w:lang w:val="zh_TW" w:bidi="zh_TW"/>
-          </w:rPr>
-          <w:rPr>
-            <w:color w:val="0000EE"/>
-            <w:u w:val="single"/>
-          </w:rPr>
-          <w:t>申5:12–15</w:t>
-        </w:r>
-      </w:hyperlink>
+      <w:r>
+        <w:rPr>
+          <w:lang w:val="zh_TW" w:bidi="zh_TW"/>
+        </w:rPr>
+        <w:t>申5:12–15</w:t>
+      </w:r>
       <w:r>
         <w:rPr>
           <w:lang w:val="zh_TW" w:bidi="zh_TW"/>
@@ -1473,36 +1281,24 @@
         </w:rPr>
         <w:t>西奈之約的基本內容，記載在</w:t>
       </w:r>
-      <w:hyperlink r:id="rId42">
-        <w:r>
-          <w:rPr>
-            <w:lang w:val="zh_TW" w:bidi="zh_TW"/>
-          </w:rPr>
-          <w:rPr>
-            <w:color w:val="0000EE"/>
-            <w:u w:val="single"/>
-          </w:rPr>
-          <w:t>出埃及記十九章</w:t>
-        </w:r>
-      </w:hyperlink>
+      <w:r>
+        <w:rPr>
+          <w:lang w:val="zh_TW" w:bidi="zh_TW"/>
+        </w:rPr>
+        <w:t>出埃及記十九章</w:t>
+      </w:r>
       <w:r>
         <w:rPr>
           <w:lang w:val="zh_TW" w:bidi="zh_TW"/>
         </w:rPr>
         <w:t>和</w:t>
       </w:r>
-      <w:hyperlink r:id="rId43">
-        <w:r>
-          <w:rPr>
-            <w:lang w:val="zh_TW" w:bidi="zh_TW"/>
-          </w:rPr>
-          <w:rPr>
-            <w:color w:val="0000EE"/>
-            <w:u w:val="single"/>
-          </w:rPr>
-          <w:t>二十章</w:t>
-        </w:r>
-      </w:hyperlink>
+      <w:r>
+        <w:rPr>
+          <w:lang w:val="zh_TW" w:bidi="zh_TW"/>
+        </w:rPr>
+        <w:t>二十章</w:t>
+      </w:r>
       <w:r>
         <w:rPr>
           <w:lang w:val="zh_TW" w:bidi="zh_TW"/>
@@ -1535,18 +1331,12 @@
         </w:rPr>
         <w:t>」（</w:t>
       </w:r>
-      <w:hyperlink r:id="rId44">
-        <w:r>
-          <w:rPr>
-            <w:lang w:val="zh_TW" w:bidi="zh_TW"/>
-          </w:rPr>
-          <w:rPr>
-            <w:color w:val="0000EE"/>
-            <w:u w:val="single"/>
-          </w:rPr>
-          <w:t>出19:6</w:t>
-        </w:r>
-      </w:hyperlink>
+      <w:r>
+        <w:rPr>
+          <w:lang w:val="zh_TW" w:bidi="zh_TW"/>
+        </w:rPr>
+        <w:t>出19:6</w:t>
+      </w:r>
       <w:r>
         <w:rPr>
           <w:lang w:val="zh_TW" w:bidi="zh_TW"/>
@@ -1578,18 +1368,12 @@
         </w:rPr>
         <w:t>盟約律法有兩個主要部分。首先，十誡以簡明的形式表達神對以色列的要求（</w:t>
       </w:r>
-      <w:hyperlink r:id="rId45">
-        <w:r>
-          <w:rPr>
-            <w:lang w:val="zh_TW" w:bidi="zh_TW"/>
-          </w:rPr>
-          <w:rPr>
-            <w:color w:val="0000EE"/>
-            <w:u w:val="single"/>
-          </w:rPr>
-          <w:t>出20:2–17</w:t>
-        </w:r>
-      </w:hyperlink>
+      <w:r>
+        <w:rPr>
+          <w:lang w:val="zh_TW" w:bidi="zh_TW"/>
+        </w:rPr>
+        <w:t>出20:2–17</w:t>
+      </w:r>
       <w:r>
         <w:rPr>
           <w:lang w:val="zh_TW" w:bidi="zh_TW"/>
@@ -1610,36 +1394,24 @@
         </w:rPr>
         <w:t>盟約律法的第二部分是詳細的法典，涵蓋日常生活的活動。這類律法的例子可以在</w:t>
       </w:r>
-      <w:hyperlink r:id="rId46">
-        <w:r>
-          <w:rPr>
-            <w:lang w:val="zh_TW" w:bidi="zh_TW"/>
-          </w:rPr>
-          <w:rPr>
-            <w:color w:val="0000EE"/>
-            <w:u w:val="single"/>
-          </w:rPr>
-          <w:t>出埃及記二十一至二十三章</w:t>
-        </w:r>
-      </w:hyperlink>
+      <w:r>
+        <w:rPr>
+          <w:lang w:val="zh_TW" w:bidi="zh_TW"/>
+        </w:rPr>
+        <w:t>出埃及記二十一至二十三章</w:t>
+      </w:r>
       <w:r>
         <w:rPr>
           <w:lang w:val="zh_TW" w:bidi="zh_TW"/>
         </w:rPr>
         <w:t>中看到。這些法律被編纂並記錄在「約書」中（</w:t>
       </w:r>
-      <w:hyperlink r:id="rId47">
-        <w:r>
-          <w:rPr>
-            <w:lang w:val="zh_TW" w:bidi="zh_TW"/>
-          </w:rPr>
-          <w:rPr>
-            <w:color w:val="0000EE"/>
-            <w:u w:val="single"/>
-          </w:rPr>
-          <w:t>出24:7</w:t>
-        </w:r>
-      </w:hyperlink>
+      <w:r>
+        <w:rPr>
+          <w:lang w:val="zh_TW" w:bidi="zh_TW"/>
+        </w:rPr>
+        <w:t>出24:7</w:t>
+      </w:r>
       <w:r>
         <w:rPr>
           <w:lang w:val="zh_TW" w:bidi="zh_TW"/>
@@ -1671,54 +1443,36 @@
         </w:rPr>
         <w:t>西奈之約是與摩西帶領的特定人群訂立的，但對未來的世代也有約束力。因此，盟約會不時更新。盟約的更新記錄在約書亞的時代（</w:t>
       </w:r>
-      <w:hyperlink r:id="rId48">
-        <w:r>
-          <w:rPr>
-            <w:lang w:val="zh_TW" w:bidi="zh_TW"/>
-          </w:rPr>
-          <w:rPr>
-            <w:color w:val="0000EE"/>
-            <w:u w:val="single"/>
-          </w:rPr>
-          <w:t>書8:30–35</w:t>
-        </w:r>
-      </w:hyperlink>
+      <w:r>
+        <w:rPr>
+          <w:lang w:val="zh_TW" w:bidi="zh_TW"/>
+        </w:rPr>
+        <w:t>書8:30–35</w:t>
+      </w:r>
       <w:r>
         <w:rPr>
           <w:lang w:val="zh_TW" w:bidi="zh_TW"/>
         </w:rPr>
         <w:t>，</w:t>
       </w:r>
-      <w:hyperlink r:id="rId49">
-        <w:r>
-          <w:rPr>
-            <w:lang w:val="zh_TW" w:bidi="zh_TW"/>
-          </w:rPr>
-          <w:rPr>
-            <w:color w:val="0000EE"/>
-            <w:u w:val="single"/>
-          </w:rPr>
-          <w:t>24:1–28</w:t>
-        </w:r>
-      </w:hyperlink>
+      <w:r>
+        <w:rPr>
+          <w:lang w:val="zh_TW" w:bidi="zh_TW"/>
+        </w:rPr>
+        <w:t>24:1–28</w:t>
+      </w:r>
       <w:r>
         <w:rPr>
           <w:lang w:val="zh_TW" w:bidi="zh_TW"/>
         </w:rPr>
         <w:t>），以及其後在約西亞王統治期間（</w:t>
       </w:r>
-      <w:hyperlink r:id="rId50">
-        <w:r>
-          <w:rPr>
-            <w:lang w:val="zh_TW" w:bidi="zh_TW"/>
-          </w:rPr>
-          <w:rPr>
-            <w:color w:val="0000EE"/>
-            <w:u w:val="single"/>
-          </w:rPr>
-          <w:t>王下23:1–3</w:t>
-        </w:r>
-      </w:hyperlink>
+      <w:r>
+        <w:rPr>
+          <w:lang w:val="zh_TW" w:bidi="zh_TW"/>
+        </w:rPr>
+        <w:t>王下23:1–3</w:t>
+      </w:r>
       <w:r>
         <w:rPr>
           <w:lang w:val="zh_TW" w:bidi="zh_TW"/>
@@ -1767,36 +1521,24 @@
         </w:rPr>
         <w:t>更新儀式通常是重複最初訂立盟約時發生的事情，會重述十誡（</w:t>
       </w:r>
-      <w:hyperlink r:id="rId51">
-        <w:r>
-          <w:rPr>
-            <w:lang w:val="zh_TW" w:bidi="zh_TW"/>
-          </w:rPr>
-          <w:rPr>
-            <w:color w:val="0000EE"/>
-            <w:u w:val="single"/>
-          </w:rPr>
-          <w:t>申5:6–21</w:t>
-        </w:r>
-      </w:hyperlink>
+      <w:r>
+        <w:rPr>
+          <w:lang w:val="zh_TW" w:bidi="zh_TW"/>
+        </w:rPr>
+        <w:t>申5:6–21</w:t>
+      </w:r>
       <w:r>
         <w:rPr>
           <w:lang w:val="zh_TW" w:bidi="zh_TW"/>
         </w:rPr>
         <w:t>），詳細闡述約書的律法（</w:t>
       </w:r>
-      <w:hyperlink r:id="rId52">
-        <w:r>
-          <w:rPr>
-            <w:lang w:val="zh_TW" w:bidi="zh_TW"/>
-          </w:rPr>
-          <w:rPr>
-            <w:color w:val="0000EE"/>
-            <w:u w:val="single"/>
-          </w:rPr>
-          <w:t>申12–26</w:t>
-        </w:r>
-      </w:hyperlink>
+      <w:r>
+        <w:rPr>
+          <w:lang w:val="zh_TW" w:bidi="zh_TW"/>
+        </w:rPr>
+        <w:t>申12–26</w:t>
+      </w:r>
       <w:r>
         <w:rPr>
           <w:lang w:val="zh_TW" w:bidi="zh_TW"/>
@@ -1828,36 +1570,24 @@
         </w:rPr>
         <w:t>盟約傳統在大衛王時期（約公元前1000年）有所變化。西奈之約是神與以色列建立，摩西的角色是中保。在大衛時代，則增加了新的元素：神以王的身份進入大衛之約。這個王的盟約，透過先知拿單向大衛暗示（</w:t>
       </w:r>
-      <w:hyperlink r:id="rId53">
-        <w:r>
-          <w:rPr>
-            <w:lang w:val="zh_TW" w:bidi="zh_TW"/>
-          </w:rPr>
-          <w:rPr>
-            <w:color w:val="0000EE"/>
-            <w:u w:val="single"/>
-          </w:rPr>
-          <w:t>撒下7:8–16</w:t>
-        </w:r>
-      </w:hyperlink>
+      <w:r>
+        <w:rPr>
+          <w:lang w:val="zh_TW" w:bidi="zh_TW"/>
+        </w:rPr>
+        <w:t>撒下7:8–16</w:t>
+      </w:r>
       <w:r>
         <w:rPr>
           <w:lang w:val="zh_TW" w:bidi="zh_TW"/>
         </w:rPr>
         <w:t>），再次表明此舉是由神主動發起。這是神與大衛家永遠立定的約（</w:t>
       </w:r>
-      <w:hyperlink r:id="rId54">
-        <w:r>
-          <w:rPr>
-            <w:lang w:val="zh_TW" w:bidi="zh_TW"/>
-          </w:rPr>
-          <w:rPr>
-            <w:color w:val="0000EE"/>
-            <w:u w:val="single"/>
-          </w:rPr>
-          <w:t>23:5</w:t>
-        </w:r>
-      </w:hyperlink>
+      <w:r>
+        <w:rPr>
+          <w:lang w:val="zh_TW" w:bidi="zh_TW"/>
+        </w:rPr>
+        <w:t>23:5</w:t>
+      </w:r>
       <w:r>
         <w:rPr>
           <w:lang w:val="zh_TW" w:bidi="zh_TW"/>
@@ -1878,36 +1608,24 @@
         </w:rPr>
         <w:t>基督徒通常將大衛之約解釋為彌賽亞之約。幾個世紀以來，由大衛建立的王朝，統治著統一的以色列國，之後統治仍然存留的南國猶大。然而，在公元前586年，猶大被巴比倫人征服。此時，大衛的後裔不再統治一個由神的選民組成的獨立國家。然而，大衛之約的永恆特性，不在古代歷史的篇章中展現，而是見於人們如何期望大衛後裔出來的彌賽亞。馬太和路加都指出耶穌是大衛的後裔（</w:t>
       </w:r>
-      <w:hyperlink r:id="rId55">
-        <w:r>
-          <w:rPr>
-            <w:lang w:val="zh_TW" w:bidi="zh_TW"/>
-          </w:rPr>
-          <w:rPr>
-            <w:color w:val="0000EE"/>
-            <w:u w:val="single"/>
-          </w:rPr>
-          <w:t>太1:1</w:t>
-        </w:r>
-      </w:hyperlink>
+      <w:r>
+        <w:rPr>
+          <w:lang w:val="zh_TW" w:bidi="zh_TW"/>
+        </w:rPr>
+        <w:t>太1:1</w:t>
+      </w:r>
       <w:r>
         <w:rPr>
           <w:lang w:val="zh_TW" w:bidi="zh_TW"/>
         </w:rPr>
         <w:t>；</w:t>
       </w:r>
-      <w:hyperlink r:id="rId56">
-        <w:r>
-          <w:rPr>
-            <w:lang w:val="zh_TW" w:bidi="zh_TW"/>
-          </w:rPr>
-          <w:rPr>
-            <w:color w:val="0000EE"/>
-            <w:u w:val="single"/>
-          </w:rPr>
-          <w:t>路3:31</w:t>
-        </w:r>
-      </w:hyperlink>
+      <w:r>
+        <w:rPr>
+          <w:lang w:val="zh_TW" w:bidi="zh_TW"/>
+        </w:rPr>
+        <w:t>路3:31</w:t>
+      </w:r>
       <w:r>
         <w:rPr>
           <w:lang w:val="zh_TW" w:bidi="zh_TW"/>
@@ -1967,54 +1685,36 @@
         </w:rPr>
         <w:t>何西阿透過他的婚姻這個「活生生的比喻」，傳神地表達了這個真理（</w:t>
       </w:r>
-      <w:hyperlink r:id="rId57">
-        <w:r>
-          <w:rPr>
-            <w:lang w:val="zh_TW" w:bidi="zh_TW"/>
-          </w:rPr>
-          <w:rPr>
-            <w:color w:val="0000EE"/>
-            <w:u w:val="single"/>
-          </w:rPr>
-          <w:t>何1–3</w:t>
-        </w:r>
-      </w:hyperlink>
+      <w:r>
+        <w:rPr>
+          <w:lang w:val="zh_TW" w:bidi="zh_TW"/>
+        </w:rPr>
+        <w:t>何1–3</w:t>
+      </w:r>
       <w:r>
         <w:rPr>
           <w:lang w:val="zh_TW" w:bidi="zh_TW"/>
         </w:rPr>
         <w:t>）。他在神的命令下娶了歌篾，但後來由於她不忠，婚姻盟約因休妻而失效。雖然歌篾的姦淫行為迫使何西阿休妻，但他並沒有停止愛她。神後來命令何西阿回到歌篾身邊（</w:t>
       </w:r>
-      <w:hyperlink r:id="rId58">
-        <w:r>
-          <w:rPr>
-            <w:lang w:val="zh_TW" w:bidi="zh_TW"/>
-          </w:rPr>
-          <w:rPr>
-            <w:color w:val="0000EE"/>
-            <w:u w:val="single"/>
-          </w:rPr>
-          <w:t>何3:1</w:t>
-        </w:r>
-      </w:hyperlink>
+      <w:r>
+        <w:rPr>
+          <w:lang w:val="zh_TW" w:bidi="zh_TW"/>
+        </w:rPr>
+        <w:t>何3:1</w:t>
+      </w:r>
       <w:r>
         <w:rPr>
           <w:lang w:val="zh_TW" w:bidi="zh_TW"/>
         </w:rPr>
         <w:t>）。雖然她不忠，先知仍要再次將她納入婚姻的盟約關係中。這個比喻描繪了神對以色列的行動。以色列的罪將不可避免地導致神休妻，但何西阿預見新的婚姻。在神與以色列的新約中，以色列將被恩慈地重新接納，進入與神的關係中（</w:t>
       </w:r>
-      <w:hyperlink r:id="rId59">
-        <w:r>
-          <w:rPr>
-            <w:lang w:val="zh_TW" w:bidi="zh_TW"/>
-          </w:rPr>
-          <w:rPr>
-            <w:color w:val="0000EE"/>
-            <w:u w:val="single"/>
-          </w:rPr>
-          <w:t>2:14–18</w:t>
-        </w:r>
-      </w:hyperlink>
+      <w:r>
+        <w:rPr>
+          <w:lang w:val="zh_TW" w:bidi="zh_TW"/>
+        </w:rPr>
+        <w:t>2:14–18</w:t>
+      </w:r>
       <w:r>
         <w:rPr>
           <w:lang w:val="zh_TW" w:bidi="zh_TW"/>
@@ -2061,36 +1761,24 @@
         </w:rPr>
         <w:t>」（</w:t>
       </w:r>
-      <w:hyperlink r:id="rId60">
-        <w:r>
-          <w:rPr>
-            <w:lang w:val="zh_TW" w:bidi="zh_TW"/>
-          </w:rPr>
-          <w:rPr>
-            <w:color w:val="0000EE"/>
-            <w:u w:val="single"/>
-          </w:rPr>
-          <w:t>耶31:31</w:t>
-        </w:r>
-      </w:hyperlink>
+      <w:r>
+        <w:rPr>
+          <w:lang w:val="zh_TW" w:bidi="zh_TW"/>
+        </w:rPr>
+        <w:t>耶31:31</w:t>
+      </w:r>
       <w:r>
         <w:rPr>
           <w:lang w:val="zh_TW" w:bidi="zh_TW"/>
         </w:rPr>
         <w:t>）。這個新約將以神在人心中的行動為記號，帶來徹底的屬靈轉變（</w:t>
       </w:r>
-      <w:hyperlink r:id="rId61">
-        <w:r>
-          <w:rPr>
-            <w:lang w:val="zh_TW" w:bidi="zh_TW"/>
-          </w:rPr>
-          <w:rPr>
-            <w:color w:val="0000EE"/>
-            <w:u w:val="single"/>
-          </w:rPr>
-          <w:t>耶31:34</w:t>
-        </w:r>
-      </w:hyperlink>
+      <w:r>
+        <w:rPr>
+          <w:lang w:val="zh_TW" w:bidi="zh_TW"/>
+        </w:rPr>
+        <w:t>耶31:34</w:t>
+      </w:r>
       <w:r>
         <w:rPr>
           <w:lang w:val="zh_TW" w:bidi="zh_TW"/>
@@ -2109,36 +1797,24 @@
         </w:rPr>
         <w:t>」（</w:t>
       </w:r>
-      <w:hyperlink r:id="rId62">
-        <w:r>
-          <w:rPr>
-            <w:lang w:val="zh_TW" w:bidi="zh_TW"/>
-          </w:rPr>
-          <w:rPr>
-            <w:color w:val="0000EE"/>
-            <w:u w:val="single"/>
-          </w:rPr>
-          <w:t>路22:20</w:t>
-        </w:r>
-      </w:hyperlink>
+      <w:r>
+        <w:rPr>
+          <w:lang w:val="zh_TW" w:bidi="zh_TW"/>
+        </w:rPr>
+        <w:t>路22:20</w:t>
+      </w:r>
       <w:r>
         <w:rPr>
           <w:lang w:val="zh_TW" w:bidi="zh_TW"/>
         </w:rPr>
         <w:t>）。對於希伯來書的作者來說，這個新約對於完全理解耶穌基督的事工是至關重要的（</w:t>
       </w:r>
-      <w:hyperlink r:id="rId63">
-        <w:r>
-          <w:rPr>
-            <w:lang w:val="zh_TW" w:bidi="zh_TW"/>
-          </w:rPr>
-          <w:rPr>
-            <w:color w:val="0000EE"/>
-            <w:u w:val="single"/>
-          </w:rPr>
-          <w:t>來8:8–12</w:t>
-        </w:r>
-      </w:hyperlink>
+      <w:r>
+        <w:rPr>
+          <w:lang w:val="zh_TW" w:bidi="zh_TW"/>
+        </w:rPr>
+        <w:t>來8:8–12</w:t>
+      </w:r>
       <w:r>
         <w:rPr>
           <w:lang w:val="zh_TW" w:bidi="zh_TW"/>
@@ -2170,18 +1846,12 @@
         </w:rPr>
         <w:t>盟約是舊約信息和歷史的核心概念。盟約的主題延續到新約，是解釋基督教福音的方式，人生命的意義在於與永生的神建立盟約關係。然而，有罪的人無法通過自身努力進入這種關係；只有神能夠發起這種關係。根據新約，神賜下祂的兒子耶穌，祂的受死打開途徑，讓所有人得以進入盟約關係。耶穌「新約的血」帶來赦免，使所有人都能夠進入與神的盟約關係。要進入這種關係，無論是今天還是在亞伯拉罕時代，都取決於信心（</w:t>
       </w:r>
-      <w:hyperlink r:id="rId64">
-        <w:r>
-          <w:rPr>
-            <w:lang w:val="zh_TW" w:bidi="zh_TW"/>
-          </w:rPr>
-          <w:rPr>
-            <w:color w:val="0000EE"/>
-            <w:u w:val="single"/>
-          </w:rPr>
-          <w:t>加3:6–14</w:t>
-        </w:r>
-      </w:hyperlink>
+      <w:r>
+        <w:rPr>
+          <w:lang w:val="zh_TW" w:bidi="zh_TW"/>
+        </w:rPr>
+        <w:t>加3:6–14</w:t>
+      </w:r>
       <w:r>
         <w:rPr>
           <w:lang w:val="zh_TW" w:bidi="zh_TW"/>
@@ -2385,144 +2055,96 @@
         </w:rPr>
         <w:t>舊約聖經對夢的理解具有幾個重要特點。與古代世界其它民族相同，神的子民相信神會藉夢說話。然而，舊約聖經記載中的夢顯得較為克制，缺少異教對夢的記載中常見的淫穢與怪誕場景。另一個顯著差異是：神是夢的主動發起者；祂按自己的旨意，在所選擇的時間、地點與對象中賜下啟示性的夢──掃羅對此有痛苦的體會（</w:t>
       </w:r>
-      <w:hyperlink r:id="rId65">
-        <w:r>
-          <w:rPr>
-            <w:lang w:val="zh_TW" w:bidi="zh_TW"/>
-          </w:rPr>
-          <w:rPr>
-            <w:color w:val="0000EE"/>
-            <w:u w:val="single"/>
-          </w:rPr>
-          <w:t>撒上28:6</w:t>
-        </w:r>
-      </w:hyperlink>
+      <w:r>
+        <w:rPr>
+          <w:lang w:val="zh_TW" w:bidi="zh_TW"/>
+        </w:rPr>
+        <w:t>撒上28:6</w:t>
+      </w:r>
       <w:r>
         <w:rPr>
           <w:lang w:val="zh_TW" w:bidi="zh_TW"/>
         </w:rPr>
         <w:t>、</w:t>
       </w:r>
-      <w:hyperlink r:id="rId65">
-        <w:r>
-          <w:rPr>
-            <w:lang w:val="zh_TW" w:bidi="zh_TW"/>
-          </w:rPr>
-          <w:rPr>
-            <w:color w:val="0000EE"/>
-            <w:u w:val="single"/>
-          </w:rPr>
-          <w:t>15</w:t>
-        </w:r>
-      </w:hyperlink>
+      <w:r>
+        <w:rPr>
+          <w:lang w:val="zh_TW" w:bidi="zh_TW"/>
+        </w:rPr>
+        <w:t>15</w:t>
+      </w:r>
       <w:r>
         <w:rPr>
           <w:lang w:val="zh_TW" w:bidi="zh_TW"/>
         </w:rPr>
         <w:t>）。更重要的是，舊約聖經明確地拒絕世俗的解夢方式。夢的象徵意義不是靠查閱解夢書或依靠人的自然能力而得知。約瑟為兩位埃及囚犯與法老解夢時，堅持將一切榮耀歸給神（</w:t>
       </w:r>
-      <w:hyperlink r:id="rId66">
-        <w:r>
-          <w:rPr>
-            <w:lang w:val="zh_TW" w:bidi="zh_TW"/>
-          </w:rPr>
-          <w:rPr>
-            <w:color w:val="0000EE"/>
-            <w:u w:val="single"/>
-          </w:rPr>
-          <w:t>創40:8</w:t>
-        </w:r>
-      </w:hyperlink>
+      <w:r>
+        <w:rPr>
+          <w:lang w:val="zh_TW" w:bidi="zh_TW"/>
+        </w:rPr>
+        <w:t>創40:8</w:t>
+      </w:r>
       <w:r>
         <w:rPr>
           <w:lang w:val="zh_TW" w:bidi="zh_TW"/>
         </w:rPr>
         <w:t>，</w:t>
       </w:r>
-      <w:hyperlink r:id="rId67">
-        <w:r>
-          <w:rPr>
-            <w:lang w:val="zh_TW" w:bidi="zh_TW"/>
-          </w:rPr>
-          <w:rPr>
-            <w:color w:val="0000EE"/>
-            <w:u w:val="single"/>
-          </w:rPr>
-          <w:t>41:7</w:t>
-        </w:r>
-      </w:hyperlink>
+      <w:r>
+        <w:rPr>
+          <w:lang w:val="zh_TW" w:bidi="zh_TW"/>
+        </w:rPr>
+        <w:t>41:7</w:t>
+      </w:r>
       <w:r>
         <w:rPr>
           <w:lang w:val="zh_TW" w:bidi="zh_TW"/>
         </w:rPr>
         <w:t>、</w:t>
       </w:r>
-      <w:hyperlink r:id="rId67">
-        <w:r>
-          <w:rPr>
-            <w:lang w:val="zh_TW" w:bidi="zh_TW"/>
-          </w:rPr>
-          <w:rPr>
-            <w:color w:val="0000EE"/>
-            <w:u w:val="single"/>
-          </w:rPr>
-          <w:t>25</w:t>
-        </w:r>
-      </w:hyperlink>
+      <w:r>
+        <w:rPr>
+          <w:lang w:val="zh_TW" w:bidi="zh_TW"/>
+        </w:rPr>
+        <w:t>25</w:t>
+      </w:r>
       <w:r>
         <w:rPr>
           <w:lang w:val="zh_TW" w:bidi="zh_TW"/>
         </w:rPr>
         <w:t>、</w:t>
       </w:r>
-      <w:hyperlink r:id="rId67">
-        <w:r>
-          <w:rPr>
-            <w:lang w:val="zh_TW" w:bidi="zh_TW"/>
-          </w:rPr>
-          <w:rPr>
-            <w:color w:val="0000EE"/>
-            <w:u w:val="single"/>
-          </w:rPr>
-          <w:t>28</w:t>
-        </w:r>
-      </w:hyperlink>
+      <w:r>
+        <w:rPr>
+          <w:lang w:val="zh_TW" w:bidi="zh_TW"/>
+        </w:rPr>
+        <w:t>28</w:t>
+      </w:r>
       <w:r>
         <w:rPr>
           <w:lang w:val="zh_TW" w:bidi="zh_TW"/>
         </w:rPr>
         <w:t>、</w:t>
       </w:r>
-      <w:hyperlink r:id="rId67">
-        <w:r>
-          <w:rPr>
-            <w:lang w:val="zh_TW" w:bidi="zh_TW"/>
-          </w:rPr>
-          <w:rPr>
-            <w:color w:val="0000EE"/>
-            <w:u w:val="single"/>
-          </w:rPr>
-          <w:t>39</w:t>
-        </w:r>
-      </w:hyperlink>
+      <w:r>
+        <w:rPr>
+          <w:lang w:val="zh_TW" w:bidi="zh_TW"/>
+        </w:rPr>
+        <w:t>39</w:t>
+      </w:r>
       <w:r>
         <w:rPr>
           <w:lang w:val="zh_TW" w:bidi="zh_TW"/>
         </w:rPr>
         <w:t>）。同樣地，但以理向尼布甲尼撒說明，唯有天上的神能啟示奧秘，並使王的夢與其意義得以顯明，而那些專業術士已經失敗（</w:t>
       </w:r>
-      <w:hyperlink r:id="rId68">
-        <w:r>
-          <w:rPr>
-            <w:lang w:val="zh_TW" w:bidi="zh_TW"/>
-          </w:rPr>
-          <w:rPr>
-            <w:color w:val="0000EE"/>
-            <w:u w:val="single"/>
-          </w:rPr>
-          <w:t>但2:27–28</w:t>
-        </w:r>
-      </w:hyperlink>
+      <w:r>
+        <w:rPr>
+          <w:lang w:val="zh_TW" w:bidi="zh_TW"/>
+        </w:rPr>
+        <w:t>但2:27–28</w:t>
+      </w:r>
       <w:r>
         <w:rPr>
           <w:lang w:val="zh_TW" w:bidi="zh_TW"/>
@@ -2543,90 +2165,60 @@
         </w:rPr>
         <w:t>與周圍民族不同，舊約聖經中的聖徒知道夢是「夜間的異象」（</w:t>
       </w:r>
-      <w:hyperlink r:id="rId69">
-        <w:r>
-          <w:rPr>
-            <w:lang w:val="zh_TW" w:bidi="zh_TW"/>
-          </w:rPr>
-          <w:rPr>
-            <w:color w:val="0000EE"/>
-            <w:u w:val="single"/>
-          </w:rPr>
-          <w:t>伯33:15</w:t>
-        </w:r>
-      </w:hyperlink>
+      <w:r>
+        <w:rPr>
+          <w:lang w:val="zh_TW" w:bidi="zh_TW"/>
+        </w:rPr>
+        <w:t>伯33:15</w:t>
+      </w:r>
       <w:r>
         <w:rPr>
           <w:lang w:val="zh_TW" w:bidi="zh_TW"/>
         </w:rPr>
         <w:t>），並以此象徵屬靈領域（</w:t>
       </w:r>
-      <w:hyperlink r:id="rId70">
-        <w:r>
-          <w:rPr>
-            <w:lang w:val="zh_TW" w:bidi="zh_TW"/>
-          </w:rPr>
-          <w:rPr>
-            <w:color w:val="0000EE"/>
-            <w:u w:val="single"/>
-          </w:rPr>
-          <w:t>伯20:8</w:t>
-        </w:r>
-      </w:hyperlink>
+      <w:r>
+        <w:rPr>
+          <w:lang w:val="zh_TW" w:bidi="zh_TW"/>
+        </w:rPr>
+        <w:t>伯20:8</w:t>
+      </w:r>
       <w:r>
         <w:rPr>
           <w:lang w:val="zh_TW" w:bidi="zh_TW"/>
         </w:rPr>
         <w:t>；</w:t>
       </w:r>
-      <w:hyperlink r:id="rId71">
-        <w:r>
-          <w:rPr>
-            <w:lang w:val="zh_TW" w:bidi="zh_TW"/>
-          </w:rPr>
-          <w:rPr>
-            <w:color w:val="0000EE"/>
-            <w:u w:val="single"/>
-          </w:rPr>
-          <w:t>詩73:20</w:t>
-        </w:r>
-      </w:hyperlink>
+      <w:r>
+        <w:rPr>
+          <w:lang w:val="zh_TW" w:bidi="zh_TW"/>
+        </w:rPr>
+        <w:t>詩73:20</w:t>
+      </w:r>
       <w:r>
         <w:rPr>
           <w:lang w:val="zh_TW" w:bidi="zh_TW"/>
         </w:rPr>
         <w:t>，</w:t>
       </w:r>
-      <w:hyperlink r:id="rId72">
-        <w:r>
-          <w:rPr>
-            <w:lang w:val="zh_TW" w:bidi="zh_TW"/>
-          </w:rPr>
-          <w:rPr>
-            <w:color w:val="0000EE"/>
-            <w:u w:val="single"/>
-          </w:rPr>
-          <w:t>126:1</w:t>
-        </w:r>
-      </w:hyperlink>
+      <w:r>
+        <w:rPr>
+          <w:lang w:val="zh_TW" w:bidi="zh_TW"/>
+        </w:rPr>
+        <w:t>126:1</w:t>
+      </w:r>
       <w:r>
         <w:rPr>
           <w:lang w:val="zh_TW" w:bidi="zh_TW"/>
         </w:rPr>
         <w:t>；</w:t>
       </w:r>
-      <w:hyperlink r:id="rId73">
-        <w:r>
-          <w:rPr>
-            <w:lang w:val="zh_TW" w:bidi="zh_TW"/>
-          </w:rPr>
-          <w:rPr>
-            <w:color w:val="0000EE"/>
-            <w:u w:val="single"/>
-          </w:rPr>
-          <w:t>賽29:7–8</w:t>
-        </w:r>
-      </w:hyperlink>
+      <w:r>
+        <w:rPr>
+          <w:lang w:val="zh_TW" w:bidi="zh_TW"/>
+        </w:rPr>
+        <w:t>賽29:7–8</w:t>
+      </w:r>
       <w:r>
         <w:rPr>
           <w:lang w:val="zh_TW" w:bidi="zh_TW"/>
@@ -2647,156 +2239,96 @@
         </w:rPr>
         <w:t>神在舊約聖經時代藉夢保護其僕人（</w:t>
       </w:r>
-      <w:hyperlink r:id="rId74">
-        <w:r>
-          <w:rPr>
-            <w:lang w:val="zh_TW" w:bidi="zh_TW"/>
-          </w:rPr>
-          <w:rPr>
-            <w:color w:val="0000EE"/>
-            <w:u w:val="single"/>
-          </w:rPr>
-          <w:t>創20章</w:t>
-        </w:r>
-      </w:hyperlink>
+      <w:r>
+        <w:rPr>
+          <w:lang w:val="zh_TW" w:bidi="zh_TW"/>
+        </w:rPr>
+        <w:t>創20章</w:t>
+      </w:r>
       <w:r>
         <w:rPr>
           <w:lang w:val="zh_TW" w:bidi="zh_TW"/>
         </w:rPr>
         <w:t>）、以特殊方式向人顯現（</w:t>
       </w:r>
-      <w:hyperlink r:id="rId74">
-        <w:r>
-          <w:rPr>
-            <w:lang w:val="zh_TW" w:bidi="zh_TW"/>
-          </w:rPr>
-          <w:rPr>
-            <w:color w:val="0000EE"/>
-            <w:u w:val="single"/>
-          </w:rPr>
-          <w:t>創</w:t>
-        </w:r>
-      </w:hyperlink>
-      <w:hyperlink r:id="rId75">
-        <w:r>
-          <w:rPr>
-            <w:lang w:val="zh_TW" w:bidi="zh_TW"/>
-          </w:rPr>
-          <w:rPr>
-            <w:color w:val="0000EE"/>
-            <w:u w:val="single"/>
-          </w:rPr>
-          <w:t>28:12</w:t>
-        </w:r>
-      </w:hyperlink>
+      <w:r>
+        <w:rPr>
+          <w:lang w:val="zh_TW" w:bidi="zh_TW"/>
+        </w:rPr>
+        <w:t>創</w:t>
+      </w:r>
+      <w:r>
+        <w:rPr>
+          <w:lang w:val="zh_TW" w:bidi="zh_TW"/>
+        </w:rPr>
+        <w:t>28:12</w:t>
+      </w:r>
       <w:r>
         <w:rPr>
           <w:lang w:val="zh_TW" w:bidi="zh_TW"/>
         </w:rPr>
         <w:t>）、在具體情況中提供引導（</w:t>
       </w:r>
-      <w:hyperlink r:id="rId74">
-        <w:r>
-          <w:rPr>
-            <w:lang w:val="zh_TW" w:bidi="zh_TW"/>
-          </w:rPr>
-          <w:rPr>
-            <w:color w:val="0000EE"/>
-            <w:u w:val="single"/>
-          </w:rPr>
-          <w:t>創</w:t>
-        </w:r>
-      </w:hyperlink>
-      <w:hyperlink r:id="rId76">
-        <w:r>
-          <w:rPr>
-            <w:lang w:val="zh_TW" w:bidi="zh_TW"/>
-          </w:rPr>
-          <w:rPr>
-            <w:color w:val="0000EE"/>
-            <w:u w:val="single"/>
-          </w:rPr>
-          <w:t>31:10–13</w:t>
-        </w:r>
-      </w:hyperlink>
+      <w:r>
+        <w:rPr>
+          <w:lang w:val="zh_TW" w:bidi="zh_TW"/>
+        </w:rPr>
+        <w:t>創</w:t>
+      </w:r>
+      <w:r>
+        <w:rPr>
+          <w:lang w:val="zh_TW" w:bidi="zh_TW"/>
+        </w:rPr>
+        <w:t>31:10–13</w:t>
+      </w:r>
       <w:r>
         <w:rPr>
           <w:lang w:val="zh_TW" w:bidi="zh_TW"/>
         </w:rPr>
         <w:t>），並預先警告個人未來的事件（</w:t>
       </w:r>
-      <w:hyperlink r:id="rId74">
-        <w:r>
-          <w:rPr>
-            <w:lang w:val="zh_TW" w:bidi="zh_TW"/>
-          </w:rPr>
-          <w:rPr>
-            <w:color w:val="0000EE"/>
-            <w:u w:val="single"/>
-          </w:rPr>
-          <w:t>創</w:t>
-        </w:r>
-      </w:hyperlink>
-      <w:hyperlink r:id="rId77">
-        <w:r>
-          <w:rPr>
-            <w:lang w:val="zh_TW" w:bidi="zh_TW"/>
-          </w:rPr>
-          <w:rPr>
-            <w:color w:val="0000EE"/>
-            <w:u w:val="single"/>
-          </w:rPr>
-          <w:t>37:5–20</w:t>
-        </w:r>
-      </w:hyperlink>
+      <w:r>
+        <w:rPr>
+          <w:lang w:val="zh_TW" w:bidi="zh_TW"/>
+        </w:rPr>
+        <w:t>創</w:t>
+      </w:r>
+      <w:r>
+        <w:rPr>
+          <w:lang w:val="zh_TW" w:bidi="zh_TW"/>
+        </w:rPr>
+        <w:t>37:5–20</w:t>
+      </w:r>
       <w:r>
         <w:rPr>
           <w:lang w:val="zh_TW" w:bidi="zh_TW"/>
         </w:rPr>
         <w:t>）。夢也被用來預言列國歷史（</w:t>
       </w:r>
-      <w:hyperlink r:id="rId78">
-        <w:r>
-          <w:rPr>
-            <w:lang w:val="zh_TW" w:bidi="zh_TW"/>
-          </w:rPr>
-          <w:rPr>
-            <w:color w:val="0000EE"/>
-            <w:u w:val="single"/>
-          </w:rPr>
-          <w:t>創</w:t>
-        </w:r>
-      </w:hyperlink>
-      <w:hyperlink r:id="rId79">
-        <w:r>
-          <w:rPr>
-            <w:lang w:val="zh_TW" w:bidi="zh_TW"/>
-          </w:rPr>
-          <w:rPr>
-            <w:color w:val="0000EE"/>
-            <w:u w:val="single"/>
-          </w:rPr>
-          <w:t>40–41章</w:t>
-        </w:r>
-      </w:hyperlink>
+      <w:r>
+        <w:rPr>
+          <w:lang w:val="zh_TW" w:bidi="zh_TW"/>
+        </w:rPr>
+        <w:t>創</w:t>
+      </w:r>
+      <w:r>
+        <w:rPr>
+          <w:lang w:val="zh_TW" w:bidi="zh_TW"/>
+        </w:rPr>
+        <w:t>40–41章</w:t>
+      </w:r>
       <w:r>
         <w:rPr>
           <w:lang w:val="zh_TW" w:bidi="zh_TW"/>
         </w:rPr>
         <w:t>），並預告四個相繼興起的世界帝國將被神永遠的國度取代（</w:t>
       </w:r>
-      <w:hyperlink r:id="rId78">
-        <w:r>
-          <w:rPr>
-            <w:lang w:val="zh_TW" w:bidi="zh_TW"/>
-          </w:rPr>
-          <w:rPr>
-            <w:color w:val="0000EE"/>
-            <w:u w:val="single"/>
-          </w:rPr>
-          <w:t>但4:19–27</w:t>
-        </w:r>
-      </w:hyperlink>
+      <w:r>
+        <w:rPr>
+          <w:lang w:val="zh_TW" w:bidi="zh_TW"/>
+        </w:rPr>
+        <w:t>但4:19–27</w:t>
+      </w:r>
       <w:r>
         <w:rPr>
           <w:lang w:val="zh_TW" w:bidi="zh_TW"/>
@@ -2817,54 +2349,36 @@
         </w:rPr>
         <w:t>在約瑟與但以理之間約一千年的時間裡，僅記錄了兩個夢：一個使基甸確信神必擊敗米甸人（</w:t>
       </w:r>
-      <w:hyperlink r:id="rId80">
-        <w:r>
-          <w:rPr>
-            <w:lang w:val="zh_TW" w:bidi="zh_TW"/>
-          </w:rPr>
-          <w:rPr>
-            <w:color w:val="0000EE"/>
-            <w:u w:val="single"/>
-          </w:rPr>
-          <w:t>士7:13–15</w:t>
-        </w:r>
-      </w:hyperlink>
+      <w:r>
+        <w:rPr>
+          <w:lang w:val="zh_TW" w:bidi="zh_TW"/>
+        </w:rPr>
+        <w:t>士7:13–15</w:t>
+      </w:r>
       <w:r>
         <w:rPr>
           <w:lang w:val="zh_TW" w:bidi="zh_TW"/>
         </w:rPr>
         <w:t>）；另一個則與所羅門因謙卑無私地求「智慧的心」（</w:t>
       </w:r>
-      <w:hyperlink r:id="rId81">
-        <w:r>
-          <w:rPr>
-            <w:lang w:val="zh_TW" w:bidi="zh_TW"/>
-          </w:rPr>
-          <w:rPr>
-            <w:color w:val="0000EE"/>
-            <w:u w:val="single"/>
-          </w:rPr>
-          <w:t>王上3:9</w:t>
-        </w:r>
-      </w:hyperlink>
+      <w:r>
+        <w:rPr>
+          <w:lang w:val="zh_TW" w:bidi="zh_TW"/>
+        </w:rPr>
+        <w:t>王上3:9</w:t>
+      </w:r>
       <w:r>
         <w:rPr>
           <w:lang w:val="zh_TW" w:bidi="zh_TW"/>
         </w:rPr>
         <w:t>、</w:t>
       </w:r>
-      <w:hyperlink r:id="rId81">
-        <w:r>
-          <w:rPr>
-            <w:lang w:val="zh_TW" w:bidi="zh_TW"/>
-          </w:rPr>
-          <w:rPr>
-            <w:color w:val="0000EE"/>
-            <w:u w:val="single"/>
-          </w:rPr>
-          <w:t>15</w:t>
-        </w:r>
-      </w:hyperlink>
+      <w:r>
+        <w:rPr>
+          <w:lang w:val="zh_TW" w:bidi="zh_TW"/>
+        </w:rPr>
+        <w:t>15</w:t>
+      </w:r>
       <w:r>
         <w:rPr>
           <w:lang w:val="zh_TW" w:bidi="zh_TW"/>
@@ -2897,78 +2411,48 @@
         </w:rPr>
         <w:t>最後幾個夢中，神向尼布甲尼撒揭示了一個未來世界歷史的概覽（</w:t>
       </w:r>
-      <w:hyperlink r:id="rId82">
-        <w:r>
-          <w:rPr>
-            <w:lang w:val="zh_TW" w:bidi="zh_TW"/>
-          </w:rPr>
-          <w:rPr>
-            <w:color w:val="0000EE"/>
-            <w:u w:val="single"/>
-          </w:rPr>
-          <w:t>但2:31–45</w:t>
-        </w:r>
-      </w:hyperlink>
+      <w:r>
+        <w:rPr>
+          <w:lang w:val="zh_TW" w:bidi="zh_TW"/>
+        </w:rPr>
+        <w:t>但2:31–45</w:t>
+      </w:r>
       <w:r>
         <w:rPr>
           <w:lang w:val="zh_TW" w:bidi="zh_TW"/>
         </w:rPr>
         <w:t>），並預言王將暫時陷入瘋狂（</w:t>
       </w:r>
-      <w:hyperlink r:id="rId82">
-        <w:r>
-          <w:rPr>
-            <w:lang w:val="zh_TW" w:bidi="zh_TW"/>
-          </w:rPr>
-          <w:rPr>
-            <w:color w:val="0000EE"/>
-            <w:u w:val="single"/>
-          </w:rPr>
-          <w:t>但</w:t>
-        </w:r>
-      </w:hyperlink>
-      <w:hyperlink r:id="rId78">
-        <w:r>
-          <w:rPr>
-            <w:lang w:val="zh_TW" w:bidi="zh_TW"/>
-          </w:rPr>
-          <w:rPr>
-            <w:color w:val="0000EE"/>
-            <w:u w:val="single"/>
-          </w:rPr>
-          <w:t>4:19–27</w:t>
-        </w:r>
-      </w:hyperlink>
+      <w:r>
+        <w:rPr>
+          <w:lang w:val="zh_TW" w:bidi="zh_TW"/>
+        </w:rPr>
+        <w:t>但</w:t>
+      </w:r>
+      <w:r>
+        <w:rPr>
+          <w:lang w:val="zh_TW" w:bidi="zh_TW"/>
+        </w:rPr>
+        <w:t>4:19–27</w:t>
+      </w:r>
       <w:r>
         <w:rPr>
           <w:lang w:val="zh_TW" w:bidi="zh_TW"/>
         </w:rPr>
         <w:t>）。但以理的四獸夢與王的第一個夢相似，但更進一步加入了關於未來國際關係的細節（</w:t>
       </w:r>
-      <w:hyperlink r:id="rId82">
-        <w:r>
-          <w:rPr>
-            <w:lang w:val="zh_TW" w:bidi="zh_TW"/>
-          </w:rPr>
-          <w:rPr>
-            <w:color w:val="0000EE"/>
-            <w:u w:val="single"/>
-          </w:rPr>
-          <w:t>但</w:t>
-        </w:r>
-      </w:hyperlink>
-      <w:hyperlink r:id="rId83">
-        <w:r>
-          <w:rPr>
-            <w:lang w:val="zh_TW" w:bidi="zh_TW"/>
-          </w:rPr>
-          <w:rPr>
-            <w:color w:val="0000EE"/>
-            <w:u w:val="single"/>
-          </w:rPr>
-          <w:t>7:13–14</w:t>
-        </w:r>
-      </w:hyperlink>
+      <w:r>
+        <w:rPr>
+          <w:lang w:val="zh_TW" w:bidi="zh_TW"/>
+        </w:rPr>
+        <w:t>但</w:t>
+      </w:r>
+      <w:r>
+        <w:rPr>
+          <w:lang w:val="zh_TW" w:bidi="zh_TW"/>
+        </w:rPr>
+        <w:t>7:13–14</w:t>
+      </w:r>
       <w:r>
         <w:rPr>
           <w:lang w:val="zh_TW" w:bidi="zh_TW"/>
@@ -2989,204 +2473,132 @@
         </w:rPr>
         <w:t>夢被視為神對先知說話的一種方式（</w:t>
       </w:r>
-      <w:hyperlink r:id="rId84">
-        <w:r>
-          <w:rPr>
-            <w:lang w:val="zh_TW" w:bidi="zh_TW"/>
-          </w:rPr>
-          <w:rPr>
-            <w:color w:val="0000EE"/>
-            <w:u w:val="single"/>
-          </w:rPr>
-          <w:t>民12:6</w:t>
-        </w:r>
-      </w:hyperlink>
+      <w:r>
+        <w:rPr>
+          <w:lang w:val="zh_TW" w:bidi="zh_TW"/>
+        </w:rPr>
+        <w:t>民12:6</w:t>
+      </w:r>
       <w:r>
         <w:rPr>
           <w:lang w:val="zh_TW" w:bidi="zh_TW"/>
         </w:rPr>
         <w:t>）。然而，神的子民要如何分辨真先知與假先知呢？神設立了兩個試驗：一是能否預言即將發生的事情（</w:t>
       </w:r>
-      <w:hyperlink r:id="rId85">
-        <w:r>
-          <w:rPr>
-            <w:lang w:val="zh_TW" w:bidi="zh_TW"/>
-          </w:rPr>
-          <w:rPr>
-            <w:color w:val="0000EE"/>
-            <w:u w:val="single"/>
-          </w:rPr>
-          <w:t>申18:22</w:t>
-        </w:r>
-      </w:hyperlink>
+      <w:r>
+        <w:rPr>
+          <w:lang w:val="zh_TW" w:bidi="zh_TW"/>
+        </w:rPr>
+        <w:t>申18:22</w:t>
+      </w:r>
       <w:r>
         <w:rPr>
           <w:lang w:val="zh_TW" w:bidi="zh_TW"/>
         </w:rPr>
         <w:t>）；二是其信息是否與先前啟示的真理一致（</w:t>
       </w:r>
-      <w:hyperlink r:id="rId85">
-        <w:r>
-          <w:rPr>
-            <w:lang w:val="zh_TW" w:bidi="zh_TW"/>
-          </w:rPr>
-          <w:rPr>
-            <w:color w:val="0000EE"/>
-            <w:u w:val="single"/>
-          </w:rPr>
-          <w:t>申</w:t>
-        </w:r>
-      </w:hyperlink>
-      <w:hyperlink r:id="rId86">
-        <w:r>
-          <w:rPr>
-            <w:lang w:val="zh_TW" w:bidi="zh_TW"/>
-          </w:rPr>
-          <w:rPr>
-            <w:color w:val="0000EE"/>
-            <w:u w:val="single"/>
-          </w:rPr>
-          <w:t>13:1–4</w:t>
-        </w:r>
-      </w:hyperlink>
+      <w:r>
+        <w:rPr>
+          <w:lang w:val="zh_TW" w:bidi="zh_TW"/>
+        </w:rPr>
+        <w:t>申</w:t>
+      </w:r>
+      <w:r>
+        <w:rPr>
+          <w:lang w:val="zh_TW" w:bidi="zh_TW"/>
+        </w:rPr>
+        <w:t>13:1–4</w:t>
+      </w:r>
       <w:r>
         <w:rPr>
           <w:lang w:val="zh_TW" w:bidi="zh_TW"/>
         </w:rPr>
         <w:t>）。假先知必被處死（</w:t>
       </w:r>
-      <w:hyperlink r:id="rId85">
-        <w:r>
-          <w:rPr>
-            <w:lang w:val="zh_TW" w:bidi="zh_TW"/>
-          </w:rPr>
-          <w:rPr>
-            <w:color w:val="0000EE"/>
-            <w:u w:val="single"/>
-          </w:rPr>
-          <w:t>申</w:t>
-        </w:r>
-      </w:hyperlink>
-      <w:hyperlink r:id="rId86">
-        <w:r>
-          <w:rPr>
-            <w:lang w:val="zh_TW" w:bidi="zh_TW"/>
-          </w:rPr>
-          <w:rPr>
-            <w:color w:val="0000EE"/>
-            <w:u w:val="single"/>
-          </w:rPr>
-          <w:t>13:5</w:t>
-        </w:r>
-      </w:hyperlink>
+      <w:r>
+        <w:rPr>
+          <w:lang w:val="zh_TW" w:bidi="zh_TW"/>
+        </w:rPr>
+        <w:t>申</w:t>
+      </w:r>
+      <w:r>
+        <w:rPr>
+          <w:lang w:val="zh_TW" w:bidi="zh_TW"/>
+        </w:rPr>
+        <w:t>13:5</w:t>
+      </w:r>
       <w:r>
         <w:rPr>
           <w:lang w:val="zh_TW" w:bidi="zh_TW"/>
         </w:rPr>
         <w:t>）。在耶利米（</w:t>
       </w:r>
-      <w:hyperlink r:id="rId87">
-        <w:r>
-          <w:rPr>
-            <w:lang w:val="zh_TW" w:bidi="zh_TW"/>
-          </w:rPr>
-          <w:rPr>
-            <w:color w:val="0000EE"/>
-            <w:u w:val="single"/>
-          </w:rPr>
-          <w:t>耶23:25–32</w:t>
-        </w:r>
-      </w:hyperlink>
+      <w:r>
+        <w:rPr>
+          <w:lang w:val="zh_TW" w:bidi="zh_TW"/>
+        </w:rPr>
+        <w:t>耶23:25–32</w:t>
+      </w:r>
       <w:r>
         <w:rPr>
           <w:lang w:val="zh_TW" w:bidi="zh_TW"/>
         </w:rPr>
         <w:t>）與撒迦利亞（</w:t>
       </w:r>
-      <w:hyperlink r:id="rId88">
-        <w:r>
-          <w:rPr>
-            <w:lang w:val="zh_TW" w:bidi="zh_TW"/>
-          </w:rPr>
-          <w:rPr>
-            <w:color w:val="0000EE"/>
-            <w:u w:val="single"/>
-          </w:rPr>
-          <w:t>亞10:2</w:t>
-        </w:r>
-      </w:hyperlink>
+      <w:r>
+        <w:rPr>
+          <w:lang w:val="zh_TW" w:bidi="zh_TW"/>
+        </w:rPr>
+        <w:t>亞10:2</w:t>
+      </w:r>
       <w:r>
         <w:rPr>
           <w:lang w:val="zh_TW" w:bidi="zh_TW"/>
         </w:rPr>
         <w:t>）時代，假預言的問題極為嚴重。儘管耶利米多次警告（</w:t>
       </w:r>
-      <w:hyperlink r:id="rId89">
-        <w:r>
-          <w:rPr>
-            <w:lang w:val="zh_TW" w:bidi="zh_TW"/>
-          </w:rPr>
-          <w:rPr>
-            <w:color w:val="0000EE"/>
-            <w:u w:val="single"/>
-          </w:rPr>
-          <w:t>耶23:32</w:t>
-        </w:r>
-      </w:hyperlink>
+      <w:r>
+        <w:rPr>
+          <w:lang w:val="zh_TW" w:bidi="zh_TW"/>
+        </w:rPr>
+        <w:t>耶23:32</w:t>
+      </w:r>
       <w:r>
         <w:rPr>
           <w:lang w:val="zh_TW" w:bidi="zh_TW"/>
         </w:rPr>
         <w:t>，</w:t>
       </w:r>
-      <w:hyperlink r:id="rId90">
-        <w:r>
-          <w:rPr>
-            <w:lang w:val="zh_TW" w:bidi="zh_TW"/>
-          </w:rPr>
-          <w:rPr>
-            <w:color w:val="0000EE"/>
-            <w:u w:val="single"/>
-          </w:rPr>
-          <w:t>27:9–10</w:t>
-        </w:r>
-      </w:hyperlink>
+      <w:r>
+        <w:rPr>
+          <w:lang w:val="zh_TW" w:bidi="zh_TW"/>
+        </w:rPr>
+        <w:t>27:9–10</w:t>
+      </w:r>
       <w:r>
         <w:rPr>
           <w:lang w:val="zh_TW" w:bidi="zh_TW"/>
         </w:rPr>
         <w:t>，</w:t>
       </w:r>
-      <w:hyperlink r:id="rId91">
-        <w:r>
-          <w:rPr>
-            <w:lang w:val="zh_TW" w:bidi="zh_TW"/>
-          </w:rPr>
-          <w:rPr>
-            <w:color w:val="0000EE"/>
-            <w:u w:val="single"/>
-          </w:rPr>
-          <w:t>29:8–9</w:t>
-        </w:r>
-      </w:hyperlink>
+      <w:r>
+        <w:rPr>
+          <w:lang w:val="zh_TW" w:bidi="zh_TW"/>
+        </w:rPr>
+        <w:t>29:8–9</w:t>
+      </w:r>
       <w:r>
         <w:rPr>
           <w:lang w:val="zh_TW" w:bidi="zh_TW"/>
         </w:rPr>
         <w:t>），百姓仍偏愛聽信那些空洞、帶來虛假希望的假先知。夢也成為以色列先知性盼望的一部分（</w:t>
       </w:r>
-      <w:hyperlink r:id="rId92">
-        <w:r>
-          <w:rPr>
-            <w:lang w:val="zh_TW" w:bidi="zh_TW"/>
-          </w:rPr>
-          <w:rPr>
-            <w:color w:val="0000EE"/>
-            <w:u w:val="single"/>
-          </w:rPr>
-          <w:t>珥2:28</w:t>
-        </w:r>
-      </w:hyperlink>
+      <w:r>
+        <w:rPr>
+          <w:lang w:val="zh_TW" w:bidi="zh_TW"/>
+        </w:rPr>
+        <w:t>珥2:28</w:t>
+      </w:r>
       <w:r>
         <w:rPr>
           <w:lang w:val="zh_TW" w:bidi="zh_TW"/>
@@ -3242,48 +2654,30 @@
         </w:rPr>
         <w:t>（</w:t>
       </w:r>
-      <w:hyperlink r:id="rId93">
-        <w:r>
-          <w:rPr>
-            <w:lang w:val="zh_TW" w:bidi="zh_TW"/>
-          </w:rPr>
-          <w:rPr>
-            <w:color w:val="0000EE"/>
-            <w:u w:val="single"/>
-          </w:rPr>
-          <w:t>太1:19–23</w:t>
-        </w:r>
-      </w:hyperlink>
+      <w:r>
+        <w:rPr>
+          <w:lang w:val="zh_TW" w:bidi="zh_TW"/>
+        </w:rPr>
+        <w:t>太1:19–23</w:t>
+      </w:r>
       <w:r>
         <w:rPr>
           <w:lang w:val="zh_TW" w:bidi="zh_TW"/>
         </w:rPr>
         <w:t>）。接著，博士們在夢中得到指示，不要將耶穌的住處告訴希律（</w:t>
       </w:r>
-      <w:hyperlink r:id="rId93">
-        <w:r>
-          <w:rPr>
-            <w:lang w:val="zh_TW" w:bidi="zh_TW"/>
-          </w:rPr>
-          <w:rPr>
-            <w:color w:val="0000EE"/>
-            <w:u w:val="single"/>
-          </w:rPr>
-          <w:t>太</w:t>
-        </w:r>
-      </w:hyperlink>
-      <w:hyperlink r:id="rId94">
-        <w:r>
-          <w:rPr>
-            <w:lang w:val="zh_TW" w:bidi="zh_TW"/>
-          </w:rPr>
-          <w:rPr>
-            <w:color w:val="0000EE"/>
-            <w:u w:val="single"/>
-          </w:rPr>
-          <w:t>2:12</w:t>
-        </w:r>
-      </w:hyperlink>
+      <w:r>
+        <w:rPr>
+          <w:lang w:val="zh_TW" w:bidi="zh_TW"/>
+        </w:rPr>
+        <w:t>太</w:t>
+      </w:r>
+      <w:r>
+        <w:rPr>
+          <w:lang w:val="zh_TW" w:bidi="zh_TW"/>
+        </w:rPr>
+        <w:t>2:12</w:t>
+      </w:r>
       <w:r>
         <w:rPr>
           <w:lang w:val="zh_TW" w:bidi="zh_TW"/>
@@ -3314,60 +2708,36 @@
         </w:rPr>
         <w:t>帶著馬利亞與嬰孩逃往埃及（</w:t>
       </w:r>
-      <w:hyperlink r:id="rId93">
-        <w:r>
-          <w:rPr>
-            <w:lang w:val="zh_TW" w:bidi="zh_TW"/>
-          </w:rPr>
-          <w:rPr>
-            <w:color w:val="0000EE"/>
-            <w:u w:val="single"/>
-          </w:rPr>
-          <w:t>太</w:t>
-        </w:r>
-      </w:hyperlink>
-      <w:hyperlink r:id="rId94">
-        <w:r>
-          <w:rPr>
-            <w:lang w:val="zh_TW" w:bidi="zh_TW"/>
-          </w:rPr>
-          <w:rPr>
-            <w:color w:val="0000EE"/>
-            <w:u w:val="single"/>
-          </w:rPr>
-          <w:t>2:13</w:t>
-        </w:r>
-      </w:hyperlink>
+      <w:r>
+        <w:rPr>
+          <w:lang w:val="zh_TW" w:bidi="zh_TW"/>
+        </w:rPr>
+        <w:t>太</w:t>
+      </w:r>
+      <w:r>
+        <w:rPr>
+          <w:lang w:val="zh_TW" w:bidi="zh_TW"/>
+        </w:rPr>
+        <w:t>2:13</w:t>
+      </w:r>
       <w:r>
         <w:rPr>
           <w:lang w:val="zh_TW" w:bidi="zh_TW"/>
         </w:rPr>
         <w:t>）。希律死後，約瑟在夢中被告知可以從埃及返回（</w:t>
       </w:r>
-      <w:hyperlink r:id="rId93">
-        <w:r>
-          <w:rPr>
-            <w:lang w:val="zh_TW" w:bidi="zh_TW"/>
-          </w:rPr>
-          <w:rPr>
-            <w:color w:val="0000EE"/>
-            <w:u w:val="single"/>
-          </w:rPr>
-          <w:t>太</w:t>
-        </w:r>
-      </w:hyperlink>
-      <w:hyperlink r:id="rId94">
-        <w:r>
-          <w:rPr>
-            <w:lang w:val="zh_TW" w:bidi="zh_TW"/>
-          </w:rPr>
-          <w:rPr>
-            <w:color w:val="0000EE"/>
-            <w:u w:val="single"/>
-          </w:rPr>
-          <w:t>2:20</w:t>
-        </w:r>
-      </w:hyperlink>
+      <w:r>
+        <w:rPr>
+          <w:lang w:val="zh_TW" w:bidi="zh_TW"/>
+        </w:rPr>
+        <w:t>太</w:t>
+      </w:r>
+      <w:r>
+        <w:rPr>
+          <w:lang w:val="zh_TW" w:bidi="zh_TW"/>
+        </w:rPr>
+        <w:t>2:20</w:t>
+      </w:r>
       <w:r>
         <w:rPr>
           <w:lang w:val="zh_TW" w:bidi="zh_TW"/>
@@ -3386,30 +2756,18 @@
         </w:rPr>
         <w:t>，應改往加利利居住（</w:t>
       </w:r>
-      <w:hyperlink r:id="rId93">
-        <w:r>
-          <w:rPr>
-            <w:lang w:val="zh_TW" w:bidi="zh_TW"/>
-          </w:rPr>
-          <w:rPr>
-            <w:color w:val="0000EE"/>
-            <w:u w:val="single"/>
-          </w:rPr>
-          <w:t>太</w:t>
-        </w:r>
-      </w:hyperlink>
-      <w:hyperlink r:id="rId94">
-        <w:r>
-          <w:rPr>
-            <w:lang w:val="zh_TW" w:bidi="zh_TW"/>
-          </w:rPr>
-          <w:rPr>
-            <w:color w:val="0000EE"/>
-            <w:u w:val="single"/>
-          </w:rPr>
-          <w:t>2:22</w:t>
-        </w:r>
-      </w:hyperlink>
+      <w:r>
+        <w:rPr>
+          <w:lang w:val="zh_TW" w:bidi="zh_TW"/>
+        </w:rPr>
+        <w:t>太</w:t>
+      </w:r>
+      <w:r>
+        <w:rPr>
+          <w:lang w:val="zh_TW" w:bidi="zh_TW"/>
+        </w:rPr>
+        <w:t>2:22</w:t>
+      </w:r>
       <w:r>
         <w:rPr>
           <w:lang w:val="zh_TW" w:bidi="zh_TW"/>
@@ -3442,18 +2800,12 @@
         </w:rPr>
         <w:t>中唯一另有具體提到的夢，是彼拉多的妻子所作的夢；其促使她勸告丈夫：「這義人的事，你一點不可管」（</w:t>
       </w:r>
-      <w:hyperlink r:id="rId95">
-        <w:r>
-          <w:rPr>
-            <w:lang w:val="zh_TW" w:bidi="zh_TW"/>
-          </w:rPr>
-          <w:rPr>
-            <w:color w:val="0000EE"/>
-            <w:u w:val="single"/>
-          </w:rPr>
-          <w:t>太27:19</w:t>
-        </w:r>
-      </w:hyperlink>
+      <w:r>
+        <w:rPr>
+          <w:lang w:val="zh_TW" w:bidi="zh_TW"/>
+        </w:rPr>
+        <w:t>太27:19</w:t>
+      </w:r>
       <w:r>
         <w:rPr>
           <w:lang w:val="zh_TW" w:bidi="zh_TW"/>
